--- a/AudioVideoCodingDecoding.docx
+++ b/AudioVideoCodingDecoding.docx
@@ -1754,7 +1754,7 @@
     <w:p>
       <w:pPr>
         <w:rPr>
-          <w:rFonts w:ascii="Times New Roman" w:hAnsi="Times New Roman" w:cs="Times New Roman"/>
+          <w:rFonts w:ascii="Times New Roman" w:hAnsi="Times New Roman" w:cs="Times New Roman" w:hint="eastAsia"/>
           <w:szCs w:val="21"/>
         </w:rPr>
       </w:pPr>
@@ -1911,6 +1911,8 @@
         </w:rPr>
         <w:t>。采样值即波形幅度。</w:t>
       </w:r>
+      <w:bookmarkStart w:id="0" w:name="_GoBack"/>
+      <w:bookmarkEnd w:id="0"/>
     </w:p>
     <w:p>
       <w:pPr>
@@ -1919,6 +1921,244 @@
           <w:szCs w:val="21"/>
         </w:rPr>
       </w:pPr>
+      <w:r>
+        <w:rPr>
+          <w:rFonts w:ascii="Times New Roman" w:hAnsi="Times New Roman" w:cs="Times New Roman"/>
+          <w:szCs w:val="21"/>
+        </w:rPr>
+        <w:t>PCM8</w:t>
+      </w:r>
+      <w:r>
+        <w:rPr>
+          <w:rFonts w:ascii="Times New Roman" w:hAnsi="Times New Roman" w:cs="Times New Roman"/>
+          <w:szCs w:val="21"/>
+        </w:rPr>
+        <w:t>格式的采样数据的取值范围是</w:t>
+      </w:r>
+      <w:r>
+        <w:rPr>
+          <w:rFonts w:ascii="Times New Roman" w:hAnsi="Times New Roman" w:cs="Times New Roman"/>
+          <w:szCs w:val="21"/>
+        </w:rPr>
+        <w:t>0</w:t>
+      </w:r>
+      <w:r>
+        <w:rPr>
+          <w:rFonts w:ascii="Times New Roman" w:hAnsi="Times New Roman" w:cs="Times New Roman"/>
+          <w:szCs w:val="21"/>
+        </w:rPr>
+        <w:t>到</w:t>
+      </w:r>
+      <w:r>
+        <w:rPr>
+          <w:rFonts w:ascii="Times New Roman" w:hAnsi="Times New Roman" w:cs="Times New Roman"/>
+          <w:szCs w:val="21"/>
+        </w:rPr>
+        <w:t>255</w:t>
+      </w:r>
+      <w:r>
+        <w:rPr>
+          <w:rFonts w:ascii="Times New Roman" w:hAnsi="Times New Roman" w:cs="Times New Roman"/>
+          <w:szCs w:val="21"/>
+        </w:rPr>
+        <w:t>。所以</w:t>
+      </w:r>
+      <w:r>
+        <w:rPr>
+          <w:rFonts w:ascii="Times New Roman" w:hAnsi="Times New Roman" w:cs="Times New Roman"/>
+          <w:szCs w:val="21"/>
+        </w:rPr>
+        <w:t>PCM16LE</w:t>
+      </w:r>
+      <w:r>
+        <w:rPr>
+          <w:rFonts w:ascii="Times New Roman" w:hAnsi="Times New Roman" w:cs="Times New Roman"/>
+          <w:szCs w:val="21"/>
+        </w:rPr>
+        <w:t>转换到</w:t>
+      </w:r>
+      <w:r>
+        <w:rPr>
+          <w:rFonts w:ascii="Times New Roman" w:hAnsi="Times New Roman" w:cs="Times New Roman"/>
+          <w:szCs w:val="21"/>
+        </w:rPr>
+        <w:t>PCM8</w:t>
+      </w:r>
+      <w:r>
+        <w:rPr>
+          <w:rFonts w:ascii="Times New Roman" w:hAnsi="Times New Roman" w:cs="Times New Roman"/>
+          <w:szCs w:val="21"/>
+        </w:rPr>
+        <w:t>需要经过两个步骤：第一步是将</w:t>
+      </w:r>
+      <w:r>
+        <w:rPr>
+          <w:rFonts w:ascii="Times New Roman" w:hAnsi="Times New Roman" w:cs="Times New Roman"/>
+          <w:szCs w:val="21"/>
+        </w:rPr>
+        <w:t>-32768</w:t>
+      </w:r>
+      <w:r>
+        <w:rPr>
+          <w:rFonts w:ascii="Times New Roman" w:hAnsi="Times New Roman" w:cs="Times New Roman"/>
+          <w:szCs w:val="21"/>
+        </w:rPr>
+        <w:t>到</w:t>
+      </w:r>
+      <w:r>
+        <w:rPr>
+          <w:rFonts w:ascii="Times New Roman" w:hAnsi="Times New Roman" w:cs="Times New Roman"/>
+          <w:szCs w:val="21"/>
+        </w:rPr>
+        <w:t>32767</w:t>
+      </w:r>
+      <w:r>
+        <w:rPr>
+          <w:rFonts w:ascii="Times New Roman" w:hAnsi="Times New Roman" w:cs="Times New Roman"/>
+          <w:szCs w:val="21"/>
+        </w:rPr>
+        <w:t>的</w:t>
+      </w:r>
+      <w:r>
+        <w:rPr>
+          <w:rFonts w:ascii="Times New Roman" w:hAnsi="Times New Roman" w:cs="Times New Roman"/>
+          <w:szCs w:val="21"/>
+        </w:rPr>
+        <w:t>16bit</w:t>
+      </w:r>
+      <w:r>
+        <w:rPr>
+          <w:rFonts w:ascii="Times New Roman" w:hAnsi="Times New Roman" w:cs="Times New Roman"/>
+          <w:szCs w:val="21"/>
+        </w:rPr>
+        <w:t>有符号数值转换为</w:t>
+      </w:r>
+      <w:r>
+        <w:rPr>
+          <w:rFonts w:ascii="Times New Roman" w:hAnsi="Times New Roman" w:cs="Times New Roman"/>
+          <w:szCs w:val="21"/>
+        </w:rPr>
+        <w:t>-128</w:t>
+      </w:r>
+      <w:r>
+        <w:rPr>
+          <w:rFonts w:ascii="Times New Roman" w:hAnsi="Times New Roman" w:cs="Times New Roman"/>
+          <w:szCs w:val="21"/>
+        </w:rPr>
+        <w:t>到</w:t>
+      </w:r>
+      <w:r>
+        <w:rPr>
+          <w:rFonts w:ascii="Times New Roman" w:hAnsi="Times New Roman" w:cs="Times New Roman"/>
+          <w:szCs w:val="21"/>
+        </w:rPr>
+        <w:t>127</w:t>
+      </w:r>
+      <w:r>
+        <w:rPr>
+          <w:rFonts w:ascii="Times New Roman" w:hAnsi="Times New Roman" w:cs="Times New Roman"/>
+          <w:szCs w:val="21"/>
+        </w:rPr>
+        <w:t>的</w:t>
+      </w:r>
+      <w:r>
+        <w:rPr>
+          <w:rFonts w:ascii="Times New Roman" w:hAnsi="Times New Roman" w:cs="Times New Roman"/>
+          <w:szCs w:val="21"/>
+        </w:rPr>
+        <w:t>8bit</w:t>
+      </w:r>
+      <w:r>
+        <w:rPr>
+          <w:rFonts w:ascii="Times New Roman" w:hAnsi="Times New Roman" w:cs="Times New Roman"/>
+          <w:szCs w:val="21"/>
+        </w:rPr>
+        <w:t>有符号数值，第二步是将</w:t>
+      </w:r>
+      <w:r>
+        <w:rPr>
+          <w:rFonts w:ascii="Times New Roman" w:hAnsi="Times New Roman" w:cs="Times New Roman"/>
+          <w:szCs w:val="21"/>
+        </w:rPr>
+        <w:t>-128</w:t>
+      </w:r>
+      <w:r>
+        <w:rPr>
+          <w:rFonts w:ascii="Times New Roman" w:hAnsi="Times New Roman" w:cs="Times New Roman"/>
+          <w:szCs w:val="21"/>
+        </w:rPr>
+        <w:t>到</w:t>
+      </w:r>
+      <w:r>
+        <w:rPr>
+          <w:rFonts w:ascii="Times New Roman" w:hAnsi="Times New Roman" w:cs="Times New Roman"/>
+          <w:szCs w:val="21"/>
+        </w:rPr>
+        <w:t>127</w:t>
+      </w:r>
+      <w:r>
+        <w:rPr>
+          <w:rFonts w:ascii="Times New Roman" w:hAnsi="Times New Roman" w:cs="Times New Roman"/>
+          <w:szCs w:val="21"/>
+        </w:rPr>
+        <w:t>的</w:t>
+      </w:r>
+      <w:r>
+        <w:rPr>
+          <w:rFonts w:ascii="Times New Roman" w:hAnsi="Times New Roman" w:cs="Times New Roman"/>
+          <w:szCs w:val="21"/>
+        </w:rPr>
+        <w:t>8bit</w:t>
+      </w:r>
+      <w:r>
+        <w:rPr>
+          <w:rFonts w:ascii="Times New Roman" w:hAnsi="Times New Roman" w:cs="Times New Roman"/>
+          <w:szCs w:val="21"/>
+        </w:rPr>
+        <w:t>有符号数值转换为</w:t>
+      </w:r>
+      <w:r>
+        <w:rPr>
+          <w:rFonts w:ascii="Times New Roman" w:hAnsi="Times New Roman" w:cs="Times New Roman"/>
+          <w:szCs w:val="21"/>
+        </w:rPr>
+        <w:t>0</w:t>
+      </w:r>
+      <w:r>
+        <w:rPr>
+          <w:rFonts w:ascii="Times New Roman" w:hAnsi="Times New Roman" w:cs="Times New Roman"/>
+          <w:szCs w:val="21"/>
+        </w:rPr>
+        <w:t>到</w:t>
+      </w:r>
+      <w:r>
+        <w:rPr>
+          <w:rFonts w:ascii="Times New Roman" w:hAnsi="Times New Roman" w:cs="Times New Roman"/>
+          <w:szCs w:val="21"/>
+        </w:rPr>
+        <w:t>255</w:t>
+      </w:r>
+      <w:r>
+        <w:rPr>
+          <w:rFonts w:ascii="Times New Roman" w:hAnsi="Times New Roman" w:cs="Times New Roman"/>
+          <w:szCs w:val="21"/>
+        </w:rPr>
+        <w:t>的</w:t>
+      </w:r>
+      <w:r>
+        <w:rPr>
+          <w:rFonts w:ascii="Times New Roman" w:hAnsi="Times New Roman" w:cs="Times New Roman"/>
+          <w:szCs w:val="21"/>
+        </w:rPr>
+        <w:t>8bit</w:t>
+      </w:r>
+      <w:r>
+        <w:rPr>
+          <w:rFonts w:ascii="Times New Roman" w:hAnsi="Times New Roman" w:cs="Times New Roman"/>
+          <w:szCs w:val="21"/>
+        </w:rPr>
+        <w:t>无符号数值</w:t>
+      </w:r>
     </w:p>
     <w:p>
       <w:pPr>
@@ -1927,244 +2167,6 @@
           <w:szCs w:val="21"/>
         </w:rPr>
       </w:pPr>
-      <w:r>
-        <w:rPr>
-          <w:rFonts w:ascii="Times New Roman" w:hAnsi="Times New Roman" w:cs="Times New Roman"/>
-          <w:szCs w:val="21"/>
-        </w:rPr>
-        <w:t>PCM8</w:t>
-      </w:r>
-      <w:r>
-        <w:rPr>
-          <w:rFonts w:ascii="Times New Roman" w:hAnsi="Times New Roman" w:cs="Times New Roman"/>
-          <w:szCs w:val="21"/>
-        </w:rPr>
-        <w:t>格式的采样数据的取值范围是</w:t>
-      </w:r>
-      <w:r>
-        <w:rPr>
-          <w:rFonts w:ascii="Times New Roman" w:hAnsi="Times New Roman" w:cs="Times New Roman"/>
-          <w:szCs w:val="21"/>
-        </w:rPr>
-        <w:t>0</w:t>
-      </w:r>
-      <w:r>
-        <w:rPr>
-          <w:rFonts w:ascii="Times New Roman" w:hAnsi="Times New Roman" w:cs="Times New Roman"/>
-          <w:szCs w:val="21"/>
-        </w:rPr>
-        <w:t>到</w:t>
-      </w:r>
-      <w:r>
-        <w:rPr>
-          <w:rFonts w:ascii="Times New Roman" w:hAnsi="Times New Roman" w:cs="Times New Roman"/>
-          <w:szCs w:val="21"/>
-        </w:rPr>
-        <w:t>255</w:t>
-      </w:r>
-      <w:r>
-        <w:rPr>
-          <w:rFonts w:ascii="Times New Roman" w:hAnsi="Times New Roman" w:cs="Times New Roman"/>
-          <w:szCs w:val="21"/>
-        </w:rPr>
-        <w:t>。所以</w:t>
-      </w:r>
-      <w:r>
-        <w:rPr>
-          <w:rFonts w:ascii="Times New Roman" w:hAnsi="Times New Roman" w:cs="Times New Roman"/>
-          <w:szCs w:val="21"/>
-        </w:rPr>
-        <w:t>PCM16LE</w:t>
-      </w:r>
-      <w:r>
-        <w:rPr>
-          <w:rFonts w:ascii="Times New Roman" w:hAnsi="Times New Roman" w:cs="Times New Roman"/>
-          <w:szCs w:val="21"/>
-        </w:rPr>
-        <w:t>转换到</w:t>
-      </w:r>
-      <w:r>
-        <w:rPr>
-          <w:rFonts w:ascii="Times New Roman" w:hAnsi="Times New Roman" w:cs="Times New Roman"/>
-          <w:szCs w:val="21"/>
-        </w:rPr>
-        <w:t>PCM8</w:t>
-      </w:r>
-      <w:r>
-        <w:rPr>
-          <w:rFonts w:ascii="Times New Roman" w:hAnsi="Times New Roman" w:cs="Times New Roman"/>
-          <w:szCs w:val="21"/>
-        </w:rPr>
-        <w:t>需要经过两个步骤：第一步是将</w:t>
-      </w:r>
-      <w:r>
-        <w:rPr>
-          <w:rFonts w:ascii="Times New Roman" w:hAnsi="Times New Roman" w:cs="Times New Roman"/>
-          <w:szCs w:val="21"/>
-        </w:rPr>
-        <w:t>-32768</w:t>
-      </w:r>
-      <w:r>
-        <w:rPr>
-          <w:rFonts w:ascii="Times New Roman" w:hAnsi="Times New Roman" w:cs="Times New Roman"/>
-          <w:szCs w:val="21"/>
-        </w:rPr>
-        <w:t>到</w:t>
-      </w:r>
-      <w:r>
-        <w:rPr>
-          <w:rFonts w:ascii="Times New Roman" w:hAnsi="Times New Roman" w:cs="Times New Roman"/>
-          <w:szCs w:val="21"/>
-        </w:rPr>
-        <w:t>32767</w:t>
-      </w:r>
-      <w:r>
-        <w:rPr>
-          <w:rFonts w:ascii="Times New Roman" w:hAnsi="Times New Roman" w:cs="Times New Roman"/>
-          <w:szCs w:val="21"/>
-        </w:rPr>
-        <w:t>的</w:t>
-      </w:r>
-      <w:r>
-        <w:rPr>
-          <w:rFonts w:ascii="Times New Roman" w:hAnsi="Times New Roman" w:cs="Times New Roman"/>
-          <w:szCs w:val="21"/>
-        </w:rPr>
-        <w:t>16bit</w:t>
-      </w:r>
-      <w:r>
-        <w:rPr>
-          <w:rFonts w:ascii="Times New Roman" w:hAnsi="Times New Roman" w:cs="Times New Roman"/>
-          <w:szCs w:val="21"/>
-        </w:rPr>
-        <w:t>有符号数值转换为</w:t>
-      </w:r>
-      <w:r>
-        <w:rPr>
-          <w:rFonts w:ascii="Times New Roman" w:hAnsi="Times New Roman" w:cs="Times New Roman"/>
-          <w:szCs w:val="21"/>
-        </w:rPr>
-        <w:t>-128</w:t>
-      </w:r>
-      <w:r>
-        <w:rPr>
-          <w:rFonts w:ascii="Times New Roman" w:hAnsi="Times New Roman" w:cs="Times New Roman"/>
-          <w:szCs w:val="21"/>
-        </w:rPr>
-        <w:t>到</w:t>
-      </w:r>
-      <w:r>
-        <w:rPr>
-          <w:rFonts w:ascii="Times New Roman" w:hAnsi="Times New Roman" w:cs="Times New Roman"/>
-          <w:szCs w:val="21"/>
-        </w:rPr>
-        <w:t>127</w:t>
-      </w:r>
-      <w:r>
-        <w:rPr>
-          <w:rFonts w:ascii="Times New Roman" w:hAnsi="Times New Roman" w:cs="Times New Roman"/>
-          <w:szCs w:val="21"/>
-        </w:rPr>
-        <w:t>的</w:t>
-      </w:r>
-      <w:r>
-        <w:rPr>
-          <w:rFonts w:ascii="Times New Roman" w:hAnsi="Times New Roman" w:cs="Times New Roman"/>
-          <w:szCs w:val="21"/>
-        </w:rPr>
-        <w:t>8bit</w:t>
-      </w:r>
-      <w:r>
-        <w:rPr>
-          <w:rFonts w:ascii="Times New Roman" w:hAnsi="Times New Roman" w:cs="Times New Roman"/>
-          <w:szCs w:val="21"/>
-        </w:rPr>
-        <w:t>有符号数值，第二步是将</w:t>
-      </w:r>
-      <w:r>
-        <w:rPr>
-          <w:rFonts w:ascii="Times New Roman" w:hAnsi="Times New Roman" w:cs="Times New Roman"/>
-          <w:szCs w:val="21"/>
-        </w:rPr>
-        <w:t>-128</w:t>
-      </w:r>
-      <w:r>
-        <w:rPr>
-          <w:rFonts w:ascii="Times New Roman" w:hAnsi="Times New Roman" w:cs="Times New Roman"/>
-          <w:szCs w:val="21"/>
-        </w:rPr>
-        <w:t>到</w:t>
-      </w:r>
-      <w:r>
-        <w:rPr>
-          <w:rFonts w:ascii="Times New Roman" w:hAnsi="Times New Roman" w:cs="Times New Roman"/>
-          <w:szCs w:val="21"/>
-        </w:rPr>
-        <w:t>127</w:t>
-      </w:r>
-      <w:r>
-        <w:rPr>
-          <w:rFonts w:ascii="Times New Roman" w:hAnsi="Times New Roman" w:cs="Times New Roman"/>
-          <w:szCs w:val="21"/>
-        </w:rPr>
-        <w:t>的</w:t>
-      </w:r>
-      <w:r>
-        <w:rPr>
-          <w:rFonts w:ascii="Times New Roman" w:hAnsi="Times New Roman" w:cs="Times New Roman"/>
-          <w:szCs w:val="21"/>
-        </w:rPr>
-        <w:t>8bit</w:t>
-      </w:r>
-      <w:r>
-        <w:rPr>
-          <w:rFonts w:ascii="Times New Roman" w:hAnsi="Times New Roman" w:cs="Times New Roman"/>
-          <w:szCs w:val="21"/>
-        </w:rPr>
-        <w:t>有符号数值转换为</w:t>
-      </w:r>
-      <w:r>
-        <w:rPr>
-          <w:rFonts w:ascii="Times New Roman" w:hAnsi="Times New Roman" w:cs="Times New Roman"/>
-          <w:szCs w:val="21"/>
-        </w:rPr>
-        <w:t>0</w:t>
-      </w:r>
-      <w:r>
-        <w:rPr>
-          <w:rFonts w:ascii="Times New Roman" w:hAnsi="Times New Roman" w:cs="Times New Roman"/>
-          <w:szCs w:val="21"/>
-        </w:rPr>
-        <w:t>到</w:t>
-      </w:r>
-      <w:r>
-        <w:rPr>
-          <w:rFonts w:ascii="Times New Roman" w:hAnsi="Times New Roman" w:cs="Times New Roman"/>
-          <w:szCs w:val="21"/>
-        </w:rPr>
-        <w:t>255</w:t>
-      </w:r>
-      <w:r>
-        <w:rPr>
-          <w:rFonts w:ascii="Times New Roman" w:hAnsi="Times New Roman" w:cs="Times New Roman"/>
-          <w:szCs w:val="21"/>
-        </w:rPr>
-        <w:t>的</w:t>
-      </w:r>
-      <w:r>
-        <w:rPr>
-          <w:rFonts w:ascii="Times New Roman" w:hAnsi="Times New Roman" w:cs="Times New Roman"/>
-          <w:szCs w:val="21"/>
-        </w:rPr>
-        <w:t>8bit</w:t>
-      </w:r>
-      <w:r>
-        <w:rPr>
-          <w:rFonts w:ascii="Times New Roman" w:hAnsi="Times New Roman" w:cs="Times New Roman"/>
-          <w:szCs w:val="21"/>
-        </w:rPr>
-        <w:t>无符号数值</w:t>
-      </w:r>
     </w:p>
     <w:p>
       <w:pPr>
@@ -2173,72 +2175,69 @@
           <w:szCs w:val="21"/>
         </w:rPr>
       </w:pPr>
-    </w:p>
-    <w:p>
-      <w:pPr>
+      <w:r>
+        <w:rPr>
+          <w:rFonts w:ascii="Times New Roman" w:hAnsi="Times New Roman" w:cs="Times New Roman"/>
+          <w:szCs w:val="21"/>
+        </w:rPr>
+        <w:t>WAVE</w:t>
+      </w:r>
+      <w:r>
+        <w:rPr>
+          <w:rFonts w:ascii="Times New Roman" w:hAnsi="Times New Roman" w:cs="Times New Roman"/>
+          <w:szCs w:val="21"/>
+        </w:rPr>
+        <w:t>格式音频（扩展名为</w:t>
+      </w:r>
+      <w:r>
+        <w:rPr>
+          <w:rFonts w:ascii="Times New Roman" w:hAnsi="Times New Roman" w:cs="Times New Roman"/>
+          <w:szCs w:val="21"/>
+        </w:rPr>
+        <w:t>“.wav”</w:t>
+      </w:r>
+      <w:r>
+        <w:rPr>
+          <w:rFonts w:ascii="Times New Roman" w:hAnsi="Times New Roman" w:cs="Times New Roman"/>
+          <w:szCs w:val="21"/>
+        </w:rPr>
+        <w:t>）是</w:t>
+      </w:r>
+      <w:r>
+        <w:rPr>
+          <w:rFonts w:ascii="Times New Roman" w:hAnsi="Times New Roman" w:cs="Times New Roman"/>
+          <w:szCs w:val="21"/>
+        </w:rPr>
+        <w:t>Windows</w:t>
+      </w:r>
+      <w:r>
+        <w:rPr>
+          <w:rFonts w:ascii="Times New Roman" w:hAnsi="Times New Roman" w:cs="Times New Roman"/>
+          <w:szCs w:val="21"/>
+        </w:rPr>
+        <w:t>系统中最常见的一种音频。该格式的实质就是在</w:t>
+      </w:r>
+      <w:r>
+        <w:rPr>
+          <w:rFonts w:ascii="Times New Roman" w:hAnsi="Times New Roman" w:cs="Times New Roman"/>
+          <w:szCs w:val="21"/>
+        </w:rPr>
+        <w:t>PCM</w:t>
+      </w:r>
+      <w:r>
+        <w:rPr>
+          <w:rFonts w:ascii="Times New Roman" w:hAnsi="Times New Roman" w:cs="Times New Roman"/>
+          <w:szCs w:val="21"/>
+        </w:rPr>
+        <w:t>文件的前面加了一个文件头</w:t>
+      </w:r>
+      <w:r>
         <w:rPr>
           <w:rFonts w:ascii="Times New Roman" w:hAnsi="Times New Roman" w:cs="Times New Roman" w:hint="eastAsia"/>
           <w:szCs w:val="21"/>
         </w:rPr>
-      </w:pPr>
-      <w:r>
-        <w:rPr>
-          <w:rFonts w:ascii="Times New Roman" w:hAnsi="Times New Roman" w:cs="Times New Roman"/>
-          <w:szCs w:val="21"/>
-        </w:rPr>
-        <w:t>WAVE</w:t>
-      </w:r>
-      <w:r>
-        <w:rPr>
-          <w:rFonts w:ascii="Times New Roman" w:hAnsi="Times New Roman" w:cs="Times New Roman"/>
-          <w:szCs w:val="21"/>
-        </w:rPr>
-        <w:t>格式音频（扩展名为</w:t>
-      </w:r>
-      <w:r>
-        <w:rPr>
-          <w:rFonts w:ascii="Times New Roman" w:hAnsi="Times New Roman" w:cs="Times New Roman"/>
-          <w:szCs w:val="21"/>
-        </w:rPr>
-        <w:t>“.wav”</w:t>
-      </w:r>
-      <w:r>
-        <w:rPr>
-          <w:rFonts w:ascii="Times New Roman" w:hAnsi="Times New Roman" w:cs="Times New Roman"/>
-          <w:szCs w:val="21"/>
-        </w:rPr>
-        <w:t>）是</w:t>
-      </w:r>
-      <w:r>
-        <w:rPr>
-          <w:rFonts w:ascii="Times New Roman" w:hAnsi="Times New Roman" w:cs="Times New Roman"/>
-          <w:szCs w:val="21"/>
-        </w:rPr>
-        <w:t>Windows</w:t>
-      </w:r>
-      <w:r>
-        <w:rPr>
-          <w:rFonts w:ascii="Times New Roman" w:hAnsi="Times New Roman" w:cs="Times New Roman"/>
-          <w:szCs w:val="21"/>
-        </w:rPr>
-        <w:t>系统中最常见的一种音频。该格式的实质就是在</w:t>
-      </w:r>
-      <w:r>
-        <w:rPr>
-          <w:rFonts w:ascii="Times New Roman" w:hAnsi="Times New Roman" w:cs="Times New Roman"/>
-          <w:szCs w:val="21"/>
-        </w:rPr>
-        <w:t>PCM</w:t>
-      </w:r>
-      <w:r>
-        <w:rPr>
-          <w:rFonts w:ascii="Times New Roman" w:hAnsi="Times New Roman" w:cs="Times New Roman"/>
-          <w:szCs w:val="21"/>
-        </w:rPr>
-        <w:t>文件的前面加了一个文件头</w:t>
-      </w:r>
-      <w:bookmarkStart w:id="0" w:name="_GoBack"/>
-      <w:bookmarkEnd w:id="0"/>
+        <w:t>。</w:t>
+      </w:r>
     </w:p>
     <w:sectPr>
       <w:pgSz w:w="11906" w:h="16838"/>

--- a/AudioVideoCodingDecoding.docx
+++ b/AudioVideoCodingDecoding.docx
@@ -1754,7 +1754,7 @@
     <w:p>
       <w:pPr>
         <w:rPr>
-          <w:rFonts w:ascii="Times New Roman" w:hAnsi="Times New Roman" w:cs="Times New Roman" w:hint="eastAsia"/>
+          <w:rFonts w:ascii="Times New Roman" w:hAnsi="Times New Roman" w:cs="Times New Roman"/>
           <w:szCs w:val="21"/>
         </w:rPr>
       </w:pPr>
@@ -1911,8 +1911,851 @@
         </w:rPr>
         <w:t>。采样值即波形幅度。</w:t>
       </w:r>
+    </w:p>
+    <w:p>
+      <w:pPr>
+        <w:rPr>
+          <w:rFonts w:ascii="Times New Roman" w:hAnsi="Times New Roman" w:cs="Times New Roman"/>
+          <w:szCs w:val="21"/>
+        </w:rPr>
+      </w:pPr>
+      <w:r>
+        <w:rPr>
+          <w:rFonts w:ascii="Times New Roman" w:hAnsi="Times New Roman" w:cs="Times New Roman"/>
+          <w:szCs w:val="21"/>
+        </w:rPr>
+        <w:t>PCM8</w:t>
+      </w:r>
+      <w:r>
+        <w:rPr>
+          <w:rFonts w:ascii="Times New Roman" w:hAnsi="Times New Roman" w:cs="Times New Roman"/>
+          <w:szCs w:val="21"/>
+        </w:rPr>
+        <w:t>格式的采样数据的取值范围是</w:t>
+      </w:r>
+      <w:r>
+        <w:rPr>
+          <w:rFonts w:ascii="Times New Roman" w:hAnsi="Times New Roman" w:cs="Times New Roman"/>
+          <w:szCs w:val="21"/>
+        </w:rPr>
+        <w:t>0</w:t>
+      </w:r>
+      <w:r>
+        <w:rPr>
+          <w:rFonts w:ascii="Times New Roman" w:hAnsi="Times New Roman" w:cs="Times New Roman"/>
+          <w:szCs w:val="21"/>
+        </w:rPr>
+        <w:t>到</w:t>
+      </w:r>
+      <w:r>
+        <w:rPr>
+          <w:rFonts w:ascii="Times New Roman" w:hAnsi="Times New Roman" w:cs="Times New Roman"/>
+          <w:szCs w:val="21"/>
+        </w:rPr>
+        <w:t>255</w:t>
+      </w:r>
+      <w:r>
+        <w:rPr>
+          <w:rFonts w:ascii="Times New Roman" w:hAnsi="Times New Roman" w:cs="Times New Roman"/>
+          <w:szCs w:val="21"/>
+        </w:rPr>
+        <w:t>。所以</w:t>
+      </w:r>
+      <w:r>
+        <w:rPr>
+          <w:rFonts w:ascii="Times New Roman" w:hAnsi="Times New Roman" w:cs="Times New Roman"/>
+          <w:szCs w:val="21"/>
+        </w:rPr>
+        <w:t>PCM16LE</w:t>
+      </w:r>
+      <w:r>
+        <w:rPr>
+          <w:rFonts w:ascii="Times New Roman" w:hAnsi="Times New Roman" w:cs="Times New Roman"/>
+          <w:szCs w:val="21"/>
+        </w:rPr>
+        <w:t>转换到</w:t>
+      </w:r>
+      <w:r>
+        <w:rPr>
+          <w:rFonts w:ascii="Times New Roman" w:hAnsi="Times New Roman" w:cs="Times New Roman"/>
+          <w:szCs w:val="21"/>
+        </w:rPr>
+        <w:t>PCM8</w:t>
+      </w:r>
+      <w:r>
+        <w:rPr>
+          <w:rFonts w:ascii="Times New Roman" w:hAnsi="Times New Roman" w:cs="Times New Roman"/>
+          <w:szCs w:val="21"/>
+        </w:rPr>
+        <w:t>需要经过两个步骤：第一步是将</w:t>
+      </w:r>
+      <w:r>
+        <w:rPr>
+          <w:rFonts w:ascii="Times New Roman" w:hAnsi="Times New Roman" w:cs="Times New Roman"/>
+          <w:szCs w:val="21"/>
+        </w:rPr>
+        <w:t>-32768</w:t>
+      </w:r>
+      <w:r>
+        <w:rPr>
+          <w:rFonts w:ascii="Times New Roman" w:hAnsi="Times New Roman" w:cs="Times New Roman"/>
+          <w:szCs w:val="21"/>
+        </w:rPr>
+        <w:t>到</w:t>
+      </w:r>
+      <w:r>
+        <w:rPr>
+          <w:rFonts w:ascii="Times New Roman" w:hAnsi="Times New Roman" w:cs="Times New Roman"/>
+          <w:szCs w:val="21"/>
+        </w:rPr>
+        <w:t>32767</w:t>
+      </w:r>
+      <w:r>
+        <w:rPr>
+          <w:rFonts w:ascii="Times New Roman" w:hAnsi="Times New Roman" w:cs="Times New Roman"/>
+          <w:szCs w:val="21"/>
+        </w:rPr>
+        <w:t>的</w:t>
+      </w:r>
+      <w:r>
+        <w:rPr>
+          <w:rFonts w:ascii="Times New Roman" w:hAnsi="Times New Roman" w:cs="Times New Roman"/>
+          <w:szCs w:val="21"/>
+        </w:rPr>
+        <w:t>16bit</w:t>
+      </w:r>
+      <w:r>
+        <w:rPr>
+          <w:rFonts w:ascii="Times New Roman" w:hAnsi="Times New Roman" w:cs="Times New Roman"/>
+          <w:szCs w:val="21"/>
+        </w:rPr>
+        <w:t>有符号数值转换为</w:t>
+      </w:r>
+      <w:r>
+        <w:rPr>
+          <w:rFonts w:ascii="Times New Roman" w:hAnsi="Times New Roman" w:cs="Times New Roman"/>
+          <w:szCs w:val="21"/>
+        </w:rPr>
+        <w:t>-128</w:t>
+      </w:r>
+      <w:r>
+        <w:rPr>
+          <w:rFonts w:ascii="Times New Roman" w:hAnsi="Times New Roman" w:cs="Times New Roman"/>
+          <w:szCs w:val="21"/>
+        </w:rPr>
+        <w:t>到</w:t>
+      </w:r>
+      <w:r>
+        <w:rPr>
+          <w:rFonts w:ascii="Times New Roman" w:hAnsi="Times New Roman" w:cs="Times New Roman"/>
+          <w:szCs w:val="21"/>
+        </w:rPr>
+        <w:t>127</w:t>
+      </w:r>
+      <w:r>
+        <w:rPr>
+          <w:rFonts w:ascii="Times New Roman" w:hAnsi="Times New Roman" w:cs="Times New Roman"/>
+          <w:szCs w:val="21"/>
+        </w:rPr>
+        <w:t>的</w:t>
+      </w:r>
+      <w:r>
+        <w:rPr>
+          <w:rFonts w:ascii="Times New Roman" w:hAnsi="Times New Roman" w:cs="Times New Roman"/>
+          <w:szCs w:val="21"/>
+        </w:rPr>
+        <w:t>8bit</w:t>
+      </w:r>
+      <w:r>
+        <w:rPr>
+          <w:rFonts w:ascii="Times New Roman" w:hAnsi="Times New Roman" w:cs="Times New Roman"/>
+          <w:szCs w:val="21"/>
+        </w:rPr>
+        <w:t>有符号数值，第二步是将</w:t>
+      </w:r>
+      <w:r>
+        <w:rPr>
+          <w:rFonts w:ascii="Times New Roman" w:hAnsi="Times New Roman" w:cs="Times New Roman"/>
+          <w:szCs w:val="21"/>
+        </w:rPr>
+        <w:t>-128</w:t>
+      </w:r>
+      <w:r>
+        <w:rPr>
+          <w:rFonts w:ascii="Times New Roman" w:hAnsi="Times New Roman" w:cs="Times New Roman"/>
+          <w:szCs w:val="21"/>
+        </w:rPr>
+        <w:t>到</w:t>
+      </w:r>
+      <w:r>
+        <w:rPr>
+          <w:rFonts w:ascii="Times New Roman" w:hAnsi="Times New Roman" w:cs="Times New Roman"/>
+          <w:szCs w:val="21"/>
+        </w:rPr>
+        <w:t>127</w:t>
+      </w:r>
+      <w:r>
+        <w:rPr>
+          <w:rFonts w:ascii="Times New Roman" w:hAnsi="Times New Roman" w:cs="Times New Roman"/>
+          <w:szCs w:val="21"/>
+        </w:rPr>
+        <w:t>的</w:t>
+      </w:r>
+      <w:r>
+        <w:rPr>
+          <w:rFonts w:ascii="Times New Roman" w:hAnsi="Times New Roman" w:cs="Times New Roman"/>
+          <w:szCs w:val="21"/>
+        </w:rPr>
+        <w:t>8bit</w:t>
+      </w:r>
+      <w:r>
+        <w:rPr>
+          <w:rFonts w:ascii="Times New Roman" w:hAnsi="Times New Roman" w:cs="Times New Roman"/>
+          <w:szCs w:val="21"/>
+        </w:rPr>
+        <w:t>有符号数值转换为</w:t>
+      </w:r>
+      <w:r>
+        <w:rPr>
+          <w:rFonts w:ascii="Times New Roman" w:hAnsi="Times New Roman" w:cs="Times New Roman"/>
+          <w:szCs w:val="21"/>
+        </w:rPr>
+        <w:t>0</w:t>
+      </w:r>
+      <w:r>
+        <w:rPr>
+          <w:rFonts w:ascii="Times New Roman" w:hAnsi="Times New Roman" w:cs="Times New Roman"/>
+          <w:szCs w:val="21"/>
+        </w:rPr>
+        <w:t>到</w:t>
+      </w:r>
+      <w:r>
+        <w:rPr>
+          <w:rFonts w:ascii="Times New Roman" w:hAnsi="Times New Roman" w:cs="Times New Roman"/>
+          <w:szCs w:val="21"/>
+        </w:rPr>
+        <w:t>255</w:t>
+      </w:r>
+      <w:r>
+        <w:rPr>
+          <w:rFonts w:ascii="Times New Roman" w:hAnsi="Times New Roman" w:cs="Times New Roman"/>
+          <w:szCs w:val="21"/>
+        </w:rPr>
+        <w:t>的</w:t>
+      </w:r>
+      <w:r>
+        <w:rPr>
+          <w:rFonts w:ascii="Times New Roman" w:hAnsi="Times New Roman" w:cs="Times New Roman"/>
+          <w:szCs w:val="21"/>
+        </w:rPr>
+        <w:t>8bit</w:t>
+      </w:r>
+      <w:r>
+        <w:rPr>
+          <w:rFonts w:ascii="Times New Roman" w:hAnsi="Times New Roman" w:cs="Times New Roman"/>
+          <w:szCs w:val="21"/>
+        </w:rPr>
+        <w:t>无符号数值</w:t>
+      </w:r>
+    </w:p>
+    <w:p>
+      <w:pPr>
+        <w:rPr>
+          <w:rFonts w:ascii="Times New Roman" w:hAnsi="Times New Roman" w:cs="Times New Roman"/>
+          <w:szCs w:val="21"/>
+        </w:rPr>
+      </w:pPr>
+    </w:p>
+    <w:p>
+      <w:pPr>
+        <w:rPr>
+          <w:rFonts w:ascii="Times New Roman" w:hAnsi="Times New Roman" w:cs="Times New Roman"/>
+          <w:szCs w:val="21"/>
+        </w:rPr>
+      </w:pPr>
+      <w:r>
+        <w:rPr>
+          <w:rFonts w:ascii="Times New Roman" w:hAnsi="Times New Roman" w:cs="Times New Roman"/>
+          <w:szCs w:val="21"/>
+        </w:rPr>
+        <w:t>WAVE</w:t>
+      </w:r>
+      <w:r>
+        <w:rPr>
+          <w:rFonts w:ascii="Times New Roman" w:hAnsi="Times New Roman" w:cs="Times New Roman"/>
+          <w:szCs w:val="21"/>
+        </w:rPr>
+        <w:t>格式音频（扩展名为</w:t>
+      </w:r>
+      <w:r>
+        <w:rPr>
+          <w:rFonts w:ascii="Times New Roman" w:hAnsi="Times New Roman" w:cs="Times New Roman"/>
+          <w:szCs w:val="21"/>
+        </w:rPr>
+        <w:t>“.wav”</w:t>
+      </w:r>
+      <w:r>
+        <w:rPr>
+          <w:rFonts w:ascii="Times New Roman" w:hAnsi="Times New Roman" w:cs="Times New Roman"/>
+          <w:szCs w:val="21"/>
+        </w:rPr>
+        <w:t>）是</w:t>
+      </w:r>
+      <w:r>
+        <w:rPr>
+          <w:rFonts w:ascii="Times New Roman" w:hAnsi="Times New Roman" w:cs="Times New Roman"/>
+          <w:szCs w:val="21"/>
+        </w:rPr>
+        <w:t>Windows</w:t>
+      </w:r>
+      <w:r>
+        <w:rPr>
+          <w:rFonts w:ascii="Times New Roman" w:hAnsi="Times New Roman" w:cs="Times New Roman"/>
+          <w:szCs w:val="21"/>
+        </w:rPr>
+        <w:t>系统中最常见的一种音频。该格式的实质就是在</w:t>
+      </w:r>
+      <w:r>
+        <w:rPr>
+          <w:rFonts w:ascii="Times New Roman" w:hAnsi="Times New Roman" w:cs="Times New Roman"/>
+          <w:szCs w:val="21"/>
+        </w:rPr>
+        <w:t>PCM</w:t>
+      </w:r>
+      <w:r>
+        <w:rPr>
+          <w:rFonts w:ascii="Times New Roman" w:hAnsi="Times New Roman" w:cs="Times New Roman"/>
+          <w:szCs w:val="21"/>
+        </w:rPr>
+        <w:t>文件的前面加了一个文件头</w:t>
+      </w:r>
+      <w:r>
+        <w:rPr>
+          <w:rFonts w:ascii="Times New Roman" w:hAnsi="Times New Roman" w:cs="Times New Roman" w:hint="eastAsia"/>
+          <w:szCs w:val="21"/>
+        </w:rPr>
+        <w:t>。</w:t>
+      </w:r>
+    </w:p>
+    <w:p>
+      <w:pPr>
+        <w:rPr>
+          <w:rFonts w:ascii="Times New Roman" w:hAnsi="Times New Roman" w:cs="Times New Roman"/>
+          <w:szCs w:val="21"/>
+        </w:rPr>
+      </w:pPr>
+    </w:p>
+    <w:p>
+      <w:pPr>
+        <w:rPr>
+          <w:rFonts w:ascii="Times New Roman" w:hAnsi="Times New Roman" w:cs="Times New Roman"/>
+          <w:szCs w:val="21"/>
+        </w:rPr>
+      </w:pPr>
+      <w:r>
+        <w:rPr>
+          <w:rFonts w:ascii="Times New Roman" w:hAnsi="Times New Roman" w:cs="Times New Roman"/>
+          <w:szCs w:val="21"/>
+        </w:rPr>
+        <w:lastRenderedPageBreak/>
+        <w:t>FLV</w:t>
+      </w:r>
+      <w:r>
+        <w:rPr>
+          <w:rFonts w:ascii="Times New Roman" w:hAnsi="Times New Roman" w:cs="Times New Roman"/>
+          <w:szCs w:val="21"/>
+        </w:rPr>
+        <w:t>（</w:t>
+      </w:r>
+      <w:r>
+        <w:rPr>
+          <w:rFonts w:ascii="Times New Roman" w:hAnsi="Times New Roman" w:cs="Times New Roman"/>
+          <w:szCs w:val="21"/>
+        </w:rPr>
+        <w:t>Flash Video</w:t>
+      </w:r>
+      <w:r>
+        <w:rPr>
+          <w:rFonts w:ascii="Times New Roman" w:hAnsi="Times New Roman" w:cs="Times New Roman"/>
+          <w:szCs w:val="21"/>
+        </w:rPr>
+        <w:t>）</w:t>
+      </w:r>
+      <w:r>
+        <w:rPr>
+          <w:rFonts w:ascii="Times New Roman" w:hAnsi="Times New Roman" w:cs="Times New Roman" w:hint="eastAsia"/>
+          <w:szCs w:val="21"/>
+        </w:rPr>
+        <w:t>封装格式</w:t>
+      </w:r>
+      <w:r>
+        <w:rPr>
+          <w:rFonts w:ascii="Times New Roman" w:hAnsi="Times New Roman" w:cs="Times New Roman"/>
+          <w:szCs w:val="21"/>
+        </w:rPr>
+        <w:t>是</w:t>
+      </w:r>
+      <w:r>
+        <w:rPr>
+          <w:rFonts w:ascii="Times New Roman" w:hAnsi="Times New Roman" w:cs="Times New Roman"/>
+          <w:szCs w:val="21"/>
+        </w:rPr>
+        <w:t>Adobe</w:t>
+      </w:r>
+      <w:r>
+        <w:rPr>
+          <w:rFonts w:ascii="Times New Roman" w:hAnsi="Times New Roman" w:cs="Times New Roman"/>
+          <w:szCs w:val="21"/>
+        </w:rPr>
+        <w:t>公司设计开发的一种流行的流媒体格式</w:t>
+      </w:r>
+      <w:r>
+        <w:rPr>
+          <w:rFonts w:ascii="Times New Roman" w:hAnsi="Times New Roman" w:cs="Times New Roman" w:hint="eastAsia"/>
+          <w:szCs w:val="21"/>
+        </w:rPr>
+        <w:t>。</w:t>
+      </w:r>
+      <w:r>
+        <w:rPr>
+          <w:rFonts w:ascii="Times New Roman" w:hAnsi="Times New Roman" w:cs="Times New Roman"/>
+          <w:szCs w:val="21"/>
+        </w:rPr>
+        <w:t>FLV</w:t>
+      </w:r>
+      <w:r>
+        <w:rPr>
+          <w:rFonts w:ascii="Times New Roman" w:hAnsi="Times New Roman" w:cs="Times New Roman"/>
+          <w:szCs w:val="21"/>
+        </w:rPr>
+        <w:t>可以使用</w:t>
+      </w:r>
+      <w:r>
+        <w:rPr>
+          <w:rFonts w:ascii="Times New Roman" w:hAnsi="Times New Roman" w:cs="Times New Roman"/>
+          <w:szCs w:val="21"/>
+        </w:rPr>
+        <w:t>Flash Player</w:t>
+      </w:r>
+      <w:r>
+        <w:rPr>
+          <w:rFonts w:ascii="Times New Roman" w:hAnsi="Times New Roman" w:cs="Times New Roman"/>
+          <w:szCs w:val="21"/>
+        </w:rPr>
+        <w:t>进行播放</w:t>
+      </w:r>
+    </w:p>
+    <w:p>
+      <w:pPr>
+        <w:rPr>
+          <w:rFonts w:ascii="Times New Roman" w:hAnsi="Times New Roman" w:cs="Times New Roman"/>
+          <w:szCs w:val="21"/>
+        </w:rPr>
+      </w:pPr>
+      <w:r>
+        <w:rPr>
+          <w:rFonts w:ascii="Times New Roman" w:hAnsi="Times New Roman" w:cs="Times New Roman"/>
+          <w:szCs w:val="21"/>
+        </w:rPr>
+        <w:t>FLV</w:t>
+      </w:r>
+      <w:r>
+        <w:rPr>
+          <w:rFonts w:ascii="Times New Roman" w:hAnsi="Times New Roman" w:cs="Times New Roman" w:hint="eastAsia"/>
+          <w:szCs w:val="21"/>
+        </w:rPr>
+        <w:t>有三种</w:t>
+      </w:r>
+      <w:r>
+        <w:rPr>
+          <w:rFonts w:ascii="Times New Roman" w:hAnsi="Times New Roman" w:cs="Times New Roman" w:hint="eastAsia"/>
+          <w:szCs w:val="21"/>
+        </w:rPr>
+        <w:t>tag</w:t>
+      </w:r>
+      <w:r>
+        <w:rPr>
+          <w:rFonts w:ascii="Times New Roman" w:hAnsi="Times New Roman" w:cs="Times New Roman" w:hint="eastAsia"/>
+          <w:szCs w:val="21"/>
+        </w:rPr>
+        <w:t>：</w:t>
+      </w:r>
+      <w:r>
+        <w:rPr>
+          <w:rFonts w:ascii="Times New Roman" w:hAnsi="Times New Roman" w:cs="Times New Roman"/>
+          <w:szCs w:val="21"/>
+        </w:rPr>
+        <w:t>A</w:t>
+      </w:r>
+      <w:r>
+        <w:rPr>
+          <w:rFonts w:ascii="Times New Roman" w:hAnsi="Times New Roman" w:cs="Times New Roman" w:hint="eastAsia"/>
+          <w:szCs w:val="21"/>
+        </w:rPr>
+        <w:t>udio</w:t>
+      </w:r>
+      <w:r>
+        <w:rPr>
+          <w:rFonts w:ascii="Times New Roman" w:hAnsi="Times New Roman" w:cs="Times New Roman"/>
+          <w:szCs w:val="21"/>
+        </w:rPr>
+        <w:t xml:space="preserve"> T</w:t>
+      </w:r>
+      <w:r>
+        <w:rPr>
+          <w:rFonts w:ascii="Times New Roman" w:hAnsi="Times New Roman" w:cs="Times New Roman" w:hint="eastAsia"/>
+          <w:szCs w:val="21"/>
+        </w:rPr>
+        <w:t>ag</w:t>
+      </w:r>
+      <w:r>
+        <w:rPr>
+          <w:rFonts w:ascii="Times New Roman" w:hAnsi="Times New Roman" w:cs="Times New Roman" w:hint="eastAsia"/>
+          <w:szCs w:val="21"/>
+        </w:rPr>
+        <w:t>、</w:t>
+      </w:r>
+      <w:r>
+        <w:rPr>
+          <w:rFonts w:ascii="Times New Roman" w:hAnsi="Times New Roman" w:cs="Times New Roman"/>
+          <w:szCs w:val="21"/>
+        </w:rPr>
+        <w:t>V</w:t>
+      </w:r>
+      <w:r>
+        <w:rPr>
+          <w:rFonts w:ascii="Times New Roman" w:hAnsi="Times New Roman" w:cs="Times New Roman" w:hint="eastAsia"/>
+          <w:szCs w:val="21"/>
+        </w:rPr>
+        <w:t>ideo</w:t>
+      </w:r>
+      <w:r>
+        <w:rPr>
+          <w:rFonts w:ascii="Times New Roman" w:hAnsi="Times New Roman" w:cs="Times New Roman"/>
+          <w:szCs w:val="21"/>
+        </w:rPr>
+        <w:t xml:space="preserve"> T</w:t>
+      </w:r>
+      <w:r>
+        <w:rPr>
+          <w:rFonts w:ascii="Times New Roman" w:hAnsi="Times New Roman" w:cs="Times New Roman" w:hint="eastAsia"/>
+          <w:szCs w:val="21"/>
+        </w:rPr>
+        <w:t>ag</w:t>
+      </w:r>
+      <w:r>
+        <w:rPr>
+          <w:rFonts w:ascii="Times New Roman" w:hAnsi="Times New Roman" w:cs="Times New Roman" w:hint="eastAsia"/>
+          <w:szCs w:val="21"/>
+        </w:rPr>
+        <w:t>、</w:t>
+      </w:r>
+      <w:r>
+        <w:rPr>
+          <w:rFonts w:ascii="Times New Roman" w:hAnsi="Times New Roman" w:cs="Times New Roman"/>
+          <w:szCs w:val="21"/>
+        </w:rPr>
+        <w:t>S</w:t>
+      </w:r>
+      <w:r>
+        <w:rPr>
+          <w:rFonts w:ascii="Times New Roman" w:hAnsi="Times New Roman" w:cs="Times New Roman" w:hint="eastAsia"/>
+          <w:szCs w:val="21"/>
+        </w:rPr>
+        <w:t>cript</w:t>
+      </w:r>
+      <w:r>
+        <w:rPr>
+          <w:rFonts w:ascii="Times New Roman" w:hAnsi="Times New Roman" w:cs="Times New Roman"/>
+          <w:szCs w:val="21"/>
+        </w:rPr>
+        <w:t xml:space="preserve"> T</w:t>
+      </w:r>
+      <w:r>
+        <w:rPr>
+          <w:rFonts w:ascii="Times New Roman" w:hAnsi="Times New Roman" w:cs="Times New Roman" w:hint="eastAsia"/>
+          <w:szCs w:val="21"/>
+        </w:rPr>
+        <w:t>ag</w:t>
+      </w:r>
+    </w:p>
+    <w:p>
+      <w:pPr>
+        <w:rPr>
+          <w:rFonts w:ascii="Times New Roman" w:hAnsi="Times New Roman" w:cs="Times New Roman" w:hint="eastAsia"/>
+          <w:szCs w:val="21"/>
+        </w:rPr>
+      </w:pPr>
+      <w:r>
+        <w:rPr>
+          <w:rFonts w:ascii="Times New Roman" w:hAnsi="Times New Roman" w:cs="Times New Roman"/>
+          <w:szCs w:val="21"/>
+        </w:rPr>
+        <w:t>S</w:t>
+      </w:r>
+      <w:r>
+        <w:rPr>
+          <w:rFonts w:ascii="Times New Roman" w:hAnsi="Times New Roman" w:cs="Times New Roman" w:hint="eastAsia"/>
+          <w:szCs w:val="21"/>
+        </w:rPr>
+        <w:t>cript</w:t>
+      </w:r>
+      <w:r>
+        <w:rPr>
+          <w:rFonts w:ascii="Times New Roman" w:hAnsi="Times New Roman" w:cs="Times New Roman"/>
+          <w:szCs w:val="21"/>
+        </w:rPr>
+        <w:t xml:space="preserve"> </w:t>
+      </w:r>
+      <w:r>
+        <w:rPr>
+          <w:rFonts w:ascii="Times New Roman" w:hAnsi="Times New Roman" w:cs="Times New Roman"/>
+          <w:szCs w:val="21"/>
+        </w:rPr>
+        <w:t>Tag</w:t>
+      </w:r>
+      <w:r>
+        <w:rPr>
+          <w:rFonts w:ascii="Times New Roman" w:hAnsi="Times New Roman" w:cs="Times New Roman"/>
+          <w:szCs w:val="21"/>
+        </w:rPr>
+        <w:t>会跟在</w:t>
+      </w:r>
+      <w:r>
+        <w:rPr>
+          <w:rFonts w:ascii="Times New Roman" w:hAnsi="Times New Roman" w:cs="Times New Roman"/>
+          <w:szCs w:val="21"/>
+        </w:rPr>
+        <w:t>File Header</w:t>
+      </w:r>
+      <w:r>
+        <w:rPr>
+          <w:rFonts w:ascii="Times New Roman" w:hAnsi="Times New Roman" w:cs="Times New Roman"/>
+          <w:szCs w:val="21"/>
+        </w:rPr>
+        <w:t>后面作为第一个</w:t>
+      </w:r>
+      <w:r>
+        <w:rPr>
+          <w:rFonts w:ascii="Times New Roman" w:hAnsi="Times New Roman" w:cs="Times New Roman"/>
+          <w:szCs w:val="21"/>
+        </w:rPr>
+        <w:t>Tag</w:t>
+      </w:r>
+      <w:r>
+        <w:rPr>
+          <w:rFonts w:ascii="Times New Roman" w:hAnsi="Times New Roman" w:cs="Times New Roman"/>
+          <w:szCs w:val="21"/>
+        </w:rPr>
+        <w:t>出现，而且只有一个</w:t>
+      </w:r>
+    </w:p>
+    <w:p>
+      <w:pPr>
+        <w:rPr>
+          <w:rFonts w:ascii="Times New Roman" w:hAnsi="Times New Roman" w:cs="Times New Roman"/>
+          <w:szCs w:val="21"/>
+        </w:rPr>
+      </w:pPr>
+      <w:r>
+        <w:rPr>
+          <w:rFonts w:ascii="Times New Roman" w:hAnsi="Times New Roman" w:cs="Times New Roman" w:hint="eastAsia"/>
+          <w:szCs w:val="21"/>
+        </w:rPr>
+        <w:t>分离</w:t>
+      </w:r>
+      <w:r>
+        <w:rPr>
+          <w:rFonts w:ascii="Times New Roman" w:hAnsi="Times New Roman" w:cs="Times New Roman"/>
+          <w:szCs w:val="21"/>
+        </w:rPr>
+        <w:t>FLV</w:t>
+      </w:r>
+      <w:r>
+        <w:rPr>
+          <w:rFonts w:ascii="Times New Roman" w:hAnsi="Times New Roman" w:cs="Times New Roman"/>
+          <w:szCs w:val="21"/>
+        </w:rPr>
+        <w:t>中的视频码流和</w:t>
+      </w:r>
+      <w:r>
+        <w:rPr>
+          <w:rFonts w:ascii="Times New Roman" w:hAnsi="Times New Roman" w:cs="Times New Roman" w:hint="eastAsia"/>
+          <w:szCs w:val="21"/>
+        </w:rPr>
+        <w:t>mp3</w:t>
+      </w:r>
+      <w:r>
+        <w:rPr>
+          <w:rFonts w:ascii="Times New Roman" w:hAnsi="Times New Roman" w:cs="Times New Roman"/>
+          <w:szCs w:val="21"/>
+        </w:rPr>
+        <w:t>音频码流</w:t>
+      </w:r>
+      <w:r>
+        <w:rPr>
+          <w:rFonts w:ascii="Times New Roman" w:hAnsi="Times New Roman" w:cs="Times New Roman" w:hint="eastAsia"/>
+          <w:szCs w:val="21"/>
+        </w:rPr>
+        <w:t>：</w:t>
+      </w:r>
+    </w:p>
+    <w:p>
+      <w:pPr>
+        <w:rPr>
+          <w:rFonts w:ascii="Times New Roman" w:hAnsi="Times New Roman" w:cs="Times New Roman" w:hint="eastAsia"/>
+          <w:szCs w:val="21"/>
+        </w:rPr>
+      </w:pPr>
       <w:bookmarkStart w:id="0" w:name="_GoBack"/>
       <w:bookmarkEnd w:id="0"/>
+      <w:r>
+        <w:rPr>
+          <w:rFonts w:ascii="Times New Roman" w:hAnsi="Times New Roman" w:cs="Times New Roman" w:hint="eastAsia"/>
+          <w:szCs w:val="21"/>
+        </w:rPr>
+        <w:t>视频：</w:t>
+      </w:r>
+      <w:r>
+        <w:rPr>
+          <w:rFonts w:ascii="Times New Roman" w:hAnsi="Times New Roman" w:cs="Times New Roman"/>
+          <w:szCs w:val="21"/>
+        </w:rPr>
+        <w:t>F</w:t>
+      </w:r>
+      <w:r>
+        <w:rPr>
+          <w:rFonts w:ascii="Times New Roman" w:hAnsi="Times New Roman" w:cs="Times New Roman" w:hint="eastAsia"/>
+          <w:szCs w:val="21"/>
+        </w:rPr>
+        <w:t>lv</w:t>
+      </w:r>
+      <w:r>
+        <w:rPr>
+          <w:rFonts w:ascii="Times New Roman" w:hAnsi="Times New Roman" w:cs="Times New Roman"/>
+          <w:szCs w:val="21"/>
+        </w:rPr>
+        <w:t xml:space="preserve"> H</w:t>
+      </w:r>
+      <w:r>
+        <w:rPr>
+          <w:rFonts w:ascii="Times New Roman" w:hAnsi="Times New Roman" w:cs="Times New Roman" w:hint="eastAsia"/>
+          <w:szCs w:val="21"/>
+        </w:rPr>
+        <w:t>eader+</w:t>
+      </w:r>
+      <w:r>
+        <w:rPr>
+          <w:rFonts w:ascii="Times New Roman" w:hAnsi="Times New Roman" w:cs="Times New Roman" w:hint="eastAsia"/>
+          <w:szCs w:val="21"/>
+        </w:rPr>
+        <w:t>完整的</w:t>
+      </w:r>
+      <w:r>
+        <w:rPr>
+          <w:rFonts w:ascii="Times New Roman" w:hAnsi="Times New Roman" w:cs="Times New Roman" w:hint="eastAsia"/>
+          <w:szCs w:val="21"/>
+        </w:rPr>
+        <w:t>S</w:t>
+      </w:r>
+      <w:r>
+        <w:rPr>
+          <w:rFonts w:ascii="Times New Roman" w:hAnsi="Times New Roman" w:cs="Times New Roman"/>
+          <w:szCs w:val="21"/>
+        </w:rPr>
+        <w:t>cript T</w:t>
+      </w:r>
+      <w:r>
+        <w:rPr>
+          <w:rFonts w:ascii="Times New Roman" w:hAnsi="Times New Roman" w:cs="Times New Roman" w:hint="eastAsia"/>
+          <w:szCs w:val="21"/>
+        </w:rPr>
+        <w:t>ag+</w:t>
+      </w:r>
+      <w:r>
+        <w:rPr>
+          <w:rFonts w:ascii="Times New Roman" w:hAnsi="Times New Roman" w:cs="Times New Roman" w:hint="eastAsia"/>
+          <w:szCs w:val="21"/>
+        </w:rPr>
+        <w:t>完整的</w:t>
+      </w:r>
+      <w:r>
+        <w:rPr>
+          <w:rFonts w:ascii="Times New Roman" w:hAnsi="Times New Roman" w:cs="Times New Roman" w:hint="eastAsia"/>
+          <w:szCs w:val="21"/>
+        </w:rPr>
+        <w:t>Video</w:t>
+      </w:r>
+      <w:r>
+        <w:rPr>
+          <w:rFonts w:ascii="Times New Roman" w:hAnsi="Times New Roman" w:cs="Times New Roman"/>
+          <w:szCs w:val="21"/>
+        </w:rPr>
+        <w:t xml:space="preserve"> T</w:t>
+      </w:r>
+      <w:r>
+        <w:rPr>
+          <w:rFonts w:ascii="Times New Roman" w:hAnsi="Times New Roman" w:cs="Times New Roman" w:hint="eastAsia"/>
+          <w:szCs w:val="21"/>
+        </w:rPr>
+        <w:t>ag+</w:t>
+      </w:r>
+      <w:r>
+        <w:rPr>
+          <w:rFonts w:ascii="Times New Roman" w:hAnsi="Times New Roman" w:cs="Times New Roman" w:hint="eastAsia"/>
+          <w:szCs w:val="21"/>
+        </w:rPr>
+        <w:t>各个</w:t>
+      </w:r>
+      <w:r>
+        <w:rPr>
+          <w:rFonts w:ascii="Times New Roman" w:hAnsi="Times New Roman" w:cs="Times New Roman" w:hint="eastAsia"/>
+          <w:szCs w:val="21"/>
+        </w:rPr>
+        <w:t>Tag</w:t>
+      </w:r>
+      <w:r>
+        <w:rPr>
+          <w:rFonts w:ascii="Times New Roman" w:hAnsi="Times New Roman" w:cs="Times New Roman" w:hint="eastAsia"/>
+          <w:szCs w:val="21"/>
+        </w:rPr>
+        <w:t>后的</w:t>
+      </w:r>
+      <w:r>
+        <w:rPr>
+          <w:rFonts w:ascii="Times New Roman" w:hAnsi="Times New Roman" w:cs="Times New Roman" w:hint="eastAsia"/>
+          <w:szCs w:val="21"/>
+        </w:rPr>
+        <w:t>Previous</w:t>
+      </w:r>
+      <w:r>
+        <w:rPr>
+          <w:rFonts w:ascii="Times New Roman" w:hAnsi="Times New Roman" w:cs="Times New Roman"/>
+          <w:szCs w:val="21"/>
+        </w:rPr>
+        <w:t xml:space="preserve"> T</w:t>
+      </w:r>
+      <w:r>
+        <w:rPr>
+          <w:rFonts w:ascii="Times New Roman" w:hAnsi="Times New Roman" w:cs="Times New Roman" w:hint="eastAsia"/>
+          <w:szCs w:val="21"/>
+        </w:rPr>
+        <w:t>ag</w:t>
+      </w:r>
+      <w:r>
+        <w:rPr>
+          <w:rFonts w:ascii="Times New Roman" w:hAnsi="Times New Roman" w:cs="Times New Roman"/>
+          <w:szCs w:val="21"/>
+        </w:rPr>
+        <w:t xml:space="preserve"> Size</w:t>
+      </w:r>
+      <w:r>
+        <w:rPr>
+          <w:rFonts w:ascii="Times New Roman" w:hAnsi="Times New Roman" w:cs="Times New Roman" w:hint="eastAsia"/>
+          <w:szCs w:val="21"/>
+        </w:rPr>
+        <w:t>字段</w:t>
+      </w:r>
     </w:p>
     <w:p>
       <w:pPr>
@@ -1923,241 +2766,66 @@
       </w:pPr>
       <w:r>
         <w:rPr>
-          <w:rFonts w:ascii="Times New Roman" w:hAnsi="Times New Roman" w:cs="Times New Roman"/>
-          <w:szCs w:val="21"/>
-        </w:rPr>
-        <w:t>PCM8</w:t>
-      </w:r>
-      <w:r>
-        <w:rPr>
-          <w:rFonts w:ascii="Times New Roman" w:hAnsi="Times New Roman" w:cs="Times New Roman"/>
-          <w:szCs w:val="21"/>
-        </w:rPr>
-        <w:t>格式的采样数据的取值范围是</w:t>
-      </w:r>
-      <w:r>
-        <w:rPr>
-          <w:rFonts w:ascii="Times New Roman" w:hAnsi="Times New Roman" w:cs="Times New Roman"/>
-          <w:szCs w:val="21"/>
-        </w:rPr>
-        <w:t>0</w:t>
-      </w:r>
-      <w:r>
-        <w:rPr>
-          <w:rFonts w:ascii="Times New Roman" w:hAnsi="Times New Roman" w:cs="Times New Roman"/>
-          <w:szCs w:val="21"/>
-        </w:rPr>
-        <w:t>到</w:t>
-      </w:r>
-      <w:r>
-        <w:rPr>
-          <w:rFonts w:ascii="Times New Roman" w:hAnsi="Times New Roman" w:cs="Times New Roman"/>
-          <w:szCs w:val="21"/>
-        </w:rPr>
-        <w:t>255</w:t>
-      </w:r>
-      <w:r>
-        <w:rPr>
-          <w:rFonts w:ascii="Times New Roman" w:hAnsi="Times New Roman" w:cs="Times New Roman"/>
-          <w:szCs w:val="21"/>
-        </w:rPr>
-        <w:t>。所以</w:t>
-      </w:r>
-      <w:r>
-        <w:rPr>
-          <w:rFonts w:ascii="Times New Roman" w:hAnsi="Times New Roman" w:cs="Times New Roman"/>
-          <w:szCs w:val="21"/>
-        </w:rPr>
-        <w:t>PCM16LE</w:t>
-      </w:r>
-      <w:r>
-        <w:rPr>
-          <w:rFonts w:ascii="Times New Roman" w:hAnsi="Times New Roman" w:cs="Times New Roman"/>
-          <w:szCs w:val="21"/>
-        </w:rPr>
-        <w:t>转换到</w:t>
-      </w:r>
-      <w:r>
-        <w:rPr>
-          <w:rFonts w:ascii="Times New Roman" w:hAnsi="Times New Roman" w:cs="Times New Roman"/>
-          <w:szCs w:val="21"/>
-        </w:rPr>
-        <w:t>PCM8</w:t>
-      </w:r>
-      <w:r>
-        <w:rPr>
-          <w:rFonts w:ascii="Times New Roman" w:hAnsi="Times New Roman" w:cs="Times New Roman"/>
-          <w:szCs w:val="21"/>
-        </w:rPr>
-        <w:t>需要经过两个步骤：第一步是将</w:t>
-      </w:r>
-      <w:r>
-        <w:rPr>
-          <w:rFonts w:ascii="Times New Roman" w:hAnsi="Times New Roman" w:cs="Times New Roman"/>
-          <w:szCs w:val="21"/>
-        </w:rPr>
-        <w:t>-32768</w:t>
-      </w:r>
-      <w:r>
-        <w:rPr>
-          <w:rFonts w:ascii="Times New Roman" w:hAnsi="Times New Roman" w:cs="Times New Roman"/>
-          <w:szCs w:val="21"/>
-        </w:rPr>
-        <w:t>到</w:t>
-      </w:r>
-      <w:r>
-        <w:rPr>
-          <w:rFonts w:ascii="Times New Roman" w:hAnsi="Times New Roman" w:cs="Times New Roman"/>
-          <w:szCs w:val="21"/>
-        </w:rPr>
-        <w:t>32767</w:t>
-      </w:r>
-      <w:r>
-        <w:rPr>
-          <w:rFonts w:ascii="Times New Roman" w:hAnsi="Times New Roman" w:cs="Times New Roman"/>
+          <w:rFonts w:ascii="Times New Roman" w:hAnsi="Times New Roman" w:cs="Times New Roman" w:hint="eastAsia"/>
+          <w:szCs w:val="21"/>
+        </w:rPr>
+        <w:t>音频：</w:t>
+      </w:r>
+      <w:r>
+        <w:rPr>
+          <w:rFonts w:ascii="Times New Roman" w:hAnsi="Times New Roman" w:cs="Times New Roman" w:hint="eastAsia"/>
+          <w:szCs w:val="21"/>
+        </w:rPr>
+        <w:t>A</w:t>
+      </w:r>
+      <w:r>
+        <w:rPr>
+          <w:rFonts w:ascii="Times New Roman" w:hAnsi="Times New Roman" w:cs="Times New Roman"/>
+          <w:szCs w:val="21"/>
+        </w:rPr>
+        <w:t>udio T</w:t>
+      </w:r>
+      <w:r>
+        <w:rPr>
+          <w:rFonts w:ascii="Times New Roman" w:hAnsi="Times New Roman" w:cs="Times New Roman" w:hint="eastAsia"/>
+          <w:szCs w:val="21"/>
+        </w:rPr>
+        <w:t>ag</w:t>
+      </w:r>
+      <w:r>
+        <w:rPr>
+          <w:rFonts w:ascii="Times New Roman" w:hAnsi="Times New Roman" w:cs="Times New Roman" w:hint="eastAsia"/>
           <w:szCs w:val="21"/>
         </w:rPr>
         <w:t>的</w:t>
       </w:r>
       <w:r>
         <w:rPr>
-          <w:rFonts w:ascii="Times New Roman" w:hAnsi="Times New Roman" w:cs="Times New Roman"/>
-          <w:szCs w:val="21"/>
-        </w:rPr>
-        <w:t>16bit</w:t>
-      </w:r>
-      <w:r>
-        <w:rPr>
-          <w:rFonts w:ascii="Times New Roman" w:hAnsi="Times New Roman" w:cs="Times New Roman"/>
-          <w:szCs w:val="21"/>
-        </w:rPr>
-        <w:t>有符号数值转换为</w:t>
-      </w:r>
-      <w:r>
-        <w:rPr>
-          <w:rFonts w:ascii="Times New Roman" w:hAnsi="Times New Roman" w:cs="Times New Roman"/>
-          <w:szCs w:val="21"/>
-        </w:rPr>
-        <w:t>-128</w:t>
-      </w:r>
-      <w:r>
-        <w:rPr>
-          <w:rFonts w:ascii="Times New Roman" w:hAnsi="Times New Roman" w:cs="Times New Roman"/>
-          <w:szCs w:val="21"/>
-        </w:rPr>
-        <w:t>到</w:t>
-      </w:r>
-      <w:r>
-        <w:rPr>
-          <w:rFonts w:ascii="Times New Roman" w:hAnsi="Times New Roman" w:cs="Times New Roman"/>
-          <w:szCs w:val="21"/>
-        </w:rPr>
-        <w:t>127</w:t>
-      </w:r>
-      <w:r>
-        <w:rPr>
-          <w:rFonts w:ascii="Times New Roman" w:hAnsi="Times New Roman" w:cs="Times New Roman"/>
-          <w:szCs w:val="21"/>
-        </w:rPr>
-        <w:t>的</w:t>
-      </w:r>
-      <w:r>
-        <w:rPr>
-          <w:rFonts w:ascii="Times New Roman" w:hAnsi="Times New Roman" w:cs="Times New Roman"/>
-          <w:szCs w:val="21"/>
-        </w:rPr>
-        <w:t>8bit</w:t>
-      </w:r>
-      <w:r>
-        <w:rPr>
-          <w:rFonts w:ascii="Times New Roman" w:hAnsi="Times New Roman" w:cs="Times New Roman"/>
-          <w:szCs w:val="21"/>
-        </w:rPr>
-        <w:t>有符号数值，第二步是将</w:t>
-      </w:r>
-      <w:r>
-        <w:rPr>
-          <w:rFonts w:ascii="Times New Roman" w:hAnsi="Times New Roman" w:cs="Times New Roman"/>
-          <w:szCs w:val="21"/>
-        </w:rPr>
-        <w:t>-128</w:t>
-      </w:r>
-      <w:r>
-        <w:rPr>
-          <w:rFonts w:ascii="Times New Roman" w:hAnsi="Times New Roman" w:cs="Times New Roman"/>
-          <w:szCs w:val="21"/>
-        </w:rPr>
-        <w:t>到</w:t>
-      </w:r>
-      <w:r>
-        <w:rPr>
-          <w:rFonts w:ascii="Times New Roman" w:hAnsi="Times New Roman" w:cs="Times New Roman"/>
-          <w:szCs w:val="21"/>
-        </w:rPr>
-        <w:t>127</w:t>
-      </w:r>
-      <w:r>
-        <w:rPr>
-          <w:rFonts w:ascii="Times New Roman" w:hAnsi="Times New Roman" w:cs="Times New Roman"/>
-          <w:szCs w:val="21"/>
-        </w:rPr>
-        <w:t>的</w:t>
-      </w:r>
-      <w:r>
-        <w:rPr>
-          <w:rFonts w:ascii="Times New Roman" w:hAnsi="Times New Roman" w:cs="Times New Roman"/>
-          <w:szCs w:val="21"/>
-        </w:rPr>
-        <w:t>8bit</w:t>
-      </w:r>
-      <w:r>
-        <w:rPr>
-          <w:rFonts w:ascii="Times New Roman" w:hAnsi="Times New Roman" w:cs="Times New Roman"/>
-          <w:szCs w:val="21"/>
-        </w:rPr>
-        <w:t>有符号数值转换为</w:t>
-      </w:r>
-      <w:r>
-        <w:rPr>
-          <w:rFonts w:ascii="Times New Roman" w:hAnsi="Times New Roman" w:cs="Times New Roman"/>
-          <w:szCs w:val="21"/>
-        </w:rPr>
-        <w:t>0</w:t>
-      </w:r>
-      <w:r>
-        <w:rPr>
-          <w:rFonts w:ascii="Times New Roman" w:hAnsi="Times New Roman" w:cs="Times New Roman"/>
-          <w:szCs w:val="21"/>
-        </w:rPr>
-        <w:t>到</w:t>
-      </w:r>
-      <w:r>
-        <w:rPr>
-          <w:rFonts w:ascii="Times New Roman" w:hAnsi="Times New Roman" w:cs="Times New Roman"/>
-          <w:szCs w:val="21"/>
-        </w:rPr>
-        <w:t>255</w:t>
-      </w:r>
-      <w:r>
-        <w:rPr>
-          <w:rFonts w:ascii="Times New Roman" w:hAnsi="Times New Roman" w:cs="Times New Roman"/>
-          <w:szCs w:val="21"/>
-        </w:rPr>
-        <w:t>的</w:t>
-      </w:r>
-      <w:r>
-        <w:rPr>
-          <w:rFonts w:ascii="Times New Roman" w:hAnsi="Times New Roman" w:cs="Times New Roman"/>
-          <w:szCs w:val="21"/>
-        </w:rPr>
-        <w:t>8bit</w:t>
-      </w:r>
-      <w:r>
-        <w:rPr>
-          <w:rFonts w:ascii="Times New Roman" w:hAnsi="Times New Roman" w:cs="Times New Roman"/>
-          <w:szCs w:val="21"/>
-        </w:rPr>
-        <w:t>无符号数值</w:t>
+          <w:rFonts w:ascii="Times New Roman" w:hAnsi="Times New Roman" w:cs="Times New Roman" w:hint="eastAsia"/>
+          <w:szCs w:val="21"/>
+        </w:rPr>
+        <w:t>Tag</w:t>
+      </w:r>
+      <w:r>
+        <w:rPr>
+          <w:rFonts w:ascii="Times New Roman" w:hAnsi="Times New Roman" w:cs="Times New Roman"/>
+          <w:szCs w:val="21"/>
+        </w:rPr>
+        <w:t xml:space="preserve"> D</w:t>
+      </w:r>
+      <w:r>
+        <w:rPr>
+          <w:rFonts w:ascii="Times New Roman" w:hAnsi="Times New Roman" w:cs="Times New Roman" w:hint="eastAsia"/>
+          <w:szCs w:val="21"/>
+        </w:rPr>
+        <w:t>ata</w:t>
+      </w:r>
+      <w:r>
+        <w:rPr>
+          <w:rFonts w:ascii="Times New Roman" w:hAnsi="Times New Roman" w:cs="Times New Roman" w:hint="eastAsia"/>
+          <w:szCs w:val="21"/>
+        </w:rPr>
+        <w:t>部分</w:t>
       </w:r>
     </w:p>
     <w:p>
@@ -2167,77 +2835,6 @@
           <w:szCs w:val="21"/>
         </w:rPr>
       </w:pPr>
-    </w:p>
-    <w:p>
-      <w:pPr>
-        <w:rPr>
-          <w:rFonts w:ascii="Times New Roman" w:hAnsi="Times New Roman" w:cs="Times New Roman"/>
-          <w:szCs w:val="21"/>
-        </w:rPr>
-      </w:pPr>
-      <w:r>
-        <w:rPr>
-          <w:rFonts w:ascii="Times New Roman" w:hAnsi="Times New Roman" w:cs="Times New Roman"/>
-          <w:szCs w:val="21"/>
-        </w:rPr>
-        <w:t>WAVE</w:t>
-      </w:r>
-      <w:r>
-        <w:rPr>
-          <w:rFonts w:ascii="Times New Roman" w:hAnsi="Times New Roman" w:cs="Times New Roman"/>
-          <w:szCs w:val="21"/>
-        </w:rPr>
-        <w:t>格式音频（扩展名为</w:t>
-      </w:r>
-      <w:r>
-        <w:rPr>
-          <w:rFonts w:ascii="Times New Roman" w:hAnsi="Times New Roman" w:cs="Times New Roman"/>
-          <w:szCs w:val="21"/>
-        </w:rPr>
-        <w:t>“.wav”</w:t>
-      </w:r>
-      <w:r>
-        <w:rPr>
-          <w:rFonts w:ascii="Times New Roman" w:hAnsi="Times New Roman" w:cs="Times New Roman"/>
-          <w:szCs w:val="21"/>
-        </w:rPr>
-        <w:t>）是</w:t>
-      </w:r>
-      <w:r>
-        <w:rPr>
-          <w:rFonts w:ascii="Times New Roman" w:hAnsi="Times New Roman" w:cs="Times New Roman"/>
-          <w:szCs w:val="21"/>
-        </w:rPr>
-        <w:t>Windows</w:t>
-      </w:r>
-      <w:r>
-        <w:rPr>
-          <w:rFonts w:ascii="Times New Roman" w:hAnsi="Times New Roman" w:cs="Times New Roman"/>
-          <w:szCs w:val="21"/>
-        </w:rPr>
-        <w:t>系统中最常见的一种音频。该格式的实质就是在</w:t>
-      </w:r>
-      <w:r>
-        <w:rPr>
-          <w:rFonts w:ascii="Times New Roman" w:hAnsi="Times New Roman" w:cs="Times New Roman"/>
-          <w:szCs w:val="21"/>
-        </w:rPr>
-        <w:t>PCM</w:t>
-      </w:r>
-      <w:r>
-        <w:rPr>
-          <w:rFonts w:ascii="Times New Roman" w:hAnsi="Times New Roman" w:cs="Times New Roman"/>
-          <w:szCs w:val="21"/>
-        </w:rPr>
-        <w:t>文件的前面加了一个文件头</w:t>
-      </w:r>
-      <w:r>
-        <w:rPr>
-          <w:rFonts w:ascii="Times New Roman" w:hAnsi="Times New Roman" w:cs="Times New Roman" w:hint="eastAsia"/>
-          <w:szCs w:val="21"/>
-        </w:rPr>
-        <w:t>。</w:t>
-      </w:r>
     </w:p>
     <w:sectPr>
       <w:pgSz w:w="11906" w:h="16838"/>
@@ -2247,6 +2844,44 @@
     </w:sectPr>
   </w:body>
 </w:document>
+</file>
+
+<file path=word/endnotes.xml><?xml version="1.0" encoding="utf-8"?>
+<w:endnotes xmlns:wpc="http://schemas.microsoft.com/office/word/2010/wordprocessingCanvas" xmlns:cx="http://schemas.microsoft.com/office/drawing/2014/chartex" xmlns:mc="http://schemas.openxmlformats.org/markup-compatibility/2006" xmlns:o="urn:schemas-microsoft-com:office:office" xmlns:r="http://schemas.openxmlformats.org/officeDocument/2006/relationships" xmlns:m="http://schemas.openxmlformats.org/officeDocument/2006/math" xmlns:v="urn:schemas-microsoft-com:vml" xmlns:wp14="http://schemas.microsoft.com/office/word/2010/wordprocessingDrawing" xmlns:wp="http://schemas.openxmlformats.org/drawingml/2006/wordprocessingDrawing" xmlns:w10="urn:schemas-microsoft-com:office:word" xmlns:w="http://schemas.openxmlformats.org/wordprocessingml/2006/main" xmlns:w14="http://schemas.microsoft.com/office/word/2010/wordml" xmlns:w15="http://schemas.microsoft.com/office/word/2012/wordml" xmlns:w16se="http://schemas.microsoft.com/office/word/2015/wordml/symex" xmlns:wpg="http://schemas.microsoft.com/office/word/2010/wordprocessingGroup" xmlns:wpi="http://schemas.microsoft.com/office/word/2010/wordprocessingInk" xmlns:wne="http://schemas.microsoft.com/office/word/2006/wordml" xmlns:wps="http://schemas.microsoft.com/office/word/2010/wordprocessingShape" mc:Ignorable="w14 w15 w16se wp14">
+  <w:endnote w:type="separator" w:id="-1">
+    <w:p>
+      <w:r>
+        <w:separator/>
+      </w:r>
+    </w:p>
+  </w:endnote>
+  <w:endnote w:type="continuationSeparator" w:id="0">
+    <w:p>
+      <w:r>
+        <w:continuationSeparator/>
+      </w:r>
+    </w:p>
+  </w:endnote>
+</w:endnotes>
+</file>
+
+<file path=word/footnotes.xml><?xml version="1.0" encoding="utf-8"?>
+<w:footnotes xmlns:wpc="http://schemas.microsoft.com/office/word/2010/wordprocessingCanvas" xmlns:cx="http://schemas.microsoft.com/office/drawing/2014/chartex" xmlns:mc="http://schemas.openxmlformats.org/markup-compatibility/2006" xmlns:o="urn:schemas-microsoft-com:office:office" xmlns:r="http://schemas.openxmlformats.org/officeDocument/2006/relationships" xmlns:m="http://schemas.openxmlformats.org/officeDocument/2006/math" xmlns:v="urn:schemas-microsoft-com:vml" xmlns:wp14="http://schemas.microsoft.com/office/word/2010/wordprocessingDrawing" xmlns:wp="http://schemas.openxmlformats.org/drawingml/2006/wordprocessingDrawing" xmlns:w10="urn:schemas-microsoft-com:office:word" xmlns:w="http://schemas.openxmlformats.org/wordprocessingml/2006/main" xmlns:w14="http://schemas.microsoft.com/office/word/2010/wordml" xmlns:w15="http://schemas.microsoft.com/office/word/2012/wordml" xmlns:w16se="http://schemas.microsoft.com/office/word/2015/wordml/symex" xmlns:wpg="http://schemas.microsoft.com/office/word/2010/wordprocessingGroup" xmlns:wpi="http://schemas.microsoft.com/office/word/2010/wordprocessingInk" xmlns:wne="http://schemas.microsoft.com/office/word/2006/wordml" xmlns:wps="http://schemas.microsoft.com/office/word/2010/wordprocessingShape" mc:Ignorable="w14 w15 w16se wp14">
+  <w:footnote w:type="separator" w:id="-1">
+    <w:p>
+      <w:r>
+        <w:separator/>
+      </w:r>
+    </w:p>
+  </w:footnote>
+  <w:footnote w:type="continuationSeparator" w:id="0">
+    <w:p>
+      <w:r>
+        <w:continuationSeparator/>
+      </w:r>
+    </w:p>
+  </w:footnote>
+</w:footnotes>
 </file>
 
 <file path=word/numbering.xml><?xml version="1.0" encoding="utf-8"?>
@@ -2842,6 +3477,71 @@
     <w:basedOn w:val="a0"/>
     <w:rsid w:val="0068165F"/>
   </w:style>
+  <w:style w:type="paragraph" w:styleId="a5">
+    <w:name w:val="header"/>
+    <w:basedOn w:val="a"/>
+    <w:link w:val="a6"/>
+    <w:uiPriority w:val="99"/>
+    <w:unhideWhenUsed/>
+    <w:rsid w:val="00623CF3"/>
+    <w:pPr>
+      <w:pBdr>
+        <w:bottom w:val="single" w:sz="6" w:space="1" w:color="auto"/>
+      </w:pBdr>
+      <w:tabs>
+        <w:tab w:val="center" w:pos="4153"/>
+        <w:tab w:val="right" w:pos="8306"/>
+      </w:tabs>
+      <w:snapToGrid w:val="0"/>
+      <w:jc w:val="center"/>
+    </w:pPr>
+    <w:rPr>
+      <w:sz w:val="18"/>
+      <w:szCs w:val="18"/>
+    </w:rPr>
+  </w:style>
+  <w:style w:type="character" w:customStyle="1" w:styleId="a6">
+    <w:name w:val="页眉 字符"/>
+    <w:basedOn w:val="a0"/>
+    <w:link w:val="a5"/>
+    <w:uiPriority w:val="99"/>
+    <w:rsid w:val="00623CF3"/>
+    <w:rPr>
+      <w:sz w:val="18"/>
+      <w:szCs w:val="18"/>
+    </w:rPr>
+  </w:style>
+  <w:style w:type="paragraph" w:styleId="a7">
+    <w:name w:val="footer"/>
+    <w:basedOn w:val="a"/>
+    <w:link w:val="a8"/>
+    <w:uiPriority w:val="99"/>
+    <w:unhideWhenUsed/>
+    <w:rsid w:val="00623CF3"/>
+    <w:pPr>
+      <w:tabs>
+        <w:tab w:val="center" w:pos="4153"/>
+        <w:tab w:val="right" w:pos="8306"/>
+      </w:tabs>
+      <w:snapToGrid w:val="0"/>
+      <w:jc w:val="left"/>
+    </w:pPr>
+    <w:rPr>
+      <w:sz w:val="18"/>
+      <w:szCs w:val="18"/>
+    </w:rPr>
+  </w:style>
+  <w:style w:type="character" w:customStyle="1" w:styleId="a8">
+    <w:name w:val="页脚 字符"/>
+    <w:basedOn w:val="a0"/>
+    <w:link w:val="a7"/>
+    <w:uiPriority w:val="99"/>
+    <w:rsid w:val="00623CF3"/>
+    <w:rPr>
+      <w:sz w:val="18"/>
+      <w:szCs w:val="18"/>
+    </w:rPr>
+  </w:style>
 </w:styles>
 </file>
 

--- a/AudioVideoCodingDecoding.docx
+++ b/AudioVideoCodingDecoding.docx
@@ -1030,6 +1030,135 @@
     <w:p>
       <w:pPr>
         <w:rPr>
+          <w:rFonts w:ascii="Arial" w:hAnsi="Arial" w:cs="Arial"/>
+          <w:color w:val="2F2F2F"/>
+          <w:shd w:val="clear" w:color="auto" w:fill="FFFFFF"/>
+        </w:rPr>
+      </w:pPr>
+      <w:r>
+        <w:rPr>
+          <w:rFonts w:ascii="Arial" w:hAnsi="Arial" w:cs="Arial"/>
+          <w:color w:val="2F2F2F"/>
+          <w:shd w:val="clear" w:color="auto" w:fill="FFFFFF"/>
+        </w:rPr>
+        <w:t>FFmpeg</w:t>
+      </w:r>
+      <w:r>
+        <w:rPr>
+          <w:rFonts w:ascii="Arial" w:hAnsi="Arial" w:cs="Arial"/>
+          <w:color w:val="2F2F2F"/>
+          <w:shd w:val="clear" w:color="auto" w:fill="FFFFFF"/>
+        </w:rPr>
+        <w:t>中的</w:t>
+      </w:r>
+      <w:r>
+        <w:rPr>
+          <w:rFonts w:ascii="Arial" w:hAnsi="Arial" w:cs="Arial"/>
+          <w:color w:val="2F2F2F"/>
+          <w:shd w:val="clear" w:color="auto" w:fill="FFFFFF"/>
+        </w:rPr>
+        <w:t>“FF”</w:t>
+      </w:r>
+      <w:r>
+        <w:rPr>
+          <w:rFonts w:ascii="Arial" w:hAnsi="Arial" w:cs="Arial"/>
+          <w:color w:val="2F2F2F"/>
+          <w:shd w:val="clear" w:color="auto" w:fill="FFFFFF"/>
+        </w:rPr>
+        <w:t>表示</w:t>
+      </w:r>
+      <w:r>
+        <w:rPr>
+          <w:rFonts w:ascii="Arial" w:hAnsi="Arial" w:cs="Arial"/>
+          <w:color w:val="2F2F2F"/>
+          <w:shd w:val="clear" w:color="auto" w:fill="FFFFFF"/>
+        </w:rPr>
+        <w:t xml:space="preserve"> </w:t>
+      </w:r>
+      <w:r>
+        <w:rPr>
+          <w:rFonts w:ascii="Arial" w:hAnsi="Arial" w:cs="Arial"/>
+          <w:color w:val="2F2F2F"/>
+          <w:shd w:val="clear" w:color="auto" w:fill="FFFFFF"/>
+        </w:rPr>
+        <w:t>媒体播放器上的表示</w:t>
+      </w:r>
+      <w:r>
+        <w:rPr>
+          <w:rFonts w:ascii="Arial" w:hAnsi="Arial" w:cs="Arial"/>
+          <w:color w:val="2F2F2F"/>
+          <w:shd w:val="clear" w:color="auto" w:fill="FFFFFF"/>
+        </w:rPr>
+        <w:t>“</w:t>
+      </w:r>
+      <w:r>
+        <w:rPr>
+          <w:rFonts w:ascii="Arial" w:hAnsi="Arial" w:cs="Arial"/>
+          <w:color w:val="2F2F2F"/>
+          <w:shd w:val="clear" w:color="auto" w:fill="FFFFFF"/>
+        </w:rPr>
+        <w:t>快进</w:t>
+      </w:r>
+      <w:r>
+        <w:rPr>
+          <w:rFonts w:ascii="Arial" w:hAnsi="Arial" w:cs="Arial"/>
+          <w:color w:val="2F2F2F"/>
+          <w:shd w:val="clear" w:color="auto" w:fill="FFFFFF"/>
+        </w:rPr>
+        <w:t>”</w:t>
+      </w:r>
+      <w:r>
+        <w:rPr>
+          <w:rFonts w:ascii="Arial" w:hAnsi="Arial" w:cs="Arial"/>
+          <w:color w:val="2F2F2F"/>
+          <w:shd w:val="clear" w:color="auto" w:fill="FFFFFF"/>
+        </w:rPr>
+        <w:t>的控制按钮，</w:t>
+      </w:r>
+      <w:r>
+        <w:rPr>
+          <w:rFonts w:ascii="Arial" w:hAnsi="Arial" w:cs="Arial"/>
+          <w:color w:val="2F2F2F"/>
+          <w:shd w:val="clear" w:color="auto" w:fill="FFFFFF"/>
+        </w:rPr>
+        <w:t>“mpeg”</w:t>
+      </w:r>
+      <w:r>
+        <w:rPr>
+          <w:rFonts w:ascii="Arial" w:hAnsi="Arial" w:cs="Arial"/>
+          <w:color w:val="2F2F2F"/>
+          <w:shd w:val="clear" w:color="auto" w:fill="FFFFFF"/>
+        </w:rPr>
+        <w:t>是</w:t>
+      </w:r>
+      <w:r>
+        <w:rPr>
+          <w:rFonts w:ascii="Arial" w:hAnsi="Arial" w:cs="Arial"/>
+          <w:color w:val="2F2F2F"/>
+          <w:shd w:val="clear" w:color="auto" w:fill="FFFFFF"/>
+        </w:rPr>
+        <w:t>Moving Pictures Experts Group</w:t>
+      </w:r>
+      <w:r>
+        <w:rPr>
+          <w:rFonts w:ascii="Arial" w:hAnsi="Arial" w:cs="Arial"/>
+          <w:color w:val="2F2F2F"/>
+          <w:shd w:val="clear" w:color="auto" w:fill="FFFFFF"/>
+        </w:rPr>
+        <w:t>的缩写</w:t>
+      </w:r>
+    </w:p>
+    <w:p>
+      <w:pPr>
+        <w:rPr>
+          <w:rFonts w:ascii="Times New Roman" w:hAnsi="Times New Roman" w:cs="Times New Roman" w:hint="eastAsia"/>
+          <w:szCs w:val="21"/>
+        </w:rPr>
+      </w:pPr>
+    </w:p>
+    <w:p>
+      <w:pPr>
+        <w:rPr>
           <w:rFonts w:ascii="Times New Roman" w:hAnsi="Times New Roman" w:cs="Times New Roman"/>
           <w:szCs w:val="21"/>
         </w:rPr>
@@ -2178,6 +2307,7 @@
           <w:rFonts w:ascii="Times New Roman" w:hAnsi="Times New Roman" w:cs="Times New Roman"/>
           <w:szCs w:val="21"/>
         </w:rPr>
+        <w:lastRenderedPageBreak/>
         <w:t>WAVE</w:t>
       </w:r>
       <w:r>
@@ -2257,584 +2387,2454 @@
           <w:rFonts w:ascii="Times New Roman" w:hAnsi="Times New Roman" w:cs="Times New Roman"/>
           <w:szCs w:val="21"/>
         </w:rPr>
+        <w:t>FLV</w:t>
+      </w:r>
+      <w:r>
+        <w:rPr>
+          <w:rFonts w:ascii="Times New Roman" w:hAnsi="Times New Roman" w:cs="Times New Roman"/>
+          <w:szCs w:val="21"/>
+        </w:rPr>
+        <w:t>（</w:t>
+      </w:r>
+      <w:r>
+        <w:rPr>
+          <w:rFonts w:ascii="Times New Roman" w:hAnsi="Times New Roman" w:cs="Times New Roman"/>
+          <w:szCs w:val="21"/>
+        </w:rPr>
+        <w:t>Flash Video</w:t>
+      </w:r>
+      <w:r>
+        <w:rPr>
+          <w:rFonts w:ascii="Times New Roman" w:hAnsi="Times New Roman" w:cs="Times New Roman"/>
+          <w:szCs w:val="21"/>
+        </w:rPr>
+        <w:t>）</w:t>
+      </w:r>
+      <w:r>
+        <w:rPr>
+          <w:rFonts w:ascii="Times New Roman" w:hAnsi="Times New Roman" w:cs="Times New Roman" w:hint="eastAsia"/>
+          <w:szCs w:val="21"/>
+        </w:rPr>
+        <w:t>封装格式</w:t>
+      </w:r>
+      <w:r>
+        <w:rPr>
+          <w:rFonts w:ascii="Times New Roman" w:hAnsi="Times New Roman" w:cs="Times New Roman"/>
+          <w:szCs w:val="21"/>
+        </w:rPr>
+        <w:t>是</w:t>
+      </w:r>
+      <w:r>
+        <w:rPr>
+          <w:rFonts w:ascii="Times New Roman" w:hAnsi="Times New Roman" w:cs="Times New Roman"/>
+          <w:szCs w:val="21"/>
+        </w:rPr>
+        <w:t>Adobe</w:t>
+      </w:r>
+      <w:r>
+        <w:rPr>
+          <w:rFonts w:ascii="Times New Roman" w:hAnsi="Times New Roman" w:cs="Times New Roman"/>
+          <w:szCs w:val="21"/>
+        </w:rPr>
+        <w:t>公司设计开发的一种流行的流媒体格式</w:t>
+      </w:r>
+      <w:r>
+        <w:rPr>
+          <w:rFonts w:ascii="Times New Roman" w:hAnsi="Times New Roman" w:cs="Times New Roman" w:hint="eastAsia"/>
+          <w:szCs w:val="21"/>
+        </w:rPr>
+        <w:t>。</w:t>
+      </w:r>
+      <w:r>
+        <w:rPr>
+          <w:rFonts w:ascii="Times New Roman" w:hAnsi="Times New Roman" w:cs="Times New Roman"/>
+          <w:szCs w:val="21"/>
+        </w:rPr>
+        <w:t>FLV</w:t>
+      </w:r>
+      <w:r>
+        <w:rPr>
+          <w:rFonts w:ascii="Times New Roman" w:hAnsi="Times New Roman" w:cs="Times New Roman"/>
+          <w:szCs w:val="21"/>
+        </w:rPr>
+        <w:t>可以使用</w:t>
+      </w:r>
+      <w:r>
+        <w:rPr>
+          <w:rFonts w:ascii="Times New Roman" w:hAnsi="Times New Roman" w:cs="Times New Roman"/>
+          <w:szCs w:val="21"/>
+        </w:rPr>
+        <w:t>Flash Player</w:t>
+      </w:r>
+      <w:r>
+        <w:rPr>
+          <w:rFonts w:ascii="Times New Roman" w:hAnsi="Times New Roman" w:cs="Times New Roman"/>
+          <w:szCs w:val="21"/>
+        </w:rPr>
+        <w:t>进行播放</w:t>
+      </w:r>
+    </w:p>
+    <w:p>
+      <w:pPr>
+        <w:rPr>
+          <w:rFonts w:ascii="Times New Roman" w:hAnsi="Times New Roman" w:cs="Times New Roman"/>
+          <w:szCs w:val="21"/>
+        </w:rPr>
+      </w:pPr>
+      <w:r>
+        <w:rPr>
+          <w:rFonts w:ascii="Times New Roman" w:hAnsi="Times New Roman" w:cs="Times New Roman"/>
+          <w:szCs w:val="21"/>
+        </w:rPr>
+        <w:t>FLV</w:t>
+      </w:r>
+      <w:r>
+        <w:rPr>
+          <w:rFonts w:ascii="Times New Roman" w:hAnsi="Times New Roman" w:cs="Times New Roman" w:hint="eastAsia"/>
+          <w:szCs w:val="21"/>
+        </w:rPr>
+        <w:t>有三种</w:t>
+      </w:r>
+      <w:r>
+        <w:rPr>
+          <w:rFonts w:ascii="Times New Roman" w:hAnsi="Times New Roman" w:cs="Times New Roman" w:hint="eastAsia"/>
+          <w:szCs w:val="21"/>
+        </w:rPr>
+        <w:t>tag</w:t>
+      </w:r>
+      <w:r>
+        <w:rPr>
+          <w:rFonts w:ascii="Times New Roman" w:hAnsi="Times New Roman" w:cs="Times New Roman" w:hint="eastAsia"/>
+          <w:szCs w:val="21"/>
+        </w:rPr>
+        <w:t>：</w:t>
+      </w:r>
+      <w:r>
+        <w:rPr>
+          <w:rFonts w:ascii="Times New Roman" w:hAnsi="Times New Roman" w:cs="Times New Roman"/>
+          <w:szCs w:val="21"/>
+        </w:rPr>
+        <w:t>A</w:t>
+      </w:r>
+      <w:r>
+        <w:rPr>
+          <w:rFonts w:ascii="Times New Roman" w:hAnsi="Times New Roman" w:cs="Times New Roman" w:hint="eastAsia"/>
+          <w:szCs w:val="21"/>
+        </w:rPr>
+        <w:t>udio</w:t>
+      </w:r>
+      <w:r>
+        <w:rPr>
+          <w:rFonts w:ascii="Times New Roman" w:hAnsi="Times New Roman" w:cs="Times New Roman"/>
+          <w:szCs w:val="21"/>
+        </w:rPr>
+        <w:t xml:space="preserve"> T</w:t>
+      </w:r>
+      <w:r>
+        <w:rPr>
+          <w:rFonts w:ascii="Times New Roman" w:hAnsi="Times New Roman" w:cs="Times New Roman" w:hint="eastAsia"/>
+          <w:szCs w:val="21"/>
+        </w:rPr>
+        <w:t>ag</w:t>
+      </w:r>
+      <w:r>
+        <w:rPr>
+          <w:rFonts w:ascii="Times New Roman" w:hAnsi="Times New Roman" w:cs="Times New Roman" w:hint="eastAsia"/>
+          <w:szCs w:val="21"/>
+        </w:rPr>
+        <w:t>、</w:t>
+      </w:r>
+      <w:r>
+        <w:rPr>
+          <w:rFonts w:ascii="Times New Roman" w:hAnsi="Times New Roman" w:cs="Times New Roman"/>
+          <w:szCs w:val="21"/>
+        </w:rPr>
+        <w:t>V</w:t>
+      </w:r>
+      <w:r>
+        <w:rPr>
+          <w:rFonts w:ascii="Times New Roman" w:hAnsi="Times New Roman" w:cs="Times New Roman" w:hint="eastAsia"/>
+          <w:szCs w:val="21"/>
+        </w:rPr>
+        <w:t>ideo</w:t>
+      </w:r>
+      <w:r>
+        <w:rPr>
+          <w:rFonts w:ascii="Times New Roman" w:hAnsi="Times New Roman" w:cs="Times New Roman"/>
+          <w:szCs w:val="21"/>
+        </w:rPr>
+        <w:t xml:space="preserve"> T</w:t>
+      </w:r>
+      <w:r>
+        <w:rPr>
+          <w:rFonts w:ascii="Times New Roman" w:hAnsi="Times New Roman" w:cs="Times New Roman" w:hint="eastAsia"/>
+          <w:szCs w:val="21"/>
+        </w:rPr>
+        <w:t>ag</w:t>
+      </w:r>
+      <w:r>
+        <w:rPr>
+          <w:rFonts w:ascii="Times New Roman" w:hAnsi="Times New Roman" w:cs="Times New Roman" w:hint="eastAsia"/>
+          <w:szCs w:val="21"/>
+        </w:rPr>
+        <w:t>、</w:t>
+      </w:r>
+      <w:r>
+        <w:rPr>
+          <w:rFonts w:ascii="Times New Roman" w:hAnsi="Times New Roman" w:cs="Times New Roman"/>
+          <w:szCs w:val="21"/>
+        </w:rPr>
+        <w:t>S</w:t>
+      </w:r>
+      <w:r>
+        <w:rPr>
+          <w:rFonts w:ascii="Times New Roman" w:hAnsi="Times New Roman" w:cs="Times New Roman" w:hint="eastAsia"/>
+          <w:szCs w:val="21"/>
+        </w:rPr>
+        <w:t>cript</w:t>
+      </w:r>
+      <w:r>
+        <w:rPr>
+          <w:rFonts w:ascii="Times New Roman" w:hAnsi="Times New Roman" w:cs="Times New Roman"/>
+          <w:szCs w:val="21"/>
+        </w:rPr>
+        <w:t xml:space="preserve"> T</w:t>
+      </w:r>
+      <w:r>
+        <w:rPr>
+          <w:rFonts w:ascii="Times New Roman" w:hAnsi="Times New Roman" w:cs="Times New Roman" w:hint="eastAsia"/>
+          <w:szCs w:val="21"/>
+        </w:rPr>
+        <w:t>ag</w:t>
+      </w:r>
+    </w:p>
+    <w:p>
+      <w:pPr>
+        <w:rPr>
+          <w:rFonts w:ascii="Times New Roman" w:hAnsi="Times New Roman" w:cs="Times New Roman"/>
+          <w:szCs w:val="21"/>
+        </w:rPr>
+      </w:pPr>
+      <w:r>
+        <w:rPr>
+          <w:rFonts w:ascii="Times New Roman" w:hAnsi="Times New Roman" w:cs="Times New Roman"/>
+          <w:szCs w:val="21"/>
+        </w:rPr>
+        <w:t>S</w:t>
+      </w:r>
+      <w:r>
+        <w:rPr>
+          <w:rFonts w:ascii="Times New Roman" w:hAnsi="Times New Roman" w:cs="Times New Roman" w:hint="eastAsia"/>
+          <w:szCs w:val="21"/>
+        </w:rPr>
+        <w:t>cript</w:t>
+      </w:r>
+      <w:r>
+        <w:rPr>
+          <w:rFonts w:ascii="Times New Roman" w:hAnsi="Times New Roman" w:cs="Times New Roman"/>
+          <w:szCs w:val="21"/>
+        </w:rPr>
+        <w:t xml:space="preserve"> </w:t>
+      </w:r>
+      <w:r>
+        <w:rPr>
+          <w:rFonts w:ascii="Times New Roman" w:hAnsi="Times New Roman" w:cs="Times New Roman"/>
+          <w:szCs w:val="21"/>
+        </w:rPr>
+        <w:t>Tag</w:t>
+      </w:r>
+      <w:r>
+        <w:rPr>
+          <w:rFonts w:ascii="Times New Roman" w:hAnsi="Times New Roman" w:cs="Times New Roman"/>
+          <w:szCs w:val="21"/>
+        </w:rPr>
+        <w:t>会跟在</w:t>
+      </w:r>
+      <w:r>
+        <w:rPr>
+          <w:rFonts w:ascii="Times New Roman" w:hAnsi="Times New Roman" w:cs="Times New Roman"/>
+          <w:szCs w:val="21"/>
+        </w:rPr>
+        <w:t>File Header</w:t>
+      </w:r>
+      <w:r>
+        <w:rPr>
+          <w:rFonts w:ascii="Times New Roman" w:hAnsi="Times New Roman" w:cs="Times New Roman"/>
+          <w:szCs w:val="21"/>
+        </w:rPr>
+        <w:t>后面作为第一个</w:t>
+      </w:r>
+      <w:r>
+        <w:rPr>
+          <w:rFonts w:ascii="Times New Roman" w:hAnsi="Times New Roman" w:cs="Times New Roman"/>
+          <w:szCs w:val="21"/>
+        </w:rPr>
+        <w:t>Tag</w:t>
+      </w:r>
+      <w:r>
+        <w:rPr>
+          <w:rFonts w:ascii="Times New Roman" w:hAnsi="Times New Roman" w:cs="Times New Roman"/>
+          <w:szCs w:val="21"/>
+        </w:rPr>
+        <w:t>出现，而且只有一个</w:t>
+      </w:r>
+    </w:p>
+    <w:p>
+      <w:pPr>
+        <w:rPr>
+          <w:rFonts w:ascii="Times New Roman" w:hAnsi="Times New Roman" w:cs="Times New Roman"/>
+          <w:szCs w:val="21"/>
+        </w:rPr>
+      </w:pPr>
+      <w:r>
+        <w:rPr>
+          <w:rFonts w:ascii="Times New Roman" w:hAnsi="Times New Roman" w:cs="Times New Roman" w:hint="eastAsia"/>
+          <w:szCs w:val="21"/>
+        </w:rPr>
+        <w:t>分离</w:t>
+      </w:r>
+      <w:r>
+        <w:rPr>
+          <w:rFonts w:ascii="Times New Roman" w:hAnsi="Times New Roman" w:cs="Times New Roman"/>
+          <w:szCs w:val="21"/>
+        </w:rPr>
+        <w:t>FLV</w:t>
+      </w:r>
+      <w:r>
+        <w:rPr>
+          <w:rFonts w:ascii="Times New Roman" w:hAnsi="Times New Roman" w:cs="Times New Roman"/>
+          <w:szCs w:val="21"/>
+        </w:rPr>
+        <w:t>中的视频码流和</w:t>
+      </w:r>
+      <w:r>
+        <w:rPr>
+          <w:rFonts w:ascii="Times New Roman" w:hAnsi="Times New Roman" w:cs="Times New Roman" w:hint="eastAsia"/>
+          <w:szCs w:val="21"/>
+        </w:rPr>
+        <w:t>mp3</w:t>
+      </w:r>
+      <w:r>
+        <w:rPr>
+          <w:rFonts w:ascii="Times New Roman" w:hAnsi="Times New Roman" w:cs="Times New Roman"/>
+          <w:szCs w:val="21"/>
+        </w:rPr>
+        <w:t>音频码流</w:t>
+      </w:r>
+      <w:r>
+        <w:rPr>
+          <w:rFonts w:ascii="Times New Roman" w:hAnsi="Times New Roman" w:cs="Times New Roman" w:hint="eastAsia"/>
+          <w:szCs w:val="21"/>
+        </w:rPr>
+        <w:t>：</w:t>
+      </w:r>
+    </w:p>
+    <w:p>
+      <w:pPr>
+        <w:rPr>
+          <w:rFonts w:ascii="Times New Roman" w:hAnsi="Times New Roman" w:cs="Times New Roman"/>
+          <w:szCs w:val="21"/>
+        </w:rPr>
+      </w:pPr>
+      <w:r>
+        <w:rPr>
+          <w:rFonts w:ascii="Times New Roman" w:hAnsi="Times New Roman" w:cs="Times New Roman" w:hint="eastAsia"/>
+          <w:szCs w:val="21"/>
+        </w:rPr>
+        <w:t>视频：</w:t>
+      </w:r>
+      <w:r>
+        <w:rPr>
+          <w:rFonts w:ascii="Times New Roman" w:hAnsi="Times New Roman" w:cs="Times New Roman"/>
+          <w:szCs w:val="21"/>
+        </w:rPr>
+        <w:t>F</w:t>
+      </w:r>
+      <w:r>
+        <w:rPr>
+          <w:rFonts w:ascii="Times New Roman" w:hAnsi="Times New Roman" w:cs="Times New Roman" w:hint="eastAsia"/>
+          <w:szCs w:val="21"/>
+        </w:rPr>
+        <w:t>lv</w:t>
+      </w:r>
+      <w:r>
+        <w:rPr>
+          <w:rFonts w:ascii="Times New Roman" w:hAnsi="Times New Roman" w:cs="Times New Roman"/>
+          <w:szCs w:val="21"/>
+        </w:rPr>
+        <w:t xml:space="preserve"> H</w:t>
+      </w:r>
+      <w:r>
+        <w:rPr>
+          <w:rFonts w:ascii="Times New Roman" w:hAnsi="Times New Roman" w:cs="Times New Roman" w:hint="eastAsia"/>
+          <w:szCs w:val="21"/>
+        </w:rPr>
+        <w:t>eader+</w:t>
+      </w:r>
+      <w:r>
+        <w:rPr>
+          <w:rFonts w:ascii="Times New Roman" w:hAnsi="Times New Roman" w:cs="Times New Roman" w:hint="eastAsia"/>
+          <w:szCs w:val="21"/>
+        </w:rPr>
+        <w:t>完整的</w:t>
+      </w:r>
+      <w:r>
+        <w:rPr>
+          <w:rFonts w:ascii="Times New Roman" w:hAnsi="Times New Roman" w:cs="Times New Roman" w:hint="eastAsia"/>
+          <w:szCs w:val="21"/>
+        </w:rPr>
+        <w:t>S</w:t>
+      </w:r>
+      <w:r>
+        <w:rPr>
+          <w:rFonts w:ascii="Times New Roman" w:hAnsi="Times New Roman" w:cs="Times New Roman"/>
+          <w:szCs w:val="21"/>
+        </w:rPr>
+        <w:t>cript T</w:t>
+      </w:r>
+      <w:r>
+        <w:rPr>
+          <w:rFonts w:ascii="Times New Roman" w:hAnsi="Times New Roman" w:cs="Times New Roman" w:hint="eastAsia"/>
+          <w:szCs w:val="21"/>
+        </w:rPr>
+        <w:t>ag+</w:t>
+      </w:r>
+      <w:r>
+        <w:rPr>
+          <w:rFonts w:ascii="Times New Roman" w:hAnsi="Times New Roman" w:cs="Times New Roman" w:hint="eastAsia"/>
+          <w:szCs w:val="21"/>
+        </w:rPr>
+        <w:t>完整的</w:t>
+      </w:r>
+      <w:r>
+        <w:rPr>
+          <w:rFonts w:ascii="Times New Roman" w:hAnsi="Times New Roman" w:cs="Times New Roman" w:hint="eastAsia"/>
+          <w:szCs w:val="21"/>
+        </w:rPr>
+        <w:t>Video</w:t>
+      </w:r>
+      <w:r>
+        <w:rPr>
+          <w:rFonts w:ascii="Times New Roman" w:hAnsi="Times New Roman" w:cs="Times New Roman"/>
+          <w:szCs w:val="21"/>
+        </w:rPr>
+        <w:t xml:space="preserve"> T</w:t>
+      </w:r>
+      <w:r>
+        <w:rPr>
+          <w:rFonts w:ascii="Times New Roman" w:hAnsi="Times New Roman" w:cs="Times New Roman" w:hint="eastAsia"/>
+          <w:szCs w:val="21"/>
+        </w:rPr>
+        <w:t>ag+</w:t>
+      </w:r>
+      <w:r>
+        <w:rPr>
+          <w:rFonts w:ascii="Times New Roman" w:hAnsi="Times New Roman" w:cs="Times New Roman" w:hint="eastAsia"/>
+          <w:szCs w:val="21"/>
+        </w:rPr>
+        <w:t>各个</w:t>
+      </w:r>
+      <w:r>
+        <w:rPr>
+          <w:rFonts w:ascii="Times New Roman" w:hAnsi="Times New Roman" w:cs="Times New Roman" w:hint="eastAsia"/>
+          <w:szCs w:val="21"/>
+        </w:rPr>
+        <w:t>Tag</w:t>
+      </w:r>
+      <w:r>
+        <w:rPr>
+          <w:rFonts w:ascii="Times New Roman" w:hAnsi="Times New Roman" w:cs="Times New Roman" w:hint="eastAsia"/>
+          <w:szCs w:val="21"/>
+        </w:rPr>
+        <w:t>后的</w:t>
+      </w:r>
+      <w:r>
+        <w:rPr>
+          <w:rFonts w:ascii="Times New Roman" w:hAnsi="Times New Roman" w:cs="Times New Roman" w:hint="eastAsia"/>
+          <w:szCs w:val="21"/>
+        </w:rPr>
+        <w:t>Previous</w:t>
+      </w:r>
+      <w:r>
+        <w:rPr>
+          <w:rFonts w:ascii="Times New Roman" w:hAnsi="Times New Roman" w:cs="Times New Roman"/>
+          <w:szCs w:val="21"/>
+        </w:rPr>
+        <w:t xml:space="preserve"> T</w:t>
+      </w:r>
+      <w:r>
+        <w:rPr>
+          <w:rFonts w:ascii="Times New Roman" w:hAnsi="Times New Roman" w:cs="Times New Roman" w:hint="eastAsia"/>
+          <w:szCs w:val="21"/>
+        </w:rPr>
+        <w:t>ag</w:t>
+      </w:r>
+      <w:r>
+        <w:rPr>
+          <w:rFonts w:ascii="Times New Roman" w:hAnsi="Times New Roman" w:cs="Times New Roman"/>
+          <w:szCs w:val="21"/>
+        </w:rPr>
+        <w:t xml:space="preserve"> Size</w:t>
+      </w:r>
+      <w:r>
+        <w:rPr>
+          <w:rFonts w:ascii="Times New Roman" w:hAnsi="Times New Roman" w:cs="Times New Roman" w:hint="eastAsia"/>
+          <w:szCs w:val="21"/>
+        </w:rPr>
+        <w:t>字段</w:t>
+      </w:r>
+    </w:p>
+    <w:p>
+      <w:pPr>
+        <w:rPr>
+          <w:rFonts w:ascii="Times New Roman" w:hAnsi="Times New Roman" w:cs="Times New Roman"/>
+          <w:szCs w:val="21"/>
+        </w:rPr>
+      </w:pPr>
+      <w:r>
+        <w:rPr>
+          <w:rFonts w:ascii="Times New Roman" w:hAnsi="Times New Roman" w:cs="Times New Roman" w:hint="eastAsia"/>
+          <w:szCs w:val="21"/>
+        </w:rPr>
+        <w:t>音频：</w:t>
+      </w:r>
+      <w:r>
+        <w:rPr>
+          <w:rFonts w:ascii="Times New Roman" w:hAnsi="Times New Roman" w:cs="Times New Roman" w:hint="eastAsia"/>
+          <w:szCs w:val="21"/>
+        </w:rPr>
+        <w:t>A</w:t>
+      </w:r>
+      <w:r>
+        <w:rPr>
+          <w:rFonts w:ascii="Times New Roman" w:hAnsi="Times New Roman" w:cs="Times New Roman"/>
+          <w:szCs w:val="21"/>
+        </w:rPr>
+        <w:t>udio T</w:t>
+      </w:r>
+      <w:r>
+        <w:rPr>
+          <w:rFonts w:ascii="Times New Roman" w:hAnsi="Times New Roman" w:cs="Times New Roman" w:hint="eastAsia"/>
+          <w:szCs w:val="21"/>
+        </w:rPr>
+        <w:t>ag</w:t>
+      </w:r>
+      <w:r>
+        <w:rPr>
+          <w:rFonts w:ascii="Times New Roman" w:hAnsi="Times New Roman" w:cs="Times New Roman" w:hint="eastAsia"/>
+          <w:szCs w:val="21"/>
+        </w:rPr>
+        <w:t>的</w:t>
+      </w:r>
+      <w:r>
+        <w:rPr>
+          <w:rFonts w:ascii="Times New Roman" w:hAnsi="Times New Roman" w:cs="Times New Roman" w:hint="eastAsia"/>
+          <w:szCs w:val="21"/>
+        </w:rPr>
+        <w:t>Tag</w:t>
+      </w:r>
+      <w:r>
+        <w:rPr>
+          <w:rFonts w:ascii="Times New Roman" w:hAnsi="Times New Roman" w:cs="Times New Roman"/>
+          <w:szCs w:val="21"/>
+        </w:rPr>
+        <w:t xml:space="preserve"> D</w:t>
+      </w:r>
+      <w:r>
+        <w:rPr>
+          <w:rFonts w:ascii="Times New Roman" w:hAnsi="Times New Roman" w:cs="Times New Roman" w:hint="eastAsia"/>
+          <w:szCs w:val="21"/>
+        </w:rPr>
+        <w:t>ata</w:t>
+      </w:r>
+      <w:r>
+        <w:rPr>
+          <w:rFonts w:ascii="Times New Roman" w:hAnsi="Times New Roman" w:cs="Times New Roman" w:hint="eastAsia"/>
+          <w:szCs w:val="21"/>
+        </w:rPr>
+        <w:t>部分</w:t>
+      </w:r>
+    </w:p>
+    <w:p>
+      <w:pPr>
+        <w:rPr>
+          <w:rFonts w:ascii="Times New Roman" w:hAnsi="Times New Roman" w:cs="Times New Roman"/>
+          <w:szCs w:val="21"/>
+        </w:rPr>
+      </w:pPr>
+    </w:p>
+    <w:p>
+      <w:pPr>
+        <w:rPr>
+          <w:rFonts w:ascii="Times New Roman" w:hAnsi="Times New Roman" w:cs="Times New Roman"/>
+          <w:szCs w:val="21"/>
+        </w:rPr>
+      </w:pPr>
+      <w:r>
+        <w:rPr>
+          <w:rFonts w:ascii="Times New Roman" w:hAnsi="Times New Roman" w:cs="Times New Roman" w:hint="eastAsia"/>
+          <w:szCs w:val="21"/>
+        </w:rPr>
+        <w:t>T</w:t>
+      </w:r>
+      <w:r>
+        <w:rPr>
+          <w:rFonts w:ascii="Times New Roman" w:hAnsi="Times New Roman" w:cs="Times New Roman"/>
+          <w:szCs w:val="21"/>
+        </w:rPr>
+        <w:t>S</w:t>
+      </w:r>
+      <w:r>
+        <w:rPr>
+          <w:rFonts w:ascii="Times New Roman" w:hAnsi="Times New Roman" w:cs="Times New Roman" w:hint="eastAsia"/>
+          <w:szCs w:val="21"/>
+        </w:rPr>
+        <w:t>是音视频封装格式之一，支持的视频编码格式为</w:t>
+      </w:r>
+      <w:r>
+        <w:rPr>
+          <w:rFonts w:ascii="Times New Roman" w:hAnsi="Times New Roman" w:cs="Times New Roman"/>
+          <w:szCs w:val="21"/>
+        </w:rPr>
+        <w:t>MPEG-1</w:t>
+      </w:r>
+      <w:r>
+        <w:rPr>
+          <w:rFonts w:ascii="Times New Roman" w:hAnsi="Times New Roman" w:cs="Times New Roman" w:hint="eastAsia"/>
+          <w:szCs w:val="21"/>
+        </w:rPr>
+        <w:t>、</w:t>
+      </w:r>
+      <w:r>
+        <w:rPr>
+          <w:rFonts w:ascii="Times New Roman" w:hAnsi="Times New Roman" w:cs="Times New Roman"/>
+          <w:szCs w:val="21"/>
+        </w:rPr>
+        <w:t>MPEG-2</w:t>
+      </w:r>
+      <w:r>
+        <w:rPr>
+          <w:rFonts w:ascii="Times New Roman" w:hAnsi="Times New Roman" w:cs="Times New Roman" w:hint="eastAsia"/>
+          <w:szCs w:val="21"/>
+        </w:rPr>
+        <w:t>、</w:t>
+      </w:r>
+      <w:r>
+        <w:rPr>
+          <w:rFonts w:ascii="Times New Roman" w:hAnsi="Times New Roman" w:cs="Times New Roman"/>
+          <w:szCs w:val="21"/>
+        </w:rPr>
+        <w:t>MPEG-4</w:t>
+      </w:r>
+      <w:r>
+        <w:rPr>
+          <w:rFonts w:ascii="Times New Roman" w:hAnsi="Times New Roman" w:cs="Times New Roman" w:hint="eastAsia"/>
+          <w:szCs w:val="21"/>
+        </w:rPr>
+        <w:t>、</w:t>
+      </w:r>
+      <w:r>
+        <w:rPr>
+          <w:rFonts w:ascii="Times New Roman" w:hAnsi="Times New Roman" w:cs="Times New Roman"/>
+          <w:szCs w:val="21"/>
+        </w:rPr>
+        <w:t>H.264</w:t>
+      </w:r>
+    </w:p>
+    <w:p>
+      <w:pPr>
+        <w:rPr>
+          <w:rFonts w:ascii="Times New Roman" w:hAnsi="Times New Roman" w:cs="Times New Roman" w:hint="eastAsia"/>
+          <w:szCs w:val="21"/>
+        </w:rPr>
+      </w:pPr>
+    </w:p>
+    <w:p>
+      <w:pPr>
+        <w:widowControl/>
+        <w:pBdr>
+          <w:top w:val="single" w:sz="6" w:space="11" w:color="CCCCCC"/>
+          <w:left w:val="single" w:sz="6" w:space="11" w:color="CCCCCC"/>
+          <w:bottom w:val="single" w:sz="6" w:space="11" w:color="CCCCCC"/>
+          <w:right w:val="single" w:sz="6" w:space="11" w:color="CCCCCC"/>
+        </w:pBdr>
+        <w:shd w:val="clear" w:color="auto" w:fill="282C34"/>
+        <w:tabs>
+          <w:tab w:val="left" w:pos="916"/>
+          <w:tab w:val="left" w:pos="1832"/>
+          <w:tab w:val="left" w:pos="2748"/>
+          <w:tab w:val="left" w:pos="3664"/>
+          <w:tab w:val="left" w:pos="4580"/>
+          <w:tab w:val="left" w:pos="5496"/>
+          <w:tab w:val="left" w:pos="6412"/>
+          <w:tab w:val="left" w:pos="7328"/>
+          <w:tab w:val="left" w:pos="8244"/>
+          <w:tab w:val="left" w:pos="9160"/>
+          <w:tab w:val="left" w:pos="10076"/>
+          <w:tab w:val="left" w:pos="10992"/>
+          <w:tab w:val="left" w:pos="11908"/>
+          <w:tab w:val="left" w:pos="12824"/>
+          <w:tab w:val="left" w:pos="13740"/>
+          <w:tab w:val="left" w:pos="14656"/>
+        </w:tabs>
+        <w:spacing w:line="360" w:lineRule="auto"/>
+        <w:jc w:val="left"/>
+        <w:rPr>
+          <w:rFonts w:ascii="Times New Roman" w:hAnsi="Times New Roman" w:cs="Times New Roman"/>
+          <w:color w:val="ABB2BF"/>
+          <w:kern w:val="0"/>
+          <w:szCs w:val="21"/>
+          <w:bdr w:val="none" w:sz="0" w:space="0" w:color="auto" w:frame="1"/>
+        </w:rPr>
+      </w:pPr>
+      <w:r>
+        <w:rPr>
+          <w:rFonts w:ascii="Times New Roman" w:hAnsi="Times New Roman" w:cs="Times New Roman"/>
+          <w:color w:val="E06C75"/>
+          <w:kern w:val="0"/>
+          <w:szCs w:val="21"/>
+          <w:bdr w:val="none" w:sz="0" w:space="0" w:color="auto" w:frame="1"/>
+        </w:rPr>
+        <w:t>ffmpeg</w:t>
+      </w:r>
+      <w:r>
+        <w:rPr>
+          <w:rFonts w:ascii="Times New Roman" w:hAnsi="Times New Roman" w:cs="Times New Roman"/>
+          <w:color w:val="ABB2BF"/>
+          <w:kern w:val="0"/>
+          <w:szCs w:val="21"/>
+          <w:bdr w:val="none" w:sz="0" w:space="0" w:color="auto" w:frame="1"/>
+        </w:rPr>
+        <w:t xml:space="preserve"> </w:t>
+      </w:r>
+      <w:r>
+        <w:rPr>
+          <w:rFonts w:ascii="Times New Roman" w:hAnsi="Times New Roman" w:cs="Times New Roman"/>
+          <w:color w:val="E06C75"/>
+          <w:kern w:val="0"/>
+          <w:szCs w:val="21"/>
+          <w:bdr w:val="none" w:sz="0" w:space="0" w:color="auto" w:frame="1"/>
+        </w:rPr>
+        <w:t>-ss</w:t>
+      </w:r>
+      <w:r>
+        <w:rPr>
+          <w:rFonts w:ascii="Times New Roman" w:hAnsi="Times New Roman" w:cs="Times New Roman"/>
+          <w:color w:val="ABB2BF"/>
+          <w:kern w:val="0"/>
+          <w:szCs w:val="21"/>
+          <w:bdr w:val="none" w:sz="0" w:space="0" w:color="auto" w:frame="1"/>
+        </w:rPr>
+        <w:t xml:space="preserve"> 00</w:t>
+      </w:r>
+      <w:r>
+        <w:rPr>
+          <w:rFonts w:ascii="Times New Roman" w:hAnsi="Times New Roman" w:cs="Times New Roman"/>
+          <w:color w:val="D19A66"/>
+          <w:kern w:val="0"/>
+          <w:szCs w:val="21"/>
+          <w:bdr w:val="none" w:sz="0" w:space="0" w:color="auto" w:frame="1"/>
+        </w:rPr>
+        <w:t>:00:00</w:t>
+      </w:r>
+      <w:r>
+        <w:rPr>
+          <w:rFonts w:ascii="Times New Roman" w:hAnsi="Times New Roman" w:cs="Times New Roman"/>
+          <w:color w:val="ABB2BF"/>
+          <w:kern w:val="0"/>
+          <w:szCs w:val="21"/>
+          <w:bdr w:val="none" w:sz="0" w:space="0" w:color="auto" w:frame="1"/>
+        </w:rPr>
+        <w:t xml:space="preserve"> </w:t>
+      </w:r>
+      <w:r>
+        <w:rPr>
+          <w:rFonts w:ascii="Times New Roman" w:hAnsi="Times New Roman" w:cs="Times New Roman"/>
+          <w:color w:val="E06C75"/>
+          <w:kern w:val="0"/>
+          <w:szCs w:val="21"/>
+          <w:bdr w:val="none" w:sz="0" w:space="0" w:color="auto" w:frame="1"/>
+        </w:rPr>
+        <w:t>-t</w:t>
+      </w:r>
+      <w:r>
+        <w:rPr>
+          <w:rFonts w:ascii="Times New Roman" w:hAnsi="Times New Roman" w:cs="Times New Roman"/>
+          <w:color w:val="ABB2BF"/>
+          <w:kern w:val="0"/>
+          <w:szCs w:val="21"/>
+          <w:bdr w:val="none" w:sz="0" w:space="0" w:color="auto" w:frame="1"/>
+        </w:rPr>
+        <w:t xml:space="preserve"> 00</w:t>
+      </w:r>
+      <w:r>
+        <w:rPr>
+          <w:rFonts w:ascii="Times New Roman" w:hAnsi="Times New Roman" w:cs="Times New Roman"/>
+          <w:color w:val="D19A66"/>
+          <w:kern w:val="0"/>
+          <w:szCs w:val="21"/>
+          <w:bdr w:val="none" w:sz="0" w:space="0" w:color="auto" w:frame="1"/>
+        </w:rPr>
+        <w:t>:00:30</w:t>
+      </w:r>
+      <w:r>
+        <w:rPr>
+          <w:rFonts w:ascii="Times New Roman" w:hAnsi="Times New Roman" w:cs="Times New Roman"/>
+          <w:color w:val="ABB2BF"/>
+          <w:kern w:val="0"/>
+          <w:szCs w:val="21"/>
+          <w:bdr w:val="none" w:sz="0" w:space="0" w:color="auto" w:frame="1"/>
+        </w:rPr>
+        <w:t xml:space="preserve"> </w:t>
+      </w:r>
+      <w:r>
+        <w:rPr>
+          <w:rFonts w:ascii="Times New Roman" w:hAnsi="Times New Roman" w:cs="Times New Roman"/>
+          <w:color w:val="E06C75"/>
+          <w:kern w:val="0"/>
+          <w:szCs w:val="21"/>
+          <w:bdr w:val="none" w:sz="0" w:space="0" w:color="auto" w:frame="1"/>
+        </w:rPr>
+        <w:t>-i</w:t>
+      </w:r>
+      <w:r>
+        <w:rPr>
+          <w:rFonts w:ascii="Times New Roman" w:hAnsi="Times New Roman" w:cs="Times New Roman"/>
+          <w:color w:val="ABB2BF"/>
+          <w:kern w:val="0"/>
+          <w:szCs w:val="21"/>
+          <w:bdr w:val="none" w:sz="0" w:space="0" w:color="auto" w:frame="1"/>
+        </w:rPr>
+        <w:t xml:space="preserve"> </w:t>
+      </w:r>
+      <w:r>
+        <w:rPr>
+          <w:rFonts w:ascii="Times New Roman" w:hAnsi="Times New Roman" w:cs="Times New Roman"/>
+          <w:color w:val="E06C75"/>
+          <w:kern w:val="0"/>
+          <w:szCs w:val="21"/>
+          <w:bdr w:val="none" w:sz="0" w:space="0" w:color="auto" w:frame="1"/>
+        </w:rPr>
+        <w:t>test</w:t>
+      </w:r>
+      <w:r>
+        <w:rPr>
+          <w:rFonts w:ascii="Times New Roman" w:hAnsi="Times New Roman" w:cs="Times New Roman"/>
+          <w:color w:val="D19A66"/>
+          <w:kern w:val="0"/>
+          <w:szCs w:val="21"/>
+          <w:bdr w:val="none" w:sz="0" w:space="0" w:color="auto" w:frame="1"/>
+        </w:rPr>
+        <w:t>.mp4</w:t>
+      </w:r>
+      <w:r>
+        <w:rPr>
+          <w:rFonts w:ascii="Times New Roman" w:hAnsi="Times New Roman" w:cs="Times New Roman"/>
+          <w:color w:val="ABB2BF"/>
+          <w:kern w:val="0"/>
+          <w:szCs w:val="21"/>
+          <w:bdr w:val="none" w:sz="0" w:space="0" w:color="auto" w:frame="1"/>
+        </w:rPr>
+        <w:t xml:space="preserve"> </w:t>
+      </w:r>
+      <w:r>
+        <w:rPr>
+          <w:rFonts w:ascii="Times New Roman" w:hAnsi="Times New Roman" w:cs="Times New Roman"/>
+          <w:color w:val="E06C75"/>
+          <w:kern w:val="0"/>
+          <w:szCs w:val="21"/>
+          <w:bdr w:val="none" w:sz="0" w:space="0" w:color="auto" w:frame="1"/>
+        </w:rPr>
+        <w:t>-vcodec</w:t>
+      </w:r>
+      <w:r>
+        <w:rPr>
+          <w:rFonts w:ascii="Times New Roman" w:hAnsi="Times New Roman" w:cs="Times New Roman"/>
+          <w:color w:val="ABB2BF"/>
+          <w:kern w:val="0"/>
+          <w:szCs w:val="21"/>
+          <w:bdr w:val="none" w:sz="0" w:space="0" w:color="auto" w:frame="1"/>
+        </w:rPr>
+        <w:t xml:space="preserve"> </w:t>
+      </w:r>
+      <w:r>
+        <w:rPr>
+          <w:rFonts w:ascii="Times New Roman" w:hAnsi="Times New Roman" w:cs="Times New Roman"/>
+          <w:color w:val="E06C75"/>
+          <w:kern w:val="0"/>
+          <w:szCs w:val="21"/>
+          <w:bdr w:val="none" w:sz="0" w:space="0" w:color="auto" w:frame="1"/>
+        </w:rPr>
+        <w:t>copy</w:t>
+      </w:r>
+      <w:r>
+        <w:rPr>
+          <w:rFonts w:ascii="Times New Roman" w:hAnsi="Times New Roman" w:cs="Times New Roman"/>
+          <w:color w:val="ABB2BF"/>
+          <w:kern w:val="0"/>
+          <w:szCs w:val="21"/>
+          <w:bdr w:val="none" w:sz="0" w:space="0" w:color="auto" w:frame="1"/>
+        </w:rPr>
+        <w:t xml:space="preserve"> </w:t>
+      </w:r>
+      <w:r>
+        <w:rPr>
+          <w:rFonts w:ascii="Times New Roman" w:hAnsi="Times New Roman" w:cs="Times New Roman"/>
+          <w:color w:val="E06C75"/>
+          <w:kern w:val="0"/>
+          <w:szCs w:val="21"/>
+          <w:bdr w:val="none" w:sz="0" w:space="0" w:color="auto" w:frame="1"/>
+        </w:rPr>
+        <w:t>-acodec</w:t>
+      </w:r>
+      <w:r>
+        <w:rPr>
+          <w:rFonts w:ascii="Times New Roman" w:hAnsi="Times New Roman" w:cs="Times New Roman"/>
+          <w:color w:val="ABB2BF"/>
+          <w:kern w:val="0"/>
+          <w:szCs w:val="21"/>
+          <w:bdr w:val="none" w:sz="0" w:space="0" w:color="auto" w:frame="1"/>
+        </w:rPr>
+        <w:t xml:space="preserve"> </w:t>
+      </w:r>
+      <w:r>
+        <w:rPr>
+          <w:rFonts w:ascii="Times New Roman" w:hAnsi="Times New Roman" w:cs="Times New Roman"/>
+          <w:color w:val="E06C75"/>
+          <w:kern w:val="0"/>
+          <w:szCs w:val="21"/>
+          <w:bdr w:val="none" w:sz="0" w:space="0" w:color="auto" w:frame="1"/>
+        </w:rPr>
+        <w:t>copy</w:t>
+      </w:r>
+      <w:r>
+        <w:rPr>
+          <w:rFonts w:ascii="Times New Roman" w:hAnsi="Times New Roman" w:cs="Times New Roman"/>
+          <w:color w:val="ABB2BF"/>
+          <w:kern w:val="0"/>
+          <w:szCs w:val="21"/>
+          <w:bdr w:val="none" w:sz="0" w:space="0" w:color="auto" w:frame="1"/>
+        </w:rPr>
+        <w:t xml:space="preserve"> </w:t>
+      </w:r>
+      <w:r>
+        <w:rPr>
+          <w:rFonts w:ascii="Times New Roman" w:hAnsi="Times New Roman" w:cs="Times New Roman"/>
+          <w:color w:val="E06C75"/>
+          <w:kern w:val="0"/>
+          <w:szCs w:val="21"/>
+          <w:bdr w:val="none" w:sz="0" w:space="0" w:color="auto" w:frame="1"/>
+        </w:rPr>
+        <w:t>output</w:t>
+      </w:r>
+      <w:r>
+        <w:rPr>
+          <w:rFonts w:ascii="Times New Roman" w:hAnsi="Times New Roman" w:cs="Times New Roman"/>
+          <w:color w:val="D19A66"/>
+          <w:kern w:val="0"/>
+          <w:szCs w:val="21"/>
+          <w:bdr w:val="none" w:sz="0" w:space="0" w:color="auto" w:frame="1"/>
+        </w:rPr>
+        <w:t>.mp4</w:t>
+      </w:r>
+    </w:p>
+    <w:p>
+      <w:pPr>
+        <w:widowControl/>
+        <w:pBdr>
+          <w:top w:val="single" w:sz="6" w:space="11" w:color="CCCCCC"/>
+          <w:left w:val="single" w:sz="6" w:space="11" w:color="CCCCCC"/>
+          <w:bottom w:val="single" w:sz="6" w:space="11" w:color="CCCCCC"/>
+          <w:right w:val="single" w:sz="6" w:space="11" w:color="CCCCCC"/>
+        </w:pBdr>
+        <w:shd w:val="clear" w:color="auto" w:fill="282C34"/>
+        <w:tabs>
+          <w:tab w:val="left" w:pos="916"/>
+          <w:tab w:val="left" w:pos="1832"/>
+          <w:tab w:val="left" w:pos="2748"/>
+          <w:tab w:val="left" w:pos="3664"/>
+          <w:tab w:val="left" w:pos="4580"/>
+          <w:tab w:val="left" w:pos="5496"/>
+          <w:tab w:val="left" w:pos="6412"/>
+          <w:tab w:val="left" w:pos="7328"/>
+          <w:tab w:val="left" w:pos="8244"/>
+          <w:tab w:val="left" w:pos="9160"/>
+          <w:tab w:val="left" w:pos="10076"/>
+          <w:tab w:val="left" w:pos="10992"/>
+          <w:tab w:val="left" w:pos="11908"/>
+          <w:tab w:val="left" w:pos="12824"/>
+          <w:tab w:val="left" w:pos="13740"/>
+          <w:tab w:val="left" w:pos="14656"/>
+        </w:tabs>
+        <w:spacing w:line="360" w:lineRule="auto"/>
+        <w:jc w:val="left"/>
+        <w:rPr>
+          <w:rFonts w:ascii="Times New Roman" w:hAnsi="Times New Roman" w:cs="Times New Roman"/>
+          <w:color w:val="ABB2BF"/>
+          <w:kern w:val="0"/>
+          <w:szCs w:val="21"/>
+          <w:bdr w:val="none" w:sz="0" w:space="0" w:color="auto" w:frame="1"/>
+        </w:rPr>
+      </w:pPr>
+      <w:r>
+        <w:rPr>
+          <w:rFonts w:ascii="Times New Roman" w:hAnsi="Times New Roman" w:cs="Times New Roman"/>
+          <w:color w:val="ABB2BF"/>
+          <w:kern w:val="0"/>
+          <w:szCs w:val="21"/>
+          <w:bdr w:val="none" w:sz="0" w:space="0" w:color="auto" w:frame="1"/>
+        </w:rPr>
+        <w:t xml:space="preserve">* </w:t>
+      </w:r>
+      <w:r>
+        <w:rPr>
+          <w:rFonts w:ascii="Times New Roman" w:hAnsi="Times New Roman" w:cs="Times New Roman"/>
+          <w:color w:val="E06C75"/>
+          <w:kern w:val="0"/>
+          <w:szCs w:val="21"/>
+          <w:bdr w:val="none" w:sz="0" w:space="0" w:color="auto" w:frame="1"/>
+        </w:rPr>
+        <w:t>-ss</w:t>
+      </w:r>
+      <w:r>
+        <w:rPr>
+          <w:rFonts w:ascii="Times New Roman" w:hAnsi="Times New Roman" w:cs="Times New Roman"/>
+          <w:color w:val="ABB2BF"/>
+          <w:kern w:val="0"/>
+          <w:szCs w:val="21"/>
+          <w:bdr w:val="none" w:sz="0" w:space="0" w:color="auto" w:frame="1"/>
+        </w:rPr>
+        <w:t xml:space="preserve"> </w:t>
+      </w:r>
+      <w:r>
+        <w:rPr>
+          <w:rFonts w:ascii="Times New Roman" w:hAnsi="Times New Roman" w:cs="Times New Roman"/>
+          <w:color w:val="ABB2BF"/>
+          <w:kern w:val="0"/>
+          <w:szCs w:val="21"/>
+          <w:bdr w:val="none" w:sz="0" w:space="0" w:color="auto" w:frame="1"/>
+        </w:rPr>
+        <w:t>指定从什么时间开始</w:t>
+      </w:r>
+    </w:p>
+    <w:p>
+      <w:pPr>
+        <w:widowControl/>
+        <w:pBdr>
+          <w:top w:val="single" w:sz="6" w:space="11" w:color="CCCCCC"/>
+          <w:left w:val="single" w:sz="6" w:space="11" w:color="CCCCCC"/>
+          <w:bottom w:val="single" w:sz="6" w:space="11" w:color="CCCCCC"/>
+          <w:right w:val="single" w:sz="6" w:space="11" w:color="CCCCCC"/>
+        </w:pBdr>
+        <w:shd w:val="clear" w:color="auto" w:fill="282C34"/>
+        <w:tabs>
+          <w:tab w:val="left" w:pos="916"/>
+          <w:tab w:val="left" w:pos="1832"/>
+          <w:tab w:val="left" w:pos="2748"/>
+          <w:tab w:val="left" w:pos="3664"/>
+          <w:tab w:val="left" w:pos="4580"/>
+          <w:tab w:val="left" w:pos="5496"/>
+          <w:tab w:val="left" w:pos="6412"/>
+          <w:tab w:val="left" w:pos="7328"/>
+          <w:tab w:val="left" w:pos="8244"/>
+          <w:tab w:val="left" w:pos="9160"/>
+          <w:tab w:val="left" w:pos="10076"/>
+          <w:tab w:val="left" w:pos="10992"/>
+          <w:tab w:val="left" w:pos="11908"/>
+          <w:tab w:val="left" w:pos="12824"/>
+          <w:tab w:val="left" w:pos="13740"/>
+          <w:tab w:val="left" w:pos="14656"/>
+        </w:tabs>
+        <w:spacing w:line="360" w:lineRule="auto"/>
+        <w:jc w:val="left"/>
+        <w:rPr>
+          <w:rFonts w:ascii="Times New Roman" w:hAnsi="Times New Roman" w:cs="Times New Roman"/>
+          <w:color w:val="ABB2BF"/>
+          <w:kern w:val="0"/>
+          <w:szCs w:val="21"/>
+          <w:bdr w:val="none" w:sz="0" w:space="0" w:color="auto" w:frame="1"/>
+        </w:rPr>
+      </w:pPr>
+      <w:r>
+        <w:rPr>
+          <w:rFonts w:ascii="Times New Roman" w:hAnsi="Times New Roman" w:cs="Times New Roman"/>
+          <w:color w:val="ABB2BF"/>
+          <w:kern w:val="0"/>
+          <w:szCs w:val="21"/>
+          <w:bdr w:val="none" w:sz="0" w:space="0" w:color="auto" w:frame="1"/>
+        </w:rPr>
+        <w:t xml:space="preserve">* </w:t>
+      </w:r>
+      <w:r>
+        <w:rPr>
+          <w:rFonts w:ascii="Times New Roman" w:hAnsi="Times New Roman" w:cs="Times New Roman"/>
+          <w:color w:val="E06C75"/>
+          <w:kern w:val="0"/>
+          <w:szCs w:val="21"/>
+          <w:bdr w:val="none" w:sz="0" w:space="0" w:color="auto" w:frame="1"/>
+        </w:rPr>
+        <w:t>-t</w:t>
+      </w:r>
+      <w:r>
+        <w:rPr>
+          <w:rFonts w:ascii="Times New Roman" w:hAnsi="Times New Roman" w:cs="Times New Roman"/>
+          <w:color w:val="ABB2BF"/>
+          <w:kern w:val="0"/>
+          <w:szCs w:val="21"/>
+          <w:bdr w:val="none" w:sz="0" w:space="0" w:color="auto" w:frame="1"/>
+        </w:rPr>
+        <w:t xml:space="preserve"> </w:t>
+      </w:r>
+      <w:r>
+        <w:rPr>
+          <w:rFonts w:ascii="Times New Roman" w:hAnsi="Times New Roman" w:cs="Times New Roman"/>
+          <w:color w:val="ABB2BF"/>
+          <w:kern w:val="0"/>
+          <w:szCs w:val="21"/>
+          <w:bdr w:val="none" w:sz="0" w:space="0" w:color="auto" w:frame="1"/>
+        </w:rPr>
+        <w:t>指定需要截取多长时间</w:t>
+      </w:r>
+    </w:p>
+    <w:p>
+      <w:pPr>
+        <w:widowControl/>
+        <w:pBdr>
+          <w:top w:val="single" w:sz="6" w:space="11" w:color="CCCCCC"/>
+          <w:left w:val="single" w:sz="6" w:space="11" w:color="CCCCCC"/>
+          <w:bottom w:val="single" w:sz="6" w:space="11" w:color="CCCCCC"/>
+          <w:right w:val="single" w:sz="6" w:space="11" w:color="CCCCCC"/>
+        </w:pBdr>
+        <w:shd w:val="clear" w:color="auto" w:fill="282C34"/>
+        <w:tabs>
+          <w:tab w:val="left" w:pos="916"/>
+          <w:tab w:val="left" w:pos="1832"/>
+          <w:tab w:val="left" w:pos="2748"/>
+          <w:tab w:val="left" w:pos="3664"/>
+          <w:tab w:val="left" w:pos="4580"/>
+          <w:tab w:val="left" w:pos="5496"/>
+          <w:tab w:val="left" w:pos="6412"/>
+          <w:tab w:val="left" w:pos="7328"/>
+          <w:tab w:val="left" w:pos="8244"/>
+          <w:tab w:val="left" w:pos="9160"/>
+          <w:tab w:val="left" w:pos="10076"/>
+          <w:tab w:val="left" w:pos="10992"/>
+          <w:tab w:val="left" w:pos="11908"/>
+          <w:tab w:val="left" w:pos="12824"/>
+          <w:tab w:val="left" w:pos="13740"/>
+          <w:tab w:val="left" w:pos="14656"/>
+        </w:tabs>
+        <w:spacing w:line="360" w:lineRule="auto"/>
+        <w:jc w:val="left"/>
+        <w:rPr>
+          <w:rFonts w:ascii="Times New Roman" w:hAnsi="Times New Roman" w:cs="Times New Roman"/>
+          <w:color w:val="ABB2BF"/>
+          <w:kern w:val="0"/>
+          <w:szCs w:val="21"/>
+        </w:rPr>
+      </w:pPr>
+      <w:r>
+        <w:rPr>
+          <w:rFonts w:ascii="Times New Roman" w:hAnsi="Times New Roman" w:cs="Times New Roman"/>
+          <w:color w:val="ABB2BF"/>
+          <w:kern w:val="0"/>
+          <w:szCs w:val="21"/>
+          <w:bdr w:val="none" w:sz="0" w:space="0" w:color="auto" w:frame="1"/>
+        </w:rPr>
+        <w:t xml:space="preserve">* </w:t>
+      </w:r>
+      <w:r>
+        <w:rPr>
+          <w:rFonts w:ascii="Times New Roman" w:hAnsi="Times New Roman" w:cs="Times New Roman"/>
+          <w:color w:val="E06C75"/>
+          <w:kern w:val="0"/>
+          <w:szCs w:val="21"/>
+          <w:bdr w:val="none" w:sz="0" w:space="0" w:color="auto" w:frame="1"/>
+        </w:rPr>
+        <w:t>-i</w:t>
+      </w:r>
+      <w:r>
+        <w:rPr>
+          <w:rFonts w:ascii="Times New Roman" w:hAnsi="Times New Roman" w:cs="Times New Roman"/>
+          <w:color w:val="ABB2BF"/>
+          <w:kern w:val="0"/>
+          <w:szCs w:val="21"/>
+          <w:bdr w:val="none" w:sz="0" w:space="0" w:color="auto" w:frame="1"/>
+        </w:rPr>
+        <w:t xml:space="preserve"> </w:t>
+      </w:r>
+      <w:r>
+        <w:rPr>
+          <w:rFonts w:ascii="Times New Roman" w:hAnsi="Times New Roman" w:cs="Times New Roman"/>
+          <w:color w:val="ABB2BF"/>
+          <w:kern w:val="0"/>
+          <w:szCs w:val="21"/>
+          <w:bdr w:val="none" w:sz="0" w:space="0" w:color="auto" w:frame="1"/>
+        </w:rPr>
+        <w:t>指定输入文件</w:t>
+      </w:r>
+    </w:p>
+    <w:p>
+      <w:pPr>
+        <w:rPr>
+          <w:rFonts w:ascii="Times New Roman" w:hAnsi="Times New Roman" w:cs="Times New Roman"/>
+          <w:szCs w:val="21"/>
+        </w:rPr>
+      </w:pPr>
+      <w:r>
+        <w:rPr>
+          <w:rFonts w:ascii="Times New Roman" w:hAnsi="Times New Roman" w:cs="Times New Roman"/>
+          <w:szCs w:val="21"/>
+        </w:rPr>
+        <w:t>可能有些视频</w:t>
+      </w:r>
+      <w:r>
+        <w:rPr>
+          <w:rFonts w:ascii="Times New Roman" w:hAnsi="Times New Roman" w:cs="Times New Roman" w:hint="eastAsia"/>
+          <w:szCs w:val="21"/>
+        </w:rPr>
+        <w:t>截取</w:t>
+      </w:r>
+      <w:r>
+        <w:rPr>
+          <w:rFonts w:ascii="Times New Roman" w:hAnsi="Times New Roman" w:cs="Times New Roman"/>
+          <w:szCs w:val="21"/>
+        </w:rPr>
+        <w:t>后的效果，如期望一致，</w:t>
+      </w:r>
+      <w:r>
+        <w:rPr>
+          <w:rFonts w:ascii="Times New Roman" w:hAnsi="Times New Roman" w:cs="Times New Roman"/>
+          <w:szCs w:val="21"/>
+        </w:rPr>
+        <w:t>00</w:t>
+      </w:r>
+      <w:r>
+        <w:rPr>
+          <w:rFonts w:ascii="Times New Roman" w:hAnsi="Times New Roman" w:cs="Times New Roman"/>
+          <w:szCs w:val="21"/>
+        </w:rPr>
+        <w:t>秒开始，</w:t>
+      </w:r>
+      <w:r>
+        <w:rPr>
+          <w:rFonts w:ascii="Times New Roman" w:hAnsi="Times New Roman" w:cs="Times New Roman"/>
+          <w:szCs w:val="21"/>
+        </w:rPr>
+        <w:t>30</w:t>
+      </w:r>
+      <w:r>
+        <w:rPr>
+          <w:rFonts w:ascii="Times New Roman" w:hAnsi="Times New Roman" w:cs="Times New Roman"/>
+          <w:szCs w:val="21"/>
+        </w:rPr>
+        <w:t>秒结束，总共</w:t>
+      </w:r>
+      <w:r>
+        <w:rPr>
+          <w:rFonts w:ascii="Times New Roman" w:hAnsi="Times New Roman" w:cs="Times New Roman"/>
+          <w:szCs w:val="21"/>
+        </w:rPr>
+        <w:t>30</w:t>
+      </w:r>
+      <w:r>
+        <w:rPr>
+          <w:rFonts w:ascii="Times New Roman" w:hAnsi="Times New Roman" w:cs="Times New Roman"/>
+          <w:szCs w:val="21"/>
+        </w:rPr>
+        <w:t>秒的视频，但是有些视频裁剪后你会发现可能开始和结束都不是很准确，有可能是从</w:t>
+      </w:r>
+      <w:r>
+        <w:rPr>
+          <w:rFonts w:ascii="Times New Roman" w:hAnsi="Times New Roman" w:cs="Times New Roman"/>
+          <w:szCs w:val="21"/>
+        </w:rPr>
+        <w:t>00</w:t>
+      </w:r>
+      <w:r>
+        <w:rPr>
+          <w:rFonts w:ascii="Times New Roman" w:hAnsi="Times New Roman" w:cs="Times New Roman"/>
+          <w:szCs w:val="21"/>
+        </w:rPr>
+        <w:t>秒开始，</w:t>
+      </w:r>
+      <w:r>
+        <w:rPr>
+          <w:rFonts w:ascii="Times New Roman" w:hAnsi="Times New Roman" w:cs="Times New Roman"/>
+          <w:szCs w:val="21"/>
+        </w:rPr>
+        <w:t>33</w:t>
+      </w:r>
+      <w:r>
+        <w:rPr>
+          <w:rFonts w:ascii="Times New Roman" w:hAnsi="Times New Roman" w:cs="Times New Roman"/>
+          <w:szCs w:val="21"/>
+        </w:rPr>
+        <w:t>秒结束。这是为什么呢？</w:t>
+      </w:r>
+    </w:p>
+    <w:p>
+      <w:pPr>
+        <w:rPr>
+          <w:rFonts w:ascii="Times New Roman" w:hAnsi="Times New Roman" w:cs="Times New Roman"/>
+          <w:szCs w:val="21"/>
+        </w:rPr>
+      </w:pPr>
+      <w:r>
+        <w:rPr>
+          <w:rFonts w:ascii="Times New Roman" w:hAnsi="Times New Roman" w:cs="Times New Roman"/>
+          <w:szCs w:val="21"/>
+        </w:rPr>
+        <w:t>因为这些视频里</w:t>
+      </w:r>
+      <w:r>
+        <w:rPr>
+          <w:rFonts w:ascii="Times New Roman" w:hAnsi="Times New Roman" w:cs="Times New Roman"/>
+          <w:szCs w:val="21"/>
+        </w:rPr>
+        <w:t>30</w:t>
+      </w:r>
+      <w:r>
+        <w:rPr>
+          <w:rFonts w:ascii="Times New Roman" w:hAnsi="Times New Roman" w:cs="Times New Roman"/>
+          <w:szCs w:val="21"/>
+        </w:rPr>
+        <w:t>秒处地方刚好不是关键帧，而</w:t>
+      </w:r>
+      <w:r>
+        <w:rPr>
+          <w:rFonts w:ascii="Times New Roman" w:hAnsi="Times New Roman" w:cs="Times New Roman"/>
+          <w:szCs w:val="21"/>
+        </w:rPr>
+        <w:t>ffmpeg</w:t>
+      </w:r>
+      <w:r>
+        <w:rPr>
+          <w:rFonts w:ascii="Times New Roman" w:hAnsi="Times New Roman" w:cs="Times New Roman"/>
+          <w:szCs w:val="21"/>
+        </w:rPr>
+        <w:t>会在你输入的时间点附近圆整到最接近的关键帧处</w:t>
+      </w:r>
+    </w:p>
+    <w:p>
+      <w:pPr>
+        <w:rPr>
+          <w:rFonts w:ascii="Times New Roman" w:hAnsi="Times New Roman" w:cs="Times New Roman"/>
+          <w:szCs w:val="21"/>
+        </w:rPr>
+      </w:pPr>
+    </w:p>
+    <w:p>
+      <w:pPr>
+        <w:rPr>
+          <w:rFonts w:ascii="Times New Roman" w:hAnsi="Times New Roman" w:cs="Times New Roman"/>
+          <w:szCs w:val="21"/>
+        </w:rPr>
+      </w:pPr>
+      <w:r>
+        <w:rPr>
+          <w:rFonts w:ascii="Times New Roman" w:hAnsi="Times New Roman" w:cs="Times New Roman" w:hint="eastAsia"/>
+          <w:szCs w:val="21"/>
+        </w:rPr>
+        <w:t>将</w:t>
+      </w:r>
+      <w:r>
+        <w:rPr>
+          <w:rFonts w:ascii="Times New Roman" w:hAnsi="Times New Roman" w:cs="Times New Roman" w:hint="eastAsia"/>
+          <w:szCs w:val="21"/>
+        </w:rPr>
+        <w:t>input.avi</w:t>
+      </w:r>
+      <w:r>
+        <w:rPr>
+          <w:rFonts w:ascii="Times New Roman" w:hAnsi="Times New Roman" w:cs="Times New Roman" w:hint="eastAsia"/>
+          <w:szCs w:val="21"/>
+        </w:rPr>
+        <w:t>转码成</w:t>
+      </w:r>
+      <w:r>
+        <w:rPr>
+          <w:rFonts w:ascii="Times New Roman" w:hAnsi="Times New Roman" w:cs="Times New Roman" w:hint="eastAsia"/>
+          <w:szCs w:val="21"/>
+        </w:rPr>
+        <w:t>output.ts</w:t>
+      </w:r>
+      <w:r>
+        <w:rPr>
+          <w:rFonts w:ascii="Times New Roman" w:hAnsi="Times New Roman" w:cs="Times New Roman" w:hint="eastAsia"/>
+          <w:szCs w:val="21"/>
+        </w:rPr>
+        <w:t>，并设置视频的码率为</w:t>
+      </w:r>
+      <w:r>
+        <w:rPr>
+          <w:rFonts w:ascii="Times New Roman" w:hAnsi="Times New Roman" w:cs="Times New Roman" w:hint="eastAsia"/>
+          <w:szCs w:val="21"/>
+        </w:rPr>
+        <w:t>640kbps</w:t>
+      </w:r>
+    </w:p>
+    <w:p>
+      <w:pPr>
+        <w:rPr>
+          <w:rFonts w:ascii="Times New Roman" w:hAnsi="Times New Roman" w:cs="Times New Roman" w:hint="eastAsia"/>
+          <w:szCs w:val="21"/>
+        </w:rPr>
+      </w:pPr>
+      <w:r>
+        <w:rPr>
+          <w:rFonts w:ascii="Times New Roman" w:hAnsi="Times New Roman" w:cs="Times New Roman" w:hint="eastAsia"/>
+        </w:rPr>
+        <w:t>ffmpeg</w:t>
+      </w:r>
+      <w:r>
+        <w:rPr>
+          <w:rFonts w:ascii="Times New Roman" w:hAnsi="Times New Roman" w:cs="Times New Roman"/>
+        </w:rPr>
+        <w:t xml:space="preserve"> </w:t>
+      </w:r>
+      <w:r>
+        <w:rPr>
+          <w:rFonts w:ascii="Times New Roman" w:hAnsi="Times New Roman" w:cs="Times New Roman" w:hint="eastAsia"/>
+        </w:rPr>
+        <w:t>-i</w:t>
+      </w:r>
+      <w:r>
+        <w:rPr>
+          <w:rFonts w:ascii="Times New Roman" w:hAnsi="Times New Roman" w:cs="Times New Roman"/>
+        </w:rPr>
+        <w:t xml:space="preserve"> </w:t>
+      </w:r>
+      <w:r>
+        <w:rPr>
+          <w:rFonts w:ascii="Times New Roman" w:hAnsi="Times New Roman" w:cs="Times New Roman" w:hint="eastAsia"/>
+        </w:rPr>
+        <w:t>input.avi</w:t>
+      </w:r>
+      <w:r>
+        <w:rPr>
+          <w:rFonts w:ascii="Times New Roman" w:hAnsi="Times New Roman" w:cs="Times New Roman"/>
+        </w:rPr>
+        <w:t xml:space="preserve"> </w:t>
+      </w:r>
+      <w:r>
+        <w:rPr>
+          <w:rFonts w:ascii="Times New Roman" w:hAnsi="Times New Roman" w:cs="Times New Roman" w:hint="eastAsia"/>
+        </w:rPr>
+        <w:t>-b:v</w:t>
+      </w:r>
+      <w:r>
+        <w:rPr>
+          <w:rFonts w:ascii="Times New Roman" w:hAnsi="Times New Roman" w:cs="Times New Roman"/>
+        </w:rPr>
+        <w:t xml:space="preserve"> 640</w:t>
+      </w:r>
+      <w:r>
+        <w:rPr>
+          <w:rFonts w:ascii="Times New Roman" w:hAnsi="Times New Roman" w:cs="Times New Roman" w:hint="eastAsia"/>
+        </w:rPr>
+        <w:t>k</w:t>
+      </w:r>
+      <w:r>
+        <w:rPr>
+          <w:rFonts w:ascii="Times New Roman" w:hAnsi="Times New Roman" w:cs="Times New Roman"/>
+        </w:rPr>
+        <w:t xml:space="preserve"> </w:t>
+      </w:r>
+      <w:r>
+        <w:rPr>
+          <w:rFonts w:ascii="Times New Roman" w:hAnsi="Times New Roman" w:cs="Times New Roman" w:hint="eastAsia"/>
+        </w:rPr>
+        <w:t>output.ts</w:t>
+      </w:r>
+    </w:p>
+    <w:p>
+      <w:pPr>
+        <w:rPr>
+          <w:rFonts w:ascii="Times New Roman" w:hAnsi="Times New Roman" w:cs="Times New Roman"/>
+          <w:szCs w:val="21"/>
+        </w:rPr>
+      </w:pPr>
+      <w:r>
+        <w:rPr>
+          <w:rFonts w:ascii="Times New Roman" w:hAnsi="Times New Roman" w:cs="Times New Roman" w:hint="eastAsia"/>
+          <w:szCs w:val="21"/>
+        </w:rPr>
+        <w:t>播放视频：</w:t>
+      </w:r>
+      <w:r>
+        <w:rPr>
+          <w:rFonts w:ascii="Times New Roman" w:hAnsi="Times New Roman" w:cs="Times New Roman"/>
+          <w:szCs w:val="21"/>
+        </w:rPr>
+        <w:t xml:space="preserve">ffplay </w:t>
+      </w:r>
+      <w:r>
+        <w:rPr>
+          <w:rFonts w:ascii="Times New Roman" w:hAnsi="Times New Roman" w:cs="Times New Roman"/>
+          <w:szCs w:val="21"/>
+        </w:rPr>
+        <w:t>端木蓉</w:t>
+      </w:r>
+      <w:r>
+        <w:rPr>
+          <w:rFonts w:ascii="Times New Roman" w:hAnsi="Times New Roman" w:cs="Times New Roman"/>
+          <w:szCs w:val="21"/>
+        </w:rPr>
+        <w:t>.mp4</w:t>
+      </w:r>
+    </w:p>
+    <w:p>
+      <w:pPr>
+        <w:rPr>
+          <w:rFonts w:ascii="Times New Roman" w:hAnsi="Times New Roman" w:cs="Times New Roman"/>
+          <w:szCs w:val="21"/>
+        </w:rPr>
+      </w:pPr>
+    </w:p>
+    <w:p>
+      <w:pPr>
+        <w:rPr>
+          <w:rFonts w:ascii="Times New Roman" w:hAnsi="Times New Roman" w:cs="Times New Roman"/>
+          <w:szCs w:val="21"/>
+        </w:rPr>
+      </w:pPr>
+      <w:r>
+        <w:rPr>
+          <w:rFonts w:ascii="Times New Roman" w:hAnsi="Times New Roman" w:cs="Times New Roman"/>
+          <w:szCs w:val="21"/>
+        </w:rPr>
+        <w:t>SDL</w:t>
+      </w:r>
+      <w:r>
+        <w:rPr>
+          <w:rFonts w:ascii="Times New Roman" w:hAnsi="Times New Roman" w:cs="Times New Roman" w:hint="eastAsia"/>
+          <w:szCs w:val="21"/>
+        </w:rPr>
+        <w:t>，</w:t>
+      </w:r>
+      <w:r>
+        <w:rPr>
+          <w:rFonts w:ascii="Times New Roman" w:hAnsi="Times New Roman" w:cs="Times New Roman"/>
+          <w:szCs w:val="21"/>
+        </w:rPr>
+        <w:t>Simple DirectMedia Layer</w:t>
+      </w:r>
+      <w:r>
+        <w:rPr>
+          <w:rFonts w:ascii="Times New Roman" w:hAnsi="Times New Roman" w:cs="Times New Roman" w:hint="eastAsia"/>
+          <w:szCs w:val="21"/>
+        </w:rPr>
+        <w:t>，</w:t>
+      </w:r>
+      <w:r>
+        <w:rPr>
+          <w:rFonts w:ascii="Times New Roman" w:hAnsi="Times New Roman" w:cs="Times New Roman" w:hint="eastAsia"/>
+          <w:szCs w:val="21"/>
+        </w:rPr>
+        <w:t>跨平台多媒体应用编程接口</w:t>
+      </w:r>
+      <w:r>
+        <w:rPr>
+          <w:rFonts w:ascii="Times New Roman" w:hAnsi="Times New Roman" w:cs="Times New Roman" w:hint="eastAsia"/>
+          <w:szCs w:val="21"/>
+        </w:rPr>
+        <w:t>，</w:t>
+      </w:r>
+      <w:r>
+        <w:rPr>
+          <w:rFonts w:ascii="Times New Roman" w:hAnsi="Times New Roman" w:cs="Times New Roman"/>
+          <w:szCs w:val="21"/>
+        </w:rPr>
+        <w:t>DirectX</w:t>
+      </w:r>
+      <w:r>
+        <w:rPr>
+          <w:rFonts w:ascii="Times New Roman" w:hAnsi="Times New Roman" w:cs="Times New Roman"/>
+          <w:szCs w:val="21"/>
+        </w:rPr>
+        <w:t>的替代品</w:t>
+      </w:r>
+      <w:r>
+        <w:rPr>
+          <w:rFonts w:ascii="Times New Roman" w:hAnsi="Times New Roman" w:cs="Times New Roman" w:hint="eastAsia"/>
+          <w:szCs w:val="21"/>
+        </w:rPr>
+        <w:t>之一。</w:t>
+      </w:r>
+      <w:r>
+        <w:rPr>
+          <w:rFonts w:ascii="Times New Roman" w:hAnsi="Times New Roman" w:cs="Times New Roman" w:hint="eastAsia"/>
+          <w:szCs w:val="21"/>
+        </w:rPr>
+        <w:t>用于</w:t>
+      </w:r>
+      <w:r>
+        <w:rPr>
+          <w:rFonts w:ascii="Times New Roman" w:hAnsi="Times New Roman" w:cs="Times New Roman" w:hint="eastAsia"/>
+          <w:szCs w:val="21"/>
+        </w:rPr>
+        <w:t>视频、音频、</w:t>
+      </w:r>
+      <w:r>
+        <w:rPr>
+          <w:rFonts w:ascii="Times New Roman" w:hAnsi="Times New Roman" w:cs="Times New Roman"/>
+          <w:szCs w:val="21"/>
+        </w:rPr>
+        <w:t>混音、游戏杆支持、网络、</w:t>
+      </w:r>
+      <w:r>
+        <w:rPr>
+          <w:rFonts w:ascii="Times New Roman" w:hAnsi="Times New Roman" w:cs="Times New Roman"/>
+          <w:szCs w:val="21"/>
+        </w:rPr>
+        <w:t>MPEG</w:t>
+      </w:r>
+      <w:r>
+        <w:rPr>
+          <w:rFonts w:ascii="Times New Roman" w:hAnsi="Times New Roman" w:cs="Times New Roman"/>
+          <w:szCs w:val="21"/>
+        </w:rPr>
+        <w:t>解码等</w:t>
+      </w:r>
+      <w:r>
+        <w:rPr>
+          <w:rFonts w:ascii="Times New Roman" w:hAnsi="Times New Roman" w:cs="Times New Roman" w:hint="eastAsia"/>
+          <w:szCs w:val="21"/>
+        </w:rPr>
+        <w:t>。</w:t>
+      </w:r>
+      <w:r>
+        <w:rPr>
+          <w:rFonts w:ascii="Times New Roman" w:hAnsi="Times New Roman" w:cs="Times New Roman" w:hint="eastAsia"/>
+          <w:szCs w:val="21"/>
+        </w:rPr>
+        <w:t>很多游戏使用</w:t>
+      </w:r>
+      <w:r>
+        <w:rPr>
+          <w:rFonts w:ascii="Times New Roman" w:hAnsi="Times New Roman" w:cs="Times New Roman" w:hint="eastAsia"/>
+          <w:szCs w:val="21"/>
+        </w:rPr>
+        <w:t>S</w:t>
+      </w:r>
+      <w:r>
+        <w:rPr>
+          <w:rFonts w:ascii="Times New Roman" w:hAnsi="Times New Roman" w:cs="Times New Roman"/>
+          <w:szCs w:val="21"/>
+        </w:rPr>
+        <w:t>DL</w:t>
+      </w:r>
+      <w:r>
+        <w:rPr>
+          <w:rFonts w:ascii="Times New Roman" w:hAnsi="Times New Roman" w:cs="Times New Roman" w:hint="eastAsia"/>
+          <w:szCs w:val="21"/>
+        </w:rPr>
+        <w:t>制作。</w:t>
+      </w:r>
+    </w:p>
+    <w:p>
+      <w:pPr>
+        <w:rPr>
+          <w:rFonts w:ascii="Times New Roman" w:hAnsi="Times New Roman" w:cs="Times New Roman"/>
+          <w:szCs w:val="21"/>
+        </w:rPr>
+      </w:pPr>
+      <w:r>
+        <w:rPr>
+          <w:rFonts w:ascii="Times New Roman" w:hAnsi="Times New Roman" w:cs="Times New Roman" w:hint="eastAsia"/>
+          <w:szCs w:val="21"/>
+        </w:rPr>
+        <w:t>对视音频，</w:t>
+      </w:r>
+      <w:r>
+        <w:rPr>
+          <w:rFonts w:ascii="Times New Roman" w:hAnsi="Times New Roman" w:cs="Times New Roman" w:hint="eastAsia"/>
+          <w:szCs w:val="21"/>
+        </w:rPr>
+        <w:t>S</w:t>
+      </w:r>
+      <w:r>
+        <w:rPr>
+          <w:rFonts w:ascii="Times New Roman" w:hAnsi="Times New Roman" w:cs="Times New Roman"/>
+          <w:szCs w:val="21"/>
+        </w:rPr>
+        <w:t>DL</w:t>
+      </w:r>
+      <w:r>
+        <w:rPr>
+          <w:rFonts w:ascii="Times New Roman" w:hAnsi="Times New Roman" w:cs="Times New Roman" w:hint="eastAsia"/>
+          <w:szCs w:val="21"/>
+        </w:rPr>
+        <w:t>封装了复杂的视音频底层交互工作，简化视音频处理难度</w:t>
+      </w:r>
+    </w:p>
+    <w:p>
+      <w:pPr>
+        <w:rPr>
+          <w:rFonts w:ascii="Times New Roman" w:hAnsi="Times New Roman" w:cs="Times New Roman" w:hint="eastAsia"/>
+          <w:szCs w:val="21"/>
+        </w:rPr>
+      </w:pPr>
+    </w:p>
+    <w:p>
+      <w:pPr>
+        <w:rPr>
+          <w:rFonts w:ascii="Times New Roman" w:hAnsi="Times New Roman" w:cs="Times New Roman"/>
+          <w:szCs w:val="21"/>
+        </w:rPr>
+      </w:pPr>
+      <w:r>
+        <w:rPr>
+          <w:rFonts w:ascii="Times New Roman" w:hAnsi="Times New Roman" w:cs="Times New Roman" w:hint="eastAsia"/>
+          <w:szCs w:val="21"/>
+        </w:rPr>
+        <w:t>配置</w:t>
+      </w:r>
+      <w:r>
+        <w:rPr>
+          <w:rFonts w:ascii="Times New Roman" w:hAnsi="Times New Roman" w:cs="Times New Roman" w:hint="eastAsia"/>
+          <w:szCs w:val="21"/>
+        </w:rPr>
+        <w:t>S</w:t>
+      </w:r>
+      <w:r>
+        <w:rPr>
+          <w:rFonts w:ascii="Times New Roman" w:hAnsi="Times New Roman" w:cs="Times New Roman"/>
+          <w:szCs w:val="21"/>
+        </w:rPr>
+        <w:t>DL</w:t>
+      </w:r>
+      <w:r>
+        <w:rPr>
+          <w:rFonts w:ascii="Times New Roman" w:hAnsi="Times New Roman" w:cs="Times New Roman" w:hint="eastAsia"/>
+          <w:szCs w:val="21"/>
+        </w:rPr>
+        <w:t>时，</w:t>
+      </w:r>
+      <w:r>
+        <w:rPr>
+          <w:rFonts w:ascii="Times New Roman" w:hAnsi="Times New Roman" w:cs="Times New Roman"/>
+          <w:szCs w:val="21"/>
+        </w:rPr>
+        <w:t>只配置了静态库已经是可以编译</w:t>
+      </w:r>
+      <w:r>
+        <w:rPr>
+          <w:rFonts w:ascii="Times New Roman" w:hAnsi="Times New Roman" w:cs="Times New Roman" w:hint="eastAsia"/>
+          <w:szCs w:val="21"/>
+        </w:rPr>
+        <w:t>、生成解决方案的</w:t>
+      </w:r>
+      <w:r>
+        <w:rPr>
+          <w:rFonts w:ascii="Times New Roman" w:hAnsi="Times New Roman" w:cs="Times New Roman"/>
+          <w:szCs w:val="21"/>
+        </w:rPr>
+        <w:t>，但却是无法调试的，因为程序运行需要</w:t>
+      </w:r>
+      <w:r>
+        <w:rPr>
+          <w:rFonts w:ascii="Times New Roman" w:hAnsi="Times New Roman" w:cs="Times New Roman"/>
+          <w:szCs w:val="21"/>
+        </w:rPr>
+        <w:t>SDL2.dll</w:t>
+      </w:r>
+      <w:r>
+        <w:rPr>
+          <w:rFonts w:ascii="Times New Roman" w:hAnsi="Times New Roman" w:cs="Times New Roman"/>
+          <w:szCs w:val="21"/>
+        </w:rPr>
+        <w:t>这个动态库的支持。</w:t>
+      </w:r>
+      <w:r>
+        <w:rPr>
+          <w:rFonts w:ascii="Times New Roman" w:hAnsi="Times New Roman" w:cs="Times New Roman" w:hint="eastAsia"/>
+          <w:szCs w:val="21"/>
+        </w:rPr>
+        <w:t>“</w:t>
+      </w:r>
+      <w:r>
+        <w:rPr>
+          <w:rFonts w:ascii="Times New Roman" w:hAnsi="Times New Roman" w:cs="Times New Roman"/>
+          <w:szCs w:val="21"/>
+        </w:rPr>
+        <w:t>那么我们只需要将</w:t>
+      </w:r>
+      <w:r>
+        <w:rPr>
+          <w:rFonts w:ascii="Times New Roman" w:hAnsi="Times New Roman" w:cs="Times New Roman"/>
+          <w:szCs w:val="21"/>
+        </w:rPr>
+        <w:t>SDL2.dll</w:t>
+      </w:r>
+      <w:r>
+        <w:rPr>
+          <w:rFonts w:ascii="Times New Roman" w:hAnsi="Times New Roman" w:cs="Times New Roman"/>
+          <w:szCs w:val="21"/>
+        </w:rPr>
+        <w:t>加入电脑的</w:t>
+      </w:r>
+      <w:r>
+        <w:rPr>
+          <w:rFonts w:ascii="Times New Roman" w:hAnsi="Times New Roman" w:cs="Times New Roman"/>
+          <w:szCs w:val="21"/>
+        </w:rPr>
+        <w:t>PATH</w:t>
+      </w:r>
+      <w:r>
+        <w:rPr>
+          <w:rFonts w:ascii="Times New Roman" w:hAnsi="Times New Roman" w:cs="Times New Roman"/>
+          <w:szCs w:val="21"/>
+        </w:rPr>
+        <w:t>环境变量里或者是工程目录下，从而保证程序能找到</w:t>
+      </w:r>
+      <w:r>
+        <w:rPr>
+          <w:rFonts w:ascii="Times New Roman" w:hAnsi="Times New Roman" w:cs="Times New Roman" w:hint="eastAsia"/>
+          <w:szCs w:val="21"/>
+        </w:rPr>
+        <w:t>它</w:t>
+      </w:r>
+      <w:r>
+        <w:rPr>
+          <w:rFonts w:ascii="Times New Roman" w:hAnsi="Times New Roman" w:cs="Times New Roman" w:hint="eastAsia"/>
+          <w:szCs w:val="21"/>
+        </w:rPr>
+        <w:t>”。添加环境变量后依然没有效果，正确的解决方案是，将</w:t>
+      </w:r>
+      <w:r>
+        <w:rPr>
+          <w:rFonts w:ascii="Times New Roman" w:hAnsi="Times New Roman" w:cs="Times New Roman"/>
+          <w:szCs w:val="21"/>
+        </w:rPr>
+        <w:t>SDL2.dll</w:t>
+      </w:r>
+      <w:r>
+        <w:rPr>
+          <w:rFonts w:ascii="Times New Roman" w:hAnsi="Times New Roman" w:cs="Times New Roman" w:hint="eastAsia"/>
+          <w:szCs w:val="21"/>
+        </w:rPr>
+        <w:t>文件复制到</w:t>
+      </w:r>
+      <w:r>
+        <w:rPr>
+          <w:rFonts w:ascii="Times New Roman" w:hAnsi="Times New Roman" w:cs="Times New Roman"/>
+          <w:szCs w:val="21"/>
+        </w:rPr>
+        <w:t>C:\WINDOWS\system</w:t>
+      </w:r>
+      <w:r>
+        <w:rPr>
+          <w:rFonts w:ascii="Times New Roman" w:hAnsi="Times New Roman" w:cs="Times New Roman" w:hint="eastAsia"/>
+          <w:szCs w:val="21"/>
+        </w:rPr>
+        <w:t>32</w:t>
+      </w:r>
+      <w:r>
+        <w:rPr>
+          <w:rFonts w:ascii="Times New Roman" w:hAnsi="Times New Roman" w:cs="Times New Roman"/>
+          <w:szCs w:val="21"/>
+        </w:rPr>
+        <w:t>文件夹下</w:t>
+      </w:r>
+    </w:p>
+    <w:p>
+      <w:pPr>
+        <w:rPr>
+          <w:rFonts w:ascii="Times New Roman" w:hAnsi="Times New Roman" w:cs="Times New Roman"/>
+          <w:szCs w:val="21"/>
+        </w:rPr>
+      </w:pPr>
+    </w:p>
+    <w:p>
+      <w:pPr>
+        <w:rPr>
+          <w:rFonts w:ascii="Times New Roman" w:hAnsi="Times New Roman" w:cs="Times New Roman"/>
+          <w:szCs w:val="21"/>
+        </w:rPr>
+      </w:pPr>
+      <w:r>
+        <w:rPr>
+          <w:rFonts w:ascii="Times New Roman" w:hAnsi="Times New Roman" w:cs="Times New Roman" w:hint="eastAsia"/>
+          <w:szCs w:val="21"/>
+        </w:rPr>
+        <w:t>S</w:t>
+      </w:r>
+      <w:r>
+        <w:rPr>
+          <w:rFonts w:ascii="Times New Roman" w:hAnsi="Times New Roman" w:cs="Times New Roman"/>
+          <w:szCs w:val="21"/>
+        </w:rPr>
+        <w:t>DL</w:t>
+      </w:r>
+      <w:r>
+        <w:rPr>
+          <w:rFonts w:ascii="Times New Roman" w:hAnsi="Times New Roman" w:cs="Times New Roman" w:hint="eastAsia"/>
+          <w:szCs w:val="21"/>
+        </w:rPr>
+        <w:t>、</w:t>
+      </w:r>
+      <w:r>
+        <w:rPr>
+          <w:rFonts w:ascii="Times New Roman" w:hAnsi="Times New Roman" w:cs="Times New Roman" w:hint="eastAsia"/>
+          <w:szCs w:val="21"/>
+        </w:rPr>
+        <w:t>F</w:t>
+      </w:r>
+      <w:r>
+        <w:rPr>
+          <w:rFonts w:ascii="Times New Roman" w:hAnsi="Times New Roman" w:cs="Times New Roman"/>
+          <w:szCs w:val="21"/>
+        </w:rPr>
+        <w:t>FMPEG</w:t>
+      </w:r>
+      <w:r>
+        <w:rPr>
+          <w:rFonts w:ascii="Times New Roman" w:hAnsi="Times New Roman" w:cs="Times New Roman" w:hint="eastAsia"/>
+          <w:szCs w:val="21"/>
+        </w:rPr>
+        <w:t>是</w:t>
+      </w:r>
+      <w:r>
+        <w:rPr>
+          <w:rFonts w:ascii="Times New Roman" w:hAnsi="Times New Roman" w:cs="Times New Roman" w:hint="eastAsia"/>
+          <w:szCs w:val="21"/>
+        </w:rPr>
+        <w:t>C</w:t>
+      </w:r>
+      <w:r>
+        <w:rPr>
+          <w:rFonts w:ascii="Times New Roman" w:hAnsi="Times New Roman" w:cs="Times New Roman" w:hint="eastAsia"/>
+          <w:szCs w:val="21"/>
+        </w:rPr>
+        <w:t>库，要在</w:t>
+      </w:r>
+      <w:r>
+        <w:rPr>
+          <w:rFonts w:ascii="Times New Roman" w:hAnsi="Times New Roman" w:cs="Times New Roman" w:hint="eastAsia"/>
+          <w:szCs w:val="21"/>
+        </w:rPr>
+        <w:t>C</w:t>
+      </w:r>
+      <w:r>
+        <w:rPr>
+          <w:rFonts w:ascii="Times New Roman" w:hAnsi="Times New Roman" w:cs="Times New Roman"/>
+          <w:szCs w:val="21"/>
+        </w:rPr>
+        <w:t>++</w:t>
+      </w:r>
+      <w:r>
+        <w:rPr>
+          <w:rFonts w:ascii="Times New Roman" w:hAnsi="Times New Roman" w:cs="Times New Roman" w:hint="eastAsia"/>
+          <w:szCs w:val="21"/>
+        </w:rPr>
+        <w:t>中使用，</w:t>
+      </w:r>
+    </w:p>
+    <w:p>
+      <w:pPr>
+        <w:autoSpaceDE w:val="0"/>
+        <w:autoSpaceDN w:val="0"/>
+        <w:adjustRightInd w:val="0"/>
+        <w:jc w:val="left"/>
+        <w:rPr>
+          <w:rFonts w:ascii="Times New Roman" w:hAnsi="Times New Roman" w:cs="Times New Roman"/>
+          <w:color w:val="000000"/>
+          <w:kern w:val="0"/>
+          <w:sz w:val="19"/>
+          <w:szCs w:val="19"/>
+        </w:rPr>
+      </w:pPr>
+      <w:r>
+        <w:rPr>
+          <w:rFonts w:ascii="Times New Roman" w:hAnsi="Times New Roman" w:cs="Times New Roman"/>
+          <w:color w:val="0000FF"/>
+          <w:kern w:val="0"/>
+          <w:sz w:val="19"/>
+          <w:szCs w:val="19"/>
+        </w:rPr>
+        <w:t>extern</w:t>
+      </w:r>
+      <w:r>
+        <w:rPr>
+          <w:rFonts w:ascii="Times New Roman" w:hAnsi="Times New Roman" w:cs="Times New Roman"/>
+          <w:color w:val="000000"/>
+          <w:kern w:val="0"/>
+          <w:sz w:val="19"/>
+          <w:szCs w:val="19"/>
+        </w:rPr>
+        <w:t xml:space="preserve"> </w:t>
+      </w:r>
+      <w:r>
+        <w:rPr>
+          <w:rFonts w:ascii="Times New Roman" w:hAnsi="Times New Roman" w:cs="Times New Roman"/>
+          <w:color w:val="A31515"/>
+          <w:kern w:val="0"/>
+          <w:sz w:val="19"/>
+          <w:szCs w:val="19"/>
+        </w:rPr>
+        <w:t>"C"</w:t>
+      </w:r>
+    </w:p>
+    <w:p>
+      <w:pPr>
+        <w:autoSpaceDE w:val="0"/>
+        <w:autoSpaceDN w:val="0"/>
+        <w:adjustRightInd w:val="0"/>
+        <w:jc w:val="left"/>
+        <w:rPr>
+          <w:rFonts w:ascii="Times New Roman" w:hAnsi="Times New Roman" w:cs="Times New Roman"/>
+          <w:color w:val="000000"/>
+          <w:kern w:val="0"/>
+          <w:sz w:val="19"/>
+          <w:szCs w:val="19"/>
+        </w:rPr>
+      </w:pPr>
+      <w:r>
+        <w:rPr>
+          <w:rFonts w:ascii="Times New Roman" w:hAnsi="Times New Roman" w:cs="Times New Roman"/>
+          <w:color w:val="000000"/>
+          <w:kern w:val="0"/>
+          <w:sz w:val="19"/>
+          <w:szCs w:val="19"/>
+        </w:rPr>
+        <w:t>{</w:t>
+      </w:r>
+    </w:p>
+    <w:p>
+      <w:pPr>
+        <w:autoSpaceDE w:val="0"/>
+        <w:autoSpaceDN w:val="0"/>
+        <w:adjustRightInd w:val="0"/>
+        <w:jc w:val="left"/>
+        <w:rPr>
+          <w:rFonts w:ascii="Times New Roman" w:hAnsi="Times New Roman" w:cs="Times New Roman"/>
+          <w:color w:val="000000"/>
+          <w:kern w:val="0"/>
+          <w:sz w:val="19"/>
+          <w:szCs w:val="19"/>
+        </w:rPr>
+      </w:pPr>
+      <w:r>
+        <w:rPr>
+          <w:rFonts w:ascii="Times New Roman" w:hAnsi="Times New Roman" w:cs="Times New Roman"/>
+          <w:color w:val="808080"/>
+          <w:kern w:val="0"/>
+          <w:sz w:val="19"/>
+          <w:szCs w:val="19"/>
+        </w:rPr>
+        <w:t>#include</w:t>
+      </w:r>
+      <w:r>
+        <w:rPr>
+          <w:rFonts w:ascii="Times New Roman" w:hAnsi="Times New Roman" w:cs="Times New Roman"/>
+          <w:color w:val="000000"/>
+          <w:kern w:val="0"/>
+          <w:sz w:val="19"/>
+          <w:szCs w:val="19"/>
+        </w:rPr>
+        <w:t xml:space="preserve"> </w:t>
+      </w:r>
+      <w:r>
+        <w:rPr>
+          <w:rFonts w:ascii="Times New Roman" w:hAnsi="Times New Roman" w:cs="Times New Roman"/>
+          <w:color w:val="A31515"/>
+          <w:kern w:val="0"/>
+          <w:sz w:val="19"/>
+          <w:szCs w:val="19"/>
+        </w:rPr>
+        <w:t>&lt;libavcodec/avcodec.h&gt;</w:t>
+      </w:r>
+    </w:p>
+    <w:p>
+      <w:pPr>
+        <w:autoSpaceDE w:val="0"/>
+        <w:autoSpaceDN w:val="0"/>
+        <w:adjustRightInd w:val="0"/>
+        <w:jc w:val="left"/>
+        <w:rPr>
+          <w:rFonts w:ascii="Times New Roman" w:hAnsi="Times New Roman" w:cs="Times New Roman"/>
+          <w:color w:val="000000"/>
+          <w:kern w:val="0"/>
+          <w:sz w:val="19"/>
+          <w:szCs w:val="19"/>
+        </w:rPr>
+      </w:pPr>
+      <w:r>
+        <w:rPr>
+          <w:rFonts w:ascii="Times New Roman" w:hAnsi="Times New Roman" w:cs="Times New Roman"/>
+          <w:color w:val="808080"/>
+          <w:kern w:val="0"/>
+          <w:sz w:val="19"/>
+          <w:szCs w:val="19"/>
+        </w:rPr>
+        <w:t>#include</w:t>
+      </w:r>
+      <w:r>
+        <w:rPr>
+          <w:rFonts w:ascii="Times New Roman" w:hAnsi="Times New Roman" w:cs="Times New Roman"/>
+          <w:color w:val="000000"/>
+          <w:kern w:val="0"/>
+          <w:sz w:val="19"/>
+          <w:szCs w:val="19"/>
+        </w:rPr>
+        <w:t xml:space="preserve"> </w:t>
+      </w:r>
+      <w:r>
+        <w:rPr>
+          <w:rFonts w:ascii="Times New Roman" w:hAnsi="Times New Roman" w:cs="Times New Roman"/>
+          <w:color w:val="A31515"/>
+          <w:kern w:val="0"/>
+          <w:sz w:val="19"/>
+          <w:szCs w:val="19"/>
+        </w:rPr>
+        <w:t>&lt;libavformat/avformat.h&gt;</w:t>
+      </w:r>
+    </w:p>
+    <w:p>
+      <w:pPr>
+        <w:autoSpaceDE w:val="0"/>
+        <w:autoSpaceDN w:val="0"/>
+        <w:adjustRightInd w:val="0"/>
+        <w:jc w:val="left"/>
+        <w:rPr>
+          <w:rFonts w:ascii="Times New Roman" w:hAnsi="Times New Roman" w:cs="Times New Roman"/>
+          <w:color w:val="000000"/>
+          <w:kern w:val="0"/>
+          <w:sz w:val="19"/>
+          <w:szCs w:val="19"/>
+        </w:rPr>
+      </w:pPr>
+      <w:r>
+        <w:rPr>
+          <w:rFonts w:ascii="Times New Roman" w:hAnsi="Times New Roman" w:cs="Times New Roman"/>
+          <w:color w:val="808080"/>
+          <w:kern w:val="0"/>
+          <w:sz w:val="19"/>
+          <w:szCs w:val="19"/>
+        </w:rPr>
         <w:lastRenderedPageBreak/>
-        <w:t>FLV</w:t>
-      </w:r>
-      <w:r>
-        <w:rPr>
-          <w:rFonts w:ascii="Times New Roman" w:hAnsi="Times New Roman" w:cs="Times New Roman"/>
-          <w:szCs w:val="21"/>
-        </w:rPr>
-        <w:t>（</w:t>
-      </w:r>
-      <w:r>
-        <w:rPr>
-          <w:rFonts w:ascii="Times New Roman" w:hAnsi="Times New Roman" w:cs="Times New Roman"/>
-          <w:szCs w:val="21"/>
-        </w:rPr>
-        <w:t>Flash Video</w:t>
-      </w:r>
-      <w:r>
-        <w:rPr>
-          <w:rFonts w:ascii="Times New Roman" w:hAnsi="Times New Roman" w:cs="Times New Roman"/>
-          <w:szCs w:val="21"/>
-        </w:rPr>
-        <w:t>）</w:t>
-      </w:r>
-      <w:r>
-        <w:rPr>
-          <w:rFonts w:ascii="Times New Roman" w:hAnsi="Times New Roman" w:cs="Times New Roman" w:hint="eastAsia"/>
-          <w:szCs w:val="21"/>
-        </w:rPr>
-        <w:t>封装格式</w:t>
-      </w:r>
-      <w:r>
-        <w:rPr>
-          <w:rFonts w:ascii="Times New Roman" w:hAnsi="Times New Roman" w:cs="Times New Roman"/>
-          <w:szCs w:val="21"/>
-        </w:rPr>
-        <w:t>是</w:t>
-      </w:r>
-      <w:r>
-        <w:rPr>
-          <w:rFonts w:ascii="Times New Roman" w:hAnsi="Times New Roman" w:cs="Times New Roman"/>
-          <w:szCs w:val="21"/>
-        </w:rPr>
-        <w:t>Adobe</w:t>
-      </w:r>
-      <w:r>
-        <w:rPr>
-          <w:rFonts w:ascii="Times New Roman" w:hAnsi="Times New Roman" w:cs="Times New Roman"/>
-          <w:szCs w:val="21"/>
-        </w:rPr>
-        <w:t>公司设计开发的一种流行的流媒体格式</w:t>
-      </w:r>
-      <w:r>
-        <w:rPr>
-          <w:rFonts w:ascii="Times New Roman" w:hAnsi="Times New Roman" w:cs="Times New Roman" w:hint="eastAsia"/>
-          <w:szCs w:val="21"/>
-        </w:rPr>
-        <w:t>。</w:t>
-      </w:r>
-      <w:r>
-        <w:rPr>
-          <w:rFonts w:ascii="Times New Roman" w:hAnsi="Times New Roman" w:cs="Times New Roman"/>
-          <w:szCs w:val="21"/>
-        </w:rPr>
-        <w:t>FLV</w:t>
-      </w:r>
-      <w:r>
-        <w:rPr>
-          <w:rFonts w:ascii="Times New Roman" w:hAnsi="Times New Roman" w:cs="Times New Roman"/>
-          <w:szCs w:val="21"/>
-        </w:rPr>
-        <w:t>可以使用</w:t>
-      </w:r>
-      <w:r>
-        <w:rPr>
-          <w:rFonts w:ascii="Times New Roman" w:hAnsi="Times New Roman" w:cs="Times New Roman"/>
-          <w:szCs w:val="21"/>
-        </w:rPr>
-        <w:t>Flash Player</w:t>
-      </w:r>
-      <w:r>
-        <w:rPr>
-          <w:rFonts w:ascii="Times New Roman" w:hAnsi="Times New Roman" w:cs="Times New Roman"/>
-          <w:szCs w:val="21"/>
-        </w:rPr>
-        <w:t>进行播放</w:t>
-      </w:r>
-    </w:p>
-    <w:p>
-      <w:pPr>
-        <w:rPr>
-          <w:rFonts w:ascii="Times New Roman" w:hAnsi="Times New Roman" w:cs="Times New Roman"/>
-          <w:szCs w:val="21"/>
-        </w:rPr>
-      </w:pPr>
-      <w:r>
-        <w:rPr>
-          <w:rFonts w:ascii="Times New Roman" w:hAnsi="Times New Roman" w:cs="Times New Roman"/>
-          <w:szCs w:val="21"/>
-        </w:rPr>
-        <w:t>FLV</w:t>
-      </w:r>
-      <w:r>
-        <w:rPr>
-          <w:rFonts w:ascii="Times New Roman" w:hAnsi="Times New Roman" w:cs="Times New Roman" w:hint="eastAsia"/>
-          <w:szCs w:val="21"/>
-        </w:rPr>
-        <w:t>有三种</w:t>
-      </w:r>
-      <w:r>
-        <w:rPr>
-          <w:rFonts w:ascii="Times New Roman" w:hAnsi="Times New Roman" w:cs="Times New Roman" w:hint="eastAsia"/>
-          <w:szCs w:val="21"/>
-        </w:rPr>
-        <w:t>tag</w:t>
-      </w:r>
-      <w:r>
-        <w:rPr>
-          <w:rFonts w:ascii="Times New Roman" w:hAnsi="Times New Roman" w:cs="Times New Roman" w:hint="eastAsia"/>
-          <w:szCs w:val="21"/>
-        </w:rPr>
-        <w:t>：</w:t>
-      </w:r>
-      <w:r>
-        <w:rPr>
-          <w:rFonts w:ascii="Times New Roman" w:hAnsi="Times New Roman" w:cs="Times New Roman"/>
-          <w:szCs w:val="21"/>
-        </w:rPr>
-        <w:t>A</w:t>
-      </w:r>
-      <w:r>
-        <w:rPr>
-          <w:rFonts w:ascii="Times New Roman" w:hAnsi="Times New Roman" w:cs="Times New Roman" w:hint="eastAsia"/>
-          <w:szCs w:val="21"/>
-        </w:rPr>
-        <w:t>udio</w:t>
-      </w:r>
-      <w:r>
-        <w:rPr>
-          <w:rFonts w:ascii="Times New Roman" w:hAnsi="Times New Roman" w:cs="Times New Roman"/>
-          <w:szCs w:val="21"/>
-        </w:rPr>
-        <w:t xml:space="preserve"> T</w:t>
-      </w:r>
-      <w:r>
-        <w:rPr>
-          <w:rFonts w:ascii="Times New Roman" w:hAnsi="Times New Roman" w:cs="Times New Roman" w:hint="eastAsia"/>
-          <w:szCs w:val="21"/>
-        </w:rPr>
-        <w:t>ag</w:t>
-      </w:r>
-      <w:r>
-        <w:rPr>
-          <w:rFonts w:ascii="Times New Roman" w:hAnsi="Times New Roman" w:cs="Times New Roman" w:hint="eastAsia"/>
-          <w:szCs w:val="21"/>
-        </w:rPr>
-        <w:t>、</w:t>
-      </w:r>
-      <w:r>
-        <w:rPr>
-          <w:rFonts w:ascii="Times New Roman" w:hAnsi="Times New Roman" w:cs="Times New Roman"/>
-          <w:szCs w:val="21"/>
-        </w:rPr>
-        <w:t>V</w:t>
-      </w:r>
-      <w:r>
-        <w:rPr>
-          <w:rFonts w:ascii="Times New Roman" w:hAnsi="Times New Roman" w:cs="Times New Roman" w:hint="eastAsia"/>
-          <w:szCs w:val="21"/>
-        </w:rPr>
-        <w:t>ideo</w:t>
-      </w:r>
-      <w:r>
-        <w:rPr>
-          <w:rFonts w:ascii="Times New Roman" w:hAnsi="Times New Roman" w:cs="Times New Roman"/>
-          <w:szCs w:val="21"/>
-        </w:rPr>
-        <w:t xml:space="preserve"> T</w:t>
-      </w:r>
-      <w:r>
-        <w:rPr>
-          <w:rFonts w:ascii="Times New Roman" w:hAnsi="Times New Roman" w:cs="Times New Roman" w:hint="eastAsia"/>
-          <w:szCs w:val="21"/>
-        </w:rPr>
-        <w:t>ag</w:t>
-      </w:r>
-      <w:r>
-        <w:rPr>
-          <w:rFonts w:ascii="Times New Roman" w:hAnsi="Times New Roman" w:cs="Times New Roman" w:hint="eastAsia"/>
-          <w:szCs w:val="21"/>
-        </w:rPr>
-        <w:t>、</w:t>
-      </w:r>
-      <w:r>
-        <w:rPr>
-          <w:rFonts w:ascii="Times New Roman" w:hAnsi="Times New Roman" w:cs="Times New Roman"/>
-          <w:szCs w:val="21"/>
-        </w:rPr>
-        <w:t>S</w:t>
-      </w:r>
-      <w:r>
-        <w:rPr>
-          <w:rFonts w:ascii="Times New Roman" w:hAnsi="Times New Roman" w:cs="Times New Roman" w:hint="eastAsia"/>
-          <w:szCs w:val="21"/>
-        </w:rPr>
-        <w:t>cript</w:t>
-      </w:r>
-      <w:r>
-        <w:rPr>
-          <w:rFonts w:ascii="Times New Roman" w:hAnsi="Times New Roman" w:cs="Times New Roman"/>
-          <w:szCs w:val="21"/>
-        </w:rPr>
-        <w:t xml:space="preserve"> T</w:t>
-      </w:r>
-      <w:r>
-        <w:rPr>
-          <w:rFonts w:ascii="Times New Roman" w:hAnsi="Times New Roman" w:cs="Times New Roman" w:hint="eastAsia"/>
-          <w:szCs w:val="21"/>
-        </w:rPr>
-        <w:t>ag</w:t>
-      </w:r>
-    </w:p>
-    <w:p>
-      <w:pPr>
-        <w:rPr>
-          <w:rFonts w:ascii="Times New Roman" w:hAnsi="Times New Roman" w:cs="Times New Roman" w:hint="eastAsia"/>
-          <w:szCs w:val="21"/>
-        </w:rPr>
-      </w:pPr>
-      <w:r>
-        <w:rPr>
-          <w:rFonts w:ascii="Times New Roman" w:hAnsi="Times New Roman" w:cs="Times New Roman"/>
-          <w:szCs w:val="21"/>
-        </w:rPr>
-        <w:t>S</w:t>
-      </w:r>
-      <w:r>
-        <w:rPr>
-          <w:rFonts w:ascii="Times New Roman" w:hAnsi="Times New Roman" w:cs="Times New Roman" w:hint="eastAsia"/>
-          <w:szCs w:val="21"/>
-        </w:rPr>
-        <w:t>cript</w:t>
-      </w:r>
-      <w:r>
-        <w:rPr>
-          <w:rFonts w:ascii="Times New Roman" w:hAnsi="Times New Roman" w:cs="Times New Roman"/>
-          <w:szCs w:val="21"/>
+        <w:t>#include</w:t>
+      </w:r>
+      <w:r>
+        <w:rPr>
+          <w:rFonts w:ascii="Times New Roman" w:hAnsi="Times New Roman" w:cs="Times New Roman"/>
+          <w:color w:val="000000"/>
+          <w:kern w:val="0"/>
+          <w:sz w:val="19"/>
+          <w:szCs w:val="19"/>
         </w:rPr>
         <w:t xml:space="preserve"> </w:t>
       </w:r>
       <w:r>
         <w:rPr>
           <w:rFonts w:ascii="Times New Roman" w:hAnsi="Times New Roman" w:cs="Times New Roman"/>
-          <w:szCs w:val="21"/>
-        </w:rPr>
-        <w:t>Tag</w:t>
-      </w:r>
-      <w:r>
-        <w:rPr>
-          <w:rFonts w:ascii="Times New Roman" w:hAnsi="Times New Roman" w:cs="Times New Roman"/>
-          <w:szCs w:val="21"/>
-        </w:rPr>
-        <w:t>会跟在</w:t>
-      </w:r>
-      <w:r>
-        <w:rPr>
-          <w:rFonts w:ascii="Times New Roman" w:hAnsi="Times New Roman" w:cs="Times New Roman"/>
-          <w:szCs w:val="21"/>
-        </w:rPr>
-        <w:t>File Header</w:t>
-      </w:r>
-      <w:r>
-        <w:rPr>
-          <w:rFonts w:ascii="Times New Roman" w:hAnsi="Times New Roman" w:cs="Times New Roman"/>
-          <w:szCs w:val="21"/>
-        </w:rPr>
-        <w:t>后面作为第一个</w:t>
-      </w:r>
-      <w:r>
-        <w:rPr>
-          <w:rFonts w:ascii="Times New Roman" w:hAnsi="Times New Roman" w:cs="Times New Roman"/>
-          <w:szCs w:val="21"/>
-        </w:rPr>
-        <w:t>Tag</w:t>
-      </w:r>
-      <w:r>
-        <w:rPr>
-          <w:rFonts w:ascii="Times New Roman" w:hAnsi="Times New Roman" w:cs="Times New Roman"/>
-          <w:szCs w:val="21"/>
-        </w:rPr>
-        <w:t>出现，而且只有一个</w:t>
-      </w:r>
-    </w:p>
-    <w:p>
-      <w:pPr>
-        <w:rPr>
-          <w:rFonts w:ascii="Times New Roman" w:hAnsi="Times New Roman" w:cs="Times New Roman"/>
-          <w:szCs w:val="21"/>
-        </w:rPr>
-      </w:pPr>
-      <w:r>
-        <w:rPr>
-          <w:rFonts w:ascii="Times New Roman" w:hAnsi="Times New Roman" w:cs="Times New Roman" w:hint="eastAsia"/>
-          <w:szCs w:val="21"/>
-        </w:rPr>
-        <w:t>分离</w:t>
-      </w:r>
-      <w:r>
-        <w:rPr>
-          <w:rFonts w:ascii="Times New Roman" w:hAnsi="Times New Roman" w:cs="Times New Roman"/>
-          <w:szCs w:val="21"/>
-        </w:rPr>
-        <w:t>FLV</w:t>
-      </w:r>
-      <w:r>
-        <w:rPr>
-          <w:rFonts w:ascii="Times New Roman" w:hAnsi="Times New Roman" w:cs="Times New Roman"/>
-          <w:szCs w:val="21"/>
-        </w:rPr>
-        <w:t>中的视频码流和</w:t>
-      </w:r>
-      <w:r>
-        <w:rPr>
-          <w:rFonts w:ascii="Times New Roman" w:hAnsi="Times New Roman" w:cs="Times New Roman" w:hint="eastAsia"/>
-          <w:szCs w:val="21"/>
-        </w:rPr>
-        <w:t>mp3</w:t>
-      </w:r>
-      <w:r>
-        <w:rPr>
-          <w:rFonts w:ascii="Times New Roman" w:hAnsi="Times New Roman" w:cs="Times New Roman"/>
-          <w:szCs w:val="21"/>
-        </w:rPr>
-        <w:t>音频码流</w:t>
-      </w:r>
-      <w:r>
-        <w:rPr>
-          <w:rFonts w:ascii="Times New Roman" w:hAnsi="Times New Roman" w:cs="Times New Roman" w:hint="eastAsia"/>
-          <w:szCs w:val="21"/>
-        </w:rPr>
-        <w:t>：</w:t>
-      </w:r>
-    </w:p>
-    <w:p>
-      <w:pPr>
-        <w:rPr>
-          <w:rFonts w:ascii="Times New Roman" w:hAnsi="Times New Roman" w:cs="Times New Roman" w:hint="eastAsia"/>
-          <w:szCs w:val="21"/>
-        </w:rPr>
-      </w:pPr>
+          <w:color w:val="A31515"/>
+          <w:kern w:val="0"/>
+          <w:sz w:val="19"/>
+          <w:szCs w:val="19"/>
+        </w:rPr>
+        <w:t>&lt;libswscale/swscale.h&gt;</w:t>
+      </w:r>
+    </w:p>
+    <w:p>
+      <w:pPr>
+        <w:autoSpaceDE w:val="0"/>
+        <w:autoSpaceDN w:val="0"/>
+        <w:adjustRightInd w:val="0"/>
+        <w:jc w:val="left"/>
+        <w:rPr>
+          <w:rFonts w:ascii="Times New Roman" w:hAnsi="Times New Roman" w:cs="Times New Roman"/>
+          <w:color w:val="000000"/>
+          <w:kern w:val="0"/>
+          <w:sz w:val="19"/>
+          <w:szCs w:val="19"/>
+        </w:rPr>
+      </w:pPr>
+      <w:r>
+        <w:rPr>
+          <w:rFonts w:ascii="Times New Roman" w:hAnsi="Times New Roman" w:cs="Times New Roman"/>
+          <w:color w:val="808080"/>
+          <w:kern w:val="0"/>
+          <w:sz w:val="19"/>
+          <w:szCs w:val="19"/>
+        </w:rPr>
+        <w:t>#include</w:t>
+      </w:r>
+      <w:r>
+        <w:rPr>
+          <w:rFonts w:ascii="Times New Roman" w:hAnsi="Times New Roman" w:cs="Times New Roman"/>
+          <w:color w:val="000000"/>
+          <w:kern w:val="0"/>
+          <w:sz w:val="19"/>
+          <w:szCs w:val="19"/>
+        </w:rPr>
+        <w:t xml:space="preserve"> </w:t>
+      </w:r>
+      <w:r>
+        <w:rPr>
+          <w:rFonts w:ascii="Times New Roman" w:hAnsi="Times New Roman" w:cs="Times New Roman"/>
+          <w:color w:val="A31515"/>
+          <w:kern w:val="0"/>
+          <w:sz w:val="19"/>
+          <w:szCs w:val="19"/>
+        </w:rPr>
+        <w:t>&lt;SDL.h&gt;</w:t>
+      </w:r>
+      <w:r>
+        <w:rPr>
+          <w:rFonts w:ascii="Times New Roman" w:hAnsi="Times New Roman" w:cs="Times New Roman"/>
+          <w:color w:val="A31515"/>
+          <w:kern w:val="0"/>
+          <w:sz w:val="19"/>
+          <w:szCs w:val="19"/>
+        </w:rPr>
+        <w:t xml:space="preserve"> </w:t>
+      </w:r>
+      <w:r>
+        <w:rPr>
+          <w:rFonts w:ascii="Times New Roman" w:hAnsi="Times New Roman" w:cs="Times New Roman" w:hint="eastAsia"/>
+          <w:color w:val="00B050"/>
+          <w:kern w:val="0"/>
+          <w:sz w:val="19"/>
+          <w:szCs w:val="19"/>
+        </w:rPr>
+        <w:t>//</w:t>
+      </w:r>
+      <w:r>
+        <w:rPr>
+          <w:rFonts w:ascii="Times New Roman" w:hAnsi="Times New Roman" w:cs="Times New Roman" w:hint="eastAsia"/>
+          <w:color w:val="00B050"/>
+          <w:kern w:val="0"/>
+          <w:sz w:val="19"/>
+          <w:szCs w:val="19"/>
+        </w:rPr>
+        <w:t>该头文件里实际上已经</w:t>
+      </w:r>
+      <w:r>
+        <w:rPr>
+          <w:rFonts w:ascii="Times New Roman" w:hAnsi="Times New Roman" w:cs="Times New Roman" w:hint="eastAsia"/>
+          <w:color w:val="00B050"/>
+          <w:kern w:val="0"/>
+          <w:sz w:val="19"/>
+          <w:szCs w:val="19"/>
+        </w:rPr>
+        <w:t>extern</w:t>
+      </w:r>
+      <w:r>
+        <w:rPr>
+          <w:rFonts w:ascii="Times New Roman" w:hAnsi="Times New Roman" w:cs="Times New Roman"/>
+          <w:color w:val="00B050"/>
+          <w:kern w:val="0"/>
+          <w:sz w:val="19"/>
+          <w:szCs w:val="19"/>
+        </w:rPr>
+        <w:t xml:space="preserve"> “C”</w:t>
+      </w:r>
+      <w:r>
+        <w:rPr>
+          <w:rFonts w:ascii="Times New Roman" w:hAnsi="Times New Roman" w:cs="Times New Roman" w:hint="eastAsia"/>
+          <w:color w:val="00B050"/>
+          <w:kern w:val="0"/>
+          <w:sz w:val="19"/>
+          <w:szCs w:val="19"/>
+        </w:rPr>
+        <w:t>了，因此可以不写在这里</w:t>
+      </w:r>
+    </w:p>
+    <w:p>
+      <w:pPr>
+        <w:rPr>
+          <w:rFonts w:ascii="Times New Roman" w:hAnsi="Times New Roman" w:cs="Times New Roman"/>
+          <w:color w:val="000000"/>
+          <w:kern w:val="0"/>
+          <w:sz w:val="19"/>
+          <w:szCs w:val="19"/>
+        </w:rPr>
+      </w:pPr>
+      <w:r>
+        <w:rPr>
+          <w:rFonts w:ascii="Times New Roman" w:hAnsi="Times New Roman" w:cs="Times New Roman"/>
+          <w:color w:val="000000"/>
+          <w:kern w:val="0"/>
+          <w:sz w:val="19"/>
+          <w:szCs w:val="19"/>
+        </w:rPr>
+        <w:t>};</w:t>
+      </w:r>
       <w:bookmarkStart w:id="0" w:name="_GoBack"/>
       <w:bookmarkEnd w:id="0"/>
-      <w:r>
-        <w:rPr>
-          <w:rFonts w:ascii="Times New Roman" w:hAnsi="Times New Roman" w:cs="Times New Roman" w:hint="eastAsia"/>
-          <w:szCs w:val="21"/>
-        </w:rPr>
-        <w:t>视频：</w:t>
-      </w:r>
-      <w:r>
-        <w:rPr>
-          <w:rFonts w:ascii="Times New Roman" w:hAnsi="Times New Roman" w:cs="Times New Roman"/>
-          <w:szCs w:val="21"/>
-        </w:rPr>
-        <w:t>F</w:t>
-      </w:r>
-      <w:r>
-        <w:rPr>
-          <w:rFonts w:ascii="Times New Roman" w:hAnsi="Times New Roman" w:cs="Times New Roman" w:hint="eastAsia"/>
-          <w:szCs w:val="21"/>
-        </w:rPr>
-        <w:t>lv</w:t>
-      </w:r>
-      <w:r>
-        <w:rPr>
-          <w:rFonts w:ascii="Times New Roman" w:hAnsi="Times New Roman" w:cs="Times New Roman"/>
-          <w:szCs w:val="21"/>
-        </w:rPr>
-        <w:t xml:space="preserve"> H</w:t>
-      </w:r>
-      <w:r>
-        <w:rPr>
-          <w:rFonts w:ascii="Times New Roman" w:hAnsi="Times New Roman" w:cs="Times New Roman" w:hint="eastAsia"/>
-          <w:szCs w:val="21"/>
-        </w:rPr>
-        <w:t>eader+</w:t>
-      </w:r>
-      <w:r>
-        <w:rPr>
-          <w:rFonts w:ascii="Times New Roman" w:hAnsi="Times New Roman" w:cs="Times New Roman" w:hint="eastAsia"/>
-          <w:szCs w:val="21"/>
-        </w:rPr>
-        <w:t>完整的</w:t>
-      </w:r>
-      <w:r>
-        <w:rPr>
-          <w:rFonts w:ascii="Times New Roman" w:hAnsi="Times New Roman" w:cs="Times New Roman" w:hint="eastAsia"/>
-          <w:szCs w:val="21"/>
-        </w:rPr>
-        <w:t>S</w:t>
-      </w:r>
-      <w:r>
-        <w:rPr>
-          <w:rFonts w:ascii="Times New Roman" w:hAnsi="Times New Roman" w:cs="Times New Roman"/>
-          <w:szCs w:val="21"/>
-        </w:rPr>
-        <w:t>cript T</w:t>
-      </w:r>
-      <w:r>
-        <w:rPr>
-          <w:rFonts w:ascii="Times New Roman" w:hAnsi="Times New Roman" w:cs="Times New Roman" w:hint="eastAsia"/>
-          <w:szCs w:val="21"/>
-        </w:rPr>
-        <w:t>ag+</w:t>
-      </w:r>
-      <w:r>
-        <w:rPr>
-          <w:rFonts w:ascii="Times New Roman" w:hAnsi="Times New Roman" w:cs="Times New Roman" w:hint="eastAsia"/>
-          <w:szCs w:val="21"/>
-        </w:rPr>
-        <w:t>完整的</w:t>
-      </w:r>
-      <w:r>
-        <w:rPr>
-          <w:rFonts w:ascii="Times New Roman" w:hAnsi="Times New Roman" w:cs="Times New Roman" w:hint="eastAsia"/>
-          <w:szCs w:val="21"/>
-        </w:rPr>
-        <w:t>Video</w:t>
-      </w:r>
-      <w:r>
-        <w:rPr>
-          <w:rFonts w:ascii="Times New Roman" w:hAnsi="Times New Roman" w:cs="Times New Roman"/>
-          <w:szCs w:val="21"/>
-        </w:rPr>
-        <w:t xml:space="preserve"> T</w:t>
-      </w:r>
-      <w:r>
-        <w:rPr>
-          <w:rFonts w:ascii="Times New Roman" w:hAnsi="Times New Roman" w:cs="Times New Roman" w:hint="eastAsia"/>
-          <w:szCs w:val="21"/>
-        </w:rPr>
-        <w:t>ag+</w:t>
-      </w:r>
-      <w:r>
-        <w:rPr>
-          <w:rFonts w:ascii="Times New Roman" w:hAnsi="Times New Roman" w:cs="Times New Roman" w:hint="eastAsia"/>
-          <w:szCs w:val="21"/>
-        </w:rPr>
-        <w:t>各个</w:t>
-      </w:r>
-      <w:r>
-        <w:rPr>
-          <w:rFonts w:ascii="Times New Roman" w:hAnsi="Times New Roman" w:cs="Times New Roman" w:hint="eastAsia"/>
-          <w:szCs w:val="21"/>
-        </w:rPr>
-        <w:t>Tag</w:t>
-      </w:r>
-      <w:r>
-        <w:rPr>
-          <w:rFonts w:ascii="Times New Roman" w:hAnsi="Times New Roman" w:cs="Times New Roman" w:hint="eastAsia"/>
-          <w:szCs w:val="21"/>
-        </w:rPr>
-        <w:t>后的</w:t>
-      </w:r>
-      <w:r>
-        <w:rPr>
-          <w:rFonts w:ascii="Times New Roman" w:hAnsi="Times New Roman" w:cs="Times New Roman" w:hint="eastAsia"/>
-          <w:szCs w:val="21"/>
-        </w:rPr>
-        <w:t>Previous</w:t>
-      </w:r>
-      <w:r>
-        <w:rPr>
-          <w:rFonts w:ascii="Times New Roman" w:hAnsi="Times New Roman" w:cs="Times New Roman"/>
-          <w:szCs w:val="21"/>
-        </w:rPr>
-        <w:t xml:space="preserve"> T</w:t>
-      </w:r>
-      <w:r>
-        <w:rPr>
-          <w:rFonts w:ascii="Times New Roman" w:hAnsi="Times New Roman" w:cs="Times New Roman" w:hint="eastAsia"/>
-          <w:szCs w:val="21"/>
-        </w:rPr>
-        <w:t>ag</w:t>
-      </w:r>
-      <w:r>
-        <w:rPr>
-          <w:rFonts w:ascii="Times New Roman" w:hAnsi="Times New Roman" w:cs="Times New Roman"/>
-          <w:szCs w:val="21"/>
-        </w:rPr>
-        <w:t xml:space="preserve"> Size</w:t>
-      </w:r>
-      <w:r>
-        <w:rPr>
-          <w:rFonts w:ascii="Times New Roman" w:hAnsi="Times New Roman" w:cs="Times New Roman" w:hint="eastAsia"/>
-          <w:szCs w:val="21"/>
-        </w:rPr>
-        <w:t>字段</w:t>
-      </w:r>
-    </w:p>
-    <w:p>
-      <w:pPr>
-        <w:rPr>
-          <w:rFonts w:ascii="Times New Roman" w:hAnsi="Times New Roman" w:cs="Times New Roman"/>
-          <w:szCs w:val="21"/>
-        </w:rPr>
-      </w:pPr>
-      <w:r>
-        <w:rPr>
-          <w:rFonts w:ascii="Times New Roman" w:hAnsi="Times New Roman" w:cs="Times New Roman" w:hint="eastAsia"/>
-          <w:szCs w:val="21"/>
-        </w:rPr>
-        <w:t>音频：</w:t>
-      </w:r>
-      <w:r>
-        <w:rPr>
-          <w:rFonts w:ascii="Times New Roman" w:hAnsi="Times New Roman" w:cs="Times New Roman" w:hint="eastAsia"/>
-          <w:szCs w:val="21"/>
-        </w:rPr>
-        <w:t>A</w:t>
-      </w:r>
-      <w:r>
-        <w:rPr>
-          <w:rFonts w:ascii="Times New Roman" w:hAnsi="Times New Roman" w:cs="Times New Roman"/>
-          <w:szCs w:val="21"/>
-        </w:rPr>
-        <w:t>udio T</w:t>
-      </w:r>
-      <w:r>
-        <w:rPr>
-          <w:rFonts w:ascii="Times New Roman" w:hAnsi="Times New Roman" w:cs="Times New Roman" w:hint="eastAsia"/>
-          <w:szCs w:val="21"/>
-        </w:rPr>
-        <w:t>ag</w:t>
-      </w:r>
-      <w:r>
-        <w:rPr>
-          <w:rFonts w:ascii="Times New Roman" w:hAnsi="Times New Roman" w:cs="Times New Roman" w:hint="eastAsia"/>
-          <w:szCs w:val="21"/>
-        </w:rPr>
-        <w:t>的</w:t>
-      </w:r>
-      <w:r>
-        <w:rPr>
-          <w:rFonts w:ascii="Times New Roman" w:hAnsi="Times New Roman" w:cs="Times New Roman" w:hint="eastAsia"/>
-          <w:szCs w:val="21"/>
-        </w:rPr>
-        <w:t>Tag</w:t>
-      </w:r>
-      <w:r>
-        <w:rPr>
-          <w:rFonts w:ascii="Times New Roman" w:hAnsi="Times New Roman" w:cs="Times New Roman"/>
-          <w:szCs w:val="21"/>
-        </w:rPr>
-        <w:t xml:space="preserve"> D</w:t>
-      </w:r>
-      <w:r>
-        <w:rPr>
-          <w:rFonts w:ascii="Times New Roman" w:hAnsi="Times New Roman" w:cs="Times New Roman" w:hint="eastAsia"/>
-          <w:szCs w:val="21"/>
-        </w:rPr>
-        <w:t>ata</w:t>
-      </w:r>
-      <w:r>
-        <w:rPr>
-          <w:rFonts w:ascii="Times New Roman" w:hAnsi="Times New Roman" w:cs="Times New Roman" w:hint="eastAsia"/>
-          <w:szCs w:val="21"/>
-        </w:rPr>
-        <w:t>部分</w:t>
-      </w:r>
-    </w:p>
-    <w:p>
-      <w:pPr>
-        <w:rPr>
-          <w:rFonts w:ascii="Times New Roman" w:hAnsi="Times New Roman" w:cs="Times New Roman"/>
-          <w:szCs w:val="21"/>
-        </w:rPr>
-      </w:pPr>
+    </w:p>
+    <w:p>
+      <w:pPr>
+        <w:rPr>
+          <w:rFonts w:ascii="Times New Roman" w:hAnsi="Times New Roman" w:cs="Times New Roman"/>
+          <w:szCs w:val="21"/>
+        </w:rPr>
+      </w:pPr>
+      <w:r>
+        <w:rPr>
+          <w:rFonts w:ascii="Times New Roman" w:hAnsi="Times New Roman" w:cs="Times New Roman"/>
+          <w:color w:val="000000"/>
+          <w:kern w:val="0"/>
+          <w:szCs w:val="21"/>
+        </w:rPr>
+        <w:t>SDL</w:t>
+      </w:r>
+      <w:r>
+        <w:rPr>
+          <w:rFonts w:ascii="Times New Roman" w:hAnsi="Times New Roman" w:cs="Times New Roman"/>
+          <w:color w:val="000000"/>
+          <w:kern w:val="0"/>
+          <w:szCs w:val="21"/>
+        </w:rPr>
+        <w:t>的程序的入口函数必须是</w:t>
+      </w:r>
+      <w:r>
+        <w:rPr>
+          <w:rFonts w:ascii="Times New Roman" w:hAnsi="Times New Roman" w:cs="Times New Roman"/>
+          <w:color w:val="0000FF"/>
+          <w:kern w:val="0"/>
+          <w:szCs w:val="21"/>
+        </w:rPr>
+        <w:t>extern</w:t>
+      </w:r>
+      <w:r>
+        <w:rPr>
+          <w:rFonts w:ascii="Times New Roman" w:hAnsi="Times New Roman" w:cs="Times New Roman"/>
+          <w:color w:val="000000"/>
+          <w:kern w:val="0"/>
+          <w:szCs w:val="21"/>
+        </w:rPr>
+        <w:t xml:space="preserve"> </w:t>
+      </w:r>
+      <w:r>
+        <w:rPr>
+          <w:rFonts w:ascii="Times New Roman" w:hAnsi="Times New Roman" w:cs="Times New Roman"/>
+          <w:color w:val="A31515"/>
+          <w:kern w:val="0"/>
+          <w:szCs w:val="21"/>
+        </w:rPr>
+        <w:t>"C"</w:t>
+      </w:r>
+      <w:r>
+        <w:rPr>
+          <w:rFonts w:ascii="Times New Roman" w:hAnsi="Times New Roman" w:cs="Times New Roman"/>
+          <w:color w:val="000000"/>
+          <w:kern w:val="0"/>
+          <w:szCs w:val="21"/>
+        </w:rPr>
+        <w:t xml:space="preserve">  </w:t>
+      </w:r>
+      <w:r>
+        <w:rPr>
+          <w:rFonts w:ascii="Times New Roman" w:hAnsi="Times New Roman" w:cs="Times New Roman"/>
+          <w:color w:val="0000FF"/>
+          <w:kern w:val="0"/>
+          <w:szCs w:val="21"/>
+        </w:rPr>
+        <w:t>int</w:t>
+      </w:r>
+      <w:r>
+        <w:rPr>
+          <w:rFonts w:ascii="Times New Roman" w:hAnsi="Times New Roman" w:cs="Times New Roman"/>
+          <w:color w:val="000000"/>
+          <w:kern w:val="0"/>
+          <w:szCs w:val="21"/>
+        </w:rPr>
+        <w:t xml:space="preserve"> </w:t>
+      </w:r>
+      <w:r>
+        <w:rPr>
+          <w:rFonts w:ascii="Times New Roman" w:hAnsi="Times New Roman" w:cs="Times New Roman"/>
+          <w:color w:val="6F008A"/>
+          <w:kern w:val="0"/>
+          <w:szCs w:val="21"/>
+        </w:rPr>
+        <w:t>main</w:t>
+      </w:r>
+      <w:r>
+        <w:rPr>
+          <w:rFonts w:ascii="Times New Roman" w:hAnsi="Times New Roman" w:cs="Times New Roman"/>
+          <w:color w:val="000000"/>
+          <w:kern w:val="0"/>
+          <w:szCs w:val="21"/>
+        </w:rPr>
+        <w:t>(</w:t>
+      </w:r>
+      <w:r>
+        <w:rPr>
+          <w:rFonts w:ascii="Times New Roman" w:hAnsi="Times New Roman" w:cs="Times New Roman"/>
+          <w:color w:val="0000FF"/>
+          <w:kern w:val="0"/>
+          <w:szCs w:val="21"/>
+        </w:rPr>
+        <w:t>int</w:t>
+      </w:r>
+      <w:r>
+        <w:rPr>
+          <w:rFonts w:ascii="Times New Roman" w:hAnsi="Times New Roman" w:cs="Times New Roman"/>
+          <w:color w:val="000000"/>
+          <w:kern w:val="0"/>
+          <w:szCs w:val="21"/>
+        </w:rPr>
+        <w:t xml:space="preserve"> </w:t>
+      </w:r>
+      <w:r>
+        <w:rPr>
+          <w:rFonts w:ascii="Times New Roman" w:hAnsi="Times New Roman" w:cs="Times New Roman"/>
+          <w:color w:val="808080"/>
+          <w:kern w:val="0"/>
+          <w:szCs w:val="21"/>
+        </w:rPr>
+        <w:t>argc</w:t>
+      </w:r>
+      <w:r>
+        <w:rPr>
+          <w:rFonts w:ascii="Times New Roman" w:hAnsi="Times New Roman" w:cs="Times New Roman"/>
+          <w:color w:val="000000"/>
+          <w:kern w:val="0"/>
+          <w:szCs w:val="21"/>
+        </w:rPr>
+        <w:t xml:space="preserve">, </w:t>
+      </w:r>
+      <w:r>
+        <w:rPr>
+          <w:rFonts w:ascii="Times New Roman" w:hAnsi="Times New Roman" w:cs="Times New Roman"/>
+          <w:color w:val="0000FF"/>
+          <w:kern w:val="0"/>
+          <w:szCs w:val="21"/>
+        </w:rPr>
+        <w:t>char</w:t>
+      </w:r>
+      <w:r>
+        <w:rPr>
+          <w:rFonts w:ascii="Times New Roman" w:hAnsi="Times New Roman" w:cs="Times New Roman"/>
+          <w:color w:val="000000"/>
+          <w:kern w:val="0"/>
+          <w:szCs w:val="21"/>
+        </w:rPr>
+        <w:t xml:space="preserve">* </w:t>
+      </w:r>
+      <w:r>
+        <w:rPr>
+          <w:rFonts w:ascii="Times New Roman" w:hAnsi="Times New Roman" w:cs="Times New Roman"/>
+          <w:color w:val="808080"/>
+          <w:kern w:val="0"/>
+          <w:szCs w:val="21"/>
+        </w:rPr>
+        <w:t>argv</w:t>
+      </w:r>
+      <w:r>
+        <w:rPr>
+          <w:rFonts w:ascii="Times New Roman" w:hAnsi="Times New Roman" w:cs="Times New Roman"/>
+          <w:color w:val="000000"/>
+          <w:kern w:val="0"/>
+          <w:szCs w:val="21"/>
+        </w:rPr>
+        <w:t>[])</w:t>
+      </w:r>
     </w:p>
     <w:sectPr>
       <w:pgSz w:w="11906" w:h="16838"/>
@@ -3542,6 +5542,85 @@
       <w:szCs w:val="18"/>
     </w:rPr>
   </w:style>
+  <w:style w:type="paragraph" w:styleId="HTML">
+    <w:name w:val="HTML Preformatted"/>
+    <w:basedOn w:val="a"/>
+    <w:link w:val="HTML0"/>
+    <w:uiPriority w:val="99"/>
+    <w:semiHidden/>
+    <w:unhideWhenUsed/>
+    <w:rsid w:val="00077B7A"/>
+    <w:pPr>
+      <w:widowControl/>
+      <w:tabs>
+        <w:tab w:val="left" w:pos="916"/>
+        <w:tab w:val="left" w:pos="1832"/>
+        <w:tab w:val="left" w:pos="2748"/>
+        <w:tab w:val="left" w:pos="3664"/>
+        <w:tab w:val="left" w:pos="4580"/>
+        <w:tab w:val="left" w:pos="5496"/>
+        <w:tab w:val="left" w:pos="6412"/>
+        <w:tab w:val="left" w:pos="7328"/>
+        <w:tab w:val="left" w:pos="8244"/>
+        <w:tab w:val="left" w:pos="9160"/>
+        <w:tab w:val="left" w:pos="10076"/>
+        <w:tab w:val="left" w:pos="10992"/>
+        <w:tab w:val="left" w:pos="11908"/>
+        <w:tab w:val="left" w:pos="12824"/>
+        <w:tab w:val="left" w:pos="13740"/>
+        <w:tab w:val="left" w:pos="14656"/>
+      </w:tabs>
+      <w:jc w:val="left"/>
+    </w:pPr>
+    <w:rPr>
+      <w:rFonts w:ascii="宋体" w:eastAsia="宋体" w:hAnsi="宋体" w:cs="宋体"/>
+      <w:kern w:val="0"/>
+      <w:sz w:val="24"/>
+      <w:szCs w:val="24"/>
+    </w:rPr>
+  </w:style>
+  <w:style w:type="character" w:customStyle="1" w:styleId="HTML0">
+    <w:name w:val="HTML 预设格式 字符"/>
+    <w:basedOn w:val="a0"/>
+    <w:link w:val="HTML"/>
+    <w:uiPriority w:val="99"/>
+    <w:semiHidden/>
+    <w:rsid w:val="00077B7A"/>
+    <w:rPr>
+      <w:rFonts w:ascii="宋体" w:eastAsia="宋体" w:hAnsi="宋体" w:cs="宋体"/>
+      <w:kern w:val="0"/>
+      <w:sz w:val="24"/>
+      <w:szCs w:val="24"/>
+    </w:rPr>
+  </w:style>
+  <w:style w:type="character" w:styleId="HTML1">
+    <w:name w:val="HTML Code"/>
+    <w:basedOn w:val="a0"/>
+    <w:uiPriority w:val="99"/>
+    <w:semiHidden/>
+    <w:unhideWhenUsed/>
+    <w:rsid w:val="00077B7A"/>
+    <w:rPr>
+      <w:rFonts w:ascii="宋体" w:eastAsia="宋体" w:hAnsi="宋体" w:cs="宋体"/>
+      <w:sz w:val="24"/>
+      <w:szCs w:val="24"/>
+    </w:rPr>
+  </w:style>
+  <w:style w:type="character" w:customStyle="1" w:styleId="hljs-selector-tag">
+    <w:name w:val="hljs-selector-tag"/>
+    <w:basedOn w:val="a0"/>
+    <w:rsid w:val="00077B7A"/>
+  </w:style>
+  <w:style w:type="character" w:customStyle="1" w:styleId="hljs-selector-pseudo">
+    <w:name w:val="hljs-selector-pseudo"/>
+    <w:basedOn w:val="a0"/>
+    <w:rsid w:val="00077B7A"/>
+  </w:style>
+  <w:style w:type="character" w:customStyle="1" w:styleId="hljs-selector-class">
+    <w:name w:val="hljs-selector-class"/>
+    <w:basedOn w:val="a0"/>
+    <w:rsid w:val="00077B7A"/>
+  </w:style>
 </w:styles>
 </file>
 

--- a/AudioVideoCodingDecoding.docx
+++ b/AudioVideoCodingDecoding.docx
@@ -1151,7 +1151,7 @@
     <w:p>
       <w:pPr>
         <w:rPr>
-          <w:rFonts w:ascii="Times New Roman" w:hAnsi="Times New Roman" w:cs="Times New Roman" w:hint="eastAsia"/>
+          <w:rFonts w:ascii="Times New Roman" w:hAnsi="Times New Roman" w:cs="Times New Roman"/>
           <w:szCs w:val="21"/>
         </w:rPr>
       </w:pPr>
@@ -2370,10 +2370,138 @@
     <w:p>
       <w:pPr>
         <w:rPr>
-          <w:rFonts w:ascii="Times New Roman" w:hAnsi="Times New Roman" w:cs="Times New Roman"/>
-          <w:szCs w:val="21"/>
-        </w:rPr>
-      </w:pPr>
+          <w:rFonts w:ascii="黑体" w:eastAsia="黑体" w:hAnsi="黑体"/>
+          <w:color w:val="438086"/>
+          <w:sz w:val="28"/>
+          <w:szCs w:val="28"/>
+        </w:rPr>
+      </w:pPr>
+      <w:r>
+        <w:rPr>
+          <w:rFonts w:ascii="黑体" w:eastAsia="黑体" w:hAnsi="黑体"/>
+          <w:color w:val="438086"/>
+          <w:sz w:val="28"/>
+          <w:szCs w:val="28"/>
+        </w:rPr>
+        <w:t>MPEG2-TS格式：不包含文件头。数据大小固定（ 188Byte）的TS Packet构成</w:t>
+      </w:r>
+    </w:p>
+    <w:p>
+      <w:pPr>
+        <w:rPr>
+          <w:rFonts w:ascii="黑体" w:eastAsia="黑体" w:hAnsi="黑体"/>
+          <w:color w:val="438086"/>
+          <w:sz w:val="28"/>
+          <w:szCs w:val="28"/>
+        </w:rPr>
+      </w:pPr>
+      <w:r>
+        <w:rPr>
+          <w:noProof/>
+        </w:rPr>
+        <w:drawing>
+          <wp:inline distT="0" distB="0" distL="0" distR="0" wp14:anchorId="17BE2DC9" wp14:editId="5D16F531">
+            <wp:extent cx="5274310" cy="471170"/>
+            <wp:effectExtent l="0" t="0" r="2540" b="5080"/>
+            <wp:docPr id="5" name="图片 5"/>
+            <wp:cNvGraphicFramePr>
+              <a:graphicFrameLocks xmlns:a="http://schemas.openxmlformats.org/drawingml/2006/main" noChangeAspect="1"/>
+            </wp:cNvGraphicFramePr>
+            <a:graphic xmlns:a="http://schemas.openxmlformats.org/drawingml/2006/main">
+              <a:graphicData uri="http://schemas.openxmlformats.org/drawingml/2006/picture">
+                <pic:pic xmlns:pic="http://schemas.openxmlformats.org/drawingml/2006/picture">
+                  <pic:nvPicPr>
+                    <pic:cNvPr id="1" name=""/>
+                    <pic:cNvPicPr/>
+                  </pic:nvPicPr>
+                  <pic:blipFill>
+                    <a:blip r:embed="rId7"/>
+                    <a:stretch>
+                      <a:fillRect/>
+                    </a:stretch>
+                  </pic:blipFill>
+                  <pic:spPr>
+                    <a:xfrm>
+                      <a:off x="0" y="0"/>
+                      <a:ext cx="5274310" cy="471170"/>
+                    </a:xfrm>
+                    <a:prstGeom prst="rect">
+                      <a:avLst/>
+                    </a:prstGeom>
+                  </pic:spPr>
+                </pic:pic>
+              </a:graphicData>
+            </a:graphic>
+          </wp:inline>
+        </w:drawing>
+      </w:r>
+    </w:p>
+    <w:p>
+      <w:pPr>
+        <w:rPr>
+          <w:rFonts w:ascii="黑体" w:eastAsia="黑体" w:hAnsi="黑体"/>
+          <w:color w:val="438086"/>
+          <w:sz w:val="28"/>
+          <w:szCs w:val="28"/>
+        </w:rPr>
+      </w:pPr>
+      <w:r>
+        <w:rPr>
+          <w:rFonts w:ascii="黑体" w:eastAsia="黑体" w:hAnsi="黑体"/>
+          <w:color w:val="438086"/>
+          <w:sz w:val="28"/>
+          <w:szCs w:val="28"/>
+        </w:rPr>
+        <w:t>FLV格式：包含文件头。数据由大小不固定的Tag构成。</w:t>
+      </w:r>
+    </w:p>
+    <w:p>
+      <w:pPr>
+        <w:rPr>
+          <w:rFonts w:ascii="Times New Roman" w:hAnsi="Times New Roman" w:cs="Times New Roman"/>
+          <w:szCs w:val="21"/>
+        </w:rPr>
+      </w:pPr>
+      <w:r>
+        <w:rPr>
+          <w:noProof/>
+        </w:rPr>
+        <w:drawing>
+          <wp:inline distT="0" distB="0" distL="0" distR="0" wp14:anchorId="2ED2CD04" wp14:editId="5D025648">
+            <wp:extent cx="5274310" cy="416560"/>
+            <wp:effectExtent l="0" t="0" r="2540" b="2540"/>
+            <wp:docPr id="4" name="图片 4"/>
+            <wp:cNvGraphicFramePr>
+              <a:graphicFrameLocks xmlns:a="http://schemas.openxmlformats.org/drawingml/2006/main" noChangeAspect="1"/>
+            </wp:cNvGraphicFramePr>
+            <a:graphic xmlns:a="http://schemas.openxmlformats.org/drawingml/2006/main">
+              <a:graphicData uri="http://schemas.openxmlformats.org/drawingml/2006/picture">
+                <pic:pic xmlns:pic="http://schemas.openxmlformats.org/drawingml/2006/picture">
+                  <pic:nvPicPr>
+                    <pic:cNvPr id="1" name=""/>
+                    <pic:cNvPicPr/>
+                  </pic:nvPicPr>
+                  <pic:blipFill>
+                    <a:blip r:embed="rId8"/>
+                    <a:stretch>
+                      <a:fillRect/>
+                    </a:stretch>
+                  </pic:blipFill>
+                  <pic:spPr>
+                    <a:xfrm>
+                      <a:off x="0" y="0"/>
+                      <a:ext cx="5274310" cy="416560"/>
+                    </a:xfrm>
+                    <a:prstGeom prst="rect">
+                      <a:avLst/>
+                    </a:prstGeom>
+                  </pic:spPr>
+                </pic:pic>
+              </a:graphicData>
+            </a:graphic>
+          </wp:inline>
+        </w:drawing>
+      </w:r>
     </w:p>
     <w:p>
       <w:pPr>
@@ -3044,7 +3172,7 @@
     <w:p>
       <w:pPr>
         <w:rPr>
-          <w:rFonts w:ascii="Times New Roman" w:hAnsi="Times New Roman" w:cs="Times New Roman" w:hint="eastAsia"/>
+          <w:rFonts w:ascii="Times New Roman" w:hAnsi="Times New Roman" w:cs="Times New Roman"/>
           <w:szCs w:val="21"/>
         </w:rPr>
       </w:pPr>
@@ -3777,7 +3905,7 @@
     <w:p>
       <w:pPr>
         <w:rPr>
-          <w:rFonts w:ascii="Times New Roman" w:hAnsi="Times New Roman" w:cs="Times New Roman" w:hint="eastAsia"/>
+          <w:rFonts w:ascii="Times New Roman" w:hAnsi="Times New Roman" w:cs="Times New Roman"/>
           <w:szCs w:val="21"/>
         </w:rPr>
       </w:pPr>
@@ -3891,6 +4019,56 @@
           <w:szCs w:val="21"/>
         </w:rPr>
       </w:pPr>
+      <w:r>
+        <w:rPr>
+          <w:rFonts w:ascii="Times New Roman" w:hAnsi="Times New Roman" w:cs="Times New Roman" w:hint="eastAsia"/>
+          <w:szCs w:val="21"/>
+        </w:rPr>
+        <w:t>显示图片：</w:t>
+      </w:r>
+      <w:r>
+        <w:rPr>
+          <w:rFonts w:ascii="Times New Roman" w:hAnsi="Times New Roman" w:cs="Times New Roman" w:hint="eastAsia"/>
+          <w:szCs w:val="21"/>
+        </w:rPr>
+        <w:t>ffplay</w:t>
+      </w:r>
+      <w:r>
+        <w:rPr>
+          <w:rFonts w:ascii="Times New Roman" w:hAnsi="Times New Roman" w:cs="Times New Roman"/>
+          <w:szCs w:val="21"/>
+        </w:rPr>
+        <w:t xml:space="preserve"> </w:t>
+      </w:r>
+      <w:r>
+        <w:rPr>
+          <w:rFonts w:ascii="Times New Roman" w:hAnsi="Times New Roman" w:cs="Times New Roman" w:hint="eastAsia"/>
+          <w:szCs w:val="21"/>
+        </w:rPr>
+        <w:t>c</w:t>
+      </w:r>
+      <w:r>
+        <w:rPr>
+          <w:rFonts w:ascii="Times New Roman" w:hAnsi="Times New Roman" w:cs="Times New Roman"/>
+          <w:szCs w:val="21"/>
+        </w:rPr>
+        <w:t>.</w:t>
+      </w:r>
+      <w:r>
+        <w:rPr>
+          <w:rFonts w:ascii="Times New Roman" w:hAnsi="Times New Roman" w:cs="Times New Roman" w:hint="eastAsia"/>
+          <w:szCs w:val="21"/>
+        </w:rPr>
+        <w:t>jpg</w:t>
+      </w:r>
+    </w:p>
+    <w:p>
+      <w:pPr>
+        <w:rPr>
+          <w:rFonts w:ascii="Times New Roman" w:hAnsi="Times New Roman" w:cs="Times New Roman"/>
+          <w:szCs w:val="21"/>
+        </w:rPr>
+      </w:pPr>
     </w:p>
     <w:p>
       <w:pPr>
@@ -4045,6 +4223,7 @@
           <w:rFonts w:ascii="Times New Roman" w:hAnsi="Times New Roman" w:cs="Times New Roman" w:hint="eastAsia"/>
           <w:szCs w:val="21"/>
         </w:rPr>
+        <w:lastRenderedPageBreak/>
         <w:t>对视音频，</w:t>
       </w:r>
       <w:r>
@@ -4072,7 +4251,7 @@
     <w:p>
       <w:pPr>
         <w:rPr>
-          <w:rFonts w:ascii="Times New Roman" w:hAnsi="Times New Roman" w:cs="Times New Roman" w:hint="eastAsia"/>
+          <w:rFonts w:ascii="Times New Roman" w:hAnsi="Times New Roman" w:cs="Times New Roman"/>
           <w:szCs w:val="21"/>
         </w:rPr>
       </w:pPr>
@@ -4514,7 +4693,6 @@
           <w:sz w:val="19"/>
           <w:szCs w:val="19"/>
         </w:rPr>
-        <w:lastRenderedPageBreak/>
         <w:t>#include</w:t>
       </w:r>
       <w:r>
@@ -4663,177 +4841,7742 @@
         </w:rPr>
         <w:t>};</w:t>
       </w:r>
+    </w:p>
+    <w:p>
+      <w:pPr>
+        <w:rPr>
+          <w:rFonts w:ascii="Times New Roman" w:hAnsi="Times New Roman" w:cs="Times New Roman"/>
+          <w:color w:val="000000"/>
+          <w:kern w:val="0"/>
+          <w:szCs w:val="21"/>
+        </w:rPr>
+      </w:pPr>
+      <w:r>
+        <w:rPr>
+          <w:rFonts w:ascii="Times New Roman" w:hAnsi="Times New Roman" w:cs="Times New Roman"/>
+          <w:color w:val="000000"/>
+          <w:kern w:val="0"/>
+          <w:szCs w:val="21"/>
+        </w:rPr>
+        <w:t>SDL</w:t>
+      </w:r>
+      <w:r>
+        <w:rPr>
+          <w:rFonts w:ascii="Times New Roman" w:hAnsi="Times New Roman" w:cs="Times New Roman"/>
+          <w:color w:val="000000"/>
+          <w:kern w:val="0"/>
+          <w:szCs w:val="21"/>
+        </w:rPr>
+        <w:t>的程序的入口函数必须是</w:t>
+      </w:r>
+      <w:r>
+        <w:rPr>
+          <w:rFonts w:ascii="Times New Roman" w:hAnsi="Times New Roman" w:cs="Times New Roman"/>
+          <w:color w:val="0000FF"/>
+          <w:kern w:val="0"/>
+          <w:szCs w:val="21"/>
+        </w:rPr>
+        <w:t>extern</w:t>
+      </w:r>
+      <w:r>
+        <w:rPr>
+          <w:rFonts w:ascii="Times New Roman" w:hAnsi="Times New Roman" w:cs="Times New Roman"/>
+          <w:color w:val="000000"/>
+          <w:kern w:val="0"/>
+          <w:szCs w:val="21"/>
+        </w:rPr>
+        <w:t xml:space="preserve"> </w:t>
+      </w:r>
+      <w:r>
+        <w:rPr>
+          <w:rFonts w:ascii="Times New Roman" w:hAnsi="Times New Roman" w:cs="Times New Roman"/>
+          <w:color w:val="A31515"/>
+          <w:kern w:val="0"/>
+          <w:szCs w:val="21"/>
+        </w:rPr>
+        <w:t>"C"</w:t>
+      </w:r>
+      <w:r>
+        <w:rPr>
+          <w:rFonts w:ascii="Times New Roman" w:hAnsi="Times New Roman" w:cs="Times New Roman"/>
+          <w:color w:val="000000"/>
+          <w:kern w:val="0"/>
+          <w:szCs w:val="21"/>
+        </w:rPr>
+        <w:t xml:space="preserve">  </w:t>
+      </w:r>
+      <w:r>
+        <w:rPr>
+          <w:rFonts w:ascii="Times New Roman" w:hAnsi="Times New Roman" w:cs="Times New Roman"/>
+          <w:color w:val="0000FF"/>
+          <w:kern w:val="0"/>
+          <w:szCs w:val="21"/>
+        </w:rPr>
+        <w:t>int</w:t>
+      </w:r>
+      <w:r>
+        <w:rPr>
+          <w:rFonts w:ascii="Times New Roman" w:hAnsi="Times New Roman" w:cs="Times New Roman"/>
+          <w:color w:val="000000"/>
+          <w:kern w:val="0"/>
+          <w:szCs w:val="21"/>
+        </w:rPr>
+        <w:t xml:space="preserve"> </w:t>
+      </w:r>
+      <w:r>
+        <w:rPr>
+          <w:rFonts w:ascii="Times New Roman" w:hAnsi="Times New Roman" w:cs="Times New Roman"/>
+          <w:color w:val="6F008A"/>
+          <w:kern w:val="0"/>
+          <w:szCs w:val="21"/>
+        </w:rPr>
+        <w:t>main</w:t>
+      </w:r>
+      <w:r>
+        <w:rPr>
+          <w:rFonts w:ascii="Times New Roman" w:hAnsi="Times New Roman" w:cs="Times New Roman"/>
+          <w:color w:val="000000"/>
+          <w:kern w:val="0"/>
+          <w:szCs w:val="21"/>
+        </w:rPr>
+        <w:t>(</w:t>
+      </w:r>
+      <w:r>
+        <w:rPr>
+          <w:rFonts w:ascii="Times New Roman" w:hAnsi="Times New Roman" w:cs="Times New Roman"/>
+          <w:color w:val="0000FF"/>
+          <w:kern w:val="0"/>
+          <w:szCs w:val="21"/>
+        </w:rPr>
+        <w:t>int</w:t>
+      </w:r>
+      <w:r>
+        <w:rPr>
+          <w:rFonts w:ascii="Times New Roman" w:hAnsi="Times New Roman" w:cs="Times New Roman"/>
+          <w:color w:val="000000"/>
+          <w:kern w:val="0"/>
+          <w:szCs w:val="21"/>
+        </w:rPr>
+        <w:t xml:space="preserve"> </w:t>
+      </w:r>
+      <w:r>
+        <w:rPr>
+          <w:rFonts w:ascii="Times New Roman" w:hAnsi="Times New Roman" w:cs="Times New Roman"/>
+          <w:color w:val="808080"/>
+          <w:kern w:val="0"/>
+          <w:szCs w:val="21"/>
+        </w:rPr>
+        <w:t>argc</w:t>
+      </w:r>
+      <w:r>
+        <w:rPr>
+          <w:rFonts w:ascii="Times New Roman" w:hAnsi="Times New Roman" w:cs="Times New Roman"/>
+          <w:color w:val="000000"/>
+          <w:kern w:val="0"/>
+          <w:szCs w:val="21"/>
+        </w:rPr>
+        <w:t xml:space="preserve">, </w:t>
+      </w:r>
+      <w:r>
+        <w:rPr>
+          <w:rFonts w:ascii="Times New Roman" w:hAnsi="Times New Roman" w:cs="Times New Roman"/>
+          <w:color w:val="0000FF"/>
+          <w:kern w:val="0"/>
+          <w:szCs w:val="21"/>
+        </w:rPr>
+        <w:t>char</w:t>
+      </w:r>
+      <w:r>
+        <w:rPr>
+          <w:rFonts w:ascii="Times New Roman" w:hAnsi="Times New Roman" w:cs="Times New Roman"/>
+          <w:color w:val="000000"/>
+          <w:kern w:val="0"/>
+          <w:szCs w:val="21"/>
+        </w:rPr>
+        <w:t xml:space="preserve">* </w:t>
+      </w:r>
+      <w:r>
+        <w:rPr>
+          <w:rFonts w:ascii="Times New Roman" w:hAnsi="Times New Roman" w:cs="Times New Roman"/>
+          <w:color w:val="808080"/>
+          <w:kern w:val="0"/>
+          <w:szCs w:val="21"/>
+        </w:rPr>
+        <w:t>argv</w:t>
+      </w:r>
+      <w:r>
+        <w:rPr>
+          <w:rFonts w:ascii="Times New Roman" w:hAnsi="Times New Roman" w:cs="Times New Roman"/>
+          <w:color w:val="000000"/>
+          <w:kern w:val="0"/>
+          <w:szCs w:val="21"/>
+        </w:rPr>
+        <w:t>[])</w:t>
+      </w:r>
+    </w:p>
+    <w:p>
+      <w:pPr>
+        <w:rPr>
+          <w:rFonts w:ascii="Times New Roman" w:hAnsi="Times New Roman" w:cs="Times New Roman"/>
+          <w:color w:val="000000"/>
+          <w:kern w:val="0"/>
+          <w:szCs w:val="21"/>
+        </w:rPr>
+      </w:pPr>
+    </w:p>
+    <w:p>
+      <w:pPr>
+        <w:rPr>
+          <w:rFonts w:ascii="Times New Roman" w:hAnsi="Times New Roman" w:cs="Times New Roman"/>
+          <w:color w:val="000000"/>
+          <w:kern w:val="0"/>
+          <w:szCs w:val="21"/>
+        </w:rPr>
+      </w:pPr>
+      <w:r>
+        <w:rPr>
+          <w:rFonts w:ascii="Times New Roman" w:hAnsi="Times New Roman" w:cs="Times New Roman" w:hint="eastAsia"/>
+          <w:color w:val="000000"/>
+          <w:kern w:val="0"/>
+          <w:szCs w:val="21"/>
+        </w:rPr>
+        <w:t>对</w:t>
+      </w:r>
+      <w:r>
+        <w:rPr>
+          <w:rFonts w:ascii="Times New Roman" w:hAnsi="Times New Roman" w:cs="Times New Roman" w:hint="eastAsia"/>
+          <w:color w:val="000000"/>
+          <w:kern w:val="0"/>
+          <w:szCs w:val="21"/>
+        </w:rPr>
+        <w:t>H.264</w:t>
+      </w:r>
+      <w:r>
+        <w:rPr>
+          <w:rFonts w:ascii="Times New Roman" w:hAnsi="Times New Roman" w:cs="Times New Roman" w:hint="eastAsia"/>
+          <w:color w:val="000000"/>
+          <w:kern w:val="0"/>
+          <w:szCs w:val="21"/>
+        </w:rPr>
+        <w:t>视频编码格式，一帧对一个</w:t>
+      </w:r>
+      <w:r>
+        <w:rPr>
+          <w:rFonts w:ascii="Times New Roman" w:hAnsi="Times New Roman" w:cs="Times New Roman" w:hint="eastAsia"/>
+          <w:color w:val="000000"/>
+          <w:kern w:val="0"/>
+          <w:szCs w:val="21"/>
+        </w:rPr>
+        <w:t>N</w:t>
+      </w:r>
+      <w:r>
+        <w:rPr>
+          <w:rFonts w:ascii="Times New Roman" w:hAnsi="Times New Roman" w:cs="Times New Roman"/>
+          <w:color w:val="000000"/>
+          <w:kern w:val="0"/>
+          <w:szCs w:val="21"/>
+        </w:rPr>
+        <w:t>ALU</w:t>
+      </w:r>
+      <w:r>
+        <w:rPr>
+          <w:rFonts w:ascii="Times New Roman" w:hAnsi="Times New Roman" w:cs="Times New Roman" w:hint="eastAsia"/>
+          <w:color w:val="000000"/>
+          <w:kern w:val="0"/>
+          <w:szCs w:val="21"/>
+        </w:rPr>
+        <w:t>，</w:t>
+      </w:r>
+      <w:r>
+        <w:rPr>
+          <w:rFonts w:ascii="Times New Roman" w:hAnsi="Times New Roman" w:cs="Times New Roman" w:hint="eastAsia"/>
+          <w:color w:val="000000"/>
+          <w:kern w:val="0"/>
+          <w:szCs w:val="21"/>
+        </w:rPr>
+        <w:t>N</w:t>
+      </w:r>
+      <w:r>
+        <w:rPr>
+          <w:rFonts w:ascii="Times New Roman" w:hAnsi="Times New Roman" w:cs="Times New Roman"/>
+          <w:color w:val="000000"/>
+          <w:kern w:val="0"/>
+          <w:szCs w:val="21"/>
+        </w:rPr>
+        <w:t>ALU</w:t>
+      </w:r>
+      <w:r>
+        <w:rPr>
+          <w:rFonts w:ascii="Times New Roman" w:hAnsi="Times New Roman" w:cs="Times New Roman" w:hint="eastAsia"/>
+          <w:color w:val="000000"/>
+          <w:kern w:val="0"/>
+          <w:szCs w:val="21"/>
+        </w:rPr>
+        <w:t>大小不固定</w:t>
+      </w:r>
+      <w:r>
+        <w:rPr>
+          <w:rFonts w:ascii="Times New Roman" w:hAnsi="Times New Roman" w:cs="Times New Roman" w:hint="eastAsia"/>
+          <w:color w:val="000000"/>
+          <w:kern w:val="0"/>
+          <w:szCs w:val="21"/>
+        </w:rPr>
+        <w:t>；</w:t>
+      </w:r>
+    </w:p>
+    <w:p>
+      <w:pPr>
+        <w:rPr>
+          <w:rFonts w:ascii="Times New Roman" w:hAnsi="Times New Roman" w:cs="Times New Roman"/>
+          <w:color w:val="000000"/>
+          <w:kern w:val="0"/>
+          <w:szCs w:val="21"/>
+        </w:rPr>
+      </w:pPr>
+      <w:r>
+        <w:rPr>
+          <w:rFonts w:ascii="Times New Roman" w:hAnsi="Times New Roman" w:cs="Times New Roman" w:hint="eastAsia"/>
+          <w:color w:val="000000"/>
+          <w:kern w:val="0"/>
+          <w:szCs w:val="21"/>
+        </w:rPr>
+        <w:t>H</w:t>
+      </w:r>
+      <w:r>
+        <w:rPr>
+          <w:rFonts w:ascii="Times New Roman" w:hAnsi="Times New Roman" w:cs="Times New Roman"/>
+          <w:color w:val="000000"/>
+          <w:kern w:val="0"/>
+          <w:szCs w:val="21"/>
+        </w:rPr>
+        <w:t>.</w:t>
+      </w:r>
+      <w:r>
+        <w:rPr>
+          <w:rFonts w:ascii="Times New Roman" w:hAnsi="Times New Roman" w:cs="Times New Roman" w:hint="eastAsia"/>
+          <w:color w:val="000000"/>
+          <w:kern w:val="0"/>
+          <w:szCs w:val="21"/>
+        </w:rPr>
+        <w:t>264</w:t>
+      </w:r>
+      <w:r>
+        <w:rPr>
+          <w:rFonts w:ascii="Times New Roman" w:hAnsi="Times New Roman" w:cs="Times New Roman" w:hint="eastAsia"/>
+          <w:color w:val="000000"/>
+          <w:kern w:val="0"/>
+          <w:szCs w:val="21"/>
+        </w:rPr>
+        <w:t>可以将图像压缩</w:t>
+      </w:r>
+      <w:r>
+        <w:rPr>
+          <w:rFonts w:ascii="Times New Roman" w:hAnsi="Times New Roman" w:cs="Times New Roman" w:hint="eastAsia"/>
+          <w:color w:val="000000"/>
+          <w:kern w:val="0"/>
+          <w:szCs w:val="21"/>
+        </w:rPr>
+        <w:t>100</w:t>
+      </w:r>
+      <w:r>
+        <w:rPr>
+          <w:rFonts w:ascii="Times New Roman" w:hAnsi="Times New Roman" w:cs="Times New Roman" w:hint="eastAsia"/>
+          <w:color w:val="000000"/>
+          <w:kern w:val="0"/>
+          <w:szCs w:val="21"/>
+        </w:rPr>
+        <w:t>倍</w:t>
+      </w:r>
+    </w:p>
+    <w:p>
+      <w:pPr>
+        <w:rPr>
+          <w:rFonts w:ascii="Times New Roman" w:hAnsi="Times New Roman" w:cs="Times New Roman"/>
+          <w:color w:val="000000"/>
+          <w:kern w:val="0"/>
+          <w:szCs w:val="21"/>
+        </w:rPr>
+      </w:pPr>
+      <w:r>
+        <w:rPr>
+          <w:rFonts w:ascii="Times New Roman" w:hAnsi="Times New Roman" w:cs="Times New Roman" w:hint="eastAsia"/>
+          <w:color w:val="000000"/>
+          <w:kern w:val="0"/>
+          <w:szCs w:val="21"/>
+        </w:rPr>
+        <w:t>H.264</w:t>
+      </w:r>
+      <w:r>
+        <w:rPr>
+          <w:rFonts w:ascii="Times New Roman" w:hAnsi="Times New Roman" w:cs="Times New Roman" w:hint="eastAsia"/>
+          <w:color w:val="000000"/>
+          <w:kern w:val="0"/>
+          <w:szCs w:val="21"/>
+        </w:rPr>
+        <w:t>中分为</w:t>
+      </w:r>
+      <w:r>
+        <w:rPr>
+          <w:rFonts w:ascii="Times New Roman" w:hAnsi="Times New Roman" w:cs="Times New Roman" w:hint="eastAsia"/>
+          <w:color w:val="000000"/>
+          <w:kern w:val="0"/>
+          <w:szCs w:val="21"/>
+        </w:rPr>
+        <w:t>3</w:t>
+      </w:r>
+      <w:r>
+        <w:rPr>
+          <w:rFonts w:ascii="Times New Roman" w:hAnsi="Times New Roman" w:cs="Times New Roman" w:hint="eastAsia"/>
+          <w:color w:val="000000"/>
+          <w:kern w:val="0"/>
+          <w:szCs w:val="21"/>
+        </w:rPr>
+        <w:t>种帧，</w:t>
+      </w:r>
+      <w:r>
+        <w:rPr>
+          <w:rFonts w:ascii="Times New Roman" w:hAnsi="Times New Roman" w:cs="Times New Roman" w:hint="eastAsia"/>
+          <w:color w:val="000000"/>
+          <w:kern w:val="0"/>
+          <w:szCs w:val="21"/>
+        </w:rPr>
+        <w:t>I</w:t>
+      </w:r>
+      <w:r>
+        <w:rPr>
+          <w:rFonts w:ascii="Times New Roman" w:hAnsi="Times New Roman" w:cs="Times New Roman" w:hint="eastAsia"/>
+          <w:color w:val="000000"/>
+          <w:kern w:val="0"/>
+          <w:szCs w:val="21"/>
+        </w:rPr>
+        <w:t>、</w:t>
+      </w:r>
+      <w:r>
+        <w:rPr>
+          <w:rFonts w:ascii="Times New Roman" w:hAnsi="Times New Roman" w:cs="Times New Roman"/>
+          <w:color w:val="000000"/>
+          <w:kern w:val="0"/>
+          <w:szCs w:val="21"/>
+        </w:rPr>
+        <w:t>B</w:t>
+      </w:r>
+      <w:r>
+        <w:rPr>
+          <w:rFonts w:ascii="Times New Roman" w:hAnsi="Times New Roman" w:cs="Times New Roman" w:hint="eastAsia"/>
+          <w:color w:val="000000"/>
+          <w:kern w:val="0"/>
+          <w:szCs w:val="21"/>
+        </w:rPr>
+        <w:t>、</w:t>
+      </w:r>
+      <w:r>
+        <w:rPr>
+          <w:rFonts w:ascii="Times New Roman" w:hAnsi="Times New Roman" w:cs="Times New Roman"/>
+          <w:color w:val="000000"/>
+          <w:kern w:val="0"/>
+          <w:szCs w:val="21"/>
+        </w:rPr>
+        <w:t>P</w:t>
+      </w:r>
+      <w:r>
+        <w:rPr>
+          <w:rFonts w:ascii="Times New Roman" w:hAnsi="Times New Roman" w:cs="Times New Roman" w:hint="eastAsia"/>
+          <w:color w:val="000000"/>
+          <w:kern w:val="0"/>
+          <w:szCs w:val="21"/>
+        </w:rPr>
+        <w:t>帧</w:t>
+      </w:r>
+    </w:p>
+    <w:p>
+      <w:pPr>
+        <w:rPr>
+          <w:rFonts w:ascii="Times New Roman" w:hAnsi="Times New Roman" w:cs="Times New Roman"/>
+          <w:color w:val="000000"/>
+          <w:kern w:val="0"/>
+          <w:szCs w:val="21"/>
+        </w:rPr>
+      </w:pPr>
+      <w:r>
+        <w:rPr>
+          <w:rFonts w:ascii="Times New Roman" w:hAnsi="Times New Roman" w:cs="Times New Roman" w:hint="eastAsia"/>
+          <w:color w:val="000000"/>
+          <w:kern w:val="0"/>
+          <w:szCs w:val="21"/>
+        </w:rPr>
+        <w:t>红色的帧，</w:t>
+      </w:r>
+      <w:r>
+        <w:rPr>
+          <w:rFonts w:ascii="Times New Roman" w:hAnsi="Times New Roman" w:cs="Times New Roman" w:hint="eastAsia"/>
+          <w:color w:val="000000"/>
+          <w:kern w:val="0"/>
+          <w:szCs w:val="21"/>
+        </w:rPr>
+        <w:t>I</w:t>
+      </w:r>
+      <w:r>
+        <w:rPr>
+          <w:rFonts w:ascii="Times New Roman" w:hAnsi="Times New Roman" w:cs="Times New Roman" w:hint="eastAsia"/>
+          <w:color w:val="000000"/>
+          <w:kern w:val="0"/>
+          <w:szCs w:val="21"/>
+        </w:rPr>
+        <w:t>帧，</w:t>
+      </w:r>
+      <w:r>
+        <w:rPr>
+          <w:rFonts w:ascii="Times New Roman" w:hAnsi="Times New Roman" w:cs="Times New Roman" w:hint="eastAsia"/>
+          <w:color w:val="000000"/>
+          <w:kern w:val="0"/>
+          <w:szCs w:val="21"/>
+        </w:rPr>
+        <w:t xml:space="preserve"> </w:t>
+      </w:r>
+      <w:r>
+        <w:rPr>
+          <w:rFonts w:ascii="Times New Roman" w:hAnsi="Times New Roman" w:cs="Times New Roman" w:hint="eastAsia"/>
+          <w:color w:val="000000"/>
+          <w:kern w:val="0"/>
+          <w:szCs w:val="21"/>
+        </w:rPr>
+        <w:t>独立地对</w:t>
+      </w:r>
+      <w:r>
+        <w:rPr>
+          <w:rFonts w:ascii="Times New Roman" w:hAnsi="Times New Roman" w:cs="Times New Roman" w:hint="eastAsia"/>
+          <w:color w:val="000000"/>
+          <w:kern w:val="0"/>
+          <w:szCs w:val="21"/>
+        </w:rPr>
+        <w:t>当前帧</w:t>
+      </w:r>
+      <w:r>
+        <w:rPr>
+          <w:rFonts w:ascii="Times New Roman" w:hAnsi="Times New Roman" w:cs="Times New Roman" w:hint="eastAsia"/>
+          <w:color w:val="000000"/>
+          <w:kern w:val="0"/>
+          <w:szCs w:val="21"/>
+        </w:rPr>
+        <w:t>图像压缩</w:t>
+      </w:r>
+    </w:p>
+    <w:p>
+      <w:pPr>
+        <w:rPr>
+          <w:rFonts w:ascii="Times New Roman" w:hAnsi="Times New Roman" w:cs="Times New Roman"/>
+          <w:szCs w:val="21"/>
+        </w:rPr>
+      </w:pPr>
+      <w:r>
+        <w:rPr>
+          <w:rFonts w:ascii="Times New Roman" w:hAnsi="Times New Roman" w:cs="Times New Roman" w:hint="eastAsia"/>
+          <w:szCs w:val="21"/>
+        </w:rPr>
+        <w:t>蓝色的帧，</w:t>
+      </w:r>
+      <w:r>
+        <w:rPr>
+          <w:rFonts w:ascii="Times New Roman" w:hAnsi="Times New Roman" w:cs="Times New Roman" w:hint="eastAsia"/>
+          <w:szCs w:val="21"/>
+        </w:rPr>
+        <w:t>P</w:t>
+      </w:r>
+      <w:r>
+        <w:rPr>
+          <w:rFonts w:ascii="Times New Roman" w:hAnsi="Times New Roman" w:cs="Times New Roman" w:hint="eastAsia"/>
+          <w:szCs w:val="21"/>
+        </w:rPr>
+        <w:t>帧</w:t>
+      </w:r>
+      <w:r>
+        <w:rPr>
+          <w:rFonts w:ascii="Times New Roman" w:hAnsi="Times New Roman" w:cs="Times New Roman" w:hint="eastAsia"/>
+          <w:szCs w:val="21"/>
+        </w:rPr>
+        <w:t>，依赖前帧信息压缩，红色线条为运动矢量，根据运动矢量存跟前帧不一样的信息</w:t>
+      </w:r>
+    </w:p>
+    <w:p>
+      <w:pPr>
+        <w:rPr>
+          <w:rFonts w:ascii="Times New Roman" w:hAnsi="Times New Roman" w:cs="Times New Roman"/>
+          <w:szCs w:val="21"/>
+        </w:rPr>
+      </w:pPr>
+      <w:r>
+        <w:rPr>
+          <w:rFonts w:ascii="Times New Roman" w:hAnsi="Times New Roman" w:cs="Times New Roman" w:hint="eastAsia"/>
+          <w:szCs w:val="21"/>
+        </w:rPr>
+        <w:t>绿色的帧，</w:t>
+      </w:r>
+      <w:r>
+        <w:rPr>
+          <w:rFonts w:ascii="Times New Roman" w:hAnsi="Times New Roman" w:cs="Times New Roman" w:hint="eastAsia"/>
+          <w:szCs w:val="21"/>
+        </w:rPr>
+        <w:t>B</w:t>
+      </w:r>
+      <w:r>
+        <w:rPr>
+          <w:rFonts w:ascii="Times New Roman" w:hAnsi="Times New Roman" w:cs="Times New Roman" w:hint="eastAsia"/>
+          <w:szCs w:val="21"/>
+        </w:rPr>
+        <w:t>帧，依赖前帧和后帧的信息压缩</w:t>
+      </w:r>
+      <w:r>
+        <w:rPr>
+          <w:rFonts w:ascii="Times New Roman" w:hAnsi="Times New Roman" w:cs="Times New Roman" w:hint="eastAsia"/>
+          <w:szCs w:val="21"/>
+        </w:rPr>
+        <w:t>，因此压缩率最大</w:t>
+      </w:r>
+    </w:p>
+    <w:p>
+      <w:pPr>
+        <w:rPr>
+          <w:rFonts w:ascii="Times New Roman" w:hAnsi="Times New Roman" w:cs="Times New Roman"/>
+          <w:szCs w:val="21"/>
+        </w:rPr>
+      </w:pPr>
+      <w:r>
+        <w:rPr>
+          <w:noProof/>
+        </w:rPr>
+        <w:drawing>
+          <wp:inline distT="0" distB="0" distL="0" distR="0" wp14:anchorId="25F8C5B4" wp14:editId="2CBC1C17">
+            <wp:extent cx="4347775" cy="3847880"/>
+            <wp:effectExtent l="0" t="0" r="0" b="635"/>
+            <wp:docPr id="1" name="图片 1"/>
+            <wp:cNvGraphicFramePr>
+              <a:graphicFrameLocks xmlns:a="http://schemas.openxmlformats.org/drawingml/2006/main" noChangeAspect="1"/>
+            </wp:cNvGraphicFramePr>
+            <a:graphic xmlns:a="http://schemas.openxmlformats.org/drawingml/2006/main">
+              <a:graphicData uri="http://schemas.openxmlformats.org/drawingml/2006/picture">
+                <pic:pic xmlns:pic="http://schemas.openxmlformats.org/drawingml/2006/picture">
+                  <pic:nvPicPr>
+                    <pic:cNvPr id="1" name=""/>
+                    <pic:cNvPicPr/>
+                  </pic:nvPicPr>
+                  <pic:blipFill>
+                    <a:blip r:embed="rId9"/>
+                    <a:stretch>
+                      <a:fillRect/>
+                    </a:stretch>
+                  </pic:blipFill>
+                  <pic:spPr>
+                    <a:xfrm>
+                      <a:off x="0" y="0"/>
+                      <a:ext cx="4349555" cy="3849456"/>
+                    </a:xfrm>
+                    <a:prstGeom prst="rect">
+                      <a:avLst/>
+                    </a:prstGeom>
+                  </pic:spPr>
+                </pic:pic>
+              </a:graphicData>
+            </a:graphic>
+          </wp:inline>
+        </w:drawing>
+      </w:r>
+    </w:p>
+    <w:p>
+      <w:pPr>
+        <w:rPr>
+          <w:rFonts w:ascii="Times New Roman" w:hAnsi="Times New Roman" w:cs="Times New Roman"/>
+          <w:szCs w:val="21"/>
+        </w:rPr>
+      </w:pPr>
+    </w:p>
+    <w:p>
+      <w:pPr>
+        <w:rPr>
+          <w:rFonts w:ascii="Times New Roman" w:hAnsi="Times New Roman" w:cs="Times New Roman"/>
+          <w:szCs w:val="21"/>
+        </w:rPr>
+      </w:pPr>
+      <w:r>
+        <w:rPr>
+          <w:rFonts w:ascii="Times New Roman" w:hAnsi="Times New Roman" w:cs="Times New Roman" w:hint="eastAsia"/>
+          <w:szCs w:val="21"/>
+        </w:rPr>
+        <w:t>A</w:t>
+      </w:r>
+      <w:r>
+        <w:rPr>
+          <w:rFonts w:ascii="Times New Roman" w:hAnsi="Times New Roman" w:cs="Times New Roman"/>
+          <w:szCs w:val="21"/>
+        </w:rPr>
+        <w:t>AC</w:t>
+      </w:r>
+      <w:r>
+        <w:rPr>
+          <w:rFonts w:ascii="Times New Roman" w:hAnsi="Times New Roman" w:cs="Times New Roman" w:hint="eastAsia"/>
+          <w:szCs w:val="21"/>
+        </w:rPr>
+        <w:t>流行的音频压缩</w:t>
+      </w:r>
+      <w:r>
+        <w:rPr>
+          <w:rFonts w:ascii="Times New Roman" w:hAnsi="Times New Roman" w:cs="Times New Roman" w:hint="eastAsia"/>
+          <w:szCs w:val="21"/>
+        </w:rPr>
+        <w:t>格式，可将音频数据压缩</w:t>
+      </w:r>
+      <w:r>
+        <w:rPr>
+          <w:rFonts w:ascii="Times New Roman" w:hAnsi="Times New Roman" w:cs="Times New Roman" w:hint="eastAsia"/>
+          <w:szCs w:val="21"/>
+        </w:rPr>
+        <w:t>10</w:t>
+      </w:r>
+      <w:r>
+        <w:rPr>
+          <w:rFonts w:ascii="Times New Roman" w:hAnsi="Times New Roman" w:cs="Times New Roman" w:hint="eastAsia"/>
+          <w:szCs w:val="21"/>
+        </w:rPr>
+        <w:t>倍</w:t>
+      </w:r>
+    </w:p>
+    <w:p>
+      <w:pPr>
+        <w:rPr>
+          <w:rFonts w:ascii="Times New Roman" w:hAnsi="Times New Roman" w:cs="Times New Roman"/>
+          <w:szCs w:val="21"/>
+        </w:rPr>
+      </w:pPr>
+      <w:r>
+        <w:rPr>
+          <w:rFonts w:ascii="Times New Roman" w:hAnsi="Times New Roman" w:cs="Times New Roman" w:hint="eastAsia"/>
+          <w:szCs w:val="21"/>
+        </w:rPr>
+        <w:t>最常见的视频像素数据格式为</w:t>
+      </w:r>
+      <w:r>
+        <w:rPr>
+          <w:rFonts w:ascii="Times New Roman" w:hAnsi="Times New Roman" w:cs="Times New Roman" w:hint="eastAsia"/>
+          <w:szCs w:val="21"/>
+        </w:rPr>
+        <w:t>Y</w:t>
+      </w:r>
+      <w:r>
+        <w:rPr>
+          <w:rFonts w:ascii="Times New Roman" w:hAnsi="Times New Roman" w:cs="Times New Roman"/>
+          <w:szCs w:val="21"/>
+        </w:rPr>
+        <w:t>UV</w:t>
+      </w:r>
+      <w:r>
+        <w:rPr>
+          <w:rFonts w:ascii="Times New Roman" w:hAnsi="Times New Roman" w:cs="Times New Roman" w:hint="eastAsia"/>
+          <w:szCs w:val="21"/>
+        </w:rPr>
+        <w:t>420</w:t>
+      </w:r>
+      <w:r>
+        <w:rPr>
+          <w:rFonts w:ascii="Times New Roman" w:hAnsi="Times New Roman" w:cs="Times New Roman"/>
+          <w:szCs w:val="21"/>
+        </w:rPr>
+        <w:t>P</w:t>
+      </w:r>
+    </w:p>
+    <w:p>
+      <w:pPr>
+        <w:rPr>
+          <w:rFonts w:ascii="Times New Roman" w:hAnsi="Times New Roman" w:cs="Times New Roman"/>
+          <w:szCs w:val="21"/>
+        </w:rPr>
+      </w:pPr>
+      <w:r>
+        <w:rPr>
+          <w:rFonts w:ascii="Times New Roman" w:hAnsi="Times New Roman" w:cs="Times New Roman" w:hint="eastAsia"/>
+          <w:szCs w:val="21"/>
+        </w:rPr>
+        <w:t>如手机等解码视频送到屏幕上的是</w:t>
+      </w:r>
+      <w:r>
+        <w:rPr>
+          <w:rFonts w:ascii="Times New Roman" w:hAnsi="Times New Roman" w:cs="Times New Roman" w:hint="eastAsia"/>
+          <w:szCs w:val="21"/>
+        </w:rPr>
+        <w:t>Y</w:t>
+      </w:r>
+      <w:r>
+        <w:rPr>
+          <w:rFonts w:ascii="Times New Roman" w:hAnsi="Times New Roman" w:cs="Times New Roman"/>
+          <w:szCs w:val="21"/>
+        </w:rPr>
+        <w:t>UV</w:t>
+      </w:r>
+      <w:r>
+        <w:rPr>
+          <w:rFonts w:ascii="Times New Roman" w:hAnsi="Times New Roman" w:cs="Times New Roman" w:hint="eastAsia"/>
+          <w:szCs w:val="21"/>
+        </w:rPr>
+        <w:t>420</w:t>
+      </w:r>
+      <w:r>
+        <w:rPr>
+          <w:rFonts w:ascii="Times New Roman" w:hAnsi="Times New Roman" w:cs="Times New Roman"/>
+          <w:szCs w:val="21"/>
+        </w:rPr>
+        <w:t>P</w:t>
+      </w:r>
+      <w:r>
+        <w:rPr>
+          <w:rFonts w:ascii="Times New Roman" w:hAnsi="Times New Roman" w:cs="Times New Roman" w:hint="eastAsia"/>
+          <w:szCs w:val="21"/>
+        </w:rPr>
+        <w:t>像素数据</w:t>
+      </w:r>
+    </w:p>
+    <w:p>
+      <w:pPr>
+        <w:rPr>
+          <w:rFonts w:ascii="Times New Roman" w:hAnsi="Times New Roman" w:cs="Times New Roman"/>
+          <w:szCs w:val="21"/>
+        </w:rPr>
+      </w:pPr>
+    </w:p>
+    <w:p>
+      <w:pPr>
+        <w:rPr>
+          <w:rFonts w:ascii="Times New Roman" w:hAnsi="Times New Roman" w:cs="Times New Roman"/>
+          <w:szCs w:val="21"/>
+        </w:rPr>
+      </w:pPr>
+      <w:r>
+        <w:rPr>
+          <w:rFonts w:ascii="Times New Roman" w:hAnsi="Times New Roman" w:cs="Times New Roman"/>
+          <w:szCs w:val="21"/>
+        </w:rPr>
+        <w:t>YUV</w:t>
+      </w:r>
+      <w:r>
+        <w:rPr>
+          <w:rFonts w:ascii="Times New Roman" w:hAnsi="Times New Roman" w:cs="Times New Roman"/>
+          <w:szCs w:val="21"/>
+        </w:rPr>
+        <w:t>格式有两大类：</w:t>
+      </w:r>
+      <w:r>
+        <w:rPr>
+          <w:rFonts w:ascii="Times New Roman" w:hAnsi="Times New Roman" w:cs="Times New Roman"/>
+          <w:szCs w:val="21"/>
+        </w:rPr>
+        <w:t>planar</w:t>
+      </w:r>
+      <w:r>
+        <w:rPr>
+          <w:rFonts w:ascii="Times New Roman" w:hAnsi="Times New Roman" w:cs="Times New Roman"/>
+          <w:szCs w:val="21"/>
+        </w:rPr>
+        <w:t>和</w:t>
+      </w:r>
+      <w:r>
+        <w:rPr>
+          <w:rFonts w:ascii="Times New Roman" w:hAnsi="Times New Roman" w:cs="Times New Roman"/>
+          <w:szCs w:val="21"/>
+        </w:rPr>
+        <w:t>packed</w:t>
+      </w:r>
+      <w:r>
+        <w:rPr>
+          <w:rFonts w:ascii="Times New Roman" w:hAnsi="Times New Roman" w:cs="Times New Roman"/>
+          <w:szCs w:val="21"/>
+        </w:rPr>
+        <w:t>。</w:t>
+      </w:r>
+    </w:p>
+    <w:p>
+      <w:pPr>
+        <w:rPr>
+          <w:rFonts w:ascii="Times New Roman" w:hAnsi="Times New Roman" w:cs="Times New Roman"/>
+          <w:szCs w:val="21"/>
+        </w:rPr>
+      </w:pPr>
+      <w:r>
+        <w:rPr>
+          <w:rFonts w:ascii="Times New Roman" w:hAnsi="Times New Roman" w:cs="Times New Roman" w:hint="eastAsia"/>
+          <w:szCs w:val="21"/>
+        </w:rPr>
+        <w:t>对于</w:t>
+      </w:r>
+      <w:r>
+        <w:rPr>
+          <w:rFonts w:ascii="Times New Roman" w:hAnsi="Times New Roman" w:cs="Times New Roman"/>
+          <w:szCs w:val="21"/>
+        </w:rPr>
+        <w:t>planar</w:t>
+      </w:r>
+      <w:r>
+        <w:rPr>
+          <w:rFonts w:ascii="Times New Roman" w:hAnsi="Times New Roman" w:cs="Times New Roman"/>
+          <w:szCs w:val="21"/>
+        </w:rPr>
+        <w:t>的</w:t>
+      </w:r>
+      <w:r>
+        <w:rPr>
+          <w:rFonts w:ascii="Times New Roman" w:hAnsi="Times New Roman" w:cs="Times New Roman"/>
+          <w:szCs w:val="21"/>
+        </w:rPr>
+        <w:t>YUV</w:t>
+      </w:r>
+      <w:r>
+        <w:rPr>
+          <w:rFonts w:ascii="Times New Roman" w:hAnsi="Times New Roman" w:cs="Times New Roman"/>
+          <w:szCs w:val="21"/>
+        </w:rPr>
+        <w:t>格式，先连续存储所有像素点的</w:t>
+      </w:r>
+      <w:r>
+        <w:rPr>
+          <w:rFonts w:ascii="Times New Roman" w:hAnsi="Times New Roman" w:cs="Times New Roman"/>
+          <w:szCs w:val="21"/>
+        </w:rPr>
+        <w:t>Y</w:t>
+      </w:r>
+      <w:r>
+        <w:rPr>
+          <w:rFonts w:ascii="Times New Roman" w:hAnsi="Times New Roman" w:cs="Times New Roman"/>
+          <w:szCs w:val="21"/>
+        </w:rPr>
+        <w:t>，紧接着存储所有像素点的</w:t>
+      </w:r>
+      <w:r>
+        <w:rPr>
+          <w:rFonts w:ascii="Times New Roman" w:hAnsi="Times New Roman" w:cs="Times New Roman"/>
+          <w:szCs w:val="21"/>
+        </w:rPr>
+        <w:t>U</w:t>
+      </w:r>
+      <w:r>
+        <w:rPr>
+          <w:rFonts w:ascii="Times New Roman" w:hAnsi="Times New Roman" w:cs="Times New Roman"/>
+          <w:szCs w:val="21"/>
+        </w:rPr>
+        <w:t>，随后是所有像素点的</w:t>
+      </w:r>
+      <w:r>
+        <w:rPr>
+          <w:rFonts w:ascii="Times New Roman" w:hAnsi="Times New Roman" w:cs="Times New Roman"/>
+          <w:szCs w:val="21"/>
+        </w:rPr>
+        <w:t>V</w:t>
+      </w:r>
+      <w:r>
+        <w:rPr>
+          <w:rFonts w:ascii="Times New Roman" w:hAnsi="Times New Roman" w:cs="Times New Roman"/>
+          <w:szCs w:val="21"/>
+        </w:rPr>
+        <w:t>。</w:t>
+      </w:r>
+    </w:p>
+    <w:p>
+      <w:pPr>
+        <w:rPr>
+          <w:rFonts w:ascii="Times New Roman" w:hAnsi="Times New Roman" w:cs="Times New Roman"/>
+          <w:szCs w:val="21"/>
+        </w:rPr>
+      </w:pPr>
+      <w:r>
+        <w:rPr>
+          <w:rFonts w:ascii="Times New Roman" w:hAnsi="Times New Roman" w:cs="Times New Roman" w:hint="eastAsia"/>
+          <w:szCs w:val="21"/>
+        </w:rPr>
+        <w:t>对于</w:t>
+      </w:r>
+      <w:r>
+        <w:rPr>
+          <w:rFonts w:ascii="Times New Roman" w:hAnsi="Times New Roman" w:cs="Times New Roman"/>
+          <w:szCs w:val="21"/>
+        </w:rPr>
+        <w:t>packed</w:t>
+      </w:r>
+      <w:r>
+        <w:rPr>
+          <w:rFonts w:ascii="Times New Roman" w:hAnsi="Times New Roman" w:cs="Times New Roman"/>
+          <w:szCs w:val="21"/>
+        </w:rPr>
+        <w:t>的</w:t>
+      </w:r>
+      <w:r>
+        <w:rPr>
+          <w:rFonts w:ascii="Times New Roman" w:hAnsi="Times New Roman" w:cs="Times New Roman"/>
+          <w:szCs w:val="21"/>
+        </w:rPr>
+        <w:t>YUV</w:t>
+      </w:r>
+      <w:r>
+        <w:rPr>
+          <w:rFonts w:ascii="Times New Roman" w:hAnsi="Times New Roman" w:cs="Times New Roman"/>
+          <w:szCs w:val="21"/>
+        </w:rPr>
+        <w:t>格式，每个像素点的</w:t>
+      </w:r>
+      <w:r>
+        <w:rPr>
+          <w:rFonts w:ascii="Times New Roman" w:hAnsi="Times New Roman" w:cs="Times New Roman"/>
+          <w:szCs w:val="21"/>
+        </w:rPr>
+        <w:t>Y,U,V</w:t>
+      </w:r>
+      <w:r>
+        <w:rPr>
+          <w:rFonts w:ascii="Times New Roman" w:hAnsi="Times New Roman" w:cs="Times New Roman"/>
+          <w:szCs w:val="21"/>
+        </w:rPr>
+        <w:t>是连续交</w:t>
+      </w:r>
+      <w:r>
+        <w:rPr>
+          <w:rFonts w:ascii="Times New Roman" w:hAnsi="Times New Roman" w:cs="Times New Roman"/>
+          <w:szCs w:val="21"/>
+        </w:rPr>
+        <w:t>*</w:t>
+      </w:r>
+      <w:r>
+        <w:rPr>
+          <w:rFonts w:ascii="Times New Roman" w:hAnsi="Times New Roman" w:cs="Times New Roman"/>
+          <w:szCs w:val="21"/>
+        </w:rPr>
+        <w:t>存储的</w:t>
+      </w:r>
+    </w:p>
+    <w:p>
+      <w:pPr>
+        <w:rPr>
+          <w:rFonts w:ascii="Times New Roman" w:hAnsi="Times New Roman" w:cs="Times New Roman"/>
+          <w:szCs w:val="21"/>
+        </w:rPr>
+      </w:pPr>
+      <w:r>
+        <w:rPr>
+          <w:rFonts w:ascii="Times New Roman" w:hAnsi="Times New Roman" w:cs="Times New Roman"/>
+          <w:szCs w:val="21"/>
+        </w:rPr>
+        <w:t>YUV420sp</w:t>
+      </w:r>
+      <w:r>
+        <w:rPr>
+          <w:rFonts w:ascii="Times New Roman" w:hAnsi="Times New Roman" w:cs="Times New Roman" w:hint="eastAsia"/>
+          <w:szCs w:val="21"/>
+        </w:rPr>
+        <w:t>：先放</w:t>
+      </w:r>
+      <w:r>
+        <w:rPr>
+          <w:rFonts w:ascii="Times New Roman" w:hAnsi="Times New Roman" w:cs="Times New Roman" w:hint="eastAsia"/>
+          <w:szCs w:val="21"/>
+        </w:rPr>
+        <w:t>Y</w:t>
+      </w:r>
+      <w:r>
+        <w:rPr>
+          <w:rFonts w:ascii="Times New Roman" w:hAnsi="Times New Roman" w:cs="Times New Roman" w:hint="eastAsia"/>
+          <w:szCs w:val="21"/>
+        </w:rPr>
+        <w:t>，然后</w:t>
+      </w:r>
+      <w:r>
+        <w:rPr>
+          <w:rFonts w:ascii="Times New Roman" w:hAnsi="Times New Roman" w:cs="Times New Roman"/>
+          <w:szCs w:val="21"/>
+        </w:rPr>
+        <w:t>UV</w:t>
+      </w:r>
+      <w:r>
+        <w:rPr>
+          <w:rFonts w:ascii="Times New Roman" w:hAnsi="Times New Roman" w:cs="Times New Roman"/>
+          <w:szCs w:val="21"/>
+        </w:rPr>
+        <w:t>、</w:t>
+      </w:r>
+      <w:r>
+        <w:rPr>
+          <w:rFonts w:ascii="Times New Roman" w:hAnsi="Times New Roman" w:cs="Times New Roman"/>
+          <w:szCs w:val="21"/>
+        </w:rPr>
+        <w:t>UV</w:t>
+      </w:r>
+      <w:r>
+        <w:rPr>
+          <w:rFonts w:ascii="Times New Roman" w:hAnsi="Times New Roman" w:cs="Times New Roman"/>
+          <w:szCs w:val="21"/>
+        </w:rPr>
+        <w:t>这样交替存放的</w:t>
+      </w:r>
+    </w:p>
+    <w:p>
+      <w:pPr>
+        <w:rPr>
+          <w:rFonts w:ascii="Times New Roman" w:hAnsi="Times New Roman" w:cs="Times New Roman"/>
+          <w:szCs w:val="21"/>
+        </w:rPr>
+      </w:pPr>
+      <w:r>
+        <w:rPr>
+          <w:rFonts w:ascii="Times New Roman" w:hAnsi="Times New Roman" w:cs="Times New Roman"/>
+          <w:szCs w:val="21"/>
+        </w:rPr>
+        <w:t>与</w:t>
+      </w:r>
+      <w:r>
+        <w:rPr>
+          <w:rFonts w:ascii="Times New Roman" w:hAnsi="Times New Roman" w:cs="Times New Roman"/>
+          <w:szCs w:val="21"/>
+        </w:rPr>
+        <w:t>YUV420p</w:t>
+      </w:r>
+      <w:r>
+        <w:rPr>
+          <w:rFonts w:ascii="Times New Roman" w:hAnsi="Times New Roman" w:cs="Times New Roman" w:hint="eastAsia"/>
+          <w:szCs w:val="21"/>
+        </w:rPr>
+        <w:t>：先放</w:t>
+      </w:r>
+      <w:r>
+        <w:rPr>
+          <w:rFonts w:ascii="Times New Roman" w:hAnsi="Times New Roman" w:cs="Times New Roman" w:hint="eastAsia"/>
+          <w:szCs w:val="21"/>
+        </w:rPr>
+        <w:t>Y</w:t>
+      </w:r>
+      <w:r>
+        <w:rPr>
+          <w:rFonts w:ascii="Times New Roman" w:hAnsi="Times New Roman" w:cs="Times New Roman" w:hint="eastAsia"/>
+          <w:szCs w:val="21"/>
+        </w:rPr>
+        <w:t>，</w:t>
+      </w:r>
+      <w:r>
+        <w:rPr>
+          <w:rFonts w:ascii="Times New Roman" w:hAnsi="Times New Roman" w:cs="Times New Roman"/>
+          <w:szCs w:val="21"/>
+        </w:rPr>
+        <w:t>再存放</w:t>
+      </w:r>
+      <w:r>
+        <w:rPr>
+          <w:rFonts w:ascii="Times New Roman" w:hAnsi="Times New Roman" w:cs="Times New Roman" w:hint="eastAsia"/>
+          <w:szCs w:val="21"/>
+        </w:rPr>
+        <w:t>U</w:t>
+      </w:r>
+      <w:r>
+        <w:rPr>
+          <w:rFonts w:ascii="Times New Roman" w:hAnsi="Times New Roman" w:cs="Times New Roman" w:hint="eastAsia"/>
+          <w:szCs w:val="21"/>
+        </w:rPr>
+        <w:t>，</w:t>
+      </w:r>
+      <w:r>
+        <w:rPr>
+          <w:rFonts w:ascii="Times New Roman" w:hAnsi="Times New Roman" w:cs="Times New Roman" w:hint="eastAsia"/>
+          <w:szCs w:val="21"/>
+        </w:rPr>
+        <w:t>U</w:t>
+      </w:r>
+      <w:r>
+        <w:rPr>
+          <w:rFonts w:ascii="Times New Roman" w:hAnsi="Times New Roman" w:cs="Times New Roman" w:hint="eastAsia"/>
+          <w:szCs w:val="21"/>
+        </w:rPr>
+        <w:t>放完后再存放</w:t>
+      </w:r>
+      <w:r>
+        <w:rPr>
+          <w:rFonts w:ascii="Times New Roman" w:hAnsi="Times New Roman" w:cs="Times New Roman"/>
+          <w:szCs w:val="21"/>
+        </w:rPr>
+        <w:t>V</w:t>
+      </w:r>
+    </w:p>
+    <w:p>
+      <w:pPr>
+        <w:rPr>
+          <w:rFonts w:ascii="Times New Roman" w:hAnsi="Times New Roman" w:cs="Times New Roman"/>
+          <w:szCs w:val="21"/>
+        </w:rPr>
+      </w:pPr>
+    </w:p>
+    <w:p>
+      <w:pPr>
+        <w:rPr>
+          <w:rFonts w:ascii="Times New Roman" w:hAnsi="Times New Roman" w:cs="Times New Roman"/>
+          <w:szCs w:val="21"/>
+        </w:rPr>
+      </w:pPr>
+      <w:r>
+        <w:rPr>
+          <w:rFonts w:ascii="Times New Roman" w:hAnsi="Times New Roman" w:cs="Times New Roman"/>
+          <w:szCs w:val="21"/>
+        </w:rPr>
+        <w:t>PCM</w:t>
+      </w:r>
+      <w:r>
+        <w:rPr>
+          <w:rFonts w:ascii="Times New Roman" w:hAnsi="Times New Roman" w:cs="Times New Roman" w:hint="eastAsia"/>
+          <w:szCs w:val="21"/>
+        </w:rPr>
+        <w:t>如果是双声道，则左、右、左、右交错存储</w:t>
+      </w:r>
+    </w:p>
+    <w:p>
+      <w:pPr>
+        <w:rPr>
+          <w:rFonts w:ascii="Times New Roman" w:hAnsi="Times New Roman" w:cs="Times New Roman"/>
+          <w:szCs w:val="21"/>
+        </w:rPr>
+      </w:pPr>
+      <w:r>
+        <w:rPr>
+          <w:rFonts w:ascii="Times New Roman" w:hAnsi="Times New Roman" w:cs="Times New Roman" w:hint="eastAsia"/>
+          <w:szCs w:val="21"/>
+        </w:rPr>
+        <w:t>软件工具：</w:t>
+      </w:r>
+    </w:p>
+    <w:p>
+      <w:pPr>
+        <w:rPr>
+          <w:rFonts w:ascii="Times New Roman" w:hAnsi="Times New Roman" w:cs="Times New Roman"/>
+          <w:color w:val="438086"/>
+          <w:szCs w:val="21"/>
+        </w:rPr>
+      </w:pPr>
+      <w:r>
+        <w:rPr>
+          <w:rFonts w:ascii="Times New Roman" w:eastAsia="微软雅黑" w:hAnsi="Times New Roman" w:cs="Times New Roman"/>
+          <w:color w:val="438086"/>
+          <w:szCs w:val="21"/>
+        </w:rPr>
+        <w:t>▫</w:t>
+      </w:r>
+      <w:r>
+        <w:rPr>
+          <w:rFonts w:ascii="Times New Roman" w:hAnsi="Times New Roman" w:cs="Times New Roman"/>
+          <w:color w:val="438086"/>
+          <w:szCs w:val="21"/>
+        </w:rPr>
+        <w:t xml:space="preserve"> </w:t>
+      </w:r>
+      <w:r>
+        <w:rPr>
+          <w:rFonts w:ascii="Times New Roman" w:hAnsi="Times New Roman" w:cs="Times New Roman"/>
+          <w:color w:val="438086"/>
+          <w:szCs w:val="21"/>
+        </w:rPr>
+        <w:t>任意</w:t>
+      </w:r>
+      <w:r>
+        <w:rPr>
+          <w:rFonts w:ascii="Times New Roman" w:hAnsi="Times New Roman" w:cs="Times New Roman"/>
+          <w:color w:val="438086"/>
+          <w:szCs w:val="21"/>
+        </w:rPr>
+        <w:t>4</w:t>
+      </w:r>
+      <w:r>
+        <w:rPr>
+          <w:rFonts w:ascii="Times New Roman" w:hAnsi="Times New Roman" w:cs="Times New Roman"/>
+          <w:color w:val="438086"/>
+          <w:szCs w:val="21"/>
+        </w:rPr>
+        <w:t>个文件的总体信息</w:t>
+      </w:r>
+      <w:r>
+        <w:rPr>
+          <w:rFonts w:ascii="Times New Roman" w:hAnsi="Times New Roman" w:cs="Times New Roman"/>
+          <w:color w:val="438086"/>
+          <w:szCs w:val="21"/>
+        </w:rPr>
+        <w:t xml:space="preserve"> </w:t>
+      </w:r>
+      <w:r>
+        <w:rPr>
+          <w:rFonts w:ascii="Times New Roman" w:hAnsi="Times New Roman" w:cs="Times New Roman"/>
+          <w:color w:val="438086"/>
+          <w:szCs w:val="21"/>
+        </w:rPr>
+        <w:t>（</w:t>
+      </w:r>
+      <w:r>
+        <w:rPr>
+          <w:rFonts w:ascii="Times New Roman" w:hAnsi="Times New Roman" w:cs="Times New Roman"/>
+          <w:color w:val="438086"/>
+          <w:szCs w:val="21"/>
+        </w:rPr>
+        <w:t xml:space="preserve"> MediaInfo</w:t>
+      </w:r>
+      <w:r>
+        <w:rPr>
+          <w:rFonts w:ascii="Times New Roman" w:hAnsi="Times New Roman" w:cs="Times New Roman"/>
+          <w:color w:val="438086"/>
+          <w:szCs w:val="21"/>
+        </w:rPr>
+        <w:t>）</w:t>
+      </w:r>
+    </w:p>
+    <w:p>
+      <w:pPr>
+        <w:rPr>
+          <w:rFonts w:ascii="Times New Roman" w:hAnsi="Times New Roman" w:cs="Times New Roman"/>
+          <w:color w:val="438086"/>
+          <w:szCs w:val="21"/>
+        </w:rPr>
+      </w:pPr>
+      <w:r>
+        <w:rPr>
+          <w:rFonts w:ascii="Times New Roman" w:eastAsia="微软雅黑" w:hAnsi="Times New Roman" w:cs="Times New Roman"/>
+          <w:color w:val="438086"/>
+          <w:szCs w:val="21"/>
+        </w:rPr>
+        <w:t>▫</w:t>
+      </w:r>
+      <w:r>
+        <w:rPr>
+          <w:rFonts w:ascii="Times New Roman" w:hAnsi="Times New Roman" w:cs="Times New Roman"/>
+          <w:color w:val="438086"/>
+          <w:szCs w:val="21"/>
+        </w:rPr>
+        <w:t xml:space="preserve"> MKV</w:t>
+      </w:r>
+      <w:r>
+        <w:rPr>
+          <w:rFonts w:ascii="Times New Roman" w:hAnsi="Times New Roman" w:cs="Times New Roman"/>
+          <w:color w:val="438086"/>
+          <w:szCs w:val="21"/>
+        </w:rPr>
+        <w:t>、</w:t>
+      </w:r>
+      <w:r>
+        <w:rPr>
+          <w:rFonts w:ascii="Times New Roman" w:hAnsi="Times New Roman" w:cs="Times New Roman"/>
+          <w:color w:val="438086"/>
+          <w:szCs w:val="21"/>
+        </w:rPr>
+        <w:t xml:space="preserve"> MP4</w:t>
+      </w:r>
+      <w:r>
+        <w:rPr>
+          <w:rFonts w:ascii="Times New Roman" w:hAnsi="Times New Roman" w:cs="Times New Roman"/>
+          <w:color w:val="438086"/>
+          <w:szCs w:val="21"/>
+        </w:rPr>
+        <w:t>、</w:t>
+      </w:r>
+      <w:r>
+        <w:rPr>
+          <w:rFonts w:ascii="Times New Roman" w:hAnsi="Times New Roman" w:cs="Times New Roman"/>
+          <w:color w:val="438086"/>
+          <w:szCs w:val="21"/>
+        </w:rPr>
+        <w:t xml:space="preserve"> AVI</w:t>
+      </w:r>
+      <w:r>
+        <w:rPr>
+          <w:rFonts w:ascii="Times New Roman" w:hAnsi="Times New Roman" w:cs="Times New Roman"/>
+          <w:color w:val="438086"/>
+          <w:szCs w:val="21"/>
+        </w:rPr>
+        <w:t>封装格式信息</w:t>
+      </w:r>
+      <w:r>
+        <w:rPr>
+          <w:rFonts w:ascii="Times New Roman" w:hAnsi="Times New Roman" w:cs="Times New Roman"/>
+          <w:color w:val="438086"/>
+          <w:szCs w:val="21"/>
+        </w:rPr>
+        <w:t xml:space="preserve"> </w:t>
+      </w:r>
+      <w:r>
+        <w:rPr>
+          <w:rFonts w:ascii="Times New Roman" w:hAnsi="Times New Roman" w:cs="Times New Roman"/>
+          <w:color w:val="438086"/>
+          <w:szCs w:val="21"/>
+        </w:rPr>
+        <w:t>（</w:t>
+      </w:r>
+      <w:r>
+        <w:rPr>
+          <w:rFonts w:ascii="Times New Roman" w:hAnsi="Times New Roman" w:cs="Times New Roman"/>
+          <w:color w:val="438086"/>
+          <w:szCs w:val="21"/>
+        </w:rPr>
+        <w:t xml:space="preserve"> Elecard Format Analyzer</w:t>
+      </w:r>
+      <w:r>
+        <w:rPr>
+          <w:rFonts w:ascii="Times New Roman" w:hAnsi="Times New Roman" w:cs="Times New Roman"/>
+          <w:color w:val="438086"/>
+          <w:szCs w:val="21"/>
+        </w:rPr>
+        <w:t>）</w:t>
+      </w:r>
+    </w:p>
+    <w:p>
+      <w:pPr>
+        <w:rPr>
+          <w:rFonts w:ascii="Times New Roman" w:hAnsi="Times New Roman" w:cs="Times New Roman"/>
+          <w:color w:val="438086"/>
+          <w:szCs w:val="21"/>
+        </w:rPr>
+      </w:pPr>
+      <w:r>
+        <w:rPr>
+          <w:rFonts w:ascii="Times New Roman" w:eastAsia="微软雅黑" w:hAnsi="Times New Roman" w:cs="Times New Roman"/>
+          <w:color w:val="438086"/>
+          <w:szCs w:val="21"/>
+        </w:rPr>
+        <w:t>▫</w:t>
+      </w:r>
+      <w:r>
+        <w:rPr>
+          <w:rFonts w:ascii="Times New Roman" w:hAnsi="Times New Roman" w:cs="Times New Roman"/>
+          <w:color w:val="438086"/>
+          <w:szCs w:val="21"/>
+        </w:rPr>
+        <w:t xml:space="preserve"> H.264</w:t>
+      </w:r>
+      <w:r>
+        <w:rPr>
+          <w:rFonts w:ascii="Times New Roman" w:hAnsi="Times New Roman" w:cs="Times New Roman"/>
+          <w:color w:val="438086"/>
+          <w:szCs w:val="21"/>
+        </w:rPr>
+        <w:t>码流分析信息（</w:t>
+      </w:r>
+      <w:r>
+        <w:rPr>
+          <w:rFonts w:ascii="Times New Roman" w:hAnsi="Times New Roman" w:cs="Times New Roman"/>
+          <w:color w:val="438086"/>
+          <w:szCs w:val="21"/>
+        </w:rPr>
+        <w:t xml:space="preserve"> Elecard Stream Eye</w:t>
+      </w:r>
+      <w:r>
+        <w:rPr>
+          <w:rFonts w:ascii="Times New Roman" w:hAnsi="Times New Roman" w:cs="Times New Roman"/>
+          <w:color w:val="438086"/>
+          <w:szCs w:val="21"/>
+        </w:rPr>
+        <w:t>）</w:t>
+      </w:r>
+    </w:p>
+    <w:p>
+      <w:pPr>
+        <w:rPr>
+          <w:rFonts w:ascii="Times New Roman" w:hAnsi="Times New Roman" w:cs="Times New Roman"/>
+          <w:color w:val="438086"/>
+          <w:szCs w:val="21"/>
+        </w:rPr>
+      </w:pPr>
+      <w:r>
+        <w:rPr>
+          <w:rFonts w:ascii="Times New Roman" w:eastAsia="微软雅黑" w:hAnsi="Times New Roman" w:cs="Times New Roman"/>
+          <w:color w:val="438086"/>
+          <w:szCs w:val="21"/>
+        </w:rPr>
+        <w:t>▫</w:t>
+      </w:r>
+      <w:r>
+        <w:rPr>
+          <w:rFonts w:ascii="Times New Roman" w:hAnsi="Times New Roman" w:cs="Times New Roman"/>
+          <w:color w:val="438086"/>
+          <w:szCs w:val="21"/>
+        </w:rPr>
+        <w:t xml:space="preserve"> YUV</w:t>
+      </w:r>
+      <w:r>
+        <w:rPr>
+          <w:rFonts w:ascii="Times New Roman" w:hAnsi="Times New Roman" w:cs="Times New Roman"/>
+          <w:color w:val="438086"/>
+          <w:szCs w:val="21"/>
+        </w:rPr>
+        <w:t>视频像素数据</w:t>
+      </w:r>
+      <w:r>
+        <w:rPr>
+          <w:rFonts w:ascii="Times New Roman" w:hAnsi="Times New Roman" w:cs="Times New Roman"/>
+          <w:color w:val="438086"/>
+          <w:szCs w:val="21"/>
+        </w:rPr>
+        <w:t xml:space="preserve"> </w:t>
+      </w:r>
+      <w:r>
+        <w:rPr>
+          <w:rFonts w:ascii="Times New Roman" w:hAnsi="Times New Roman" w:cs="Times New Roman"/>
+          <w:color w:val="438086"/>
+          <w:szCs w:val="21"/>
+        </w:rPr>
+        <w:t>（</w:t>
+      </w:r>
+      <w:r>
+        <w:rPr>
+          <w:rFonts w:ascii="Times New Roman" w:hAnsi="Times New Roman" w:cs="Times New Roman"/>
+          <w:color w:val="438086"/>
+          <w:szCs w:val="21"/>
+        </w:rPr>
+        <w:t xml:space="preserve"> YUV Player</w:t>
+      </w:r>
+      <w:r>
+        <w:rPr>
+          <w:rFonts w:ascii="Times New Roman" w:hAnsi="Times New Roman" w:cs="Times New Roman"/>
+          <w:color w:val="438086"/>
+          <w:szCs w:val="21"/>
+        </w:rPr>
+        <w:t>）</w:t>
+      </w:r>
+    </w:p>
+    <w:p>
+      <w:pPr>
+        <w:rPr>
+          <w:rFonts w:ascii="Times New Roman" w:hAnsi="Times New Roman" w:cs="Times New Roman"/>
+          <w:color w:val="438086"/>
+          <w:szCs w:val="21"/>
+        </w:rPr>
+      </w:pPr>
+      <w:r>
+        <w:rPr>
+          <w:rFonts w:ascii="Times New Roman" w:eastAsia="微软雅黑" w:hAnsi="Times New Roman" w:cs="Times New Roman"/>
+          <w:color w:val="438086"/>
+          <w:szCs w:val="21"/>
+        </w:rPr>
+        <w:t>▫</w:t>
+      </w:r>
+      <w:r>
+        <w:rPr>
+          <w:rFonts w:ascii="Times New Roman" w:hAnsi="Times New Roman" w:cs="Times New Roman"/>
+          <w:color w:val="438086"/>
+          <w:szCs w:val="21"/>
+        </w:rPr>
+        <w:t xml:space="preserve"> PCM</w:t>
+      </w:r>
+      <w:r>
+        <w:rPr>
+          <w:rFonts w:ascii="Times New Roman" w:hAnsi="Times New Roman" w:cs="Times New Roman"/>
+          <w:color w:val="438086"/>
+          <w:szCs w:val="21"/>
+        </w:rPr>
+        <w:t>音频采样数据</w:t>
+      </w:r>
+      <w:r>
+        <w:rPr>
+          <w:rFonts w:ascii="Times New Roman" w:hAnsi="Times New Roman" w:cs="Times New Roman"/>
+          <w:color w:val="438086"/>
+          <w:szCs w:val="21"/>
+        </w:rPr>
+        <w:t xml:space="preserve"> </w:t>
+      </w:r>
+      <w:r>
+        <w:rPr>
+          <w:rFonts w:ascii="Times New Roman" w:hAnsi="Times New Roman" w:cs="Times New Roman"/>
+          <w:color w:val="438086"/>
+          <w:szCs w:val="21"/>
+        </w:rPr>
+        <w:t>（</w:t>
+      </w:r>
+      <w:r>
+        <w:rPr>
+          <w:rFonts w:ascii="Times New Roman" w:hAnsi="Times New Roman" w:cs="Times New Roman"/>
+          <w:color w:val="438086"/>
+          <w:szCs w:val="21"/>
+        </w:rPr>
+        <w:t xml:space="preserve"> Audition</w:t>
+      </w:r>
+      <w:r>
+        <w:rPr>
+          <w:rFonts w:ascii="Times New Roman" w:hAnsi="Times New Roman" w:cs="Times New Roman"/>
+          <w:color w:val="438086"/>
+          <w:szCs w:val="21"/>
+        </w:rPr>
+        <w:t>）</w:t>
+      </w:r>
+    </w:p>
+    <w:p>
+      <w:pPr>
+        <w:rPr>
+          <w:rFonts w:ascii="Times New Roman" w:hAnsi="Times New Roman" w:cs="Times New Roman"/>
+          <w:szCs w:val="21"/>
+        </w:rPr>
+      </w:pPr>
+      <w:r>
+        <w:rPr>
+          <w:noProof/>
+        </w:rPr>
+        <w:drawing>
+          <wp:inline distT="0" distB="0" distL="0" distR="0" wp14:anchorId="3085B6BF" wp14:editId="630D8E38">
+            <wp:extent cx="4973701" cy="3309014"/>
+            <wp:effectExtent l="0" t="0" r="0" b="5715"/>
+            <wp:docPr id="3" name="图片 3"/>
+            <wp:cNvGraphicFramePr>
+              <a:graphicFrameLocks xmlns:a="http://schemas.openxmlformats.org/drawingml/2006/main" noChangeAspect="1"/>
+            </wp:cNvGraphicFramePr>
+            <a:graphic xmlns:a="http://schemas.openxmlformats.org/drawingml/2006/main">
+              <a:graphicData uri="http://schemas.openxmlformats.org/drawingml/2006/picture">
+                <pic:pic xmlns:pic="http://schemas.openxmlformats.org/drawingml/2006/picture">
+                  <pic:nvPicPr>
+                    <pic:cNvPr id="1" name=""/>
+                    <pic:cNvPicPr/>
+                  </pic:nvPicPr>
+                  <pic:blipFill>
+                    <a:blip r:embed="rId10"/>
+                    <a:stretch>
+                      <a:fillRect/>
+                    </a:stretch>
+                  </pic:blipFill>
+                  <pic:spPr>
+                    <a:xfrm>
+                      <a:off x="0" y="0"/>
+                      <a:ext cx="4978557" cy="3312245"/>
+                    </a:xfrm>
+                    <a:prstGeom prst="rect">
+                      <a:avLst/>
+                    </a:prstGeom>
+                  </pic:spPr>
+                </pic:pic>
+              </a:graphicData>
+            </a:graphic>
+          </wp:inline>
+        </w:drawing>
+      </w:r>
+    </w:p>
+    <w:p>
+      <w:pPr>
+        <w:rPr>
+          <w:rFonts w:ascii="Times New Roman" w:hAnsi="Times New Roman" w:cs="Times New Roman"/>
+          <w:szCs w:val="21"/>
+        </w:rPr>
+      </w:pPr>
+      <w:r>
+        <w:rPr>
+          <w:rFonts w:ascii="Times New Roman" w:hAnsi="Times New Roman" w:cs="Times New Roman" w:hint="eastAsia"/>
+          <w:szCs w:val="21"/>
+        </w:rPr>
+        <w:t>截取视频</w:t>
+      </w:r>
+      <w:r>
+        <w:rPr>
+          <w:rFonts w:ascii="Times New Roman" w:hAnsi="Times New Roman" w:cs="Times New Roman" w:hint="eastAsia"/>
+          <w:szCs w:val="21"/>
+        </w:rPr>
+        <w:t>10</w:t>
+      </w:r>
+      <w:r>
+        <w:rPr>
+          <w:rFonts w:ascii="Times New Roman" w:hAnsi="Times New Roman" w:cs="Times New Roman" w:hint="eastAsia"/>
+          <w:szCs w:val="21"/>
+        </w:rPr>
+        <w:t>分钟</w:t>
+      </w:r>
+      <w:r>
+        <w:rPr>
+          <w:rFonts w:ascii="Times New Roman" w:hAnsi="Times New Roman" w:cs="Times New Roman" w:hint="eastAsia"/>
+          <w:szCs w:val="21"/>
+        </w:rPr>
+        <w:t>30</w:t>
+      </w:r>
+      <w:r>
+        <w:rPr>
+          <w:rFonts w:ascii="Times New Roman" w:hAnsi="Times New Roman" w:cs="Times New Roman" w:hint="eastAsia"/>
+          <w:szCs w:val="21"/>
+        </w:rPr>
+        <w:t>秒开始的</w:t>
+      </w:r>
+      <w:r>
+        <w:rPr>
+          <w:rFonts w:ascii="Times New Roman" w:hAnsi="Times New Roman" w:cs="Times New Roman" w:hint="eastAsia"/>
+          <w:szCs w:val="21"/>
+        </w:rPr>
+        <w:t>30</w:t>
+      </w:r>
+      <w:r>
+        <w:rPr>
+          <w:rFonts w:ascii="Times New Roman" w:hAnsi="Times New Roman" w:cs="Times New Roman" w:hint="eastAsia"/>
+          <w:szCs w:val="21"/>
+        </w:rPr>
+        <w:t>秒视频</w:t>
+      </w:r>
+      <w:r>
+        <w:rPr>
+          <w:rFonts w:ascii="Times New Roman" w:hAnsi="Times New Roman" w:cs="Times New Roman" w:hint="eastAsia"/>
+          <w:szCs w:val="21"/>
+        </w:rPr>
+        <w:t>：</w:t>
+      </w:r>
+    </w:p>
+    <w:p>
+      <w:pPr>
+        <w:rPr>
+          <w:rFonts w:ascii="Consolas" w:hAnsi="Consolas" w:cs="Consolas"/>
+          <w:kern w:val="0"/>
+          <w:sz w:val="24"/>
+          <w:szCs w:val="24"/>
+        </w:rPr>
+      </w:pPr>
+      <w:r>
+        <w:rPr>
+          <w:rFonts w:ascii="Consolas" w:hAnsi="Consolas" w:cs="Consolas"/>
+          <w:kern w:val="0"/>
+          <w:sz w:val="24"/>
+          <w:szCs w:val="24"/>
+        </w:rPr>
+        <w:t xml:space="preserve">ffmpeg -i </w:t>
+      </w:r>
+      <w:r>
+        <w:rPr>
+          <w:rFonts w:ascii="Consolas" w:hAnsi="Consolas" w:cs="Consolas"/>
+          <w:kern w:val="0"/>
+          <w:sz w:val="24"/>
+          <w:szCs w:val="24"/>
+        </w:rPr>
+        <w:t>特别</w:t>
+      </w:r>
+      <w:r>
+        <w:rPr>
+          <w:rFonts w:ascii="Consolas" w:hAnsi="Consolas" w:cs="Consolas"/>
+          <w:kern w:val="0"/>
+          <w:sz w:val="24"/>
+          <w:szCs w:val="24"/>
+        </w:rPr>
+        <w:t>* -ss 00:10:30 -t 00:00:30 cut.mp4</w:t>
+      </w:r>
+    </w:p>
+    <w:p>
+      <w:pPr>
+        <w:rPr>
+          <w:rFonts w:ascii="Times New Roman" w:hAnsi="Times New Roman" w:cs="Times New Roman"/>
+          <w:szCs w:val="21"/>
+        </w:rPr>
+      </w:pPr>
+      <w:r>
+        <w:rPr>
+          <w:rFonts w:ascii="Times New Roman" w:hAnsi="Times New Roman" w:cs="Times New Roman" w:hint="eastAsia"/>
+          <w:szCs w:val="21"/>
+        </w:rPr>
+        <w:t>截取视频开始的</w:t>
+      </w:r>
+      <w:r>
+        <w:rPr>
+          <w:rFonts w:ascii="Times New Roman" w:hAnsi="Times New Roman" w:cs="Times New Roman" w:hint="eastAsia"/>
+          <w:szCs w:val="21"/>
+        </w:rPr>
+        <w:t>5</w:t>
+      </w:r>
+      <w:r>
+        <w:rPr>
+          <w:rFonts w:ascii="Times New Roman" w:hAnsi="Times New Roman" w:cs="Times New Roman" w:hint="eastAsia"/>
+          <w:szCs w:val="21"/>
+        </w:rPr>
+        <w:t>秒，并将图像大小设置为</w:t>
+      </w:r>
+      <w:r>
+        <w:rPr>
+          <w:rFonts w:ascii="Times New Roman" w:hAnsi="Times New Roman" w:cs="Times New Roman" w:hint="eastAsia"/>
+          <w:szCs w:val="21"/>
+        </w:rPr>
+        <w:t>320*240</w:t>
+      </w:r>
+      <w:r>
+        <w:rPr>
+          <w:rFonts w:ascii="Times New Roman" w:hAnsi="Times New Roman" w:cs="Times New Roman" w:hint="eastAsia"/>
+          <w:szCs w:val="21"/>
+        </w:rPr>
+        <w:t>：</w:t>
+      </w:r>
+    </w:p>
+    <w:p>
+      <w:pPr>
+        <w:autoSpaceDE w:val="0"/>
+        <w:autoSpaceDN w:val="0"/>
+        <w:adjustRightInd w:val="0"/>
+        <w:jc w:val="left"/>
+        <w:rPr>
+          <w:rFonts w:ascii="Consolas" w:hAnsi="Consolas" w:cs="Consolas"/>
+          <w:kern w:val="0"/>
+          <w:sz w:val="24"/>
+          <w:szCs w:val="24"/>
+        </w:rPr>
+      </w:pPr>
+      <w:r>
+        <w:rPr>
+          <w:rFonts w:ascii="Consolas" w:hAnsi="Consolas" w:cs="Consolas"/>
+          <w:kern w:val="0"/>
+          <w:sz w:val="24"/>
+          <w:szCs w:val="24"/>
+        </w:rPr>
+        <w:t>ffmpeg -i cut.</w:t>
+      </w:r>
+      <w:r>
+        <w:rPr>
+          <w:rFonts w:ascii="Consolas" w:hAnsi="Consolas" w:cs="Consolas" w:hint="eastAsia"/>
+          <w:kern w:val="0"/>
+          <w:sz w:val="24"/>
+          <w:szCs w:val="24"/>
+        </w:rPr>
+        <w:t>mp4</w:t>
+      </w:r>
+      <w:r>
+        <w:rPr>
+          <w:rFonts w:ascii="Consolas" w:hAnsi="Consolas" w:cs="Consolas"/>
+          <w:kern w:val="0"/>
+          <w:sz w:val="24"/>
+          <w:szCs w:val="24"/>
+        </w:rPr>
+        <w:t xml:space="preserve"> -s 320*240 -t 00:00:5 cut_cut.mp4</w:t>
+      </w:r>
+    </w:p>
+    <w:p>
+      <w:pPr>
+        <w:rPr>
+          <w:rFonts w:ascii="Times New Roman" w:hAnsi="Times New Roman" w:cs="Times New Roman"/>
+          <w:szCs w:val="21"/>
+        </w:rPr>
+      </w:pPr>
+    </w:p>
+    <w:p>
+      <w:pPr>
+        <w:rPr>
+          <w:rFonts w:ascii="Times New Roman" w:hAnsi="Times New Roman" w:cs="Times New Roman"/>
+          <w:color w:val="C991CB"/>
+          <w:szCs w:val="21"/>
+        </w:rPr>
+      </w:pPr>
+      <w:r>
+        <w:rPr>
+          <w:rFonts w:ascii="Times New Roman" w:hAnsi="Times New Roman" w:cs="Times New Roman"/>
+          <w:color w:val="438086"/>
+          <w:szCs w:val="21"/>
+        </w:rPr>
+        <w:t>FFmpeg</w:t>
+      </w:r>
+      <w:r>
+        <w:rPr>
+          <w:rFonts w:ascii="Times New Roman" w:hAnsi="Times New Roman" w:cs="Times New Roman"/>
+          <w:color w:val="438086"/>
+          <w:szCs w:val="21"/>
+        </w:rPr>
+        <w:t>一共包含</w:t>
+      </w:r>
+      <w:r>
+        <w:rPr>
+          <w:rFonts w:ascii="Times New Roman" w:hAnsi="Times New Roman" w:cs="Times New Roman"/>
+          <w:color w:val="438086"/>
+          <w:szCs w:val="21"/>
+        </w:rPr>
+        <w:t>8</w:t>
+      </w:r>
+      <w:r>
+        <w:rPr>
+          <w:rFonts w:ascii="Times New Roman" w:hAnsi="Times New Roman" w:cs="Times New Roman"/>
+          <w:color w:val="438086"/>
+          <w:szCs w:val="21"/>
+        </w:rPr>
+        <w:t>个库：</w:t>
+      </w:r>
+      <w:r>
+        <w:rPr>
+          <w:rFonts w:ascii="Times New Roman" w:hAnsi="Times New Roman" w:cs="Times New Roman"/>
+          <w:color w:val="438086"/>
+          <w:szCs w:val="21"/>
+        </w:rPr>
+        <w:br/>
+      </w:r>
+      <w:r>
+        <w:rPr>
+          <w:rFonts w:ascii="Times New Roman" w:eastAsia="微软雅黑" w:hAnsi="Times New Roman" w:cs="Times New Roman"/>
+          <w:color w:val="438086"/>
+          <w:szCs w:val="21"/>
+        </w:rPr>
+        <w:t>▫</w:t>
+      </w:r>
+      <w:r>
+        <w:rPr>
+          <w:rFonts w:ascii="Times New Roman" w:hAnsi="Times New Roman" w:cs="Times New Roman"/>
+          <w:color w:val="438086"/>
+          <w:szCs w:val="21"/>
+        </w:rPr>
+        <w:t xml:space="preserve"> </w:t>
+      </w:r>
+      <w:r>
+        <w:rPr>
+          <w:rFonts w:ascii="Times New Roman" w:hAnsi="Times New Roman" w:cs="Times New Roman"/>
+          <w:color w:val="C991CB"/>
+          <w:szCs w:val="21"/>
+        </w:rPr>
+        <w:t>avcodec</w:t>
+      </w:r>
+      <w:r>
+        <w:rPr>
+          <w:rFonts w:ascii="Times New Roman" w:hAnsi="Times New Roman" w:cs="Times New Roman"/>
+          <w:color w:val="C991CB"/>
+          <w:szCs w:val="21"/>
+        </w:rPr>
+        <w:t>：编解码（最重要的库）。</w:t>
+      </w:r>
+      <w:r>
+        <w:rPr>
+          <w:rFonts w:ascii="Times New Roman" w:hAnsi="Times New Roman" w:cs="Times New Roman"/>
+          <w:color w:val="C991CB"/>
+          <w:szCs w:val="21"/>
+        </w:rPr>
+        <w:br/>
+      </w:r>
+      <w:r>
+        <w:rPr>
+          <w:rFonts w:ascii="Times New Roman" w:eastAsia="微软雅黑" w:hAnsi="Times New Roman" w:cs="Times New Roman"/>
+          <w:color w:val="438086"/>
+          <w:szCs w:val="21"/>
+        </w:rPr>
+        <w:lastRenderedPageBreak/>
+        <w:t>▫</w:t>
+      </w:r>
+      <w:r>
+        <w:rPr>
+          <w:rFonts w:ascii="Times New Roman" w:hAnsi="Times New Roman" w:cs="Times New Roman"/>
+          <w:color w:val="438086"/>
+          <w:szCs w:val="21"/>
+        </w:rPr>
+        <w:t xml:space="preserve"> </w:t>
+      </w:r>
+      <w:r>
+        <w:rPr>
+          <w:rFonts w:ascii="Times New Roman" w:hAnsi="Times New Roman" w:cs="Times New Roman"/>
+          <w:color w:val="C991CB"/>
+          <w:szCs w:val="21"/>
+        </w:rPr>
+        <w:t>avformat</w:t>
+      </w:r>
+      <w:r>
+        <w:rPr>
+          <w:rFonts w:ascii="Times New Roman" w:hAnsi="Times New Roman" w:cs="Times New Roman"/>
+          <w:color w:val="C991CB"/>
+          <w:szCs w:val="21"/>
+        </w:rPr>
+        <w:t>：封装格式处理。</w:t>
+      </w:r>
+      <w:r>
+        <w:rPr>
+          <w:rFonts w:ascii="Times New Roman" w:hAnsi="Times New Roman" w:cs="Times New Roman"/>
+          <w:color w:val="C991CB"/>
+          <w:szCs w:val="21"/>
+        </w:rPr>
+        <w:br/>
+      </w:r>
+      <w:r>
+        <w:rPr>
+          <w:rFonts w:ascii="Times New Roman" w:eastAsia="微软雅黑" w:hAnsi="Times New Roman" w:cs="Times New Roman"/>
+          <w:color w:val="438086"/>
+          <w:szCs w:val="21"/>
+        </w:rPr>
+        <w:t>▫</w:t>
+      </w:r>
+      <w:r>
+        <w:rPr>
+          <w:rFonts w:ascii="Times New Roman" w:hAnsi="Times New Roman" w:cs="Times New Roman"/>
+          <w:color w:val="438086"/>
+          <w:szCs w:val="21"/>
+        </w:rPr>
+        <w:t xml:space="preserve"> avfilter</w:t>
+      </w:r>
+      <w:r>
+        <w:rPr>
+          <w:rFonts w:ascii="Times New Roman" w:hAnsi="Times New Roman" w:cs="Times New Roman"/>
+          <w:color w:val="438086"/>
+          <w:szCs w:val="21"/>
+        </w:rPr>
+        <w:t>：滤镜特效处理。</w:t>
+      </w:r>
+      <w:r>
+        <w:rPr>
+          <w:rFonts w:ascii="Times New Roman" w:hAnsi="Times New Roman" w:cs="Times New Roman"/>
+          <w:color w:val="438086"/>
+          <w:szCs w:val="21"/>
+        </w:rPr>
+        <w:br/>
+      </w:r>
+      <w:r>
+        <w:rPr>
+          <w:rFonts w:ascii="Times New Roman" w:eastAsia="微软雅黑" w:hAnsi="Times New Roman" w:cs="Times New Roman"/>
+          <w:color w:val="438086"/>
+          <w:szCs w:val="21"/>
+        </w:rPr>
+        <w:t>▫</w:t>
+      </w:r>
+      <w:r>
+        <w:rPr>
+          <w:rFonts w:ascii="Times New Roman" w:hAnsi="Times New Roman" w:cs="Times New Roman"/>
+          <w:color w:val="438086"/>
+          <w:szCs w:val="21"/>
+        </w:rPr>
+        <w:t xml:space="preserve"> avdevice</w:t>
+      </w:r>
+      <w:r>
+        <w:rPr>
+          <w:rFonts w:ascii="Times New Roman" w:hAnsi="Times New Roman" w:cs="Times New Roman"/>
+          <w:color w:val="438086"/>
+          <w:szCs w:val="21"/>
+        </w:rPr>
+        <w:t>：各种设备的输入输出。</w:t>
+      </w:r>
+      <w:r>
+        <w:rPr>
+          <w:rFonts w:ascii="Times New Roman" w:hAnsi="Times New Roman" w:cs="Times New Roman"/>
+          <w:color w:val="438086"/>
+          <w:szCs w:val="21"/>
+        </w:rPr>
+        <w:br/>
+      </w:r>
+      <w:r>
+        <w:rPr>
+          <w:rFonts w:ascii="Times New Roman" w:eastAsia="微软雅黑" w:hAnsi="Times New Roman" w:cs="Times New Roman"/>
+          <w:color w:val="438086"/>
+          <w:szCs w:val="21"/>
+        </w:rPr>
+        <w:t>▫</w:t>
+      </w:r>
+      <w:r>
+        <w:rPr>
+          <w:rFonts w:ascii="Times New Roman" w:hAnsi="Times New Roman" w:cs="Times New Roman"/>
+          <w:color w:val="438086"/>
+          <w:szCs w:val="21"/>
+        </w:rPr>
+        <w:t xml:space="preserve"> </w:t>
+      </w:r>
+      <w:r>
+        <w:rPr>
+          <w:rFonts w:ascii="Times New Roman" w:hAnsi="Times New Roman" w:cs="Times New Roman"/>
+          <w:color w:val="C991CB"/>
+          <w:szCs w:val="21"/>
+        </w:rPr>
+        <w:t>avutil</w:t>
+      </w:r>
+      <w:r>
+        <w:rPr>
+          <w:rFonts w:ascii="Times New Roman" w:hAnsi="Times New Roman" w:cs="Times New Roman"/>
+          <w:color w:val="C991CB"/>
+          <w:szCs w:val="21"/>
+        </w:rPr>
+        <w:t>：工具库（大部分库都需要这个库的支持）。</w:t>
+      </w:r>
+      <w:r>
+        <w:rPr>
+          <w:rFonts w:ascii="Times New Roman" w:hAnsi="Times New Roman" w:cs="Times New Roman"/>
+          <w:color w:val="C991CB"/>
+          <w:szCs w:val="21"/>
+        </w:rPr>
+        <w:br/>
+      </w:r>
+      <w:r>
+        <w:rPr>
+          <w:rFonts w:ascii="Times New Roman" w:eastAsia="微软雅黑" w:hAnsi="Times New Roman" w:cs="Times New Roman"/>
+          <w:color w:val="438086"/>
+          <w:szCs w:val="21"/>
+        </w:rPr>
+        <w:t>▫</w:t>
+      </w:r>
+      <w:r>
+        <w:rPr>
+          <w:rFonts w:ascii="Times New Roman" w:hAnsi="Times New Roman" w:cs="Times New Roman"/>
+          <w:color w:val="438086"/>
+          <w:szCs w:val="21"/>
+        </w:rPr>
+        <w:t xml:space="preserve"> postproc</w:t>
+      </w:r>
+      <w:r>
+        <w:rPr>
+          <w:rFonts w:ascii="Times New Roman" w:hAnsi="Times New Roman" w:cs="Times New Roman"/>
+          <w:color w:val="438086"/>
+          <w:szCs w:val="21"/>
+        </w:rPr>
+        <w:t>：后加工。</w:t>
+      </w:r>
+      <w:r>
+        <w:rPr>
+          <w:rFonts w:ascii="Times New Roman" w:hAnsi="Times New Roman" w:cs="Times New Roman"/>
+          <w:color w:val="438086"/>
+          <w:szCs w:val="21"/>
+        </w:rPr>
+        <w:br/>
+      </w:r>
+      <w:r>
+        <w:rPr>
+          <w:rFonts w:ascii="Times New Roman" w:eastAsia="微软雅黑" w:hAnsi="Times New Roman" w:cs="Times New Roman"/>
+          <w:color w:val="438086"/>
+          <w:szCs w:val="21"/>
+        </w:rPr>
+        <w:t>▫</w:t>
+      </w:r>
+      <w:r>
+        <w:rPr>
+          <w:rFonts w:ascii="Times New Roman" w:hAnsi="Times New Roman" w:cs="Times New Roman"/>
+          <w:color w:val="438086"/>
+          <w:szCs w:val="21"/>
+        </w:rPr>
+        <w:t xml:space="preserve"> swresample</w:t>
+      </w:r>
+      <w:r>
+        <w:rPr>
+          <w:rFonts w:ascii="Times New Roman" w:hAnsi="Times New Roman" w:cs="Times New Roman"/>
+          <w:color w:val="438086"/>
+          <w:szCs w:val="21"/>
+        </w:rPr>
+        <w:t>：音频采样数据格式转换。</w:t>
+      </w:r>
+      <w:r>
+        <w:rPr>
+          <w:rFonts w:ascii="Times New Roman" w:hAnsi="Times New Roman" w:cs="Times New Roman"/>
+          <w:color w:val="438086"/>
+          <w:szCs w:val="21"/>
+        </w:rPr>
+        <w:br/>
+      </w:r>
+      <w:r>
+        <w:rPr>
+          <w:rFonts w:ascii="Times New Roman" w:eastAsia="微软雅黑" w:hAnsi="Times New Roman" w:cs="Times New Roman"/>
+          <w:color w:val="438086"/>
+          <w:szCs w:val="21"/>
+        </w:rPr>
+        <w:t>▫</w:t>
+      </w:r>
+      <w:r>
+        <w:rPr>
+          <w:rFonts w:ascii="Times New Roman" w:hAnsi="Times New Roman" w:cs="Times New Roman"/>
+          <w:color w:val="438086"/>
+          <w:szCs w:val="21"/>
+        </w:rPr>
+        <w:t xml:space="preserve"> </w:t>
+      </w:r>
+      <w:r>
+        <w:rPr>
+          <w:rFonts w:ascii="Times New Roman" w:hAnsi="Times New Roman" w:cs="Times New Roman"/>
+          <w:color w:val="C991CB"/>
+          <w:szCs w:val="21"/>
+        </w:rPr>
+        <w:t>swscale</w:t>
+      </w:r>
+      <w:r>
+        <w:rPr>
+          <w:rFonts w:ascii="Times New Roman" w:hAnsi="Times New Roman" w:cs="Times New Roman"/>
+          <w:color w:val="C991CB"/>
+          <w:szCs w:val="21"/>
+        </w:rPr>
+        <w:t>：视频像素数据格式转换。</w:t>
+      </w:r>
+    </w:p>
+    <w:p>
+      <w:pPr>
+        <w:rPr>
+          <w:rFonts w:ascii="Times New Roman" w:hAnsi="Times New Roman" w:cs="Times New Roman"/>
+          <w:szCs w:val="21"/>
+        </w:rPr>
+      </w:pPr>
+    </w:p>
+    <w:p>
+      <w:pPr>
+        <w:rPr>
+          <w:rFonts w:ascii="Times New Roman" w:hAnsi="Times New Roman" w:cs="Times New Roman"/>
+          <w:szCs w:val="21"/>
+        </w:rPr>
+      </w:pPr>
+      <w:r>
+        <w:rPr>
+          <w:rFonts w:ascii="Times New Roman" w:hAnsi="Times New Roman" w:cs="Times New Roman"/>
+          <w:szCs w:val="21"/>
+        </w:rPr>
+        <w:t>ffmpeg3</w:t>
+      </w:r>
+      <w:r>
+        <w:rPr>
+          <w:rFonts w:ascii="Times New Roman" w:hAnsi="Times New Roman" w:cs="Times New Roman"/>
+          <w:szCs w:val="21"/>
+        </w:rPr>
+        <w:t>版本的解码接口做了不少调整，之前的视频解码接口</w:t>
+      </w:r>
+      <w:r>
+        <w:rPr>
+          <w:rFonts w:ascii="Times New Roman" w:hAnsi="Times New Roman" w:cs="Times New Roman"/>
+          <w:szCs w:val="21"/>
+        </w:rPr>
+        <w:t>avcodec_decode_video2</w:t>
+      </w:r>
+      <w:r>
+        <w:rPr>
+          <w:rFonts w:ascii="Times New Roman" w:hAnsi="Times New Roman" w:cs="Times New Roman"/>
+          <w:szCs w:val="21"/>
+        </w:rPr>
+        <w:t>和</w:t>
+      </w:r>
+      <w:r>
+        <w:rPr>
+          <w:rFonts w:ascii="Times New Roman" w:hAnsi="Times New Roman" w:cs="Times New Roman"/>
+          <w:szCs w:val="21"/>
+        </w:rPr>
+        <w:t>avcodec_decode_audio4</w:t>
+      </w:r>
+      <w:r>
+        <w:rPr>
+          <w:rFonts w:ascii="Times New Roman" w:hAnsi="Times New Roman" w:cs="Times New Roman"/>
+          <w:szCs w:val="21"/>
+        </w:rPr>
+        <w:t>音频解码被设置为</w:t>
+      </w:r>
+      <w:r>
+        <w:rPr>
+          <w:rFonts w:ascii="Times New Roman" w:hAnsi="Times New Roman" w:cs="Times New Roman"/>
+          <w:szCs w:val="21"/>
+        </w:rPr>
+        <w:t>deprecated</w:t>
+      </w:r>
+      <w:r>
+        <w:rPr>
+          <w:rFonts w:ascii="Times New Roman" w:hAnsi="Times New Roman" w:cs="Times New Roman"/>
+          <w:szCs w:val="21"/>
+        </w:rPr>
+        <w:t>，对这两个接口做了合并，使用统一的接口。并且将音视频解码步骤分为了两步，第一步</w:t>
+      </w:r>
+      <w:r>
+        <w:rPr>
+          <w:rFonts w:ascii="Times New Roman" w:hAnsi="Times New Roman" w:cs="Times New Roman"/>
+          <w:szCs w:val="21"/>
+        </w:rPr>
+        <w:t>avcodec_send_packet</w:t>
+      </w:r>
+      <w:r>
+        <w:rPr>
+          <w:rFonts w:ascii="Times New Roman" w:hAnsi="Times New Roman" w:cs="Times New Roman"/>
+          <w:szCs w:val="21"/>
+        </w:rPr>
+        <w:t>，第二步</w:t>
+      </w:r>
+      <w:r>
+        <w:rPr>
+          <w:rFonts w:ascii="Times New Roman" w:hAnsi="Times New Roman" w:cs="Times New Roman"/>
+          <w:szCs w:val="21"/>
+        </w:rPr>
+        <w:t>avcodec_receive_frame</w:t>
+      </w:r>
+      <w:r>
+        <w:rPr>
+          <w:rFonts w:ascii="Times New Roman" w:hAnsi="Times New Roman" w:cs="Times New Roman"/>
+          <w:szCs w:val="21"/>
+        </w:rPr>
+        <w:t>，通过接口名字我们就可以知道第一步是发送编码数据包，第二步是接收解码后数据</w:t>
+      </w:r>
+    </w:p>
+    <w:p>
+      <w:pPr>
+        <w:rPr>
+          <w:rFonts w:ascii="Times New Roman" w:hAnsi="Times New Roman" w:cs="Times New Roman"/>
+          <w:szCs w:val="21"/>
+        </w:rPr>
+      </w:pPr>
+    </w:p>
+    <w:p>
+      <w:pPr>
+        <w:rPr>
+          <w:rFonts w:ascii="Times New Roman" w:hAnsi="Times New Roman" w:cs="Times New Roman"/>
+          <w:szCs w:val="21"/>
+        </w:rPr>
+      </w:pPr>
+      <w:r>
+        <w:rPr>
+          <w:rFonts w:ascii="Times New Roman" w:hAnsi="Times New Roman" w:cs="Times New Roman"/>
+          <w:szCs w:val="21"/>
+        </w:rPr>
+        <w:t>avformat_network_init();</w:t>
+      </w:r>
+      <w:r>
+        <w:rPr>
+          <w:rFonts w:ascii="新宋体" w:eastAsia="新宋体" w:cs="新宋体"/>
+          <w:color w:val="008000"/>
+          <w:kern w:val="0"/>
+          <w:sz w:val="19"/>
+          <w:szCs w:val="19"/>
+        </w:rPr>
+        <w:t xml:space="preserve"> //</w:t>
+      </w:r>
+      <w:r>
+        <w:rPr>
+          <w:rFonts w:ascii="新宋体" w:eastAsia="新宋体" w:cs="新宋体" w:hint="eastAsia"/>
+          <w:color w:val="008000"/>
+          <w:kern w:val="0"/>
+          <w:sz w:val="19"/>
+          <w:szCs w:val="19"/>
+        </w:rPr>
+        <w:t>加载</w:t>
+      </w:r>
+      <w:r>
+        <w:rPr>
+          <w:rFonts w:ascii="新宋体" w:eastAsia="新宋体" w:cs="新宋体"/>
+          <w:color w:val="008000"/>
+          <w:kern w:val="0"/>
+          <w:sz w:val="19"/>
+          <w:szCs w:val="19"/>
+        </w:rPr>
+        <w:t>socket</w:t>
+      </w:r>
+      <w:r>
+        <w:rPr>
+          <w:rFonts w:ascii="新宋体" w:eastAsia="新宋体" w:cs="新宋体" w:hint="eastAsia"/>
+          <w:color w:val="008000"/>
+          <w:kern w:val="0"/>
+          <w:sz w:val="19"/>
+          <w:szCs w:val="19"/>
+        </w:rPr>
+        <w:t>库以及网络加密协议相关的库</w:t>
+      </w:r>
+    </w:p>
+    <w:p>
+      <w:pPr>
+        <w:rPr>
+          <w:rFonts w:ascii="Times New Roman" w:hAnsi="Times New Roman" w:cs="Times New Roman"/>
+          <w:szCs w:val="21"/>
+        </w:rPr>
+      </w:pPr>
+    </w:p>
+    <w:p>
+      <w:pPr>
+        <w:pStyle w:val="a9"/>
+        <w:numPr>
+          <w:ilvl w:val="0"/>
+          <w:numId w:val="2"/>
+        </w:numPr>
+        <w:ind w:firstLineChars="0"/>
+        <w:rPr>
+          <w:rFonts w:ascii="Times New Roman" w:hAnsi="Times New Roman" w:cs="Times New Roman"/>
+          <w:szCs w:val="21"/>
+        </w:rPr>
+      </w:pPr>
+      <w:r>
+        <w:rPr>
+          <w:rFonts w:ascii="Times New Roman" w:hAnsi="Times New Roman" w:cs="Times New Roman"/>
+          <w:szCs w:val="21"/>
+        </w:rPr>
+        <w:t>由音视频文件</w:t>
+      </w:r>
+      <w:r>
+        <w:rPr>
+          <w:rFonts w:ascii="Times New Roman" w:hAnsi="Times New Roman" w:cs="Times New Roman" w:hint="eastAsia"/>
+          <w:szCs w:val="21"/>
+        </w:rPr>
+        <w:t>如</w:t>
+      </w:r>
+      <w:r>
+        <w:rPr>
+          <w:rFonts w:ascii="Times New Roman" w:hAnsi="Times New Roman" w:cs="Times New Roman"/>
+          <w:szCs w:val="21"/>
+        </w:rPr>
+        <w:t>.ts</w:t>
+      </w:r>
+      <w:r>
+        <w:rPr>
+          <w:rFonts w:ascii="Times New Roman" w:hAnsi="Times New Roman" w:cs="Times New Roman"/>
+          <w:szCs w:val="21"/>
+        </w:rPr>
+        <w:t>获取</w:t>
+      </w:r>
+      <w:r>
+        <w:rPr>
+          <w:rFonts w:ascii="Times New Roman" w:hAnsi="Times New Roman" w:cs="Times New Roman" w:hint="eastAsia"/>
+          <w:szCs w:val="21"/>
+        </w:rPr>
+        <w:t>封装格式上下文</w:t>
+      </w:r>
+      <w:r>
+        <w:rPr>
+          <w:rFonts w:ascii="Times New Roman" w:hAnsi="Times New Roman" w:cs="Times New Roman"/>
+          <w:color w:val="2B91AF"/>
+          <w:kern w:val="0"/>
+          <w:sz w:val="19"/>
+          <w:szCs w:val="19"/>
+        </w:rPr>
+        <w:t>AVFormatContext</w:t>
+      </w:r>
+    </w:p>
+    <w:p>
+      <w:pPr>
+        <w:rPr>
+          <w:rFonts w:ascii="Times New Roman" w:hAnsi="Times New Roman" w:cs="Times New Roman"/>
+          <w:color w:val="000000"/>
+          <w:kern w:val="0"/>
+          <w:sz w:val="19"/>
+          <w:szCs w:val="19"/>
+        </w:rPr>
+      </w:pPr>
+      <w:r>
+        <w:rPr>
+          <w:rFonts w:ascii="Times New Roman" w:hAnsi="Times New Roman" w:cs="Times New Roman"/>
+          <w:color w:val="2B91AF"/>
+          <w:kern w:val="0"/>
+          <w:sz w:val="19"/>
+          <w:szCs w:val="19"/>
+        </w:rPr>
+        <w:t>AVFormatContext</w:t>
+      </w:r>
+      <w:r>
+        <w:rPr>
+          <w:rFonts w:ascii="Times New Roman" w:hAnsi="Times New Roman" w:cs="Times New Roman"/>
+          <w:color w:val="000000"/>
+          <w:kern w:val="0"/>
+          <w:sz w:val="19"/>
+          <w:szCs w:val="19"/>
+        </w:rPr>
+        <w:t>* formatctx = avformat_alloc_context();</w:t>
+      </w:r>
+    </w:p>
+    <w:p>
+      <w:pPr>
+        <w:rPr>
+          <w:rFonts w:ascii="Times New Roman" w:hAnsi="Times New Roman" w:cs="Times New Roman"/>
+          <w:szCs w:val="21"/>
+        </w:rPr>
+      </w:pPr>
+      <w:r>
+        <w:rPr>
+          <w:rFonts w:ascii="Times New Roman" w:hAnsi="Times New Roman" w:cs="Times New Roman"/>
+          <w:color w:val="000000"/>
+          <w:kern w:val="0"/>
+          <w:sz w:val="19"/>
+          <w:szCs w:val="19"/>
+        </w:rPr>
+        <w:t>之后需要</w:t>
+      </w:r>
+      <w:r>
+        <w:rPr>
+          <w:rFonts w:ascii="Times New Roman" w:hAnsi="Times New Roman" w:cs="Times New Roman" w:hint="eastAsia"/>
+          <w:color w:val="000000"/>
+          <w:kern w:val="0"/>
+          <w:sz w:val="19"/>
+          <w:szCs w:val="19"/>
+        </w:rPr>
+        <w:t>关闭</w:t>
+      </w:r>
+      <w:r>
+        <w:rPr>
+          <w:rFonts w:ascii="Times New Roman" w:hAnsi="Times New Roman" w:cs="Times New Roman"/>
+          <w:color w:val="000000"/>
+          <w:kern w:val="0"/>
+          <w:sz w:val="19"/>
+          <w:szCs w:val="19"/>
+        </w:rPr>
+        <w:t>avformat_close_input(&amp;formatctx);</w:t>
+      </w:r>
+    </w:p>
+    <w:p>
+      <w:pPr>
+        <w:rPr>
+          <w:rFonts w:ascii="Times New Roman" w:hAnsi="Times New Roman" w:cs="Times New Roman"/>
+          <w:color w:val="FF0000"/>
+          <w:kern w:val="0"/>
+          <w:sz w:val="19"/>
+          <w:szCs w:val="19"/>
+        </w:rPr>
+      </w:pPr>
+      <w:r>
+        <w:rPr>
+          <w:rFonts w:ascii="Times New Roman" w:hAnsi="Times New Roman" w:cs="Times New Roman"/>
+          <w:color w:val="FF0000"/>
+          <w:kern w:val="0"/>
+          <w:sz w:val="19"/>
+          <w:szCs w:val="19"/>
+        </w:rPr>
+        <w:t>打开</w:t>
+      </w:r>
+      <w:r>
+        <w:rPr>
+          <w:rFonts w:ascii="Times New Roman" w:hAnsi="Times New Roman" w:cs="Times New Roman" w:hint="eastAsia"/>
+          <w:color w:val="FF0000"/>
+          <w:kern w:val="0"/>
+          <w:sz w:val="19"/>
+          <w:szCs w:val="19"/>
+        </w:rPr>
+        <w:t>输入的音视频</w:t>
+      </w:r>
+      <w:r>
+        <w:rPr>
+          <w:rFonts w:ascii="Times New Roman" w:hAnsi="Times New Roman" w:cs="Times New Roman"/>
+          <w:color w:val="FF0000"/>
+          <w:kern w:val="0"/>
+          <w:sz w:val="19"/>
+          <w:szCs w:val="19"/>
+        </w:rPr>
+        <w:t>流</w:t>
+      </w:r>
+    </w:p>
+    <w:p>
+      <w:pPr>
+        <w:rPr>
+          <w:rFonts w:ascii="Times New Roman" w:hAnsi="Times New Roman" w:cs="Times New Roman"/>
+          <w:color w:val="000000"/>
+          <w:kern w:val="0"/>
+          <w:sz w:val="19"/>
+          <w:szCs w:val="19"/>
+        </w:rPr>
+      </w:pPr>
+      <w:r>
+        <w:rPr>
+          <w:rFonts w:ascii="Times New Roman" w:hAnsi="Times New Roman" w:cs="Times New Roman"/>
+          <w:color w:val="000000"/>
+          <w:kern w:val="0"/>
+          <w:sz w:val="19"/>
+          <w:szCs w:val="19"/>
+        </w:rPr>
+        <w:t xml:space="preserve">avformat_open_input(&amp;formatctx, filepath, </w:t>
+      </w:r>
+      <w:r>
+        <w:rPr>
+          <w:rFonts w:ascii="Times New Roman" w:hAnsi="Times New Roman" w:cs="Times New Roman"/>
+          <w:color w:val="0000FF"/>
+          <w:kern w:val="0"/>
+          <w:sz w:val="19"/>
+          <w:szCs w:val="19"/>
+        </w:rPr>
+        <w:t>nullptr</w:t>
+      </w:r>
+      <w:r>
+        <w:rPr>
+          <w:rFonts w:ascii="Times New Roman" w:hAnsi="Times New Roman" w:cs="Times New Roman"/>
+          <w:color w:val="000000"/>
+          <w:kern w:val="0"/>
+          <w:sz w:val="19"/>
+          <w:szCs w:val="19"/>
+        </w:rPr>
+        <w:t xml:space="preserve">, </w:t>
+      </w:r>
+      <w:r>
+        <w:rPr>
+          <w:rFonts w:ascii="Times New Roman" w:hAnsi="Times New Roman" w:cs="Times New Roman"/>
+          <w:color w:val="0000FF"/>
+          <w:kern w:val="0"/>
+          <w:sz w:val="19"/>
+          <w:szCs w:val="19"/>
+        </w:rPr>
+        <w:t>nullptr</w:t>
+      </w:r>
+      <w:r>
+        <w:rPr>
+          <w:rFonts w:ascii="Times New Roman" w:hAnsi="Times New Roman" w:cs="Times New Roman"/>
+          <w:color w:val="000000"/>
+          <w:kern w:val="0"/>
+          <w:sz w:val="19"/>
+          <w:szCs w:val="19"/>
+        </w:rPr>
+        <w:t xml:space="preserve">) </w:t>
+      </w:r>
+    </w:p>
+    <w:p>
+      <w:pPr>
+        <w:rPr>
+          <w:rFonts w:ascii="Times New Roman" w:hAnsi="Times New Roman" w:cs="Times New Roman"/>
+          <w:color w:val="FF0000"/>
+          <w:kern w:val="0"/>
+          <w:sz w:val="19"/>
+          <w:szCs w:val="19"/>
+        </w:rPr>
+      </w:pPr>
+      <w:r>
+        <w:rPr>
+          <w:rFonts w:ascii="Times New Roman" w:hAnsi="Times New Roman" w:cs="Times New Roman" w:hint="eastAsia"/>
+          <w:color w:val="FF0000"/>
+          <w:kern w:val="0"/>
+          <w:sz w:val="19"/>
+          <w:szCs w:val="19"/>
+        </w:rPr>
+        <w:t>获取音视频</w:t>
+      </w:r>
+      <w:r>
+        <w:rPr>
+          <w:rFonts w:ascii="Times New Roman" w:hAnsi="Times New Roman" w:cs="Times New Roman"/>
+          <w:color w:val="FF0000"/>
+          <w:kern w:val="0"/>
+          <w:sz w:val="19"/>
+          <w:szCs w:val="19"/>
+        </w:rPr>
+        <w:t>流</w:t>
+      </w:r>
+      <w:r>
+        <w:rPr>
+          <w:rFonts w:ascii="Times New Roman" w:hAnsi="Times New Roman" w:cs="Times New Roman" w:hint="eastAsia"/>
+          <w:color w:val="FF0000"/>
+          <w:kern w:val="0"/>
+          <w:sz w:val="19"/>
+          <w:szCs w:val="19"/>
+        </w:rPr>
+        <w:t>的基本</w:t>
+      </w:r>
+      <w:r>
+        <w:rPr>
+          <w:rFonts w:ascii="Times New Roman" w:hAnsi="Times New Roman" w:cs="Times New Roman"/>
+          <w:color w:val="FF0000"/>
+          <w:kern w:val="0"/>
+          <w:sz w:val="19"/>
+          <w:szCs w:val="19"/>
+        </w:rPr>
+        <w:t>信息</w:t>
+      </w:r>
+    </w:p>
+    <w:p>
+      <w:pPr>
+        <w:rPr>
+          <w:rFonts w:ascii="Times New Roman" w:hAnsi="Times New Roman" w:cs="Times New Roman"/>
+          <w:color w:val="000000"/>
+          <w:kern w:val="0"/>
+          <w:sz w:val="19"/>
+          <w:szCs w:val="19"/>
+        </w:rPr>
+      </w:pPr>
+      <w:r>
+        <w:rPr>
+          <w:rFonts w:ascii="Times New Roman" w:hAnsi="Times New Roman" w:cs="Times New Roman"/>
+          <w:color w:val="000000"/>
+          <w:kern w:val="0"/>
+          <w:sz w:val="19"/>
+          <w:szCs w:val="19"/>
+        </w:rPr>
+        <w:t xml:space="preserve">avformat_find_stream_info(formatctx, </w:t>
+      </w:r>
+      <w:r>
+        <w:rPr>
+          <w:rFonts w:ascii="Times New Roman" w:hAnsi="Times New Roman" w:cs="Times New Roman"/>
+          <w:color w:val="0000FF"/>
+          <w:kern w:val="0"/>
+          <w:sz w:val="19"/>
+          <w:szCs w:val="19"/>
+        </w:rPr>
+        <w:t>nullptr</w:t>
+      </w:r>
+      <w:r>
+        <w:rPr>
+          <w:rFonts w:ascii="Times New Roman" w:hAnsi="Times New Roman" w:cs="Times New Roman"/>
+          <w:color w:val="000000"/>
+          <w:kern w:val="0"/>
+          <w:sz w:val="19"/>
+          <w:szCs w:val="19"/>
+        </w:rPr>
+        <w:t>)</w:t>
+      </w:r>
+    </w:p>
+    <w:p>
+      <w:pPr>
+        <w:pStyle w:val="a9"/>
+        <w:numPr>
+          <w:ilvl w:val="0"/>
+          <w:numId w:val="2"/>
+        </w:numPr>
+        <w:ind w:firstLineChars="0"/>
+        <w:rPr>
+          <w:rFonts w:ascii="Times New Roman" w:hAnsi="Times New Roman" w:cs="Times New Roman"/>
+          <w:color w:val="000000"/>
+          <w:kern w:val="0"/>
+          <w:sz w:val="19"/>
+          <w:szCs w:val="19"/>
+        </w:rPr>
+      </w:pPr>
+      <w:r>
+        <w:rPr>
+          <w:rFonts w:ascii="Times New Roman" w:hAnsi="Times New Roman" w:cs="Times New Roman"/>
+          <w:color w:val="000000"/>
+          <w:kern w:val="0"/>
+          <w:sz w:val="19"/>
+          <w:szCs w:val="19"/>
+        </w:rPr>
+        <w:t>从</w:t>
+      </w:r>
+      <w:r>
+        <w:rPr>
+          <w:rFonts w:ascii="Times New Roman" w:hAnsi="Times New Roman" w:cs="Times New Roman"/>
+          <w:color w:val="2B91AF"/>
+          <w:kern w:val="0"/>
+          <w:sz w:val="19"/>
+          <w:szCs w:val="19"/>
+        </w:rPr>
+        <w:t>AVFormatContext</w:t>
+      </w:r>
+      <w:r>
+        <w:rPr>
+          <w:rFonts w:ascii="Times New Roman" w:hAnsi="Times New Roman" w:cs="Times New Roman"/>
+          <w:color w:val="000000"/>
+          <w:kern w:val="0"/>
+          <w:sz w:val="19"/>
+          <w:szCs w:val="19"/>
+        </w:rPr>
+        <w:t>中找视频流的索引</w:t>
+      </w:r>
+    </w:p>
+    <w:p>
+      <w:pPr>
+        <w:autoSpaceDE w:val="0"/>
+        <w:autoSpaceDN w:val="0"/>
+        <w:adjustRightInd w:val="0"/>
+        <w:jc w:val="left"/>
+        <w:rPr>
+          <w:rFonts w:ascii="Times New Roman" w:hAnsi="Times New Roman" w:cs="Times New Roman"/>
+          <w:color w:val="000000"/>
+          <w:kern w:val="0"/>
+          <w:sz w:val="19"/>
+          <w:szCs w:val="19"/>
+        </w:rPr>
+      </w:pPr>
+      <w:r>
+        <w:rPr>
+          <w:rFonts w:ascii="Times New Roman" w:hAnsi="Times New Roman" w:cs="Times New Roman"/>
+          <w:color w:val="000000"/>
+          <w:kern w:val="0"/>
+          <w:sz w:val="19"/>
+          <w:szCs w:val="19"/>
+        </w:rPr>
+        <w:tab/>
+      </w:r>
+      <w:r>
+        <w:rPr>
+          <w:rFonts w:ascii="Times New Roman" w:hAnsi="Times New Roman" w:cs="Times New Roman"/>
+          <w:color w:val="000000"/>
+          <w:kern w:val="0"/>
+          <w:sz w:val="19"/>
+          <w:szCs w:val="19"/>
+        </w:rPr>
+        <w:tab/>
+      </w:r>
+      <w:r>
+        <w:rPr>
+          <w:rFonts w:ascii="Times New Roman" w:hAnsi="Times New Roman" w:cs="Times New Roman"/>
+          <w:color w:val="0000FF"/>
+          <w:kern w:val="0"/>
+          <w:sz w:val="19"/>
+          <w:szCs w:val="19"/>
+        </w:rPr>
+        <w:t>if</w:t>
+      </w:r>
+      <w:r>
+        <w:rPr>
+          <w:rFonts w:ascii="Times New Roman" w:hAnsi="Times New Roman" w:cs="Times New Roman"/>
+          <w:color w:val="000000"/>
+          <w:kern w:val="0"/>
+          <w:sz w:val="19"/>
+          <w:szCs w:val="19"/>
+        </w:rPr>
+        <w:t xml:space="preserve"> (formatctx-&gt;streams[i]-&gt;codecpar-&gt;codec_type </w:t>
+      </w:r>
+    </w:p>
+    <w:p>
+      <w:pPr>
+        <w:rPr>
+          <w:rFonts w:ascii="Times New Roman" w:hAnsi="Times New Roman" w:cs="Times New Roman"/>
+          <w:color w:val="000000"/>
+          <w:kern w:val="0"/>
+          <w:sz w:val="19"/>
+          <w:szCs w:val="19"/>
+        </w:rPr>
+      </w:pPr>
+      <w:r>
+        <w:rPr>
+          <w:rFonts w:ascii="Times New Roman" w:hAnsi="Times New Roman" w:cs="Times New Roman"/>
+          <w:color w:val="000000"/>
+          <w:kern w:val="0"/>
+          <w:sz w:val="19"/>
+          <w:szCs w:val="19"/>
+        </w:rPr>
+        <w:tab/>
+      </w:r>
+      <w:r>
+        <w:rPr>
+          <w:rFonts w:ascii="Times New Roman" w:hAnsi="Times New Roman" w:cs="Times New Roman"/>
+          <w:color w:val="000000"/>
+          <w:kern w:val="0"/>
+          <w:sz w:val="19"/>
+          <w:szCs w:val="19"/>
+        </w:rPr>
+        <w:tab/>
+      </w:r>
+      <w:r>
+        <w:rPr>
+          <w:rFonts w:ascii="Times New Roman" w:hAnsi="Times New Roman" w:cs="Times New Roman"/>
+          <w:color w:val="000000"/>
+          <w:kern w:val="0"/>
+          <w:sz w:val="19"/>
+          <w:szCs w:val="19"/>
+        </w:rPr>
+        <w:tab/>
+        <w:t xml:space="preserve">== </w:t>
+      </w:r>
+      <w:r>
+        <w:rPr>
+          <w:rFonts w:ascii="Times New Roman" w:hAnsi="Times New Roman" w:cs="Times New Roman"/>
+          <w:color w:val="2F4F4F"/>
+          <w:kern w:val="0"/>
+          <w:sz w:val="19"/>
+          <w:szCs w:val="19"/>
+        </w:rPr>
+        <w:t>AVMEDIA_TYPE_VIDEO</w:t>
+      </w:r>
+      <w:r>
+        <w:rPr>
+          <w:rFonts w:ascii="Times New Roman" w:hAnsi="Times New Roman" w:cs="Times New Roman"/>
+          <w:color w:val="000000"/>
+          <w:kern w:val="0"/>
+          <w:sz w:val="19"/>
+          <w:szCs w:val="19"/>
+        </w:rPr>
+        <w:t>)</w:t>
+      </w:r>
+    </w:p>
+    <w:p>
+      <w:pPr>
+        <w:pStyle w:val="a9"/>
+        <w:numPr>
+          <w:ilvl w:val="0"/>
+          <w:numId w:val="2"/>
+        </w:numPr>
+        <w:ind w:firstLineChars="0"/>
+        <w:rPr>
+          <w:rFonts w:ascii="Times New Roman" w:hAnsi="Times New Roman" w:cs="Times New Roman"/>
+          <w:color w:val="2B91AF"/>
+          <w:kern w:val="0"/>
+          <w:sz w:val="19"/>
+          <w:szCs w:val="19"/>
+        </w:rPr>
+      </w:pPr>
+      <w:r>
+        <w:rPr>
+          <w:rFonts w:ascii="Times New Roman" w:hAnsi="Times New Roman" w:cs="Times New Roman"/>
+          <w:color w:val="000000"/>
+          <w:kern w:val="0"/>
+          <w:sz w:val="19"/>
+          <w:szCs w:val="19"/>
+        </w:rPr>
+        <w:t>获取视频流的</w:t>
+      </w:r>
+      <w:r>
+        <w:rPr>
+          <w:rFonts w:ascii="Times New Roman" w:hAnsi="Times New Roman" w:cs="Times New Roman"/>
+          <w:color w:val="2B91AF"/>
+          <w:kern w:val="0"/>
+          <w:sz w:val="19"/>
+          <w:szCs w:val="19"/>
+        </w:rPr>
+        <w:t xml:space="preserve">AVCodecContext </w:t>
+      </w:r>
+    </w:p>
+    <w:p>
+      <w:pPr>
+        <w:autoSpaceDE w:val="0"/>
+        <w:autoSpaceDN w:val="0"/>
+        <w:adjustRightInd w:val="0"/>
+        <w:jc w:val="left"/>
+        <w:rPr>
+          <w:rFonts w:ascii="Times New Roman" w:hAnsi="Times New Roman" w:cs="Times New Roman"/>
+          <w:color w:val="000000"/>
+          <w:kern w:val="0"/>
+          <w:sz w:val="19"/>
+          <w:szCs w:val="19"/>
+        </w:rPr>
+      </w:pPr>
+      <w:r>
+        <w:rPr>
+          <w:rFonts w:ascii="Times New Roman" w:hAnsi="Times New Roman" w:cs="Times New Roman"/>
+          <w:color w:val="000000"/>
+          <w:kern w:val="0"/>
+          <w:sz w:val="19"/>
+          <w:szCs w:val="19"/>
+        </w:rPr>
+        <w:tab/>
+      </w:r>
+      <w:r>
+        <w:rPr>
+          <w:rFonts w:ascii="Times New Roman" w:hAnsi="Times New Roman" w:cs="Times New Roman"/>
+          <w:color w:val="2B91AF"/>
+          <w:kern w:val="0"/>
+          <w:sz w:val="19"/>
+          <w:szCs w:val="19"/>
+        </w:rPr>
+        <w:t>AVCodecParameters</w:t>
+      </w:r>
+      <w:r>
+        <w:rPr>
+          <w:rFonts w:ascii="Times New Roman" w:hAnsi="Times New Roman" w:cs="Times New Roman"/>
+          <w:color w:val="000000"/>
+          <w:kern w:val="0"/>
+          <w:sz w:val="19"/>
+          <w:szCs w:val="19"/>
+        </w:rPr>
+        <w:t>* codecpar= formatctx-&gt;streams[videoidx]-&gt;codecpar;</w:t>
+      </w:r>
+    </w:p>
+    <w:p>
+      <w:pPr>
+        <w:rPr>
+          <w:rFonts w:ascii="Times New Roman" w:hAnsi="Times New Roman" w:cs="Times New Roman"/>
+          <w:color w:val="000000"/>
+          <w:kern w:val="0"/>
+          <w:sz w:val="19"/>
+          <w:szCs w:val="19"/>
+        </w:rPr>
+      </w:pPr>
+      <w:r>
+        <w:rPr>
+          <w:rFonts w:ascii="Times New Roman" w:hAnsi="Times New Roman" w:cs="Times New Roman"/>
+          <w:color w:val="000000"/>
+          <w:kern w:val="0"/>
+          <w:sz w:val="19"/>
+          <w:szCs w:val="19"/>
+        </w:rPr>
+        <w:tab/>
+      </w:r>
+      <w:r>
+        <w:rPr>
+          <w:rFonts w:ascii="Times New Roman" w:hAnsi="Times New Roman" w:cs="Times New Roman"/>
+          <w:color w:val="2B91AF"/>
+          <w:kern w:val="0"/>
+          <w:sz w:val="19"/>
+          <w:szCs w:val="19"/>
+        </w:rPr>
+        <w:t>AVCodecContext</w:t>
+      </w:r>
+      <w:r>
+        <w:rPr>
+          <w:rFonts w:ascii="Times New Roman" w:hAnsi="Times New Roman" w:cs="Times New Roman"/>
+          <w:color w:val="000000"/>
+          <w:kern w:val="0"/>
+          <w:sz w:val="19"/>
+          <w:szCs w:val="19"/>
+        </w:rPr>
+        <w:t>* codecctx  = avcodec_alloc_context3(</w:t>
+      </w:r>
+      <w:r>
+        <w:rPr>
+          <w:rFonts w:ascii="Times New Roman" w:hAnsi="Times New Roman" w:cs="Times New Roman"/>
+          <w:color w:val="0000FF"/>
+          <w:kern w:val="0"/>
+          <w:sz w:val="19"/>
+          <w:szCs w:val="19"/>
+        </w:rPr>
+        <w:t>nullptr</w:t>
+      </w:r>
+      <w:r>
+        <w:rPr>
+          <w:rFonts w:ascii="Times New Roman" w:hAnsi="Times New Roman" w:cs="Times New Roman"/>
+          <w:color w:val="000000"/>
+          <w:kern w:val="0"/>
+          <w:sz w:val="19"/>
+          <w:szCs w:val="19"/>
+        </w:rPr>
+        <w:t>);</w:t>
+      </w:r>
+    </w:p>
+    <w:p>
+      <w:pPr>
+        <w:rPr>
+          <w:rFonts w:ascii="Times New Roman" w:hAnsi="Times New Roman" w:cs="Times New Roman"/>
+          <w:color w:val="000000"/>
+          <w:kern w:val="0"/>
+          <w:sz w:val="19"/>
+          <w:szCs w:val="19"/>
+        </w:rPr>
+      </w:pPr>
+      <w:r>
+        <w:rPr>
+          <w:rFonts w:ascii="Times New Roman" w:hAnsi="Times New Roman" w:cs="Times New Roman"/>
+          <w:color w:val="000000"/>
+          <w:kern w:val="0"/>
+          <w:sz w:val="19"/>
+          <w:szCs w:val="19"/>
+        </w:rPr>
+        <w:t>之后需要</w:t>
+      </w:r>
+      <w:r>
+        <w:rPr>
+          <w:rFonts w:ascii="Times New Roman" w:hAnsi="Times New Roman" w:cs="Times New Roman" w:hint="eastAsia"/>
+          <w:color w:val="000000"/>
+          <w:kern w:val="0"/>
+          <w:sz w:val="19"/>
+          <w:szCs w:val="19"/>
+        </w:rPr>
+        <w:t>关闭</w:t>
+      </w:r>
+      <w:r>
+        <w:rPr>
+          <w:rFonts w:ascii="Times New Roman" w:hAnsi="Times New Roman" w:cs="Times New Roman"/>
+          <w:color w:val="000000"/>
+          <w:kern w:val="0"/>
+          <w:sz w:val="19"/>
+          <w:szCs w:val="19"/>
+        </w:rPr>
+        <w:t>avcodec_close(codecctx);</w:t>
+      </w:r>
+    </w:p>
+    <w:p>
+      <w:pPr>
+        <w:rPr>
+          <w:rFonts w:ascii="Times New Roman" w:hAnsi="Times New Roman" w:cs="Times New Roman"/>
+          <w:color w:val="000000"/>
+          <w:kern w:val="0"/>
+          <w:sz w:val="19"/>
+          <w:szCs w:val="19"/>
+        </w:rPr>
+      </w:pPr>
+      <w:r>
+        <w:rPr>
+          <w:rFonts w:ascii="Times New Roman" w:hAnsi="Times New Roman" w:cs="Times New Roman"/>
+          <w:color w:val="000000"/>
+          <w:kern w:val="0"/>
+          <w:sz w:val="19"/>
+          <w:szCs w:val="19"/>
+        </w:rPr>
+        <w:t>avcodec_parameters_to_context(codecctx, codecpar)</w:t>
+      </w:r>
+    </w:p>
+    <w:p>
+      <w:pPr>
+        <w:pStyle w:val="a9"/>
+        <w:numPr>
+          <w:ilvl w:val="0"/>
+          <w:numId w:val="2"/>
+        </w:numPr>
+        <w:ind w:firstLineChars="0"/>
+        <w:rPr>
+          <w:rFonts w:ascii="Times New Roman" w:hAnsi="Times New Roman" w:cs="Times New Roman"/>
+          <w:color w:val="000000"/>
+          <w:kern w:val="0"/>
+          <w:sz w:val="19"/>
+          <w:szCs w:val="19"/>
+        </w:rPr>
+      </w:pPr>
+      <w:r>
+        <w:rPr>
+          <w:rFonts w:ascii="Times New Roman" w:hAnsi="Times New Roman" w:cs="Times New Roman"/>
+          <w:color w:val="FF0000"/>
+          <w:kern w:val="0"/>
+          <w:sz w:val="19"/>
+          <w:szCs w:val="19"/>
+        </w:rPr>
+        <w:t>获取视频解码器</w:t>
+      </w:r>
+      <w:r>
+        <w:rPr>
+          <w:rFonts w:ascii="Times New Roman" w:hAnsi="Times New Roman" w:cs="Times New Roman"/>
+          <w:color w:val="FF0000"/>
+          <w:kern w:val="0"/>
+          <w:sz w:val="19"/>
+          <w:szCs w:val="19"/>
+        </w:rPr>
+        <w:t>AVCodec</w:t>
+      </w:r>
+    </w:p>
+    <w:p>
+      <w:pPr>
+        <w:pStyle w:val="a9"/>
+        <w:ind w:left="420" w:firstLineChars="0" w:firstLine="0"/>
+        <w:rPr>
+          <w:rFonts w:ascii="Times New Roman" w:hAnsi="Times New Roman" w:cs="Times New Roman"/>
+          <w:color w:val="000000"/>
+          <w:kern w:val="0"/>
+          <w:sz w:val="19"/>
+          <w:szCs w:val="19"/>
+        </w:rPr>
+      </w:pPr>
+      <w:r>
+        <w:rPr>
+          <w:rFonts w:ascii="Times New Roman" w:hAnsi="Times New Roman" w:cs="Times New Roman"/>
+          <w:color w:val="2B91AF"/>
+          <w:kern w:val="0"/>
+          <w:sz w:val="19"/>
+          <w:szCs w:val="19"/>
+        </w:rPr>
+        <w:t>AVCodec</w:t>
+      </w:r>
+      <w:r>
+        <w:rPr>
+          <w:rFonts w:ascii="Times New Roman" w:hAnsi="Times New Roman" w:cs="Times New Roman"/>
+          <w:color w:val="000000"/>
+          <w:kern w:val="0"/>
+          <w:sz w:val="19"/>
+          <w:szCs w:val="19"/>
+        </w:rPr>
+        <w:t>* codec = avcodec_find_decoder(codecctx-&gt;codec_id)</w:t>
+      </w:r>
+    </w:p>
+    <w:p>
+      <w:pPr>
+        <w:pStyle w:val="a9"/>
+        <w:numPr>
+          <w:ilvl w:val="0"/>
+          <w:numId w:val="2"/>
+        </w:numPr>
+        <w:ind w:firstLineChars="0"/>
+        <w:rPr>
+          <w:rFonts w:ascii="Times New Roman" w:hAnsi="Times New Roman" w:cs="Times New Roman"/>
+          <w:color w:val="FF0000"/>
+          <w:kern w:val="0"/>
+          <w:sz w:val="19"/>
+          <w:szCs w:val="19"/>
+        </w:rPr>
+      </w:pPr>
+      <w:r>
+        <w:rPr>
+          <w:rFonts w:ascii="Times New Roman" w:hAnsi="Times New Roman" w:cs="Times New Roman" w:hint="eastAsia"/>
+          <w:color w:val="FF0000"/>
+          <w:kern w:val="0"/>
+          <w:sz w:val="19"/>
+          <w:szCs w:val="19"/>
+        </w:rPr>
+        <w:t>打开</w:t>
+      </w:r>
+      <w:r>
+        <w:rPr>
+          <w:rFonts w:ascii="Times New Roman" w:hAnsi="Times New Roman" w:cs="Times New Roman"/>
+          <w:color w:val="FF0000"/>
+          <w:kern w:val="0"/>
+          <w:sz w:val="19"/>
+          <w:szCs w:val="19"/>
+        </w:rPr>
+        <w:t>视频解码器</w:t>
+      </w:r>
+    </w:p>
+    <w:p>
+      <w:pPr>
+        <w:rPr>
+          <w:rFonts w:ascii="Times New Roman" w:hAnsi="Times New Roman" w:cs="Times New Roman"/>
+          <w:color w:val="000000"/>
+          <w:kern w:val="0"/>
+          <w:sz w:val="19"/>
+          <w:szCs w:val="19"/>
+        </w:rPr>
+      </w:pPr>
+      <w:r>
+        <w:rPr>
+          <w:rFonts w:ascii="Times New Roman" w:hAnsi="Times New Roman" w:cs="Times New Roman"/>
+          <w:color w:val="000000"/>
+          <w:kern w:val="0"/>
+          <w:sz w:val="19"/>
+          <w:szCs w:val="19"/>
+        </w:rPr>
+        <w:t xml:space="preserve">avcodec_open2(codecctx, codec, </w:t>
+      </w:r>
+      <w:r>
+        <w:rPr>
+          <w:rFonts w:ascii="Times New Roman" w:hAnsi="Times New Roman" w:cs="Times New Roman"/>
+          <w:color w:val="0000FF"/>
+          <w:kern w:val="0"/>
+          <w:sz w:val="19"/>
+          <w:szCs w:val="19"/>
+        </w:rPr>
+        <w:t>nullptr</w:t>
+      </w:r>
+      <w:r>
+        <w:rPr>
+          <w:rFonts w:ascii="Times New Roman" w:hAnsi="Times New Roman" w:cs="Times New Roman"/>
+          <w:color w:val="000000"/>
+          <w:kern w:val="0"/>
+          <w:sz w:val="19"/>
+          <w:szCs w:val="19"/>
+        </w:rPr>
+        <w:t>)</w:t>
+      </w:r>
+    </w:p>
+    <w:p>
+      <w:pPr>
+        <w:pStyle w:val="a9"/>
+        <w:numPr>
+          <w:ilvl w:val="0"/>
+          <w:numId w:val="2"/>
+        </w:numPr>
+        <w:ind w:firstLineChars="0"/>
+        <w:rPr>
+          <w:rFonts w:ascii="Times New Roman" w:hAnsi="Times New Roman" w:cs="Times New Roman"/>
+          <w:color w:val="000000"/>
+          <w:kern w:val="0"/>
+          <w:sz w:val="19"/>
+          <w:szCs w:val="19"/>
+        </w:rPr>
+      </w:pPr>
+      <w:r>
+        <w:rPr>
+          <w:rFonts w:ascii="Times New Roman" w:hAnsi="Times New Roman" w:cs="Times New Roman" w:hint="eastAsia"/>
+          <w:color w:val="FF0000"/>
+          <w:kern w:val="0"/>
+          <w:sz w:val="19"/>
+          <w:szCs w:val="19"/>
+        </w:rPr>
+        <w:t>从</w:t>
+      </w:r>
+      <w:r>
+        <w:rPr>
+          <w:rFonts w:ascii="Times New Roman" w:hAnsi="Times New Roman" w:cs="Times New Roman"/>
+          <w:color w:val="FF0000"/>
+          <w:kern w:val="0"/>
+          <w:sz w:val="19"/>
+          <w:szCs w:val="19"/>
+        </w:rPr>
+        <w:t>封装后的音视频文件中逐</w:t>
+      </w:r>
+      <w:r>
+        <w:rPr>
+          <w:rFonts w:ascii="Times New Roman" w:hAnsi="Times New Roman" w:cs="Times New Roman" w:hint="eastAsia"/>
+          <w:color w:val="FF0000"/>
+          <w:kern w:val="0"/>
+          <w:sz w:val="19"/>
+          <w:szCs w:val="19"/>
+        </w:rPr>
+        <w:t>帧读取数据</w:t>
+      </w:r>
+      <w:r>
+        <w:rPr>
+          <w:rFonts w:ascii="Times New Roman" w:hAnsi="Times New Roman" w:cs="Times New Roman" w:hint="eastAsia"/>
+          <w:color w:val="000000"/>
+          <w:kern w:val="0"/>
+          <w:sz w:val="19"/>
+          <w:szCs w:val="19"/>
+        </w:rPr>
+        <w:t>，即</w:t>
+      </w:r>
+      <w:r>
+        <w:rPr>
+          <w:rFonts w:ascii="Times New Roman" w:hAnsi="Times New Roman" w:cs="Times New Roman" w:hint="eastAsia"/>
+          <w:color w:val="000000"/>
+          <w:kern w:val="0"/>
+          <w:sz w:val="19"/>
+          <w:szCs w:val="19"/>
+        </w:rPr>
+        <w:t>H.264+M</w:t>
+      </w:r>
+      <w:r>
+        <w:rPr>
+          <w:rFonts w:ascii="Times New Roman" w:hAnsi="Times New Roman" w:cs="Times New Roman"/>
+          <w:color w:val="000000"/>
+          <w:kern w:val="0"/>
+          <w:sz w:val="19"/>
+          <w:szCs w:val="19"/>
+        </w:rPr>
+        <w:t>P3</w:t>
+      </w:r>
+      <w:r>
+        <w:rPr>
+          <w:rFonts w:ascii="Times New Roman" w:hAnsi="Times New Roman" w:cs="Times New Roman" w:hint="eastAsia"/>
+          <w:color w:val="000000"/>
+          <w:kern w:val="0"/>
+          <w:sz w:val="19"/>
+          <w:szCs w:val="19"/>
+        </w:rPr>
+        <w:t>视</w:t>
+      </w:r>
+      <w:r>
+        <w:rPr>
+          <w:rFonts w:ascii="Times New Roman" w:hAnsi="Times New Roman" w:cs="Times New Roman" w:hint="eastAsia"/>
+          <w:color w:val="000000"/>
+          <w:kern w:val="0"/>
+          <w:sz w:val="19"/>
+          <w:szCs w:val="19"/>
+        </w:rPr>
+        <w:t>音</w:t>
+      </w:r>
+      <w:r>
+        <w:rPr>
+          <w:rFonts w:ascii="Times New Roman" w:hAnsi="Times New Roman" w:cs="Times New Roman" w:hint="eastAsia"/>
+          <w:color w:val="000000"/>
+          <w:kern w:val="0"/>
+          <w:sz w:val="19"/>
+          <w:szCs w:val="19"/>
+        </w:rPr>
+        <w:t>频压缩</w:t>
+      </w:r>
+      <w:r>
+        <w:rPr>
+          <w:rFonts w:ascii="Times New Roman" w:hAnsi="Times New Roman" w:cs="Times New Roman"/>
+          <w:color w:val="000000"/>
+          <w:kern w:val="0"/>
+          <w:sz w:val="19"/>
+          <w:szCs w:val="19"/>
+        </w:rPr>
+        <w:t>数据</w:t>
+      </w:r>
+      <w:r>
+        <w:rPr>
+          <w:rFonts w:ascii="Times New Roman" w:hAnsi="Times New Roman" w:cs="Times New Roman" w:hint="eastAsia"/>
+          <w:color w:val="000000"/>
+          <w:kern w:val="0"/>
+          <w:sz w:val="19"/>
+          <w:szCs w:val="19"/>
+        </w:rPr>
+        <w:t>，“编码数据包”</w:t>
+      </w:r>
+      <w:r>
+        <w:rPr>
+          <w:rFonts w:ascii="Times New Roman" w:hAnsi="Times New Roman" w:cs="Times New Roman"/>
+          <w:color w:val="000000"/>
+          <w:kern w:val="0"/>
+          <w:sz w:val="19"/>
+          <w:szCs w:val="19"/>
+        </w:rPr>
+        <w:t xml:space="preserve"> </w:t>
+      </w:r>
+    </w:p>
+    <w:p>
+      <w:pPr>
+        <w:rPr>
+          <w:rFonts w:ascii="Times New Roman" w:hAnsi="Times New Roman" w:cs="Times New Roman"/>
+          <w:color w:val="000000"/>
+          <w:kern w:val="0"/>
+          <w:sz w:val="19"/>
+          <w:szCs w:val="19"/>
+        </w:rPr>
+      </w:pPr>
+      <w:r>
+        <w:rPr>
+          <w:rFonts w:ascii="Times New Roman" w:hAnsi="Times New Roman" w:cs="Times New Roman"/>
+          <w:color w:val="2B91AF"/>
+          <w:kern w:val="0"/>
+          <w:sz w:val="19"/>
+          <w:szCs w:val="19"/>
+        </w:rPr>
+        <w:t>AVPacket</w:t>
+      </w:r>
+      <w:r>
+        <w:rPr>
+          <w:rFonts w:ascii="Times New Roman" w:hAnsi="Times New Roman" w:cs="Times New Roman"/>
+          <w:color w:val="000000"/>
+          <w:kern w:val="0"/>
+          <w:sz w:val="19"/>
+          <w:szCs w:val="19"/>
+        </w:rPr>
+        <w:t>* packet = (</w:t>
+      </w:r>
+      <w:r>
+        <w:rPr>
+          <w:rFonts w:ascii="Times New Roman" w:hAnsi="Times New Roman" w:cs="Times New Roman"/>
+          <w:color w:val="2B91AF"/>
+          <w:kern w:val="0"/>
+          <w:sz w:val="19"/>
+          <w:szCs w:val="19"/>
+        </w:rPr>
+        <w:t>AVPacket</w:t>
+      </w:r>
+      <w:r>
+        <w:rPr>
+          <w:rFonts w:ascii="Times New Roman" w:hAnsi="Times New Roman" w:cs="Times New Roman"/>
+          <w:color w:val="000000"/>
+          <w:kern w:val="0"/>
+          <w:sz w:val="19"/>
+          <w:szCs w:val="19"/>
+        </w:rPr>
+        <w:t>*)av_malloc(</w:t>
+      </w:r>
+      <w:r>
+        <w:rPr>
+          <w:rFonts w:ascii="Times New Roman" w:hAnsi="Times New Roman" w:cs="Times New Roman"/>
+          <w:color w:val="0000FF"/>
+          <w:kern w:val="0"/>
+          <w:sz w:val="19"/>
+          <w:szCs w:val="19"/>
+        </w:rPr>
+        <w:t>sizeof</w:t>
+      </w:r>
+      <w:r>
+        <w:rPr>
+          <w:rFonts w:ascii="Times New Roman" w:hAnsi="Times New Roman" w:cs="Times New Roman"/>
+          <w:color w:val="000000"/>
+          <w:kern w:val="0"/>
+          <w:sz w:val="19"/>
+          <w:szCs w:val="19"/>
+        </w:rPr>
+        <w:t>(</w:t>
+      </w:r>
+      <w:r>
+        <w:rPr>
+          <w:rFonts w:ascii="Times New Roman" w:hAnsi="Times New Roman" w:cs="Times New Roman"/>
+          <w:color w:val="2B91AF"/>
+          <w:kern w:val="0"/>
+          <w:sz w:val="19"/>
+          <w:szCs w:val="19"/>
+        </w:rPr>
+        <w:t>AVPacket</w:t>
+      </w:r>
+      <w:r>
+        <w:rPr>
+          <w:rFonts w:ascii="Times New Roman" w:hAnsi="Times New Roman" w:cs="Times New Roman"/>
+          <w:color w:val="000000"/>
+          <w:kern w:val="0"/>
+          <w:sz w:val="19"/>
+          <w:szCs w:val="19"/>
+        </w:rPr>
+        <w:t>));</w:t>
+      </w:r>
+    </w:p>
+    <w:p>
+      <w:pPr>
+        <w:rPr>
+          <w:rFonts w:ascii="Times New Roman" w:hAnsi="Times New Roman" w:cs="Times New Roman"/>
+          <w:color w:val="000000"/>
+          <w:kern w:val="0"/>
+          <w:sz w:val="19"/>
+          <w:szCs w:val="19"/>
+        </w:rPr>
+      </w:pPr>
+      <w:r>
+        <w:rPr>
+          <w:rFonts w:ascii="Times New Roman" w:hAnsi="Times New Roman" w:cs="Times New Roman"/>
+          <w:color w:val="000000"/>
+          <w:kern w:val="0"/>
+          <w:sz w:val="19"/>
+          <w:szCs w:val="19"/>
+        </w:rPr>
+        <w:t>之后需要</w:t>
+      </w:r>
+      <w:r>
+        <w:rPr>
+          <w:rFonts w:ascii="Times New Roman" w:hAnsi="Times New Roman" w:cs="Times New Roman"/>
+          <w:color w:val="000000"/>
+          <w:kern w:val="0"/>
+          <w:sz w:val="19"/>
+          <w:szCs w:val="19"/>
+        </w:rPr>
+        <w:t>av_packet_unref(packet)</w:t>
+      </w:r>
+    </w:p>
+    <w:p>
+      <w:pPr>
+        <w:rPr>
+          <w:rFonts w:ascii="Times New Roman" w:hAnsi="Times New Roman" w:cs="Times New Roman"/>
+          <w:color w:val="000000"/>
+          <w:kern w:val="0"/>
+          <w:sz w:val="19"/>
+          <w:szCs w:val="19"/>
+        </w:rPr>
+      </w:pPr>
+      <w:r>
+        <w:rPr>
+          <w:rFonts w:ascii="Times New Roman" w:hAnsi="Times New Roman" w:cs="Times New Roman"/>
+          <w:color w:val="0000FF"/>
+          <w:kern w:val="0"/>
+          <w:sz w:val="19"/>
+          <w:szCs w:val="19"/>
+        </w:rPr>
+        <w:t>while</w:t>
+      </w:r>
+      <w:r>
+        <w:rPr>
+          <w:rFonts w:ascii="Times New Roman" w:hAnsi="Times New Roman" w:cs="Times New Roman"/>
+          <w:color w:val="000000"/>
+          <w:kern w:val="0"/>
+          <w:sz w:val="19"/>
+          <w:szCs w:val="19"/>
+        </w:rPr>
+        <w:t xml:space="preserve"> (av_read_frame(formatctx, packet) &gt;= 0)</w:t>
+      </w:r>
+    </w:p>
+    <w:p>
+      <w:pPr>
+        <w:pStyle w:val="a9"/>
+        <w:numPr>
+          <w:ilvl w:val="0"/>
+          <w:numId w:val="2"/>
+        </w:numPr>
+        <w:ind w:firstLineChars="0"/>
+        <w:rPr>
+          <w:rFonts w:ascii="Times New Roman" w:hAnsi="Times New Roman" w:cs="Times New Roman"/>
+          <w:color w:val="000000"/>
+          <w:kern w:val="0"/>
+          <w:sz w:val="19"/>
+          <w:szCs w:val="19"/>
+        </w:rPr>
+      </w:pPr>
+      <w:r>
+        <w:rPr>
+          <w:rFonts w:ascii="Times New Roman" w:hAnsi="Times New Roman" w:cs="Times New Roman"/>
+          <w:color w:val="FF0000"/>
+          <w:kern w:val="0"/>
+          <w:sz w:val="19"/>
+          <w:szCs w:val="19"/>
+        </w:rPr>
+        <w:t>发送</w:t>
+      </w:r>
+      <w:r>
+        <w:rPr>
+          <w:rFonts w:ascii="Times New Roman" w:hAnsi="Times New Roman" w:cs="Times New Roman" w:hint="eastAsia"/>
+          <w:color w:val="FF0000"/>
+          <w:kern w:val="0"/>
+          <w:sz w:val="19"/>
+          <w:szCs w:val="19"/>
+        </w:rPr>
+        <w:t>视频</w:t>
+      </w:r>
+      <w:r>
+        <w:rPr>
+          <w:rFonts w:ascii="Times New Roman" w:hAnsi="Times New Roman" w:cs="Times New Roman"/>
+          <w:color w:val="FF0000"/>
+          <w:kern w:val="0"/>
+          <w:sz w:val="19"/>
+          <w:szCs w:val="19"/>
+        </w:rPr>
+        <w:t>编码数据包至解码器</w:t>
+      </w:r>
+    </w:p>
+    <w:p>
+      <w:pPr>
+        <w:rPr>
+          <w:rFonts w:ascii="Times New Roman" w:hAnsi="Times New Roman" w:cs="Times New Roman"/>
+          <w:color w:val="000000"/>
+          <w:kern w:val="0"/>
+          <w:sz w:val="19"/>
+          <w:szCs w:val="19"/>
+        </w:rPr>
+      </w:pPr>
+      <w:r>
+        <w:rPr>
+          <w:rFonts w:ascii="Times New Roman" w:hAnsi="Times New Roman" w:cs="Times New Roman"/>
+          <w:color w:val="0000FF"/>
+          <w:kern w:val="0"/>
+          <w:sz w:val="19"/>
+          <w:szCs w:val="19"/>
+        </w:rPr>
+        <w:t>if</w:t>
+      </w:r>
+      <w:r>
+        <w:rPr>
+          <w:rFonts w:ascii="Times New Roman" w:hAnsi="Times New Roman" w:cs="Times New Roman"/>
+          <w:color w:val="000000"/>
+          <w:kern w:val="0"/>
+          <w:sz w:val="19"/>
+          <w:szCs w:val="19"/>
+        </w:rPr>
+        <w:t xml:space="preserve"> (packet-&gt;stream_index == videoidx)</w:t>
+      </w:r>
+    </w:p>
+    <w:p>
+      <w:pPr>
+        <w:rPr>
+          <w:rFonts w:ascii="Times New Roman" w:hAnsi="Times New Roman" w:cs="Times New Roman"/>
+          <w:color w:val="000000"/>
+          <w:kern w:val="0"/>
+          <w:sz w:val="19"/>
+          <w:szCs w:val="19"/>
+        </w:rPr>
+      </w:pPr>
+      <w:r>
+        <w:rPr>
+          <w:rFonts w:ascii="Times New Roman" w:hAnsi="Times New Roman" w:cs="Times New Roman"/>
+          <w:color w:val="000000"/>
+          <w:kern w:val="0"/>
+          <w:sz w:val="19"/>
+          <w:szCs w:val="19"/>
+        </w:rPr>
+        <w:t>avcodec_send_packet(codecctx, packet)</w:t>
+      </w:r>
+    </w:p>
+    <w:p>
+      <w:pPr>
+        <w:pStyle w:val="a9"/>
+        <w:numPr>
+          <w:ilvl w:val="0"/>
+          <w:numId w:val="2"/>
+        </w:numPr>
+        <w:ind w:firstLineChars="0"/>
+        <w:rPr>
+          <w:rFonts w:ascii="Times New Roman" w:hAnsi="Times New Roman" w:cs="Times New Roman"/>
+          <w:color w:val="FF0000"/>
+          <w:kern w:val="0"/>
+          <w:sz w:val="19"/>
+          <w:szCs w:val="19"/>
+        </w:rPr>
+      </w:pPr>
+      <w:r>
+        <w:rPr>
+          <w:rFonts w:ascii="Times New Roman" w:hAnsi="Times New Roman" w:cs="Times New Roman"/>
+          <w:color w:val="FF0000"/>
+          <w:kern w:val="0"/>
+          <w:sz w:val="19"/>
+          <w:szCs w:val="19"/>
+        </w:rPr>
+        <w:t>由解码器接收解码后的</w:t>
+      </w:r>
+      <w:r>
+        <w:rPr>
+          <w:rFonts w:ascii="Times New Roman" w:hAnsi="Times New Roman" w:cs="Times New Roman"/>
+          <w:color w:val="FF0000"/>
+          <w:kern w:val="0"/>
+          <w:sz w:val="19"/>
+          <w:szCs w:val="19"/>
+        </w:rPr>
+        <w:t>AVFrame</w:t>
+      </w:r>
+      <w:r>
+        <w:rPr>
+          <w:rFonts w:ascii="Times New Roman" w:hAnsi="Times New Roman" w:cs="Times New Roman" w:hint="eastAsia"/>
+          <w:color w:val="FF0000"/>
+          <w:kern w:val="0"/>
+          <w:sz w:val="19"/>
+          <w:szCs w:val="19"/>
+        </w:rPr>
+        <w:t>，即视频像素数据，如</w:t>
+      </w:r>
+      <w:r>
+        <w:rPr>
+          <w:rFonts w:ascii="Times New Roman" w:hAnsi="Times New Roman" w:cs="Times New Roman" w:hint="eastAsia"/>
+          <w:color w:val="FF0000"/>
+          <w:kern w:val="0"/>
+          <w:sz w:val="19"/>
+          <w:szCs w:val="19"/>
+        </w:rPr>
+        <w:t>Y</w:t>
+      </w:r>
+      <w:r>
+        <w:rPr>
+          <w:rFonts w:ascii="Times New Roman" w:hAnsi="Times New Roman" w:cs="Times New Roman"/>
+          <w:color w:val="FF0000"/>
+          <w:kern w:val="0"/>
+          <w:sz w:val="19"/>
+          <w:szCs w:val="19"/>
+        </w:rPr>
+        <w:t>UV</w:t>
+      </w:r>
+    </w:p>
+    <w:p>
+      <w:pPr>
+        <w:rPr>
+          <w:rFonts w:ascii="Times New Roman" w:hAnsi="Times New Roman" w:cs="Times New Roman"/>
+          <w:color w:val="000000"/>
+          <w:kern w:val="0"/>
+          <w:sz w:val="19"/>
+          <w:szCs w:val="19"/>
+        </w:rPr>
+      </w:pPr>
+      <w:r>
+        <w:rPr>
+          <w:rFonts w:ascii="Times New Roman" w:hAnsi="Times New Roman" w:cs="Times New Roman"/>
+          <w:color w:val="2B91AF"/>
+          <w:kern w:val="0"/>
+          <w:sz w:val="19"/>
+          <w:szCs w:val="19"/>
+        </w:rPr>
+        <w:t>AVFrame</w:t>
+      </w:r>
+      <w:r>
+        <w:rPr>
+          <w:rFonts w:ascii="Times New Roman" w:hAnsi="Times New Roman" w:cs="Times New Roman"/>
+          <w:color w:val="000000"/>
+          <w:kern w:val="0"/>
+          <w:sz w:val="19"/>
+          <w:szCs w:val="19"/>
+        </w:rPr>
+        <w:t>* frame = av_frame_alloc();</w:t>
+      </w:r>
+    </w:p>
+    <w:p>
+      <w:pPr>
+        <w:rPr>
+          <w:rFonts w:ascii="Times New Roman" w:hAnsi="Times New Roman" w:cs="Times New Roman"/>
+          <w:color w:val="008000"/>
+          <w:kern w:val="0"/>
+          <w:sz w:val="19"/>
+          <w:szCs w:val="19"/>
+        </w:rPr>
+      </w:pPr>
+      <w:r>
+        <w:rPr>
+          <w:rFonts w:ascii="Times New Roman" w:hAnsi="Times New Roman" w:cs="Times New Roman"/>
+          <w:color w:val="000000"/>
+          <w:kern w:val="0"/>
+          <w:sz w:val="19"/>
+          <w:szCs w:val="19"/>
+        </w:rPr>
+        <w:lastRenderedPageBreak/>
+        <w:t>之后需要</w:t>
+      </w:r>
+      <w:r>
+        <w:rPr>
+          <w:rFonts w:ascii="Times New Roman" w:hAnsi="Times New Roman" w:cs="Times New Roman"/>
+          <w:color w:val="000000"/>
+          <w:kern w:val="0"/>
+          <w:sz w:val="19"/>
+          <w:szCs w:val="19"/>
+        </w:rPr>
+        <w:t>av_frame_free(&amp;frame)</w:t>
+      </w:r>
+    </w:p>
+    <w:p>
+      <w:pPr>
+        <w:rPr>
+          <w:rFonts w:ascii="Times New Roman" w:hAnsi="Times New Roman" w:cs="Times New Roman"/>
+          <w:color w:val="000000"/>
+          <w:kern w:val="0"/>
+          <w:sz w:val="19"/>
+          <w:szCs w:val="19"/>
+        </w:rPr>
+      </w:pPr>
+      <w:r>
+        <w:rPr>
+          <w:rFonts w:ascii="Times New Roman" w:hAnsi="Times New Roman" w:cs="Times New Roman"/>
+          <w:color w:val="0000FF"/>
+          <w:kern w:val="0"/>
+          <w:sz w:val="19"/>
+          <w:szCs w:val="19"/>
+        </w:rPr>
+        <w:t>while</w:t>
+      </w:r>
+      <w:r>
+        <w:rPr>
+          <w:rFonts w:ascii="Times New Roman" w:hAnsi="Times New Roman" w:cs="Times New Roman"/>
+          <w:color w:val="000000"/>
+          <w:kern w:val="0"/>
+          <w:sz w:val="19"/>
+          <w:szCs w:val="19"/>
+        </w:rPr>
+        <w:t>(avcodec_receive_frame(codecctx, frame)==0)</w:t>
+      </w:r>
+    </w:p>
+    <w:p>
+      <w:pPr>
+        <w:pStyle w:val="a9"/>
+        <w:numPr>
+          <w:ilvl w:val="0"/>
+          <w:numId w:val="2"/>
+        </w:numPr>
+        <w:ind w:firstLineChars="0"/>
+        <w:rPr>
+          <w:rFonts w:ascii="Times New Roman" w:hAnsi="Times New Roman" w:cs="Times New Roman"/>
+          <w:color w:val="FF0000"/>
+          <w:kern w:val="0"/>
+          <w:sz w:val="19"/>
+          <w:szCs w:val="19"/>
+        </w:rPr>
+      </w:pPr>
+      <w:r>
+        <w:rPr>
+          <w:rFonts w:ascii="Times New Roman" w:hAnsi="Times New Roman" w:cs="Times New Roman" w:hint="eastAsia"/>
+          <w:color w:val="FF0000"/>
+          <w:kern w:val="0"/>
+          <w:sz w:val="19"/>
+          <w:szCs w:val="19"/>
+        </w:rPr>
+        <w:t>对解码后的</w:t>
+      </w:r>
+      <w:r>
+        <w:rPr>
+          <w:rFonts w:ascii="Times New Roman" w:hAnsi="Times New Roman" w:cs="Times New Roman"/>
+          <w:color w:val="FF0000"/>
+          <w:kern w:val="0"/>
+          <w:sz w:val="19"/>
+          <w:szCs w:val="19"/>
+        </w:rPr>
+        <w:t>视频像素数据</w:t>
+      </w:r>
+      <w:r>
+        <w:rPr>
+          <w:rFonts w:ascii="Times New Roman" w:hAnsi="Times New Roman" w:cs="Times New Roman" w:hint="eastAsia"/>
+          <w:color w:val="FF0000"/>
+          <w:kern w:val="0"/>
+          <w:sz w:val="19"/>
+          <w:szCs w:val="19"/>
+        </w:rPr>
+        <w:t>进行一些变换</w:t>
+      </w:r>
+    </w:p>
+    <w:p>
+      <w:pPr>
+        <w:rPr>
+          <w:rFonts w:ascii="Times New Roman" w:hAnsi="Times New Roman" w:cs="Times New Roman"/>
+          <w:color w:val="2B91AF"/>
+          <w:kern w:val="0"/>
+          <w:sz w:val="19"/>
+          <w:szCs w:val="19"/>
+        </w:rPr>
+      </w:pPr>
+      <w:r>
+        <w:rPr>
+          <w:rFonts w:ascii="Times New Roman" w:hAnsi="Times New Roman" w:cs="Times New Roman"/>
+          <w:color w:val="000000"/>
+          <w:kern w:val="0"/>
+          <w:sz w:val="19"/>
+          <w:szCs w:val="19"/>
+        </w:rPr>
+        <w:t>获取</w:t>
+      </w:r>
+      <w:r>
+        <w:rPr>
+          <w:rFonts w:ascii="Times New Roman" w:hAnsi="Times New Roman" w:cs="Times New Roman"/>
+          <w:color w:val="2B91AF"/>
+          <w:kern w:val="0"/>
+          <w:sz w:val="19"/>
+          <w:szCs w:val="19"/>
+        </w:rPr>
+        <w:t>SwsContext</w:t>
+      </w:r>
+    </w:p>
+    <w:p>
+      <w:pPr>
+        <w:autoSpaceDE w:val="0"/>
+        <w:autoSpaceDN w:val="0"/>
+        <w:adjustRightInd w:val="0"/>
+        <w:jc w:val="left"/>
+        <w:rPr>
+          <w:rFonts w:ascii="Times New Roman" w:hAnsi="Times New Roman" w:cs="Times New Roman"/>
+          <w:color w:val="000000"/>
+          <w:kern w:val="0"/>
+          <w:sz w:val="19"/>
+          <w:szCs w:val="19"/>
+        </w:rPr>
+      </w:pPr>
+      <w:r>
+        <w:rPr>
+          <w:rFonts w:ascii="Times New Roman" w:hAnsi="Times New Roman" w:cs="Times New Roman"/>
+          <w:color w:val="2B91AF"/>
+          <w:kern w:val="0"/>
+          <w:sz w:val="19"/>
+          <w:szCs w:val="19"/>
+        </w:rPr>
+        <w:t>SwsContext</w:t>
+      </w:r>
+      <w:r>
+        <w:rPr>
+          <w:rFonts w:ascii="Times New Roman" w:hAnsi="Times New Roman" w:cs="Times New Roman"/>
+          <w:color w:val="000000"/>
+          <w:kern w:val="0"/>
+          <w:sz w:val="19"/>
+          <w:szCs w:val="19"/>
+        </w:rPr>
+        <w:t>* imgcvtctx =sws_getContext(codecctx-&gt;width, codecctx-&gt;height,</w:t>
+      </w:r>
+    </w:p>
+    <w:p>
+      <w:pPr>
+        <w:autoSpaceDE w:val="0"/>
+        <w:autoSpaceDN w:val="0"/>
+        <w:adjustRightInd w:val="0"/>
+        <w:jc w:val="left"/>
+        <w:rPr>
+          <w:rFonts w:ascii="Times New Roman" w:hAnsi="Times New Roman" w:cs="Times New Roman"/>
+          <w:color w:val="000000"/>
+          <w:kern w:val="0"/>
+          <w:sz w:val="19"/>
+          <w:szCs w:val="19"/>
+        </w:rPr>
+      </w:pPr>
+      <w:r>
+        <w:rPr>
+          <w:rFonts w:ascii="Times New Roman" w:hAnsi="Times New Roman" w:cs="Times New Roman"/>
+          <w:color w:val="000000"/>
+          <w:kern w:val="0"/>
+          <w:sz w:val="19"/>
+          <w:szCs w:val="19"/>
+        </w:rPr>
+        <w:tab/>
+      </w:r>
+      <w:r>
+        <w:rPr>
+          <w:rFonts w:ascii="Times New Roman" w:hAnsi="Times New Roman" w:cs="Times New Roman"/>
+          <w:color w:val="000000"/>
+          <w:kern w:val="0"/>
+          <w:sz w:val="19"/>
+          <w:szCs w:val="19"/>
+        </w:rPr>
+        <w:tab/>
+        <w:t>codecctx-&gt;pix_fmt,codecctx-&gt;width,codecctx-&gt;height,</w:t>
+      </w:r>
+    </w:p>
+    <w:p>
+      <w:pPr>
+        <w:rPr>
+          <w:rFonts w:ascii="Times New Roman" w:hAnsi="Times New Roman" w:cs="Times New Roman"/>
+          <w:color w:val="000000"/>
+          <w:kern w:val="0"/>
+          <w:sz w:val="19"/>
+          <w:szCs w:val="19"/>
+        </w:rPr>
+      </w:pPr>
+      <w:r>
+        <w:rPr>
+          <w:rFonts w:ascii="Times New Roman" w:hAnsi="Times New Roman" w:cs="Times New Roman"/>
+          <w:color w:val="000000"/>
+          <w:kern w:val="0"/>
+          <w:sz w:val="19"/>
+          <w:szCs w:val="19"/>
+        </w:rPr>
+        <w:tab/>
+      </w:r>
+      <w:r>
+        <w:rPr>
+          <w:rFonts w:ascii="Times New Roman" w:hAnsi="Times New Roman" w:cs="Times New Roman"/>
+          <w:color w:val="000000"/>
+          <w:kern w:val="0"/>
+          <w:sz w:val="19"/>
+          <w:szCs w:val="19"/>
+        </w:rPr>
+        <w:tab/>
+      </w:r>
+      <w:r>
+        <w:rPr>
+          <w:rFonts w:ascii="Times New Roman" w:hAnsi="Times New Roman" w:cs="Times New Roman"/>
+          <w:color w:val="2F4F4F"/>
+          <w:kern w:val="0"/>
+          <w:sz w:val="19"/>
+          <w:szCs w:val="19"/>
+        </w:rPr>
+        <w:t>AV_PIX_FMT_YUV420P</w:t>
+      </w:r>
+      <w:r>
+        <w:rPr>
+          <w:rFonts w:ascii="Times New Roman" w:hAnsi="Times New Roman" w:cs="Times New Roman"/>
+          <w:color w:val="000000"/>
+          <w:kern w:val="0"/>
+          <w:sz w:val="19"/>
+          <w:szCs w:val="19"/>
+        </w:rPr>
+        <w:t>,</w:t>
+      </w:r>
+      <w:r>
+        <w:rPr>
+          <w:rFonts w:ascii="Times New Roman" w:hAnsi="Times New Roman" w:cs="Times New Roman"/>
+          <w:color w:val="6F008A"/>
+          <w:kern w:val="0"/>
+          <w:sz w:val="19"/>
+          <w:szCs w:val="19"/>
+        </w:rPr>
+        <w:t>SWS_BICUBIC</w:t>
+      </w:r>
+      <w:r>
+        <w:rPr>
+          <w:rFonts w:ascii="Times New Roman" w:hAnsi="Times New Roman" w:cs="Times New Roman"/>
+          <w:color w:val="000000"/>
+          <w:kern w:val="0"/>
+          <w:sz w:val="19"/>
+          <w:szCs w:val="19"/>
+        </w:rPr>
+        <w:t>,</w:t>
+      </w:r>
+      <w:r>
+        <w:rPr>
+          <w:rFonts w:ascii="Times New Roman" w:hAnsi="Times New Roman" w:cs="Times New Roman"/>
+          <w:color w:val="0000FF"/>
+          <w:kern w:val="0"/>
+          <w:sz w:val="19"/>
+          <w:szCs w:val="19"/>
+        </w:rPr>
+        <w:t>nullptr</w:t>
+      </w:r>
+      <w:r>
+        <w:rPr>
+          <w:rFonts w:ascii="Times New Roman" w:hAnsi="Times New Roman" w:cs="Times New Roman"/>
+          <w:color w:val="000000"/>
+          <w:kern w:val="0"/>
+          <w:sz w:val="19"/>
+          <w:szCs w:val="19"/>
+        </w:rPr>
+        <w:t>,</w:t>
+      </w:r>
+      <w:r>
+        <w:rPr>
+          <w:rFonts w:ascii="Times New Roman" w:hAnsi="Times New Roman" w:cs="Times New Roman"/>
+          <w:color w:val="0000FF"/>
+          <w:kern w:val="0"/>
+          <w:sz w:val="19"/>
+          <w:szCs w:val="19"/>
+        </w:rPr>
+        <w:t>nullptr</w:t>
+      </w:r>
+      <w:r>
+        <w:rPr>
+          <w:rFonts w:ascii="Times New Roman" w:hAnsi="Times New Roman" w:cs="Times New Roman"/>
+          <w:color w:val="000000"/>
+          <w:kern w:val="0"/>
+          <w:sz w:val="19"/>
+          <w:szCs w:val="19"/>
+        </w:rPr>
+        <w:t>,</w:t>
+      </w:r>
+      <w:r>
+        <w:rPr>
+          <w:rFonts w:ascii="Times New Roman" w:hAnsi="Times New Roman" w:cs="Times New Roman"/>
+          <w:color w:val="0000FF"/>
+          <w:kern w:val="0"/>
+          <w:sz w:val="19"/>
+          <w:szCs w:val="19"/>
+        </w:rPr>
+        <w:t>nullptr</w:t>
+      </w:r>
+      <w:r>
+        <w:rPr>
+          <w:rFonts w:ascii="Times New Roman" w:hAnsi="Times New Roman" w:cs="Times New Roman"/>
+          <w:color w:val="000000"/>
+          <w:kern w:val="0"/>
+          <w:sz w:val="19"/>
+          <w:szCs w:val="19"/>
+        </w:rPr>
+        <w:t>)</w:t>
+      </w:r>
+    </w:p>
+    <w:p>
+      <w:pPr>
+        <w:rPr>
+          <w:rFonts w:ascii="Times New Roman" w:hAnsi="Times New Roman" w:cs="Times New Roman"/>
+          <w:color w:val="000000"/>
+          <w:kern w:val="0"/>
+          <w:sz w:val="19"/>
+          <w:szCs w:val="19"/>
+        </w:rPr>
+      </w:pPr>
+      <w:r>
+        <w:rPr>
+          <w:rFonts w:ascii="Times New Roman" w:hAnsi="Times New Roman" w:cs="Times New Roman" w:hint="eastAsia"/>
+          <w:color w:val="000000"/>
+          <w:kern w:val="0"/>
+          <w:sz w:val="19"/>
+          <w:szCs w:val="19"/>
+        </w:rPr>
+        <w:t>之后需要</w:t>
+      </w:r>
+      <w:r>
+        <w:rPr>
+          <w:rFonts w:ascii="Times New Roman" w:hAnsi="Times New Roman" w:cs="Times New Roman"/>
+          <w:color w:val="000000"/>
+          <w:kern w:val="0"/>
+          <w:sz w:val="19"/>
+          <w:szCs w:val="19"/>
+        </w:rPr>
+        <w:t>sws_freeContext(imgcvtctx)</w:t>
+      </w:r>
+    </w:p>
+    <w:p>
+      <w:pPr>
+        <w:rPr>
+          <w:rFonts w:ascii="Times New Roman" w:hAnsi="Times New Roman" w:cs="Times New Roman"/>
+          <w:color w:val="000000"/>
+          <w:kern w:val="0"/>
+          <w:sz w:val="19"/>
+          <w:szCs w:val="19"/>
+        </w:rPr>
+      </w:pPr>
+      <w:r>
+        <w:rPr>
+          <w:rFonts w:ascii="Times New Roman" w:hAnsi="Times New Roman" w:cs="Times New Roman"/>
+          <w:color w:val="000000"/>
+          <w:kern w:val="0"/>
+          <w:sz w:val="19"/>
+          <w:szCs w:val="19"/>
+        </w:rPr>
+        <w:t>申请存储输出结果的</w:t>
+      </w:r>
+      <w:r>
+        <w:rPr>
+          <w:rFonts w:ascii="Times New Roman" w:hAnsi="Times New Roman" w:cs="Times New Roman"/>
+          <w:color w:val="2B91AF"/>
+          <w:kern w:val="0"/>
+          <w:sz w:val="19"/>
+          <w:szCs w:val="19"/>
+        </w:rPr>
+        <w:t>AVFrame</w:t>
+      </w:r>
+    </w:p>
+    <w:p>
+      <w:pPr>
+        <w:rPr>
+          <w:rFonts w:ascii="Times New Roman" w:hAnsi="Times New Roman" w:cs="Times New Roman"/>
+          <w:color w:val="000000"/>
+          <w:kern w:val="0"/>
+          <w:sz w:val="19"/>
+          <w:szCs w:val="19"/>
+        </w:rPr>
+      </w:pPr>
+      <w:r>
+        <w:rPr>
+          <w:rFonts w:ascii="Times New Roman" w:hAnsi="Times New Roman" w:cs="Times New Roman"/>
+          <w:color w:val="2B91AF"/>
+          <w:kern w:val="0"/>
+          <w:sz w:val="19"/>
+          <w:szCs w:val="19"/>
+        </w:rPr>
+        <w:t>AVFrame</w:t>
+      </w:r>
+      <w:r>
+        <w:rPr>
+          <w:rFonts w:ascii="Times New Roman" w:hAnsi="Times New Roman" w:cs="Times New Roman"/>
+          <w:color w:val="000000"/>
+          <w:kern w:val="0"/>
+          <w:sz w:val="19"/>
+          <w:szCs w:val="19"/>
+        </w:rPr>
+        <w:t>* frameyuv = av_frame_alloc();</w:t>
+      </w:r>
+    </w:p>
+    <w:p>
+      <w:pPr>
+        <w:rPr>
+          <w:rFonts w:ascii="Times New Roman" w:hAnsi="Times New Roman" w:cs="Times New Roman"/>
+          <w:color w:val="000000"/>
+          <w:kern w:val="0"/>
+          <w:sz w:val="19"/>
+          <w:szCs w:val="19"/>
+        </w:rPr>
+      </w:pPr>
+      <w:r>
+        <w:rPr>
+          <w:rFonts w:ascii="Times New Roman" w:hAnsi="Times New Roman" w:cs="Times New Roman"/>
+          <w:color w:val="000000"/>
+          <w:kern w:val="0"/>
+          <w:sz w:val="19"/>
+          <w:szCs w:val="19"/>
+        </w:rPr>
+        <w:t>之后需要</w:t>
+      </w:r>
+      <w:r>
+        <w:rPr>
+          <w:rFonts w:ascii="Times New Roman" w:hAnsi="Times New Roman" w:cs="Times New Roman"/>
+          <w:color w:val="000000"/>
+          <w:kern w:val="0"/>
+          <w:sz w:val="19"/>
+          <w:szCs w:val="19"/>
+        </w:rPr>
+        <w:t>av_frame_free(&amp;frameyuv);</w:t>
+      </w:r>
+    </w:p>
+    <w:p>
+      <w:pPr>
+        <w:rPr>
+          <w:rFonts w:ascii="Times New Roman" w:hAnsi="Times New Roman" w:cs="Times New Roman"/>
+          <w:color w:val="000000"/>
+          <w:kern w:val="0"/>
+          <w:sz w:val="19"/>
+          <w:szCs w:val="19"/>
+        </w:rPr>
+      </w:pPr>
+      <w:r>
+        <w:rPr>
+          <w:rFonts w:ascii="Times New Roman" w:hAnsi="Times New Roman" w:cs="Times New Roman"/>
+          <w:color w:val="000000"/>
+          <w:kern w:val="0"/>
+          <w:sz w:val="19"/>
+          <w:szCs w:val="19"/>
+        </w:rPr>
+        <w:t>为</w:t>
+      </w:r>
+      <w:r>
+        <w:rPr>
+          <w:rFonts w:ascii="Times New Roman" w:hAnsi="Times New Roman" w:cs="Times New Roman"/>
+          <w:color w:val="000000"/>
+          <w:kern w:val="0"/>
+          <w:sz w:val="19"/>
+          <w:szCs w:val="19"/>
+        </w:rPr>
+        <w:t>AVFrame</w:t>
+      </w:r>
+      <w:r>
+        <w:rPr>
+          <w:rFonts w:ascii="Times New Roman" w:hAnsi="Times New Roman" w:cs="Times New Roman"/>
+          <w:color w:val="000000"/>
+          <w:kern w:val="0"/>
+          <w:sz w:val="19"/>
+          <w:szCs w:val="19"/>
+        </w:rPr>
+        <w:t>绑定保存像素数据的内存空间</w:t>
+      </w:r>
+    </w:p>
+    <w:p>
+      <w:pPr>
+        <w:autoSpaceDE w:val="0"/>
+        <w:autoSpaceDN w:val="0"/>
+        <w:adjustRightInd w:val="0"/>
+        <w:jc w:val="left"/>
+        <w:rPr>
+          <w:rFonts w:ascii="Times New Roman" w:hAnsi="Times New Roman" w:cs="Times New Roman"/>
+          <w:color w:val="000000"/>
+          <w:kern w:val="0"/>
+          <w:sz w:val="19"/>
+          <w:szCs w:val="19"/>
+        </w:rPr>
+      </w:pPr>
+      <w:r>
+        <w:rPr>
+          <w:rFonts w:ascii="Times New Roman" w:hAnsi="Times New Roman" w:cs="Times New Roman"/>
+          <w:color w:val="000000"/>
+          <w:kern w:val="0"/>
+          <w:sz w:val="19"/>
+          <w:szCs w:val="19"/>
+        </w:rPr>
+        <w:tab/>
+      </w:r>
+      <w:r>
+        <w:rPr>
+          <w:rFonts w:ascii="Times New Roman" w:hAnsi="Times New Roman" w:cs="Times New Roman"/>
+          <w:color w:val="0000FF"/>
+          <w:kern w:val="0"/>
+          <w:sz w:val="19"/>
+          <w:szCs w:val="19"/>
+        </w:rPr>
+        <w:t>int</w:t>
+      </w:r>
+      <w:r>
+        <w:rPr>
+          <w:rFonts w:ascii="Times New Roman" w:hAnsi="Times New Roman" w:cs="Times New Roman"/>
+          <w:color w:val="000000"/>
+          <w:kern w:val="0"/>
+          <w:sz w:val="19"/>
+          <w:szCs w:val="19"/>
+        </w:rPr>
+        <w:t xml:space="preserve"> buffesize = av_image_get_buffer_size(</w:t>
+      </w:r>
+      <w:r>
+        <w:rPr>
+          <w:rFonts w:ascii="Times New Roman" w:hAnsi="Times New Roman" w:cs="Times New Roman"/>
+          <w:color w:val="2F4F4F"/>
+          <w:kern w:val="0"/>
+          <w:sz w:val="19"/>
+          <w:szCs w:val="19"/>
+        </w:rPr>
+        <w:t>AV_PIX_FMT_YUV420P</w:t>
+      </w:r>
+      <w:r>
+        <w:rPr>
+          <w:rFonts w:ascii="Times New Roman" w:hAnsi="Times New Roman" w:cs="Times New Roman"/>
+          <w:color w:val="000000"/>
+          <w:kern w:val="0"/>
+          <w:sz w:val="19"/>
+          <w:szCs w:val="19"/>
+        </w:rPr>
+        <w:t>, codecctx-&gt;width,</w:t>
+      </w:r>
+    </w:p>
+    <w:p>
+      <w:pPr>
+        <w:autoSpaceDE w:val="0"/>
+        <w:autoSpaceDN w:val="0"/>
+        <w:adjustRightInd w:val="0"/>
+        <w:jc w:val="left"/>
+        <w:rPr>
+          <w:rFonts w:ascii="Times New Roman" w:hAnsi="Times New Roman" w:cs="Times New Roman"/>
+          <w:color w:val="000000"/>
+          <w:kern w:val="0"/>
+          <w:sz w:val="19"/>
+          <w:szCs w:val="19"/>
+        </w:rPr>
+      </w:pPr>
+      <w:r>
+        <w:rPr>
+          <w:rFonts w:ascii="Times New Roman" w:hAnsi="Times New Roman" w:cs="Times New Roman"/>
+          <w:color w:val="000000"/>
+          <w:kern w:val="0"/>
+          <w:sz w:val="19"/>
+          <w:szCs w:val="19"/>
+        </w:rPr>
+        <w:tab/>
+      </w:r>
+      <w:r>
+        <w:rPr>
+          <w:rFonts w:ascii="Times New Roman" w:hAnsi="Times New Roman" w:cs="Times New Roman"/>
+          <w:color w:val="000000"/>
+          <w:kern w:val="0"/>
+          <w:sz w:val="19"/>
+          <w:szCs w:val="19"/>
+        </w:rPr>
+        <w:tab/>
+        <w:t>codecctx-&gt;height, 1);</w:t>
+      </w:r>
+    </w:p>
+    <w:p>
+      <w:pPr>
+        <w:rPr>
+          <w:rFonts w:ascii="Times New Roman" w:hAnsi="Times New Roman" w:cs="Times New Roman"/>
+          <w:color w:val="000000"/>
+          <w:kern w:val="0"/>
+          <w:sz w:val="19"/>
+          <w:szCs w:val="19"/>
+        </w:rPr>
+      </w:pPr>
+      <w:r>
+        <w:rPr>
+          <w:rFonts w:ascii="Times New Roman" w:hAnsi="Times New Roman" w:cs="Times New Roman"/>
+          <w:color w:val="000000"/>
+          <w:kern w:val="0"/>
+          <w:sz w:val="19"/>
+          <w:szCs w:val="19"/>
+        </w:rPr>
+        <w:tab/>
+      </w:r>
+      <w:r>
+        <w:rPr>
+          <w:rFonts w:ascii="Times New Roman" w:hAnsi="Times New Roman" w:cs="Times New Roman"/>
+          <w:color w:val="2B91AF"/>
+          <w:kern w:val="0"/>
+          <w:sz w:val="19"/>
+          <w:szCs w:val="19"/>
+        </w:rPr>
+        <w:t>uint8_t</w:t>
+      </w:r>
+      <w:r>
+        <w:rPr>
+          <w:rFonts w:ascii="Times New Roman" w:hAnsi="Times New Roman" w:cs="Times New Roman"/>
+          <w:color w:val="000000"/>
+          <w:kern w:val="0"/>
+          <w:sz w:val="19"/>
+          <w:szCs w:val="19"/>
+        </w:rPr>
+        <w:t>* outbuffer = (</w:t>
+      </w:r>
+      <w:r>
+        <w:rPr>
+          <w:rFonts w:ascii="Times New Roman" w:hAnsi="Times New Roman" w:cs="Times New Roman"/>
+          <w:color w:val="2B91AF"/>
+          <w:kern w:val="0"/>
+          <w:sz w:val="19"/>
+          <w:szCs w:val="19"/>
+        </w:rPr>
+        <w:t>uint8_t</w:t>
+      </w:r>
+      <w:r>
+        <w:rPr>
+          <w:rFonts w:ascii="Times New Roman" w:hAnsi="Times New Roman" w:cs="Times New Roman"/>
+          <w:color w:val="000000"/>
+          <w:kern w:val="0"/>
+          <w:sz w:val="19"/>
+          <w:szCs w:val="19"/>
+        </w:rPr>
+        <w:t>*)av_malloc(buffesize);</w:t>
+      </w:r>
+    </w:p>
+    <w:p>
+      <w:pPr>
+        <w:autoSpaceDE w:val="0"/>
+        <w:autoSpaceDN w:val="0"/>
+        <w:adjustRightInd w:val="0"/>
+        <w:jc w:val="left"/>
+        <w:rPr>
+          <w:rFonts w:ascii="Times New Roman" w:hAnsi="Times New Roman" w:cs="Times New Roman"/>
+          <w:color w:val="000000"/>
+          <w:kern w:val="0"/>
+          <w:sz w:val="19"/>
+          <w:szCs w:val="19"/>
+        </w:rPr>
+      </w:pPr>
+      <w:r>
+        <w:rPr>
+          <w:rFonts w:ascii="Times New Roman" w:hAnsi="Times New Roman" w:cs="Times New Roman"/>
+          <w:color w:val="000000"/>
+          <w:kern w:val="0"/>
+          <w:sz w:val="19"/>
+          <w:szCs w:val="19"/>
+        </w:rPr>
+        <w:tab/>
+        <w:t>av_image_fill_arrays(frameyuv-&gt;data, frameyuv-&gt;linesize, outbuffer,</w:t>
+      </w:r>
+    </w:p>
+    <w:p>
+      <w:pPr>
+        <w:rPr>
+          <w:rFonts w:ascii="Times New Roman" w:hAnsi="Times New Roman" w:cs="Times New Roman"/>
+          <w:color w:val="000000"/>
+          <w:kern w:val="0"/>
+          <w:sz w:val="19"/>
+          <w:szCs w:val="19"/>
+        </w:rPr>
+      </w:pPr>
+      <w:r>
+        <w:rPr>
+          <w:rFonts w:ascii="Times New Roman" w:hAnsi="Times New Roman" w:cs="Times New Roman"/>
+          <w:color w:val="000000"/>
+          <w:kern w:val="0"/>
+          <w:sz w:val="19"/>
+          <w:szCs w:val="19"/>
+        </w:rPr>
+        <w:tab/>
+      </w:r>
+      <w:r>
+        <w:rPr>
+          <w:rFonts w:ascii="Times New Roman" w:hAnsi="Times New Roman" w:cs="Times New Roman"/>
+          <w:color w:val="000000"/>
+          <w:kern w:val="0"/>
+          <w:sz w:val="19"/>
+          <w:szCs w:val="19"/>
+        </w:rPr>
+        <w:tab/>
+      </w:r>
+      <w:r>
+        <w:rPr>
+          <w:rFonts w:ascii="Times New Roman" w:hAnsi="Times New Roman" w:cs="Times New Roman"/>
+          <w:color w:val="2F4F4F"/>
+          <w:kern w:val="0"/>
+          <w:sz w:val="19"/>
+          <w:szCs w:val="19"/>
+        </w:rPr>
+        <w:t>AV_PIX_FMT_YUV420P</w:t>
+      </w:r>
+      <w:r>
+        <w:rPr>
+          <w:rFonts w:ascii="Times New Roman" w:hAnsi="Times New Roman" w:cs="Times New Roman"/>
+          <w:color w:val="000000"/>
+          <w:kern w:val="0"/>
+          <w:sz w:val="19"/>
+          <w:szCs w:val="19"/>
+        </w:rPr>
+        <w:t>, codecctx-&gt;width, codecctx-&gt;height,1);</w:t>
+      </w:r>
+    </w:p>
+    <w:p>
+      <w:pPr>
+        <w:rPr>
+          <w:rFonts w:ascii="Times New Roman" w:hAnsi="Times New Roman" w:cs="Times New Roman"/>
+          <w:color w:val="000000"/>
+          <w:kern w:val="0"/>
+          <w:sz w:val="19"/>
+          <w:szCs w:val="19"/>
+        </w:rPr>
+      </w:pPr>
+      <w:r>
+        <w:rPr>
+          <w:rFonts w:ascii="Times New Roman" w:hAnsi="Times New Roman" w:cs="Times New Roman"/>
+          <w:color w:val="000000"/>
+          <w:kern w:val="0"/>
+          <w:sz w:val="19"/>
+          <w:szCs w:val="19"/>
+        </w:rPr>
+        <w:t>转换为视频像素数据：</w:t>
+      </w:r>
+    </w:p>
+    <w:p>
+      <w:pPr>
+        <w:autoSpaceDE w:val="0"/>
+        <w:autoSpaceDN w:val="0"/>
+        <w:adjustRightInd w:val="0"/>
+        <w:jc w:val="left"/>
+        <w:rPr>
+          <w:rFonts w:ascii="Times New Roman" w:hAnsi="Times New Roman" w:cs="Times New Roman"/>
+          <w:color w:val="000000"/>
+          <w:kern w:val="0"/>
+          <w:sz w:val="19"/>
+          <w:szCs w:val="19"/>
+        </w:rPr>
+      </w:pPr>
+      <w:r>
+        <w:rPr>
+          <w:rFonts w:ascii="Times New Roman" w:hAnsi="Times New Roman" w:cs="Times New Roman"/>
+          <w:color w:val="000000"/>
+          <w:kern w:val="0"/>
+          <w:sz w:val="19"/>
+          <w:szCs w:val="19"/>
+        </w:rPr>
+        <w:tab/>
+      </w:r>
+      <w:r>
+        <w:rPr>
+          <w:rFonts w:ascii="Times New Roman" w:hAnsi="Times New Roman" w:cs="Times New Roman"/>
+          <w:color w:val="000000"/>
+          <w:kern w:val="0"/>
+          <w:sz w:val="19"/>
+          <w:szCs w:val="19"/>
+        </w:rPr>
+        <w:tab/>
+      </w:r>
+      <w:r>
+        <w:rPr>
+          <w:rFonts w:ascii="Times New Roman" w:hAnsi="Times New Roman" w:cs="Times New Roman"/>
+          <w:color w:val="000000"/>
+          <w:kern w:val="0"/>
+          <w:sz w:val="19"/>
+          <w:szCs w:val="19"/>
+        </w:rPr>
+        <w:tab/>
+      </w:r>
+      <w:r>
+        <w:rPr>
+          <w:rFonts w:ascii="Times New Roman" w:hAnsi="Times New Roman" w:cs="Times New Roman"/>
+          <w:color w:val="000000"/>
+          <w:kern w:val="0"/>
+          <w:sz w:val="19"/>
+          <w:szCs w:val="19"/>
+        </w:rPr>
+        <w:tab/>
+        <w:t xml:space="preserve">sws_scale(imgcvtctx, </w:t>
+      </w:r>
+    </w:p>
+    <w:p>
+      <w:pPr>
+        <w:autoSpaceDE w:val="0"/>
+        <w:autoSpaceDN w:val="0"/>
+        <w:adjustRightInd w:val="0"/>
+        <w:jc w:val="left"/>
+        <w:rPr>
+          <w:rFonts w:ascii="Times New Roman" w:hAnsi="Times New Roman" w:cs="Times New Roman"/>
+          <w:color w:val="000000"/>
+          <w:kern w:val="0"/>
+          <w:sz w:val="19"/>
+          <w:szCs w:val="19"/>
+        </w:rPr>
+      </w:pPr>
+      <w:r>
+        <w:rPr>
+          <w:rFonts w:ascii="Times New Roman" w:hAnsi="Times New Roman" w:cs="Times New Roman"/>
+          <w:color w:val="000000"/>
+          <w:kern w:val="0"/>
+          <w:sz w:val="19"/>
+          <w:szCs w:val="19"/>
+        </w:rPr>
+        <w:tab/>
+      </w:r>
+      <w:r>
+        <w:rPr>
+          <w:rFonts w:ascii="Times New Roman" w:hAnsi="Times New Roman" w:cs="Times New Roman"/>
+          <w:color w:val="000000"/>
+          <w:kern w:val="0"/>
+          <w:sz w:val="19"/>
+          <w:szCs w:val="19"/>
+        </w:rPr>
+        <w:tab/>
+      </w:r>
+      <w:r>
+        <w:rPr>
+          <w:rFonts w:ascii="Times New Roman" w:hAnsi="Times New Roman" w:cs="Times New Roman"/>
+          <w:color w:val="000000"/>
+          <w:kern w:val="0"/>
+          <w:sz w:val="19"/>
+          <w:szCs w:val="19"/>
+        </w:rPr>
+        <w:tab/>
+      </w:r>
+      <w:r>
+        <w:rPr>
+          <w:rFonts w:ascii="Times New Roman" w:hAnsi="Times New Roman" w:cs="Times New Roman"/>
+          <w:color w:val="000000"/>
+          <w:kern w:val="0"/>
+          <w:sz w:val="19"/>
+          <w:szCs w:val="19"/>
+        </w:rPr>
+        <w:tab/>
+      </w:r>
+      <w:r>
+        <w:rPr>
+          <w:rFonts w:ascii="Times New Roman" w:hAnsi="Times New Roman" w:cs="Times New Roman"/>
+          <w:color w:val="000000"/>
+          <w:kern w:val="0"/>
+          <w:sz w:val="19"/>
+          <w:szCs w:val="19"/>
+        </w:rPr>
+        <w:tab/>
+        <w:t>(</w:t>
+      </w:r>
+      <w:r>
+        <w:rPr>
+          <w:rFonts w:ascii="Times New Roman" w:hAnsi="Times New Roman" w:cs="Times New Roman"/>
+          <w:color w:val="0000FF"/>
+          <w:kern w:val="0"/>
+          <w:sz w:val="19"/>
+          <w:szCs w:val="19"/>
+        </w:rPr>
+        <w:t>const</w:t>
+      </w:r>
+      <w:r>
+        <w:rPr>
+          <w:rFonts w:ascii="Times New Roman" w:hAnsi="Times New Roman" w:cs="Times New Roman"/>
+          <w:color w:val="000000"/>
+          <w:kern w:val="0"/>
+          <w:sz w:val="19"/>
+          <w:szCs w:val="19"/>
+        </w:rPr>
+        <w:t xml:space="preserve"> </w:t>
+      </w:r>
+      <w:r>
+        <w:rPr>
+          <w:rFonts w:ascii="Times New Roman" w:hAnsi="Times New Roman" w:cs="Times New Roman"/>
+          <w:color w:val="2B91AF"/>
+          <w:kern w:val="0"/>
+          <w:sz w:val="19"/>
+          <w:szCs w:val="19"/>
+        </w:rPr>
+        <w:t>uint8_t</w:t>
+      </w:r>
+      <w:r>
+        <w:rPr>
+          <w:rFonts w:ascii="Times New Roman" w:hAnsi="Times New Roman" w:cs="Times New Roman"/>
+          <w:color w:val="000000"/>
+          <w:kern w:val="0"/>
+          <w:sz w:val="19"/>
+          <w:szCs w:val="19"/>
+        </w:rPr>
+        <w:t xml:space="preserve">* </w:t>
+      </w:r>
+      <w:r>
+        <w:rPr>
+          <w:rFonts w:ascii="Times New Roman" w:hAnsi="Times New Roman" w:cs="Times New Roman"/>
+          <w:color w:val="0000FF"/>
+          <w:kern w:val="0"/>
+          <w:sz w:val="19"/>
+          <w:szCs w:val="19"/>
+        </w:rPr>
+        <w:t>const</w:t>
+      </w:r>
+      <w:r>
+        <w:rPr>
+          <w:rFonts w:ascii="Times New Roman" w:hAnsi="Times New Roman" w:cs="Times New Roman"/>
+          <w:color w:val="000000"/>
+          <w:kern w:val="0"/>
+          <w:sz w:val="19"/>
+          <w:szCs w:val="19"/>
+        </w:rPr>
+        <w:t xml:space="preserve">*)frame-&gt;data,frame-&gt;linesize, </w:t>
+      </w:r>
+    </w:p>
+    <w:p>
+      <w:pPr>
+        <w:autoSpaceDE w:val="0"/>
+        <w:autoSpaceDN w:val="0"/>
+        <w:adjustRightInd w:val="0"/>
+        <w:jc w:val="left"/>
+        <w:rPr>
+          <w:rFonts w:ascii="Times New Roman" w:hAnsi="Times New Roman" w:cs="Times New Roman"/>
+          <w:color w:val="000000"/>
+          <w:kern w:val="0"/>
+          <w:sz w:val="19"/>
+          <w:szCs w:val="19"/>
+        </w:rPr>
+      </w:pPr>
+      <w:r>
+        <w:rPr>
+          <w:rFonts w:ascii="Times New Roman" w:hAnsi="Times New Roman" w:cs="Times New Roman"/>
+          <w:color w:val="000000"/>
+          <w:kern w:val="0"/>
+          <w:sz w:val="19"/>
+          <w:szCs w:val="19"/>
+        </w:rPr>
+        <w:tab/>
+      </w:r>
+      <w:r>
+        <w:rPr>
+          <w:rFonts w:ascii="Times New Roman" w:hAnsi="Times New Roman" w:cs="Times New Roman"/>
+          <w:color w:val="000000"/>
+          <w:kern w:val="0"/>
+          <w:sz w:val="19"/>
+          <w:szCs w:val="19"/>
+        </w:rPr>
+        <w:tab/>
+      </w:r>
+      <w:r>
+        <w:rPr>
+          <w:rFonts w:ascii="Times New Roman" w:hAnsi="Times New Roman" w:cs="Times New Roman"/>
+          <w:color w:val="000000"/>
+          <w:kern w:val="0"/>
+          <w:sz w:val="19"/>
+          <w:szCs w:val="19"/>
+        </w:rPr>
+        <w:tab/>
+      </w:r>
+      <w:r>
+        <w:rPr>
+          <w:rFonts w:ascii="Times New Roman" w:hAnsi="Times New Roman" w:cs="Times New Roman"/>
+          <w:color w:val="000000"/>
+          <w:kern w:val="0"/>
+          <w:sz w:val="19"/>
+          <w:szCs w:val="19"/>
+        </w:rPr>
+        <w:tab/>
+      </w:r>
+      <w:r>
+        <w:rPr>
+          <w:rFonts w:ascii="Times New Roman" w:hAnsi="Times New Roman" w:cs="Times New Roman"/>
+          <w:color w:val="000000"/>
+          <w:kern w:val="0"/>
+          <w:sz w:val="19"/>
+          <w:szCs w:val="19"/>
+        </w:rPr>
+        <w:tab/>
+        <w:t>0, codecctx-&gt;height,</w:t>
+      </w:r>
+    </w:p>
+    <w:p>
+      <w:pPr>
+        <w:rPr>
+          <w:rFonts w:ascii="Times New Roman" w:hAnsi="Times New Roman" w:cs="Times New Roman"/>
+          <w:color w:val="000000"/>
+          <w:kern w:val="0"/>
+          <w:sz w:val="19"/>
+          <w:szCs w:val="19"/>
+        </w:rPr>
+      </w:pPr>
+      <w:r>
+        <w:rPr>
+          <w:rFonts w:ascii="Times New Roman" w:hAnsi="Times New Roman" w:cs="Times New Roman"/>
+          <w:color w:val="000000"/>
+          <w:kern w:val="0"/>
+          <w:sz w:val="19"/>
+          <w:szCs w:val="19"/>
+        </w:rPr>
+        <w:tab/>
+      </w:r>
+      <w:r>
+        <w:rPr>
+          <w:rFonts w:ascii="Times New Roman" w:hAnsi="Times New Roman" w:cs="Times New Roman"/>
+          <w:color w:val="000000"/>
+          <w:kern w:val="0"/>
+          <w:sz w:val="19"/>
+          <w:szCs w:val="19"/>
+        </w:rPr>
+        <w:tab/>
+      </w:r>
+      <w:r>
+        <w:rPr>
+          <w:rFonts w:ascii="Times New Roman" w:hAnsi="Times New Roman" w:cs="Times New Roman"/>
+          <w:color w:val="000000"/>
+          <w:kern w:val="0"/>
+          <w:sz w:val="19"/>
+          <w:szCs w:val="19"/>
+        </w:rPr>
+        <w:tab/>
+      </w:r>
+      <w:r>
+        <w:rPr>
+          <w:rFonts w:ascii="Times New Roman" w:hAnsi="Times New Roman" w:cs="Times New Roman"/>
+          <w:color w:val="000000"/>
+          <w:kern w:val="0"/>
+          <w:sz w:val="19"/>
+          <w:szCs w:val="19"/>
+        </w:rPr>
+        <w:tab/>
+      </w:r>
+      <w:r>
+        <w:rPr>
+          <w:rFonts w:ascii="Times New Roman" w:hAnsi="Times New Roman" w:cs="Times New Roman"/>
+          <w:color w:val="000000"/>
+          <w:kern w:val="0"/>
+          <w:sz w:val="19"/>
+          <w:szCs w:val="19"/>
+        </w:rPr>
+        <w:tab/>
+        <w:t>frameyuv-&gt;data, frame-&gt;linesize);</w:t>
+      </w:r>
+    </w:p>
+    <w:p>
+      <w:pPr>
+        <w:rPr>
+          <w:rFonts w:ascii="新宋体" w:eastAsia="新宋体" w:cs="新宋体"/>
+          <w:color w:val="000000"/>
+          <w:kern w:val="0"/>
+          <w:sz w:val="19"/>
+          <w:szCs w:val="19"/>
+        </w:rPr>
+      </w:pPr>
+      <w:r>
+        <w:rPr>
+          <w:noProof/>
+        </w:rPr>
+        <w:drawing>
+          <wp:inline distT="0" distB="0" distL="0" distR="0" wp14:anchorId="6862D0A0" wp14:editId="30DEB39C">
+            <wp:extent cx="3789738" cy="3956274"/>
+            <wp:effectExtent l="0" t="0" r="1270" b="6350"/>
+            <wp:docPr id="2" name="图片 2"/>
+            <wp:cNvGraphicFramePr>
+              <a:graphicFrameLocks xmlns:a="http://schemas.openxmlformats.org/drawingml/2006/main" noChangeAspect="1"/>
+            </wp:cNvGraphicFramePr>
+            <a:graphic xmlns:a="http://schemas.openxmlformats.org/drawingml/2006/main">
+              <a:graphicData uri="http://schemas.openxmlformats.org/drawingml/2006/picture">
+                <pic:pic xmlns:pic="http://schemas.openxmlformats.org/drawingml/2006/picture">
+                  <pic:nvPicPr>
+                    <pic:cNvPr id="1" name=""/>
+                    <pic:cNvPicPr/>
+                  </pic:nvPicPr>
+                  <pic:blipFill>
+                    <a:blip r:embed="rId11"/>
+                    <a:stretch>
+                      <a:fillRect/>
+                    </a:stretch>
+                  </pic:blipFill>
+                  <pic:spPr>
+                    <a:xfrm>
+                      <a:off x="0" y="0"/>
+                      <a:ext cx="3802507" cy="3969604"/>
+                    </a:xfrm>
+                    <a:prstGeom prst="rect">
+                      <a:avLst/>
+                    </a:prstGeom>
+                  </pic:spPr>
+                </pic:pic>
+              </a:graphicData>
+            </a:graphic>
+          </wp:inline>
+        </w:drawing>
+      </w:r>
+    </w:p>
+    <w:p>
+      <w:pPr>
+        <w:rPr>
+          <w:rFonts w:ascii="Times New Roman" w:hAnsi="Times New Roman" w:cs="Times New Roman"/>
+          <w:color w:val="438086"/>
+          <w:szCs w:val="21"/>
+        </w:rPr>
+      </w:pPr>
+      <w:r>
+        <w:rPr>
+          <w:rFonts w:ascii="Times New Roman" w:hAnsi="Times New Roman" w:cs="Times New Roman"/>
+          <w:color w:val="000000"/>
+          <w:szCs w:val="21"/>
+        </w:rPr>
+        <w:t>FFmpeg</w:t>
+      </w:r>
+      <w:r>
+        <w:rPr>
+          <w:rFonts w:ascii="Times New Roman" w:hAnsi="Times New Roman" w:cs="Times New Roman"/>
+          <w:color w:val="000000"/>
+          <w:szCs w:val="21"/>
+        </w:rPr>
+        <w:t>解码函数简介</w:t>
+      </w:r>
+      <w:r>
+        <w:rPr>
+          <w:rFonts w:ascii="Times New Roman" w:hAnsi="Times New Roman" w:cs="Times New Roman"/>
+          <w:color w:val="438086"/>
+          <w:szCs w:val="21"/>
+        </w:rPr>
+        <w:br/>
+      </w:r>
+      <w:r>
+        <w:rPr>
+          <w:rFonts w:ascii="Times New Roman" w:eastAsia="微软雅黑" w:hAnsi="Times New Roman" w:cs="Times New Roman"/>
+          <w:color w:val="438086"/>
+          <w:szCs w:val="21"/>
+        </w:rPr>
+        <w:lastRenderedPageBreak/>
+        <w:t>▫</w:t>
+      </w:r>
+      <w:r>
+        <w:rPr>
+          <w:rFonts w:ascii="Times New Roman" w:hAnsi="Times New Roman" w:cs="Times New Roman"/>
+          <w:color w:val="438086"/>
+          <w:szCs w:val="21"/>
+        </w:rPr>
+        <w:t xml:space="preserve"> avformat_open_input()</w:t>
+      </w:r>
+      <w:r>
+        <w:rPr>
+          <w:rFonts w:ascii="Times New Roman" w:hAnsi="Times New Roman" w:cs="Times New Roman"/>
+          <w:color w:val="438086"/>
+          <w:szCs w:val="21"/>
+        </w:rPr>
+        <w:t>：打开输入视频文件。</w:t>
+      </w:r>
+    </w:p>
+    <w:p>
+      <w:pPr>
+        <w:rPr>
+          <w:rFonts w:ascii="Times New Roman" w:hAnsi="Times New Roman" w:cs="Times New Roman"/>
+          <w:color w:val="438086"/>
+          <w:szCs w:val="21"/>
+        </w:rPr>
+      </w:pPr>
+      <w:r>
+        <w:rPr>
+          <w:rFonts w:ascii="Times New Roman" w:eastAsia="微软雅黑" w:hAnsi="Times New Roman" w:cs="Times New Roman"/>
+          <w:color w:val="438086"/>
+          <w:szCs w:val="21"/>
+        </w:rPr>
+        <w:t>▫</w:t>
+      </w:r>
+      <w:r>
+        <w:rPr>
+          <w:rFonts w:ascii="Times New Roman" w:hAnsi="Times New Roman" w:cs="Times New Roman"/>
+          <w:color w:val="438086"/>
+          <w:szCs w:val="21"/>
+        </w:rPr>
+        <w:t xml:space="preserve"> avformat_find_stream_info()</w:t>
+      </w:r>
+      <w:r>
+        <w:rPr>
+          <w:rFonts w:ascii="Times New Roman" w:hAnsi="Times New Roman" w:cs="Times New Roman"/>
+          <w:color w:val="438086"/>
+          <w:szCs w:val="21"/>
+        </w:rPr>
+        <w:t>：获取视频文件信息。</w:t>
+      </w:r>
+    </w:p>
+    <w:p>
+      <w:pPr>
+        <w:rPr>
+          <w:rFonts w:ascii="Times New Roman" w:hAnsi="Times New Roman" w:cs="Times New Roman"/>
+          <w:color w:val="438086"/>
+          <w:szCs w:val="21"/>
+        </w:rPr>
+      </w:pPr>
+      <w:r>
+        <w:rPr>
+          <w:rFonts w:ascii="Times New Roman" w:eastAsia="微软雅黑" w:hAnsi="Times New Roman" w:cs="Times New Roman"/>
+          <w:color w:val="438086"/>
+          <w:szCs w:val="21"/>
+        </w:rPr>
+        <w:t>▫</w:t>
+      </w:r>
+      <w:r>
+        <w:rPr>
+          <w:rFonts w:ascii="Times New Roman" w:hAnsi="Times New Roman" w:cs="Times New Roman"/>
+          <w:color w:val="438086"/>
+          <w:szCs w:val="21"/>
+        </w:rPr>
+        <w:t xml:space="preserve"> avcodec_find_decoder()</w:t>
+      </w:r>
+      <w:r>
+        <w:rPr>
+          <w:rFonts w:ascii="Times New Roman" w:hAnsi="Times New Roman" w:cs="Times New Roman"/>
+          <w:color w:val="438086"/>
+          <w:szCs w:val="21"/>
+        </w:rPr>
+        <w:t>：查找解码器。</w:t>
+      </w:r>
+    </w:p>
+    <w:p>
+      <w:pPr>
+        <w:rPr>
+          <w:rFonts w:ascii="Times New Roman" w:hAnsi="Times New Roman" w:cs="Times New Roman"/>
+          <w:color w:val="438086"/>
+          <w:szCs w:val="21"/>
+        </w:rPr>
+      </w:pPr>
+      <w:r>
+        <w:rPr>
+          <w:rFonts w:ascii="Times New Roman" w:eastAsia="微软雅黑" w:hAnsi="Times New Roman" w:cs="Times New Roman"/>
+          <w:color w:val="438086"/>
+          <w:szCs w:val="21"/>
+        </w:rPr>
+        <w:t>▫</w:t>
+      </w:r>
+      <w:r>
+        <w:rPr>
+          <w:rFonts w:ascii="Times New Roman" w:hAnsi="Times New Roman" w:cs="Times New Roman"/>
+          <w:color w:val="438086"/>
+          <w:szCs w:val="21"/>
+        </w:rPr>
+        <w:t xml:space="preserve"> avcodec_open2()</w:t>
+      </w:r>
+      <w:r>
+        <w:rPr>
+          <w:rFonts w:ascii="Times New Roman" w:hAnsi="Times New Roman" w:cs="Times New Roman"/>
+          <w:color w:val="438086"/>
+          <w:szCs w:val="21"/>
+        </w:rPr>
+        <w:t>：打开解码器。</w:t>
+      </w:r>
+    </w:p>
+    <w:p>
+      <w:pPr>
+        <w:rPr>
+          <w:rFonts w:ascii="Times New Roman" w:hAnsi="Times New Roman" w:cs="Times New Roman"/>
+          <w:color w:val="438086"/>
+          <w:szCs w:val="21"/>
+        </w:rPr>
+      </w:pPr>
+      <w:r>
+        <w:rPr>
+          <w:rFonts w:ascii="Times New Roman" w:eastAsia="微软雅黑" w:hAnsi="Times New Roman" w:cs="Times New Roman"/>
+          <w:color w:val="438086"/>
+          <w:szCs w:val="21"/>
+        </w:rPr>
+        <w:t>▫</w:t>
+      </w:r>
+      <w:r>
+        <w:rPr>
+          <w:rFonts w:ascii="Times New Roman" w:hAnsi="Times New Roman" w:cs="Times New Roman"/>
+          <w:color w:val="438086"/>
+          <w:szCs w:val="21"/>
+        </w:rPr>
+        <w:t xml:space="preserve"> av_read_frame()</w:t>
+      </w:r>
+      <w:r>
+        <w:rPr>
+          <w:rFonts w:ascii="Times New Roman" w:hAnsi="Times New Roman" w:cs="Times New Roman"/>
+          <w:color w:val="438086"/>
+          <w:szCs w:val="21"/>
+        </w:rPr>
+        <w:t>：从输入文件读取一帧压缩数据。</w:t>
+      </w:r>
+    </w:p>
+    <w:p>
+      <w:pPr>
+        <w:rPr>
+          <w:rFonts w:ascii="Times New Roman" w:hAnsi="Times New Roman" w:cs="Times New Roman"/>
+          <w:color w:val="438086"/>
+          <w:szCs w:val="21"/>
+        </w:rPr>
+      </w:pPr>
+      <w:r>
+        <w:rPr>
+          <w:rFonts w:ascii="Times New Roman" w:eastAsia="微软雅黑" w:hAnsi="Times New Roman" w:cs="Times New Roman"/>
+          <w:color w:val="438086"/>
+          <w:szCs w:val="21"/>
+        </w:rPr>
+        <w:t>▫</w:t>
+      </w:r>
+      <w:r>
+        <w:rPr>
+          <w:rFonts w:ascii="Times New Roman" w:hAnsi="Times New Roman" w:cs="Times New Roman"/>
+          <w:color w:val="438086"/>
+          <w:szCs w:val="21"/>
+        </w:rPr>
+        <w:t xml:space="preserve"> avcodec_send_packet() </w:t>
+      </w:r>
+      <w:r>
+        <w:rPr>
+          <w:rFonts w:ascii="Times New Roman" w:hAnsi="Times New Roman" w:cs="Times New Roman" w:hint="eastAsia"/>
+          <w:color w:val="438086"/>
+          <w:szCs w:val="21"/>
+        </w:rPr>
+        <w:t>+</w:t>
+      </w:r>
+      <w:r>
+        <w:rPr>
+          <w:rFonts w:ascii="Times New Roman" w:hAnsi="Times New Roman" w:cs="Times New Roman"/>
+          <w:color w:val="438086"/>
+          <w:szCs w:val="21"/>
+        </w:rPr>
+        <w:t xml:space="preserve"> </w:t>
+      </w:r>
+      <w:r>
+        <w:rPr>
+          <w:rFonts w:ascii="Times New Roman" w:hAnsi="Times New Roman" w:cs="Times New Roman"/>
+          <w:color w:val="438086"/>
+          <w:szCs w:val="21"/>
+        </w:rPr>
+        <w:t>avcodec_receive_frame()</w:t>
+      </w:r>
+      <w:r>
+        <w:rPr>
+          <w:rFonts w:ascii="Times New Roman" w:hAnsi="Times New Roman" w:cs="Times New Roman"/>
+          <w:color w:val="438086"/>
+          <w:szCs w:val="21"/>
+        </w:rPr>
+        <w:t>：解码一帧压缩数据。</w:t>
+      </w:r>
+    </w:p>
+    <w:p>
+      <w:pPr>
+        <w:rPr>
+          <w:rFonts w:ascii="Times New Roman" w:hAnsi="Times New Roman" w:cs="Times New Roman"/>
+          <w:color w:val="438086"/>
+          <w:szCs w:val="21"/>
+        </w:rPr>
+      </w:pPr>
+      <w:r>
+        <w:rPr>
+          <w:rFonts w:ascii="Times New Roman" w:eastAsia="微软雅黑" w:hAnsi="Times New Roman" w:cs="Times New Roman"/>
+          <w:color w:val="438086"/>
+          <w:szCs w:val="21"/>
+        </w:rPr>
+        <w:t>▫</w:t>
+      </w:r>
+      <w:r>
+        <w:rPr>
+          <w:rFonts w:ascii="Times New Roman" w:hAnsi="Times New Roman" w:cs="Times New Roman"/>
+          <w:color w:val="438086"/>
+          <w:szCs w:val="21"/>
+        </w:rPr>
+        <w:t xml:space="preserve"> avcodec_close()</w:t>
+      </w:r>
+      <w:r>
+        <w:rPr>
+          <w:rFonts w:ascii="Times New Roman" w:hAnsi="Times New Roman" w:cs="Times New Roman"/>
+          <w:color w:val="438086"/>
+          <w:szCs w:val="21"/>
+        </w:rPr>
+        <w:t>：关闭解码器。</w:t>
+      </w:r>
+    </w:p>
+    <w:p>
+      <w:pPr>
+        <w:rPr>
+          <w:rFonts w:ascii="Times New Roman" w:hAnsi="Times New Roman" w:cs="Times New Roman"/>
+          <w:color w:val="438086"/>
+          <w:szCs w:val="21"/>
+        </w:rPr>
+      </w:pPr>
+      <w:r>
+        <w:rPr>
+          <w:rFonts w:ascii="Times New Roman" w:eastAsia="微软雅黑" w:hAnsi="Times New Roman" w:cs="Times New Roman"/>
+          <w:color w:val="438086"/>
+          <w:szCs w:val="21"/>
+        </w:rPr>
+        <w:t>▫</w:t>
+      </w:r>
+      <w:r>
+        <w:rPr>
+          <w:rFonts w:ascii="Times New Roman" w:hAnsi="Times New Roman" w:cs="Times New Roman"/>
+          <w:color w:val="438086"/>
+          <w:szCs w:val="21"/>
+        </w:rPr>
+        <w:t xml:space="preserve"> avformat_close_input()</w:t>
+      </w:r>
+      <w:r>
+        <w:rPr>
+          <w:rFonts w:ascii="Times New Roman" w:hAnsi="Times New Roman" w:cs="Times New Roman"/>
+          <w:color w:val="438086"/>
+          <w:szCs w:val="21"/>
+        </w:rPr>
+        <w:t>：关闭输入视频文件</w:t>
+      </w:r>
+    </w:p>
+    <w:p>
+      <w:pPr>
+        <w:rPr>
+          <w:rFonts w:ascii="Times New Roman" w:hAnsi="Times New Roman" w:cs="Times New Roman"/>
+          <w:color w:val="000000"/>
+          <w:kern w:val="0"/>
+          <w:szCs w:val="21"/>
+        </w:rPr>
+      </w:pPr>
+      <w:r>
+        <w:rPr>
+          <w:noProof/>
+        </w:rPr>
+        <w:drawing>
+          <wp:inline distT="0" distB="0" distL="0" distR="0" wp14:anchorId="374CEE6D" wp14:editId="129F32B3">
+            <wp:extent cx="4413433" cy="2507463"/>
+            <wp:effectExtent l="0" t="0" r="6350" b="7620"/>
+            <wp:docPr id="9" name="图片 9"/>
+            <wp:cNvGraphicFramePr>
+              <a:graphicFrameLocks xmlns:a="http://schemas.openxmlformats.org/drawingml/2006/main" noChangeAspect="1"/>
+            </wp:cNvGraphicFramePr>
+            <a:graphic xmlns:a="http://schemas.openxmlformats.org/drawingml/2006/main">
+              <a:graphicData uri="http://schemas.openxmlformats.org/drawingml/2006/picture">
+                <pic:pic xmlns:pic="http://schemas.openxmlformats.org/drawingml/2006/picture">
+                  <pic:nvPicPr>
+                    <pic:cNvPr id="1" name=""/>
+                    <pic:cNvPicPr/>
+                  </pic:nvPicPr>
+                  <pic:blipFill>
+                    <a:blip r:embed="rId12"/>
+                    <a:stretch>
+                      <a:fillRect/>
+                    </a:stretch>
+                  </pic:blipFill>
+                  <pic:spPr>
+                    <a:xfrm>
+                      <a:off x="0" y="0"/>
+                      <a:ext cx="4432020" cy="2518023"/>
+                    </a:xfrm>
+                    <a:prstGeom prst="rect">
+                      <a:avLst/>
+                    </a:prstGeom>
+                  </pic:spPr>
+                </pic:pic>
+              </a:graphicData>
+            </a:graphic>
+          </wp:inline>
+        </w:drawing>
+      </w:r>
+    </w:p>
+    <w:p>
+      <w:pPr>
+        <w:rPr>
+          <w:rFonts w:ascii="Times New Roman" w:hAnsi="Times New Roman" w:cs="Times New Roman"/>
+          <w:color w:val="000000"/>
+          <w:kern w:val="0"/>
+          <w:szCs w:val="21"/>
+        </w:rPr>
+      </w:pPr>
+      <w:r>
+        <w:rPr>
+          <w:rFonts w:ascii="Times New Roman" w:hAnsi="Times New Roman" w:cs="Times New Roman" w:hint="eastAsia"/>
+          <w:color w:val="000000"/>
+          <w:kern w:val="0"/>
+          <w:szCs w:val="21"/>
+        </w:rPr>
+        <w:t>一般</w:t>
+      </w:r>
+      <w:r>
+        <w:rPr>
+          <w:rFonts w:ascii="Times New Roman" w:hAnsi="Times New Roman" w:cs="Times New Roman" w:hint="eastAsia"/>
+          <w:color w:val="000000"/>
+          <w:kern w:val="0"/>
+          <w:szCs w:val="21"/>
+        </w:rPr>
+        <w:t>A</w:t>
+      </w:r>
+      <w:r>
+        <w:rPr>
+          <w:rFonts w:ascii="Times New Roman" w:hAnsi="Times New Roman" w:cs="Times New Roman"/>
+          <w:color w:val="000000"/>
+          <w:kern w:val="0"/>
+          <w:szCs w:val="21"/>
+        </w:rPr>
+        <w:t>VFormatContext::</w:t>
+      </w:r>
+      <w:r>
+        <w:rPr>
+          <w:rFonts w:ascii="Times New Roman" w:hAnsi="Times New Roman" w:cs="Times New Roman" w:hint="eastAsia"/>
+          <w:color w:val="000000"/>
+          <w:kern w:val="0"/>
+          <w:szCs w:val="21"/>
+        </w:rPr>
+        <w:t>stream</w:t>
+      </w:r>
+      <w:r>
+        <w:rPr>
+          <w:rFonts w:ascii="Times New Roman" w:hAnsi="Times New Roman" w:cs="Times New Roman"/>
+          <w:color w:val="000000"/>
+          <w:kern w:val="0"/>
+          <w:szCs w:val="21"/>
+        </w:rPr>
+        <w:t>s[</w:t>
+      </w:r>
+      <w:r>
+        <w:rPr>
+          <w:rFonts w:ascii="Times New Roman" w:hAnsi="Times New Roman" w:cs="Times New Roman" w:hint="eastAsia"/>
+          <w:color w:val="000000"/>
+          <w:kern w:val="0"/>
+          <w:szCs w:val="21"/>
+        </w:rPr>
+        <w:t>0</w:t>
+      </w:r>
+      <w:r>
+        <w:rPr>
+          <w:rFonts w:ascii="Times New Roman" w:hAnsi="Times New Roman" w:cs="Times New Roman"/>
+          <w:color w:val="000000"/>
+          <w:kern w:val="0"/>
+          <w:szCs w:val="21"/>
+        </w:rPr>
+        <w:t>]</w:t>
+      </w:r>
+      <w:r>
+        <w:rPr>
+          <w:rFonts w:ascii="Times New Roman" w:hAnsi="Times New Roman" w:cs="Times New Roman" w:hint="eastAsia"/>
+          <w:color w:val="000000"/>
+          <w:kern w:val="0"/>
+          <w:szCs w:val="21"/>
+        </w:rPr>
+        <w:t>为视频流，</w:t>
+      </w:r>
+      <w:r>
+        <w:rPr>
+          <w:rFonts w:ascii="Times New Roman" w:hAnsi="Times New Roman" w:cs="Times New Roman"/>
+          <w:color w:val="000000"/>
+          <w:kern w:val="0"/>
+          <w:szCs w:val="21"/>
+        </w:rPr>
+        <w:t>streams[</w:t>
+      </w:r>
+      <w:r>
+        <w:rPr>
+          <w:rFonts w:ascii="Times New Roman" w:hAnsi="Times New Roman" w:cs="Times New Roman" w:hint="eastAsia"/>
+          <w:color w:val="000000"/>
+          <w:kern w:val="0"/>
+          <w:szCs w:val="21"/>
+        </w:rPr>
+        <w:t>1</w:t>
+      </w:r>
+      <w:r>
+        <w:rPr>
+          <w:rFonts w:ascii="Times New Roman" w:hAnsi="Times New Roman" w:cs="Times New Roman"/>
+          <w:color w:val="000000"/>
+          <w:kern w:val="0"/>
+          <w:szCs w:val="21"/>
+        </w:rPr>
+        <w:t>]</w:t>
+      </w:r>
+      <w:r>
+        <w:rPr>
+          <w:rFonts w:ascii="Times New Roman" w:hAnsi="Times New Roman" w:cs="Times New Roman" w:hint="eastAsia"/>
+          <w:color w:val="000000"/>
+          <w:kern w:val="0"/>
+          <w:szCs w:val="21"/>
+        </w:rPr>
+        <w:t>为音频流</w:t>
+      </w:r>
+    </w:p>
+    <w:p>
+      <w:pPr>
+        <w:autoSpaceDE w:val="0"/>
+        <w:autoSpaceDN w:val="0"/>
+        <w:adjustRightInd w:val="0"/>
+        <w:jc w:val="left"/>
+        <w:rPr>
+          <w:rFonts w:ascii="新宋体" w:eastAsia="新宋体" w:cs="新宋体" w:hint="eastAsia"/>
+          <w:color w:val="000000"/>
+          <w:kern w:val="0"/>
+          <w:sz w:val="19"/>
+          <w:szCs w:val="19"/>
+        </w:rPr>
+      </w:pPr>
+      <w:r>
+        <w:rPr>
+          <w:rFonts w:ascii="Times New Roman" w:hAnsi="Times New Roman" w:cs="Times New Roman" w:hint="eastAsia"/>
+          <w:color w:val="000000"/>
+          <w:kern w:val="0"/>
+          <w:szCs w:val="21"/>
+        </w:rPr>
+        <w:t>可用</w:t>
+      </w:r>
+      <w:r>
+        <w:rPr>
+          <w:rFonts w:ascii="Times New Roman" w:hAnsi="Times New Roman" w:cs="Times New Roman"/>
+          <w:color w:val="000000"/>
+          <w:kern w:val="0"/>
+          <w:szCs w:val="21"/>
+        </w:rPr>
+        <w:t>formatctx-&gt;st</w:t>
+      </w:r>
+      <w:r>
+        <w:rPr>
+          <w:rFonts w:ascii="Times New Roman" w:hAnsi="Times New Roman" w:cs="Times New Roman"/>
+          <w:color w:val="000000"/>
+          <w:kern w:val="0"/>
+          <w:szCs w:val="21"/>
+        </w:rPr>
+        <w:t xml:space="preserve">reams[i]-&gt;codecpar-&gt;codec_type </w:t>
+      </w:r>
+      <w:r>
+        <w:rPr>
+          <w:rFonts w:ascii="Times New Roman" w:hAnsi="Times New Roman" w:cs="Times New Roman"/>
+          <w:color w:val="000000"/>
+          <w:kern w:val="0"/>
+          <w:szCs w:val="21"/>
+        </w:rPr>
+        <w:t>== AVMEDIA_TYPE_VIDEO</w:t>
+      </w:r>
+      <w:r>
+        <w:rPr>
+          <w:rFonts w:ascii="Times New Roman" w:hAnsi="Times New Roman" w:cs="Times New Roman" w:hint="eastAsia"/>
+          <w:color w:val="000000"/>
+          <w:kern w:val="0"/>
+          <w:szCs w:val="21"/>
+        </w:rPr>
+        <w:t>判断</w:t>
+      </w:r>
+    </w:p>
+    <w:p>
+      <w:pPr>
+        <w:rPr>
+          <w:rFonts w:ascii="Times New Roman" w:hAnsi="Times New Roman" w:cs="Times New Roman"/>
+          <w:color w:val="438086"/>
+          <w:sz w:val="24"/>
+          <w:szCs w:val="40"/>
+        </w:rPr>
+      </w:pPr>
+      <w:r>
+        <w:rPr>
+          <w:rFonts w:ascii="Times New Roman" w:hAnsi="Times New Roman" w:cs="Times New Roman"/>
+          <w:color w:val="438086"/>
+          <w:sz w:val="24"/>
+          <w:szCs w:val="40"/>
+        </w:rPr>
+        <w:t>AVInputFormat</w:t>
+      </w:r>
+    </w:p>
+    <w:p>
+      <w:pPr>
+        <w:rPr>
+          <w:rFonts w:ascii="Times New Roman" w:hAnsi="Times New Roman" w:cs="Times New Roman"/>
+          <w:color w:val="53548A"/>
+          <w:sz w:val="22"/>
+          <w:szCs w:val="36"/>
+        </w:rPr>
+      </w:pPr>
+      <w:r>
+        <w:rPr>
+          <w:rFonts w:ascii="Times New Roman" w:hAnsi="Times New Roman" w:cs="Times New Roman"/>
+          <w:color w:val="53548A"/>
+          <w:sz w:val="22"/>
+          <w:szCs w:val="36"/>
+        </w:rPr>
+        <w:sym w:font="Wingdings 2" w:char="F096"/>
+      </w:r>
+      <w:r>
+        <w:rPr>
+          <w:rFonts w:ascii="Times New Roman" w:hAnsi="Times New Roman" w:cs="Times New Roman"/>
+          <w:color w:val="53548A"/>
+          <w:sz w:val="22"/>
+          <w:szCs w:val="36"/>
+        </w:rPr>
+        <w:t xml:space="preserve"> </w:t>
+      </w:r>
+      <w:r>
+        <w:rPr>
+          <w:rFonts w:ascii="Times New Roman" w:hAnsi="Times New Roman" w:cs="Times New Roman"/>
+          <w:color w:val="53548A"/>
+          <w:sz w:val="22"/>
+          <w:szCs w:val="36"/>
+        </w:rPr>
+        <w:t>每种封装格式（例如</w:t>
+      </w:r>
+      <w:r>
+        <w:rPr>
+          <w:rFonts w:ascii="Times New Roman" w:hAnsi="Times New Roman" w:cs="Times New Roman"/>
+          <w:color w:val="53548A"/>
+          <w:sz w:val="22"/>
+          <w:szCs w:val="36"/>
+        </w:rPr>
+        <w:t>FLV, MKV, MP4, AVI</w:t>
+      </w:r>
+      <w:r>
+        <w:rPr>
+          <w:rFonts w:ascii="Times New Roman" w:hAnsi="Times New Roman" w:cs="Times New Roman"/>
+          <w:color w:val="53548A"/>
+          <w:sz w:val="22"/>
+          <w:szCs w:val="36"/>
+        </w:rPr>
+        <w:t>）对应一个该结构体。</w:t>
+      </w:r>
+    </w:p>
+    <w:p>
+      <w:pPr>
+        <w:rPr>
+          <w:rFonts w:ascii="Times New Roman" w:hAnsi="Times New Roman" w:cs="Times New Roman"/>
+          <w:color w:val="438086"/>
+          <w:sz w:val="24"/>
+          <w:szCs w:val="40"/>
+        </w:rPr>
+      </w:pPr>
+      <w:r>
+        <w:rPr>
+          <w:rFonts w:ascii="Times New Roman" w:hAnsi="Times New Roman" w:cs="Times New Roman"/>
+          <w:color w:val="438086"/>
+          <w:sz w:val="24"/>
+          <w:szCs w:val="40"/>
+        </w:rPr>
+        <w:t>AVInputFormat</w:t>
+      </w:r>
+    </w:p>
+    <w:p>
+      <w:pPr>
+        <w:rPr>
+          <w:rFonts w:ascii="Times New Roman" w:hAnsi="Times New Roman" w:cs="Times New Roman"/>
+          <w:color w:val="53548A"/>
+          <w:szCs w:val="21"/>
+        </w:rPr>
+      </w:pPr>
+      <w:r>
+        <w:rPr>
+          <w:rFonts w:ascii="Times New Roman" w:hAnsi="Times New Roman" w:cs="Times New Roman"/>
+          <w:color w:val="53548A"/>
+          <w:szCs w:val="21"/>
+        </w:rPr>
+        <w:sym w:font="Wingdings 2" w:char="F096"/>
+      </w:r>
+      <w:r>
+        <w:rPr>
+          <w:rFonts w:ascii="Times New Roman" w:hAnsi="Times New Roman" w:cs="Times New Roman"/>
+          <w:color w:val="53548A"/>
+          <w:szCs w:val="21"/>
+        </w:rPr>
+        <w:t xml:space="preserve"> name</w:t>
+      </w:r>
+      <w:r>
+        <w:rPr>
+          <w:rFonts w:ascii="Times New Roman" w:hAnsi="Times New Roman" w:cs="Times New Roman"/>
+          <w:color w:val="53548A"/>
+          <w:szCs w:val="21"/>
+        </w:rPr>
+        <w:t>：封装格式名称</w:t>
+      </w:r>
+    </w:p>
+    <w:p>
+      <w:pPr>
+        <w:rPr>
+          <w:rFonts w:ascii="Times New Roman" w:hAnsi="Times New Roman" w:cs="Times New Roman"/>
+          <w:color w:val="53548A"/>
+          <w:szCs w:val="21"/>
+        </w:rPr>
+      </w:pPr>
+      <w:r>
+        <w:rPr>
+          <w:rFonts w:ascii="Times New Roman" w:hAnsi="Times New Roman" w:cs="Times New Roman"/>
+          <w:color w:val="53548A"/>
+          <w:szCs w:val="21"/>
+        </w:rPr>
+        <w:sym w:font="Wingdings 2" w:char="F096"/>
+      </w:r>
+      <w:r>
+        <w:rPr>
+          <w:rFonts w:ascii="Times New Roman" w:hAnsi="Times New Roman" w:cs="Times New Roman"/>
+          <w:color w:val="53548A"/>
+          <w:szCs w:val="21"/>
+        </w:rPr>
+        <w:t xml:space="preserve"> long_name</w:t>
+      </w:r>
+      <w:r>
+        <w:rPr>
+          <w:rFonts w:ascii="Times New Roman" w:hAnsi="Times New Roman" w:cs="Times New Roman"/>
+          <w:color w:val="53548A"/>
+          <w:szCs w:val="21"/>
+        </w:rPr>
+        <w:t>：封装格式的长名称</w:t>
+      </w:r>
+    </w:p>
+    <w:p>
+      <w:pPr>
+        <w:rPr>
+          <w:rFonts w:ascii="Times New Roman" w:hAnsi="Times New Roman" w:cs="Times New Roman"/>
+          <w:color w:val="53548A"/>
+          <w:szCs w:val="21"/>
+        </w:rPr>
+      </w:pPr>
+      <w:r>
+        <w:rPr>
+          <w:rFonts w:ascii="Times New Roman" w:hAnsi="Times New Roman" w:cs="Times New Roman"/>
+          <w:color w:val="53548A"/>
+          <w:szCs w:val="21"/>
+        </w:rPr>
+        <w:sym w:font="Wingdings 2" w:char="F096"/>
+      </w:r>
+      <w:r>
+        <w:rPr>
+          <w:rFonts w:ascii="Times New Roman" w:hAnsi="Times New Roman" w:cs="Times New Roman"/>
+          <w:color w:val="53548A"/>
+          <w:szCs w:val="21"/>
+        </w:rPr>
+        <w:t xml:space="preserve"> extensions</w:t>
+      </w:r>
+      <w:r>
+        <w:rPr>
+          <w:rFonts w:ascii="Times New Roman" w:hAnsi="Times New Roman" w:cs="Times New Roman"/>
+          <w:color w:val="53548A"/>
+          <w:szCs w:val="21"/>
+        </w:rPr>
+        <w:t>：封装格式的扩展名</w:t>
+      </w:r>
+    </w:p>
+    <w:p>
+      <w:pPr>
+        <w:rPr>
+          <w:rFonts w:ascii="Times New Roman" w:hAnsi="Times New Roman" w:cs="Times New Roman"/>
+          <w:color w:val="53548A"/>
+          <w:szCs w:val="21"/>
+        </w:rPr>
+      </w:pPr>
+      <w:r>
+        <w:rPr>
+          <w:rFonts w:ascii="Times New Roman" w:hAnsi="Times New Roman" w:cs="Times New Roman"/>
+          <w:color w:val="53548A"/>
+          <w:szCs w:val="21"/>
+        </w:rPr>
+        <w:sym w:font="Wingdings 2" w:char="F096"/>
+      </w:r>
+      <w:r>
+        <w:rPr>
+          <w:rFonts w:ascii="Times New Roman" w:hAnsi="Times New Roman" w:cs="Times New Roman"/>
+          <w:color w:val="53548A"/>
+          <w:szCs w:val="21"/>
+        </w:rPr>
+        <w:t xml:space="preserve"> id</w:t>
+      </w:r>
+      <w:r>
+        <w:rPr>
+          <w:rFonts w:ascii="Times New Roman" w:hAnsi="Times New Roman" w:cs="Times New Roman"/>
+          <w:color w:val="53548A"/>
+          <w:szCs w:val="21"/>
+        </w:rPr>
+        <w:t>：封装格式</w:t>
+      </w:r>
+      <w:r>
+        <w:rPr>
+          <w:rFonts w:ascii="Times New Roman" w:hAnsi="Times New Roman" w:cs="Times New Roman"/>
+          <w:color w:val="53548A"/>
+          <w:szCs w:val="21"/>
+        </w:rPr>
+        <w:t>ID</w:t>
+      </w:r>
+    </w:p>
+    <w:p>
+      <w:pPr>
+        <w:rPr>
+          <w:rFonts w:ascii="Times New Roman" w:hAnsi="Times New Roman" w:cs="Times New Roman"/>
+          <w:color w:val="53548A"/>
+          <w:szCs w:val="21"/>
+        </w:rPr>
+      </w:pPr>
+      <w:r>
+        <w:rPr>
+          <w:rFonts w:ascii="Times New Roman" w:hAnsi="Times New Roman" w:cs="Times New Roman"/>
+          <w:color w:val="53548A"/>
+          <w:szCs w:val="21"/>
+        </w:rPr>
+        <w:sym w:font="Wingdings 2" w:char="F096"/>
+      </w:r>
+      <w:r>
+        <w:rPr>
+          <w:rFonts w:ascii="Times New Roman" w:hAnsi="Times New Roman" w:cs="Times New Roman"/>
+          <w:color w:val="53548A"/>
+          <w:szCs w:val="21"/>
+        </w:rPr>
+        <w:t xml:space="preserve"> </w:t>
+      </w:r>
+      <w:r>
+        <w:rPr>
+          <w:rFonts w:ascii="Times New Roman" w:hAnsi="Times New Roman" w:cs="Times New Roman"/>
+          <w:color w:val="53548A"/>
+          <w:szCs w:val="21"/>
+        </w:rPr>
+        <w:t>一些封装格式处理的接口函数</w:t>
+      </w:r>
+    </w:p>
+    <w:p>
+      <w:pPr>
+        <w:rPr>
+          <w:rFonts w:ascii="Times New Roman" w:hAnsi="Times New Roman" w:cs="Times New Roman"/>
+          <w:color w:val="438086"/>
+          <w:sz w:val="24"/>
+          <w:szCs w:val="40"/>
+        </w:rPr>
+      </w:pPr>
+      <w:r>
+        <w:rPr>
+          <w:rFonts w:ascii="Times New Roman" w:hAnsi="Times New Roman" w:cs="Times New Roman"/>
+          <w:color w:val="438086"/>
+          <w:sz w:val="24"/>
+          <w:szCs w:val="40"/>
+        </w:rPr>
+        <w:t>AVCodec</w:t>
+      </w:r>
+    </w:p>
+    <w:p>
+      <w:pPr>
+        <w:rPr>
+          <w:rFonts w:ascii="Times New Roman" w:hAnsi="Times New Roman" w:cs="Times New Roman" w:hint="eastAsia"/>
+          <w:color w:val="53548A"/>
+          <w:sz w:val="22"/>
+          <w:szCs w:val="36"/>
+        </w:rPr>
+      </w:pPr>
+      <w:r>
+        <w:rPr>
+          <w:rFonts w:ascii="Times New Roman" w:hAnsi="Times New Roman" w:cs="Times New Roman"/>
+          <w:color w:val="53548A"/>
+          <w:sz w:val="22"/>
+          <w:szCs w:val="36"/>
+        </w:rPr>
+        <w:sym w:font="Wingdings 2" w:char="F096"/>
+      </w:r>
+      <w:r>
+        <w:rPr>
+          <w:rFonts w:ascii="Times New Roman" w:hAnsi="Times New Roman" w:cs="Times New Roman"/>
+          <w:color w:val="53548A"/>
+          <w:sz w:val="22"/>
+          <w:szCs w:val="36"/>
+        </w:rPr>
+        <w:t xml:space="preserve"> </w:t>
+      </w:r>
+      <w:r>
+        <w:rPr>
+          <w:rFonts w:ascii="Times New Roman" w:hAnsi="Times New Roman" w:cs="Times New Roman"/>
+          <w:color w:val="53548A"/>
+          <w:sz w:val="22"/>
+          <w:szCs w:val="36"/>
+        </w:rPr>
+        <w:t>每种视频（音频）编解码器</w:t>
+      </w:r>
+      <w:r>
+        <w:rPr>
+          <w:rFonts w:ascii="Times New Roman" w:hAnsi="Times New Roman" w:cs="Times New Roman"/>
+          <w:color w:val="53548A"/>
+          <w:sz w:val="22"/>
+          <w:szCs w:val="36"/>
+        </w:rPr>
+        <w:t>(</w:t>
+      </w:r>
+      <w:r>
+        <w:rPr>
+          <w:rFonts w:ascii="Times New Roman" w:hAnsi="Times New Roman" w:cs="Times New Roman"/>
+          <w:color w:val="53548A"/>
+          <w:sz w:val="22"/>
+          <w:szCs w:val="36"/>
+        </w:rPr>
+        <w:t>例如</w:t>
+      </w:r>
+      <w:r>
+        <w:rPr>
+          <w:rFonts w:ascii="Times New Roman" w:hAnsi="Times New Roman" w:cs="Times New Roman"/>
+          <w:color w:val="53548A"/>
+          <w:sz w:val="22"/>
+          <w:szCs w:val="36"/>
+        </w:rPr>
+        <w:t>H.264</w:t>
+      </w:r>
+      <w:r>
+        <w:rPr>
+          <w:rFonts w:ascii="Times New Roman" w:hAnsi="Times New Roman" w:cs="Times New Roman"/>
+          <w:color w:val="53548A"/>
+          <w:sz w:val="22"/>
+          <w:szCs w:val="36"/>
+        </w:rPr>
+        <w:t>解码器</w:t>
+      </w:r>
+      <w:r>
+        <w:rPr>
+          <w:rFonts w:ascii="Times New Roman" w:hAnsi="Times New Roman" w:cs="Times New Roman"/>
+          <w:color w:val="53548A"/>
+          <w:sz w:val="22"/>
+          <w:szCs w:val="36"/>
+        </w:rPr>
+        <w:t>)</w:t>
+      </w:r>
+      <w:r>
+        <w:rPr>
+          <w:rFonts w:ascii="Times New Roman" w:hAnsi="Times New Roman" w:cs="Times New Roman"/>
+          <w:color w:val="53548A"/>
+          <w:sz w:val="22"/>
+          <w:szCs w:val="36"/>
+        </w:rPr>
+        <w:t>对应一个该结构体。</w:t>
+      </w:r>
+    </w:p>
+    <w:p>
+      <w:pPr>
+        <w:rPr>
+          <w:rFonts w:ascii="Times New Roman" w:hAnsi="Times New Roman" w:cs="Times New Roman"/>
+          <w:color w:val="438086"/>
+          <w:sz w:val="24"/>
+          <w:szCs w:val="40"/>
+        </w:rPr>
+      </w:pPr>
+      <w:r>
+        <w:rPr>
+          <w:rFonts w:ascii="Times New Roman" w:hAnsi="Times New Roman" w:cs="Times New Roman"/>
+          <w:color w:val="438086"/>
+          <w:sz w:val="24"/>
+          <w:szCs w:val="40"/>
+        </w:rPr>
+        <w:t>AVStream</w:t>
+      </w:r>
+    </w:p>
+    <w:p>
+      <w:pPr>
+        <w:autoSpaceDE w:val="0"/>
+        <w:autoSpaceDN w:val="0"/>
+        <w:adjustRightInd w:val="0"/>
+        <w:jc w:val="left"/>
+        <w:rPr>
+          <w:rFonts w:ascii="Times New Roman" w:hAnsi="Times New Roman" w:cs="Times New Roman"/>
+          <w:color w:val="438086"/>
+          <w:szCs w:val="21"/>
+        </w:rPr>
+      </w:pPr>
+      <w:r>
+        <w:rPr>
+          <w:rFonts w:ascii="Times New Roman" w:hAnsi="Times New Roman" w:cs="Times New Roman"/>
+          <w:color w:val="438086"/>
+          <w:szCs w:val="21"/>
+        </w:rPr>
+        <w:t>{</w:t>
+      </w:r>
+    </w:p>
+    <w:p>
+      <w:pPr>
+        <w:autoSpaceDE w:val="0"/>
+        <w:autoSpaceDN w:val="0"/>
+        <w:adjustRightInd w:val="0"/>
+        <w:ind w:leftChars="200" w:left="420"/>
+        <w:jc w:val="left"/>
+        <w:rPr>
+          <w:rFonts w:ascii="Times New Roman" w:hAnsi="Times New Roman" w:cs="Times New Roman"/>
+          <w:color w:val="53548A"/>
+          <w:szCs w:val="21"/>
+        </w:rPr>
+      </w:pPr>
+      <w:r>
+        <w:rPr>
+          <w:rFonts w:ascii="Times New Roman" w:hAnsi="Times New Roman" w:cs="Times New Roman"/>
+          <w:color w:val="53548A"/>
+          <w:szCs w:val="21"/>
+        </w:rPr>
+        <w:sym w:font="Wingdings 2" w:char="F096"/>
+      </w:r>
+      <w:r>
+        <w:rPr>
+          <w:rFonts w:ascii="Times New Roman" w:hAnsi="Times New Roman" w:cs="Times New Roman"/>
+          <w:color w:val="53548A"/>
+          <w:szCs w:val="21"/>
+        </w:rPr>
+        <w:t xml:space="preserve"> id</w:t>
+      </w:r>
+      <w:r>
+        <w:rPr>
+          <w:rFonts w:ascii="Times New Roman" w:hAnsi="Times New Roman" w:cs="Times New Roman"/>
+          <w:color w:val="53548A"/>
+          <w:szCs w:val="21"/>
+        </w:rPr>
+        <w:t>：序号</w:t>
+      </w:r>
+    </w:p>
+    <w:p>
+      <w:pPr>
+        <w:autoSpaceDE w:val="0"/>
+        <w:autoSpaceDN w:val="0"/>
+        <w:adjustRightInd w:val="0"/>
+        <w:ind w:leftChars="200" w:left="420"/>
+        <w:jc w:val="left"/>
+        <w:rPr>
+          <w:rFonts w:ascii="Times New Roman" w:hAnsi="Times New Roman" w:cs="Times New Roman"/>
+          <w:color w:val="53548A"/>
+          <w:szCs w:val="21"/>
+        </w:rPr>
+      </w:pPr>
+      <w:r>
+        <w:rPr>
+          <w:rFonts w:ascii="Times New Roman" w:hAnsi="Times New Roman" w:cs="Times New Roman"/>
+          <w:color w:val="53548A"/>
+          <w:szCs w:val="21"/>
+        </w:rPr>
+        <w:sym w:font="Wingdings 2" w:char="F096"/>
+      </w:r>
+      <w:r>
+        <w:rPr>
+          <w:rFonts w:ascii="Times New Roman" w:hAnsi="Times New Roman" w:cs="Times New Roman"/>
+          <w:color w:val="53548A"/>
+          <w:szCs w:val="21"/>
+        </w:rPr>
+        <w:t xml:space="preserve"> codec</w:t>
+      </w:r>
+      <w:r>
+        <w:rPr>
+          <w:rFonts w:ascii="Times New Roman" w:hAnsi="Times New Roman" w:cs="Times New Roman" w:hint="eastAsia"/>
+          <w:color w:val="53548A"/>
+          <w:szCs w:val="21"/>
+        </w:rPr>
+        <w:t>par</w:t>
+      </w:r>
+      <w:r>
+        <w:rPr>
+          <w:rFonts w:ascii="Times New Roman" w:hAnsi="Times New Roman" w:cs="Times New Roman"/>
+          <w:color w:val="53548A"/>
+          <w:szCs w:val="21"/>
+        </w:rPr>
+        <w:t>：该流对应的</w:t>
+      </w:r>
+      <w:r>
+        <w:rPr>
+          <w:rFonts w:ascii="Times New Roman" w:hAnsi="Times New Roman" w:cs="Times New Roman"/>
+          <w:color w:val="53548A"/>
+          <w:szCs w:val="21"/>
+        </w:rPr>
+        <w:t>AVCodec</w:t>
+      </w:r>
+      <w:r>
+        <w:rPr>
+          <w:rFonts w:ascii="Times New Roman" w:hAnsi="Times New Roman" w:cs="Times New Roman"/>
+          <w:color w:val="53548A"/>
+          <w:szCs w:val="21"/>
+        </w:rPr>
+        <w:t>P</w:t>
+      </w:r>
+      <w:r>
+        <w:rPr>
+          <w:rFonts w:ascii="Times New Roman" w:hAnsi="Times New Roman" w:cs="Times New Roman" w:hint="eastAsia"/>
+          <w:color w:val="53548A"/>
+          <w:szCs w:val="21"/>
+        </w:rPr>
+        <w:t>arameters</w:t>
+      </w:r>
+    </w:p>
+    <w:p>
+      <w:pPr>
+        <w:autoSpaceDE w:val="0"/>
+        <w:autoSpaceDN w:val="0"/>
+        <w:adjustRightInd w:val="0"/>
+        <w:ind w:leftChars="200" w:left="420"/>
+        <w:jc w:val="left"/>
+        <w:rPr>
+          <w:rFonts w:ascii="Times New Roman" w:hAnsi="Times New Roman" w:cs="Times New Roman"/>
+          <w:color w:val="53548A"/>
+          <w:szCs w:val="21"/>
+        </w:rPr>
+      </w:pPr>
+      <w:r>
+        <w:rPr>
+          <w:rFonts w:ascii="Times New Roman" w:hAnsi="Times New Roman" w:cs="Times New Roman"/>
+          <w:color w:val="53548A"/>
+          <w:szCs w:val="21"/>
+        </w:rPr>
+        <w:sym w:font="Wingdings 2" w:char="F096"/>
+      </w:r>
+      <w:r>
+        <w:rPr>
+          <w:rFonts w:ascii="Times New Roman" w:hAnsi="Times New Roman" w:cs="Times New Roman"/>
+          <w:color w:val="53548A"/>
+          <w:szCs w:val="21"/>
+        </w:rPr>
+        <w:t xml:space="preserve"> time_base</w:t>
+      </w:r>
+      <w:r>
+        <w:rPr>
+          <w:rFonts w:ascii="Times New Roman" w:hAnsi="Times New Roman" w:cs="Times New Roman"/>
+          <w:color w:val="53548A"/>
+          <w:szCs w:val="21"/>
+        </w:rPr>
+        <w:t>：该流的时基</w:t>
+      </w:r>
+    </w:p>
+    <w:p>
+      <w:pPr>
+        <w:autoSpaceDE w:val="0"/>
+        <w:autoSpaceDN w:val="0"/>
+        <w:adjustRightInd w:val="0"/>
+        <w:ind w:leftChars="200" w:left="420"/>
+        <w:jc w:val="left"/>
+        <w:rPr>
+          <w:rFonts w:ascii="Times New Roman" w:hAnsi="Times New Roman" w:cs="Times New Roman" w:hint="eastAsia"/>
+          <w:color w:val="000000"/>
+          <w:szCs w:val="21"/>
+        </w:rPr>
+      </w:pPr>
+      <w:r>
+        <w:rPr>
+          <w:rFonts w:ascii="Times New Roman" w:hAnsi="Times New Roman" w:cs="Times New Roman"/>
+          <w:color w:val="53548A"/>
+          <w:szCs w:val="21"/>
+        </w:rPr>
+        <w:sym w:font="Wingdings 2" w:char="F096"/>
+      </w:r>
+      <w:r>
+        <w:rPr>
+          <w:rFonts w:ascii="Times New Roman" w:hAnsi="Times New Roman" w:cs="Times New Roman"/>
+          <w:color w:val="53548A"/>
+          <w:szCs w:val="21"/>
+        </w:rPr>
+        <w:t xml:space="preserve"> r_frame_rate</w:t>
+      </w:r>
+      <w:r>
+        <w:rPr>
+          <w:rFonts w:ascii="Times New Roman" w:hAnsi="Times New Roman" w:cs="Times New Roman"/>
+          <w:color w:val="53548A"/>
+          <w:szCs w:val="21"/>
+        </w:rPr>
+        <w:t>：</w:t>
+      </w:r>
+      <w:r>
+        <w:rPr>
+          <w:rFonts w:ascii="Times New Roman" w:hAnsi="Times New Roman" w:cs="Times New Roman"/>
+          <w:color w:val="53548A"/>
+          <w:szCs w:val="21"/>
+        </w:rPr>
+        <w:t xml:space="preserve"> </w:t>
+      </w:r>
+      <w:r>
+        <w:rPr>
+          <w:rFonts w:ascii="Times New Roman" w:hAnsi="Times New Roman" w:cs="Times New Roman"/>
+          <w:color w:val="53548A"/>
+          <w:szCs w:val="21"/>
+        </w:rPr>
+        <w:t>该流的帧率</w:t>
+      </w:r>
+    </w:p>
+    <w:p>
+      <w:pPr>
+        <w:autoSpaceDE w:val="0"/>
+        <w:autoSpaceDN w:val="0"/>
+        <w:adjustRightInd w:val="0"/>
+        <w:jc w:val="left"/>
+        <w:rPr>
+          <w:rFonts w:ascii="Times New Roman" w:hAnsi="Times New Roman" w:cs="Times New Roman"/>
+          <w:color w:val="438086"/>
+          <w:szCs w:val="21"/>
+        </w:rPr>
+      </w:pPr>
+      <w:r>
+        <w:rPr>
+          <w:rFonts w:ascii="Times New Roman" w:hAnsi="Times New Roman" w:cs="Times New Roman"/>
+          <w:color w:val="438086"/>
+          <w:szCs w:val="21"/>
+        </w:rPr>
+        <w:t>}</w:t>
+      </w:r>
+    </w:p>
+    <w:p>
+      <w:pPr>
+        <w:rPr>
+          <w:rFonts w:ascii="Times New Roman" w:hAnsi="Times New Roman" w:cs="Times New Roman"/>
+          <w:color w:val="000000"/>
+          <w:szCs w:val="21"/>
+        </w:rPr>
+      </w:pPr>
+      <w:r>
+        <w:rPr>
+          <w:rFonts w:ascii="Times New Roman" w:hAnsi="Times New Roman" w:cs="Times New Roman"/>
+          <w:color w:val="000000"/>
+          <w:szCs w:val="21"/>
+        </w:rPr>
+        <w:t>AV</w:t>
+      </w:r>
+      <w:r>
+        <w:rPr>
+          <w:rFonts w:ascii="Times New Roman" w:hAnsi="Times New Roman" w:cs="Times New Roman"/>
+          <w:color w:val="000000"/>
+          <w:szCs w:val="21"/>
+        </w:rPr>
+        <w:t>Stream</w:t>
+      </w:r>
+      <w:r>
+        <w:rPr>
+          <w:rFonts w:ascii="Times New Roman" w:hAnsi="Times New Roman" w:cs="Times New Roman" w:hint="eastAsia"/>
+          <w:color w:val="000000"/>
+          <w:szCs w:val="21"/>
+        </w:rPr>
+        <w:t>结构体之前版本</w:t>
+      </w:r>
+      <w:r>
+        <w:rPr>
+          <w:rFonts w:ascii="Times New Roman" w:hAnsi="Times New Roman" w:cs="Times New Roman" w:hint="eastAsia"/>
+          <w:color w:val="000000"/>
+          <w:szCs w:val="21"/>
+        </w:rPr>
+        <w:t>有</w:t>
+      </w:r>
+      <w:r>
+        <w:rPr>
+          <w:rFonts w:ascii="Times New Roman" w:hAnsi="Times New Roman" w:cs="Times New Roman"/>
+          <w:color w:val="000000"/>
+          <w:szCs w:val="21"/>
+        </w:rPr>
+        <w:t>AVCodecContext *codec</w:t>
+      </w:r>
+      <w:r>
+        <w:rPr>
+          <w:rFonts w:ascii="Times New Roman" w:hAnsi="Times New Roman" w:cs="Times New Roman" w:hint="eastAsia"/>
+          <w:color w:val="000000"/>
+          <w:szCs w:val="21"/>
+        </w:rPr>
+        <w:t>，之后为</w:t>
+      </w:r>
+      <w:r>
+        <w:rPr>
+          <w:rFonts w:ascii="Times New Roman" w:hAnsi="Times New Roman" w:cs="Times New Roman"/>
+          <w:color w:val="000000"/>
+          <w:szCs w:val="21"/>
+        </w:rPr>
+        <w:t>AVCodecParameters *codecpar</w:t>
+      </w:r>
+    </w:p>
+    <w:p>
+      <w:pPr>
+        <w:rPr>
+          <w:rFonts w:ascii="Times New Roman" w:hAnsi="Times New Roman" w:cs="Times New Roman"/>
+          <w:color w:val="000000"/>
+          <w:kern w:val="0"/>
+          <w:sz w:val="19"/>
+          <w:szCs w:val="19"/>
+        </w:rPr>
+      </w:pPr>
+      <w:r>
+        <w:rPr>
+          <w:rFonts w:ascii="Times New Roman" w:hAnsi="Times New Roman" w:cs="Times New Roman"/>
+          <w:color w:val="0000FF"/>
+          <w:kern w:val="0"/>
+          <w:sz w:val="19"/>
+          <w:szCs w:val="19"/>
+        </w:rPr>
+        <w:t>struct</w:t>
+      </w:r>
+      <w:r>
+        <w:rPr>
+          <w:rFonts w:ascii="Times New Roman" w:hAnsi="Times New Roman" w:cs="Times New Roman"/>
+          <w:color w:val="000000"/>
+          <w:kern w:val="0"/>
+          <w:sz w:val="19"/>
+          <w:szCs w:val="19"/>
+        </w:rPr>
+        <w:t xml:space="preserve"> </w:t>
+      </w:r>
+      <w:r>
+        <w:rPr>
+          <w:rFonts w:ascii="Times New Roman" w:hAnsi="Times New Roman" w:cs="Times New Roman"/>
+          <w:color w:val="2B91AF"/>
+          <w:kern w:val="0"/>
+          <w:sz w:val="19"/>
+          <w:szCs w:val="19"/>
+        </w:rPr>
+        <w:t>AVCodecContext</w:t>
+      </w:r>
+      <w:r>
+        <w:rPr>
+          <w:rFonts w:ascii="Times New Roman" w:hAnsi="Times New Roman" w:cs="Times New Roman"/>
+          <w:color w:val="000000"/>
+          <w:kern w:val="0"/>
+          <w:sz w:val="19"/>
+          <w:szCs w:val="19"/>
+        </w:rPr>
+        <w:t xml:space="preserve"> {</w:t>
+      </w:r>
+    </w:p>
+    <w:p>
+      <w:pPr>
+        <w:ind w:leftChars="200" w:left="420"/>
+        <w:rPr>
+          <w:rFonts w:ascii="Times New Roman" w:hAnsi="Times New Roman" w:cs="Times New Roman"/>
+          <w:color w:val="000000"/>
+          <w:kern w:val="0"/>
+          <w:sz w:val="19"/>
+          <w:szCs w:val="19"/>
+        </w:rPr>
+      </w:pPr>
+      <w:r>
+        <w:rPr>
+          <w:rFonts w:ascii="Times New Roman" w:hAnsi="Times New Roman" w:cs="Times New Roman"/>
+          <w:color w:val="0000FF"/>
+          <w:kern w:val="0"/>
+          <w:sz w:val="19"/>
+          <w:szCs w:val="19"/>
+        </w:rPr>
+        <w:t>const</w:t>
+      </w:r>
+      <w:r>
+        <w:rPr>
+          <w:rFonts w:ascii="Times New Roman" w:hAnsi="Times New Roman" w:cs="Times New Roman"/>
+          <w:color w:val="000000"/>
+          <w:kern w:val="0"/>
+          <w:sz w:val="19"/>
+          <w:szCs w:val="19"/>
+        </w:rPr>
+        <w:t xml:space="preserve"> </w:t>
+      </w:r>
+      <w:r>
+        <w:rPr>
+          <w:rFonts w:ascii="Times New Roman" w:hAnsi="Times New Roman" w:cs="Times New Roman"/>
+          <w:color w:val="0000FF"/>
+          <w:kern w:val="0"/>
+          <w:sz w:val="19"/>
+          <w:szCs w:val="19"/>
+        </w:rPr>
+        <w:t>struct</w:t>
+      </w:r>
+      <w:r>
+        <w:rPr>
+          <w:rFonts w:ascii="Times New Roman" w:hAnsi="Times New Roman" w:cs="Times New Roman"/>
+          <w:color w:val="000000"/>
+          <w:kern w:val="0"/>
+          <w:sz w:val="19"/>
+          <w:szCs w:val="19"/>
+        </w:rPr>
+        <w:t xml:space="preserve"> </w:t>
+      </w:r>
+      <w:r>
+        <w:rPr>
+          <w:rFonts w:ascii="Times New Roman" w:hAnsi="Times New Roman" w:cs="Times New Roman"/>
+          <w:color w:val="2B91AF"/>
+          <w:kern w:val="0"/>
+          <w:sz w:val="19"/>
+          <w:szCs w:val="19"/>
+        </w:rPr>
+        <w:t>AVCodec</w:t>
+      </w:r>
+      <w:r>
+        <w:rPr>
+          <w:rFonts w:ascii="Times New Roman" w:hAnsi="Times New Roman" w:cs="Times New Roman"/>
+          <w:color w:val="000000"/>
+          <w:kern w:val="0"/>
+          <w:sz w:val="19"/>
+          <w:szCs w:val="19"/>
+        </w:rPr>
+        <w:t xml:space="preserve">  *codec;</w:t>
+      </w:r>
+    </w:p>
+    <w:p>
+      <w:pPr>
+        <w:ind w:leftChars="200" w:left="420"/>
+        <w:rPr>
+          <w:rFonts w:ascii="Times New Roman" w:hAnsi="Times New Roman" w:cs="Times New Roman"/>
+          <w:color w:val="000000"/>
+          <w:kern w:val="0"/>
+          <w:sz w:val="19"/>
+          <w:szCs w:val="19"/>
+        </w:rPr>
+      </w:pPr>
+      <w:r>
+        <w:rPr>
+          <w:rFonts w:ascii="Times New Roman" w:hAnsi="Times New Roman" w:cs="Times New Roman"/>
+          <w:color w:val="0000FF"/>
+          <w:kern w:val="0"/>
+          <w:sz w:val="19"/>
+          <w:szCs w:val="19"/>
+        </w:rPr>
+        <w:t>enum</w:t>
+      </w:r>
+      <w:r>
+        <w:rPr>
+          <w:rFonts w:ascii="Times New Roman" w:hAnsi="Times New Roman" w:cs="Times New Roman"/>
+          <w:color w:val="000000"/>
+          <w:kern w:val="0"/>
+          <w:sz w:val="19"/>
+          <w:szCs w:val="19"/>
+        </w:rPr>
+        <w:t xml:space="preserve"> </w:t>
+      </w:r>
+      <w:r>
+        <w:rPr>
+          <w:rFonts w:ascii="Times New Roman" w:hAnsi="Times New Roman" w:cs="Times New Roman"/>
+          <w:color w:val="2B91AF"/>
+          <w:kern w:val="0"/>
+          <w:sz w:val="19"/>
+          <w:szCs w:val="19"/>
+        </w:rPr>
+        <w:t>AVCodecID</w:t>
+      </w:r>
+      <w:r>
+        <w:rPr>
+          <w:rFonts w:ascii="Times New Roman" w:hAnsi="Times New Roman" w:cs="Times New Roman"/>
+          <w:color w:val="000000"/>
+          <w:kern w:val="0"/>
+          <w:sz w:val="19"/>
+          <w:szCs w:val="19"/>
+        </w:rPr>
+        <w:t xml:space="preserve">     codec_id;</w:t>
+      </w:r>
+    </w:p>
+    <w:p>
+      <w:pPr>
+        <w:ind w:leftChars="200" w:left="420"/>
+        <w:rPr>
+          <w:rFonts w:ascii="Times New Roman" w:hAnsi="Times New Roman" w:cs="Times New Roman"/>
+          <w:color w:val="000000"/>
+          <w:kern w:val="0"/>
+          <w:sz w:val="19"/>
+          <w:szCs w:val="19"/>
+        </w:rPr>
+      </w:pPr>
+      <w:r>
+        <w:rPr>
+          <w:rFonts w:ascii="Times New Roman" w:hAnsi="Times New Roman" w:cs="Times New Roman"/>
+          <w:color w:val="0000FF"/>
+          <w:kern w:val="0"/>
+          <w:sz w:val="19"/>
+          <w:szCs w:val="19"/>
+        </w:rPr>
+        <w:lastRenderedPageBreak/>
+        <w:t>int</w:t>
+      </w:r>
+      <w:r>
+        <w:rPr>
+          <w:rFonts w:ascii="Times New Roman" w:hAnsi="Times New Roman" w:cs="Times New Roman"/>
+          <w:color w:val="000000"/>
+          <w:kern w:val="0"/>
+          <w:sz w:val="19"/>
+          <w:szCs w:val="19"/>
+        </w:rPr>
+        <w:t xml:space="preserve"> width, height;  //</w:t>
+      </w:r>
+      <w:r>
+        <w:rPr>
+          <w:rFonts w:ascii="Times New Roman" w:hAnsi="Times New Roman" w:cs="Times New Roman"/>
+          <w:color w:val="000000"/>
+          <w:kern w:val="0"/>
+          <w:sz w:val="19"/>
+          <w:szCs w:val="19"/>
+        </w:rPr>
+        <w:t>图像的宽、高</w:t>
+      </w:r>
+    </w:p>
+    <w:p>
+      <w:pPr>
+        <w:ind w:leftChars="200" w:left="420"/>
+        <w:rPr>
+          <w:rFonts w:ascii="Times New Roman" w:hAnsi="Times New Roman" w:cs="Times New Roman"/>
+          <w:color w:val="008000"/>
+          <w:kern w:val="0"/>
+          <w:sz w:val="19"/>
+          <w:szCs w:val="19"/>
+        </w:rPr>
+      </w:pPr>
+      <w:r>
+        <w:rPr>
+          <w:rFonts w:ascii="Times New Roman" w:hAnsi="Times New Roman" w:cs="Times New Roman"/>
+          <w:color w:val="0000FF"/>
+          <w:kern w:val="0"/>
+          <w:sz w:val="19"/>
+          <w:szCs w:val="19"/>
+        </w:rPr>
+        <w:t>int</w:t>
+      </w:r>
+      <w:r>
+        <w:rPr>
+          <w:rFonts w:ascii="Times New Roman" w:hAnsi="Times New Roman" w:cs="Times New Roman"/>
+          <w:color w:val="000000"/>
+          <w:kern w:val="0"/>
+          <w:sz w:val="19"/>
+          <w:szCs w:val="19"/>
+        </w:rPr>
+        <w:t xml:space="preserve"> coded_width, coded_height; //</w:t>
+      </w:r>
+      <w:r>
+        <w:rPr>
+          <w:rFonts w:ascii="Times New Roman" w:hAnsi="Times New Roman" w:cs="Times New Roman"/>
+          <w:color w:val="008000"/>
+          <w:kern w:val="0"/>
+          <w:sz w:val="19"/>
+          <w:szCs w:val="19"/>
+        </w:rPr>
+        <w:t xml:space="preserve"> Bitstream width </w:t>
+      </w:r>
+      <w:r>
+        <w:rPr>
+          <w:rFonts w:ascii="Times New Roman" w:hAnsi="Times New Roman" w:cs="Times New Roman"/>
+          <w:color w:val="008000"/>
+          <w:kern w:val="0"/>
+          <w:sz w:val="19"/>
+          <w:szCs w:val="19"/>
+        </w:rPr>
+        <w:t>、</w:t>
+      </w:r>
+      <w:r>
+        <w:rPr>
+          <w:rFonts w:ascii="Times New Roman" w:hAnsi="Times New Roman" w:cs="Times New Roman"/>
+          <w:color w:val="008000"/>
+          <w:kern w:val="0"/>
+          <w:sz w:val="19"/>
+          <w:szCs w:val="19"/>
+        </w:rPr>
+        <w:t xml:space="preserve"> height</w:t>
+      </w:r>
+    </w:p>
+    <w:p>
+      <w:pPr>
+        <w:ind w:leftChars="200" w:left="420"/>
+        <w:rPr>
+          <w:rFonts w:ascii="Times New Roman" w:hAnsi="Times New Roman" w:cs="Times New Roman"/>
+          <w:color w:val="000000"/>
+          <w:kern w:val="0"/>
+          <w:sz w:val="19"/>
+          <w:szCs w:val="19"/>
+        </w:rPr>
+      </w:pPr>
+      <w:r>
+        <w:rPr>
+          <w:rFonts w:ascii="Times New Roman" w:hAnsi="Times New Roman" w:cs="Times New Roman"/>
+          <w:color w:val="2B91AF"/>
+          <w:kern w:val="0"/>
+          <w:sz w:val="19"/>
+          <w:szCs w:val="19"/>
+        </w:rPr>
+        <w:t>enum AVPixelFormat</w:t>
+      </w:r>
+      <w:r>
+        <w:rPr>
+          <w:rFonts w:ascii="Times New Roman" w:hAnsi="Times New Roman" w:cs="Times New Roman"/>
+          <w:color w:val="000000"/>
+          <w:kern w:val="0"/>
+          <w:sz w:val="19"/>
+          <w:szCs w:val="19"/>
+        </w:rPr>
+        <w:t xml:space="preserve"> pix_fmt;</w:t>
+      </w:r>
+    </w:p>
+    <w:p>
+      <w:pPr>
+        <w:ind w:leftChars="200" w:left="420"/>
+        <w:rPr>
+          <w:rFonts w:ascii="Times New Roman" w:hAnsi="Times New Roman" w:cs="Times New Roman"/>
+          <w:color w:val="000000"/>
+          <w:kern w:val="0"/>
+          <w:sz w:val="19"/>
+          <w:szCs w:val="19"/>
+        </w:rPr>
+      </w:pPr>
+      <w:r>
+        <w:rPr>
+          <w:rFonts w:ascii="Times New Roman" w:hAnsi="Times New Roman" w:cs="Times New Roman"/>
+          <w:color w:val="0000FF"/>
+          <w:kern w:val="0"/>
+          <w:sz w:val="19"/>
+          <w:szCs w:val="19"/>
+        </w:rPr>
+        <w:t>enum</w:t>
+      </w:r>
+      <w:r>
+        <w:rPr>
+          <w:rFonts w:ascii="Times New Roman" w:hAnsi="Times New Roman" w:cs="Times New Roman"/>
+          <w:color w:val="000000"/>
+          <w:kern w:val="0"/>
+          <w:sz w:val="19"/>
+          <w:szCs w:val="19"/>
+        </w:rPr>
+        <w:t xml:space="preserve"> </w:t>
+      </w:r>
+      <w:r>
+        <w:rPr>
+          <w:rFonts w:ascii="Times New Roman" w:hAnsi="Times New Roman" w:cs="Times New Roman"/>
+          <w:color w:val="2B91AF"/>
+          <w:kern w:val="0"/>
+          <w:sz w:val="19"/>
+          <w:szCs w:val="19"/>
+        </w:rPr>
+        <w:t>AVSampleFormat</w:t>
+      </w:r>
+      <w:r>
+        <w:rPr>
+          <w:rFonts w:ascii="Times New Roman" w:hAnsi="Times New Roman" w:cs="Times New Roman"/>
+          <w:color w:val="000000"/>
+          <w:kern w:val="0"/>
+          <w:sz w:val="19"/>
+          <w:szCs w:val="19"/>
+        </w:rPr>
+        <w:t xml:space="preserve"> sample_fmt;</w:t>
+      </w:r>
+    </w:p>
+    <w:p>
+      <w:pPr>
+        <w:autoSpaceDE w:val="0"/>
+        <w:autoSpaceDN w:val="0"/>
+        <w:adjustRightInd w:val="0"/>
+        <w:ind w:leftChars="200" w:left="420"/>
+        <w:jc w:val="left"/>
+        <w:rPr>
+          <w:rFonts w:ascii="Times New Roman" w:hAnsi="Times New Roman" w:cs="Times New Roman"/>
+          <w:color w:val="000000"/>
+          <w:kern w:val="0"/>
+          <w:sz w:val="19"/>
+          <w:szCs w:val="19"/>
+        </w:rPr>
+      </w:pPr>
+      <w:r>
+        <w:rPr>
+          <w:rFonts w:ascii="Times New Roman" w:hAnsi="Times New Roman" w:cs="Times New Roman"/>
+          <w:color w:val="0000FF"/>
+          <w:kern w:val="0"/>
+          <w:sz w:val="19"/>
+          <w:szCs w:val="19"/>
+        </w:rPr>
+        <w:t>int</w:t>
+      </w:r>
+      <w:r>
+        <w:rPr>
+          <w:rFonts w:ascii="Times New Roman" w:hAnsi="Times New Roman" w:cs="Times New Roman"/>
+          <w:color w:val="000000"/>
+          <w:kern w:val="0"/>
+          <w:sz w:val="19"/>
+          <w:szCs w:val="19"/>
+        </w:rPr>
+        <w:t xml:space="preserve"> sample_rate; </w:t>
+      </w:r>
+      <w:r>
+        <w:rPr>
+          <w:rFonts w:ascii="Times New Roman" w:hAnsi="Times New Roman" w:cs="Times New Roman"/>
+          <w:color w:val="006400"/>
+          <w:kern w:val="0"/>
+          <w:sz w:val="19"/>
+          <w:szCs w:val="19"/>
+        </w:rPr>
+        <w:t>///&lt; samples per second</w:t>
+      </w:r>
+    </w:p>
+    <w:p>
+      <w:pPr>
+        <w:ind w:leftChars="200" w:left="420"/>
+        <w:rPr>
+          <w:rFonts w:ascii="Times New Roman" w:hAnsi="Times New Roman" w:cs="Times New Roman"/>
+          <w:color w:val="006400"/>
+          <w:kern w:val="0"/>
+          <w:sz w:val="19"/>
+          <w:szCs w:val="19"/>
+        </w:rPr>
+      </w:pPr>
+      <w:r>
+        <w:rPr>
+          <w:rFonts w:ascii="Times New Roman" w:hAnsi="Times New Roman" w:cs="Times New Roman"/>
+          <w:color w:val="0000FF"/>
+          <w:kern w:val="0"/>
+          <w:sz w:val="19"/>
+          <w:szCs w:val="19"/>
+        </w:rPr>
+        <w:t>int</w:t>
+      </w:r>
+      <w:r>
+        <w:rPr>
+          <w:rFonts w:ascii="Times New Roman" w:hAnsi="Times New Roman" w:cs="Times New Roman"/>
+          <w:color w:val="000000"/>
+          <w:kern w:val="0"/>
+          <w:sz w:val="19"/>
+          <w:szCs w:val="19"/>
+        </w:rPr>
+        <w:t xml:space="preserve"> channels;    </w:t>
+      </w:r>
+      <w:r>
+        <w:rPr>
+          <w:rFonts w:ascii="Times New Roman" w:hAnsi="Times New Roman" w:cs="Times New Roman"/>
+          <w:color w:val="006400"/>
+          <w:kern w:val="0"/>
+          <w:sz w:val="19"/>
+          <w:szCs w:val="19"/>
+        </w:rPr>
+        <w:t>///&lt; number of audio channels</w:t>
+      </w:r>
+    </w:p>
+    <w:p>
+      <w:pPr>
+        <w:rPr>
+          <w:rFonts w:ascii="Times New Roman" w:hAnsi="Times New Roman" w:cs="Times New Roman"/>
+          <w:color w:val="000000"/>
+          <w:kern w:val="0"/>
+          <w:sz w:val="19"/>
+          <w:szCs w:val="19"/>
+        </w:rPr>
+      </w:pPr>
+      <w:r>
+        <w:rPr>
+          <w:rFonts w:ascii="Times New Roman" w:hAnsi="Times New Roman" w:cs="Times New Roman"/>
+          <w:color w:val="000000"/>
+          <w:kern w:val="0"/>
+          <w:sz w:val="19"/>
+          <w:szCs w:val="19"/>
+        </w:rPr>
+        <w:t>}</w:t>
+      </w:r>
+    </w:p>
+    <w:p>
+      <w:pPr>
+        <w:rPr>
+          <w:rFonts w:ascii="Times New Roman" w:hAnsi="Times New Roman" w:cs="Times New Roman"/>
+          <w:color w:val="000000"/>
+          <w:kern w:val="0"/>
+          <w:sz w:val="19"/>
+          <w:szCs w:val="19"/>
+        </w:rPr>
+      </w:pPr>
+      <w:r>
+        <w:rPr>
+          <w:rFonts w:ascii="Times New Roman" w:hAnsi="Times New Roman" w:cs="Times New Roman"/>
+          <w:color w:val="0000FF"/>
+          <w:kern w:val="0"/>
+          <w:sz w:val="19"/>
+          <w:szCs w:val="19"/>
+        </w:rPr>
+        <w:t>struct</w:t>
+      </w:r>
+      <w:r>
+        <w:rPr>
+          <w:rFonts w:ascii="Times New Roman" w:hAnsi="Times New Roman" w:cs="Times New Roman"/>
+          <w:color w:val="000000"/>
+          <w:kern w:val="0"/>
+          <w:sz w:val="19"/>
+          <w:szCs w:val="19"/>
+        </w:rPr>
+        <w:t xml:space="preserve"> </w:t>
+      </w:r>
+      <w:r>
+        <w:rPr>
+          <w:rFonts w:ascii="Times New Roman" w:hAnsi="Times New Roman" w:cs="Times New Roman"/>
+          <w:color w:val="2B91AF"/>
+          <w:kern w:val="0"/>
+          <w:sz w:val="19"/>
+          <w:szCs w:val="19"/>
+        </w:rPr>
+        <w:t>AVCodecParameters</w:t>
+      </w:r>
+      <w:r>
+        <w:rPr>
+          <w:rFonts w:ascii="Times New Roman" w:hAnsi="Times New Roman" w:cs="Times New Roman"/>
+          <w:color w:val="000000"/>
+          <w:kern w:val="0"/>
+          <w:sz w:val="19"/>
+          <w:szCs w:val="19"/>
+        </w:rPr>
+        <w:t xml:space="preserve"> {</w:t>
+      </w:r>
+    </w:p>
+    <w:p>
+      <w:pPr>
+        <w:autoSpaceDE w:val="0"/>
+        <w:autoSpaceDN w:val="0"/>
+        <w:adjustRightInd w:val="0"/>
+        <w:ind w:firstLine="390"/>
+        <w:jc w:val="left"/>
+        <w:rPr>
+          <w:rFonts w:ascii="Times New Roman" w:hAnsi="Times New Roman" w:cs="Times New Roman"/>
+          <w:color w:val="000000"/>
+          <w:kern w:val="0"/>
+          <w:sz w:val="19"/>
+          <w:szCs w:val="19"/>
+        </w:rPr>
+      </w:pPr>
+      <w:r>
+        <w:rPr>
+          <w:rFonts w:ascii="Times New Roman" w:hAnsi="Times New Roman" w:cs="Times New Roman"/>
+          <w:color w:val="0000FF"/>
+          <w:kern w:val="0"/>
+          <w:sz w:val="19"/>
+          <w:szCs w:val="19"/>
+        </w:rPr>
+        <w:t>enum</w:t>
+      </w:r>
+      <w:r>
+        <w:rPr>
+          <w:rFonts w:ascii="Times New Roman" w:hAnsi="Times New Roman" w:cs="Times New Roman"/>
+          <w:color w:val="000000"/>
+          <w:kern w:val="0"/>
+          <w:sz w:val="19"/>
+          <w:szCs w:val="19"/>
+        </w:rPr>
+        <w:t xml:space="preserve"> </w:t>
+      </w:r>
+      <w:r>
+        <w:rPr>
+          <w:rFonts w:ascii="Times New Roman" w:hAnsi="Times New Roman" w:cs="Times New Roman"/>
+          <w:color w:val="2B91AF"/>
+          <w:kern w:val="0"/>
+          <w:sz w:val="19"/>
+          <w:szCs w:val="19"/>
+        </w:rPr>
+        <w:t>AVCodecID</w:t>
+      </w:r>
+      <w:r>
+        <w:rPr>
+          <w:rFonts w:ascii="Times New Roman" w:hAnsi="Times New Roman" w:cs="Times New Roman"/>
+          <w:color w:val="000000"/>
+          <w:kern w:val="0"/>
+          <w:sz w:val="19"/>
+          <w:szCs w:val="19"/>
+        </w:rPr>
+        <w:t xml:space="preserve">   codec_id;</w:t>
+      </w:r>
+    </w:p>
+    <w:p>
+      <w:pPr>
+        <w:autoSpaceDE w:val="0"/>
+        <w:autoSpaceDN w:val="0"/>
+        <w:adjustRightInd w:val="0"/>
+        <w:ind w:firstLine="390"/>
+        <w:jc w:val="left"/>
+        <w:rPr>
+          <w:rFonts w:ascii="Times New Roman" w:hAnsi="Times New Roman" w:cs="Times New Roman"/>
+          <w:color w:val="000000"/>
+          <w:kern w:val="0"/>
+          <w:sz w:val="19"/>
+          <w:szCs w:val="19"/>
+        </w:rPr>
+      </w:pPr>
+      <w:r>
+        <w:rPr>
+          <w:rFonts w:ascii="Times New Roman" w:hAnsi="Times New Roman" w:cs="Times New Roman"/>
+          <w:color w:val="0000FF"/>
+          <w:kern w:val="0"/>
+          <w:sz w:val="19"/>
+          <w:szCs w:val="19"/>
+        </w:rPr>
+        <w:t>int</w:t>
+      </w:r>
+      <w:r>
+        <w:rPr>
+          <w:rFonts w:ascii="Times New Roman" w:hAnsi="Times New Roman" w:cs="Times New Roman"/>
+          <w:color w:val="000000"/>
+          <w:kern w:val="0"/>
+          <w:sz w:val="19"/>
+          <w:szCs w:val="19"/>
+        </w:rPr>
+        <w:t xml:space="preserve"> width, </w:t>
+      </w:r>
+      <w:r>
+        <w:rPr>
+          <w:rFonts w:ascii="Times New Roman" w:hAnsi="Times New Roman" w:cs="Times New Roman"/>
+          <w:color w:val="0000FF"/>
+          <w:kern w:val="0"/>
+          <w:sz w:val="19"/>
+          <w:szCs w:val="19"/>
+        </w:rPr>
+        <w:t>int</w:t>
+      </w:r>
+      <w:r>
+        <w:rPr>
+          <w:rFonts w:ascii="Times New Roman" w:hAnsi="Times New Roman" w:cs="Times New Roman"/>
+          <w:color w:val="000000"/>
+          <w:kern w:val="0"/>
+          <w:sz w:val="19"/>
+          <w:szCs w:val="19"/>
+        </w:rPr>
+        <w:t xml:space="preserve"> height;</w:t>
+      </w:r>
+    </w:p>
+    <w:p>
+      <w:pPr>
+        <w:autoSpaceDE w:val="0"/>
+        <w:autoSpaceDN w:val="0"/>
+        <w:adjustRightInd w:val="0"/>
+        <w:ind w:firstLine="390"/>
+        <w:jc w:val="left"/>
+        <w:rPr>
+          <w:rFonts w:ascii="Times New Roman" w:hAnsi="Times New Roman" w:cs="Times New Roman"/>
+          <w:color w:val="000000"/>
+          <w:szCs w:val="21"/>
+        </w:rPr>
+      </w:pPr>
+      <w:r>
+        <w:rPr>
+          <w:rFonts w:ascii="Times New Roman" w:hAnsi="Times New Roman" w:cs="Times New Roman"/>
+          <w:color w:val="0000FF"/>
+          <w:kern w:val="0"/>
+          <w:sz w:val="19"/>
+          <w:szCs w:val="19"/>
+        </w:rPr>
+        <w:t>int</w:t>
+      </w:r>
+      <w:r>
+        <w:rPr>
+          <w:rFonts w:ascii="Times New Roman" w:hAnsi="Times New Roman" w:cs="Times New Roman"/>
+          <w:color w:val="000000"/>
+          <w:kern w:val="0"/>
+          <w:sz w:val="19"/>
+          <w:szCs w:val="19"/>
+        </w:rPr>
+        <w:t xml:space="preserve"> format; //</w:t>
+      </w:r>
+      <w:r>
+        <w:rPr>
+          <w:rFonts w:ascii="Times New Roman" w:hAnsi="Times New Roman" w:cs="Times New Roman"/>
+          <w:color w:val="000000"/>
+          <w:kern w:val="0"/>
+          <w:sz w:val="19"/>
+          <w:szCs w:val="19"/>
+        </w:rPr>
+        <w:t>对视频，</w:t>
+      </w:r>
+      <w:r>
+        <w:rPr>
+          <w:rFonts w:ascii="Times New Roman" w:hAnsi="Times New Roman" w:cs="Times New Roman"/>
+          <w:color w:val="000000"/>
+          <w:szCs w:val="21"/>
+        </w:rPr>
+        <w:t>即</w:t>
+      </w:r>
+      <w:r>
+        <w:rPr>
+          <w:rFonts w:ascii="Times New Roman" w:hAnsi="Times New Roman" w:cs="Times New Roman"/>
+          <w:color w:val="000000"/>
+          <w:szCs w:val="21"/>
+        </w:rPr>
+        <w:t>AVPixelFormat</w:t>
+      </w:r>
+      <w:r>
+        <w:rPr>
+          <w:rFonts w:ascii="Times New Roman" w:hAnsi="Times New Roman" w:cs="Times New Roman"/>
+          <w:color w:val="000000"/>
+          <w:szCs w:val="21"/>
+        </w:rPr>
+        <w:t>，对音频，即</w:t>
+      </w:r>
+      <w:r>
+        <w:rPr>
+          <w:rFonts w:ascii="Times New Roman" w:hAnsi="Times New Roman" w:cs="Times New Roman"/>
+          <w:color w:val="000000"/>
+          <w:szCs w:val="21"/>
+        </w:rPr>
+        <w:t>AVSampleFormat</w:t>
+      </w:r>
+    </w:p>
+    <w:p>
+      <w:pPr>
+        <w:autoSpaceDE w:val="0"/>
+        <w:autoSpaceDN w:val="0"/>
+        <w:adjustRightInd w:val="0"/>
+        <w:ind w:firstLine="390"/>
+        <w:jc w:val="left"/>
+        <w:rPr>
+          <w:rFonts w:ascii="Times New Roman" w:hAnsi="Times New Roman" w:cs="Times New Roman"/>
+          <w:color w:val="000000"/>
+          <w:kern w:val="0"/>
+          <w:sz w:val="19"/>
+          <w:szCs w:val="19"/>
+        </w:rPr>
+      </w:pPr>
+      <w:r>
+        <w:rPr>
+          <w:rFonts w:ascii="Times New Roman" w:hAnsi="Times New Roman" w:cs="Times New Roman"/>
+          <w:color w:val="0000FF"/>
+          <w:kern w:val="0"/>
+          <w:sz w:val="19"/>
+          <w:szCs w:val="19"/>
+        </w:rPr>
+        <w:t>int</w:t>
+      </w:r>
+      <w:r>
+        <w:rPr>
+          <w:rFonts w:ascii="Times New Roman" w:hAnsi="Times New Roman" w:cs="Times New Roman"/>
+          <w:color w:val="000000"/>
+          <w:kern w:val="0"/>
+          <w:sz w:val="19"/>
+          <w:szCs w:val="19"/>
+        </w:rPr>
+        <w:t xml:space="preserve">      channels; </w:t>
+      </w:r>
+    </w:p>
+    <w:p>
+      <w:pPr>
+        <w:autoSpaceDE w:val="0"/>
+        <w:autoSpaceDN w:val="0"/>
+        <w:adjustRightInd w:val="0"/>
+        <w:ind w:firstLine="390"/>
+        <w:jc w:val="left"/>
+        <w:rPr>
+          <w:rFonts w:ascii="Times New Roman" w:hAnsi="Times New Roman" w:cs="Times New Roman"/>
+          <w:color w:val="000000"/>
+          <w:kern w:val="0"/>
+          <w:sz w:val="19"/>
+          <w:szCs w:val="19"/>
+        </w:rPr>
+      </w:pPr>
+      <w:r>
+        <w:rPr>
+          <w:rFonts w:ascii="Times New Roman" w:hAnsi="Times New Roman" w:cs="Times New Roman"/>
+          <w:color w:val="0000FF"/>
+          <w:kern w:val="0"/>
+          <w:sz w:val="19"/>
+          <w:szCs w:val="19"/>
+        </w:rPr>
+        <w:t>int</w:t>
+      </w:r>
+      <w:r>
+        <w:rPr>
+          <w:rFonts w:ascii="Times New Roman" w:hAnsi="Times New Roman" w:cs="Times New Roman"/>
+          <w:color w:val="000000"/>
+          <w:kern w:val="0"/>
+          <w:sz w:val="19"/>
+          <w:szCs w:val="19"/>
+        </w:rPr>
+        <w:t xml:space="preserve">      sample_rate; </w:t>
+      </w:r>
+    </w:p>
+    <w:p>
+      <w:pPr>
+        <w:autoSpaceDE w:val="0"/>
+        <w:autoSpaceDN w:val="0"/>
+        <w:adjustRightInd w:val="0"/>
+        <w:jc w:val="left"/>
+        <w:rPr>
+          <w:rFonts w:ascii="Times New Roman" w:hAnsi="Times New Roman" w:cs="Times New Roman"/>
+          <w:color w:val="000000"/>
+          <w:kern w:val="0"/>
+          <w:sz w:val="19"/>
+          <w:szCs w:val="19"/>
+        </w:rPr>
+      </w:pPr>
+      <w:r>
+        <w:rPr>
+          <w:rFonts w:ascii="Times New Roman" w:hAnsi="Times New Roman" w:cs="Times New Roman"/>
+          <w:color w:val="000000"/>
+          <w:kern w:val="0"/>
+          <w:sz w:val="19"/>
+          <w:szCs w:val="19"/>
+        </w:rPr>
+        <w:t>}</w:t>
+      </w:r>
+    </w:p>
+    <w:p>
+      <w:pPr>
+        <w:rPr>
+          <w:rFonts w:ascii="Times New Roman" w:hAnsi="Times New Roman" w:cs="Times New Roman"/>
+          <w:color w:val="438086"/>
+          <w:sz w:val="24"/>
+          <w:szCs w:val="40"/>
+        </w:rPr>
+      </w:pPr>
+      <w:r>
+        <w:rPr>
+          <w:rFonts w:ascii="Times New Roman" w:hAnsi="Times New Roman" w:cs="Times New Roman"/>
+          <w:color w:val="438086"/>
+          <w:sz w:val="24"/>
+          <w:szCs w:val="40"/>
+        </w:rPr>
+        <w:t>AVCodec</w:t>
+      </w:r>
+    </w:p>
+    <w:p>
+      <w:pPr>
+        <w:autoSpaceDE w:val="0"/>
+        <w:autoSpaceDN w:val="0"/>
+        <w:adjustRightInd w:val="0"/>
+        <w:jc w:val="left"/>
+        <w:rPr>
+          <w:rFonts w:ascii="Times New Roman" w:hAnsi="Times New Roman" w:cs="Times New Roman"/>
+          <w:color w:val="53548A"/>
+          <w:szCs w:val="21"/>
+        </w:rPr>
+      </w:pPr>
+      <w:r>
+        <w:rPr>
+          <w:rFonts w:ascii="Times New Roman" w:hAnsi="Times New Roman" w:cs="Times New Roman"/>
+          <w:color w:val="53548A"/>
+          <w:szCs w:val="21"/>
+        </w:rPr>
+        <w:sym w:font="Wingdings 2" w:char="F096"/>
+      </w:r>
+      <w:r>
+        <w:rPr>
+          <w:rFonts w:ascii="Times New Roman" w:hAnsi="Times New Roman" w:cs="Times New Roman"/>
+          <w:color w:val="53548A"/>
+          <w:szCs w:val="21"/>
+        </w:rPr>
+        <w:t xml:space="preserve"> name</w:t>
+      </w:r>
+      <w:r>
+        <w:rPr>
+          <w:rFonts w:ascii="Times New Roman" w:hAnsi="Times New Roman" w:cs="Times New Roman"/>
+          <w:color w:val="53548A"/>
+          <w:szCs w:val="21"/>
+        </w:rPr>
+        <w:t>：编解码器名称</w:t>
+      </w:r>
+    </w:p>
+    <w:p>
+      <w:pPr>
+        <w:autoSpaceDE w:val="0"/>
+        <w:autoSpaceDN w:val="0"/>
+        <w:adjustRightInd w:val="0"/>
+        <w:jc w:val="left"/>
+        <w:rPr>
+          <w:rFonts w:ascii="Times New Roman" w:hAnsi="Times New Roman" w:cs="Times New Roman"/>
+          <w:color w:val="53548A"/>
+          <w:szCs w:val="21"/>
+        </w:rPr>
+      </w:pPr>
+      <w:r>
+        <w:rPr>
+          <w:rFonts w:ascii="Times New Roman" w:hAnsi="Times New Roman" w:cs="Times New Roman"/>
+          <w:color w:val="53548A"/>
+          <w:szCs w:val="21"/>
+        </w:rPr>
+        <w:sym w:font="Wingdings 2" w:char="F096"/>
+      </w:r>
+      <w:r>
+        <w:rPr>
+          <w:rFonts w:ascii="Times New Roman" w:hAnsi="Times New Roman" w:cs="Times New Roman"/>
+          <w:color w:val="53548A"/>
+          <w:szCs w:val="21"/>
+        </w:rPr>
+        <w:t xml:space="preserve"> long_name</w:t>
+      </w:r>
+      <w:r>
+        <w:rPr>
+          <w:rFonts w:ascii="Times New Roman" w:hAnsi="Times New Roman" w:cs="Times New Roman"/>
+          <w:color w:val="53548A"/>
+          <w:szCs w:val="21"/>
+        </w:rPr>
+        <w:t>：编解码器长名称</w:t>
+      </w:r>
+    </w:p>
+    <w:p>
+      <w:pPr>
+        <w:autoSpaceDE w:val="0"/>
+        <w:autoSpaceDN w:val="0"/>
+        <w:adjustRightInd w:val="0"/>
+        <w:jc w:val="left"/>
+        <w:rPr>
+          <w:rFonts w:ascii="Times New Roman" w:hAnsi="Times New Roman" w:cs="Times New Roman"/>
+          <w:color w:val="53548A"/>
+          <w:szCs w:val="21"/>
+        </w:rPr>
+      </w:pPr>
+      <w:r>
+        <w:rPr>
+          <w:rFonts w:ascii="Times New Roman" w:hAnsi="Times New Roman" w:cs="Times New Roman"/>
+          <w:color w:val="53548A"/>
+          <w:szCs w:val="21"/>
+        </w:rPr>
+        <w:sym w:font="Wingdings 2" w:char="F096"/>
+      </w:r>
+      <w:r>
+        <w:rPr>
+          <w:rFonts w:ascii="Times New Roman" w:hAnsi="Times New Roman" w:cs="Times New Roman"/>
+          <w:color w:val="53548A"/>
+          <w:szCs w:val="21"/>
+        </w:rPr>
+        <w:t xml:space="preserve"> type</w:t>
+      </w:r>
+      <w:r>
+        <w:rPr>
+          <w:rFonts w:ascii="Times New Roman" w:hAnsi="Times New Roman" w:cs="Times New Roman"/>
+          <w:color w:val="53548A"/>
+          <w:szCs w:val="21"/>
+        </w:rPr>
+        <w:t>：编解码器类型</w:t>
+      </w:r>
+    </w:p>
+    <w:p>
+      <w:pPr>
+        <w:autoSpaceDE w:val="0"/>
+        <w:autoSpaceDN w:val="0"/>
+        <w:adjustRightInd w:val="0"/>
+        <w:jc w:val="left"/>
+        <w:rPr>
+          <w:rFonts w:ascii="Times New Roman" w:hAnsi="Times New Roman" w:cs="Times New Roman"/>
+          <w:color w:val="53548A"/>
+          <w:szCs w:val="21"/>
+        </w:rPr>
+      </w:pPr>
+      <w:r>
+        <w:rPr>
+          <w:rFonts w:ascii="Times New Roman" w:hAnsi="Times New Roman" w:cs="Times New Roman"/>
+          <w:color w:val="53548A"/>
+          <w:szCs w:val="21"/>
+        </w:rPr>
+        <w:sym w:font="Wingdings 2" w:char="F096"/>
+      </w:r>
+      <w:r>
+        <w:rPr>
+          <w:rFonts w:ascii="Times New Roman" w:hAnsi="Times New Roman" w:cs="Times New Roman"/>
+          <w:color w:val="53548A"/>
+          <w:szCs w:val="21"/>
+        </w:rPr>
+        <w:t xml:space="preserve"> id</w:t>
+      </w:r>
+      <w:r>
+        <w:rPr>
+          <w:rFonts w:ascii="Times New Roman" w:hAnsi="Times New Roman" w:cs="Times New Roman"/>
+          <w:color w:val="53548A"/>
+          <w:szCs w:val="21"/>
+        </w:rPr>
+        <w:t>：编解码器</w:t>
+      </w:r>
+      <w:r>
+        <w:rPr>
+          <w:rFonts w:ascii="Times New Roman" w:hAnsi="Times New Roman" w:cs="Times New Roman"/>
+          <w:color w:val="53548A"/>
+          <w:szCs w:val="21"/>
+        </w:rPr>
+        <w:t>ID</w:t>
+      </w:r>
+    </w:p>
+    <w:p>
+      <w:pPr>
+        <w:autoSpaceDE w:val="0"/>
+        <w:autoSpaceDN w:val="0"/>
+        <w:adjustRightInd w:val="0"/>
+        <w:jc w:val="left"/>
+        <w:rPr>
+          <w:rFonts w:ascii="Times New Roman" w:hAnsi="Times New Roman" w:cs="Times New Roman"/>
+          <w:color w:val="000000"/>
+          <w:kern w:val="0"/>
+          <w:szCs w:val="21"/>
+        </w:rPr>
+      </w:pPr>
+      <w:r>
+        <w:rPr>
+          <w:rFonts w:ascii="Times New Roman" w:hAnsi="Times New Roman" w:cs="Times New Roman"/>
+          <w:color w:val="53548A"/>
+          <w:szCs w:val="21"/>
+        </w:rPr>
+        <w:sym w:font="Wingdings 2" w:char="F096"/>
+      </w:r>
+      <w:r>
+        <w:rPr>
+          <w:rFonts w:ascii="Times New Roman" w:hAnsi="Times New Roman" w:cs="Times New Roman"/>
+          <w:color w:val="53548A"/>
+          <w:szCs w:val="21"/>
+        </w:rPr>
+        <w:t xml:space="preserve"> </w:t>
+      </w:r>
+      <w:r>
+        <w:rPr>
+          <w:rFonts w:ascii="Times New Roman" w:hAnsi="Times New Roman" w:cs="Times New Roman"/>
+          <w:color w:val="53548A"/>
+          <w:szCs w:val="21"/>
+        </w:rPr>
+        <w:t>一些编解码的接口函数</w:t>
+      </w:r>
+    </w:p>
+    <w:p>
+      <w:pPr>
+        <w:autoSpaceDE w:val="0"/>
+        <w:autoSpaceDN w:val="0"/>
+        <w:adjustRightInd w:val="0"/>
+        <w:jc w:val="left"/>
+        <w:rPr>
+          <w:rFonts w:ascii="Times New Roman" w:hAnsi="Times New Roman" w:cs="Times New Roman"/>
+          <w:color w:val="438086"/>
+          <w:szCs w:val="21"/>
+        </w:rPr>
+      </w:pPr>
+      <w:r>
+        <w:rPr>
+          <w:rFonts w:ascii="Times New Roman" w:eastAsia="微软雅黑" w:hAnsi="Times New Roman" w:cs="Times New Roman"/>
+          <w:color w:val="438086"/>
+          <w:szCs w:val="21"/>
+        </w:rPr>
+        <w:t>▫</w:t>
+      </w:r>
+      <w:r>
+        <w:rPr>
+          <w:rFonts w:ascii="Times New Roman" w:hAnsi="Times New Roman" w:cs="Times New Roman"/>
+          <w:color w:val="438086"/>
+          <w:szCs w:val="21"/>
+        </w:rPr>
+        <w:t xml:space="preserve"> AVPacket</w:t>
+      </w:r>
+    </w:p>
+    <w:p>
+      <w:pPr>
+        <w:autoSpaceDE w:val="0"/>
+        <w:autoSpaceDN w:val="0"/>
+        <w:adjustRightInd w:val="0"/>
+        <w:jc w:val="left"/>
+        <w:rPr>
+          <w:rFonts w:ascii="Times New Roman" w:hAnsi="Times New Roman" w:cs="Times New Roman" w:hint="eastAsia"/>
+          <w:color w:val="53548A"/>
+          <w:szCs w:val="21"/>
+        </w:rPr>
+      </w:pPr>
+      <w:r>
+        <w:rPr>
+          <w:rFonts w:ascii="Times New Roman" w:hAnsi="Times New Roman" w:cs="Times New Roman"/>
+          <w:color w:val="53548A"/>
+          <w:szCs w:val="21"/>
+        </w:rPr>
+        <w:sym w:font="Wingdings 2" w:char="F096"/>
+      </w:r>
+      <w:r>
+        <w:rPr>
+          <w:rFonts w:ascii="Times New Roman" w:hAnsi="Times New Roman" w:cs="Times New Roman"/>
+          <w:color w:val="53548A"/>
+          <w:szCs w:val="21"/>
+        </w:rPr>
+        <w:t xml:space="preserve"> pts</w:t>
+      </w:r>
+      <w:r>
+        <w:rPr>
+          <w:rFonts w:ascii="Times New Roman" w:hAnsi="Times New Roman" w:cs="Times New Roman"/>
+          <w:color w:val="53548A"/>
+          <w:szCs w:val="21"/>
+        </w:rPr>
+        <w:t>：显示时间</w:t>
+      </w:r>
+      <w:r>
+        <w:rPr>
+          <w:rFonts w:ascii="Times New Roman" w:hAnsi="Times New Roman" w:cs="Times New Roman"/>
+          <w:color w:val="53548A"/>
+          <w:szCs w:val="21"/>
+        </w:rPr>
+        <w:t>戳</w:t>
+      </w:r>
+      <w:r>
+        <w:rPr>
+          <w:rFonts w:ascii="Times New Roman" w:hAnsi="Times New Roman" w:cs="Times New Roman" w:hint="eastAsia"/>
+          <w:color w:val="006400"/>
+          <w:kern w:val="0"/>
+          <w:szCs w:val="21"/>
+        </w:rPr>
+        <w:t>//</w:t>
+      </w:r>
+      <w:r>
+        <w:rPr>
+          <w:rFonts w:ascii="Times New Roman" w:hAnsi="Times New Roman" w:cs="Times New Roman" w:hint="eastAsia"/>
+          <w:color w:val="006400"/>
+          <w:kern w:val="0"/>
+          <w:szCs w:val="21"/>
+        </w:rPr>
+        <w:t>乘以</w:t>
+      </w:r>
+      <w:r>
+        <w:rPr>
+          <w:rFonts w:ascii="Times New Roman" w:hAnsi="Times New Roman" w:cs="Times New Roman" w:hint="eastAsia"/>
+          <w:color w:val="006400"/>
+          <w:kern w:val="0"/>
+          <w:szCs w:val="21"/>
+        </w:rPr>
+        <w:t>A</w:t>
+      </w:r>
+      <w:r>
+        <w:rPr>
+          <w:rFonts w:ascii="Times New Roman" w:hAnsi="Times New Roman" w:cs="Times New Roman"/>
+          <w:color w:val="006400"/>
+          <w:kern w:val="0"/>
+          <w:szCs w:val="21"/>
+        </w:rPr>
+        <w:t>VStream[</w:t>
+      </w:r>
+      <w:r>
+        <w:rPr>
+          <w:rFonts w:ascii="Times New Roman" w:hAnsi="Times New Roman" w:cs="Times New Roman"/>
+          <w:color w:val="006400"/>
+          <w:kern w:val="0"/>
+          <w:szCs w:val="21"/>
+        </w:rPr>
+        <w:t>stream_index</w:t>
+      </w:r>
+      <w:r>
+        <w:rPr>
+          <w:rFonts w:ascii="Times New Roman" w:hAnsi="Times New Roman" w:cs="Times New Roman"/>
+          <w:color w:val="006400"/>
+          <w:kern w:val="0"/>
+          <w:szCs w:val="21"/>
+        </w:rPr>
+        <w:t>]::</w:t>
+      </w:r>
+      <w:r>
+        <w:rPr>
+          <w:rFonts w:ascii="Times New Roman" w:hAnsi="Times New Roman" w:cs="Times New Roman"/>
+          <w:color w:val="006400"/>
+          <w:kern w:val="0"/>
+          <w:szCs w:val="21"/>
+        </w:rPr>
+        <w:t>time_base</w:t>
+      </w:r>
+      <w:r>
+        <w:rPr>
+          <w:rFonts w:ascii="Times New Roman" w:hAnsi="Times New Roman" w:cs="Times New Roman" w:hint="eastAsia"/>
+          <w:color w:val="006400"/>
+          <w:kern w:val="0"/>
+          <w:szCs w:val="21"/>
+        </w:rPr>
+        <w:t>则为当前帧显示到屏幕上的时间</w:t>
+      </w:r>
+    </w:p>
+    <w:p>
+      <w:pPr>
+        <w:autoSpaceDE w:val="0"/>
+        <w:autoSpaceDN w:val="0"/>
+        <w:adjustRightInd w:val="0"/>
+        <w:jc w:val="left"/>
+        <w:rPr>
+          <w:rFonts w:ascii="Times New Roman" w:hAnsi="Times New Roman" w:cs="Times New Roman"/>
+          <w:color w:val="53548A"/>
+          <w:szCs w:val="21"/>
+        </w:rPr>
+      </w:pPr>
+      <w:r>
+        <w:rPr>
+          <w:rFonts w:ascii="Times New Roman" w:hAnsi="Times New Roman" w:cs="Times New Roman"/>
+          <w:color w:val="53548A"/>
+          <w:szCs w:val="21"/>
+        </w:rPr>
+        <w:sym w:font="Wingdings 2" w:char="F096"/>
+      </w:r>
+      <w:r>
+        <w:rPr>
+          <w:rFonts w:ascii="Times New Roman" w:hAnsi="Times New Roman" w:cs="Times New Roman"/>
+          <w:color w:val="53548A"/>
+          <w:szCs w:val="21"/>
+        </w:rPr>
+        <w:t xml:space="preserve"> dts </w:t>
+      </w:r>
+      <w:r>
+        <w:rPr>
+          <w:rFonts w:ascii="Times New Roman" w:hAnsi="Times New Roman" w:cs="Times New Roman"/>
+          <w:color w:val="53548A"/>
+          <w:szCs w:val="21"/>
+        </w:rPr>
+        <w:t>：解码时间戳</w:t>
+      </w:r>
+    </w:p>
+    <w:p>
+      <w:pPr>
+        <w:autoSpaceDE w:val="0"/>
+        <w:autoSpaceDN w:val="0"/>
+        <w:adjustRightInd w:val="0"/>
+        <w:jc w:val="left"/>
+        <w:rPr>
+          <w:rFonts w:ascii="Times New Roman" w:hAnsi="Times New Roman" w:cs="Times New Roman"/>
+          <w:color w:val="53548A"/>
+          <w:szCs w:val="21"/>
+        </w:rPr>
+      </w:pPr>
+      <w:r>
+        <w:rPr>
+          <w:rFonts w:ascii="Times New Roman" w:hAnsi="Times New Roman" w:cs="Times New Roman"/>
+          <w:color w:val="53548A"/>
+          <w:szCs w:val="21"/>
+        </w:rPr>
+        <w:sym w:font="Wingdings 2" w:char="F096"/>
+      </w:r>
+      <w:r>
+        <w:rPr>
+          <w:rFonts w:ascii="Times New Roman" w:hAnsi="Times New Roman" w:cs="Times New Roman"/>
+          <w:color w:val="53548A"/>
+          <w:szCs w:val="21"/>
+        </w:rPr>
+        <w:t xml:space="preserve"> data </w:t>
+      </w:r>
+      <w:r>
+        <w:rPr>
+          <w:rFonts w:ascii="Times New Roman" w:hAnsi="Times New Roman" w:cs="Times New Roman"/>
+          <w:color w:val="53548A"/>
+          <w:szCs w:val="21"/>
+        </w:rPr>
+        <w:t>：压缩编码数据</w:t>
+      </w:r>
+    </w:p>
+    <w:p>
+      <w:pPr>
+        <w:autoSpaceDE w:val="0"/>
+        <w:autoSpaceDN w:val="0"/>
+        <w:adjustRightInd w:val="0"/>
+        <w:jc w:val="left"/>
+        <w:rPr>
+          <w:rFonts w:ascii="Times New Roman" w:hAnsi="Times New Roman" w:cs="Times New Roman"/>
+          <w:color w:val="53548A"/>
+          <w:szCs w:val="21"/>
+        </w:rPr>
+      </w:pPr>
+      <w:r>
+        <w:rPr>
+          <w:rFonts w:ascii="Times New Roman" w:hAnsi="Times New Roman" w:cs="Times New Roman"/>
+          <w:color w:val="53548A"/>
+          <w:szCs w:val="21"/>
+        </w:rPr>
+        <w:sym w:font="Wingdings 2" w:char="F096"/>
+      </w:r>
+      <w:r>
+        <w:rPr>
+          <w:rFonts w:ascii="Times New Roman" w:hAnsi="Times New Roman" w:cs="Times New Roman"/>
+          <w:color w:val="53548A"/>
+          <w:szCs w:val="21"/>
+        </w:rPr>
+        <w:t xml:space="preserve"> size </w:t>
+      </w:r>
+      <w:r>
+        <w:rPr>
+          <w:rFonts w:ascii="Times New Roman" w:hAnsi="Times New Roman" w:cs="Times New Roman"/>
+          <w:color w:val="53548A"/>
+          <w:szCs w:val="21"/>
+        </w:rPr>
+        <w:t>：压缩编码数据大小</w:t>
+      </w:r>
+    </w:p>
+    <w:p>
+      <w:pPr>
+        <w:autoSpaceDE w:val="0"/>
+        <w:autoSpaceDN w:val="0"/>
+        <w:adjustRightInd w:val="0"/>
+        <w:jc w:val="left"/>
+        <w:rPr>
+          <w:rFonts w:ascii="Times New Roman" w:hAnsi="Times New Roman" w:cs="Times New Roman"/>
+          <w:color w:val="53548A"/>
+          <w:szCs w:val="21"/>
+        </w:rPr>
+      </w:pPr>
+      <w:r>
+        <w:rPr>
+          <w:rFonts w:ascii="Times New Roman" w:hAnsi="Times New Roman" w:cs="Times New Roman"/>
+          <w:color w:val="53548A"/>
+          <w:szCs w:val="21"/>
+        </w:rPr>
+        <w:sym w:font="Wingdings 2" w:char="F096"/>
+      </w:r>
+      <w:r>
+        <w:rPr>
+          <w:rFonts w:ascii="Times New Roman" w:hAnsi="Times New Roman" w:cs="Times New Roman"/>
+          <w:color w:val="53548A"/>
+          <w:szCs w:val="21"/>
+        </w:rPr>
+        <w:t xml:space="preserve"> stream_index </w:t>
+      </w:r>
+      <w:r>
+        <w:rPr>
+          <w:rFonts w:ascii="Times New Roman" w:hAnsi="Times New Roman" w:cs="Times New Roman"/>
+          <w:color w:val="53548A"/>
+          <w:szCs w:val="21"/>
+        </w:rPr>
+        <w:t>：所属的</w:t>
+      </w:r>
+      <w:r>
+        <w:rPr>
+          <w:rFonts w:ascii="Times New Roman" w:hAnsi="Times New Roman" w:cs="Times New Roman"/>
+          <w:color w:val="53548A"/>
+          <w:szCs w:val="21"/>
+        </w:rPr>
+        <w:t>AVStream</w:t>
+      </w:r>
+    </w:p>
+    <w:p>
+      <w:pPr>
+        <w:autoSpaceDE w:val="0"/>
+        <w:autoSpaceDN w:val="0"/>
+        <w:adjustRightInd w:val="0"/>
+        <w:jc w:val="left"/>
+        <w:rPr>
+          <w:rFonts w:ascii="Times New Roman" w:hAnsi="Times New Roman" w:cs="Times New Roman" w:hint="eastAsia"/>
+          <w:color w:val="438086"/>
+          <w:szCs w:val="21"/>
+        </w:rPr>
+      </w:pPr>
+      <w:r>
+        <w:rPr>
+          <w:rFonts w:ascii="Times New Roman" w:eastAsia="微软雅黑" w:hAnsi="Times New Roman" w:cs="Times New Roman"/>
+          <w:color w:val="438086"/>
+          <w:szCs w:val="21"/>
+        </w:rPr>
+        <w:t>▫</w:t>
+      </w:r>
+      <w:r>
+        <w:rPr>
+          <w:rFonts w:ascii="Times New Roman" w:hAnsi="Times New Roman" w:cs="Times New Roman"/>
+          <w:color w:val="438086"/>
+          <w:szCs w:val="21"/>
+        </w:rPr>
+        <w:t xml:space="preserve"> AVFrame</w:t>
+      </w:r>
+    </w:p>
+    <w:p>
+      <w:pPr>
+        <w:autoSpaceDE w:val="0"/>
+        <w:autoSpaceDN w:val="0"/>
+        <w:adjustRightInd w:val="0"/>
+        <w:jc w:val="left"/>
+        <w:rPr>
+          <w:rFonts w:ascii="Times New Roman" w:hAnsi="Times New Roman" w:cs="Times New Roman"/>
+          <w:color w:val="53548A"/>
+          <w:szCs w:val="21"/>
+        </w:rPr>
+      </w:pPr>
+      <w:r>
+        <w:rPr>
+          <w:rFonts w:ascii="Times New Roman" w:hAnsi="Times New Roman" w:cs="Times New Roman"/>
+          <w:color w:val="53548A"/>
+          <w:szCs w:val="21"/>
+        </w:rPr>
+        <w:sym w:font="Wingdings 2" w:char="F096"/>
+      </w:r>
+      <w:r>
+        <w:rPr>
+          <w:rFonts w:ascii="Times New Roman" w:hAnsi="Times New Roman" w:cs="Times New Roman"/>
+          <w:color w:val="53548A"/>
+          <w:szCs w:val="21"/>
+        </w:rPr>
+        <w:t xml:space="preserve"> data</w:t>
+      </w:r>
+      <w:r>
+        <w:rPr>
+          <w:rFonts w:ascii="Times New Roman" w:hAnsi="Times New Roman" w:cs="Times New Roman"/>
+          <w:color w:val="53548A"/>
+          <w:szCs w:val="21"/>
+        </w:rPr>
+        <w:t>：解码后的图像像素数据（音频采样数据）。</w:t>
+      </w:r>
+    </w:p>
+    <w:p>
+      <w:pPr>
+        <w:autoSpaceDE w:val="0"/>
+        <w:autoSpaceDN w:val="0"/>
+        <w:adjustRightInd w:val="0"/>
+        <w:jc w:val="left"/>
+        <w:rPr>
+          <w:rFonts w:ascii="Times New Roman" w:hAnsi="Times New Roman" w:cs="Times New Roman"/>
+          <w:color w:val="53548A"/>
+          <w:szCs w:val="21"/>
+        </w:rPr>
+      </w:pPr>
+      <w:r>
+        <w:rPr>
+          <w:rFonts w:ascii="Times New Roman" w:hAnsi="Times New Roman" w:cs="Times New Roman"/>
+          <w:color w:val="53548A"/>
+          <w:szCs w:val="21"/>
+        </w:rPr>
+        <w:sym w:font="Wingdings 2" w:char="F096"/>
+      </w:r>
+      <w:r>
+        <w:rPr>
+          <w:rFonts w:ascii="Times New Roman" w:hAnsi="Times New Roman" w:cs="Times New Roman"/>
+          <w:color w:val="53548A"/>
+          <w:szCs w:val="21"/>
+        </w:rPr>
+        <w:t xml:space="preserve"> linesize</w:t>
+      </w:r>
+      <w:r>
+        <w:rPr>
+          <w:rFonts w:ascii="Times New Roman" w:hAnsi="Times New Roman" w:cs="Times New Roman"/>
+          <w:color w:val="53548A"/>
+          <w:szCs w:val="21"/>
+        </w:rPr>
+        <w:t>：对视频来说是图像中一行像素的大小；对音频来说是整个音频帧的大小。</w:t>
+      </w:r>
+    </w:p>
+    <w:p>
+      <w:pPr>
+        <w:autoSpaceDE w:val="0"/>
+        <w:autoSpaceDN w:val="0"/>
+        <w:adjustRightInd w:val="0"/>
+        <w:jc w:val="left"/>
+        <w:rPr>
+          <w:rFonts w:ascii="Times New Roman" w:hAnsi="Times New Roman" w:cs="Times New Roman"/>
+          <w:color w:val="53548A"/>
+          <w:szCs w:val="21"/>
+        </w:rPr>
+      </w:pPr>
+      <w:r>
+        <w:rPr>
+          <w:rFonts w:ascii="Times New Roman" w:hAnsi="Times New Roman" w:cs="Times New Roman"/>
+          <w:color w:val="53548A"/>
+          <w:szCs w:val="21"/>
+        </w:rPr>
+        <w:sym w:font="Wingdings 2" w:char="F096"/>
+      </w:r>
+      <w:r>
+        <w:rPr>
+          <w:rFonts w:ascii="Times New Roman" w:hAnsi="Times New Roman" w:cs="Times New Roman"/>
+          <w:color w:val="53548A"/>
+          <w:szCs w:val="21"/>
+        </w:rPr>
+        <w:t xml:space="preserve"> width, height</w:t>
+      </w:r>
+      <w:r>
+        <w:rPr>
+          <w:rFonts w:ascii="Times New Roman" w:hAnsi="Times New Roman" w:cs="Times New Roman"/>
+          <w:color w:val="53548A"/>
+          <w:szCs w:val="21"/>
+        </w:rPr>
+        <w:t>：图像的宽高（只针对视频）。</w:t>
+      </w:r>
+    </w:p>
+    <w:p>
+      <w:pPr>
+        <w:autoSpaceDE w:val="0"/>
+        <w:autoSpaceDN w:val="0"/>
+        <w:adjustRightInd w:val="0"/>
+        <w:jc w:val="left"/>
+        <w:rPr>
+          <w:rFonts w:ascii="Times New Roman" w:hAnsi="Times New Roman" w:cs="Times New Roman"/>
+          <w:color w:val="53548A"/>
+          <w:szCs w:val="21"/>
+        </w:rPr>
+      </w:pPr>
+      <w:r>
+        <w:rPr>
+          <w:rFonts w:ascii="Times New Roman" w:hAnsi="Times New Roman" w:cs="Times New Roman"/>
+          <w:color w:val="53548A"/>
+          <w:szCs w:val="21"/>
+        </w:rPr>
+        <w:sym w:font="Wingdings 2" w:char="F096"/>
+      </w:r>
+      <w:r>
+        <w:rPr>
+          <w:rFonts w:ascii="Times New Roman" w:hAnsi="Times New Roman" w:cs="Times New Roman"/>
+          <w:color w:val="53548A"/>
+          <w:szCs w:val="21"/>
+        </w:rPr>
+        <w:t xml:space="preserve"> key_frame</w:t>
+      </w:r>
+      <w:r>
+        <w:rPr>
+          <w:rFonts w:ascii="Times New Roman" w:hAnsi="Times New Roman" w:cs="Times New Roman"/>
+          <w:color w:val="53548A"/>
+          <w:szCs w:val="21"/>
+        </w:rPr>
+        <w:t>：是否为关键帧（只针对视频）</w:t>
+      </w:r>
+      <w:r>
+        <w:rPr>
+          <w:rFonts w:ascii="Times New Roman" w:hAnsi="Times New Roman" w:cs="Times New Roman"/>
+          <w:color w:val="53548A"/>
+          <w:szCs w:val="21"/>
+        </w:rPr>
+        <w:t xml:space="preserve"> </w:t>
+      </w:r>
+      <w:r>
+        <w:rPr>
+          <w:rFonts w:ascii="Times New Roman" w:hAnsi="Times New Roman" w:cs="Times New Roman"/>
+          <w:color w:val="53548A"/>
+          <w:szCs w:val="21"/>
+        </w:rPr>
+        <w:t>。</w:t>
+      </w:r>
+    </w:p>
+    <w:p>
+      <w:pPr>
+        <w:autoSpaceDE w:val="0"/>
+        <w:autoSpaceDN w:val="0"/>
+        <w:adjustRightInd w:val="0"/>
+        <w:jc w:val="left"/>
+        <w:rPr>
+          <w:rFonts w:ascii="Times New Roman" w:hAnsi="Times New Roman" w:cs="Times New Roman"/>
+          <w:color w:val="53548A"/>
+          <w:szCs w:val="21"/>
+        </w:rPr>
+      </w:pPr>
+      <w:r>
+        <w:rPr>
+          <w:rFonts w:ascii="Times New Roman" w:hAnsi="Times New Roman" w:cs="Times New Roman"/>
+          <w:color w:val="53548A"/>
+          <w:szCs w:val="21"/>
+        </w:rPr>
+        <w:sym w:font="Wingdings 2" w:char="F096"/>
+      </w:r>
+      <w:r>
+        <w:rPr>
+          <w:rFonts w:ascii="Times New Roman" w:hAnsi="Times New Roman" w:cs="Times New Roman"/>
+          <w:color w:val="53548A"/>
+          <w:szCs w:val="21"/>
+        </w:rPr>
+        <w:t xml:space="preserve"> pict_type</w:t>
+      </w:r>
+      <w:r>
+        <w:rPr>
+          <w:rFonts w:ascii="Times New Roman" w:hAnsi="Times New Roman" w:cs="Times New Roman"/>
+          <w:color w:val="53548A"/>
+          <w:szCs w:val="21"/>
+        </w:rPr>
+        <w:t>：帧类型（只针对视频）。例如</w:t>
+      </w:r>
+      <w:r>
+        <w:rPr>
+          <w:rFonts w:ascii="Times New Roman" w:hAnsi="Times New Roman" w:cs="Times New Roman"/>
+          <w:color w:val="53548A"/>
+          <w:szCs w:val="21"/>
+        </w:rPr>
+        <w:t>I</w:t>
+      </w:r>
+      <w:r>
+        <w:rPr>
+          <w:rFonts w:ascii="Times New Roman" w:hAnsi="Times New Roman" w:cs="Times New Roman"/>
+          <w:color w:val="53548A"/>
+          <w:szCs w:val="21"/>
+        </w:rPr>
+        <w:t>，</w:t>
+      </w:r>
+      <w:r>
+        <w:rPr>
+          <w:rFonts w:ascii="Times New Roman" w:hAnsi="Times New Roman" w:cs="Times New Roman"/>
+          <w:color w:val="53548A"/>
+          <w:szCs w:val="21"/>
+        </w:rPr>
+        <w:t xml:space="preserve"> P</w:t>
+      </w:r>
+      <w:r>
+        <w:rPr>
+          <w:rFonts w:ascii="Times New Roman" w:hAnsi="Times New Roman" w:cs="Times New Roman"/>
+          <w:color w:val="53548A"/>
+          <w:szCs w:val="21"/>
+        </w:rPr>
+        <w:t>，</w:t>
+      </w:r>
+      <w:r>
+        <w:rPr>
+          <w:rFonts w:ascii="Times New Roman" w:hAnsi="Times New Roman" w:cs="Times New Roman"/>
+          <w:color w:val="53548A"/>
+          <w:szCs w:val="21"/>
+        </w:rPr>
+        <w:t xml:space="preserve"> B</w:t>
+      </w:r>
+      <w:r>
+        <w:rPr>
+          <w:rFonts w:ascii="Times New Roman" w:hAnsi="Times New Roman" w:cs="Times New Roman"/>
+          <w:color w:val="53548A"/>
+          <w:szCs w:val="21"/>
+        </w:rPr>
+        <w:t>。</w:t>
+      </w:r>
+    </w:p>
+    <w:p>
+      <w:pPr>
+        <w:autoSpaceDE w:val="0"/>
+        <w:autoSpaceDN w:val="0"/>
+        <w:adjustRightInd w:val="0"/>
+        <w:jc w:val="left"/>
+        <w:rPr>
+          <w:rFonts w:ascii="Times New Roman" w:hAnsi="Times New Roman" w:cs="Times New Roman"/>
+          <w:color w:val="53548A"/>
+          <w:szCs w:val="21"/>
+        </w:rPr>
+      </w:pPr>
+    </w:p>
+    <w:p>
+      <w:pPr>
+        <w:autoSpaceDE w:val="0"/>
+        <w:autoSpaceDN w:val="0"/>
+        <w:adjustRightInd w:val="0"/>
+        <w:jc w:val="left"/>
+        <w:rPr>
+          <w:rFonts w:ascii="Times New Roman" w:hAnsi="Times New Roman" w:cs="Times New Roman" w:hint="eastAsia"/>
+          <w:kern w:val="0"/>
+          <w:szCs w:val="21"/>
+        </w:rPr>
+      </w:pPr>
+      <w:r>
+        <w:rPr>
+          <w:rFonts w:ascii="Times New Roman" w:hAnsi="Times New Roman" w:cs="Times New Roman"/>
+          <w:kern w:val="0"/>
+          <w:szCs w:val="21"/>
+        </w:rPr>
+        <w:t>av_image_get_buffer_size(AV_PIX_FMT_YUV420P</w:t>
+      </w:r>
+      <w:r>
+        <w:rPr>
+          <w:rFonts w:ascii="Times New Roman" w:hAnsi="Times New Roman" w:cs="Times New Roman"/>
+          <w:kern w:val="0"/>
+          <w:szCs w:val="21"/>
+        </w:rPr>
+        <w:t>,width,</w:t>
+      </w:r>
+      <w:r>
+        <w:rPr>
+          <w:rFonts w:ascii="Times New Roman" w:hAnsi="Times New Roman" w:cs="Times New Roman"/>
+          <w:kern w:val="0"/>
+          <w:szCs w:val="21"/>
+        </w:rPr>
+        <w:t>height, 1)</w:t>
+      </w:r>
+      <w:r>
+        <w:rPr>
+          <w:rFonts w:ascii="Times New Roman" w:hAnsi="Times New Roman" w:cs="Times New Roman" w:hint="eastAsia"/>
+          <w:kern w:val="0"/>
+          <w:szCs w:val="21"/>
+        </w:rPr>
+        <w:t>，求</w:t>
+      </w:r>
+      <w:r>
+        <w:rPr>
+          <w:rFonts w:ascii="Times New Roman" w:hAnsi="Times New Roman" w:cs="Times New Roman" w:hint="eastAsia"/>
+          <w:kern w:val="0"/>
+          <w:szCs w:val="21"/>
+        </w:rPr>
+        <w:t>Y</w:t>
+      </w:r>
+      <w:r>
+        <w:rPr>
+          <w:rFonts w:ascii="Times New Roman" w:hAnsi="Times New Roman" w:cs="Times New Roman"/>
+          <w:kern w:val="0"/>
+          <w:szCs w:val="21"/>
+        </w:rPr>
+        <w:t>UV420P</w:t>
+      </w:r>
+      <w:r>
+        <w:rPr>
+          <w:rFonts w:ascii="Times New Roman" w:hAnsi="Times New Roman" w:cs="Times New Roman" w:hint="eastAsia"/>
+          <w:kern w:val="0"/>
+          <w:szCs w:val="21"/>
+        </w:rPr>
+        <w:t>格式的</w:t>
+      </w:r>
+      <w:r>
+        <w:rPr>
+          <w:rFonts w:ascii="Times New Roman" w:hAnsi="Times New Roman" w:cs="Times New Roman" w:hint="eastAsia"/>
+          <w:kern w:val="0"/>
+          <w:szCs w:val="21"/>
+        </w:rPr>
+        <w:t>一帧图像的</w:t>
+      </w:r>
+      <w:r>
+        <w:rPr>
+          <w:rFonts w:ascii="Times New Roman" w:hAnsi="Times New Roman" w:cs="Times New Roman" w:hint="eastAsia"/>
+          <w:kern w:val="0"/>
+          <w:szCs w:val="21"/>
+        </w:rPr>
+        <w:t>像素数据的大小，即</w:t>
+      </w:r>
+      <w:r>
+        <w:rPr>
+          <w:rFonts w:ascii="Times New Roman" w:hAnsi="Times New Roman" w:cs="Times New Roman" w:hint="eastAsia"/>
+          <w:kern w:val="0"/>
+          <w:szCs w:val="21"/>
+        </w:rPr>
+        <w:t>1.5</w:t>
+      </w:r>
+      <w:r>
+        <w:rPr>
+          <w:rFonts w:ascii="Times New Roman" w:hAnsi="Times New Roman" w:cs="Times New Roman"/>
+          <w:kern w:val="0"/>
+          <w:szCs w:val="21"/>
+        </w:rPr>
+        <w:t>*</w:t>
+      </w:r>
       <w:bookmarkStart w:id="0" w:name="_GoBack"/>
       <w:bookmarkEnd w:id="0"/>
-    </w:p>
-    <w:p>
-      <w:pPr>
-        <w:rPr>
-          <w:rFonts w:ascii="Times New Roman" w:hAnsi="Times New Roman" w:cs="Times New Roman"/>
-          <w:szCs w:val="21"/>
-        </w:rPr>
-      </w:pPr>
-      <w:r>
-        <w:rPr>
-          <w:rFonts w:ascii="Times New Roman" w:hAnsi="Times New Roman" w:cs="Times New Roman"/>
-          <w:color w:val="000000"/>
-          <w:kern w:val="0"/>
-          <w:szCs w:val="21"/>
-        </w:rPr>
-        <w:t>SDL</w:t>
-      </w:r>
-      <w:r>
-        <w:rPr>
-          <w:rFonts w:ascii="Times New Roman" w:hAnsi="Times New Roman" w:cs="Times New Roman"/>
-          <w:color w:val="000000"/>
-          <w:kern w:val="0"/>
-          <w:szCs w:val="21"/>
-        </w:rPr>
-        <w:t>的程序的入口函数必须是</w:t>
-      </w:r>
-      <w:r>
-        <w:rPr>
-          <w:rFonts w:ascii="Times New Roman" w:hAnsi="Times New Roman" w:cs="Times New Roman"/>
-          <w:color w:val="0000FF"/>
-          <w:kern w:val="0"/>
-          <w:szCs w:val="21"/>
-        </w:rPr>
-        <w:t>extern</w:t>
-      </w:r>
-      <w:r>
-        <w:rPr>
-          <w:rFonts w:ascii="Times New Roman" w:hAnsi="Times New Roman" w:cs="Times New Roman"/>
-          <w:color w:val="000000"/>
-          <w:kern w:val="0"/>
-          <w:szCs w:val="21"/>
-        </w:rPr>
-        <w:t xml:space="preserve"> </w:t>
-      </w:r>
-      <w:r>
-        <w:rPr>
-          <w:rFonts w:ascii="Times New Roman" w:hAnsi="Times New Roman" w:cs="Times New Roman"/>
-          <w:color w:val="A31515"/>
-          <w:kern w:val="0"/>
-          <w:szCs w:val="21"/>
-        </w:rPr>
-        <w:t>"C"</w:t>
-      </w:r>
-      <w:r>
-        <w:rPr>
-          <w:rFonts w:ascii="Times New Roman" w:hAnsi="Times New Roman" w:cs="Times New Roman"/>
-          <w:color w:val="000000"/>
-          <w:kern w:val="0"/>
-          <w:szCs w:val="21"/>
-        </w:rPr>
-        <w:t xml:space="preserve">  </w:t>
-      </w:r>
-      <w:r>
-        <w:rPr>
-          <w:rFonts w:ascii="Times New Roman" w:hAnsi="Times New Roman" w:cs="Times New Roman"/>
-          <w:color w:val="0000FF"/>
-          <w:kern w:val="0"/>
-          <w:szCs w:val="21"/>
-        </w:rPr>
-        <w:t>int</w:t>
-      </w:r>
-      <w:r>
-        <w:rPr>
-          <w:rFonts w:ascii="Times New Roman" w:hAnsi="Times New Roman" w:cs="Times New Roman"/>
-          <w:color w:val="000000"/>
-          <w:kern w:val="0"/>
-          <w:szCs w:val="21"/>
-        </w:rPr>
-        <w:t xml:space="preserve"> </w:t>
-      </w:r>
-      <w:r>
-        <w:rPr>
-          <w:rFonts w:ascii="Times New Roman" w:hAnsi="Times New Roman" w:cs="Times New Roman"/>
-          <w:color w:val="6F008A"/>
-          <w:kern w:val="0"/>
-          <w:szCs w:val="21"/>
-        </w:rPr>
-        <w:t>main</w:t>
-      </w:r>
-      <w:r>
-        <w:rPr>
-          <w:rFonts w:ascii="Times New Roman" w:hAnsi="Times New Roman" w:cs="Times New Roman"/>
-          <w:color w:val="000000"/>
-          <w:kern w:val="0"/>
-          <w:szCs w:val="21"/>
-        </w:rPr>
-        <w:t>(</w:t>
-      </w:r>
-      <w:r>
-        <w:rPr>
-          <w:rFonts w:ascii="Times New Roman" w:hAnsi="Times New Roman" w:cs="Times New Roman"/>
-          <w:color w:val="0000FF"/>
-          <w:kern w:val="0"/>
-          <w:szCs w:val="21"/>
-        </w:rPr>
-        <w:t>int</w:t>
-      </w:r>
-      <w:r>
-        <w:rPr>
-          <w:rFonts w:ascii="Times New Roman" w:hAnsi="Times New Roman" w:cs="Times New Roman"/>
-          <w:color w:val="000000"/>
-          <w:kern w:val="0"/>
-          <w:szCs w:val="21"/>
-        </w:rPr>
-        <w:t xml:space="preserve"> </w:t>
-      </w:r>
-      <w:r>
-        <w:rPr>
-          <w:rFonts w:ascii="Times New Roman" w:hAnsi="Times New Roman" w:cs="Times New Roman"/>
-          <w:color w:val="808080"/>
-          <w:kern w:val="0"/>
-          <w:szCs w:val="21"/>
-        </w:rPr>
-        <w:t>argc</w:t>
-      </w:r>
-      <w:r>
-        <w:rPr>
-          <w:rFonts w:ascii="Times New Roman" w:hAnsi="Times New Roman" w:cs="Times New Roman"/>
-          <w:color w:val="000000"/>
-          <w:kern w:val="0"/>
-          <w:szCs w:val="21"/>
-        </w:rPr>
-        <w:t xml:space="preserve">, </w:t>
-      </w:r>
-      <w:r>
-        <w:rPr>
-          <w:rFonts w:ascii="Times New Roman" w:hAnsi="Times New Roman" w:cs="Times New Roman"/>
-          <w:color w:val="0000FF"/>
-          <w:kern w:val="0"/>
-          <w:szCs w:val="21"/>
-        </w:rPr>
-        <w:t>char</w:t>
-      </w:r>
-      <w:r>
-        <w:rPr>
-          <w:rFonts w:ascii="Times New Roman" w:hAnsi="Times New Roman" w:cs="Times New Roman"/>
-          <w:color w:val="000000"/>
-          <w:kern w:val="0"/>
-          <w:szCs w:val="21"/>
-        </w:rPr>
-        <w:t xml:space="preserve">* </w:t>
-      </w:r>
-      <w:r>
-        <w:rPr>
-          <w:rFonts w:ascii="Times New Roman" w:hAnsi="Times New Roman" w:cs="Times New Roman"/>
-          <w:color w:val="808080"/>
-          <w:kern w:val="0"/>
-          <w:szCs w:val="21"/>
-        </w:rPr>
-        <w:t>argv</w:t>
-      </w:r>
-      <w:r>
-        <w:rPr>
-          <w:rFonts w:ascii="Times New Roman" w:hAnsi="Times New Roman" w:cs="Times New Roman"/>
-          <w:color w:val="000000"/>
-          <w:kern w:val="0"/>
-          <w:szCs w:val="21"/>
-        </w:rPr>
-        <w:t>[])</w:t>
+      <w:r>
+        <w:rPr>
+          <w:rFonts w:ascii="Times New Roman" w:hAnsi="Times New Roman" w:cs="Times New Roman"/>
+          <w:kern w:val="0"/>
+          <w:szCs w:val="21"/>
+        </w:rPr>
+        <w:t>width</w:t>
+      </w:r>
+      <w:r>
+        <w:rPr>
+          <w:rFonts w:ascii="Times New Roman" w:hAnsi="Times New Roman" w:cs="Times New Roman" w:hint="eastAsia"/>
+          <w:kern w:val="0"/>
+          <w:szCs w:val="21"/>
+        </w:rPr>
+        <w:t>*</w:t>
+      </w:r>
+      <w:r>
+        <w:rPr>
+          <w:rFonts w:ascii="Times New Roman" w:hAnsi="Times New Roman" w:cs="Times New Roman"/>
+          <w:kern w:val="0"/>
+          <w:szCs w:val="21"/>
+        </w:rPr>
+        <w:t>height</w:t>
       </w:r>
     </w:p>
     <w:sectPr>
@@ -4887,6 +12630,119 @@
 <file path=word/numbering.xml><?xml version="1.0" encoding="utf-8"?>
 <w:numbering xmlns:wpc="http://schemas.microsoft.com/office/word/2010/wordprocessingCanvas" xmlns:cx="http://schemas.microsoft.com/office/drawing/2014/chartex" xmlns:mc="http://schemas.openxmlformats.org/markup-compatibility/2006" xmlns:o="urn:schemas-microsoft-com:office:office" xmlns:r="http://schemas.openxmlformats.org/officeDocument/2006/relationships" xmlns:m="http://schemas.openxmlformats.org/officeDocument/2006/math" xmlns:v="urn:schemas-microsoft-com:vml" xmlns:wp14="http://schemas.microsoft.com/office/word/2010/wordprocessingDrawing" xmlns:wp="http://schemas.openxmlformats.org/drawingml/2006/wordprocessingDrawing" xmlns:w10="urn:schemas-microsoft-com:office:word" xmlns:w="http://schemas.openxmlformats.org/wordprocessingml/2006/main" xmlns:w14="http://schemas.microsoft.com/office/word/2010/wordml" xmlns:w15="http://schemas.microsoft.com/office/word/2012/wordml" xmlns:w16se="http://schemas.microsoft.com/office/word/2015/wordml/symex" xmlns:wpg="http://schemas.microsoft.com/office/word/2010/wordprocessingGroup" xmlns:wpi="http://schemas.microsoft.com/office/word/2010/wordprocessingInk" xmlns:wne="http://schemas.microsoft.com/office/word/2006/wordml" xmlns:wps="http://schemas.microsoft.com/office/word/2010/wordprocessingShape" mc:Ignorable="w14 w15 w16se wp14">
   <w:abstractNum w:abstractNumId="0" w15:restartNumberingAfterBreak="0">
+    <w:nsid w:val="66C60E43"/>
+    <w:multiLevelType w:val="hybridMultilevel"/>
+    <w:tmpl w:val="42F2AE30"/>
+    <w:lvl w:ilvl="0" w:tplc="04090001">
+      <w:start w:val="1"/>
+      <w:numFmt w:val="bullet"/>
+      <w:lvlText w:val=""/>
+      <w:lvlJc w:val="left"/>
+      <w:pPr>
+        <w:ind w:left="420" w:hanging="420"/>
+      </w:pPr>
+      <w:rPr>
+        <w:rFonts w:ascii="Wingdings" w:hAnsi="Wingdings" w:hint="default"/>
+      </w:rPr>
+    </w:lvl>
+    <w:lvl w:ilvl="1" w:tplc="04090003" w:tentative="1">
+      <w:start w:val="1"/>
+      <w:numFmt w:val="bullet"/>
+      <w:lvlText w:val=""/>
+      <w:lvlJc w:val="left"/>
+      <w:pPr>
+        <w:ind w:left="840" w:hanging="420"/>
+      </w:pPr>
+      <w:rPr>
+        <w:rFonts w:ascii="Wingdings" w:hAnsi="Wingdings" w:hint="default"/>
+      </w:rPr>
+    </w:lvl>
+    <w:lvl w:ilvl="2" w:tplc="04090005" w:tentative="1">
+      <w:start w:val="1"/>
+      <w:numFmt w:val="bullet"/>
+      <w:lvlText w:val=""/>
+      <w:lvlJc w:val="left"/>
+      <w:pPr>
+        <w:ind w:left="1260" w:hanging="420"/>
+      </w:pPr>
+      <w:rPr>
+        <w:rFonts w:ascii="Wingdings" w:hAnsi="Wingdings" w:hint="default"/>
+      </w:rPr>
+    </w:lvl>
+    <w:lvl w:ilvl="3" w:tplc="04090001" w:tentative="1">
+      <w:start w:val="1"/>
+      <w:numFmt w:val="bullet"/>
+      <w:lvlText w:val=""/>
+      <w:lvlJc w:val="left"/>
+      <w:pPr>
+        <w:ind w:left="1680" w:hanging="420"/>
+      </w:pPr>
+      <w:rPr>
+        <w:rFonts w:ascii="Wingdings" w:hAnsi="Wingdings" w:hint="default"/>
+      </w:rPr>
+    </w:lvl>
+    <w:lvl w:ilvl="4" w:tplc="04090003" w:tentative="1">
+      <w:start w:val="1"/>
+      <w:numFmt w:val="bullet"/>
+      <w:lvlText w:val=""/>
+      <w:lvlJc w:val="left"/>
+      <w:pPr>
+        <w:ind w:left="2100" w:hanging="420"/>
+      </w:pPr>
+      <w:rPr>
+        <w:rFonts w:ascii="Wingdings" w:hAnsi="Wingdings" w:hint="default"/>
+      </w:rPr>
+    </w:lvl>
+    <w:lvl w:ilvl="5" w:tplc="04090005" w:tentative="1">
+      <w:start w:val="1"/>
+      <w:numFmt w:val="bullet"/>
+      <w:lvlText w:val=""/>
+      <w:lvlJc w:val="left"/>
+      <w:pPr>
+        <w:ind w:left="2520" w:hanging="420"/>
+      </w:pPr>
+      <w:rPr>
+        <w:rFonts w:ascii="Wingdings" w:hAnsi="Wingdings" w:hint="default"/>
+      </w:rPr>
+    </w:lvl>
+    <w:lvl w:ilvl="6" w:tplc="04090001" w:tentative="1">
+      <w:start w:val="1"/>
+      <w:numFmt w:val="bullet"/>
+      <w:lvlText w:val=""/>
+      <w:lvlJc w:val="left"/>
+      <w:pPr>
+        <w:ind w:left="2940" w:hanging="420"/>
+      </w:pPr>
+      <w:rPr>
+        <w:rFonts w:ascii="Wingdings" w:hAnsi="Wingdings" w:hint="default"/>
+      </w:rPr>
+    </w:lvl>
+    <w:lvl w:ilvl="7" w:tplc="04090003" w:tentative="1">
+      <w:start w:val="1"/>
+      <w:numFmt w:val="bullet"/>
+      <w:lvlText w:val=""/>
+      <w:lvlJc w:val="left"/>
+      <w:pPr>
+        <w:ind w:left="3360" w:hanging="420"/>
+      </w:pPr>
+      <w:rPr>
+        <w:rFonts w:ascii="Wingdings" w:hAnsi="Wingdings" w:hint="default"/>
+      </w:rPr>
+    </w:lvl>
+    <w:lvl w:ilvl="8" w:tplc="04090005" w:tentative="1">
+      <w:start w:val="1"/>
+      <w:numFmt w:val="bullet"/>
+      <w:lvlText w:val=""/>
+      <w:lvlJc w:val="left"/>
+      <w:pPr>
+        <w:ind w:left="3780" w:hanging="420"/>
+      </w:pPr>
+      <w:rPr>
+        <w:rFonts w:ascii="Wingdings" w:hAnsi="Wingdings" w:hint="default"/>
+      </w:rPr>
+    </w:lvl>
+  </w:abstractNum>
+  <w:abstractNum w:abstractNumId="1" w15:restartNumberingAfterBreak="0">
     <w:nsid w:val="6EEE715C"/>
     <w:multiLevelType w:val="multilevel"/>
     <w:tmpl w:val="38A20BCA"/>
@@ -5000,6 +12856,9 @@
     </w:lvl>
   </w:abstractNum>
   <w:num w:numId="1">
+    <w:abstractNumId w:val="1"/>
+  </w:num>
+  <w:num w:numId="2">
     <w:abstractNumId w:val="0"/>
   </w:num>
 </w:numbering>
@@ -5621,6 +13480,16 @@
     <w:basedOn w:val="a0"/>
     <w:rsid w:val="00077B7A"/>
   </w:style>
+  <w:style w:type="paragraph" w:styleId="a9">
+    <w:name w:val="List Paragraph"/>
+    <w:basedOn w:val="a"/>
+    <w:uiPriority w:val="34"/>
+    <w:qFormat/>
+    <w:rsid w:val="00331891"/>
+    <w:pPr>
+      <w:ind w:firstLineChars="200" w:firstLine="420"/>
+    </w:pPr>
+  </w:style>
 </w:styles>
 </file>
 

--- a/AudioVideoCodingDecoding.docx
+++ b/AudioVideoCodingDecoding.docx
@@ -4079,362 +4079,6 @@
       </w:pPr>
       <w:r>
         <w:rPr>
-          <w:rFonts w:ascii="Times New Roman" w:hAnsi="Times New Roman" w:cs="Times New Roman"/>
-          <w:szCs w:val="21"/>
-        </w:rPr>
-        <w:t>SDL</w:t>
-      </w:r>
-      <w:r>
-        <w:rPr>
-          <w:rFonts w:ascii="Times New Roman" w:hAnsi="Times New Roman" w:cs="Times New Roman" w:hint="eastAsia"/>
-          <w:szCs w:val="21"/>
-        </w:rPr>
-        <w:t>，</w:t>
-      </w:r>
-      <w:r>
-        <w:rPr>
-          <w:rFonts w:ascii="Times New Roman" w:hAnsi="Times New Roman" w:cs="Times New Roman"/>
-          <w:szCs w:val="21"/>
-        </w:rPr>
-        <w:t>Simple DirectMedia Layer</w:t>
-      </w:r>
-      <w:r>
-        <w:rPr>
-          <w:rFonts w:ascii="Times New Roman" w:hAnsi="Times New Roman" w:cs="Times New Roman" w:hint="eastAsia"/>
-          <w:szCs w:val="21"/>
-        </w:rPr>
-        <w:t>，</w:t>
-      </w:r>
-      <w:r>
-        <w:rPr>
-          <w:rFonts w:ascii="Times New Roman" w:hAnsi="Times New Roman" w:cs="Times New Roman" w:hint="eastAsia"/>
-          <w:szCs w:val="21"/>
-        </w:rPr>
-        <w:t>跨平台多媒体应用编程接口</w:t>
-      </w:r>
-      <w:r>
-        <w:rPr>
-          <w:rFonts w:ascii="Times New Roman" w:hAnsi="Times New Roman" w:cs="Times New Roman" w:hint="eastAsia"/>
-          <w:szCs w:val="21"/>
-        </w:rPr>
-        <w:t>，</w:t>
-      </w:r>
-      <w:r>
-        <w:rPr>
-          <w:rFonts w:ascii="Times New Roman" w:hAnsi="Times New Roman" w:cs="Times New Roman"/>
-          <w:szCs w:val="21"/>
-        </w:rPr>
-        <w:t>DirectX</w:t>
-      </w:r>
-      <w:r>
-        <w:rPr>
-          <w:rFonts w:ascii="Times New Roman" w:hAnsi="Times New Roman" w:cs="Times New Roman"/>
-          <w:szCs w:val="21"/>
-        </w:rPr>
-        <w:t>的替代品</w:t>
-      </w:r>
-      <w:r>
-        <w:rPr>
-          <w:rFonts w:ascii="Times New Roman" w:hAnsi="Times New Roman" w:cs="Times New Roman" w:hint="eastAsia"/>
-          <w:szCs w:val="21"/>
-        </w:rPr>
-        <w:t>之一。</w:t>
-      </w:r>
-      <w:r>
-        <w:rPr>
-          <w:rFonts w:ascii="Times New Roman" w:hAnsi="Times New Roman" w:cs="Times New Roman" w:hint="eastAsia"/>
-          <w:szCs w:val="21"/>
-        </w:rPr>
-        <w:t>用于</w:t>
-      </w:r>
-      <w:r>
-        <w:rPr>
-          <w:rFonts w:ascii="Times New Roman" w:hAnsi="Times New Roman" w:cs="Times New Roman" w:hint="eastAsia"/>
-          <w:szCs w:val="21"/>
-        </w:rPr>
-        <w:t>视频、音频、</w:t>
-      </w:r>
-      <w:r>
-        <w:rPr>
-          <w:rFonts w:ascii="Times New Roman" w:hAnsi="Times New Roman" w:cs="Times New Roman"/>
-          <w:szCs w:val="21"/>
-        </w:rPr>
-        <w:t>混音、游戏杆支持、网络、</w:t>
-      </w:r>
-      <w:r>
-        <w:rPr>
-          <w:rFonts w:ascii="Times New Roman" w:hAnsi="Times New Roman" w:cs="Times New Roman"/>
-          <w:szCs w:val="21"/>
-        </w:rPr>
-        <w:t>MPEG</w:t>
-      </w:r>
-      <w:r>
-        <w:rPr>
-          <w:rFonts w:ascii="Times New Roman" w:hAnsi="Times New Roman" w:cs="Times New Roman"/>
-          <w:szCs w:val="21"/>
-        </w:rPr>
-        <w:t>解码等</w:t>
-      </w:r>
-      <w:r>
-        <w:rPr>
-          <w:rFonts w:ascii="Times New Roman" w:hAnsi="Times New Roman" w:cs="Times New Roman" w:hint="eastAsia"/>
-          <w:szCs w:val="21"/>
-        </w:rPr>
-        <w:t>。</w:t>
-      </w:r>
-      <w:r>
-        <w:rPr>
-          <w:rFonts w:ascii="Times New Roman" w:hAnsi="Times New Roman" w:cs="Times New Roman" w:hint="eastAsia"/>
-          <w:szCs w:val="21"/>
-        </w:rPr>
-        <w:t>很多游戏使用</w:t>
-      </w:r>
-      <w:r>
-        <w:rPr>
-          <w:rFonts w:ascii="Times New Roman" w:hAnsi="Times New Roman" w:cs="Times New Roman" w:hint="eastAsia"/>
-          <w:szCs w:val="21"/>
-        </w:rPr>
-        <w:t>S</w:t>
-      </w:r>
-      <w:r>
-        <w:rPr>
-          <w:rFonts w:ascii="Times New Roman" w:hAnsi="Times New Roman" w:cs="Times New Roman"/>
-          <w:szCs w:val="21"/>
-        </w:rPr>
-        <w:t>DL</w:t>
-      </w:r>
-      <w:r>
-        <w:rPr>
-          <w:rFonts w:ascii="Times New Roman" w:hAnsi="Times New Roman" w:cs="Times New Roman" w:hint="eastAsia"/>
-          <w:szCs w:val="21"/>
-        </w:rPr>
-        <w:t>制作。</w:t>
-      </w:r>
-    </w:p>
-    <w:p>
-      <w:pPr>
-        <w:rPr>
-          <w:rFonts w:ascii="Times New Roman" w:hAnsi="Times New Roman" w:cs="Times New Roman"/>
-          <w:szCs w:val="21"/>
-        </w:rPr>
-      </w:pPr>
-      <w:r>
-        <w:rPr>
-          <w:rFonts w:ascii="Times New Roman" w:hAnsi="Times New Roman" w:cs="Times New Roman" w:hint="eastAsia"/>
-          <w:szCs w:val="21"/>
-        </w:rPr>
-        <w:lastRenderedPageBreak/>
-        <w:t>对视音频，</w:t>
-      </w:r>
-      <w:r>
-        <w:rPr>
-          <w:rFonts w:ascii="Times New Roman" w:hAnsi="Times New Roman" w:cs="Times New Roman" w:hint="eastAsia"/>
-          <w:szCs w:val="21"/>
-        </w:rPr>
-        <w:t>S</w:t>
-      </w:r>
-      <w:r>
-        <w:rPr>
-          <w:rFonts w:ascii="Times New Roman" w:hAnsi="Times New Roman" w:cs="Times New Roman"/>
-          <w:szCs w:val="21"/>
-        </w:rPr>
-        <w:t>DL</w:t>
-      </w:r>
-      <w:r>
-        <w:rPr>
-          <w:rFonts w:ascii="Times New Roman" w:hAnsi="Times New Roman" w:cs="Times New Roman" w:hint="eastAsia"/>
-          <w:szCs w:val="21"/>
-        </w:rPr>
-        <w:t>封装了复杂的视音频底层交互工作，简化视音频处理难度</w:t>
-      </w:r>
-    </w:p>
-    <w:p>
-      <w:pPr>
-        <w:rPr>
-          <w:rFonts w:ascii="Times New Roman" w:hAnsi="Times New Roman" w:cs="Times New Roman"/>
-          <w:szCs w:val="21"/>
-        </w:rPr>
-      </w:pPr>
-    </w:p>
-    <w:p>
-      <w:pPr>
-        <w:rPr>
-          <w:rFonts w:ascii="Times New Roman" w:hAnsi="Times New Roman" w:cs="Times New Roman"/>
-          <w:szCs w:val="21"/>
-        </w:rPr>
-      </w:pPr>
-      <w:r>
-        <w:rPr>
-          <w:rFonts w:ascii="Times New Roman" w:hAnsi="Times New Roman" w:cs="Times New Roman" w:hint="eastAsia"/>
-          <w:szCs w:val="21"/>
-        </w:rPr>
-        <w:t>配置</w:t>
-      </w:r>
-      <w:r>
-        <w:rPr>
-          <w:rFonts w:ascii="Times New Roman" w:hAnsi="Times New Roman" w:cs="Times New Roman" w:hint="eastAsia"/>
-          <w:szCs w:val="21"/>
-        </w:rPr>
-        <w:t>S</w:t>
-      </w:r>
-      <w:r>
-        <w:rPr>
-          <w:rFonts w:ascii="Times New Roman" w:hAnsi="Times New Roman" w:cs="Times New Roman"/>
-          <w:szCs w:val="21"/>
-        </w:rPr>
-        <w:t>DL</w:t>
-      </w:r>
-      <w:r>
-        <w:rPr>
-          <w:rFonts w:ascii="Times New Roman" w:hAnsi="Times New Roman" w:cs="Times New Roman" w:hint="eastAsia"/>
-          <w:szCs w:val="21"/>
-        </w:rPr>
-        <w:t>时，</w:t>
-      </w:r>
-      <w:r>
-        <w:rPr>
-          <w:rFonts w:ascii="Times New Roman" w:hAnsi="Times New Roman" w:cs="Times New Roman"/>
-          <w:szCs w:val="21"/>
-        </w:rPr>
-        <w:t>只配置了静态库已经是可以编译</w:t>
-      </w:r>
-      <w:r>
-        <w:rPr>
-          <w:rFonts w:ascii="Times New Roman" w:hAnsi="Times New Roman" w:cs="Times New Roman" w:hint="eastAsia"/>
-          <w:szCs w:val="21"/>
-        </w:rPr>
-        <w:t>、生成解决方案的</w:t>
-      </w:r>
-      <w:r>
-        <w:rPr>
-          <w:rFonts w:ascii="Times New Roman" w:hAnsi="Times New Roman" w:cs="Times New Roman"/>
-          <w:szCs w:val="21"/>
-        </w:rPr>
-        <w:t>，但却是无法调试的，因为程序运行需要</w:t>
-      </w:r>
-      <w:r>
-        <w:rPr>
-          <w:rFonts w:ascii="Times New Roman" w:hAnsi="Times New Roman" w:cs="Times New Roman"/>
-          <w:szCs w:val="21"/>
-        </w:rPr>
-        <w:t>SDL2.dll</w:t>
-      </w:r>
-      <w:r>
-        <w:rPr>
-          <w:rFonts w:ascii="Times New Roman" w:hAnsi="Times New Roman" w:cs="Times New Roman"/>
-          <w:szCs w:val="21"/>
-        </w:rPr>
-        <w:t>这个动态库的支持。</w:t>
-      </w:r>
-      <w:r>
-        <w:rPr>
-          <w:rFonts w:ascii="Times New Roman" w:hAnsi="Times New Roman" w:cs="Times New Roman" w:hint="eastAsia"/>
-          <w:szCs w:val="21"/>
-        </w:rPr>
-        <w:t>“</w:t>
-      </w:r>
-      <w:r>
-        <w:rPr>
-          <w:rFonts w:ascii="Times New Roman" w:hAnsi="Times New Roman" w:cs="Times New Roman"/>
-          <w:szCs w:val="21"/>
-        </w:rPr>
-        <w:t>那么我们只需要将</w:t>
-      </w:r>
-      <w:r>
-        <w:rPr>
-          <w:rFonts w:ascii="Times New Roman" w:hAnsi="Times New Roman" w:cs="Times New Roman"/>
-          <w:szCs w:val="21"/>
-        </w:rPr>
-        <w:t>SDL2.dll</w:t>
-      </w:r>
-      <w:r>
-        <w:rPr>
-          <w:rFonts w:ascii="Times New Roman" w:hAnsi="Times New Roman" w:cs="Times New Roman"/>
-          <w:szCs w:val="21"/>
-        </w:rPr>
-        <w:t>加入电脑的</w:t>
-      </w:r>
-      <w:r>
-        <w:rPr>
-          <w:rFonts w:ascii="Times New Roman" w:hAnsi="Times New Roman" w:cs="Times New Roman"/>
-          <w:szCs w:val="21"/>
-        </w:rPr>
-        <w:t>PATH</w:t>
-      </w:r>
-      <w:r>
-        <w:rPr>
-          <w:rFonts w:ascii="Times New Roman" w:hAnsi="Times New Roman" w:cs="Times New Roman"/>
-          <w:szCs w:val="21"/>
-        </w:rPr>
-        <w:t>环境变量里或者是工程目录下，从而保证程序能找到</w:t>
-      </w:r>
-      <w:r>
-        <w:rPr>
-          <w:rFonts w:ascii="Times New Roman" w:hAnsi="Times New Roman" w:cs="Times New Roman" w:hint="eastAsia"/>
-          <w:szCs w:val="21"/>
-        </w:rPr>
-        <w:t>它</w:t>
-      </w:r>
-      <w:r>
-        <w:rPr>
-          <w:rFonts w:ascii="Times New Roman" w:hAnsi="Times New Roman" w:cs="Times New Roman" w:hint="eastAsia"/>
-          <w:szCs w:val="21"/>
-        </w:rPr>
-        <w:t>”。添加环境变量后依然没有效果，正确的解决方案是，将</w:t>
-      </w:r>
-      <w:r>
-        <w:rPr>
-          <w:rFonts w:ascii="Times New Roman" w:hAnsi="Times New Roman" w:cs="Times New Roman"/>
-          <w:szCs w:val="21"/>
-        </w:rPr>
-        <w:t>SDL2.dll</w:t>
-      </w:r>
-      <w:r>
-        <w:rPr>
-          <w:rFonts w:ascii="Times New Roman" w:hAnsi="Times New Roman" w:cs="Times New Roman" w:hint="eastAsia"/>
-          <w:szCs w:val="21"/>
-        </w:rPr>
-        <w:t>文件复制到</w:t>
-      </w:r>
-      <w:r>
-        <w:rPr>
-          <w:rFonts w:ascii="Times New Roman" w:hAnsi="Times New Roman" w:cs="Times New Roman"/>
-          <w:szCs w:val="21"/>
-        </w:rPr>
-        <w:t>C:\WINDOWS\system</w:t>
-      </w:r>
-      <w:r>
-        <w:rPr>
-          <w:rFonts w:ascii="Times New Roman" w:hAnsi="Times New Roman" w:cs="Times New Roman" w:hint="eastAsia"/>
-          <w:szCs w:val="21"/>
-        </w:rPr>
-        <w:t>32</w:t>
-      </w:r>
-      <w:r>
-        <w:rPr>
-          <w:rFonts w:ascii="Times New Roman" w:hAnsi="Times New Roman" w:cs="Times New Roman"/>
-          <w:szCs w:val="21"/>
-        </w:rPr>
-        <w:t>文件夹下</w:t>
-      </w:r>
-    </w:p>
-    <w:p>
-      <w:pPr>
-        <w:rPr>
-          <w:rFonts w:ascii="Times New Roman" w:hAnsi="Times New Roman" w:cs="Times New Roman"/>
-          <w:szCs w:val="21"/>
-        </w:rPr>
-      </w:pPr>
-    </w:p>
-    <w:p>
-      <w:pPr>
-        <w:rPr>
-          <w:rFonts w:ascii="Times New Roman" w:hAnsi="Times New Roman" w:cs="Times New Roman"/>
-          <w:szCs w:val="21"/>
-        </w:rPr>
-      </w:pPr>
-      <w:r>
-        <w:rPr>
           <w:rFonts w:ascii="Times New Roman" w:hAnsi="Times New Roman" w:cs="Times New Roman" w:hint="eastAsia"/>
           <w:szCs w:val="21"/>
         </w:rPr>
@@ -4578,6 +4222,7 @@
           <w:sz w:val="19"/>
           <w:szCs w:val="19"/>
         </w:rPr>
+        <w:lastRenderedPageBreak/>
         <w:t>{</w:t>
       </w:r>
     </w:p>
@@ -4868,42 +4513,6 @@
           <w:szCs w:val="21"/>
         </w:rPr>
         <w:t>的程序的入口函数必须是</w:t>
-      </w:r>
-      <w:r>
-        <w:rPr>
-          <w:rFonts w:ascii="Times New Roman" w:hAnsi="Times New Roman" w:cs="Times New Roman"/>
-          <w:color w:val="0000FF"/>
-          <w:kern w:val="0"/>
-          <w:szCs w:val="21"/>
-        </w:rPr>
-        <w:t>extern</w:t>
-      </w:r>
-      <w:r>
-        <w:rPr>
-          <w:rFonts w:ascii="Times New Roman" w:hAnsi="Times New Roman" w:cs="Times New Roman"/>
-          <w:color w:val="000000"/>
-          <w:kern w:val="0"/>
-          <w:szCs w:val="21"/>
-        </w:rPr>
-        <w:t xml:space="preserve"> </w:t>
-      </w:r>
-      <w:r>
-        <w:rPr>
-          <w:rFonts w:ascii="Times New Roman" w:hAnsi="Times New Roman" w:cs="Times New Roman"/>
-          <w:color w:val="A31515"/>
-          <w:kern w:val="0"/>
-          <w:szCs w:val="21"/>
-        </w:rPr>
-        <w:t>"C"</w:t>
-      </w:r>
-      <w:r>
-        <w:rPr>
-          <w:rFonts w:ascii="Times New Roman" w:hAnsi="Times New Roman" w:cs="Times New Roman"/>
-          <w:color w:val="000000"/>
-          <w:kern w:val="0"/>
-          <w:szCs w:val="21"/>
-        </w:rPr>
-        <w:t xml:space="preserve">  </w:t>
       </w:r>
       <w:r>
         <w:rPr>
@@ -5488,14 +5097,6 @@
           <w:szCs w:val="21"/>
         </w:rPr>
       </w:pPr>
-    </w:p>
-    <w:p>
-      <w:pPr>
-        <w:rPr>
-          <w:rFonts w:ascii="Times New Roman" w:hAnsi="Times New Roman" w:cs="Times New Roman"/>
-          <w:szCs w:val="21"/>
-        </w:rPr>
-      </w:pPr>
       <w:r>
         <w:rPr>
           <w:rFonts w:ascii="Times New Roman" w:hAnsi="Times New Roman" w:cs="Times New Roman" w:hint="eastAsia"/>
@@ -5922,6 +5523,7 @@
           <w:rFonts w:ascii="Times New Roman" w:hAnsi="Times New Roman" w:cs="Times New Roman"/>
           <w:szCs w:val="21"/>
         </w:rPr>
+        <w:lastRenderedPageBreak/>
         <w:t>与</w:t>
       </w:r>
       <w:r>
@@ -6732,7 +6334,6 @@
           <w:color w:val="438086"/>
           <w:szCs w:val="21"/>
         </w:rPr>
-        <w:lastRenderedPageBreak/>
         <w:t>▫</w:t>
       </w:r>
       <w:r>
@@ -7037,7 +6638,15 @@
           <w:rFonts w:ascii="Times New Roman" w:hAnsi="Times New Roman" w:cs="Times New Roman"/>
           <w:szCs w:val="21"/>
         </w:rPr>
-        <w:t>，对这两个接口做了合并，使用统一的接口。并且将音视频解码步骤分为了两步，第一步</w:t>
+        <w:t>，对这两个接口做了合并，使用统一的</w:t>
+      </w:r>
+      <w:r>
+        <w:rPr>
+          <w:rFonts w:ascii="Times New Roman" w:hAnsi="Times New Roman" w:cs="Times New Roman"/>
+          <w:szCs w:val="21"/>
+        </w:rPr>
+        <w:lastRenderedPageBreak/>
+        <w:t>接口。并且将音视频解码步骤分为了两步，第一步</w:t>
       </w:r>
       <w:r>
         <w:rPr>
@@ -8483,7 +8092,6 @@
           <w:sz w:val="19"/>
           <w:szCs w:val="19"/>
         </w:rPr>
-        <w:lastRenderedPageBreak/>
         <w:t>之后需要</w:t>
       </w:r>
       <w:r>
@@ -8919,6 +8527,7 @@
           <w:sz w:val="19"/>
           <w:szCs w:val="19"/>
         </w:rPr>
+        <w:lastRenderedPageBreak/>
         <w:t>之后需要</w:t>
       </w:r>
       <w:r>
@@ -9230,7 +8839,7 @@
           <w:sz w:val="19"/>
           <w:szCs w:val="19"/>
         </w:rPr>
-        <w:t>转换为视频像素数据：</w:t>
+        <w:t>转换：</w:t>
       </w:r>
     </w:p>
     <w:p>
@@ -9540,7 +9149,27 @@
           <w:szCs w:val="19"/>
         </w:rPr>
         <w:tab/>
-        <w:t>frameyuv-&gt;data, frame-&gt;linesize);</w:t>
+        <w:t>frameyuv-&gt;data, frame</w:t>
+      </w:r>
+      <w:r>
+        <w:rPr>
+          <w:rFonts w:ascii="Times New Roman" w:hAnsi="Times New Roman" w:cs="Times New Roman" w:hint="eastAsia"/>
+          <w:color w:val="000000"/>
+          <w:kern w:val="0"/>
+          <w:sz w:val="19"/>
+          <w:szCs w:val="19"/>
+        </w:rPr>
+        <w:t>yuv</w:t>
+      </w:r>
+      <w:r>
+        <w:rPr>
+          <w:rFonts w:ascii="Times New Roman" w:hAnsi="Times New Roman" w:cs="Times New Roman"/>
+          <w:color w:val="000000"/>
+          <w:kern w:val="0"/>
+          <w:sz w:val="19"/>
+          <w:szCs w:val="19"/>
+        </w:rPr>
+        <w:t>-&gt;linesize);</w:t>
       </w:r>
     </w:p>
     <w:p>
@@ -9632,7 +9261,6 @@
           <w:color w:val="438086"/>
           <w:szCs w:val="21"/>
         </w:rPr>
-        <w:lastRenderedPageBreak/>
         <w:t>▫</w:t>
       </w:r>
       <w:r>
@@ -9920,6 +9548,7 @@
         <w:rPr>
           <w:noProof/>
         </w:rPr>
+        <w:lastRenderedPageBreak/>
         <w:drawing>
           <wp:inline distT="0" distB="0" distL="0" distR="0" wp14:anchorId="374CEE6D" wp14:editId="129F32B3">
             <wp:extent cx="4413433" cy="2507463"/>
@@ -10082,7 +9711,7 @@
         <w:adjustRightInd w:val="0"/>
         <w:jc w:val="left"/>
         <w:rPr>
-          <w:rFonts w:ascii="新宋体" w:eastAsia="新宋体" w:cs="新宋体" w:hint="eastAsia"/>
+          <w:rFonts w:ascii="新宋体" w:eastAsia="新宋体" w:cs="新宋体"/>
           <w:color w:val="000000"/>
           <w:kern w:val="0"/>
           <w:sz w:val="19"/>
@@ -10105,25 +9734,7 @@
           <w:kern w:val="0"/>
           <w:szCs w:val="21"/>
         </w:rPr>
-        <w:t>formatctx-&gt;st</w:t>
-      </w:r>
-      <w:r>
-        <w:rPr>
-          <w:rFonts w:ascii="Times New Roman" w:hAnsi="Times New Roman" w:cs="Times New Roman"/>
-          <w:color w:val="000000"/>
-          <w:kern w:val="0"/>
-          <w:szCs w:val="21"/>
-        </w:rPr>
-        <w:t xml:space="preserve">reams[i]-&gt;codecpar-&gt;codec_type </w:t>
-      </w:r>
-      <w:r>
-        <w:rPr>
-          <w:rFonts w:ascii="Times New Roman" w:hAnsi="Times New Roman" w:cs="Times New Roman"/>
-          <w:color w:val="000000"/>
-          <w:kern w:val="0"/>
-          <w:szCs w:val="21"/>
-        </w:rPr>
-        <w:t>== AVMEDIA_TYPE_VIDEO</w:t>
+        <w:t>formatctx-&gt;streams[i]-&gt;codecpar-&gt;codec_type == AVMEDIA_TYPE_VIDEO</w:t>
       </w:r>
       <w:r>
         <w:rPr>
@@ -10423,7 +10034,7 @@
     <w:p>
       <w:pPr>
         <w:rPr>
-          <w:rFonts w:ascii="Times New Roman" w:hAnsi="Times New Roman" w:cs="Times New Roman" w:hint="eastAsia"/>
+          <w:rFonts w:ascii="Times New Roman" w:hAnsi="Times New Roman" w:cs="Times New Roman"/>
           <w:color w:val="53548A"/>
           <w:sz w:val="22"/>
           <w:szCs w:val="36"/>
@@ -10705,7 +10316,7 @@
         <w:ind w:leftChars="200" w:left="420"/>
         <w:jc w:val="left"/>
         <w:rPr>
-          <w:rFonts w:ascii="Times New Roman" w:hAnsi="Times New Roman" w:cs="Times New Roman" w:hint="eastAsia"/>
+          <w:rFonts w:ascii="Times New Roman" w:hAnsi="Times New Roman" w:cs="Times New Roman"/>
           <w:color w:val="000000"/>
           <w:szCs w:val="21"/>
         </w:rPr>
@@ -10802,15 +10413,7 @@
           <w:color w:val="000000"/>
           <w:szCs w:val="21"/>
         </w:rPr>
-        <w:t>结构体之前版本</w:t>
-      </w:r>
-      <w:r>
-        <w:rPr>
-          <w:rFonts w:ascii="Times New Roman" w:hAnsi="Times New Roman" w:cs="Times New Roman" w:hint="eastAsia"/>
-          <w:color w:val="000000"/>
-          <w:szCs w:val="21"/>
-        </w:rPr>
-        <w:t>有</w:t>
+        <w:t>结构体之前版本有</w:t>
       </w:r>
       <w:r>
         <w:rPr>
@@ -11031,7 +10634,6 @@
           <w:sz w:val="19"/>
           <w:szCs w:val="19"/>
         </w:rPr>
-        <w:lastRenderedPageBreak/>
         <w:t>int</w:t>
       </w:r>
       <w:r>
@@ -11384,6 +10986,7 @@
           <w:sz w:val="19"/>
           <w:szCs w:val="19"/>
         </w:rPr>
+        <w:lastRenderedPageBreak/>
         <w:t>enum</w:t>
       </w:r>
       <w:r>
@@ -11895,7 +11498,7 @@
         <w:adjustRightInd w:val="0"/>
         <w:jc w:val="left"/>
         <w:rPr>
-          <w:rFonts w:ascii="Times New Roman" w:hAnsi="Times New Roman" w:cs="Times New Roman" w:hint="eastAsia"/>
+          <w:rFonts w:ascii="Times New Roman" w:hAnsi="Times New Roman" w:cs="Times New Roman"/>
           <w:color w:val="53548A"/>
           <w:szCs w:val="21"/>
         </w:rPr>
@@ -11966,34 +11569,7 @@
           <w:kern w:val="0"/>
           <w:szCs w:val="21"/>
         </w:rPr>
-        <w:t>VStream[</w:t>
-      </w:r>
-      <w:r>
-        <w:rPr>
-          <w:rFonts w:ascii="Times New Roman" w:hAnsi="Times New Roman" w:cs="Times New Roman"/>
-          <w:color w:val="006400"/>
-          <w:kern w:val="0"/>
-          <w:szCs w:val="21"/>
-        </w:rPr>
-        <w:t>stream_index</w:t>
-      </w:r>
-      <w:r>
-        <w:rPr>
-          <w:rFonts w:ascii="Times New Roman" w:hAnsi="Times New Roman" w:cs="Times New Roman"/>
-          <w:color w:val="006400"/>
-          <w:kern w:val="0"/>
-          <w:szCs w:val="21"/>
-        </w:rPr>
-        <w:t>]::</w:t>
-      </w:r>
-      <w:r>
-        <w:rPr>
-          <w:rFonts w:ascii="Times New Roman" w:hAnsi="Times New Roman" w:cs="Times New Roman"/>
-          <w:color w:val="006400"/>
-          <w:kern w:val="0"/>
-          <w:szCs w:val="21"/>
-        </w:rPr>
-        <w:t>time_base</w:t>
+        <w:t>VStream[stream_index]::time_base</w:t>
       </w:r>
       <w:r>
         <w:rPr>
@@ -12168,7 +11744,7 @@
         <w:adjustRightInd w:val="0"/>
         <w:jc w:val="left"/>
         <w:rPr>
-          <w:rFonts w:ascii="Times New Roman" w:hAnsi="Times New Roman" w:cs="Times New Roman" w:hint="eastAsia"/>
+          <w:rFonts w:ascii="Times New Roman" w:hAnsi="Times New Roman" w:cs="Times New Roman"/>
           <w:color w:val="438086"/>
           <w:szCs w:val="21"/>
         </w:rPr>
@@ -12459,34 +12035,18 @@
         <w:adjustRightInd w:val="0"/>
         <w:jc w:val="left"/>
         <w:rPr>
-          <w:rFonts w:ascii="Times New Roman" w:hAnsi="Times New Roman" w:cs="Times New Roman" w:hint="eastAsia"/>
-          <w:kern w:val="0"/>
-          <w:szCs w:val="21"/>
-        </w:rPr>
-      </w:pPr>
-      <w:r>
-        <w:rPr>
-          <w:rFonts w:ascii="Times New Roman" w:hAnsi="Times New Roman" w:cs="Times New Roman"/>
-          <w:kern w:val="0"/>
-          <w:szCs w:val="21"/>
-        </w:rPr>
-        <w:t>av_image_get_buffer_size(AV_PIX_FMT_YUV420P</w:t>
-      </w:r>
-      <w:r>
-        <w:rPr>
-          <w:rFonts w:ascii="Times New Roman" w:hAnsi="Times New Roman" w:cs="Times New Roman"/>
-          <w:kern w:val="0"/>
-          <w:szCs w:val="21"/>
-        </w:rPr>
-        <w:t>,width,</w:t>
-      </w:r>
-      <w:r>
-        <w:rPr>
-          <w:rFonts w:ascii="Times New Roman" w:hAnsi="Times New Roman" w:cs="Times New Roman"/>
-          <w:kern w:val="0"/>
-          <w:szCs w:val="21"/>
-        </w:rPr>
-        <w:t>height, 1)</w:t>
+          <w:rFonts w:ascii="Times New Roman" w:hAnsi="Times New Roman" w:cs="Times New Roman"/>
+          <w:kern w:val="0"/>
+          <w:szCs w:val="21"/>
+        </w:rPr>
+      </w:pPr>
+      <w:r>
+        <w:rPr>
+          <w:rFonts w:ascii="Times New Roman" w:hAnsi="Times New Roman" w:cs="Times New Roman"/>
+          <w:kern w:val="0"/>
+          <w:szCs w:val="21"/>
+        </w:rPr>
+        <w:t>av_image_get_buffer_size(AV_PIX_FMT_YUV420P,width,height, 1)</w:t>
       </w:r>
       <w:r>
         <w:rPr>
@@ -12518,23 +12078,7 @@
           <w:kern w:val="0"/>
           <w:szCs w:val="21"/>
         </w:rPr>
-        <w:t>格式的</w:t>
-      </w:r>
-      <w:r>
-        <w:rPr>
-          <w:rFonts w:ascii="Times New Roman" w:hAnsi="Times New Roman" w:cs="Times New Roman" w:hint="eastAsia"/>
-          <w:kern w:val="0"/>
-          <w:szCs w:val="21"/>
-        </w:rPr>
-        <w:t>一帧图像的</w:t>
-      </w:r>
-      <w:r>
-        <w:rPr>
-          <w:rFonts w:ascii="Times New Roman" w:hAnsi="Times New Roman" w:cs="Times New Roman" w:hint="eastAsia"/>
-          <w:kern w:val="0"/>
-          <w:szCs w:val="21"/>
-        </w:rPr>
-        <w:t>像素数据的大小，即</w:t>
+        <w:t>格式的一帧图像的像素数据的大小，即</w:t>
       </w:r>
       <w:r>
         <w:rPr>
@@ -12552,32 +12096,4331 @@
         </w:rPr>
         <w:t>*</w:t>
       </w:r>
+      <w:r>
+        <w:rPr>
+          <w:rFonts w:ascii="Times New Roman" w:hAnsi="Times New Roman" w:cs="Times New Roman"/>
+          <w:kern w:val="0"/>
+          <w:szCs w:val="21"/>
+        </w:rPr>
+        <w:t>width</w:t>
+      </w:r>
+      <w:r>
+        <w:rPr>
+          <w:rFonts w:ascii="Times New Roman" w:hAnsi="Times New Roman" w:cs="Times New Roman" w:hint="eastAsia"/>
+          <w:kern w:val="0"/>
+          <w:szCs w:val="21"/>
+        </w:rPr>
+        <w:t>*</w:t>
+      </w:r>
+      <w:r>
+        <w:rPr>
+          <w:rFonts w:ascii="Times New Roman" w:hAnsi="Times New Roman" w:cs="Times New Roman"/>
+          <w:kern w:val="0"/>
+          <w:szCs w:val="21"/>
+        </w:rPr>
+        <w:t>height</w:t>
+      </w:r>
+    </w:p>
+    <w:p>
+      <w:pPr>
+        <w:autoSpaceDE w:val="0"/>
+        <w:autoSpaceDN w:val="0"/>
+        <w:adjustRightInd w:val="0"/>
+        <w:jc w:val="left"/>
+        <w:rPr>
+          <w:rFonts w:ascii="Times New Roman" w:hAnsi="Times New Roman" w:cs="Times New Roman"/>
+          <w:kern w:val="0"/>
+          <w:szCs w:val="21"/>
+        </w:rPr>
+      </w:pPr>
+    </w:p>
+    <w:p>
+      <w:pPr>
+        <w:autoSpaceDE w:val="0"/>
+        <w:autoSpaceDN w:val="0"/>
+        <w:adjustRightInd w:val="0"/>
+        <w:jc w:val="left"/>
+        <w:rPr>
+          <w:rFonts w:ascii="Times New Roman" w:hAnsi="Times New Roman" w:cs="Times New Roman"/>
+          <w:color w:val="438086"/>
+          <w:szCs w:val="21"/>
+        </w:rPr>
+      </w:pPr>
+      <w:r>
+        <w:rPr>
+          <w:rFonts w:ascii="Times New Roman" w:hAnsi="Times New Roman" w:cs="Times New Roman"/>
+          <w:color w:val="438086"/>
+          <w:szCs w:val="21"/>
+        </w:rPr>
+        <w:t>解码后的数据为什么要经过</w:t>
+      </w:r>
+      <w:r>
+        <w:rPr>
+          <w:rFonts w:ascii="Times New Roman" w:hAnsi="Times New Roman" w:cs="Times New Roman"/>
+          <w:color w:val="438086"/>
+          <w:szCs w:val="21"/>
+        </w:rPr>
+        <w:t>sws_scale()</w:t>
+      </w:r>
+      <w:r>
+        <w:rPr>
+          <w:rFonts w:ascii="Times New Roman" w:hAnsi="Times New Roman" w:cs="Times New Roman"/>
+          <w:color w:val="438086"/>
+          <w:szCs w:val="21"/>
+        </w:rPr>
+        <w:t>函数处理？</w:t>
+      </w:r>
+    </w:p>
+    <w:p>
+      <w:pPr>
+        <w:autoSpaceDE w:val="0"/>
+        <w:autoSpaceDN w:val="0"/>
+        <w:adjustRightInd w:val="0"/>
+        <w:jc w:val="left"/>
+        <w:rPr>
+          <w:rFonts w:ascii="Times New Roman" w:hAnsi="Times New Roman" w:cs="Times New Roman"/>
+          <w:color w:val="53548A"/>
+          <w:szCs w:val="21"/>
+        </w:rPr>
+      </w:pPr>
+      <w:r>
+        <w:rPr>
+          <w:rFonts w:ascii="Times New Roman" w:hAnsi="Times New Roman" w:cs="Times New Roman"/>
+          <w:color w:val="53548A"/>
+          <w:szCs w:val="21"/>
+        </w:rPr>
+        <w:sym w:font="Wingdings 2" w:char="F096"/>
+      </w:r>
+      <w:r>
+        <w:rPr>
+          <w:rFonts w:ascii="Times New Roman" w:hAnsi="Times New Roman" w:cs="Times New Roman"/>
+          <w:color w:val="53548A"/>
+          <w:szCs w:val="21"/>
+        </w:rPr>
+        <w:t xml:space="preserve"> </w:t>
+      </w:r>
+      <w:r>
+        <w:rPr>
+          <w:rFonts w:ascii="Times New Roman" w:hAnsi="Times New Roman" w:cs="Times New Roman"/>
+          <w:color w:val="53548A"/>
+          <w:szCs w:val="21"/>
+        </w:rPr>
+        <w:t>解码后</w:t>
+      </w:r>
+      <w:r>
+        <w:rPr>
+          <w:rFonts w:ascii="Times New Roman" w:hAnsi="Times New Roman" w:cs="Times New Roman"/>
+          <w:color w:val="53548A"/>
+          <w:szCs w:val="21"/>
+        </w:rPr>
+        <w:t>YUV</w:t>
+      </w:r>
+      <w:r>
+        <w:rPr>
+          <w:rFonts w:ascii="Times New Roman" w:hAnsi="Times New Roman" w:cs="Times New Roman"/>
+          <w:color w:val="53548A"/>
+          <w:szCs w:val="21"/>
+        </w:rPr>
+        <w:t>格式的视频像素数据保存在</w:t>
+      </w:r>
+      <w:r>
+        <w:rPr>
+          <w:rFonts w:ascii="Times New Roman" w:hAnsi="Times New Roman" w:cs="Times New Roman"/>
+          <w:color w:val="53548A"/>
+          <w:szCs w:val="21"/>
+        </w:rPr>
+        <w:t>AVFrame</w:t>
+      </w:r>
+      <w:r>
+        <w:rPr>
+          <w:rFonts w:ascii="Times New Roman" w:hAnsi="Times New Roman" w:cs="Times New Roman"/>
+          <w:color w:val="53548A"/>
+          <w:szCs w:val="21"/>
+        </w:rPr>
+        <w:t>的</w:t>
+      </w:r>
+      <w:r>
+        <w:rPr>
+          <w:rFonts w:ascii="Times New Roman" w:hAnsi="Times New Roman" w:cs="Times New Roman"/>
+          <w:color w:val="53548A"/>
+          <w:szCs w:val="21"/>
+        </w:rPr>
+        <w:t>data[0]</w:t>
+      </w:r>
+      <w:r>
+        <w:rPr>
+          <w:rFonts w:ascii="Times New Roman" w:hAnsi="Times New Roman" w:cs="Times New Roman"/>
+          <w:color w:val="53548A"/>
+          <w:szCs w:val="21"/>
+        </w:rPr>
+        <w:t>、</w:t>
+      </w:r>
+      <w:r>
+        <w:rPr>
+          <w:rFonts w:ascii="Times New Roman" w:hAnsi="Times New Roman" w:cs="Times New Roman"/>
+          <w:color w:val="53548A"/>
+          <w:szCs w:val="21"/>
+        </w:rPr>
+        <w:t xml:space="preserve"> data[1]</w:t>
+      </w:r>
+      <w:r>
+        <w:rPr>
+          <w:rFonts w:ascii="Times New Roman" w:hAnsi="Times New Roman" w:cs="Times New Roman"/>
+          <w:color w:val="53548A"/>
+          <w:szCs w:val="21"/>
+        </w:rPr>
+        <w:t>、</w:t>
+      </w:r>
+      <w:r>
+        <w:rPr>
+          <w:rFonts w:ascii="Times New Roman" w:hAnsi="Times New Roman" w:cs="Times New Roman"/>
+          <w:color w:val="53548A"/>
+          <w:szCs w:val="21"/>
+        </w:rPr>
+        <w:t>data[2]</w:t>
+      </w:r>
+      <w:r>
+        <w:rPr>
+          <w:rFonts w:ascii="Times New Roman" w:hAnsi="Times New Roman" w:cs="Times New Roman"/>
+          <w:color w:val="53548A"/>
+          <w:szCs w:val="21"/>
+        </w:rPr>
+        <w:t>中。</w:t>
+      </w:r>
+      <w:r>
+        <w:rPr>
+          <w:rFonts w:ascii="Times New Roman" w:hAnsi="Times New Roman" w:cs="Times New Roman"/>
+          <w:color w:val="53548A"/>
+          <w:szCs w:val="21"/>
+        </w:rPr>
+        <w:t xml:space="preserve"> </w:t>
+      </w:r>
+      <w:r>
+        <w:rPr>
+          <w:rFonts w:ascii="Times New Roman" w:hAnsi="Times New Roman" w:cs="Times New Roman"/>
+          <w:color w:val="53548A"/>
+          <w:szCs w:val="21"/>
+        </w:rPr>
+        <w:t>但是这些像素值并不是连续存储的，</w:t>
+      </w:r>
+      <w:r>
+        <w:rPr>
+          <w:rFonts w:ascii="Times New Roman" w:hAnsi="Times New Roman" w:cs="Times New Roman"/>
+          <w:color w:val="53548A"/>
+          <w:szCs w:val="21"/>
+        </w:rPr>
+        <w:t xml:space="preserve"> </w:t>
+      </w:r>
+      <w:r>
+        <w:rPr>
+          <w:rFonts w:ascii="Times New Roman" w:hAnsi="Times New Roman" w:cs="Times New Roman"/>
+          <w:color w:val="53548A"/>
+          <w:szCs w:val="21"/>
+        </w:rPr>
+        <w:t>每行有效像素之后存储</w:t>
+      </w:r>
+      <w:r>
+        <w:rPr>
+          <w:rFonts w:ascii="Times New Roman" w:hAnsi="Times New Roman" w:cs="Times New Roman"/>
+          <w:color w:val="53548A"/>
+          <w:szCs w:val="21"/>
+        </w:rPr>
+        <w:t xml:space="preserve"> </w:t>
+      </w:r>
+      <w:r>
+        <w:rPr>
+          <w:rFonts w:ascii="Times New Roman" w:hAnsi="Times New Roman" w:cs="Times New Roman"/>
+          <w:color w:val="53548A"/>
+          <w:szCs w:val="21"/>
+        </w:rPr>
+        <w:t>了</w:t>
+      </w:r>
+      <w:r>
+        <w:rPr>
+          <w:rFonts w:ascii="Times New Roman" w:hAnsi="Times New Roman" w:cs="Times New Roman"/>
+          <w:color w:val="53548A"/>
+          <w:szCs w:val="21"/>
+        </w:rPr>
+        <w:t xml:space="preserve"> </w:t>
+      </w:r>
+      <w:r>
+        <w:rPr>
+          <w:rFonts w:ascii="Times New Roman" w:hAnsi="Times New Roman" w:cs="Times New Roman"/>
+          <w:color w:val="53548A"/>
+          <w:szCs w:val="21"/>
+        </w:rPr>
+        <w:t>一</w:t>
+      </w:r>
+      <w:r>
+        <w:rPr>
+          <w:rFonts w:ascii="Times New Roman" w:hAnsi="Times New Roman" w:cs="Times New Roman"/>
+          <w:color w:val="53548A"/>
+          <w:szCs w:val="21"/>
+        </w:rPr>
+        <w:t xml:space="preserve"> </w:t>
+      </w:r>
+      <w:r>
+        <w:rPr>
+          <w:rFonts w:ascii="Times New Roman" w:hAnsi="Times New Roman" w:cs="Times New Roman"/>
+          <w:color w:val="53548A"/>
+          <w:szCs w:val="21"/>
+        </w:rPr>
+        <w:t>些</w:t>
+      </w:r>
+      <w:r>
+        <w:rPr>
+          <w:rFonts w:ascii="Times New Roman" w:hAnsi="Times New Roman" w:cs="Times New Roman"/>
+          <w:color w:val="53548A"/>
+          <w:szCs w:val="21"/>
+        </w:rPr>
+        <w:t xml:space="preserve"> </w:t>
+      </w:r>
+      <w:r>
+        <w:rPr>
+          <w:rFonts w:ascii="Times New Roman" w:hAnsi="Times New Roman" w:cs="Times New Roman"/>
+          <w:color w:val="53548A"/>
+          <w:szCs w:val="21"/>
+        </w:rPr>
+        <w:t>无</w:t>
+      </w:r>
+      <w:r>
+        <w:rPr>
+          <w:rFonts w:ascii="Times New Roman" w:hAnsi="Times New Roman" w:cs="Times New Roman"/>
+          <w:color w:val="53548A"/>
+          <w:szCs w:val="21"/>
+        </w:rPr>
+        <w:t xml:space="preserve"> </w:t>
+      </w:r>
+      <w:r>
+        <w:rPr>
+          <w:rFonts w:ascii="Times New Roman" w:hAnsi="Times New Roman" w:cs="Times New Roman"/>
+          <w:color w:val="53548A"/>
+          <w:szCs w:val="21"/>
+        </w:rPr>
+        <w:t>效</w:t>
+      </w:r>
+      <w:r>
+        <w:rPr>
+          <w:rFonts w:ascii="Times New Roman" w:hAnsi="Times New Roman" w:cs="Times New Roman"/>
+          <w:color w:val="53548A"/>
+          <w:szCs w:val="21"/>
+        </w:rPr>
+        <w:t xml:space="preserve"> </w:t>
+      </w:r>
+      <w:r>
+        <w:rPr>
+          <w:rFonts w:ascii="Times New Roman" w:hAnsi="Times New Roman" w:cs="Times New Roman"/>
+          <w:color w:val="53548A"/>
+          <w:szCs w:val="21"/>
+        </w:rPr>
+        <w:t>像</w:t>
+      </w:r>
+      <w:r>
+        <w:rPr>
+          <w:rFonts w:ascii="Times New Roman" w:hAnsi="Times New Roman" w:cs="Times New Roman"/>
+          <w:color w:val="53548A"/>
+          <w:szCs w:val="21"/>
+        </w:rPr>
+        <w:t xml:space="preserve"> </w:t>
+      </w:r>
+      <w:r>
+        <w:rPr>
+          <w:rFonts w:ascii="Times New Roman" w:hAnsi="Times New Roman" w:cs="Times New Roman"/>
+          <w:color w:val="53548A"/>
+          <w:szCs w:val="21"/>
+        </w:rPr>
+        <w:t>素</w:t>
+      </w:r>
+      <w:r>
+        <w:rPr>
+          <w:rFonts w:ascii="Times New Roman" w:hAnsi="Times New Roman" w:cs="Times New Roman"/>
+          <w:color w:val="53548A"/>
+          <w:szCs w:val="21"/>
+        </w:rPr>
+        <w:t xml:space="preserve"> </w:t>
+      </w:r>
+      <w:r>
+        <w:rPr>
+          <w:rFonts w:ascii="Times New Roman" w:hAnsi="Times New Roman" w:cs="Times New Roman"/>
+          <w:color w:val="53548A"/>
+          <w:szCs w:val="21"/>
+        </w:rPr>
+        <w:t>。</w:t>
+      </w:r>
+      <w:r>
+        <w:rPr>
+          <w:rFonts w:ascii="Times New Roman" w:hAnsi="Times New Roman" w:cs="Times New Roman"/>
+          <w:color w:val="53548A"/>
+          <w:szCs w:val="21"/>
+        </w:rPr>
+        <w:t xml:space="preserve"> </w:t>
+      </w:r>
+      <w:r>
+        <w:rPr>
+          <w:rFonts w:ascii="Times New Roman" w:hAnsi="Times New Roman" w:cs="Times New Roman"/>
+          <w:color w:val="53548A"/>
+          <w:szCs w:val="21"/>
+        </w:rPr>
+        <w:t>以</w:t>
+      </w:r>
+      <w:r>
+        <w:rPr>
+          <w:rFonts w:ascii="Times New Roman" w:hAnsi="Times New Roman" w:cs="Times New Roman"/>
+          <w:color w:val="53548A"/>
+          <w:szCs w:val="21"/>
+        </w:rPr>
+        <w:t xml:space="preserve"> </w:t>
+      </w:r>
+      <w:r>
+        <w:rPr>
+          <w:rFonts w:ascii="Times New Roman" w:hAnsi="Times New Roman" w:cs="Times New Roman"/>
+          <w:color w:val="53548A"/>
+          <w:szCs w:val="21"/>
+        </w:rPr>
+        <w:t>亮</w:t>
+      </w:r>
+      <w:r>
+        <w:rPr>
+          <w:rFonts w:ascii="Times New Roman" w:hAnsi="Times New Roman" w:cs="Times New Roman"/>
+          <w:color w:val="53548A"/>
+          <w:szCs w:val="21"/>
+        </w:rPr>
+        <w:t xml:space="preserve"> </w:t>
+      </w:r>
+      <w:r>
+        <w:rPr>
+          <w:rFonts w:ascii="Times New Roman" w:hAnsi="Times New Roman" w:cs="Times New Roman"/>
+          <w:color w:val="53548A"/>
+          <w:szCs w:val="21"/>
+        </w:rPr>
+        <w:t>度</w:t>
+      </w:r>
+      <w:r>
+        <w:rPr>
+          <w:rFonts w:ascii="Times New Roman" w:hAnsi="Times New Roman" w:cs="Times New Roman"/>
+          <w:color w:val="53548A"/>
+          <w:szCs w:val="21"/>
+        </w:rPr>
+        <w:t xml:space="preserve"> Y </w:t>
+      </w:r>
+      <w:r>
+        <w:rPr>
+          <w:rFonts w:ascii="Times New Roman" w:hAnsi="Times New Roman" w:cs="Times New Roman"/>
+          <w:color w:val="53548A"/>
+          <w:szCs w:val="21"/>
+        </w:rPr>
+        <w:t>数</w:t>
+      </w:r>
+      <w:r>
+        <w:rPr>
+          <w:rFonts w:ascii="Times New Roman" w:hAnsi="Times New Roman" w:cs="Times New Roman"/>
+          <w:color w:val="53548A"/>
+          <w:szCs w:val="21"/>
+        </w:rPr>
+        <w:t xml:space="preserve"> </w:t>
+      </w:r>
+      <w:r>
+        <w:rPr>
+          <w:rFonts w:ascii="Times New Roman" w:hAnsi="Times New Roman" w:cs="Times New Roman"/>
+          <w:color w:val="53548A"/>
+          <w:szCs w:val="21"/>
+        </w:rPr>
+        <w:t>据</w:t>
+      </w:r>
+      <w:r>
+        <w:rPr>
+          <w:rFonts w:ascii="Times New Roman" w:hAnsi="Times New Roman" w:cs="Times New Roman"/>
+          <w:color w:val="53548A"/>
+          <w:szCs w:val="21"/>
+        </w:rPr>
+        <w:t xml:space="preserve"> </w:t>
+      </w:r>
+      <w:r>
+        <w:rPr>
+          <w:rFonts w:ascii="Times New Roman" w:hAnsi="Times New Roman" w:cs="Times New Roman"/>
+          <w:color w:val="53548A"/>
+          <w:szCs w:val="21"/>
+        </w:rPr>
+        <w:t>为</w:t>
+      </w:r>
+      <w:r>
+        <w:rPr>
+          <w:rFonts w:ascii="Times New Roman" w:hAnsi="Times New Roman" w:cs="Times New Roman"/>
+          <w:color w:val="53548A"/>
+          <w:szCs w:val="21"/>
+        </w:rPr>
+        <w:t xml:space="preserve"> </w:t>
+      </w:r>
+      <w:r>
+        <w:rPr>
+          <w:rFonts w:ascii="Times New Roman" w:hAnsi="Times New Roman" w:cs="Times New Roman"/>
+          <w:color w:val="53548A"/>
+          <w:szCs w:val="21"/>
+        </w:rPr>
+        <w:t>例</w:t>
+      </w:r>
+      <w:r>
+        <w:rPr>
+          <w:rFonts w:ascii="Times New Roman" w:hAnsi="Times New Roman" w:cs="Times New Roman"/>
+          <w:color w:val="53548A"/>
+          <w:szCs w:val="21"/>
+        </w:rPr>
+        <w:t xml:space="preserve"> </w:t>
+      </w:r>
+      <w:r>
+        <w:rPr>
+          <w:rFonts w:ascii="Times New Roman" w:hAnsi="Times New Roman" w:cs="Times New Roman"/>
+          <w:color w:val="53548A"/>
+          <w:szCs w:val="21"/>
+        </w:rPr>
+        <w:t>，</w:t>
+      </w:r>
+      <w:r>
+        <w:rPr>
+          <w:rFonts w:ascii="Times New Roman" w:hAnsi="Times New Roman" w:cs="Times New Roman"/>
+          <w:color w:val="53548A"/>
+          <w:szCs w:val="21"/>
+        </w:rPr>
+        <w:t xml:space="preserve"> data[0] </w:t>
+      </w:r>
+      <w:r>
+        <w:rPr>
+          <w:rFonts w:ascii="Times New Roman" w:hAnsi="Times New Roman" w:cs="Times New Roman"/>
+          <w:color w:val="53548A"/>
+          <w:szCs w:val="21"/>
+        </w:rPr>
+        <w:t>中</w:t>
+      </w:r>
+      <w:r>
+        <w:rPr>
+          <w:rFonts w:ascii="Times New Roman" w:hAnsi="Times New Roman" w:cs="Times New Roman"/>
+          <w:color w:val="53548A"/>
+          <w:szCs w:val="21"/>
+        </w:rPr>
+        <w:t xml:space="preserve"> </w:t>
+      </w:r>
+      <w:r>
+        <w:rPr>
+          <w:rFonts w:ascii="Times New Roman" w:hAnsi="Times New Roman" w:cs="Times New Roman"/>
+          <w:color w:val="53548A"/>
+          <w:szCs w:val="21"/>
+        </w:rPr>
+        <w:t>一</w:t>
+      </w:r>
+      <w:r>
+        <w:rPr>
+          <w:rFonts w:ascii="Times New Roman" w:hAnsi="Times New Roman" w:cs="Times New Roman"/>
+          <w:color w:val="53548A"/>
+          <w:szCs w:val="21"/>
+        </w:rPr>
+        <w:t xml:space="preserve"> </w:t>
+      </w:r>
+      <w:r>
+        <w:rPr>
+          <w:rFonts w:ascii="Times New Roman" w:hAnsi="Times New Roman" w:cs="Times New Roman"/>
+          <w:color w:val="53548A"/>
+          <w:szCs w:val="21"/>
+        </w:rPr>
+        <w:t>共</w:t>
+      </w:r>
+      <w:r>
+        <w:rPr>
+          <w:rFonts w:ascii="Times New Roman" w:hAnsi="Times New Roman" w:cs="Times New Roman"/>
+          <w:color w:val="53548A"/>
+          <w:szCs w:val="21"/>
+        </w:rPr>
+        <w:t xml:space="preserve"> </w:t>
+      </w:r>
+      <w:r>
+        <w:rPr>
+          <w:rFonts w:ascii="Times New Roman" w:hAnsi="Times New Roman" w:cs="Times New Roman"/>
+          <w:color w:val="53548A"/>
+          <w:szCs w:val="21"/>
+        </w:rPr>
+        <w:t>包</w:t>
+      </w:r>
+      <w:r>
+        <w:rPr>
+          <w:rFonts w:ascii="Times New Roman" w:hAnsi="Times New Roman" w:cs="Times New Roman"/>
+          <w:color w:val="53548A"/>
+          <w:szCs w:val="21"/>
+        </w:rPr>
+        <w:t xml:space="preserve"> </w:t>
+      </w:r>
+      <w:r>
+        <w:rPr>
+          <w:rFonts w:ascii="Times New Roman" w:hAnsi="Times New Roman" w:cs="Times New Roman"/>
+          <w:color w:val="53548A"/>
+          <w:szCs w:val="21"/>
+        </w:rPr>
+        <w:t>含</w:t>
+      </w:r>
+      <w:r>
+        <w:rPr>
+          <w:rFonts w:ascii="Times New Roman" w:hAnsi="Times New Roman" w:cs="Times New Roman"/>
+          <w:color w:val="53548A"/>
+          <w:szCs w:val="21"/>
+        </w:rPr>
+        <w:t xml:space="preserve"> </w:t>
+      </w:r>
+      <w:r>
+        <w:rPr>
+          <w:rFonts w:ascii="Times New Roman" w:hAnsi="Times New Roman" w:cs="Times New Roman"/>
+          <w:color w:val="53548A"/>
+          <w:szCs w:val="21"/>
+        </w:rPr>
+        <w:t>了</w:t>
+      </w:r>
+      <w:r>
+        <w:rPr>
+          <w:rFonts w:ascii="Times New Roman" w:hAnsi="Times New Roman" w:cs="Times New Roman"/>
+          <w:color w:val="53548A"/>
+          <w:szCs w:val="21"/>
+        </w:rPr>
+        <w:t>linesize[0]*height</w:t>
+      </w:r>
+      <w:r>
+        <w:rPr>
+          <w:rFonts w:ascii="Times New Roman" w:hAnsi="Times New Roman" w:cs="Times New Roman"/>
+          <w:color w:val="53548A"/>
+          <w:szCs w:val="21"/>
+        </w:rPr>
+        <w:t>个数据。</w:t>
+      </w:r>
+      <w:r>
+        <w:rPr>
+          <w:rFonts w:ascii="Times New Roman" w:hAnsi="Times New Roman" w:cs="Times New Roman"/>
+          <w:color w:val="53548A"/>
+          <w:szCs w:val="21"/>
+        </w:rPr>
+        <w:t xml:space="preserve"> </w:t>
+      </w:r>
+      <w:r>
+        <w:rPr>
+          <w:rFonts w:ascii="Times New Roman" w:hAnsi="Times New Roman" w:cs="Times New Roman"/>
+          <w:color w:val="53548A"/>
+          <w:szCs w:val="21"/>
+        </w:rPr>
+        <w:t>但是出于优化等方面的考虑，</w:t>
+      </w:r>
+      <w:r>
+        <w:rPr>
+          <w:rFonts w:ascii="Times New Roman" w:hAnsi="Times New Roman" w:cs="Times New Roman"/>
+          <w:color w:val="53548A"/>
+          <w:szCs w:val="21"/>
+        </w:rPr>
+        <w:t xml:space="preserve"> linesize[0]</w:t>
+      </w:r>
+      <w:r>
+        <w:rPr>
+          <w:rFonts w:ascii="Times New Roman" w:hAnsi="Times New Roman" w:cs="Times New Roman"/>
+          <w:color w:val="53548A"/>
+          <w:szCs w:val="21"/>
+        </w:rPr>
+        <w:t>实际上并不等于宽度</w:t>
+      </w:r>
+      <w:r>
+        <w:rPr>
+          <w:rFonts w:ascii="Times New Roman" w:hAnsi="Times New Roman" w:cs="Times New Roman"/>
+          <w:color w:val="53548A"/>
+          <w:szCs w:val="21"/>
+        </w:rPr>
+        <w:t>width</w:t>
+      </w:r>
+      <w:r>
+        <w:rPr>
+          <w:rFonts w:ascii="Times New Roman" w:hAnsi="Times New Roman" w:cs="Times New Roman"/>
+          <w:color w:val="53548A"/>
+          <w:szCs w:val="21"/>
+        </w:rPr>
+        <w:t>，</w:t>
+      </w:r>
+      <w:r>
+        <w:rPr>
+          <w:rFonts w:ascii="Times New Roman" w:hAnsi="Times New Roman" w:cs="Times New Roman"/>
+          <w:color w:val="53548A"/>
+          <w:szCs w:val="21"/>
+        </w:rPr>
+        <w:t xml:space="preserve"> </w:t>
+      </w:r>
+      <w:r>
+        <w:rPr>
+          <w:rFonts w:ascii="Times New Roman" w:hAnsi="Times New Roman" w:cs="Times New Roman"/>
+          <w:color w:val="53548A"/>
+          <w:szCs w:val="21"/>
+        </w:rPr>
+        <w:t>而是一个比宽度大一些的值。</w:t>
+      </w:r>
+      <w:r>
+        <w:rPr>
+          <w:rFonts w:ascii="Times New Roman" w:hAnsi="Times New Roman" w:cs="Times New Roman"/>
+          <w:color w:val="53548A"/>
+          <w:szCs w:val="21"/>
+        </w:rPr>
+        <w:t xml:space="preserve"> </w:t>
+      </w:r>
+      <w:r>
+        <w:rPr>
+          <w:rFonts w:ascii="Times New Roman" w:hAnsi="Times New Roman" w:cs="Times New Roman"/>
+          <w:color w:val="53548A"/>
+          <w:szCs w:val="21"/>
+        </w:rPr>
+        <w:t>因此需要使用</w:t>
+      </w:r>
+      <w:r>
+        <w:rPr>
+          <w:rFonts w:ascii="Times New Roman" w:hAnsi="Times New Roman" w:cs="Times New Roman"/>
+          <w:color w:val="53548A"/>
+          <w:szCs w:val="21"/>
+        </w:rPr>
+        <w:t>sws_scale()</w:t>
+      </w:r>
+      <w:r>
+        <w:rPr>
+          <w:rFonts w:ascii="Times New Roman" w:hAnsi="Times New Roman" w:cs="Times New Roman"/>
+          <w:color w:val="53548A"/>
+          <w:szCs w:val="21"/>
+        </w:rPr>
+        <w:t>进行转换。</w:t>
+      </w:r>
+      <w:r>
+        <w:rPr>
+          <w:rFonts w:ascii="Times New Roman" w:hAnsi="Times New Roman" w:cs="Times New Roman"/>
+          <w:color w:val="53548A"/>
+          <w:szCs w:val="21"/>
+        </w:rPr>
+        <w:t xml:space="preserve"> </w:t>
+      </w:r>
+      <w:r>
+        <w:rPr>
+          <w:rFonts w:ascii="Times New Roman" w:hAnsi="Times New Roman" w:cs="Times New Roman"/>
+          <w:color w:val="53548A"/>
+          <w:szCs w:val="21"/>
+        </w:rPr>
+        <w:t>转换后去除了无效数据，</w:t>
+      </w:r>
+      <w:r>
+        <w:rPr>
+          <w:rFonts w:ascii="Times New Roman" w:hAnsi="Times New Roman" w:cs="Times New Roman"/>
+          <w:color w:val="53548A"/>
+          <w:szCs w:val="21"/>
+        </w:rPr>
+        <w:t xml:space="preserve"> width</w:t>
+      </w:r>
+      <w:r>
+        <w:rPr>
+          <w:rFonts w:ascii="Times New Roman" w:hAnsi="Times New Roman" w:cs="Times New Roman"/>
+          <w:color w:val="53548A"/>
+          <w:szCs w:val="21"/>
+        </w:rPr>
+        <w:t>和</w:t>
+      </w:r>
+      <w:r>
+        <w:rPr>
+          <w:rFonts w:ascii="Times New Roman" w:hAnsi="Times New Roman" w:cs="Times New Roman"/>
+          <w:color w:val="53548A"/>
+          <w:szCs w:val="21"/>
+        </w:rPr>
+        <w:t>linesize[0]</w:t>
+      </w:r>
+      <w:r>
+        <w:rPr>
+          <w:rFonts w:ascii="Times New Roman" w:hAnsi="Times New Roman" w:cs="Times New Roman"/>
+          <w:color w:val="53548A"/>
+          <w:szCs w:val="21"/>
+        </w:rPr>
+        <w:t>取值相等。</w:t>
+      </w:r>
+    </w:p>
+    <w:p>
+      <w:pPr>
+        <w:autoSpaceDE w:val="0"/>
+        <w:autoSpaceDN w:val="0"/>
+        <w:adjustRightInd w:val="0"/>
+        <w:jc w:val="center"/>
+        <w:rPr>
+          <w:rFonts w:ascii="Times New Roman" w:hAnsi="Times New Roman" w:cs="Times New Roman"/>
+          <w:kern w:val="0"/>
+          <w:szCs w:val="21"/>
+        </w:rPr>
+      </w:pPr>
+      <w:r>
+        <w:rPr>
+          <w:noProof/>
+        </w:rPr>
+        <w:drawing>
+          <wp:inline distT="0" distB="0" distL="0" distR="0" wp14:anchorId="2D1E05D1" wp14:editId="477D1D7E">
+            <wp:extent cx="4625439" cy="1859977"/>
+            <wp:effectExtent l="0" t="0" r="3810" b="6985"/>
+            <wp:docPr id="10" name="图片 10"/>
+            <wp:cNvGraphicFramePr>
+              <a:graphicFrameLocks xmlns:a="http://schemas.openxmlformats.org/drawingml/2006/main" noChangeAspect="1"/>
+            </wp:cNvGraphicFramePr>
+            <a:graphic xmlns:a="http://schemas.openxmlformats.org/drawingml/2006/main">
+              <a:graphicData uri="http://schemas.openxmlformats.org/drawingml/2006/picture">
+                <pic:pic xmlns:pic="http://schemas.openxmlformats.org/drawingml/2006/picture">
+                  <pic:nvPicPr>
+                    <pic:cNvPr id="1" name=""/>
+                    <pic:cNvPicPr/>
+                  </pic:nvPicPr>
+                  <pic:blipFill>
+                    <a:blip r:embed="rId13"/>
+                    <a:stretch>
+                      <a:fillRect/>
+                    </a:stretch>
+                  </pic:blipFill>
+                  <pic:spPr>
+                    <a:xfrm>
+                      <a:off x="0" y="0"/>
+                      <a:ext cx="4627003" cy="1860606"/>
+                    </a:xfrm>
+                    <a:prstGeom prst="rect">
+                      <a:avLst/>
+                    </a:prstGeom>
+                  </pic:spPr>
+                </pic:pic>
+              </a:graphicData>
+            </a:graphic>
+          </wp:inline>
+        </w:drawing>
+      </w:r>
+    </w:p>
+    <w:p>
+      <w:pPr>
+        <w:rPr>
+          <w:rFonts w:ascii="Times New Roman" w:hAnsi="Times New Roman" w:cs="Times New Roman"/>
+          <w:szCs w:val="21"/>
+        </w:rPr>
+      </w:pPr>
+      <w:r>
+        <w:rPr>
+          <w:rFonts w:ascii="Times New Roman" w:hAnsi="Times New Roman" w:cs="Times New Roman"/>
+          <w:szCs w:val="21"/>
+        </w:rPr>
+        <w:lastRenderedPageBreak/>
+        <w:t>SDL</w:t>
+      </w:r>
+      <w:r>
+        <w:rPr>
+          <w:rFonts w:ascii="Times New Roman" w:hAnsi="Times New Roman" w:cs="Times New Roman" w:hint="eastAsia"/>
+          <w:szCs w:val="21"/>
+        </w:rPr>
+        <w:t>，</w:t>
+      </w:r>
+      <w:r>
+        <w:rPr>
+          <w:rFonts w:ascii="Times New Roman" w:hAnsi="Times New Roman" w:cs="Times New Roman"/>
+          <w:szCs w:val="21"/>
+        </w:rPr>
+        <w:t>Simple DirectMedia Layer</w:t>
+      </w:r>
+      <w:r>
+        <w:rPr>
+          <w:rFonts w:ascii="Times New Roman" w:hAnsi="Times New Roman" w:cs="Times New Roman" w:hint="eastAsia"/>
+          <w:szCs w:val="21"/>
+        </w:rPr>
+        <w:t>，</w:t>
+      </w:r>
+      <w:r>
+        <w:rPr>
+          <w:rFonts w:ascii="Times New Roman" w:hAnsi="Times New Roman" w:cs="Times New Roman" w:hint="eastAsia"/>
+          <w:szCs w:val="21"/>
+        </w:rPr>
+        <w:t>跨平台多媒体应用编程接口</w:t>
+      </w:r>
+      <w:r>
+        <w:rPr>
+          <w:rFonts w:ascii="Times New Roman" w:hAnsi="Times New Roman" w:cs="Times New Roman" w:hint="eastAsia"/>
+          <w:szCs w:val="21"/>
+        </w:rPr>
+        <w:t>。</w:t>
+      </w:r>
+    </w:p>
+    <w:p>
+      <w:pPr>
+        <w:rPr>
+          <w:rFonts w:ascii="Times New Roman" w:hAnsi="Times New Roman" w:cs="Times New Roman"/>
+          <w:szCs w:val="21"/>
+        </w:rPr>
+      </w:pPr>
+      <w:r>
+        <w:rPr>
+          <w:rFonts w:ascii="Times New Roman" w:hAnsi="Times New Roman" w:cs="Times New Roman" w:hint="eastAsia"/>
+          <w:szCs w:val="21"/>
+        </w:rPr>
+        <w:t>用于</w:t>
+      </w:r>
+      <w:r>
+        <w:rPr>
+          <w:rFonts w:ascii="Times New Roman" w:hAnsi="Times New Roman" w:cs="Times New Roman" w:hint="eastAsia"/>
+          <w:szCs w:val="21"/>
+        </w:rPr>
+        <w:t>视频、音频、</w:t>
+      </w:r>
+      <w:r>
+        <w:rPr>
+          <w:rFonts w:ascii="Times New Roman" w:hAnsi="Times New Roman" w:cs="Times New Roman"/>
+          <w:szCs w:val="21"/>
+        </w:rPr>
+        <w:t>混音、游戏杆支持、网络、</w:t>
+      </w:r>
+      <w:r>
+        <w:rPr>
+          <w:rFonts w:ascii="Times New Roman" w:hAnsi="Times New Roman" w:cs="Times New Roman"/>
+          <w:szCs w:val="21"/>
+        </w:rPr>
+        <w:t>MPEG</w:t>
+      </w:r>
+      <w:r>
+        <w:rPr>
+          <w:rFonts w:ascii="Times New Roman" w:hAnsi="Times New Roman" w:cs="Times New Roman"/>
+          <w:szCs w:val="21"/>
+        </w:rPr>
+        <w:t>解码等</w:t>
+      </w:r>
+      <w:r>
+        <w:rPr>
+          <w:rFonts w:ascii="Times New Roman" w:hAnsi="Times New Roman" w:cs="Times New Roman" w:hint="eastAsia"/>
+          <w:szCs w:val="21"/>
+        </w:rPr>
+        <w:t>。很多游戏使用</w:t>
+      </w:r>
+      <w:r>
+        <w:rPr>
+          <w:rFonts w:ascii="Times New Roman" w:hAnsi="Times New Roman" w:cs="Times New Roman" w:hint="eastAsia"/>
+          <w:szCs w:val="21"/>
+        </w:rPr>
+        <w:t>S</w:t>
+      </w:r>
+      <w:r>
+        <w:rPr>
+          <w:rFonts w:ascii="Times New Roman" w:hAnsi="Times New Roman" w:cs="Times New Roman"/>
+          <w:szCs w:val="21"/>
+        </w:rPr>
+        <w:t>DL</w:t>
+      </w:r>
+      <w:r>
+        <w:rPr>
+          <w:rFonts w:ascii="Times New Roman" w:hAnsi="Times New Roman" w:cs="Times New Roman" w:hint="eastAsia"/>
+          <w:szCs w:val="21"/>
+        </w:rPr>
+        <w:t>制作。</w:t>
+      </w:r>
+    </w:p>
+    <w:p>
+      <w:pPr>
+        <w:rPr>
+          <w:rFonts w:ascii="Times New Roman" w:hAnsi="Times New Roman" w:cs="Times New Roman"/>
+          <w:szCs w:val="21"/>
+        </w:rPr>
+      </w:pPr>
+      <w:r>
+        <w:rPr>
+          <w:rFonts w:ascii="Times New Roman" w:hAnsi="Times New Roman" w:cs="Times New Roman" w:hint="eastAsia"/>
+          <w:szCs w:val="21"/>
+        </w:rPr>
+        <w:t>对视音频，</w:t>
+      </w:r>
+      <w:r>
+        <w:rPr>
+          <w:rFonts w:ascii="Times New Roman" w:hAnsi="Times New Roman" w:cs="Times New Roman" w:hint="eastAsia"/>
+          <w:szCs w:val="21"/>
+        </w:rPr>
+        <w:t>S</w:t>
+      </w:r>
+      <w:r>
+        <w:rPr>
+          <w:rFonts w:ascii="Times New Roman" w:hAnsi="Times New Roman" w:cs="Times New Roman"/>
+          <w:szCs w:val="21"/>
+        </w:rPr>
+        <w:t>DL</w:t>
+      </w:r>
+      <w:r>
+        <w:rPr>
+          <w:rFonts w:ascii="Times New Roman" w:hAnsi="Times New Roman" w:cs="Times New Roman" w:hint="eastAsia"/>
+          <w:szCs w:val="21"/>
+        </w:rPr>
+        <w:t>封装了复杂的视音频底层交互工作，简化视音频处理难度</w:t>
+      </w:r>
+    </w:p>
+    <w:p>
+      <w:pPr>
+        <w:rPr>
+          <w:rFonts w:ascii="Times New Roman" w:hAnsi="Times New Roman" w:cs="Times New Roman"/>
+          <w:szCs w:val="21"/>
+        </w:rPr>
+      </w:pPr>
+      <w:r>
+        <w:rPr>
+          <w:rFonts w:ascii="Times New Roman" w:hAnsi="Times New Roman" w:cs="Times New Roman" w:hint="eastAsia"/>
+          <w:szCs w:val="21"/>
+        </w:rPr>
+        <w:t>底层调用</w:t>
+      </w:r>
+      <w:r>
+        <w:rPr>
+          <w:rFonts w:ascii="Times New Roman" w:hAnsi="Times New Roman" w:cs="Times New Roman"/>
+          <w:szCs w:val="21"/>
+        </w:rPr>
+        <w:t>DirectX</w:t>
+      </w:r>
+      <w:r>
+        <w:rPr>
+          <w:rFonts w:ascii="Times New Roman" w:hAnsi="Times New Roman" w:cs="Times New Roman"/>
+          <w:szCs w:val="21"/>
+        </w:rPr>
+        <w:t>等底层</w:t>
+      </w:r>
+      <w:r>
+        <w:rPr>
+          <w:rFonts w:ascii="Times New Roman" w:hAnsi="Times New Roman" w:cs="Times New Roman" w:hint="eastAsia"/>
+          <w:szCs w:val="21"/>
+        </w:rPr>
+        <w:t>A</w:t>
+      </w:r>
+      <w:r>
+        <w:rPr>
+          <w:rFonts w:ascii="Times New Roman" w:hAnsi="Times New Roman" w:cs="Times New Roman"/>
+          <w:szCs w:val="21"/>
+        </w:rPr>
+        <w:t>PI</w:t>
+      </w:r>
+    </w:p>
+    <w:p>
+      <w:pPr>
+        <w:rPr>
+          <w:rFonts w:ascii="Times New Roman" w:hAnsi="Times New Roman" w:cs="Times New Roman"/>
+          <w:szCs w:val="21"/>
+        </w:rPr>
+      </w:pPr>
+      <w:r>
+        <w:rPr>
+          <w:noProof/>
+        </w:rPr>
+        <w:drawing>
+          <wp:inline distT="0" distB="0" distL="0" distR="0" wp14:anchorId="788D4F4B" wp14:editId="7B8BE59B">
+            <wp:extent cx="2080669" cy="1739735"/>
+            <wp:effectExtent l="0" t="0" r="0" b="0"/>
+            <wp:docPr id="11" name="图片 11"/>
+            <wp:cNvGraphicFramePr>
+              <a:graphicFrameLocks xmlns:a="http://schemas.openxmlformats.org/drawingml/2006/main" noChangeAspect="1"/>
+            </wp:cNvGraphicFramePr>
+            <a:graphic xmlns:a="http://schemas.openxmlformats.org/drawingml/2006/main">
+              <a:graphicData uri="http://schemas.openxmlformats.org/drawingml/2006/picture">
+                <pic:pic xmlns:pic="http://schemas.openxmlformats.org/drawingml/2006/picture">
+                  <pic:nvPicPr>
+                    <pic:cNvPr id="1" name=""/>
+                    <pic:cNvPicPr/>
+                  </pic:nvPicPr>
+                  <pic:blipFill>
+                    <a:blip r:embed="rId14"/>
+                    <a:stretch>
+                      <a:fillRect/>
+                    </a:stretch>
+                  </pic:blipFill>
+                  <pic:spPr>
+                    <a:xfrm>
+                      <a:off x="0" y="0"/>
+                      <a:ext cx="2100965" cy="1756706"/>
+                    </a:xfrm>
+                    <a:prstGeom prst="rect">
+                      <a:avLst/>
+                    </a:prstGeom>
+                  </pic:spPr>
+                </pic:pic>
+              </a:graphicData>
+            </a:graphic>
+          </wp:inline>
+        </w:drawing>
+      </w:r>
+    </w:p>
+    <w:p>
+      <w:pPr>
+        <w:rPr>
+          <w:rFonts w:ascii="Times New Roman" w:hAnsi="Times New Roman" w:cs="Times New Roman"/>
+          <w:szCs w:val="21"/>
+        </w:rPr>
+      </w:pPr>
+      <w:r>
+        <w:rPr>
+          <w:rFonts w:ascii="Times New Roman" w:hAnsi="Times New Roman" w:cs="Times New Roman" w:hint="eastAsia"/>
+          <w:szCs w:val="21"/>
+        </w:rPr>
+        <w:t>配置</w:t>
+      </w:r>
+      <w:r>
+        <w:rPr>
+          <w:rFonts w:ascii="Times New Roman" w:hAnsi="Times New Roman" w:cs="Times New Roman" w:hint="eastAsia"/>
+          <w:szCs w:val="21"/>
+        </w:rPr>
+        <w:t>S</w:t>
+      </w:r>
+      <w:r>
+        <w:rPr>
+          <w:rFonts w:ascii="Times New Roman" w:hAnsi="Times New Roman" w:cs="Times New Roman"/>
+          <w:szCs w:val="21"/>
+        </w:rPr>
+        <w:t>DL</w:t>
+      </w:r>
+      <w:r>
+        <w:rPr>
+          <w:rFonts w:ascii="Times New Roman" w:hAnsi="Times New Roman" w:cs="Times New Roman" w:hint="eastAsia"/>
+          <w:szCs w:val="21"/>
+        </w:rPr>
+        <w:t>时，</w:t>
+      </w:r>
+      <w:r>
+        <w:rPr>
+          <w:rFonts w:ascii="Times New Roman" w:hAnsi="Times New Roman" w:cs="Times New Roman"/>
+          <w:szCs w:val="21"/>
+        </w:rPr>
+        <w:t>只配置了静态库已经是可以编译</w:t>
+      </w:r>
+      <w:r>
+        <w:rPr>
+          <w:rFonts w:ascii="Times New Roman" w:hAnsi="Times New Roman" w:cs="Times New Roman" w:hint="eastAsia"/>
+          <w:szCs w:val="21"/>
+        </w:rPr>
+        <w:t>、生成解决方案的</w:t>
+      </w:r>
+      <w:r>
+        <w:rPr>
+          <w:rFonts w:ascii="Times New Roman" w:hAnsi="Times New Roman" w:cs="Times New Roman"/>
+          <w:szCs w:val="21"/>
+        </w:rPr>
+        <w:t>，但却是无法调试的，因为程序运行需要</w:t>
+      </w:r>
+      <w:r>
+        <w:rPr>
+          <w:rFonts w:ascii="Times New Roman" w:hAnsi="Times New Roman" w:cs="Times New Roman"/>
+          <w:szCs w:val="21"/>
+        </w:rPr>
+        <w:t>SDL2.dll</w:t>
+      </w:r>
+      <w:r>
+        <w:rPr>
+          <w:rFonts w:ascii="Times New Roman" w:hAnsi="Times New Roman" w:cs="Times New Roman"/>
+          <w:szCs w:val="21"/>
+        </w:rPr>
+        <w:t>这个动态库的支持。需要将</w:t>
+      </w:r>
+      <w:r>
+        <w:rPr>
+          <w:rFonts w:ascii="Times New Roman" w:hAnsi="Times New Roman" w:cs="Times New Roman"/>
+          <w:szCs w:val="21"/>
+        </w:rPr>
+        <w:t>SDL2.dll</w:t>
+      </w:r>
+      <w:r>
+        <w:rPr>
+          <w:rFonts w:ascii="Times New Roman" w:hAnsi="Times New Roman" w:cs="Times New Roman"/>
+          <w:szCs w:val="21"/>
+        </w:rPr>
+        <w:t>加入工程目录下</w:t>
+      </w:r>
+      <w:r>
+        <w:rPr>
+          <w:rFonts w:ascii="Times New Roman" w:hAnsi="Times New Roman" w:cs="Times New Roman" w:hint="eastAsia"/>
+          <w:szCs w:val="21"/>
+        </w:rPr>
+        <w:t>或</w:t>
+      </w:r>
+      <w:r>
+        <w:rPr>
+          <w:rFonts w:ascii="Times New Roman" w:hAnsi="Times New Roman" w:cs="Times New Roman" w:hint="eastAsia"/>
+          <w:szCs w:val="21"/>
+        </w:rPr>
+        <w:t>将</w:t>
+      </w:r>
+      <w:r>
+        <w:rPr>
+          <w:rFonts w:ascii="Times New Roman" w:hAnsi="Times New Roman" w:cs="Times New Roman"/>
+          <w:szCs w:val="21"/>
+        </w:rPr>
+        <w:t>SDL2.dll</w:t>
+      </w:r>
+      <w:r>
+        <w:rPr>
+          <w:rFonts w:ascii="Times New Roman" w:hAnsi="Times New Roman" w:cs="Times New Roman" w:hint="eastAsia"/>
+          <w:szCs w:val="21"/>
+        </w:rPr>
+        <w:t>文件复制到</w:t>
+      </w:r>
+      <w:r>
+        <w:rPr>
+          <w:rFonts w:ascii="Times New Roman" w:hAnsi="Times New Roman" w:cs="Times New Roman"/>
+          <w:szCs w:val="21"/>
+        </w:rPr>
+        <w:t>C:\WINDOWS\system</w:t>
+      </w:r>
+      <w:r>
+        <w:rPr>
+          <w:rFonts w:ascii="Times New Roman" w:hAnsi="Times New Roman" w:cs="Times New Roman" w:hint="eastAsia"/>
+          <w:szCs w:val="21"/>
+        </w:rPr>
+        <w:t>32</w:t>
+      </w:r>
+      <w:r>
+        <w:rPr>
+          <w:rFonts w:ascii="Times New Roman" w:hAnsi="Times New Roman" w:cs="Times New Roman"/>
+          <w:szCs w:val="21"/>
+        </w:rPr>
+        <w:t>文件夹下</w:t>
+      </w:r>
+    </w:p>
+    <w:p>
+      <w:pPr>
+        <w:autoSpaceDE w:val="0"/>
+        <w:autoSpaceDN w:val="0"/>
+        <w:adjustRightInd w:val="0"/>
+        <w:jc w:val="left"/>
+        <w:rPr>
+          <w:rFonts w:ascii="Times New Roman" w:hAnsi="Times New Roman" w:cs="Times New Roman"/>
+          <w:kern w:val="0"/>
+          <w:szCs w:val="21"/>
+        </w:rPr>
+      </w:pPr>
+    </w:p>
+    <w:p>
+      <w:pPr>
+        <w:widowControl/>
+        <w:shd w:val="clear" w:color="auto" w:fill="FFFFFF"/>
+        <w:jc w:val="left"/>
+        <w:rPr>
+          <w:rFonts w:ascii="Times New Roman" w:hAnsi="Times New Roman" w:cs="Times New Roman"/>
+          <w:szCs w:val="21"/>
+        </w:rPr>
+      </w:pPr>
+      <w:r>
+        <w:rPr>
+          <w:rFonts w:ascii="Times New Roman" w:hAnsi="Times New Roman" w:cs="Times New Roman" w:hint="eastAsia"/>
+          <w:szCs w:val="21"/>
+        </w:rPr>
+        <w:t>提取</w:t>
+      </w:r>
+      <w:r>
+        <w:rPr>
+          <w:rFonts w:ascii="Times New Roman" w:hAnsi="Times New Roman" w:cs="Times New Roman" w:hint="eastAsia"/>
+          <w:szCs w:val="21"/>
+        </w:rPr>
+        <w:t>YUV</w:t>
+      </w:r>
+      <w:r>
+        <w:rPr>
+          <w:rFonts w:ascii="Times New Roman" w:hAnsi="Times New Roman" w:cs="Times New Roman" w:hint="eastAsia"/>
+          <w:szCs w:val="21"/>
+        </w:rPr>
+        <w:t>数据</w:t>
+      </w:r>
+      <w:r>
+        <w:rPr>
+          <w:rFonts w:ascii="Times New Roman" w:hAnsi="Times New Roman" w:cs="Times New Roman" w:hint="eastAsia"/>
+          <w:szCs w:val="21"/>
+        </w:rPr>
+        <w:t>：</w:t>
+      </w:r>
+    </w:p>
+    <w:p>
+      <w:pPr>
+        <w:widowControl/>
+        <w:shd w:val="clear" w:color="auto" w:fill="F6F6F6"/>
+        <w:tabs>
+          <w:tab w:val="left" w:pos="916"/>
+          <w:tab w:val="left" w:pos="1832"/>
+          <w:tab w:val="left" w:pos="2748"/>
+          <w:tab w:val="left" w:pos="3664"/>
+          <w:tab w:val="left" w:pos="4580"/>
+          <w:tab w:val="left" w:pos="5496"/>
+          <w:tab w:val="left" w:pos="6412"/>
+          <w:tab w:val="left" w:pos="7328"/>
+          <w:tab w:val="left" w:pos="8244"/>
+          <w:tab w:val="left" w:pos="9160"/>
+          <w:tab w:val="left" w:pos="10076"/>
+          <w:tab w:val="left" w:pos="10992"/>
+          <w:tab w:val="left" w:pos="11908"/>
+          <w:tab w:val="left" w:pos="12824"/>
+          <w:tab w:val="left" w:pos="13740"/>
+          <w:tab w:val="left" w:pos="14656"/>
+        </w:tabs>
+        <w:jc w:val="left"/>
+        <w:rPr>
+          <w:rFonts w:ascii="Consolas" w:eastAsia="宋体" w:hAnsi="Consolas" w:cs="宋体"/>
+          <w:color w:val="1A1A1A"/>
+          <w:kern w:val="0"/>
+          <w:sz w:val="24"/>
+          <w:szCs w:val="24"/>
+        </w:rPr>
+      </w:pPr>
+      <w:r>
+        <w:rPr>
+          <w:rFonts w:ascii="Consolas" w:eastAsia="宋体" w:hAnsi="Consolas" w:cs="宋体"/>
+          <w:color w:val="1A1A1A"/>
+          <w:kern w:val="0"/>
+          <w:sz w:val="24"/>
+          <w:szCs w:val="24"/>
+        </w:rPr>
+        <w:t xml:space="preserve">ffmpeg -i cut_5s.mp4 -s 640*360 -an -c:v rawvideo -pix_fmt yuv420p </w:t>
+      </w:r>
+      <w:r>
+        <w:rPr>
+          <w:rFonts w:ascii="Consolas" w:eastAsia="宋体" w:hAnsi="Consolas" w:cs="宋体" w:hint="eastAsia"/>
+          <w:color w:val="1A1A1A"/>
+          <w:kern w:val="0"/>
+          <w:sz w:val="24"/>
+          <w:szCs w:val="24"/>
+        </w:rPr>
+        <w:t>out</w:t>
+      </w:r>
+      <w:r>
+        <w:rPr>
+          <w:rFonts w:ascii="Consolas" w:eastAsia="宋体" w:hAnsi="Consolas" w:cs="宋体"/>
+          <w:color w:val="1A1A1A"/>
+          <w:kern w:val="0"/>
+          <w:sz w:val="24"/>
+          <w:szCs w:val="24"/>
+        </w:rPr>
+        <w:t>.yuv</w:t>
+      </w:r>
+    </w:p>
+    <w:p>
+      <w:pPr>
+        <w:widowControl/>
+        <w:shd w:val="clear" w:color="auto" w:fill="F6F6F6"/>
+        <w:tabs>
+          <w:tab w:val="left" w:pos="916"/>
+          <w:tab w:val="left" w:pos="1832"/>
+          <w:tab w:val="left" w:pos="2748"/>
+          <w:tab w:val="left" w:pos="3664"/>
+          <w:tab w:val="left" w:pos="4580"/>
+          <w:tab w:val="left" w:pos="5496"/>
+          <w:tab w:val="left" w:pos="6412"/>
+          <w:tab w:val="left" w:pos="7328"/>
+          <w:tab w:val="left" w:pos="8244"/>
+          <w:tab w:val="left" w:pos="9160"/>
+          <w:tab w:val="left" w:pos="10076"/>
+          <w:tab w:val="left" w:pos="10992"/>
+          <w:tab w:val="left" w:pos="11908"/>
+          <w:tab w:val="left" w:pos="12824"/>
+          <w:tab w:val="left" w:pos="13740"/>
+          <w:tab w:val="left" w:pos="14656"/>
+        </w:tabs>
+        <w:jc w:val="left"/>
+        <w:rPr>
+          <w:rFonts w:ascii="Consolas" w:eastAsia="宋体" w:hAnsi="Consolas" w:cs="宋体"/>
+          <w:color w:val="1A1A1A"/>
+          <w:kern w:val="0"/>
+          <w:sz w:val="24"/>
+          <w:szCs w:val="24"/>
+        </w:rPr>
+      </w:pPr>
+      <w:r>
+        <w:rPr>
+          <w:rFonts w:ascii="Consolas" w:eastAsia="宋体" w:hAnsi="Consolas" w:cs="宋体"/>
+          <w:color w:val="1A1A1A"/>
+          <w:kern w:val="0"/>
+          <w:sz w:val="24"/>
+          <w:szCs w:val="24"/>
+        </w:rPr>
+        <w:t>ffplay -s w</w:t>
+      </w:r>
+      <w:r>
+        <w:rPr>
+          <w:rFonts w:ascii="Consolas" w:eastAsia="宋体" w:hAnsi="Consolas" w:cs="宋体" w:hint="eastAsia"/>
+          <w:color w:val="1A1A1A"/>
+          <w:kern w:val="0"/>
+          <w:sz w:val="24"/>
+          <w:szCs w:val="24"/>
+        </w:rPr>
+        <w:t>*</w:t>
+      </w:r>
+      <w:r>
+        <w:rPr>
+          <w:rFonts w:ascii="Consolas" w:eastAsia="宋体" w:hAnsi="Consolas" w:cs="宋体"/>
+          <w:color w:val="1A1A1A"/>
+          <w:kern w:val="0"/>
+          <w:sz w:val="24"/>
+          <w:szCs w:val="24"/>
+        </w:rPr>
+        <w:t>h out.yuv</w:t>
+      </w:r>
+    </w:p>
+    <w:p>
+      <w:pPr>
+        <w:rPr>
+          <w:rFonts w:ascii="Times New Roman" w:hAnsi="Times New Roman" w:cs="Times New Roman"/>
+          <w:szCs w:val="21"/>
+        </w:rPr>
+      </w:pPr>
+      <w:r>
+        <w:rPr>
+          <w:rFonts w:ascii="Times New Roman" w:hAnsi="Times New Roman" w:cs="Times New Roman"/>
+          <w:szCs w:val="21"/>
+        </w:rPr>
+        <w:t xml:space="preserve">an: a </w:t>
+      </w:r>
+      <w:r>
+        <w:rPr>
+          <w:rFonts w:ascii="Times New Roman" w:hAnsi="Times New Roman" w:cs="Times New Roman"/>
+          <w:szCs w:val="21"/>
+        </w:rPr>
+        <w:t>代表视频，</w:t>
+      </w:r>
+      <w:r>
+        <w:rPr>
+          <w:rFonts w:ascii="Times New Roman" w:hAnsi="Times New Roman" w:cs="Times New Roman"/>
+          <w:szCs w:val="21"/>
+        </w:rPr>
+        <w:t xml:space="preserve">n </w:t>
+      </w:r>
+      <w:r>
+        <w:rPr>
+          <w:rFonts w:ascii="Times New Roman" w:hAnsi="Times New Roman" w:cs="Times New Roman"/>
+          <w:szCs w:val="21"/>
+        </w:rPr>
+        <w:t>代表</w:t>
+      </w:r>
+      <w:r>
+        <w:rPr>
+          <w:rFonts w:ascii="Times New Roman" w:hAnsi="Times New Roman" w:cs="Times New Roman"/>
+          <w:szCs w:val="21"/>
+        </w:rPr>
+        <w:t xml:space="preserve"> no </w:t>
+      </w:r>
+      <w:r>
+        <w:rPr>
+          <w:rFonts w:ascii="Times New Roman" w:hAnsi="Times New Roman" w:cs="Times New Roman"/>
+          <w:szCs w:val="21"/>
+        </w:rPr>
+        <w:t>也就是无音频的意思</w:t>
+      </w:r>
+    </w:p>
+    <w:p>
+      <w:pPr>
+        <w:rPr>
+          <w:rFonts w:ascii="Times New Roman" w:hAnsi="Times New Roman" w:cs="Times New Roman"/>
+          <w:szCs w:val="21"/>
+        </w:rPr>
+      </w:pPr>
+      <w:r>
+        <w:rPr>
+          <w:rFonts w:ascii="Times New Roman" w:hAnsi="Times New Roman" w:cs="Times New Roman"/>
+          <w:szCs w:val="21"/>
+        </w:rPr>
+        <w:t xml:space="preserve">-c:v rawvideo </w:t>
+      </w:r>
+      <w:r>
+        <w:rPr>
+          <w:rFonts w:ascii="Times New Roman" w:hAnsi="Times New Roman" w:cs="Times New Roman"/>
+          <w:szCs w:val="21"/>
+        </w:rPr>
+        <w:t>指定将视频转成原始数据</w:t>
+      </w:r>
+    </w:p>
+    <w:p>
+      <w:pPr>
+        <w:rPr>
+          <w:rFonts w:ascii="Times New Roman" w:hAnsi="Times New Roman" w:cs="Times New Roman"/>
+          <w:szCs w:val="21"/>
+        </w:rPr>
+      </w:pPr>
+      <w:r>
+        <w:rPr>
+          <w:rFonts w:ascii="Times New Roman" w:hAnsi="Times New Roman" w:cs="Times New Roman"/>
+          <w:szCs w:val="21"/>
+        </w:rPr>
+        <w:t xml:space="preserve">-pixel_format yuv420p </w:t>
+      </w:r>
+      <w:r>
+        <w:rPr>
+          <w:rFonts w:ascii="Times New Roman" w:hAnsi="Times New Roman" w:cs="Times New Roman"/>
+          <w:szCs w:val="21"/>
+        </w:rPr>
+        <w:t>指定转换格式为</w:t>
+      </w:r>
+      <w:r>
+        <w:rPr>
+          <w:rFonts w:ascii="Times New Roman" w:hAnsi="Times New Roman" w:cs="Times New Roman"/>
+          <w:szCs w:val="21"/>
+        </w:rPr>
+        <w:t>yuv420p</w:t>
+      </w:r>
+    </w:p>
+    <w:p>
+      <w:pPr>
+        <w:rPr>
+          <w:rFonts w:ascii="Times New Roman" w:hAnsi="Times New Roman" w:cs="Times New Roman"/>
+          <w:szCs w:val="21"/>
+        </w:rPr>
+      </w:pPr>
+    </w:p>
+    <w:p>
+      <w:pPr>
+        <w:rPr>
+          <w:rFonts w:ascii="Times New Roman" w:hAnsi="Times New Roman" w:cs="Times New Roman"/>
+          <w:szCs w:val="21"/>
+        </w:rPr>
+      </w:pPr>
+      <w:r>
+        <w:rPr>
+          <w:rFonts w:ascii="Times New Roman" w:hAnsi="Times New Roman" w:cs="Times New Roman" w:hint="eastAsia"/>
+          <w:szCs w:val="21"/>
+        </w:rPr>
+        <w:t>渲染器将纹理数据“画“到窗口上</w:t>
+      </w:r>
+    </w:p>
+    <w:p>
+      <w:pPr>
+        <w:rPr>
+          <w:rFonts w:ascii="Times New Roman" w:hAnsi="Times New Roman" w:cs="Times New Roman"/>
+          <w:szCs w:val="21"/>
+        </w:rPr>
+      </w:pPr>
+      <w:r>
+        <w:rPr>
+          <w:rFonts w:ascii="Times New Roman" w:hAnsi="Times New Roman" w:cs="Times New Roman" w:hint="eastAsia"/>
+          <w:szCs w:val="21"/>
+        </w:rPr>
+        <w:t>一个窗口可以有</w:t>
+      </w:r>
+      <w:r>
+        <w:rPr>
+          <w:rFonts w:ascii="Times New Roman" w:hAnsi="Times New Roman" w:cs="Times New Roman" w:hint="eastAsia"/>
+          <w:szCs w:val="21"/>
+        </w:rPr>
+        <w:t>画多个纹理</w:t>
+      </w:r>
+      <w:r>
+        <w:rPr>
+          <w:rFonts w:ascii="Times New Roman" w:hAnsi="Times New Roman" w:cs="Times New Roman" w:hint="eastAsia"/>
+          <w:szCs w:val="21"/>
+        </w:rPr>
+        <w:t>，如</w:t>
+      </w:r>
+      <w:r>
+        <w:rPr>
+          <w:rFonts w:ascii="Times New Roman" w:hAnsi="Times New Roman" w:cs="Times New Roman" w:hint="eastAsia"/>
+          <w:szCs w:val="21"/>
+        </w:rPr>
+        <w:t>2</w:t>
+      </w:r>
+      <w:r>
+        <w:rPr>
+          <w:rFonts w:ascii="Times New Roman" w:hAnsi="Times New Roman" w:cs="Times New Roman" w:hint="eastAsia"/>
+          <w:szCs w:val="21"/>
+        </w:rPr>
+        <w:t>×</w:t>
+      </w:r>
+      <w:r>
+        <w:rPr>
+          <w:rFonts w:ascii="Times New Roman" w:hAnsi="Times New Roman" w:cs="Times New Roman" w:hint="eastAsia"/>
+          <w:szCs w:val="21"/>
+        </w:rPr>
+        <w:t>1</w:t>
+      </w:r>
+      <w:r>
+        <w:rPr>
+          <w:rFonts w:ascii="Times New Roman" w:hAnsi="Times New Roman" w:cs="Times New Roman" w:hint="eastAsia"/>
+          <w:szCs w:val="21"/>
+        </w:rPr>
+        <w:t>显示</w:t>
+      </w:r>
+      <w:r>
+        <w:rPr>
+          <w:rFonts w:ascii="Times New Roman" w:hAnsi="Times New Roman" w:cs="Times New Roman" w:hint="eastAsia"/>
+          <w:szCs w:val="21"/>
+        </w:rPr>
+        <w:t>2</w:t>
+      </w:r>
+      <w:r>
+        <w:rPr>
+          <w:rFonts w:ascii="Times New Roman" w:hAnsi="Times New Roman" w:cs="Times New Roman" w:hint="eastAsia"/>
+          <w:szCs w:val="21"/>
+        </w:rPr>
+        <w:t>个</w:t>
+      </w:r>
+      <w:r>
+        <w:rPr>
+          <w:rFonts w:ascii="Times New Roman" w:hAnsi="Times New Roman" w:cs="Times New Roman" w:hint="eastAsia"/>
+          <w:szCs w:val="21"/>
+        </w:rPr>
+        <w:t>不同的</w:t>
+      </w:r>
+      <w:r>
+        <w:rPr>
+          <w:rFonts w:ascii="Times New Roman" w:hAnsi="Times New Roman" w:cs="Times New Roman" w:hint="eastAsia"/>
+          <w:szCs w:val="21"/>
+        </w:rPr>
+        <w:t>视频</w:t>
+      </w:r>
+    </w:p>
+    <w:p>
+      <w:pPr>
+        <w:rPr>
+          <w:rFonts w:ascii="Times New Roman" w:hAnsi="Times New Roman" w:cs="Times New Roman"/>
+          <w:szCs w:val="21"/>
+        </w:rPr>
+      </w:pPr>
+      <w:r>
+        <w:rPr>
+          <w:rFonts w:ascii="Times New Roman" w:hAnsi="Times New Roman" w:cs="Times New Roman" w:hint="eastAsia"/>
+          <w:szCs w:val="21"/>
+        </w:rPr>
+        <w:t>一个纹理也可以画多份到窗口上，借助多个</w:t>
+      </w:r>
+      <w:r>
+        <w:rPr>
+          <w:rFonts w:ascii="Times New Roman" w:hAnsi="Times New Roman" w:cs="Times New Roman" w:hint="eastAsia"/>
+          <w:szCs w:val="21"/>
+        </w:rPr>
+        <w:t>S</w:t>
+      </w:r>
+      <w:r>
+        <w:rPr>
+          <w:rFonts w:ascii="Times New Roman" w:hAnsi="Times New Roman" w:cs="Times New Roman"/>
+          <w:szCs w:val="21"/>
+        </w:rPr>
+        <w:t>DL_R</w:t>
+      </w:r>
+      <w:r>
+        <w:rPr>
+          <w:rFonts w:ascii="Times New Roman" w:hAnsi="Times New Roman" w:cs="Times New Roman" w:hint="eastAsia"/>
+          <w:szCs w:val="21"/>
+        </w:rPr>
+        <w:t>ect</w:t>
+      </w:r>
+    </w:p>
+    <w:p>
+      <w:pPr>
+        <w:rPr>
+          <w:rFonts w:ascii="Times New Roman" w:hAnsi="Times New Roman" w:cs="Times New Roman"/>
+          <w:szCs w:val="21"/>
+        </w:rPr>
+      </w:pPr>
+      <w:r>
+        <w:rPr>
+          <w:rFonts w:ascii="Times New Roman" w:hAnsi="Times New Roman" w:cs="Times New Roman" w:hint="eastAsia"/>
+          <w:szCs w:val="21"/>
+        </w:rPr>
+        <w:t>S</w:t>
+      </w:r>
+      <w:r>
+        <w:rPr>
+          <w:rFonts w:ascii="Times New Roman" w:hAnsi="Times New Roman" w:cs="Times New Roman"/>
+          <w:szCs w:val="21"/>
+        </w:rPr>
+        <w:t>DL_R</w:t>
+      </w:r>
+      <w:r>
+        <w:rPr>
+          <w:rFonts w:ascii="Times New Roman" w:hAnsi="Times New Roman" w:cs="Times New Roman" w:hint="eastAsia"/>
+          <w:szCs w:val="21"/>
+        </w:rPr>
+        <w:t>ect</w:t>
+      </w:r>
+      <w:r>
+        <w:rPr>
+          <w:rFonts w:ascii="Times New Roman" w:hAnsi="Times New Roman" w:cs="Times New Roman" w:hint="eastAsia"/>
+          <w:szCs w:val="21"/>
+        </w:rPr>
+        <w:t>指示纹理画到窗口的什么位置</w:t>
+      </w:r>
+    </w:p>
+    <w:p>
+      <w:pPr>
+        <w:rPr>
+          <w:rFonts w:ascii="Times New Roman" w:hAnsi="Times New Roman" w:cs="Times New Roman"/>
+          <w:szCs w:val="21"/>
+        </w:rPr>
+      </w:pPr>
+      <w:r>
+        <w:rPr>
+          <w:rFonts w:ascii="Times New Roman" w:hAnsi="Times New Roman" w:cs="Times New Roman" w:hint="eastAsia"/>
+          <w:szCs w:val="21"/>
+        </w:rPr>
+        <w:t>原视频像素数据被送入纹理</w:t>
+      </w:r>
+    </w:p>
+    <w:p>
+      <w:pPr>
+        <w:rPr>
+          <w:rFonts w:ascii="Times New Roman" w:hAnsi="Times New Roman" w:cs="Times New Roman"/>
+          <w:szCs w:val="21"/>
+        </w:rPr>
+      </w:pPr>
+      <w:r>
+        <w:rPr>
+          <w:noProof/>
+        </w:rPr>
+        <w:drawing>
+          <wp:inline distT="0" distB="0" distL="0" distR="0" wp14:anchorId="58820A82" wp14:editId="17DE515A">
+            <wp:extent cx="3366645" cy="1911927"/>
+            <wp:effectExtent l="0" t="0" r="5715" b="0"/>
+            <wp:docPr id="14" name="图片 14"/>
+            <wp:cNvGraphicFramePr>
+              <a:graphicFrameLocks xmlns:a="http://schemas.openxmlformats.org/drawingml/2006/main" noChangeAspect="1"/>
+            </wp:cNvGraphicFramePr>
+            <a:graphic xmlns:a="http://schemas.openxmlformats.org/drawingml/2006/main">
+              <a:graphicData uri="http://schemas.openxmlformats.org/drawingml/2006/picture">
+                <pic:pic xmlns:pic="http://schemas.openxmlformats.org/drawingml/2006/picture">
+                  <pic:nvPicPr>
+                    <pic:cNvPr id="1" name=""/>
+                    <pic:cNvPicPr/>
+                  </pic:nvPicPr>
+                  <pic:blipFill>
+                    <a:blip r:embed="rId15"/>
+                    <a:stretch>
+                      <a:fillRect/>
+                    </a:stretch>
+                  </pic:blipFill>
+                  <pic:spPr>
+                    <a:xfrm>
+                      <a:off x="0" y="0"/>
+                      <a:ext cx="3384100" cy="1921840"/>
+                    </a:xfrm>
+                    <a:prstGeom prst="rect">
+                      <a:avLst/>
+                    </a:prstGeom>
+                  </pic:spPr>
+                </pic:pic>
+              </a:graphicData>
+            </a:graphic>
+          </wp:inline>
+        </w:drawing>
+      </w:r>
+    </w:p>
+    <w:p>
+      <w:pPr>
+        <w:autoSpaceDE w:val="0"/>
+        <w:autoSpaceDN w:val="0"/>
+        <w:adjustRightInd w:val="0"/>
+        <w:jc w:val="left"/>
+        <w:rPr>
+          <w:rFonts w:ascii="Times New Roman" w:hAnsi="Times New Roman" w:cs="Times New Roman"/>
+          <w:kern w:val="0"/>
+          <w:szCs w:val="21"/>
+        </w:rPr>
+      </w:pPr>
+      <w:r>
+        <w:rPr>
+          <w:rFonts w:ascii="Times New Roman" w:hAnsi="Times New Roman" w:cs="Times New Roman" w:hint="eastAsia"/>
+          <w:kern w:val="0"/>
+          <w:szCs w:val="21"/>
+        </w:rPr>
+        <w:t>SDL</w:t>
+      </w:r>
+      <w:r>
+        <w:rPr>
+          <w:rFonts w:ascii="Times New Roman" w:hAnsi="Times New Roman" w:cs="Times New Roman" w:hint="eastAsia"/>
+          <w:kern w:val="0"/>
+          <w:szCs w:val="21"/>
+        </w:rPr>
+        <w:t>视频显示的流程图</w:t>
+      </w:r>
+      <w:r>
+        <w:rPr>
+          <w:rFonts w:ascii="Times New Roman" w:hAnsi="Times New Roman" w:cs="Times New Roman" w:hint="eastAsia"/>
+          <w:kern w:val="0"/>
+          <w:szCs w:val="21"/>
+        </w:rPr>
+        <w:t>：</w:t>
+      </w:r>
+    </w:p>
+    <w:p>
+      <w:pPr>
+        <w:autoSpaceDE w:val="0"/>
+        <w:autoSpaceDN w:val="0"/>
+        <w:adjustRightInd w:val="0"/>
+        <w:jc w:val="left"/>
+        <w:rPr>
+          <w:rFonts w:ascii="Times New Roman" w:hAnsi="Times New Roman" w:cs="Times New Roman"/>
+          <w:color w:val="2B91AF"/>
+          <w:kern w:val="0"/>
+          <w:szCs w:val="21"/>
+        </w:rPr>
+      </w:pPr>
+      <w:r>
+        <w:rPr>
+          <w:rFonts w:ascii="Times New Roman" w:hAnsi="Times New Roman" w:cs="Times New Roman"/>
+          <w:color w:val="2B91AF"/>
+          <w:kern w:val="0"/>
+          <w:szCs w:val="21"/>
+        </w:rPr>
+        <w:t>SDL_RenderCopy()</w:t>
+      </w:r>
+      <w:r>
+        <w:rPr>
+          <w:rFonts w:ascii="Times New Roman" w:hAnsi="Times New Roman" w:cs="Times New Roman"/>
+          <w:color w:val="2B91AF"/>
+          <w:kern w:val="0"/>
+          <w:szCs w:val="21"/>
+        </w:rPr>
+        <w:t>：将纹理的数据拷贝给渲染器</w:t>
+      </w:r>
+    </w:p>
+    <w:p>
+      <w:pPr>
+        <w:autoSpaceDE w:val="0"/>
+        <w:autoSpaceDN w:val="0"/>
+        <w:adjustRightInd w:val="0"/>
+        <w:jc w:val="left"/>
+        <w:rPr>
+          <w:rFonts w:ascii="Times New Roman" w:hAnsi="Times New Roman" w:cs="Times New Roman"/>
+          <w:kern w:val="0"/>
+          <w:szCs w:val="21"/>
+        </w:rPr>
+      </w:pPr>
+      <w:r>
+        <w:rPr>
+          <w:noProof/>
+        </w:rPr>
+        <w:lastRenderedPageBreak/>
+        <w:drawing>
+          <wp:inline distT="0" distB="0" distL="0" distR="0" wp14:anchorId="3075F064" wp14:editId="01DE3034">
+            <wp:extent cx="3315438" cy="3966358"/>
+            <wp:effectExtent l="0" t="0" r="0" b="0"/>
+            <wp:docPr id="13" name="图片 13"/>
+            <wp:cNvGraphicFramePr>
+              <a:graphicFrameLocks xmlns:a="http://schemas.openxmlformats.org/drawingml/2006/main" noChangeAspect="1"/>
+            </wp:cNvGraphicFramePr>
+            <a:graphic xmlns:a="http://schemas.openxmlformats.org/drawingml/2006/main">
+              <a:graphicData uri="http://schemas.openxmlformats.org/drawingml/2006/picture">
+                <pic:pic xmlns:pic="http://schemas.openxmlformats.org/drawingml/2006/picture">
+                  <pic:nvPicPr>
+                    <pic:cNvPr id="1" name=""/>
+                    <pic:cNvPicPr/>
+                  </pic:nvPicPr>
+                  <pic:blipFill>
+                    <a:blip r:embed="rId16"/>
+                    <a:stretch>
+                      <a:fillRect/>
+                    </a:stretch>
+                  </pic:blipFill>
+                  <pic:spPr>
+                    <a:xfrm>
+                      <a:off x="0" y="0"/>
+                      <a:ext cx="3331733" cy="3985852"/>
+                    </a:xfrm>
+                    <a:prstGeom prst="rect">
+                      <a:avLst/>
+                    </a:prstGeom>
+                  </pic:spPr>
+                </pic:pic>
+              </a:graphicData>
+            </a:graphic>
+          </wp:inline>
+        </w:drawing>
+      </w:r>
+    </w:p>
+    <w:p>
+      <w:pPr>
+        <w:autoSpaceDE w:val="0"/>
+        <w:autoSpaceDN w:val="0"/>
+        <w:adjustRightInd w:val="0"/>
+        <w:jc w:val="left"/>
+        <w:rPr>
+          <w:rFonts w:ascii="Times New Roman" w:hAnsi="Times New Roman" w:cs="Times New Roman"/>
+          <w:color w:val="000000"/>
+          <w:kern w:val="0"/>
+          <w:szCs w:val="21"/>
+        </w:rPr>
+      </w:pPr>
+      <w:r>
+        <w:rPr>
+          <w:rFonts w:ascii="Times New Roman" w:hAnsi="Times New Roman" w:cs="Times New Roman"/>
+          <w:color w:val="000000"/>
+          <w:kern w:val="0"/>
+          <w:szCs w:val="21"/>
+        </w:rPr>
+        <w:t>SDL_RenderCopy(sdlrenderer,sdltexture,0,&amp;sdlrect1);</w:t>
+      </w:r>
+    </w:p>
+    <w:p>
+      <w:pPr>
+        <w:autoSpaceDE w:val="0"/>
+        <w:autoSpaceDN w:val="0"/>
+        <w:adjustRightInd w:val="0"/>
+        <w:jc w:val="left"/>
+        <w:rPr>
+          <w:rFonts w:ascii="Times New Roman" w:hAnsi="Times New Roman" w:cs="Times New Roman"/>
+          <w:kern w:val="0"/>
+          <w:szCs w:val="21"/>
+        </w:rPr>
+      </w:pPr>
+      <w:r>
+        <w:rPr>
+          <w:rFonts w:ascii="Times New Roman" w:hAnsi="Times New Roman" w:cs="Times New Roman"/>
+          <w:color w:val="000000"/>
+          <w:kern w:val="0"/>
+          <w:szCs w:val="21"/>
+        </w:rPr>
+        <w:t>SDL_RenderCopy(sdlrenderer, sdltexture, 0, &amp;sdlrect2);</w:t>
+      </w:r>
+    </w:p>
+    <w:p>
+      <w:pPr>
+        <w:autoSpaceDE w:val="0"/>
+        <w:autoSpaceDN w:val="0"/>
+        <w:adjustRightInd w:val="0"/>
+        <w:jc w:val="left"/>
+        <w:rPr>
+          <w:rFonts w:ascii="Times New Roman" w:hAnsi="Times New Roman" w:cs="Times New Roman"/>
+          <w:kern w:val="0"/>
+          <w:szCs w:val="21"/>
+        </w:rPr>
+      </w:pPr>
+      <w:r>
+        <w:rPr>
+          <w:noProof/>
+        </w:rPr>
+        <w:drawing>
+          <wp:inline distT="0" distB="0" distL="0" distR="0" wp14:anchorId="3B7BA256" wp14:editId="252CEC0B">
+            <wp:extent cx="5274310" cy="1610360"/>
+            <wp:effectExtent l="0" t="0" r="2540" b="8890"/>
+            <wp:docPr id="15" name="图片 15"/>
+            <wp:cNvGraphicFramePr>
+              <a:graphicFrameLocks xmlns:a="http://schemas.openxmlformats.org/drawingml/2006/main" noChangeAspect="1"/>
+            </wp:cNvGraphicFramePr>
+            <a:graphic xmlns:a="http://schemas.openxmlformats.org/drawingml/2006/main">
+              <a:graphicData uri="http://schemas.openxmlformats.org/drawingml/2006/picture">
+                <pic:pic xmlns:pic="http://schemas.openxmlformats.org/drawingml/2006/picture">
+                  <pic:nvPicPr>
+                    <pic:cNvPr id="1" name=""/>
+                    <pic:cNvPicPr/>
+                  </pic:nvPicPr>
+                  <pic:blipFill>
+                    <a:blip r:embed="rId17"/>
+                    <a:stretch>
+                      <a:fillRect/>
+                    </a:stretch>
+                  </pic:blipFill>
+                  <pic:spPr>
+                    <a:xfrm>
+                      <a:off x="0" y="0"/>
+                      <a:ext cx="5274310" cy="1610360"/>
+                    </a:xfrm>
+                    <a:prstGeom prst="rect">
+                      <a:avLst/>
+                    </a:prstGeom>
+                  </pic:spPr>
+                </pic:pic>
+              </a:graphicData>
+            </a:graphic>
+          </wp:inline>
+        </w:drawing>
+      </w:r>
+    </w:p>
+    <w:p>
+      <w:pPr>
+        <w:autoSpaceDE w:val="0"/>
+        <w:autoSpaceDN w:val="0"/>
+        <w:adjustRightInd w:val="0"/>
+        <w:jc w:val="left"/>
+        <w:rPr>
+          <w:rFonts w:ascii="Times New Roman" w:hAnsi="Times New Roman" w:cs="Times New Roman"/>
+          <w:color w:val="000000"/>
+          <w:kern w:val="0"/>
+          <w:szCs w:val="21"/>
+        </w:rPr>
+      </w:pPr>
+      <w:r>
+        <w:rPr>
+          <w:rFonts w:ascii="Times New Roman" w:hAnsi="Times New Roman" w:cs="Times New Roman"/>
+          <w:color w:val="2B91AF"/>
+          <w:kern w:val="0"/>
+          <w:szCs w:val="21"/>
+        </w:rPr>
+        <w:t>SDL_Texture</w:t>
+      </w:r>
+      <w:r>
+        <w:rPr>
+          <w:rFonts w:ascii="Times New Roman" w:hAnsi="Times New Roman" w:cs="Times New Roman"/>
+          <w:color w:val="000000"/>
+          <w:kern w:val="0"/>
+          <w:szCs w:val="21"/>
+        </w:rPr>
+        <w:t>* sdltexture = SDL_CreateTexture(sdlrenderer,pixelfmt,</w:t>
+      </w:r>
+    </w:p>
+    <w:p>
+      <w:pPr>
+        <w:autoSpaceDE w:val="0"/>
+        <w:autoSpaceDN w:val="0"/>
+        <w:adjustRightInd w:val="0"/>
+        <w:jc w:val="left"/>
+        <w:rPr>
+          <w:rFonts w:ascii="Times New Roman" w:hAnsi="Times New Roman" w:cs="Times New Roman"/>
+          <w:color w:val="000000"/>
+          <w:kern w:val="0"/>
+          <w:szCs w:val="21"/>
+        </w:rPr>
+      </w:pPr>
+      <w:r>
+        <w:rPr>
+          <w:rFonts w:ascii="Times New Roman" w:hAnsi="Times New Roman" w:cs="Times New Roman"/>
+          <w:color w:val="000000"/>
+          <w:kern w:val="0"/>
+          <w:szCs w:val="21"/>
+        </w:rPr>
+        <w:tab/>
+      </w:r>
+      <w:r>
+        <w:rPr>
+          <w:rFonts w:ascii="Times New Roman" w:hAnsi="Times New Roman" w:cs="Times New Roman"/>
+          <w:color w:val="000000"/>
+          <w:kern w:val="0"/>
+          <w:szCs w:val="21"/>
+        </w:rPr>
+        <w:tab/>
+      </w:r>
+      <w:r>
+        <w:rPr>
+          <w:rFonts w:ascii="Times New Roman" w:hAnsi="Times New Roman" w:cs="Times New Roman"/>
+          <w:color w:val="2F4F4F"/>
+          <w:kern w:val="0"/>
+          <w:szCs w:val="21"/>
+        </w:rPr>
+        <w:t>SDL_TEXTUREACCESS_STREAMING</w:t>
+      </w:r>
+      <w:r>
+        <w:rPr>
+          <w:rFonts w:ascii="Times New Roman" w:hAnsi="Times New Roman" w:cs="Times New Roman"/>
+          <w:color w:val="000000"/>
+          <w:kern w:val="0"/>
+          <w:szCs w:val="21"/>
+        </w:rPr>
+        <w:t>,texture_w,texture_h);</w:t>
+      </w:r>
+      <w:r>
+        <w:rPr>
+          <w:rFonts w:ascii="Times New Roman" w:hAnsi="Times New Roman" w:cs="Times New Roman"/>
+          <w:color w:val="000000"/>
+          <w:kern w:val="0"/>
+          <w:szCs w:val="21"/>
+        </w:rPr>
+        <w:t xml:space="preserve"> </w:t>
+      </w:r>
+      <w:r>
+        <w:rPr>
+          <w:rFonts w:ascii="Times New Roman" w:hAnsi="Times New Roman" w:cs="Times New Roman" w:hint="eastAsia"/>
+          <w:color w:val="000000"/>
+          <w:kern w:val="0"/>
+          <w:szCs w:val="21"/>
+        </w:rPr>
+        <w:t>//</w:t>
+      </w:r>
+      <w:r>
+        <w:rPr>
+          <w:rFonts w:ascii="Times New Roman" w:hAnsi="Times New Roman" w:cs="Times New Roman" w:hint="eastAsia"/>
+          <w:color w:val="000000"/>
+          <w:kern w:val="0"/>
+          <w:szCs w:val="21"/>
+        </w:rPr>
+        <w:t>纹理的宽高和图像的宽高一致</w:t>
+      </w:r>
+    </w:p>
+    <w:p>
+      <w:pPr>
+        <w:autoSpaceDE w:val="0"/>
+        <w:autoSpaceDN w:val="0"/>
+        <w:adjustRightInd w:val="0"/>
+        <w:jc w:val="left"/>
+        <w:rPr>
+          <w:rFonts w:ascii="Times New Roman" w:hAnsi="Times New Roman" w:cs="Times New Roman"/>
+          <w:color w:val="000000"/>
+          <w:kern w:val="0"/>
+          <w:szCs w:val="21"/>
+        </w:rPr>
+      </w:pPr>
+    </w:p>
+    <w:p>
+      <w:pPr>
+        <w:autoSpaceDE w:val="0"/>
+        <w:autoSpaceDN w:val="0"/>
+        <w:adjustRightInd w:val="0"/>
+        <w:jc w:val="left"/>
+        <w:rPr>
+          <w:rFonts w:ascii="Times New Roman" w:hAnsi="Times New Roman" w:cs="Times New Roman"/>
+          <w:color w:val="000000"/>
+          <w:kern w:val="0"/>
+          <w:szCs w:val="21"/>
+        </w:rPr>
+      </w:pPr>
+      <w:r>
+        <w:rPr>
+          <w:rFonts w:ascii="Times New Roman" w:hAnsi="Times New Roman" w:cs="Times New Roman" w:hint="eastAsia"/>
+          <w:color w:val="000000"/>
+          <w:kern w:val="0"/>
+          <w:szCs w:val="21"/>
+        </w:rPr>
+        <w:t>使用</w:t>
+      </w:r>
+      <w:r>
+        <w:rPr>
+          <w:rFonts w:ascii="Times New Roman" w:hAnsi="Times New Roman" w:cs="Times New Roman" w:hint="eastAsia"/>
+          <w:color w:val="000000"/>
+          <w:kern w:val="0"/>
+          <w:szCs w:val="21"/>
+        </w:rPr>
+        <w:t>S</w:t>
+      </w:r>
+      <w:r>
+        <w:rPr>
+          <w:rFonts w:ascii="Times New Roman" w:hAnsi="Times New Roman" w:cs="Times New Roman"/>
+          <w:color w:val="000000"/>
+          <w:kern w:val="0"/>
+          <w:szCs w:val="21"/>
+        </w:rPr>
+        <w:t>DL</w:t>
+      </w:r>
+      <w:r>
+        <w:rPr>
+          <w:rFonts w:ascii="Times New Roman" w:hAnsi="Times New Roman" w:cs="Times New Roman" w:hint="eastAsia"/>
+          <w:color w:val="000000"/>
+          <w:kern w:val="0"/>
+          <w:szCs w:val="21"/>
+        </w:rPr>
+        <w:t>循环读取</w:t>
+      </w:r>
+      <w:r>
+        <w:rPr>
+          <w:rFonts w:ascii="Times New Roman" w:hAnsi="Times New Roman" w:cs="Times New Roman"/>
+          <w:color w:val="000000"/>
+          <w:kern w:val="0"/>
+          <w:szCs w:val="21"/>
+        </w:rPr>
+        <w:t>YUV</w:t>
+      </w:r>
+      <w:r>
+        <w:rPr>
+          <w:rFonts w:ascii="Times New Roman" w:hAnsi="Times New Roman" w:cs="Times New Roman" w:hint="eastAsia"/>
+          <w:color w:val="000000"/>
+          <w:kern w:val="0"/>
+          <w:szCs w:val="21"/>
+        </w:rPr>
+        <w:t>像素数据播放视频时，在循环中延迟：</w:t>
+      </w:r>
+    </w:p>
+    <w:p>
+      <w:pPr>
+        <w:autoSpaceDE w:val="0"/>
+        <w:autoSpaceDN w:val="0"/>
+        <w:adjustRightInd w:val="0"/>
+        <w:jc w:val="left"/>
+        <w:rPr>
+          <w:rFonts w:ascii="Times New Roman" w:hAnsi="Times New Roman" w:cs="Times New Roman"/>
+          <w:color w:val="000000"/>
+          <w:kern w:val="0"/>
+          <w:szCs w:val="21"/>
+        </w:rPr>
+      </w:pPr>
+      <w:r>
+        <w:rPr>
+          <w:rFonts w:ascii="Times New Roman" w:hAnsi="Times New Roman" w:cs="Times New Roman"/>
+          <w:color w:val="000000"/>
+          <w:kern w:val="0"/>
+          <w:szCs w:val="21"/>
+        </w:rPr>
+        <w:tab/>
+      </w:r>
+      <w:r>
+        <w:rPr>
+          <w:rFonts w:ascii="Times New Roman" w:hAnsi="Times New Roman" w:cs="Times New Roman"/>
+          <w:color w:val="000000"/>
+          <w:kern w:val="0"/>
+          <w:szCs w:val="21"/>
+        </w:rPr>
+        <w:tab/>
+      </w:r>
+      <w:r>
+        <w:rPr>
+          <w:rFonts w:ascii="Times New Roman" w:hAnsi="Times New Roman" w:cs="Times New Roman"/>
+          <w:color w:val="008000"/>
+          <w:kern w:val="0"/>
+          <w:szCs w:val="21"/>
+        </w:rPr>
+        <w:t>//Delay 40ms</w:t>
+      </w:r>
+    </w:p>
+    <w:p>
+      <w:pPr>
+        <w:autoSpaceDE w:val="0"/>
+        <w:autoSpaceDN w:val="0"/>
+        <w:adjustRightInd w:val="0"/>
+        <w:jc w:val="left"/>
+        <w:rPr>
+          <w:rFonts w:ascii="Times New Roman" w:hAnsi="Times New Roman" w:cs="Times New Roman"/>
+          <w:color w:val="000000"/>
+          <w:kern w:val="0"/>
+          <w:szCs w:val="21"/>
+        </w:rPr>
+      </w:pPr>
+      <w:r>
+        <w:rPr>
+          <w:rFonts w:ascii="Times New Roman" w:hAnsi="Times New Roman" w:cs="Times New Roman"/>
+          <w:color w:val="000000"/>
+          <w:kern w:val="0"/>
+          <w:szCs w:val="21"/>
+        </w:rPr>
+        <w:tab/>
+      </w:r>
+      <w:r>
+        <w:rPr>
+          <w:rFonts w:ascii="Times New Roman" w:hAnsi="Times New Roman" w:cs="Times New Roman"/>
+          <w:color w:val="000000"/>
+          <w:kern w:val="0"/>
+          <w:szCs w:val="21"/>
+        </w:rPr>
+        <w:tab/>
+      </w:r>
+      <w:r>
+        <w:rPr>
+          <w:rFonts w:ascii="Times New Roman" w:hAnsi="Times New Roman" w:cs="Times New Roman"/>
+          <w:color w:val="0000FF"/>
+          <w:kern w:val="0"/>
+          <w:szCs w:val="21"/>
+        </w:rPr>
+        <w:t>for</w:t>
+      </w:r>
+      <w:r>
+        <w:rPr>
+          <w:rFonts w:ascii="Times New Roman" w:hAnsi="Times New Roman" w:cs="Times New Roman"/>
+          <w:color w:val="000000"/>
+          <w:kern w:val="0"/>
+          <w:szCs w:val="21"/>
+        </w:rPr>
+        <w:t xml:space="preserve"> (</w:t>
+      </w:r>
+      <w:r>
+        <w:rPr>
+          <w:rFonts w:ascii="Times New Roman" w:hAnsi="Times New Roman" w:cs="Times New Roman"/>
+          <w:color w:val="0000FF"/>
+          <w:kern w:val="0"/>
+          <w:szCs w:val="21"/>
+        </w:rPr>
+        <w:t>int</w:t>
+      </w:r>
+      <w:r>
+        <w:rPr>
+          <w:rFonts w:ascii="Times New Roman" w:hAnsi="Times New Roman" w:cs="Times New Roman"/>
+          <w:color w:val="000000"/>
+          <w:kern w:val="0"/>
+          <w:szCs w:val="21"/>
+        </w:rPr>
+        <w:t xml:space="preserve"> i = 0; i &lt; 40; i++) {</w:t>
+      </w:r>
+    </w:p>
+    <w:p>
+      <w:pPr>
+        <w:autoSpaceDE w:val="0"/>
+        <w:autoSpaceDN w:val="0"/>
+        <w:adjustRightInd w:val="0"/>
+        <w:jc w:val="left"/>
+        <w:rPr>
+          <w:rFonts w:ascii="Times New Roman" w:hAnsi="Times New Roman" w:cs="Times New Roman"/>
+          <w:color w:val="000000"/>
+          <w:kern w:val="0"/>
+          <w:szCs w:val="21"/>
+        </w:rPr>
+      </w:pPr>
+      <w:r>
+        <w:rPr>
+          <w:rFonts w:ascii="Times New Roman" w:hAnsi="Times New Roman" w:cs="Times New Roman"/>
+          <w:color w:val="000000"/>
+          <w:kern w:val="0"/>
+          <w:szCs w:val="21"/>
+        </w:rPr>
+        <w:tab/>
+      </w:r>
+      <w:r>
+        <w:rPr>
+          <w:rFonts w:ascii="Times New Roman" w:hAnsi="Times New Roman" w:cs="Times New Roman"/>
+          <w:color w:val="000000"/>
+          <w:kern w:val="0"/>
+          <w:szCs w:val="21"/>
+        </w:rPr>
+        <w:tab/>
+      </w:r>
+      <w:r>
+        <w:rPr>
+          <w:rFonts w:ascii="Times New Roman" w:hAnsi="Times New Roman" w:cs="Times New Roman"/>
+          <w:color w:val="000000"/>
+          <w:kern w:val="0"/>
+          <w:szCs w:val="21"/>
+        </w:rPr>
+        <w:tab/>
+        <w:t>SDL_PumpEvents();</w:t>
+      </w:r>
+    </w:p>
+    <w:p>
+      <w:pPr>
+        <w:autoSpaceDE w:val="0"/>
+        <w:autoSpaceDN w:val="0"/>
+        <w:adjustRightInd w:val="0"/>
+        <w:jc w:val="left"/>
+        <w:rPr>
+          <w:rFonts w:ascii="Times New Roman" w:hAnsi="Times New Roman" w:cs="Times New Roman"/>
+          <w:color w:val="000000"/>
+          <w:kern w:val="0"/>
+          <w:szCs w:val="21"/>
+        </w:rPr>
+      </w:pPr>
+      <w:r>
+        <w:rPr>
+          <w:rFonts w:ascii="Times New Roman" w:hAnsi="Times New Roman" w:cs="Times New Roman"/>
+          <w:color w:val="000000"/>
+          <w:kern w:val="0"/>
+          <w:szCs w:val="21"/>
+        </w:rPr>
+        <w:tab/>
+      </w:r>
+      <w:r>
+        <w:rPr>
+          <w:rFonts w:ascii="Times New Roman" w:hAnsi="Times New Roman" w:cs="Times New Roman"/>
+          <w:color w:val="000000"/>
+          <w:kern w:val="0"/>
+          <w:szCs w:val="21"/>
+        </w:rPr>
+        <w:tab/>
+      </w:r>
+      <w:r>
+        <w:rPr>
+          <w:rFonts w:ascii="Times New Roman" w:hAnsi="Times New Roman" w:cs="Times New Roman"/>
+          <w:color w:val="000000"/>
+          <w:kern w:val="0"/>
+          <w:szCs w:val="21"/>
+        </w:rPr>
+        <w:tab/>
+        <w:t>SDL_Delay(1);</w:t>
+      </w:r>
+    </w:p>
+    <w:p>
+      <w:pPr>
+        <w:autoSpaceDE w:val="0"/>
+        <w:autoSpaceDN w:val="0"/>
+        <w:adjustRightInd w:val="0"/>
+        <w:jc w:val="left"/>
+        <w:rPr>
+          <w:rFonts w:ascii="Times New Roman" w:hAnsi="Times New Roman" w:cs="Times New Roman"/>
+          <w:color w:val="000000"/>
+          <w:kern w:val="0"/>
+          <w:szCs w:val="21"/>
+        </w:rPr>
+      </w:pPr>
+      <w:r>
+        <w:rPr>
+          <w:rFonts w:ascii="Times New Roman" w:hAnsi="Times New Roman" w:cs="Times New Roman"/>
+          <w:color w:val="000000"/>
+          <w:kern w:val="0"/>
+          <w:szCs w:val="21"/>
+        </w:rPr>
+        <w:tab/>
+      </w:r>
+      <w:r>
+        <w:rPr>
+          <w:rFonts w:ascii="Times New Roman" w:hAnsi="Times New Roman" w:cs="Times New Roman"/>
+          <w:color w:val="000000"/>
+          <w:kern w:val="0"/>
+          <w:szCs w:val="21"/>
+        </w:rPr>
+        <w:tab/>
+        <w:t>}</w:t>
+      </w:r>
+    </w:p>
+    <w:p>
+      <w:pPr>
+        <w:autoSpaceDE w:val="0"/>
+        <w:autoSpaceDN w:val="0"/>
+        <w:adjustRightInd w:val="0"/>
+        <w:jc w:val="left"/>
+        <w:rPr>
+          <w:rFonts w:ascii="Times New Roman" w:hAnsi="Times New Roman" w:cs="Times New Roman"/>
+          <w:color w:val="000000"/>
+          <w:kern w:val="0"/>
+          <w:szCs w:val="21"/>
+        </w:rPr>
+      </w:pPr>
+      <w:r>
+        <w:rPr>
+          <w:rFonts w:ascii="Times New Roman" w:hAnsi="Times New Roman" w:cs="Times New Roman"/>
+          <w:color w:val="000000"/>
+          <w:kern w:val="0"/>
+          <w:szCs w:val="21"/>
+        </w:rPr>
+        <w:tab/>
+      </w:r>
+      <w:r>
+        <w:rPr>
+          <w:rFonts w:ascii="Times New Roman" w:hAnsi="Times New Roman" w:cs="Times New Roman"/>
+          <w:color w:val="000000"/>
+          <w:kern w:val="0"/>
+          <w:szCs w:val="21"/>
+        </w:rPr>
+        <w:tab/>
+      </w:r>
+      <w:r>
+        <w:rPr>
+          <w:rFonts w:ascii="Times New Roman" w:hAnsi="Times New Roman" w:cs="Times New Roman"/>
+          <w:color w:val="008000"/>
+          <w:kern w:val="0"/>
+          <w:szCs w:val="21"/>
+        </w:rPr>
+        <w:t>//</w:t>
+      </w:r>
+      <w:r>
+        <w:rPr>
+          <w:rFonts w:ascii="Times New Roman" w:hAnsi="Times New Roman" w:cs="Times New Roman"/>
+          <w:color w:val="008000"/>
+          <w:kern w:val="0"/>
+          <w:szCs w:val="21"/>
+        </w:rPr>
+        <w:t>为什么不能使用</w:t>
+      </w:r>
+      <w:r>
+        <w:rPr>
+          <w:rFonts w:ascii="Times New Roman" w:hAnsi="Times New Roman" w:cs="Times New Roman"/>
+          <w:color w:val="008000"/>
+          <w:kern w:val="0"/>
+          <w:szCs w:val="21"/>
+        </w:rPr>
+        <w:t>SDL_Delay(1000)</w:t>
+      </w:r>
+      <w:r>
+        <w:rPr>
+          <w:rFonts w:ascii="Times New Roman" w:hAnsi="Times New Roman" w:cs="Times New Roman"/>
+          <w:color w:val="008000"/>
+          <w:kern w:val="0"/>
+          <w:szCs w:val="21"/>
+        </w:rPr>
+        <w:t>？</w:t>
+      </w:r>
+    </w:p>
+    <w:p>
+      <w:pPr>
+        <w:autoSpaceDE w:val="0"/>
+        <w:autoSpaceDN w:val="0"/>
+        <w:adjustRightInd w:val="0"/>
+        <w:jc w:val="left"/>
+        <w:rPr>
+          <w:rFonts w:ascii="Times New Roman" w:hAnsi="Times New Roman" w:cs="Times New Roman"/>
+          <w:color w:val="000000"/>
+          <w:kern w:val="0"/>
+          <w:szCs w:val="21"/>
+        </w:rPr>
+      </w:pPr>
+      <w:r>
+        <w:rPr>
+          <w:rFonts w:ascii="Times New Roman" w:hAnsi="Times New Roman" w:cs="Times New Roman"/>
+          <w:color w:val="000000"/>
+          <w:kern w:val="0"/>
+          <w:szCs w:val="21"/>
+        </w:rPr>
+        <w:tab/>
+      </w:r>
+      <w:r>
+        <w:rPr>
+          <w:rFonts w:ascii="Times New Roman" w:hAnsi="Times New Roman" w:cs="Times New Roman"/>
+          <w:color w:val="000000"/>
+          <w:kern w:val="0"/>
+          <w:szCs w:val="21"/>
+        </w:rPr>
+        <w:tab/>
+      </w:r>
+      <w:r>
+        <w:rPr>
+          <w:rFonts w:ascii="Times New Roman" w:hAnsi="Times New Roman" w:cs="Times New Roman"/>
+          <w:color w:val="008000"/>
+          <w:kern w:val="0"/>
+          <w:szCs w:val="21"/>
+        </w:rPr>
+        <w:t>/*</w:t>
+      </w:r>
+    </w:p>
+    <w:p>
+      <w:pPr>
+        <w:autoSpaceDE w:val="0"/>
+        <w:autoSpaceDN w:val="0"/>
+        <w:adjustRightInd w:val="0"/>
+        <w:jc w:val="left"/>
+        <w:rPr>
+          <w:rFonts w:ascii="Times New Roman" w:hAnsi="Times New Roman" w:cs="Times New Roman"/>
+          <w:color w:val="000000"/>
+          <w:kern w:val="0"/>
+          <w:szCs w:val="21"/>
+        </w:rPr>
+      </w:pPr>
+      <w:r>
+        <w:rPr>
+          <w:rFonts w:ascii="Times New Roman" w:hAnsi="Times New Roman" w:cs="Times New Roman"/>
+          <w:color w:val="008000"/>
+          <w:kern w:val="0"/>
+          <w:szCs w:val="21"/>
+        </w:rPr>
+        <w:lastRenderedPageBreak/>
+        <w:tab/>
+      </w:r>
+      <w:r>
+        <w:rPr>
+          <w:rFonts w:ascii="Times New Roman" w:hAnsi="Times New Roman" w:cs="Times New Roman"/>
+          <w:color w:val="008000"/>
+          <w:kern w:val="0"/>
+          <w:szCs w:val="21"/>
+        </w:rPr>
+        <w:tab/>
+        <w:t>SDL_PumpEvents</w:t>
+      </w:r>
+      <w:r>
+        <w:rPr>
+          <w:rFonts w:ascii="Times New Roman" w:hAnsi="Times New Roman" w:cs="Times New Roman"/>
+          <w:color w:val="008000"/>
+          <w:kern w:val="0"/>
+          <w:szCs w:val="21"/>
+        </w:rPr>
+        <w:t>如其名称，主要的功能是推动</w:t>
+      </w:r>
+      <w:r>
+        <w:rPr>
+          <w:rFonts w:ascii="Times New Roman" w:hAnsi="Times New Roman" w:cs="Times New Roman"/>
+          <w:color w:val="008000"/>
+          <w:kern w:val="0"/>
+          <w:szCs w:val="21"/>
+        </w:rPr>
+        <w:t>event</w:t>
+      </w:r>
+      <w:r>
+        <w:rPr>
+          <w:rFonts w:ascii="Times New Roman" w:hAnsi="Times New Roman" w:cs="Times New Roman"/>
+          <w:color w:val="008000"/>
+          <w:kern w:val="0"/>
+          <w:szCs w:val="21"/>
+        </w:rPr>
+        <w:t>队列以进行队列状态的</w:t>
+      </w:r>
+    </w:p>
+    <w:p>
+      <w:pPr>
+        <w:autoSpaceDE w:val="0"/>
+        <w:autoSpaceDN w:val="0"/>
+        <w:adjustRightInd w:val="0"/>
+        <w:jc w:val="left"/>
+        <w:rPr>
+          <w:rFonts w:ascii="Times New Roman" w:hAnsi="Times New Roman" w:cs="Times New Roman"/>
+          <w:color w:val="000000"/>
+          <w:kern w:val="0"/>
+          <w:szCs w:val="21"/>
+        </w:rPr>
+      </w:pPr>
+      <w:r>
+        <w:rPr>
+          <w:rFonts w:ascii="Times New Roman" w:hAnsi="Times New Roman" w:cs="Times New Roman"/>
+          <w:color w:val="008000"/>
+          <w:kern w:val="0"/>
+          <w:szCs w:val="21"/>
+        </w:rPr>
+        <w:tab/>
+      </w:r>
+      <w:r>
+        <w:rPr>
+          <w:rFonts w:ascii="Times New Roman" w:hAnsi="Times New Roman" w:cs="Times New Roman"/>
+          <w:color w:val="008000"/>
+          <w:kern w:val="0"/>
+          <w:szCs w:val="21"/>
+        </w:rPr>
+        <w:tab/>
+      </w:r>
+      <w:r>
+        <w:rPr>
+          <w:rFonts w:ascii="Times New Roman" w:hAnsi="Times New Roman" w:cs="Times New Roman"/>
+          <w:color w:val="008000"/>
+          <w:kern w:val="0"/>
+          <w:szCs w:val="21"/>
+        </w:rPr>
+        <w:t>更新，不过它还有一个作用是进行视频子系统的设备状态更新，如果不调用</w:t>
+      </w:r>
+    </w:p>
+    <w:p>
+      <w:pPr>
+        <w:autoSpaceDE w:val="0"/>
+        <w:autoSpaceDN w:val="0"/>
+        <w:adjustRightInd w:val="0"/>
+        <w:jc w:val="left"/>
+        <w:rPr>
+          <w:rFonts w:ascii="Times New Roman" w:hAnsi="Times New Roman" w:cs="Times New Roman"/>
+          <w:color w:val="000000"/>
+          <w:kern w:val="0"/>
+          <w:szCs w:val="21"/>
+        </w:rPr>
+      </w:pPr>
+      <w:r>
+        <w:rPr>
+          <w:rFonts w:ascii="Times New Roman" w:hAnsi="Times New Roman" w:cs="Times New Roman"/>
+          <w:color w:val="008000"/>
+          <w:kern w:val="0"/>
+          <w:szCs w:val="21"/>
+        </w:rPr>
+        <w:tab/>
+      </w:r>
+      <w:r>
+        <w:rPr>
+          <w:rFonts w:ascii="Times New Roman" w:hAnsi="Times New Roman" w:cs="Times New Roman"/>
+          <w:color w:val="008000"/>
+          <w:kern w:val="0"/>
+          <w:szCs w:val="21"/>
+        </w:rPr>
+        <w:tab/>
+      </w:r>
+      <w:r>
+        <w:rPr>
+          <w:rFonts w:ascii="Times New Roman" w:hAnsi="Times New Roman" w:cs="Times New Roman"/>
+          <w:color w:val="008000"/>
+          <w:kern w:val="0"/>
+          <w:szCs w:val="21"/>
+        </w:rPr>
+        <w:t>这个函数，所显示的视频会在大约</w:t>
+      </w:r>
+      <w:r>
+        <w:rPr>
+          <w:rFonts w:ascii="Times New Roman" w:hAnsi="Times New Roman" w:cs="Times New Roman"/>
+          <w:color w:val="008000"/>
+          <w:kern w:val="0"/>
+          <w:szCs w:val="21"/>
+        </w:rPr>
+        <w:t>10</w:t>
+      </w:r>
+      <w:r>
+        <w:rPr>
+          <w:rFonts w:ascii="Times New Roman" w:hAnsi="Times New Roman" w:cs="Times New Roman"/>
+          <w:color w:val="008000"/>
+          <w:kern w:val="0"/>
+          <w:szCs w:val="21"/>
+        </w:rPr>
+        <w:t>秒后卡住</w:t>
+      </w:r>
+    </w:p>
+    <w:p>
+      <w:pPr>
+        <w:autoSpaceDE w:val="0"/>
+        <w:autoSpaceDN w:val="0"/>
+        <w:adjustRightInd w:val="0"/>
+        <w:jc w:val="left"/>
+        <w:rPr>
+          <w:rFonts w:ascii="Times New Roman" w:hAnsi="Times New Roman" w:cs="Times New Roman"/>
+          <w:color w:val="008000"/>
+          <w:kern w:val="0"/>
+          <w:szCs w:val="21"/>
+        </w:rPr>
+      </w:pPr>
+      <w:r>
+        <w:rPr>
+          <w:rFonts w:ascii="Times New Roman" w:hAnsi="Times New Roman" w:cs="Times New Roman"/>
+          <w:color w:val="008000"/>
+          <w:kern w:val="0"/>
+          <w:szCs w:val="21"/>
+        </w:rPr>
+        <w:tab/>
+      </w:r>
+      <w:r>
+        <w:rPr>
+          <w:rFonts w:ascii="Times New Roman" w:hAnsi="Times New Roman" w:cs="Times New Roman"/>
+          <w:color w:val="008000"/>
+          <w:kern w:val="0"/>
+          <w:szCs w:val="21"/>
+        </w:rPr>
+        <w:tab/>
+        <w:t>*/</w:t>
+      </w:r>
+    </w:p>
+    <w:p>
+      <w:pPr>
+        <w:autoSpaceDE w:val="0"/>
+        <w:autoSpaceDN w:val="0"/>
+        <w:adjustRightInd w:val="0"/>
+        <w:jc w:val="left"/>
+        <w:rPr>
+          <w:rFonts w:ascii="Times New Roman" w:hAnsi="Times New Roman" w:cs="Times New Roman"/>
+          <w:color w:val="000000"/>
+          <w:kern w:val="0"/>
+          <w:szCs w:val="21"/>
+        </w:rPr>
+      </w:pPr>
+      <w:r>
+        <w:rPr>
+          <w:rFonts w:ascii="Times New Roman" w:hAnsi="Times New Roman" w:cs="Times New Roman" w:hint="eastAsia"/>
+          <w:color w:val="000000"/>
+          <w:kern w:val="0"/>
+          <w:szCs w:val="21"/>
+        </w:rPr>
+        <w:t>S</w:t>
+      </w:r>
+      <w:r>
+        <w:rPr>
+          <w:rFonts w:ascii="Times New Roman" w:hAnsi="Times New Roman" w:cs="Times New Roman"/>
+          <w:color w:val="000000"/>
+          <w:kern w:val="0"/>
+          <w:szCs w:val="21"/>
+        </w:rPr>
+        <w:t>DL</w:t>
+      </w:r>
+      <w:r>
+        <w:rPr>
+          <w:rFonts w:ascii="Times New Roman" w:hAnsi="Times New Roman" w:cs="Times New Roman" w:hint="eastAsia"/>
+          <w:color w:val="000000"/>
+          <w:kern w:val="0"/>
+          <w:szCs w:val="21"/>
+        </w:rPr>
+        <w:t>多线程：</w:t>
+      </w:r>
+    </w:p>
+    <w:p>
+      <w:pPr>
+        <w:autoSpaceDE w:val="0"/>
+        <w:autoSpaceDN w:val="0"/>
+        <w:adjustRightInd w:val="0"/>
+        <w:jc w:val="left"/>
+        <w:rPr>
+          <w:rFonts w:ascii="Times New Roman" w:hAnsi="Times New Roman" w:cs="Times New Roman"/>
+          <w:color w:val="000000"/>
+          <w:kern w:val="0"/>
+          <w:szCs w:val="21"/>
+        </w:rPr>
+      </w:pPr>
+      <w:r>
+        <w:rPr>
+          <w:rFonts w:ascii="Times New Roman" w:hAnsi="Times New Roman" w:cs="Times New Roman" w:hint="eastAsia"/>
+          <w:color w:val="000000"/>
+          <w:kern w:val="0"/>
+          <w:szCs w:val="21"/>
+        </w:rPr>
+        <w:t>函数</w:t>
+      </w:r>
+      <w:r>
+        <w:rPr>
+          <w:rFonts w:ascii="Times New Roman" w:hAnsi="Times New Roman" w:cs="Times New Roman" w:hint="eastAsia"/>
+          <w:color w:val="000000"/>
+          <w:kern w:val="0"/>
+          <w:szCs w:val="21"/>
+        </w:rPr>
+        <w:t>S</w:t>
+      </w:r>
+      <w:r>
+        <w:rPr>
+          <w:rFonts w:ascii="Times New Roman" w:hAnsi="Times New Roman" w:cs="Times New Roman"/>
+          <w:color w:val="000000"/>
+          <w:kern w:val="0"/>
+          <w:szCs w:val="21"/>
+        </w:rPr>
+        <w:t>DL_C</w:t>
+      </w:r>
+      <w:r>
+        <w:rPr>
+          <w:rFonts w:ascii="Times New Roman" w:hAnsi="Times New Roman" w:cs="Times New Roman" w:hint="eastAsia"/>
+          <w:color w:val="000000"/>
+          <w:kern w:val="0"/>
+          <w:szCs w:val="21"/>
+        </w:rPr>
+        <w:t>reateThread</w:t>
+      </w:r>
+      <w:r>
+        <w:rPr>
+          <w:rFonts w:ascii="Times New Roman" w:hAnsi="Times New Roman" w:cs="Times New Roman"/>
+          <w:color w:val="000000"/>
+          <w:kern w:val="0"/>
+          <w:szCs w:val="21"/>
+        </w:rPr>
+        <w:t>()</w:t>
+      </w:r>
+      <w:r>
+        <w:rPr>
+          <w:rFonts w:ascii="Times New Roman" w:hAnsi="Times New Roman" w:cs="Times New Roman" w:hint="eastAsia"/>
+          <w:color w:val="000000"/>
+          <w:kern w:val="0"/>
+          <w:szCs w:val="21"/>
+        </w:rPr>
+        <w:t>创建一个线程</w:t>
+      </w:r>
+    </w:p>
+    <w:p>
+      <w:pPr>
+        <w:autoSpaceDE w:val="0"/>
+        <w:autoSpaceDN w:val="0"/>
+        <w:adjustRightInd w:val="0"/>
+        <w:jc w:val="left"/>
+        <w:rPr>
+          <w:rFonts w:ascii="Times New Roman" w:hAnsi="Times New Roman" w:cs="Times New Roman"/>
+          <w:color w:val="000000"/>
+          <w:kern w:val="0"/>
+          <w:szCs w:val="21"/>
+        </w:rPr>
+      </w:pPr>
+      <w:r>
+        <w:rPr>
+          <w:rFonts w:ascii="Times New Roman" w:hAnsi="Times New Roman" w:cs="Times New Roman" w:hint="eastAsia"/>
+          <w:color w:val="000000"/>
+          <w:kern w:val="0"/>
+          <w:szCs w:val="21"/>
+        </w:rPr>
+        <w:t>数据结构</w:t>
+      </w:r>
+      <w:r>
+        <w:rPr>
+          <w:rFonts w:ascii="Times New Roman" w:hAnsi="Times New Roman" w:cs="Times New Roman"/>
+          <w:color w:val="000000"/>
+          <w:kern w:val="0"/>
+          <w:szCs w:val="21"/>
+        </w:rPr>
+        <w:t>SDL_T</w:t>
+      </w:r>
+      <w:r>
+        <w:rPr>
+          <w:rFonts w:ascii="Times New Roman" w:hAnsi="Times New Roman" w:cs="Times New Roman" w:hint="eastAsia"/>
+          <w:color w:val="000000"/>
+          <w:kern w:val="0"/>
+          <w:szCs w:val="21"/>
+        </w:rPr>
+        <w:t>hread</w:t>
+      </w:r>
+      <w:r>
+        <w:rPr>
+          <w:rFonts w:ascii="Times New Roman" w:hAnsi="Times New Roman" w:cs="Times New Roman" w:hint="eastAsia"/>
+          <w:color w:val="000000"/>
+          <w:kern w:val="0"/>
+          <w:szCs w:val="21"/>
+        </w:rPr>
+        <w:t>：线程的句柄</w:t>
+      </w:r>
+    </w:p>
+    <w:p>
+      <w:pPr>
+        <w:autoSpaceDE w:val="0"/>
+        <w:autoSpaceDN w:val="0"/>
+        <w:adjustRightInd w:val="0"/>
+        <w:jc w:val="left"/>
+        <w:rPr>
+          <w:rFonts w:ascii="Times New Roman" w:hAnsi="Times New Roman" w:cs="Times New Roman"/>
+          <w:color w:val="000000"/>
+          <w:kern w:val="0"/>
+          <w:szCs w:val="21"/>
+        </w:rPr>
+      </w:pPr>
+      <w:r>
+        <w:rPr>
+          <w:rFonts w:ascii="Times New Roman" w:hAnsi="Times New Roman" w:cs="Times New Roman" w:hint="eastAsia"/>
+          <w:color w:val="000000"/>
+          <w:kern w:val="0"/>
+          <w:szCs w:val="21"/>
+        </w:rPr>
+        <w:t>S</w:t>
+      </w:r>
+      <w:r>
+        <w:rPr>
+          <w:rFonts w:ascii="Times New Roman" w:hAnsi="Times New Roman" w:cs="Times New Roman"/>
+          <w:color w:val="000000"/>
+          <w:kern w:val="0"/>
+          <w:szCs w:val="21"/>
+        </w:rPr>
+        <w:t>DL</w:t>
+      </w:r>
+      <w:r>
+        <w:rPr>
+          <w:rFonts w:ascii="Times New Roman" w:hAnsi="Times New Roman" w:cs="Times New Roman" w:hint="eastAsia"/>
+          <w:color w:val="000000"/>
+          <w:kern w:val="0"/>
+          <w:szCs w:val="21"/>
+        </w:rPr>
+        <w:t>事件：</w:t>
+      </w:r>
+    </w:p>
+    <w:p>
+      <w:pPr>
+        <w:autoSpaceDE w:val="0"/>
+        <w:autoSpaceDN w:val="0"/>
+        <w:adjustRightInd w:val="0"/>
+        <w:jc w:val="left"/>
+        <w:rPr>
+          <w:rFonts w:ascii="Times New Roman" w:hAnsi="Times New Roman" w:cs="Times New Roman"/>
+          <w:color w:val="000000"/>
+          <w:kern w:val="0"/>
+          <w:szCs w:val="21"/>
+        </w:rPr>
+      </w:pPr>
+      <w:r>
+        <w:rPr>
+          <w:rFonts w:ascii="Times New Roman" w:hAnsi="Times New Roman" w:cs="Times New Roman" w:hint="eastAsia"/>
+          <w:color w:val="000000"/>
+          <w:kern w:val="0"/>
+          <w:szCs w:val="21"/>
+        </w:rPr>
+        <w:t>函数</w:t>
+      </w:r>
+      <w:r>
+        <w:rPr>
+          <w:rFonts w:ascii="Times New Roman" w:hAnsi="Times New Roman" w:cs="Times New Roman" w:hint="eastAsia"/>
+          <w:color w:val="000000"/>
+          <w:kern w:val="0"/>
+          <w:szCs w:val="21"/>
+        </w:rPr>
+        <w:t>S</w:t>
+      </w:r>
+      <w:r>
+        <w:rPr>
+          <w:rFonts w:ascii="Times New Roman" w:hAnsi="Times New Roman" w:cs="Times New Roman"/>
+          <w:color w:val="000000"/>
+          <w:kern w:val="0"/>
+          <w:szCs w:val="21"/>
+        </w:rPr>
+        <w:t>DL_WaitE</w:t>
+      </w:r>
+      <w:r>
+        <w:rPr>
+          <w:rFonts w:ascii="Times New Roman" w:hAnsi="Times New Roman" w:cs="Times New Roman" w:hint="eastAsia"/>
+          <w:color w:val="000000"/>
+          <w:kern w:val="0"/>
+          <w:szCs w:val="21"/>
+        </w:rPr>
+        <w:t>vent</w:t>
+      </w:r>
+      <w:r>
+        <w:rPr>
+          <w:rFonts w:ascii="Times New Roman" w:hAnsi="Times New Roman" w:cs="Times New Roman"/>
+          <w:color w:val="000000"/>
+          <w:kern w:val="0"/>
+          <w:szCs w:val="21"/>
+        </w:rPr>
+        <w:t>()</w:t>
+      </w:r>
+      <w:r>
+        <w:rPr>
+          <w:rFonts w:ascii="Times New Roman" w:hAnsi="Times New Roman" w:cs="Times New Roman" w:hint="eastAsia"/>
+          <w:color w:val="000000"/>
+          <w:kern w:val="0"/>
+          <w:szCs w:val="21"/>
+        </w:rPr>
+        <w:t>等待一个事件、</w:t>
+      </w:r>
+      <w:r>
+        <w:rPr>
+          <w:rFonts w:ascii="Times New Roman" w:hAnsi="Times New Roman" w:cs="Times New Roman" w:hint="eastAsia"/>
+          <w:color w:val="000000"/>
+          <w:kern w:val="0"/>
+          <w:szCs w:val="21"/>
+        </w:rPr>
+        <w:t>S</w:t>
+      </w:r>
+      <w:r>
+        <w:rPr>
+          <w:rFonts w:ascii="Times New Roman" w:hAnsi="Times New Roman" w:cs="Times New Roman"/>
+          <w:color w:val="000000"/>
+          <w:kern w:val="0"/>
+          <w:szCs w:val="21"/>
+        </w:rPr>
+        <w:t>DL_P</w:t>
+      </w:r>
+      <w:r>
+        <w:rPr>
+          <w:rFonts w:ascii="Times New Roman" w:hAnsi="Times New Roman" w:cs="Times New Roman" w:hint="eastAsia"/>
+          <w:color w:val="000000"/>
+          <w:kern w:val="0"/>
+          <w:szCs w:val="21"/>
+        </w:rPr>
+        <w:t>ush</w:t>
+      </w:r>
+      <w:r>
+        <w:rPr>
+          <w:rFonts w:ascii="Times New Roman" w:hAnsi="Times New Roman" w:cs="Times New Roman"/>
+          <w:color w:val="000000"/>
+          <w:kern w:val="0"/>
+          <w:szCs w:val="21"/>
+        </w:rPr>
+        <w:t>E</w:t>
+      </w:r>
+      <w:r>
+        <w:rPr>
+          <w:rFonts w:ascii="Times New Roman" w:hAnsi="Times New Roman" w:cs="Times New Roman" w:hint="eastAsia"/>
+          <w:color w:val="000000"/>
+          <w:kern w:val="0"/>
+          <w:szCs w:val="21"/>
+        </w:rPr>
+        <w:t>vent</w:t>
+      </w:r>
+      <w:r>
+        <w:rPr>
+          <w:rFonts w:ascii="Times New Roman" w:hAnsi="Times New Roman" w:cs="Times New Roman"/>
+          <w:color w:val="000000"/>
+          <w:kern w:val="0"/>
+          <w:szCs w:val="21"/>
+        </w:rPr>
+        <w:t>()</w:t>
+      </w:r>
+      <w:r>
+        <w:rPr>
+          <w:rFonts w:ascii="Times New Roman" w:hAnsi="Times New Roman" w:cs="Times New Roman" w:hint="eastAsia"/>
+          <w:color w:val="000000"/>
+          <w:kern w:val="0"/>
+          <w:szCs w:val="21"/>
+        </w:rPr>
+        <w:t>发送一个事件</w:t>
+      </w:r>
+    </w:p>
+    <w:p>
+      <w:pPr>
+        <w:autoSpaceDE w:val="0"/>
+        <w:autoSpaceDN w:val="0"/>
+        <w:adjustRightInd w:val="0"/>
+        <w:jc w:val="left"/>
+        <w:rPr>
+          <w:rFonts w:ascii="Times New Roman" w:hAnsi="Times New Roman" w:cs="Times New Roman"/>
+          <w:color w:val="000000"/>
+          <w:kern w:val="0"/>
+          <w:szCs w:val="21"/>
+        </w:rPr>
+      </w:pPr>
+      <w:r>
+        <w:rPr>
+          <w:rFonts w:ascii="Times New Roman" w:hAnsi="Times New Roman" w:cs="Times New Roman" w:hint="eastAsia"/>
+          <w:color w:val="000000"/>
+          <w:kern w:val="0"/>
+          <w:szCs w:val="21"/>
+        </w:rPr>
+        <w:t>数据结构</w:t>
+      </w:r>
+      <w:r>
+        <w:rPr>
+          <w:rFonts w:ascii="Times New Roman" w:hAnsi="Times New Roman" w:cs="Times New Roman" w:hint="eastAsia"/>
+          <w:color w:val="000000"/>
+          <w:kern w:val="0"/>
+          <w:szCs w:val="21"/>
+        </w:rPr>
+        <w:t>S</w:t>
+      </w:r>
+      <w:r>
+        <w:rPr>
+          <w:rFonts w:ascii="Times New Roman" w:hAnsi="Times New Roman" w:cs="Times New Roman"/>
+          <w:color w:val="000000"/>
+          <w:kern w:val="0"/>
+          <w:szCs w:val="21"/>
+        </w:rPr>
+        <w:t>DL_E</w:t>
+      </w:r>
+      <w:r>
+        <w:rPr>
+          <w:rFonts w:ascii="Times New Roman" w:hAnsi="Times New Roman" w:cs="Times New Roman" w:hint="eastAsia"/>
+          <w:color w:val="000000"/>
+          <w:kern w:val="0"/>
+          <w:szCs w:val="21"/>
+        </w:rPr>
+        <w:t>vent</w:t>
+      </w:r>
+      <w:r>
+        <w:rPr>
+          <w:rFonts w:ascii="Times New Roman" w:hAnsi="Times New Roman" w:cs="Times New Roman" w:hint="eastAsia"/>
+          <w:color w:val="000000"/>
+          <w:kern w:val="0"/>
+          <w:szCs w:val="21"/>
+        </w:rPr>
+        <w:t>：代表一个事件</w:t>
+      </w:r>
+    </w:p>
+    <w:p>
+      <w:pPr>
+        <w:autoSpaceDE w:val="0"/>
+        <w:autoSpaceDN w:val="0"/>
+        <w:adjustRightInd w:val="0"/>
+        <w:jc w:val="left"/>
+        <w:rPr>
+          <w:rFonts w:ascii="Times New Roman" w:hAnsi="Times New Roman" w:cs="Times New Roman"/>
+          <w:color w:val="000000"/>
+          <w:kern w:val="0"/>
+          <w:szCs w:val="21"/>
+        </w:rPr>
+      </w:pPr>
+    </w:p>
+    <w:p>
+      <w:pPr>
+        <w:autoSpaceDE w:val="0"/>
+        <w:autoSpaceDN w:val="0"/>
+        <w:adjustRightInd w:val="0"/>
+        <w:jc w:val="left"/>
+        <w:rPr>
+          <w:rFonts w:ascii="Times New Roman" w:hAnsi="Times New Roman" w:cs="Times New Roman"/>
+          <w:color w:val="000000"/>
+          <w:kern w:val="0"/>
+          <w:szCs w:val="21"/>
+        </w:rPr>
+      </w:pPr>
+      <w:r>
+        <w:rPr>
+          <w:rFonts w:ascii="Times New Roman" w:hAnsi="Times New Roman" w:cs="Times New Roman"/>
+          <w:color w:val="000000"/>
+          <w:kern w:val="0"/>
+          <w:szCs w:val="21"/>
+        </w:rPr>
+        <w:t>SDL_Window</w:t>
+      </w:r>
+      <w:r>
+        <w:rPr>
+          <w:rFonts w:ascii="Times New Roman" w:hAnsi="Times New Roman" w:cs="Times New Roman"/>
+          <w:color w:val="000000"/>
+          <w:kern w:val="0"/>
+          <w:szCs w:val="21"/>
+        </w:rPr>
+        <w:t>结构体定义了一个</w:t>
+      </w:r>
+      <w:r>
+        <w:rPr>
+          <w:rFonts w:ascii="Times New Roman" w:hAnsi="Times New Roman" w:cs="Times New Roman"/>
+          <w:color w:val="000000"/>
+          <w:kern w:val="0"/>
+          <w:szCs w:val="21"/>
+        </w:rPr>
+        <w:t>SDL2</w:t>
+      </w:r>
+      <w:r>
+        <w:rPr>
+          <w:rFonts w:ascii="Times New Roman" w:hAnsi="Times New Roman" w:cs="Times New Roman"/>
+          <w:color w:val="000000"/>
+          <w:kern w:val="0"/>
+          <w:szCs w:val="21"/>
+        </w:rPr>
+        <w:t>中的窗口。如果直接使用</w:t>
+      </w:r>
+      <w:r>
+        <w:rPr>
+          <w:rFonts w:ascii="Times New Roman" w:hAnsi="Times New Roman" w:cs="Times New Roman"/>
+          <w:color w:val="000000"/>
+          <w:kern w:val="0"/>
+          <w:szCs w:val="21"/>
+        </w:rPr>
+        <w:t>SDL2</w:t>
+      </w:r>
+      <w:r>
+        <w:rPr>
+          <w:rFonts w:ascii="Times New Roman" w:hAnsi="Times New Roman" w:cs="Times New Roman"/>
+          <w:color w:val="000000"/>
+          <w:kern w:val="0"/>
+          <w:szCs w:val="21"/>
+        </w:rPr>
+        <w:t>编译好的</w:t>
+      </w:r>
+      <w:r>
+        <w:rPr>
+          <w:rFonts w:ascii="Times New Roman" w:hAnsi="Times New Roman" w:cs="Times New Roman"/>
+          <w:color w:val="000000"/>
+          <w:kern w:val="0"/>
+          <w:szCs w:val="21"/>
+        </w:rPr>
+        <w:t>SDK</w:t>
+      </w:r>
+      <w:r>
+        <w:rPr>
+          <w:rFonts w:ascii="Times New Roman" w:hAnsi="Times New Roman" w:cs="Times New Roman"/>
+          <w:color w:val="000000"/>
+          <w:kern w:val="0"/>
+          <w:szCs w:val="21"/>
+        </w:rPr>
+        <w:t>的话，是看不到它的内部结构的。有关它的定义在头文件中只有一行代码</w:t>
+      </w:r>
+    </w:p>
+    <w:p>
+      <w:pPr>
+        <w:autoSpaceDE w:val="0"/>
+        <w:autoSpaceDN w:val="0"/>
+        <w:adjustRightInd w:val="0"/>
+        <w:jc w:val="left"/>
+        <w:rPr>
+          <w:rFonts w:ascii="Times New Roman" w:hAnsi="Times New Roman" w:cs="Times New Roman"/>
+          <w:color w:val="000000"/>
+          <w:kern w:val="0"/>
+          <w:szCs w:val="21"/>
+        </w:rPr>
+      </w:pPr>
+    </w:p>
+    <w:p>
+      <w:pPr>
+        <w:autoSpaceDE w:val="0"/>
+        <w:autoSpaceDN w:val="0"/>
+        <w:adjustRightInd w:val="0"/>
+        <w:jc w:val="left"/>
+        <w:rPr>
+          <w:rFonts w:ascii="Times New Roman" w:hAnsi="Times New Roman" w:cs="Times New Roman"/>
+          <w:color w:val="000000"/>
+          <w:kern w:val="0"/>
+          <w:szCs w:val="21"/>
+        </w:rPr>
+      </w:pPr>
+      <w:r>
+        <w:rPr>
+          <w:rFonts w:ascii="Times New Roman" w:hAnsi="Times New Roman" w:cs="Times New Roman"/>
+          <w:color w:val="000000"/>
+          <w:kern w:val="0"/>
+          <w:szCs w:val="21"/>
+        </w:rPr>
+        <w:tab/>
+      </w:r>
+      <w:r>
+        <w:rPr>
+          <w:rFonts w:ascii="Times New Roman" w:hAnsi="Times New Roman" w:cs="Times New Roman"/>
+          <w:color w:val="2B91AF"/>
+          <w:kern w:val="0"/>
+          <w:szCs w:val="21"/>
+        </w:rPr>
+        <w:t>SDL_Window</w:t>
+      </w:r>
+      <w:r>
+        <w:rPr>
+          <w:rFonts w:ascii="Times New Roman" w:hAnsi="Times New Roman" w:cs="Times New Roman"/>
+          <w:color w:val="000000"/>
+          <w:kern w:val="0"/>
+          <w:szCs w:val="21"/>
+        </w:rPr>
+        <w:t>* wind = SDL_CreateWindow(</w:t>
+      </w:r>
+      <w:r>
+        <w:rPr>
+          <w:rFonts w:ascii="Times New Roman" w:hAnsi="Times New Roman" w:cs="Times New Roman"/>
+          <w:color w:val="A31515"/>
+          <w:kern w:val="0"/>
+          <w:szCs w:val="21"/>
+        </w:rPr>
+        <w:t>"Simplest video play sdl2"</w:t>
+      </w:r>
+      <w:r>
+        <w:rPr>
+          <w:rFonts w:ascii="Times New Roman" w:hAnsi="Times New Roman" w:cs="Times New Roman"/>
+          <w:color w:val="000000"/>
+          <w:kern w:val="0"/>
+          <w:szCs w:val="21"/>
+        </w:rPr>
+        <w:t>,</w:t>
+      </w:r>
+    </w:p>
+    <w:p>
+      <w:pPr>
+        <w:autoSpaceDE w:val="0"/>
+        <w:autoSpaceDN w:val="0"/>
+        <w:adjustRightInd w:val="0"/>
+        <w:jc w:val="left"/>
+        <w:rPr>
+          <w:rFonts w:ascii="Times New Roman" w:hAnsi="Times New Roman" w:cs="Times New Roman"/>
+          <w:color w:val="000000"/>
+          <w:kern w:val="0"/>
+          <w:szCs w:val="21"/>
+        </w:rPr>
+      </w:pPr>
+      <w:r>
+        <w:rPr>
+          <w:rFonts w:ascii="Times New Roman" w:hAnsi="Times New Roman" w:cs="Times New Roman"/>
+          <w:color w:val="000000"/>
+          <w:kern w:val="0"/>
+          <w:szCs w:val="21"/>
+        </w:rPr>
+        <w:tab/>
+      </w:r>
+      <w:r>
+        <w:rPr>
+          <w:rFonts w:ascii="Times New Roman" w:hAnsi="Times New Roman" w:cs="Times New Roman"/>
+          <w:color w:val="000000"/>
+          <w:kern w:val="0"/>
+          <w:szCs w:val="21"/>
+        </w:rPr>
+        <w:tab/>
+      </w:r>
+      <w:r>
+        <w:rPr>
+          <w:rFonts w:ascii="Times New Roman" w:hAnsi="Times New Roman" w:cs="Times New Roman"/>
+          <w:color w:val="6F008A"/>
+          <w:kern w:val="0"/>
+          <w:szCs w:val="21"/>
+        </w:rPr>
+        <w:t>SDL_WINDOWPOS_CENTERED</w:t>
+      </w:r>
+      <w:r>
+        <w:rPr>
+          <w:rFonts w:ascii="Times New Roman" w:hAnsi="Times New Roman" w:cs="Times New Roman"/>
+          <w:color w:val="000000"/>
+          <w:kern w:val="0"/>
+          <w:szCs w:val="21"/>
+        </w:rPr>
+        <w:t xml:space="preserve">, </w:t>
+      </w:r>
+      <w:r>
+        <w:rPr>
+          <w:rFonts w:ascii="Times New Roman" w:hAnsi="Times New Roman" w:cs="Times New Roman"/>
+          <w:color w:val="6F008A"/>
+          <w:kern w:val="0"/>
+          <w:szCs w:val="21"/>
+        </w:rPr>
+        <w:t>SDL_WINDOWPOS_CENTERED</w:t>
+      </w:r>
+      <w:r>
+        <w:rPr>
+          <w:rFonts w:ascii="Times New Roman" w:hAnsi="Times New Roman" w:cs="Times New Roman"/>
+          <w:color w:val="000000"/>
+          <w:kern w:val="0"/>
+          <w:szCs w:val="21"/>
+        </w:rPr>
+        <w:t xml:space="preserve">,  </w:t>
+      </w:r>
+    </w:p>
+    <w:p>
+      <w:pPr>
+        <w:autoSpaceDE w:val="0"/>
+        <w:autoSpaceDN w:val="0"/>
+        <w:adjustRightInd w:val="0"/>
+        <w:jc w:val="left"/>
+        <w:rPr>
+          <w:rFonts w:ascii="Times New Roman" w:hAnsi="Times New Roman" w:cs="Times New Roman"/>
+          <w:color w:val="000000"/>
+          <w:kern w:val="0"/>
+          <w:szCs w:val="21"/>
+        </w:rPr>
+      </w:pPr>
+      <w:r>
+        <w:rPr>
+          <w:rFonts w:ascii="Times New Roman" w:hAnsi="Times New Roman" w:cs="Times New Roman"/>
+          <w:color w:val="000000"/>
+          <w:kern w:val="0"/>
+          <w:szCs w:val="21"/>
+        </w:rPr>
+        <w:tab/>
+      </w:r>
+      <w:r>
+        <w:rPr>
+          <w:rFonts w:ascii="Times New Roman" w:hAnsi="Times New Roman" w:cs="Times New Roman"/>
+          <w:color w:val="000000"/>
+          <w:kern w:val="0"/>
+          <w:szCs w:val="21"/>
+        </w:rPr>
+        <w:tab/>
+        <w:t xml:space="preserve">wind_w, wind_h, </w:t>
+      </w:r>
+      <w:r>
+        <w:rPr>
+          <w:rFonts w:ascii="Times New Roman" w:hAnsi="Times New Roman" w:cs="Times New Roman"/>
+          <w:color w:val="2F4F4F"/>
+          <w:kern w:val="0"/>
+          <w:szCs w:val="21"/>
+        </w:rPr>
+        <w:t>SDL_WINDOW_OPENGL</w:t>
+      </w:r>
+      <w:r>
+        <w:rPr>
+          <w:rFonts w:ascii="Times New Roman" w:hAnsi="Times New Roman" w:cs="Times New Roman"/>
+          <w:color w:val="000000"/>
+          <w:kern w:val="0"/>
+          <w:szCs w:val="21"/>
+        </w:rPr>
+        <w:t xml:space="preserve"> | </w:t>
+      </w:r>
+      <w:r>
+        <w:rPr>
+          <w:rFonts w:ascii="Times New Roman" w:hAnsi="Times New Roman" w:cs="Times New Roman"/>
+          <w:color w:val="2F4F4F"/>
+          <w:kern w:val="0"/>
+          <w:szCs w:val="21"/>
+        </w:rPr>
+        <w:t>SDL_WINDOW_RESIZABLE</w:t>
+      </w:r>
+      <w:r>
+        <w:rPr>
+          <w:rFonts w:ascii="Times New Roman" w:hAnsi="Times New Roman" w:cs="Times New Roman"/>
+          <w:color w:val="000000"/>
+          <w:kern w:val="0"/>
+          <w:szCs w:val="21"/>
+        </w:rPr>
+        <w:t>);</w:t>
+      </w:r>
+    </w:p>
+    <w:p>
+      <w:pPr>
+        <w:autoSpaceDE w:val="0"/>
+        <w:autoSpaceDN w:val="0"/>
+        <w:adjustRightInd w:val="0"/>
+        <w:jc w:val="left"/>
+        <w:rPr>
+          <w:rFonts w:ascii="Times New Roman" w:hAnsi="Times New Roman" w:cs="Times New Roman"/>
+          <w:color w:val="000000" w:themeColor="text1"/>
+          <w:kern w:val="0"/>
+          <w:szCs w:val="21"/>
+        </w:rPr>
+      </w:pPr>
+      <w:r>
+        <w:rPr>
+          <w:rFonts w:ascii="Times New Roman" w:hAnsi="Times New Roman" w:cs="Times New Roman"/>
+          <w:color w:val="000000" w:themeColor="text1"/>
+          <w:kern w:val="0"/>
+          <w:szCs w:val="21"/>
+        </w:rPr>
+        <w:t>SDL_CreateWindow</w:t>
+      </w:r>
+      <w:r>
+        <w:rPr>
+          <w:rFonts w:ascii="Times New Roman" w:hAnsi="Times New Roman" w:cs="Times New Roman" w:hint="eastAsia"/>
+          <w:color w:val="000000" w:themeColor="text1"/>
+          <w:kern w:val="0"/>
+          <w:szCs w:val="21"/>
+        </w:rPr>
+        <w:t>的第二三个参数为窗口在电脑屏幕上的位置，如</w:t>
+      </w:r>
+      <w:r>
+        <w:rPr>
+          <w:rFonts w:ascii="Times New Roman" w:hAnsi="Times New Roman" w:cs="Times New Roman"/>
+          <w:color w:val="000000" w:themeColor="text1"/>
+          <w:kern w:val="0"/>
+          <w:szCs w:val="21"/>
+        </w:rPr>
+        <w:t>(0, 0)</w:t>
+      </w:r>
+      <w:r>
+        <w:rPr>
+          <w:rFonts w:ascii="Times New Roman" w:hAnsi="Times New Roman" w:cs="Times New Roman" w:hint="eastAsia"/>
+          <w:color w:val="000000" w:themeColor="text1"/>
+          <w:kern w:val="0"/>
+          <w:szCs w:val="21"/>
+        </w:rPr>
+        <w:t>表示位于左上角</w:t>
+      </w:r>
+      <w:r>
+        <w:rPr>
+          <w:rFonts w:ascii="Times New Roman" w:hAnsi="Times New Roman" w:cs="Times New Roman" w:hint="eastAsia"/>
+          <w:color w:val="000000" w:themeColor="text1"/>
+          <w:kern w:val="0"/>
+          <w:szCs w:val="21"/>
+        </w:rPr>
+        <w:t>，</w:t>
+      </w:r>
+      <w:r>
+        <w:rPr>
+          <w:rFonts w:ascii="Times New Roman" w:hAnsi="Times New Roman" w:cs="Times New Roman"/>
+          <w:color w:val="000000" w:themeColor="text1"/>
+          <w:kern w:val="0"/>
+          <w:szCs w:val="21"/>
+        </w:rPr>
+        <w:t>SDL_WINDOWPOS_CENTERED, SDL_WINDOWPOS_CENTERED</w:t>
+      </w:r>
+      <w:r>
+        <w:rPr>
+          <w:rFonts w:ascii="Times New Roman" w:hAnsi="Times New Roman" w:cs="Times New Roman" w:hint="eastAsia"/>
+          <w:color w:val="000000" w:themeColor="text1"/>
+          <w:kern w:val="0"/>
+          <w:szCs w:val="21"/>
+        </w:rPr>
+        <w:t>表示位于屏幕中心</w:t>
+      </w:r>
+    </w:p>
+    <w:p>
+      <w:pPr>
+        <w:autoSpaceDE w:val="0"/>
+        <w:autoSpaceDN w:val="0"/>
+        <w:adjustRightInd w:val="0"/>
+        <w:jc w:val="left"/>
+        <w:rPr>
+          <w:rFonts w:ascii="Times New Roman" w:hAnsi="Times New Roman" w:cs="Times New Roman"/>
+          <w:color w:val="000000" w:themeColor="text1"/>
+          <w:kern w:val="0"/>
+          <w:szCs w:val="21"/>
+        </w:rPr>
+      </w:pPr>
+      <w:r>
+        <w:rPr>
+          <w:rFonts w:ascii="Times New Roman" w:hAnsi="Times New Roman" w:cs="Times New Roman"/>
+          <w:color w:val="2F4F4F"/>
+          <w:kern w:val="0"/>
+          <w:szCs w:val="21"/>
+        </w:rPr>
+        <w:t>SDL_WINDOW_OPENGL</w:t>
+      </w:r>
+      <w:r>
+        <w:rPr>
+          <w:rFonts w:ascii="Times New Roman" w:hAnsi="Times New Roman" w:cs="Times New Roman" w:hint="eastAsia"/>
+          <w:color w:val="2F4F4F"/>
+          <w:kern w:val="0"/>
+          <w:szCs w:val="21"/>
+        </w:rPr>
+        <w:t>指示底层调用</w:t>
+      </w:r>
+      <w:r>
+        <w:rPr>
+          <w:rFonts w:ascii="Times New Roman" w:hAnsi="Times New Roman" w:cs="Times New Roman" w:hint="eastAsia"/>
+          <w:color w:val="2F4F4F"/>
+          <w:kern w:val="0"/>
+          <w:szCs w:val="21"/>
+        </w:rPr>
+        <w:t>OpenGL</w:t>
+      </w:r>
+      <w:r>
+        <w:rPr>
+          <w:rFonts w:ascii="Times New Roman" w:hAnsi="Times New Roman" w:cs="Times New Roman" w:hint="eastAsia"/>
+          <w:color w:val="2F4F4F"/>
+          <w:kern w:val="0"/>
+          <w:szCs w:val="21"/>
+        </w:rPr>
+        <w:t>函数</w:t>
+      </w:r>
+    </w:p>
+    <w:p>
+      <w:pPr>
+        <w:autoSpaceDE w:val="0"/>
+        <w:autoSpaceDN w:val="0"/>
+        <w:adjustRightInd w:val="0"/>
+        <w:jc w:val="left"/>
+        <w:rPr>
+          <w:rFonts w:ascii="Times New Roman" w:hAnsi="Times New Roman" w:cs="Times New Roman"/>
+          <w:color w:val="000000" w:themeColor="text1"/>
+          <w:kern w:val="0"/>
+          <w:szCs w:val="21"/>
+        </w:rPr>
+      </w:pPr>
+      <w:r>
+        <w:rPr>
+          <w:rFonts w:ascii="Times New Roman" w:hAnsi="Times New Roman" w:cs="Times New Roman" w:hint="eastAsia"/>
+          <w:color w:val="000000" w:themeColor="text1"/>
+          <w:kern w:val="0"/>
+          <w:szCs w:val="21"/>
+        </w:rPr>
+        <w:t>没有</w:t>
+      </w:r>
+      <w:r>
+        <w:rPr>
+          <w:rFonts w:ascii="Times New Roman" w:hAnsi="Times New Roman" w:cs="Times New Roman"/>
+          <w:color w:val="000000" w:themeColor="text1"/>
+          <w:kern w:val="0"/>
+          <w:szCs w:val="21"/>
+        </w:rPr>
+        <w:t>SDL_WINDOW_RESIZABLE</w:t>
+      </w:r>
+      <w:r>
+        <w:rPr>
+          <w:rFonts w:ascii="Times New Roman" w:hAnsi="Times New Roman" w:cs="Times New Roman" w:hint="eastAsia"/>
+          <w:color w:val="000000" w:themeColor="text1"/>
+          <w:kern w:val="0"/>
+          <w:szCs w:val="21"/>
+        </w:rPr>
+        <w:t>，</w:t>
+      </w:r>
+      <w:r>
+        <w:rPr>
+          <w:rFonts w:ascii="Times New Roman" w:hAnsi="Times New Roman" w:cs="Times New Roman" w:hint="eastAsia"/>
+          <w:color w:val="000000" w:themeColor="text1"/>
+          <w:kern w:val="0"/>
+          <w:szCs w:val="21"/>
+        </w:rPr>
+        <w:t>则窗口</w:t>
+      </w:r>
+      <w:r>
+        <w:rPr>
+          <w:rFonts w:ascii="Times New Roman" w:hAnsi="Times New Roman" w:cs="Times New Roman" w:hint="eastAsia"/>
+          <w:color w:val="000000" w:themeColor="text1"/>
+          <w:kern w:val="0"/>
+          <w:szCs w:val="21"/>
+        </w:rPr>
+        <w:t>不可调整大小，不能最大化</w:t>
+      </w:r>
+    </w:p>
+    <w:p>
+      <w:pPr>
+        <w:autoSpaceDE w:val="0"/>
+        <w:autoSpaceDN w:val="0"/>
+        <w:adjustRightInd w:val="0"/>
+        <w:jc w:val="left"/>
+        <w:rPr>
+          <w:rFonts w:ascii="Times New Roman" w:hAnsi="Times New Roman" w:cs="Times New Roman"/>
+          <w:color w:val="000000"/>
+          <w:kern w:val="0"/>
+          <w:szCs w:val="21"/>
+        </w:rPr>
+      </w:pPr>
+    </w:p>
+    <w:p>
+      <w:pPr>
+        <w:autoSpaceDE w:val="0"/>
+        <w:autoSpaceDN w:val="0"/>
+        <w:adjustRightInd w:val="0"/>
+        <w:jc w:val="left"/>
+        <w:rPr>
+          <w:rFonts w:ascii="Times New Roman" w:hAnsi="Times New Roman" w:cs="Times New Roman"/>
+          <w:color w:val="000000"/>
+          <w:kern w:val="0"/>
+          <w:szCs w:val="21"/>
+        </w:rPr>
+      </w:pPr>
+      <w:r>
+        <w:rPr>
+          <w:rFonts w:ascii="Times New Roman" w:hAnsi="Times New Roman" w:cs="Times New Roman"/>
+          <w:color w:val="2B91AF"/>
+          <w:kern w:val="0"/>
+          <w:szCs w:val="21"/>
+        </w:rPr>
+        <w:t>SDL_Renderer</w:t>
+      </w:r>
+      <w:r>
+        <w:rPr>
+          <w:rFonts w:ascii="Times New Roman" w:hAnsi="Times New Roman" w:cs="Times New Roman"/>
+          <w:color w:val="000000"/>
+          <w:kern w:val="0"/>
+          <w:szCs w:val="21"/>
+        </w:rPr>
+        <w:t>* render = SDL_CreateRenderer(wind,-1,0);</w:t>
+      </w:r>
+    </w:p>
+    <w:p>
+      <w:pPr>
+        <w:autoSpaceDE w:val="0"/>
+        <w:autoSpaceDN w:val="0"/>
+        <w:adjustRightInd w:val="0"/>
+        <w:jc w:val="left"/>
+        <w:rPr>
+          <w:rFonts w:ascii="Times New Roman" w:hAnsi="Times New Roman" w:cs="Times New Roman"/>
+          <w:color w:val="000000" w:themeColor="text1"/>
+          <w:kern w:val="0"/>
+          <w:szCs w:val="21"/>
+        </w:rPr>
+      </w:pPr>
+      <w:r>
+        <w:rPr>
+          <w:rFonts w:ascii="Times New Roman" w:hAnsi="Times New Roman" w:cs="Times New Roman"/>
+          <w:color w:val="000000"/>
+          <w:kern w:val="0"/>
+          <w:szCs w:val="21"/>
+        </w:rPr>
+        <w:t>SDL_CreateRenderer</w:t>
+      </w:r>
+      <w:r>
+        <w:rPr>
+          <w:rFonts w:ascii="Times New Roman" w:hAnsi="Times New Roman" w:cs="Times New Roman" w:hint="eastAsia"/>
+          <w:color w:val="000000"/>
+          <w:kern w:val="0"/>
+          <w:szCs w:val="21"/>
+        </w:rPr>
+        <w:t>第三个参数为</w:t>
+      </w:r>
+      <w:r>
+        <w:rPr>
+          <w:rFonts w:ascii="Times New Roman" w:hAnsi="Times New Roman" w:cs="Times New Roman"/>
+          <w:color w:val="008000"/>
+          <w:kern w:val="0"/>
+          <w:szCs w:val="21"/>
+        </w:rPr>
+        <w:t>SDL_RendererFlags</w:t>
+      </w:r>
+      <w:r>
+        <w:rPr>
+          <w:rFonts w:ascii="Times New Roman" w:hAnsi="Times New Roman" w:cs="Times New Roman" w:hint="eastAsia"/>
+          <w:color w:val="000000" w:themeColor="text1"/>
+          <w:kern w:val="0"/>
+          <w:szCs w:val="21"/>
+        </w:rPr>
+        <w:t>，</w:t>
+      </w:r>
+      <w:r>
+        <w:rPr>
+          <w:rFonts w:ascii="Times New Roman" w:hAnsi="Times New Roman" w:cs="Times New Roman"/>
+          <w:color w:val="000000" w:themeColor="text1"/>
+          <w:kern w:val="0"/>
+          <w:szCs w:val="21"/>
+        </w:rPr>
+        <w:t xml:space="preserve"> </w:t>
+      </w:r>
+      <w:r>
+        <w:rPr>
+          <w:rFonts w:ascii="Times New Roman" w:hAnsi="Times New Roman" w:cs="Times New Roman" w:hint="eastAsia"/>
+          <w:color w:val="000000" w:themeColor="text1"/>
+          <w:kern w:val="0"/>
+          <w:szCs w:val="21"/>
+        </w:rPr>
+        <w:t>表示</w:t>
+      </w:r>
+      <w:r>
+        <w:rPr>
+          <w:rFonts w:ascii="Times New Roman" w:hAnsi="Times New Roman" w:cs="Times New Roman"/>
+          <w:color w:val="000000" w:themeColor="text1"/>
+          <w:kern w:val="0"/>
+          <w:szCs w:val="21"/>
+        </w:rPr>
+        <w:t>The renderer is a software fallback</w:t>
+      </w:r>
+      <w:r>
+        <w:rPr>
+          <w:rFonts w:ascii="Times New Roman" w:hAnsi="Times New Roman" w:cs="Times New Roman" w:hint="eastAsia"/>
+          <w:color w:val="000000" w:themeColor="text1"/>
+          <w:kern w:val="0"/>
+          <w:szCs w:val="21"/>
+        </w:rPr>
+        <w:t>，</w:t>
+      </w:r>
+      <w:r>
+        <w:rPr>
+          <w:rFonts w:ascii="Times New Roman" w:hAnsi="Times New Roman" w:cs="Times New Roman" w:hint="eastAsia"/>
+          <w:color w:val="000000" w:themeColor="text1"/>
+          <w:kern w:val="0"/>
+          <w:szCs w:val="21"/>
+        </w:rPr>
+        <w:t>或者</w:t>
+      </w:r>
+      <w:r>
+        <w:rPr>
+          <w:rFonts w:ascii="Times New Roman" w:hAnsi="Times New Roman" w:cs="Times New Roman" w:hint="eastAsia"/>
+          <w:color w:val="000000" w:themeColor="text1"/>
+          <w:kern w:val="0"/>
+          <w:szCs w:val="21"/>
+        </w:rPr>
+        <w:t>使用硬件加速</w:t>
+      </w:r>
+      <w:r>
+        <w:rPr>
+          <w:rFonts w:ascii="Times New Roman" w:hAnsi="Times New Roman" w:cs="Times New Roman" w:hint="eastAsia"/>
+          <w:color w:val="000000" w:themeColor="text1"/>
+          <w:kern w:val="0"/>
+          <w:szCs w:val="21"/>
+        </w:rPr>
+        <w:t>等</w:t>
+      </w:r>
+    </w:p>
+    <w:p>
+      <w:pPr>
+        <w:autoSpaceDE w:val="0"/>
+        <w:autoSpaceDN w:val="0"/>
+        <w:adjustRightInd w:val="0"/>
+        <w:jc w:val="left"/>
+        <w:rPr>
+          <w:rFonts w:ascii="Times New Roman" w:hAnsi="Times New Roman" w:cs="Times New Roman"/>
+          <w:color w:val="000000" w:themeColor="text1"/>
+          <w:kern w:val="0"/>
+          <w:szCs w:val="21"/>
+        </w:rPr>
+      </w:pPr>
+      <w:r>
+        <w:rPr>
+          <w:rFonts w:ascii="Times New Roman" w:hAnsi="Times New Roman" w:cs="Times New Roman" w:hint="eastAsia"/>
+          <w:color w:val="000000" w:themeColor="text1"/>
+          <w:kern w:val="0"/>
+          <w:szCs w:val="21"/>
+        </w:rPr>
+        <w:t>第二个参数为</w:t>
+      </w:r>
+      <w:r>
+        <w:rPr>
+          <w:rFonts w:ascii="Times New Roman" w:hAnsi="Times New Roman" w:cs="Times New Roman"/>
+          <w:color w:val="000000" w:themeColor="text1"/>
+          <w:kern w:val="0"/>
+          <w:szCs w:val="21"/>
+        </w:rPr>
+        <w:t>The index of the rendering driver to initialize, or -1 to</w:t>
+      </w:r>
+      <w:r>
+        <w:rPr>
+          <w:rFonts w:ascii="Times New Roman" w:hAnsi="Times New Roman" w:cs="Times New Roman" w:hint="eastAsia"/>
+          <w:color w:val="000000" w:themeColor="text1"/>
+          <w:kern w:val="0"/>
+          <w:szCs w:val="21"/>
+        </w:rPr>
+        <w:t xml:space="preserve"> </w:t>
+      </w:r>
+      <w:r>
+        <w:rPr>
+          <w:rFonts w:ascii="Times New Roman" w:hAnsi="Times New Roman" w:cs="Times New Roman"/>
+          <w:color w:val="000000" w:themeColor="text1"/>
+          <w:kern w:val="0"/>
+          <w:szCs w:val="21"/>
+        </w:rPr>
+        <w:t>initialize the first one supporting the requested flags.</w:t>
+      </w:r>
+    </w:p>
+    <w:p>
+      <w:pPr>
+        <w:autoSpaceDE w:val="0"/>
+        <w:autoSpaceDN w:val="0"/>
+        <w:adjustRightInd w:val="0"/>
+        <w:jc w:val="left"/>
+        <w:rPr>
+          <w:rFonts w:ascii="Times New Roman" w:hAnsi="Times New Roman" w:cs="Times New Roman"/>
+          <w:color w:val="000000" w:themeColor="text1"/>
+          <w:kern w:val="0"/>
+          <w:szCs w:val="21"/>
+        </w:rPr>
+      </w:pPr>
+    </w:p>
+    <w:p>
+      <w:pPr>
+        <w:autoSpaceDE w:val="0"/>
+        <w:autoSpaceDN w:val="0"/>
+        <w:adjustRightInd w:val="0"/>
+        <w:jc w:val="left"/>
+        <w:rPr>
+          <w:rFonts w:ascii="Times New Roman" w:hAnsi="Times New Roman" w:cs="Times New Roman"/>
+          <w:color w:val="000000" w:themeColor="text1"/>
+          <w:kern w:val="0"/>
+          <w:szCs w:val="21"/>
+        </w:rPr>
+      </w:pPr>
+      <w:r>
+        <w:rPr>
+          <w:rFonts w:ascii="Times New Roman" w:hAnsi="Times New Roman" w:cs="Times New Roman" w:hint="eastAsia"/>
+          <w:color w:val="000000" w:themeColor="text1"/>
+          <w:kern w:val="0"/>
+          <w:szCs w:val="21"/>
+        </w:rPr>
+        <w:t>键盘扫描码是跟具体的硬件相关的，同一个键在不同键盘上的扫描码有可能不同。操作系统需要得到的信息的并不是键盘扫描码。键盘控制器将这个扫描码传给计算机，然后交给键盘驱动程序。键盘驱动程序会完成相关的工作，并把这个扫描码转换为键盘虚拟码。键盘虚拟码是针对键盘扫描码的非通用性所提出。尽管出于硬件原因，同一个按键可能有不同的扫描码，但是无论什么键盘，同一个按键的虚拟码总是相同的，这样程序就可以识别了。当键盘驱动程序把扫描码转换为虚拟码后，会把这个键盘操作的扫描码和虚拟码还有其它信息一起传递给操作系统。</w:t>
+      </w:r>
+    </w:p>
+    <w:p>
+      <w:pPr>
+        <w:autoSpaceDE w:val="0"/>
+        <w:autoSpaceDN w:val="0"/>
+        <w:adjustRightInd w:val="0"/>
+        <w:jc w:val="left"/>
+        <w:rPr>
+          <w:rFonts w:ascii="Times New Roman" w:hAnsi="Times New Roman" w:cs="Times New Roman"/>
+          <w:color w:val="000000" w:themeColor="text1"/>
+          <w:kern w:val="0"/>
+          <w:szCs w:val="21"/>
+        </w:rPr>
+      </w:pPr>
+    </w:p>
+    <w:p>
+      <w:pPr>
+        <w:autoSpaceDE w:val="0"/>
+        <w:autoSpaceDN w:val="0"/>
+        <w:adjustRightInd w:val="0"/>
+        <w:ind w:firstLine="270"/>
+        <w:jc w:val="left"/>
+        <w:rPr>
+          <w:rFonts w:ascii="Times New Roman" w:hAnsi="Times New Roman" w:cs="Times New Roman"/>
+          <w:color w:val="000000" w:themeColor="text1"/>
+          <w:kern w:val="0"/>
+          <w:szCs w:val="21"/>
+        </w:rPr>
+      </w:pPr>
+      <w:r>
+        <w:rPr>
+          <w:rFonts w:ascii="Times New Roman" w:hAnsi="Times New Roman" w:cs="Times New Roman"/>
+          <w:color w:val="000000" w:themeColor="text1"/>
+          <w:kern w:val="0"/>
+          <w:szCs w:val="21"/>
+        </w:rPr>
+        <w:t>操作系统在得到这个信息后，会对消息进行封装，封装之后，就成了一个包含完整信息的事件，然后把这个键盘事件消息插入到事件消息队列。最后，这个键盘消息最终会被送到当前的活动窗口那里，活动窗口会使用事件监听函数从事件队列中提取事件，所在的应用程序接收到这个事件消息后，就知道键盘上哪个键被按下，也就可以根据按键决定该作出什么响应返回给用户。</w:t>
+      </w:r>
+    </w:p>
+    <w:p>
+      <w:pPr>
+        <w:autoSpaceDE w:val="0"/>
+        <w:autoSpaceDN w:val="0"/>
+        <w:adjustRightInd w:val="0"/>
+        <w:jc w:val="left"/>
+        <w:rPr>
+          <w:rFonts w:ascii="Times New Roman" w:hAnsi="Times New Roman" w:cs="Times New Roman"/>
+          <w:color w:val="000000" w:themeColor="text1"/>
+          <w:kern w:val="0"/>
+          <w:szCs w:val="21"/>
+        </w:rPr>
+      </w:pPr>
+    </w:p>
+    <w:p>
+      <w:pPr>
+        <w:autoSpaceDE w:val="0"/>
+        <w:autoSpaceDN w:val="0"/>
+        <w:adjustRightInd w:val="0"/>
+        <w:jc w:val="left"/>
+        <w:rPr>
+          <w:rFonts w:ascii="Times New Roman" w:hAnsi="Times New Roman" w:cs="Times New Roman"/>
+          <w:color w:val="438086"/>
+          <w:szCs w:val="21"/>
+        </w:rPr>
+      </w:pPr>
+      <w:r>
+        <w:rPr>
+          <w:rFonts w:ascii="Times New Roman" w:hAnsi="Times New Roman" w:cs="Times New Roman"/>
+          <w:color w:val="438086"/>
+          <w:szCs w:val="21"/>
+        </w:rPr>
+        <w:t>argc argv</w:t>
+      </w:r>
+      <w:r>
+        <w:rPr>
+          <w:rFonts w:ascii="Times New Roman" w:hAnsi="Times New Roman" w:cs="Times New Roman"/>
+          <w:color w:val="438086"/>
+          <w:szCs w:val="21"/>
+        </w:rPr>
+        <w:t>：全称为</w:t>
+      </w:r>
+      <w:r>
+        <w:rPr>
+          <w:rFonts w:ascii="Times New Roman" w:hAnsi="Times New Roman" w:cs="Times New Roman"/>
+          <w:color w:val="438086"/>
+          <w:szCs w:val="21"/>
+        </w:rPr>
+        <w:t xml:space="preserve">ARGument Counter </w:t>
+      </w:r>
+      <w:r>
+        <w:rPr>
+          <w:rFonts w:ascii="Times New Roman" w:hAnsi="Times New Roman" w:cs="Times New Roman"/>
+          <w:color w:val="438086"/>
+          <w:szCs w:val="21"/>
+        </w:rPr>
+        <w:t>和</w:t>
+      </w:r>
+      <w:r>
+        <w:rPr>
+          <w:rFonts w:ascii="Times New Roman" w:hAnsi="Times New Roman" w:cs="Times New Roman"/>
+          <w:color w:val="438086"/>
+          <w:szCs w:val="21"/>
+        </w:rPr>
+        <w:t xml:space="preserve"> ARGument Vector</w:t>
+      </w:r>
+    </w:p>
+    <w:p>
+      <w:pPr>
+        <w:autoSpaceDE w:val="0"/>
+        <w:autoSpaceDN w:val="0"/>
+        <w:adjustRightInd w:val="0"/>
+        <w:jc w:val="left"/>
+        <w:rPr>
+          <w:rFonts w:ascii="Times New Roman" w:hAnsi="Times New Roman" w:cs="Times New Roman"/>
+          <w:color w:val="438086"/>
+          <w:szCs w:val="21"/>
+        </w:rPr>
+      </w:pPr>
+    </w:p>
+    <w:p>
+      <w:pPr>
+        <w:autoSpaceDE w:val="0"/>
+        <w:autoSpaceDN w:val="0"/>
+        <w:adjustRightInd w:val="0"/>
+        <w:jc w:val="left"/>
+        <w:rPr>
+          <w:rFonts w:ascii="Times New Roman" w:hAnsi="Times New Roman" w:cs="Times New Roman"/>
+          <w:color w:val="008000"/>
+          <w:kern w:val="0"/>
+          <w:szCs w:val="21"/>
+        </w:rPr>
+      </w:pPr>
+      <w:r>
+        <w:rPr>
+          <w:rFonts w:ascii="Times New Roman" w:hAnsi="Times New Roman" w:cs="Times New Roman"/>
+          <w:color w:val="000000"/>
+          <w:kern w:val="0"/>
+          <w:szCs w:val="21"/>
+        </w:rPr>
+        <w:lastRenderedPageBreak/>
+        <w:t xml:space="preserve">SDL_WaitEvent(&amp;event); </w:t>
+      </w:r>
+      <w:r>
+        <w:rPr>
+          <w:rFonts w:ascii="Times New Roman" w:hAnsi="Times New Roman" w:cs="Times New Roman"/>
+          <w:color w:val="008000"/>
+          <w:kern w:val="0"/>
+          <w:szCs w:val="21"/>
+        </w:rPr>
+        <w:t>//</w:t>
+      </w:r>
+      <w:r>
+        <w:rPr>
+          <w:rFonts w:ascii="Times New Roman" w:hAnsi="Times New Roman" w:cs="Times New Roman"/>
+          <w:color w:val="008000"/>
+          <w:kern w:val="0"/>
+          <w:szCs w:val="21"/>
+        </w:rPr>
+        <w:t>未等到，则引起阻塞</w:t>
+      </w:r>
+    </w:p>
+    <w:p>
+      <w:pPr>
+        <w:autoSpaceDE w:val="0"/>
+        <w:autoSpaceDN w:val="0"/>
+        <w:adjustRightInd w:val="0"/>
+        <w:jc w:val="left"/>
+        <w:rPr>
+          <w:rFonts w:ascii="Times New Roman" w:hAnsi="Times New Roman" w:cs="Times New Roman"/>
+          <w:color w:val="000000"/>
+          <w:kern w:val="0"/>
+          <w:szCs w:val="21"/>
+        </w:rPr>
+      </w:pPr>
+      <w:r>
+        <w:rPr>
+          <w:rFonts w:ascii="Times New Roman" w:hAnsi="Times New Roman" w:cs="Times New Roman"/>
+          <w:color w:val="0000FF"/>
+          <w:kern w:val="0"/>
+          <w:szCs w:val="21"/>
+        </w:rPr>
+        <w:t>else</w:t>
+      </w:r>
+      <w:r>
+        <w:rPr>
+          <w:rFonts w:ascii="Times New Roman" w:hAnsi="Times New Roman" w:cs="Times New Roman"/>
+          <w:color w:val="000000"/>
+          <w:kern w:val="0"/>
+          <w:szCs w:val="21"/>
+        </w:rPr>
+        <w:t xml:space="preserve"> </w:t>
+      </w:r>
+      <w:r>
+        <w:rPr>
+          <w:rFonts w:ascii="Times New Roman" w:hAnsi="Times New Roman" w:cs="Times New Roman"/>
+          <w:color w:val="0000FF"/>
+          <w:kern w:val="0"/>
+          <w:szCs w:val="21"/>
+        </w:rPr>
+        <w:t>if</w:t>
+      </w:r>
+      <w:r>
+        <w:rPr>
+          <w:rFonts w:ascii="Times New Roman" w:hAnsi="Times New Roman" w:cs="Times New Roman"/>
+          <w:color w:val="000000"/>
+          <w:kern w:val="0"/>
+          <w:szCs w:val="21"/>
+        </w:rPr>
+        <w:t xml:space="preserve"> (event.type == </w:t>
+      </w:r>
+      <w:r>
+        <w:rPr>
+          <w:rFonts w:ascii="Times New Roman" w:hAnsi="Times New Roman" w:cs="Times New Roman"/>
+          <w:color w:val="2F4F4F"/>
+          <w:kern w:val="0"/>
+          <w:szCs w:val="21"/>
+        </w:rPr>
+        <w:t>SDL_KEYUP</w:t>
+      </w:r>
+      <w:r>
+        <w:rPr>
+          <w:rFonts w:ascii="Times New Roman" w:hAnsi="Times New Roman" w:cs="Times New Roman"/>
+          <w:color w:val="000000"/>
+          <w:kern w:val="0"/>
+          <w:szCs w:val="21"/>
+        </w:rPr>
+        <w:t>)</w:t>
+      </w:r>
+    </w:p>
+    <w:p>
+      <w:pPr>
+        <w:autoSpaceDE w:val="0"/>
+        <w:autoSpaceDN w:val="0"/>
+        <w:adjustRightInd w:val="0"/>
+        <w:jc w:val="left"/>
+        <w:rPr>
+          <w:rFonts w:ascii="Times New Roman" w:hAnsi="Times New Roman" w:cs="Times New Roman"/>
+          <w:color w:val="000000"/>
+          <w:kern w:val="0"/>
+          <w:szCs w:val="21"/>
+        </w:rPr>
+      </w:pPr>
+      <w:r>
+        <w:rPr>
+          <w:rFonts w:ascii="Times New Roman" w:hAnsi="Times New Roman" w:cs="Times New Roman"/>
+          <w:color w:val="000000"/>
+          <w:kern w:val="0"/>
+          <w:szCs w:val="21"/>
+        </w:rPr>
+        <w:t>{</w:t>
+      </w:r>
+    </w:p>
+    <w:p>
+      <w:pPr>
+        <w:autoSpaceDE w:val="0"/>
+        <w:autoSpaceDN w:val="0"/>
+        <w:adjustRightInd w:val="0"/>
+        <w:ind w:firstLine="420"/>
+        <w:jc w:val="left"/>
+        <w:rPr>
+          <w:rFonts w:ascii="Times New Roman" w:hAnsi="Times New Roman" w:cs="Times New Roman"/>
+          <w:color w:val="000000"/>
+          <w:kern w:val="0"/>
+          <w:szCs w:val="21"/>
+        </w:rPr>
+      </w:pPr>
+      <w:r>
+        <w:rPr>
+          <w:rFonts w:ascii="Times New Roman" w:hAnsi="Times New Roman" w:cs="Times New Roman"/>
+          <w:color w:val="0000FF"/>
+          <w:kern w:val="0"/>
+          <w:szCs w:val="21"/>
+        </w:rPr>
+        <w:t>if</w:t>
+      </w:r>
+      <w:r>
+        <w:rPr>
+          <w:rFonts w:ascii="Times New Roman" w:hAnsi="Times New Roman" w:cs="Times New Roman"/>
+          <w:color w:val="000000"/>
+          <w:kern w:val="0"/>
+          <w:szCs w:val="21"/>
+        </w:rPr>
+        <w:t xml:space="preserve"> (event.key.keysym.sym == SDLK_ESCAPE)</w:t>
+      </w:r>
+      <w:r>
+        <w:rPr>
+          <w:rFonts w:ascii="Times New Roman" w:hAnsi="Times New Roman" w:cs="Times New Roman" w:hint="eastAsia"/>
+          <w:color w:val="000000"/>
+          <w:kern w:val="0"/>
+          <w:szCs w:val="21"/>
+        </w:rPr>
+        <w:t>{</w:t>
+      </w:r>
+      <w:r>
+        <w:rPr>
+          <w:rFonts w:ascii="Times New Roman" w:hAnsi="Times New Roman" w:cs="Times New Roman"/>
+          <w:color w:val="000000"/>
+          <w:kern w:val="0"/>
+          <w:szCs w:val="21"/>
+        </w:rPr>
+        <w:t>}</w:t>
+      </w:r>
+    </w:p>
+    <w:p>
+      <w:pPr>
+        <w:autoSpaceDE w:val="0"/>
+        <w:autoSpaceDN w:val="0"/>
+        <w:adjustRightInd w:val="0"/>
+        <w:ind w:firstLine="420"/>
+        <w:jc w:val="left"/>
+        <w:rPr>
+          <w:rFonts w:ascii="Times New Roman" w:hAnsi="Times New Roman" w:cs="Times New Roman"/>
+          <w:color w:val="000000"/>
+          <w:kern w:val="0"/>
+          <w:szCs w:val="21"/>
+        </w:rPr>
+      </w:pPr>
+      <w:r>
+        <w:rPr>
+          <w:rFonts w:ascii="Times New Roman" w:hAnsi="Times New Roman" w:cs="Times New Roman" w:hint="eastAsia"/>
+          <w:color w:val="000000"/>
+          <w:kern w:val="0"/>
+          <w:szCs w:val="21"/>
+        </w:rPr>
+        <w:t>else</w:t>
+      </w:r>
+      <w:r>
+        <w:rPr>
+          <w:rFonts w:ascii="Times New Roman" w:hAnsi="Times New Roman" w:cs="Times New Roman"/>
+          <w:color w:val="000000"/>
+          <w:kern w:val="0"/>
+          <w:szCs w:val="21"/>
+        </w:rPr>
+        <w:t xml:space="preserve"> </w:t>
+      </w:r>
+      <w:r>
+        <w:rPr>
+          <w:rFonts w:ascii="Times New Roman" w:hAnsi="Times New Roman" w:cs="Times New Roman"/>
+          <w:color w:val="0000FF"/>
+          <w:kern w:val="0"/>
+          <w:szCs w:val="21"/>
+        </w:rPr>
+        <w:t>if</w:t>
+      </w:r>
+      <w:r>
+        <w:rPr>
+          <w:rFonts w:ascii="Times New Roman" w:hAnsi="Times New Roman" w:cs="Times New Roman"/>
+          <w:color w:val="000000"/>
+          <w:kern w:val="0"/>
+          <w:szCs w:val="21"/>
+        </w:rPr>
+        <w:t xml:space="preserve"> (event.key.keysym.sym == </w:t>
+      </w:r>
+      <w:r>
+        <w:rPr>
+          <w:rFonts w:ascii="Times New Roman" w:hAnsi="Times New Roman" w:cs="Times New Roman"/>
+          <w:color w:val="A31515"/>
+          <w:kern w:val="0"/>
+          <w:szCs w:val="21"/>
+        </w:rPr>
+        <w:t>' '</w:t>
+      </w:r>
+      <w:r>
+        <w:rPr>
+          <w:rFonts w:ascii="Times New Roman" w:hAnsi="Times New Roman" w:cs="Times New Roman"/>
+          <w:color w:val="000000"/>
+          <w:kern w:val="0"/>
+          <w:szCs w:val="21"/>
+        </w:rPr>
+        <w:t>)</w:t>
+      </w:r>
+      <w:r>
+        <w:rPr>
+          <w:rFonts w:ascii="Times New Roman" w:hAnsi="Times New Roman" w:cs="Times New Roman"/>
+          <w:color w:val="000000"/>
+          <w:kern w:val="0"/>
+          <w:szCs w:val="21"/>
+        </w:rPr>
+        <w:t>{}</w:t>
+      </w:r>
+    </w:p>
+    <w:p>
+      <w:pPr>
+        <w:autoSpaceDE w:val="0"/>
+        <w:autoSpaceDN w:val="0"/>
+        <w:adjustRightInd w:val="0"/>
+        <w:jc w:val="left"/>
+        <w:rPr>
+          <w:rFonts w:ascii="Times New Roman" w:hAnsi="Times New Roman" w:cs="Times New Roman"/>
+          <w:color w:val="000000"/>
+          <w:kern w:val="0"/>
+          <w:szCs w:val="21"/>
+        </w:rPr>
+      </w:pPr>
+      <w:r>
+        <w:rPr>
+          <w:rFonts w:ascii="Times New Roman" w:hAnsi="Times New Roman" w:cs="Times New Roman"/>
+          <w:color w:val="000000"/>
+          <w:kern w:val="0"/>
+          <w:szCs w:val="21"/>
+        </w:rPr>
+        <w:t>}</w:t>
+      </w:r>
+    </w:p>
+    <w:p>
+      <w:pPr>
+        <w:autoSpaceDE w:val="0"/>
+        <w:autoSpaceDN w:val="0"/>
+        <w:adjustRightInd w:val="0"/>
+        <w:jc w:val="left"/>
+        <w:rPr>
+          <w:rFonts w:ascii="Times New Roman" w:hAnsi="Times New Roman" w:cs="Times New Roman"/>
+          <w:color w:val="000000"/>
+          <w:kern w:val="0"/>
+          <w:szCs w:val="21"/>
+        </w:rPr>
+      </w:pPr>
+    </w:p>
+    <w:p>
+      <w:pPr>
+        <w:pStyle w:val="a3"/>
+        <w:spacing w:before="0" w:beforeAutospacing="0" w:after="240" w:afterAutospacing="0"/>
+        <w:rPr>
+          <w:rFonts w:ascii="Segoe UI" w:hAnsi="Segoe UI" w:cs="Segoe UI"/>
+          <w:color w:val="24292E"/>
+        </w:rPr>
+      </w:pPr>
+      <w:r>
+        <w:rPr>
+          <w:rFonts w:ascii="Segoe UI" w:hAnsi="Segoe UI" w:cs="Segoe UI"/>
+          <w:color w:val="24292E"/>
+        </w:rPr>
+        <w:t>找出当前目录下文件大小超过</w:t>
+      </w:r>
+      <w:r>
+        <w:rPr>
+          <w:rFonts w:ascii="Segoe UI" w:hAnsi="Segoe UI" w:cs="Segoe UI"/>
+          <w:color w:val="24292E"/>
+        </w:rPr>
+        <w:t>100M</w:t>
+      </w:r>
+      <w:r>
+        <w:rPr>
+          <w:rFonts w:ascii="Segoe UI" w:hAnsi="Segoe UI" w:cs="Segoe UI"/>
+          <w:color w:val="24292E"/>
+        </w:rPr>
+        <w:t>的文件</w:t>
+      </w:r>
+    </w:p>
+    <w:p>
+      <w:pPr>
+        <w:pStyle w:val="HTML"/>
+        <w:shd w:val="clear" w:color="auto" w:fill="F6F8FA"/>
+        <w:rPr>
+          <w:rFonts w:ascii="Consolas" w:hAnsi="Consolas"/>
+          <w:color w:val="24292E"/>
+          <w:sz w:val="20"/>
+          <w:szCs w:val="20"/>
+        </w:rPr>
+      </w:pPr>
+      <w:r>
+        <w:rPr>
+          <w:rFonts w:ascii="Consolas" w:hAnsi="Consolas"/>
+          <w:color w:val="24292E"/>
+          <w:sz w:val="20"/>
+          <w:szCs w:val="20"/>
+        </w:rPr>
+        <w:t xml:space="preserve">find </w:t>
+      </w:r>
+      <w:r>
+        <w:rPr>
+          <w:rStyle w:val="pl-k"/>
+          <w:rFonts w:ascii="Consolas" w:hAnsi="Consolas"/>
+          <w:color w:val="D73A49"/>
+          <w:sz w:val="20"/>
+          <w:szCs w:val="20"/>
+        </w:rPr>
+        <w:t>.</w:t>
+      </w:r>
+      <w:r>
+        <w:rPr>
+          <w:rFonts w:ascii="Consolas" w:hAnsi="Consolas"/>
+          <w:color w:val="24292E"/>
+          <w:sz w:val="20"/>
+          <w:szCs w:val="20"/>
+        </w:rPr>
+        <w:t xml:space="preserve"> </w:t>
+      </w:r>
+      <w:r>
+        <w:rPr>
+          <w:rStyle w:val="pl-k"/>
+          <w:rFonts w:ascii="Consolas" w:hAnsi="Consolas"/>
+          <w:color w:val="D73A49"/>
+          <w:sz w:val="20"/>
+          <w:szCs w:val="20"/>
+        </w:rPr>
+        <w:t>-</w:t>
+      </w:r>
+      <w:r>
+        <w:rPr>
+          <w:rFonts w:ascii="Consolas" w:hAnsi="Consolas"/>
+          <w:color w:val="24292E"/>
+          <w:sz w:val="20"/>
+          <w:szCs w:val="20"/>
+        </w:rPr>
+        <w:t xml:space="preserve">type f </w:t>
+      </w:r>
+      <w:r>
+        <w:rPr>
+          <w:rStyle w:val="pl-k"/>
+          <w:rFonts w:ascii="Consolas" w:hAnsi="Consolas"/>
+          <w:color w:val="D73A49"/>
+          <w:sz w:val="20"/>
+          <w:szCs w:val="20"/>
+        </w:rPr>
+        <w:t>-</w:t>
+      </w:r>
+      <w:r>
+        <w:rPr>
+          <w:rFonts w:ascii="Consolas" w:hAnsi="Consolas"/>
+          <w:color w:val="24292E"/>
+          <w:sz w:val="20"/>
+          <w:szCs w:val="20"/>
+        </w:rPr>
+        <w:t xml:space="preserve">size </w:t>
+      </w:r>
+      <w:r>
+        <w:rPr>
+          <w:rStyle w:val="pl-c1"/>
+          <w:rFonts w:ascii="Consolas" w:hAnsi="Consolas"/>
+          <w:color w:val="005CC5"/>
+          <w:sz w:val="20"/>
+          <w:szCs w:val="20"/>
+        </w:rPr>
+        <w:t>+100M</w:t>
+      </w:r>
+      <w:r>
+        <w:rPr>
+          <w:rFonts w:ascii="Consolas" w:hAnsi="Consolas"/>
+          <w:color w:val="24292E"/>
+          <w:sz w:val="20"/>
+          <w:szCs w:val="20"/>
+        </w:rPr>
+        <w:t xml:space="preserve"> </w:t>
+      </w:r>
+    </w:p>
+    <w:p>
+      <w:pPr>
+        <w:autoSpaceDE w:val="0"/>
+        <w:autoSpaceDN w:val="0"/>
+        <w:adjustRightInd w:val="0"/>
+        <w:jc w:val="left"/>
+        <w:rPr>
+          <w:rFonts w:ascii="Times New Roman" w:hAnsi="Times New Roman" w:cs="Times New Roman" w:hint="eastAsia"/>
+          <w:color w:val="000000"/>
+          <w:kern w:val="0"/>
+          <w:szCs w:val="21"/>
+        </w:rPr>
+      </w:pPr>
       <w:bookmarkStart w:id="0" w:name="_GoBack"/>
       <w:bookmarkEnd w:id="0"/>
-      <w:r>
-        <w:rPr>
-          <w:rFonts w:ascii="Times New Roman" w:hAnsi="Times New Roman" w:cs="Times New Roman"/>
-          <w:kern w:val="0"/>
-          <w:szCs w:val="21"/>
-        </w:rPr>
-        <w:t>width</w:t>
-      </w:r>
-      <w:r>
-        <w:rPr>
-          <w:rFonts w:ascii="Times New Roman" w:hAnsi="Times New Roman" w:cs="Times New Roman" w:hint="eastAsia"/>
-          <w:kern w:val="0"/>
-          <w:szCs w:val="21"/>
-        </w:rPr>
-        <w:t>*</w:t>
-      </w:r>
-      <w:r>
-        <w:rPr>
-          <w:rFonts w:ascii="Times New Roman" w:hAnsi="Times New Roman" w:cs="Times New Roman"/>
-          <w:kern w:val="0"/>
-          <w:szCs w:val="21"/>
-        </w:rPr>
-        <w:t>height</w:t>
-      </w:r>
     </w:p>
     <w:sectPr>
       <w:pgSz w:w="11906" w:h="16838"/>
@@ -12630,6 +16473,155 @@
 <file path=word/numbering.xml><?xml version="1.0" encoding="utf-8"?>
 <w:numbering xmlns:wpc="http://schemas.microsoft.com/office/word/2010/wordprocessingCanvas" xmlns:cx="http://schemas.microsoft.com/office/drawing/2014/chartex" xmlns:mc="http://schemas.openxmlformats.org/markup-compatibility/2006" xmlns:o="urn:schemas-microsoft-com:office:office" xmlns:r="http://schemas.openxmlformats.org/officeDocument/2006/relationships" xmlns:m="http://schemas.openxmlformats.org/officeDocument/2006/math" xmlns:v="urn:schemas-microsoft-com:vml" xmlns:wp14="http://schemas.microsoft.com/office/word/2010/wordprocessingDrawing" xmlns:wp="http://schemas.openxmlformats.org/drawingml/2006/wordprocessingDrawing" xmlns:w10="urn:schemas-microsoft-com:office:word" xmlns:w="http://schemas.openxmlformats.org/wordprocessingml/2006/main" xmlns:w14="http://schemas.microsoft.com/office/word/2010/wordml" xmlns:w15="http://schemas.microsoft.com/office/word/2012/wordml" xmlns:w16se="http://schemas.microsoft.com/office/word/2015/wordml/symex" xmlns:wpg="http://schemas.microsoft.com/office/word/2010/wordprocessingGroup" xmlns:wpi="http://schemas.microsoft.com/office/word/2010/wordprocessingInk" xmlns:wne="http://schemas.microsoft.com/office/word/2006/wordml" xmlns:wps="http://schemas.microsoft.com/office/word/2010/wordprocessingShape" mc:Ignorable="w14 w15 w16se wp14">
   <w:abstractNum w:abstractNumId="0" w15:restartNumberingAfterBreak="0">
+    <w:nsid w:val="454A7359"/>
+    <w:multiLevelType w:val="multilevel"/>
+    <w:tmpl w:val="02921BB4"/>
+    <w:lvl w:ilvl="0">
+      <w:start w:val="1"/>
+      <w:numFmt w:val="bullet"/>
+      <w:lvlText w:val=""/>
+      <w:lvlJc w:val="left"/>
+      <w:pPr>
+        <w:tabs>
+          <w:tab w:val="num" w:pos="720"/>
+        </w:tabs>
+        <w:ind w:left="720" w:hanging="360"/>
+      </w:pPr>
+      <w:rPr>
+        <w:rFonts w:ascii="Symbol" w:hAnsi="Symbol" w:hint="default"/>
+        <w:sz w:val="20"/>
+      </w:rPr>
+    </w:lvl>
+    <w:lvl w:ilvl="1" w:tentative="1">
+      <w:start w:val="1"/>
+      <w:numFmt w:val="bullet"/>
+      <w:lvlText w:val="o"/>
+      <w:lvlJc w:val="left"/>
+      <w:pPr>
+        <w:tabs>
+          <w:tab w:val="num" w:pos="1440"/>
+        </w:tabs>
+        <w:ind w:left="1440" w:hanging="360"/>
+      </w:pPr>
+      <w:rPr>
+        <w:rFonts w:ascii="Courier New" w:hAnsi="Courier New" w:hint="default"/>
+        <w:sz w:val="20"/>
+      </w:rPr>
+    </w:lvl>
+    <w:lvl w:ilvl="2" w:tentative="1">
+      <w:start w:val="1"/>
+      <w:numFmt w:val="bullet"/>
+      <w:lvlText w:val=""/>
+      <w:lvlJc w:val="left"/>
+      <w:pPr>
+        <w:tabs>
+          <w:tab w:val="num" w:pos="2160"/>
+        </w:tabs>
+        <w:ind w:left="2160" w:hanging="360"/>
+      </w:pPr>
+      <w:rPr>
+        <w:rFonts w:ascii="Wingdings" w:hAnsi="Wingdings" w:hint="default"/>
+        <w:sz w:val="20"/>
+      </w:rPr>
+    </w:lvl>
+    <w:lvl w:ilvl="3" w:tentative="1">
+      <w:start w:val="1"/>
+      <w:numFmt w:val="bullet"/>
+      <w:lvlText w:val=""/>
+      <w:lvlJc w:val="left"/>
+      <w:pPr>
+        <w:tabs>
+          <w:tab w:val="num" w:pos="2880"/>
+        </w:tabs>
+        <w:ind w:left="2880" w:hanging="360"/>
+      </w:pPr>
+      <w:rPr>
+        <w:rFonts w:ascii="Wingdings" w:hAnsi="Wingdings" w:hint="default"/>
+        <w:sz w:val="20"/>
+      </w:rPr>
+    </w:lvl>
+    <w:lvl w:ilvl="4" w:tentative="1">
+      <w:start w:val="1"/>
+      <w:numFmt w:val="bullet"/>
+      <w:lvlText w:val=""/>
+      <w:lvlJc w:val="left"/>
+      <w:pPr>
+        <w:tabs>
+          <w:tab w:val="num" w:pos="3600"/>
+        </w:tabs>
+        <w:ind w:left="3600" w:hanging="360"/>
+      </w:pPr>
+      <w:rPr>
+        <w:rFonts w:ascii="Wingdings" w:hAnsi="Wingdings" w:hint="default"/>
+        <w:sz w:val="20"/>
+      </w:rPr>
+    </w:lvl>
+    <w:lvl w:ilvl="5" w:tentative="1">
+      <w:start w:val="1"/>
+      <w:numFmt w:val="bullet"/>
+      <w:lvlText w:val=""/>
+      <w:lvlJc w:val="left"/>
+      <w:pPr>
+        <w:tabs>
+          <w:tab w:val="num" w:pos="4320"/>
+        </w:tabs>
+        <w:ind w:left="4320" w:hanging="360"/>
+      </w:pPr>
+      <w:rPr>
+        <w:rFonts w:ascii="Wingdings" w:hAnsi="Wingdings" w:hint="default"/>
+        <w:sz w:val="20"/>
+      </w:rPr>
+    </w:lvl>
+    <w:lvl w:ilvl="6" w:tentative="1">
+      <w:start w:val="1"/>
+      <w:numFmt w:val="bullet"/>
+      <w:lvlText w:val=""/>
+      <w:lvlJc w:val="left"/>
+      <w:pPr>
+        <w:tabs>
+          <w:tab w:val="num" w:pos="5040"/>
+        </w:tabs>
+        <w:ind w:left="5040" w:hanging="360"/>
+      </w:pPr>
+      <w:rPr>
+        <w:rFonts w:ascii="Wingdings" w:hAnsi="Wingdings" w:hint="default"/>
+        <w:sz w:val="20"/>
+      </w:rPr>
+    </w:lvl>
+    <w:lvl w:ilvl="7" w:tentative="1">
+      <w:start w:val="1"/>
+      <w:numFmt w:val="bullet"/>
+      <w:lvlText w:val=""/>
+      <w:lvlJc w:val="left"/>
+      <w:pPr>
+        <w:tabs>
+          <w:tab w:val="num" w:pos="5760"/>
+        </w:tabs>
+        <w:ind w:left="5760" w:hanging="360"/>
+      </w:pPr>
+      <w:rPr>
+        <w:rFonts w:ascii="Wingdings" w:hAnsi="Wingdings" w:hint="default"/>
+        <w:sz w:val="20"/>
+      </w:rPr>
+    </w:lvl>
+    <w:lvl w:ilvl="8" w:tentative="1">
+      <w:start w:val="1"/>
+      <w:numFmt w:val="bullet"/>
+      <w:lvlText w:val=""/>
+      <w:lvlJc w:val="left"/>
+      <w:pPr>
+        <w:tabs>
+          <w:tab w:val="num" w:pos="6480"/>
+        </w:tabs>
+        <w:ind w:left="6480" w:hanging="360"/>
+      </w:pPr>
+      <w:rPr>
+        <w:rFonts w:ascii="Wingdings" w:hAnsi="Wingdings" w:hint="default"/>
+        <w:sz w:val="20"/>
+      </w:rPr>
+    </w:lvl>
+  </w:abstractNum>
+  <w:abstractNum w:abstractNumId="1" w15:restartNumberingAfterBreak="0">
     <w:nsid w:val="66C60E43"/>
     <w:multiLevelType w:val="hybridMultilevel"/>
     <w:tmpl w:val="42F2AE30"/>
@@ -12742,7 +16734,7 @@
       </w:rPr>
     </w:lvl>
   </w:abstractNum>
-  <w:abstractNum w:abstractNumId="1" w15:restartNumberingAfterBreak="0">
+  <w:abstractNum w:abstractNumId="2" w15:restartNumberingAfterBreak="0">
     <w:nsid w:val="6EEE715C"/>
     <w:multiLevelType w:val="multilevel"/>
     <w:tmpl w:val="38A20BCA"/>
@@ -12856,9 +16848,12 @@
     </w:lvl>
   </w:abstractNum>
   <w:num w:numId="1">
+    <w:abstractNumId w:val="2"/>
+  </w:num>
+  <w:num w:numId="2">
     <w:abstractNumId w:val="1"/>
   </w:num>
-  <w:num w:numId="2">
+  <w:num w:numId="3">
     <w:abstractNumId w:val="0"/>
   </w:num>
 </w:numbering>
@@ -13490,6 +17485,21 @@
       <w:ind w:firstLineChars="200" w:firstLine="420"/>
     </w:pPr>
   </w:style>
+  <w:style w:type="character" w:customStyle="1" w:styleId="hljs-keyword">
+    <w:name w:val="hljs-keyword"/>
+    <w:basedOn w:val="a0"/>
+    <w:rsid w:val="005B6286"/>
+  </w:style>
+  <w:style w:type="character" w:customStyle="1" w:styleId="pl-k">
+    <w:name w:val="pl-k"/>
+    <w:basedOn w:val="a0"/>
+    <w:rsid w:val="007E60C9"/>
+  </w:style>
+  <w:style w:type="character" w:customStyle="1" w:styleId="pl-c1">
+    <w:name w:val="pl-c1"/>
+    <w:basedOn w:val="a0"/>
+    <w:rsid w:val="007E60C9"/>
+  </w:style>
 </w:styles>
 </file>
 

--- a/AudioVideoCodingDecoding.docx
+++ b/AudioVideoCodingDecoding.docx
@@ -16413,14 +16413,555 @@
         <w:adjustRightInd w:val="0"/>
         <w:jc w:val="left"/>
         <w:rPr>
-          <w:rFonts w:ascii="Times New Roman" w:hAnsi="Times New Roman" w:cs="Times New Roman" w:hint="eastAsia"/>
-          <w:color w:val="000000"/>
-          <w:kern w:val="0"/>
-          <w:szCs w:val="21"/>
-        </w:rPr>
-      </w:pPr>
+          <w:rFonts w:ascii="Times New Roman" w:hAnsi="Times New Roman" w:cs="Times New Roman"/>
+          <w:color w:val="000000"/>
+          <w:kern w:val="0"/>
+          <w:szCs w:val="21"/>
+        </w:rPr>
+      </w:pPr>
+    </w:p>
+    <w:p>
+      <w:pPr>
+        <w:autoSpaceDE w:val="0"/>
+        <w:autoSpaceDN w:val="0"/>
+        <w:adjustRightInd w:val="0"/>
+        <w:jc w:val="left"/>
+        <w:rPr>
+          <w:rFonts w:ascii="Times New Roman" w:hAnsi="Times New Roman" w:cs="Times New Roman"/>
+          <w:color w:val="000000"/>
+          <w:kern w:val="0"/>
+          <w:sz w:val="18"/>
+          <w:szCs w:val="18"/>
+        </w:rPr>
+      </w:pPr>
+      <w:r>
+        <w:rPr>
+          <w:rFonts w:ascii="Times New Roman" w:hAnsi="Times New Roman" w:cs="Times New Roman"/>
+          <w:color w:val="000000"/>
+          <w:kern w:val="0"/>
+          <w:sz w:val="18"/>
+          <w:szCs w:val="18"/>
+        </w:rPr>
+        <w:t>cv::</w:t>
+      </w:r>
+      <w:r>
+        <w:rPr>
+          <w:rFonts w:ascii="Times New Roman" w:hAnsi="Times New Roman" w:cs="Times New Roman"/>
+          <w:color w:val="2B91AF"/>
+          <w:kern w:val="0"/>
+          <w:sz w:val="18"/>
+          <w:szCs w:val="18"/>
+        </w:rPr>
+        <w:t>Mat</w:t>
+      </w:r>
+      <w:r>
+        <w:rPr>
+          <w:rFonts w:ascii="Times New Roman" w:hAnsi="Times New Roman" w:cs="Times New Roman"/>
+          <w:color w:val="000000"/>
+          <w:kern w:val="0"/>
+          <w:sz w:val="18"/>
+          <w:szCs w:val="18"/>
+        </w:rPr>
+        <w:t xml:space="preserve"> src = cv::imread(</w:t>
+      </w:r>
+      <w:r>
+        <w:rPr>
+          <w:rFonts w:ascii="Times New Roman" w:hAnsi="Times New Roman" w:cs="Times New Roman"/>
+          <w:color w:val="A31515"/>
+          <w:kern w:val="0"/>
+          <w:sz w:val="18"/>
+          <w:szCs w:val="18"/>
+        </w:rPr>
+        <w:t>"bv.jpg"</w:t>
+      </w:r>
+      <w:r>
+        <w:rPr>
+          <w:rFonts w:ascii="Times New Roman" w:hAnsi="Times New Roman" w:cs="Times New Roman"/>
+          <w:color w:val="000000"/>
+          <w:kern w:val="0"/>
+          <w:sz w:val="18"/>
+          <w:szCs w:val="18"/>
+        </w:rPr>
+        <w:t>);</w:t>
+      </w:r>
+    </w:p>
+    <w:p>
+      <w:pPr>
+        <w:autoSpaceDE w:val="0"/>
+        <w:autoSpaceDN w:val="0"/>
+        <w:adjustRightInd w:val="0"/>
+        <w:jc w:val="left"/>
+        <w:rPr>
+          <w:rFonts w:ascii="Times New Roman" w:hAnsi="Times New Roman" w:cs="Times New Roman"/>
+          <w:color w:val="000000"/>
+          <w:kern w:val="0"/>
+          <w:sz w:val="18"/>
+          <w:szCs w:val="18"/>
+        </w:rPr>
+      </w:pPr>
+      <w:r>
+        <w:rPr>
+          <w:rFonts w:ascii="Times New Roman" w:hAnsi="Times New Roman" w:cs="Times New Roman"/>
+          <w:color w:val="2B91AF"/>
+          <w:kern w:val="0"/>
+          <w:sz w:val="18"/>
+          <w:szCs w:val="18"/>
+        </w:rPr>
+        <w:t>uint32_t</w:t>
+      </w:r>
+      <w:r>
+        <w:rPr>
+          <w:rFonts w:ascii="Times New Roman" w:hAnsi="Times New Roman" w:cs="Times New Roman"/>
+          <w:color w:val="000000"/>
+          <w:kern w:val="0"/>
+          <w:sz w:val="18"/>
+          <w:szCs w:val="18"/>
+        </w:rPr>
+        <w:t xml:space="preserve"> format = </w:t>
+      </w:r>
+      <w:r>
+        <w:rPr>
+          <w:rFonts w:ascii="Times New Roman" w:hAnsi="Times New Roman" w:cs="Times New Roman"/>
+          <w:color w:val="2F4F4F"/>
+          <w:kern w:val="0"/>
+          <w:sz w:val="18"/>
+          <w:szCs w:val="18"/>
+        </w:rPr>
+        <w:t>SDL_PIXELFORMAT_BGR24</w:t>
+      </w:r>
+      <w:r>
+        <w:rPr>
+          <w:rFonts w:ascii="Times New Roman" w:hAnsi="Times New Roman" w:cs="Times New Roman"/>
+          <w:color w:val="000000"/>
+          <w:kern w:val="0"/>
+          <w:sz w:val="18"/>
+          <w:szCs w:val="18"/>
+        </w:rPr>
+        <w:t>;</w:t>
+      </w:r>
+    </w:p>
+    <w:p>
+      <w:pPr>
+        <w:autoSpaceDE w:val="0"/>
+        <w:autoSpaceDN w:val="0"/>
+        <w:adjustRightInd w:val="0"/>
+        <w:jc w:val="left"/>
+        <w:rPr>
+          <w:rFonts w:ascii="Times New Roman" w:hAnsi="Times New Roman" w:cs="Times New Roman"/>
+          <w:color w:val="000000"/>
+          <w:kern w:val="0"/>
+          <w:sz w:val="18"/>
+          <w:szCs w:val="18"/>
+        </w:rPr>
+      </w:pPr>
+      <w:r>
+        <w:rPr>
+          <w:rFonts w:ascii="Times New Roman" w:hAnsi="Times New Roman" w:cs="Times New Roman"/>
+          <w:color w:val="2B91AF"/>
+          <w:kern w:val="0"/>
+          <w:sz w:val="18"/>
+          <w:szCs w:val="18"/>
+        </w:rPr>
+        <w:t>SDL_Texture</w:t>
+      </w:r>
+      <w:r>
+        <w:rPr>
+          <w:rFonts w:ascii="Times New Roman" w:hAnsi="Times New Roman" w:cs="Times New Roman"/>
+          <w:color w:val="000000"/>
+          <w:kern w:val="0"/>
+          <w:sz w:val="18"/>
+          <w:szCs w:val="18"/>
+        </w:rPr>
+        <w:t xml:space="preserve">* texture = SDL_CreateTexture(render, format, </w:t>
+      </w:r>
+    </w:p>
+    <w:p>
+      <w:pPr>
+        <w:autoSpaceDE w:val="0"/>
+        <w:autoSpaceDN w:val="0"/>
+        <w:adjustRightInd w:val="0"/>
+        <w:jc w:val="left"/>
+        <w:rPr>
+          <w:rFonts w:ascii="Times New Roman" w:hAnsi="Times New Roman" w:cs="Times New Roman"/>
+          <w:color w:val="000000"/>
+          <w:kern w:val="0"/>
+          <w:sz w:val="18"/>
+          <w:szCs w:val="18"/>
+        </w:rPr>
+      </w:pPr>
+      <w:r>
+        <w:rPr>
+          <w:rFonts w:ascii="Times New Roman" w:hAnsi="Times New Roman" w:cs="Times New Roman"/>
+          <w:color w:val="000000"/>
+          <w:kern w:val="0"/>
+          <w:sz w:val="18"/>
+          <w:szCs w:val="18"/>
+        </w:rPr>
+        <w:tab/>
+      </w:r>
+      <w:r>
+        <w:rPr>
+          <w:rFonts w:ascii="Times New Roman" w:hAnsi="Times New Roman" w:cs="Times New Roman"/>
+          <w:color w:val="000000"/>
+          <w:kern w:val="0"/>
+          <w:sz w:val="18"/>
+          <w:szCs w:val="18"/>
+        </w:rPr>
+        <w:tab/>
+      </w:r>
+      <w:r>
+        <w:rPr>
+          <w:rFonts w:ascii="Times New Roman" w:hAnsi="Times New Roman" w:cs="Times New Roman"/>
+          <w:color w:val="2F4F4F"/>
+          <w:kern w:val="0"/>
+          <w:sz w:val="18"/>
+          <w:szCs w:val="18"/>
+        </w:rPr>
+        <w:t>SDL_TEXTUREACCESS_STATIC</w:t>
+      </w:r>
+      <w:r>
+        <w:rPr>
+          <w:rFonts w:ascii="Times New Roman" w:hAnsi="Times New Roman" w:cs="Times New Roman"/>
+          <w:color w:val="000000"/>
+          <w:kern w:val="0"/>
+          <w:sz w:val="18"/>
+          <w:szCs w:val="18"/>
+        </w:rPr>
+        <w:t>,</w:t>
+      </w:r>
+    </w:p>
+    <w:p>
+      <w:pPr>
+        <w:autoSpaceDE w:val="0"/>
+        <w:autoSpaceDN w:val="0"/>
+        <w:adjustRightInd w:val="0"/>
+        <w:jc w:val="left"/>
+        <w:rPr>
+          <w:rFonts w:ascii="Times New Roman" w:hAnsi="Times New Roman" w:cs="Times New Roman"/>
+          <w:color w:val="000000"/>
+          <w:kern w:val="0"/>
+          <w:sz w:val="18"/>
+          <w:szCs w:val="18"/>
+        </w:rPr>
+      </w:pPr>
+      <w:r>
+        <w:rPr>
+          <w:rFonts w:ascii="Times New Roman" w:hAnsi="Times New Roman" w:cs="Times New Roman"/>
+          <w:color w:val="000000"/>
+          <w:kern w:val="0"/>
+          <w:sz w:val="18"/>
+          <w:szCs w:val="18"/>
+        </w:rPr>
+        <w:tab/>
+      </w:r>
+      <w:r>
+        <w:rPr>
+          <w:rFonts w:ascii="Times New Roman" w:hAnsi="Times New Roman" w:cs="Times New Roman"/>
+          <w:color w:val="000000"/>
+          <w:kern w:val="0"/>
+          <w:sz w:val="18"/>
+          <w:szCs w:val="18"/>
+        </w:rPr>
+        <w:tab/>
+        <w:t>src.cols, src.rows);</w:t>
+      </w:r>
+    </w:p>
+    <w:p>
+      <w:pPr>
+        <w:autoSpaceDE w:val="0"/>
+        <w:autoSpaceDN w:val="0"/>
+        <w:adjustRightInd w:val="0"/>
+        <w:jc w:val="left"/>
+        <w:rPr>
+          <w:rFonts w:ascii="Times New Roman" w:hAnsi="Times New Roman" w:cs="Times New Roman"/>
+          <w:color w:val="000000"/>
+          <w:kern w:val="0"/>
+          <w:sz w:val="18"/>
+          <w:szCs w:val="18"/>
+        </w:rPr>
+      </w:pPr>
+      <w:r>
+        <w:rPr>
+          <w:rFonts w:ascii="Times New Roman" w:hAnsi="Times New Roman" w:cs="Times New Roman"/>
+          <w:color w:val="000000"/>
+          <w:kern w:val="0"/>
+          <w:sz w:val="18"/>
+          <w:szCs w:val="18"/>
+        </w:rPr>
+        <w:t xml:space="preserve"> </w:t>
+      </w:r>
+      <w:r>
+        <w:rPr>
+          <w:rFonts w:ascii="Times New Roman" w:hAnsi="Times New Roman" w:cs="Times New Roman"/>
+          <w:color w:val="000000"/>
+          <w:kern w:val="0"/>
+          <w:sz w:val="18"/>
+          <w:szCs w:val="18"/>
+        </w:rPr>
+        <w:t xml:space="preserve">SDL_UpdateTexture(texture, </w:t>
+      </w:r>
+      <w:r>
+        <w:rPr>
+          <w:rFonts w:ascii="Times New Roman" w:hAnsi="Times New Roman" w:cs="Times New Roman"/>
+          <w:color w:val="0000FF"/>
+          <w:kern w:val="0"/>
+          <w:sz w:val="18"/>
+          <w:szCs w:val="18"/>
+        </w:rPr>
+        <w:t>nullptr</w:t>
+      </w:r>
+      <w:r>
+        <w:rPr>
+          <w:rFonts w:ascii="Times New Roman" w:hAnsi="Times New Roman" w:cs="Times New Roman"/>
+          <w:color w:val="000000"/>
+          <w:kern w:val="0"/>
+          <w:sz w:val="18"/>
+          <w:szCs w:val="18"/>
+        </w:rPr>
+        <w:t>, src.data, src.cols*3)</w:t>
+      </w:r>
+    </w:p>
+    <w:p>
+      <w:pPr>
+        <w:autoSpaceDE w:val="0"/>
+        <w:autoSpaceDN w:val="0"/>
+        <w:adjustRightInd w:val="0"/>
+        <w:jc w:val="left"/>
+        <w:rPr>
+          <w:rFonts w:ascii="Times New Roman" w:hAnsi="Times New Roman" w:cs="Times New Roman"/>
+          <w:color w:val="000000"/>
+          <w:kern w:val="0"/>
+          <w:sz w:val="18"/>
+          <w:szCs w:val="18"/>
+        </w:rPr>
+      </w:pPr>
+      <w:r>
+        <w:rPr>
+          <w:rFonts w:ascii="Times New Roman" w:hAnsi="Times New Roman" w:cs="Times New Roman"/>
+          <w:color w:val="000000"/>
+          <w:kern w:val="0"/>
+          <w:sz w:val="18"/>
+          <w:szCs w:val="18"/>
+        </w:rPr>
+        <w:tab/>
+      </w:r>
+      <w:r>
+        <w:rPr>
+          <w:rFonts w:ascii="Times New Roman" w:hAnsi="Times New Roman" w:cs="Times New Roman"/>
+          <w:color w:val="008000"/>
+          <w:kern w:val="0"/>
+          <w:sz w:val="18"/>
+          <w:szCs w:val="18"/>
+        </w:rPr>
+        <w:t>//</w:t>
+      </w:r>
+      <w:r>
+        <w:rPr>
+          <w:rFonts w:ascii="Times New Roman" w:hAnsi="Times New Roman" w:cs="Times New Roman"/>
+          <w:color w:val="008000"/>
+          <w:kern w:val="0"/>
+          <w:sz w:val="18"/>
+          <w:szCs w:val="18"/>
+        </w:rPr>
+        <w:t>参数</w:t>
+      </w:r>
+      <w:r>
+        <w:rPr>
+          <w:rFonts w:ascii="Times New Roman" w:hAnsi="Times New Roman" w:cs="Times New Roman"/>
+          <w:color w:val="008000"/>
+          <w:kern w:val="0"/>
+          <w:sz w:val="18"/>
+          <w:szCs w:val="18"/>
+        </w:rPr>
+        <w:t>pitch</w:t>
+      </w:r>
+      <w:r>
+        <w:rPr>
+          <w:rFonts w:ascii="Times New Roman" w:hAnsi="Times New Roman" w:cs="Times New Roman"/>
+          <w:color w:val="008000"/>
+          <w:kern w:val="0"/>
+          <w:sz w:val="18"/>
+          <w:szCs w:val="18"/>
+        </w:rPr>
+        <w:t>为</w:t>
+      </w:r>
+      <w:r>
+        <w:rPr>
+          <w:rFonts w:ascii="Times New Roman" w:hAnsi="Times New Roman" w:cs="Times New Roman"/>
+          <w:color w:val="008000"/>
+          <w:kern w:val="0"/>
+          <w:sz w:val="18"/>
+          <w:szCs w:val="18"/>
+        </w:rPr>
+        <w:t xml:space="preserve">The number of bytes in a row of pixel data, </w:t>
+      </w:r>
+    </w:p>
+    <w:p>
+      <w:pPr>
+        <w:autoSpaceDE w:val="0"/>
+        <w:autoSpaceDN w:val="0"/>
+        <w:adjustRightInd w:val="0"/>
+        <w:jc w:val="left"/>
+        <w:rPr>
+          <w:rFonts w:ascii="Times New Roman" w:hAnsi="Times New Roman" w:cs="Times New Roman"/>
+          <w:color w:val="000000"/>
+          <w:kern w:val="0"/>
+          <w:sz w:val="18"/>
+          <w:szCs w:val="18"/>
+        </w:rPr>
+      </w:pPr>
+      <w:r>
+        <w:rPr>
+          <w:rFonts w:ascii="Times New Roman" w:hAnsi="Times New Roman" w:cs="Times New Roman"/>
+          <w:color w:val="000000"/>
+          <w:kern w:val="0"/>
+          <w:sz w:val="18"/>
+          <w:szCs w:val="18"/>
+        </w:rPr>
+        <w:tab/>
+      </w:r>
+      <w:r>
+        <w:rPr>
+          <w:rFonts w:ascii="Times New Roman" w:hAnsi="Times New Roman" w:cs="Times New Roman"/>
+          <w:color w:val="008000"/>
+          <w:kern w:val="0"/>
+          <w:sz w:val="18"/>
+          <w:szCs w:val="18"/>
+        </w:rPr>
+        <w:t>//including padding between lines</w:t>
+      </w:r>
+      <w:r>
+        <w:rPr>
+          <w:rFonts w:ascii="Times New Roman" w:hAnsi="Times New Roman" w:cs="Times New Roman"/>
+          <w:color w:val="008000"/>
+          <w:kern w:val="0"/>
+          <w:sz w:val="18"/>
+          <w:szCs w:val="18"/>
+        </w:rPr>
+        <w:t>，对</w:t>
+      </w:r>
+      <w:r>
+        <w:rPr>
+          <w:rFonts w:ascii="Times New Roman" w:hAnsi="Times New Roman" w:cs="Times New Roman"/>
+          <w:color w:val="008000"/>
+          <w:kern w:val="0"/>
+          <w:sz w:val="18"/>
+          <w:szCs w:val="18"/>
+        </w:rPr>
+        <w:t>SDL_PIXELFORMAT_BGR24</w:t>
+      </w:r>
+      <w:r>
+        <w:rPr>
+          <w:rFonts w:ascii="Times New Roman" w:hAnsi="Times New Roman" w:cs="Times New Roman"/>
+          <w:color w:val="008000"/>
+          <w:kern w:val="0"/>
+          <w:sz w:val="18"/>
+          <w:szCs w:val="18"/>
+        </w:rPr>
+        <w:t>，</w:t>
+      </w:r>
+    </w:p>
+    <w:p>
+      <w:pPr>
+        <w:autoSpaceDE w:val="0"/>
+        <w:autoSpaceDN w:val="0"/>
+        <w:adjustRightInd w:val="0"/>
+        <w:jc w:val="left"/>
+        <w:rPr>
+          <w:rFonts w:ascii="Times New Roman" w:hAnsi="Times New Roman" w:cs="Times New Roman"/>
+          <w:color w:val="000000"/>
+          <w:kern w:val="0"/>
+          <w:sz w:val="18"/>
+          <w:szCs w:val="18"/>
+        </w:rPr>
+      </w:pPr>
+      <w:r>
+        <w:rPr>
+          <w:rFonts w:ascii="Times New Roman" w:hAnsi="Times New Roman" w:cs="Times New Roman"/>
+          <w:color w:val="000000"/>
+          <w:kern w:val="0"/>
+          <w:sz w:val="18"/>
+          <w:szCs w:val="18"/>
+        </w:rPr>
+        <w:tab/>
+      </w:r>
+      <w:r>
+        <w:rPr>
+          <w:rFonts w:ascii="Times New Roman" w:hAnsi="Times New Roman" w:cs="Times New Roman"/>
+          <w:color w:val="008000"/>
+          <w:kern w:val="0"/>
+          <w:sz w:val="18"/>
+          <w:szCs w:val="18"/>
+        </w:rPr>
+        <w:t>//</w:t>
+      </w:r>
+      <w:r>
+        <w:rPr>
+          <w:rFonts w:ascii="Times New Roman" w:hAnsi="Times New Roman" w:cs="Times New Roman"/>
+          <w:color w:val="008000"/>
+          <w:kern w:val="0"/>
+          <w:sz w:val="18"/>
+          <w:szCs w:val="18"/>
+        </w:rPr>
+        <w:t>为图像宽乘以</w:t>
+      </w:r>
+      <w:r>
+        <w:rPr>
+          <w:rFonts w:ascii="Times New Roman" w:hAnsi="Times New Roman" w:cs="Times New Roman"/>
+          <w:color w:val="008000"/>
+          <w:kern w:val="0"/>
+          <w:sz w:val="18"/>
+          <w:szCs w:val="18"/>
+        </w:rPr>
+        <w:t>3</w:t>
+      </w:r>
+      <w:r>
+        <w:rPr>
+          <w:rFonts w:ascii="Times New Roman" w:hAnsi="Times New Roman" w:cs="Times New Roman"/>
+          <w:color w:val="008000"/>
+          <w:kern w:val="0"/>
+          <w:sz w:val="18"/>
+          <w:szCs w:val="18"/>
+        </w:rPr>
+        <w:t>，对</w:t>
+      </w:r>
+      <w:r>
+        <w:rPr>
+          <w:rFonts w:ascii="Times New Roman" w:hAnsi="Times New Roman" w:cs="Times New Roman"/>
+          <w:color w:val="008000"/>
+          <w:kern w:val="0"/>
+          <w:sz w:val="18"/>
+          <w:szCs w:val="18"/>
+        </w:rPr>
+        <w:t>SDL_PIXELFORMAT_IYUV</w:t>
+      </w:r>
+      <w:r>
+        <w:rPr>
+          <w:rFonts w:ascii="Times New Roman" w:hAnsi="Times New Roman" w:cs="Times New Roman"/>
+          <w:color w:val="008000"/>
+          <w:kern w:val="0"/>
+          <w:sz w:val="18"/>
+          <w:szCs w:val="18"/>
+        </w:rPr>
+        <w:t>为图像宽</w:t>
+      </w:r>
       <w:bookmarkStart w:id="0" w:name="_GoBack"/>
       <w:bookmarkEnd w:id="0"/>
+    </w:p>
+    <w:p>
+      <w:pPr>
+        <w:autoSpaceDE w:val="0"/>
+        <w:autoSpaceDN w:val="0"/>
+        <w:adjustRightInd w:val="0"/>
+        <w:jc w:val="left"/>
+        <w:rPr>
+          <w:rFonts w:ascii="Times New Roman" w:hAnsi="Times New Roman" w:cs="Times New Roman"/>
+          <w:color w:val="000000"/>
+          <w:kern w:val="0"/>
+          <w:sz w:val="18"/>
+          <w:szCs w:val="18"/>
+        </w:rPr>
+      </w:pPr>
     </w:p>
     <w:sectPr>
       <w:pgSz w:w="11906" w:h="16838"/>

--- a/AudioVideoCodingDecoding.docx
+++ b/AudioVideoCodingDecoding.docx
@@ -27609,8 +27609,99 @@
           <w:szCs w:val="21"/>
         </w:rPr>
       </w:pPr>
+    </w:p>
+    <w:p>
+      <w:pPr>
+        <w:autoSpaceDE w:val="0"/>
+        <w:autoSpaceDN w:val="0"/>
+        <w:adjustRightInd w:val="0"/>
+        <w:jc w:val="left"/>
+        <w:rPr>
+          <w:rFonts w:ascii="Consolas" w:hAnsi="Consolas" w:cs="Consolas"/>
+          <w:kern w:val="0"/>
+          <w:sz w:val="28"/>
+          <w:szCs w:val="28"/>
+        </w:rPr>
+      </w:pPr>
+      <w:r>
+        <w:rPr>
+          <w:rFonts w:ascii="Consolas" w:hAnsi="Consolas" w:cs="Consolas"/>
+          <w:kern w:val="0"/>
+          <w:sz w:val="28"/>
+          <w:szCs w:val="28"/>
+        </w:rPr>
+        <w:t xml:space="preserve">ffplay -showmode waves -loop 0 </w:t>
+      </w:r>
+      <w:r>
+        <w:rPr>
+          <w:rFonts w:ascii="Consolas" w:hAnsi="Consolas" w:cs="Consolas"/>
+          <w:kern w:val="0"/>
+          <w:sz w:val="28"/>
+          <w:szCs w:val="28"/>
+        </w:rPr>
+        <w:t>盗将行</w:t>
+      </w:r>
+      <w:r>
+        <w:rPr>
+          <w:rFonts w:ascii="Consolas" w:hAnsi="Consolas" w:cs="Consolas"/>
+          <w:kern w:val="0"/>
+          <w:sz w:val="28"/>
+          <w:szCs w:val="28"/>
+        </w:rPr>
+        <w:t>.flac</w:t>
+      </w:r>
+    </w:p>
+    <w:p>
+      <w:pPr>
+        <w:autoSpaceDE w:val="0"/>
+        <w:autoSpaceDN w:val="0"/>
+        <w:adjustRightInd w:val="0"/>
+        <w:jc w:val="left"/>
+        <w:rPr>
+          <w:rFonts w:ascii="Times New Roman" w:hAnsi="Times New Roman" w:cs="Times New Roman" w:hint="eastAsia"/>
+          <w:color w:val="000000"/>
+          <w:kern w:val="0"/>
+          <w:szCs w:val="21"/>
+        </w:rPr>
+      </w:pPr>
+      <w:r>
+        <w:rPr>
+          <w:rFonts w:ascii="Times New Roman" w:hAnsi="Times New Roman" w:cs="Times New Roman" w:hint="eastAsia"/>
+          <w:color w:val="000000"/>
+          <w:kern w:val="0"/>
+          <w:szCs w:val="21"/>
+        </w:rPr>
+        <w:t>显示波形、循环次数为</w:t>
+      </w:r>
+      <w:r>
+        <w:rPr>
+          <w:rFonts w:ascii="Times New Roman" w:hAnsi="Times New Roman" w:cs="Times New Roman" w:hint="eastAsia"/>
+          <w:color w:val="000000"/>
+          <w:kern w:val="0"/>
+          <w:szCs w:val="21"/>
+        </w:rPr>
+        <w:t>0</w:t>
+      </w:r>
+      <w:r>
+        <w:rPr>
+          <w:rFonts w:ascii="Times New Roman" w:hAnsi="Times New Roman" w:cs="Times New Roman" w:hint="eastAsia"/>
+          <w:color w:val="000000"/>
+          <w:kern w:val="0"/>
+          <w:szCs w:val="21"/>
+        </w:rPr>
+        <w:t>（无限循环</w:t>
+      </w:r>
       <w:bookmarkStart w:id="0" w:name="_GoBack"/>
       <w:bookmarkEnd w:id="0"/>
+      <w:r>
+        <w:rPr>
+          <w:rFonts w:ascii="Times New Roman" w:hAnsi="Times New Roman" w:cs="Times New Roman" w:hint="eastAsia"/>
+          <w:color w:val="000000"/>
+          <w:kern w:val="0"/>
+          <w:szCs w:val="21"/>
+        </w:rPr>
+        <w:t>）</w:t>
+      </w:r>
     </w:p>
     <w:sectPr>
       <w:pgSz w:w="11906" w:h="16838"/>
@@ -29448,7 +29539,7 @@
 </file>
 
 <file path=customXml/itemProps1.xml><?xml version="1.0" encoding="utf-8"?>
-<ds:datastoreItem xmlns:ds="http://schemas.openxmlformats.org/officeDocument/2006/customXml" ds:itemID="{05746A52-A487-49CD-9333-B679A9210115}">
+<ds:datastoreItem xmlns:ds="http://schemas.openxmlformats.org/officeDocument/2006/customXml" ds:itemID="{F22FCB2C-F058-4CE8-8314-0B19D45D8908}">
   <ds:schemaRefs>
     <ds:schemaRef ds:uri="http://schemas.openxmlformats.org/officeDocument/2006/bibliography"/>
   </ds:schemaRefs>

--- a/AudioVideoCodingDecoding.docx
+++ b/AudioVideoCodingDecoding.docx
@@ -220,16 +220,1340 @@
         <w:rPr>
           <w:rFonts w:ascii="Times New Roman" w:eastAsiaTheme="minorEastAsia" w:hAnsi="Times New Roman" w:cs="Times New Roman"/>
           <w:b/>
-          <w:color w:val="555555"/>
-        </w:rPr>
-      </w:pPr>
-      <w:r>
+          <w:bCs/>
+        </w:rPr>
+      </w:pPr>
+      <w:r>
+        <w:rPr>
+          <w:rFonts w:ascii="Times New Roman" w:eastAsiaTheme="minorEastAsia" w:hAnsi="Times New Roman" w:cs="Times New Roman" w:hint="eastAsia"/>
+          <w:b/>
+          <w:bCs/>
+        </w:rPr>
+        <w:t>数字电视与模拟电视：</w:t>
+      </w:r>
+    </w:p>
+    <w:p>
+      <w:pPr>
+        <w:pStyle w:val="a9"/>
+        <w:numPr>
+          <w:ilvl w:val="0"/>
+          <w:numId w:val="9"/>
+        </w:numPr>
+        <w:autoSpaceDE w:val="0"/>
+        <w:autoSpaceDN w:val="0"/>
+        <w:adjustRightInd w:val="0"/>
+        <w:ind w:firstLineChars="0"/>
+        <w:jc w:val="left"/>
+        <w:rPr>
+          <w:rFonts w:ascii="Times New Roman" w:hAnsi="Times New Roman" w:cs="Times New Roman"/>
+          <w:color w:val="000000"/>
+          <w:kern w:val="0"/>
+          <w:szCs w:val="21"/>
+        </w:rPr>
+      </w:pPr>
+      <w:r>
+        <w:rPr>
+          <w:rFonts w:ascii="Times New Roman" w:hAnsi="Times New Roman" w:cs="Times New Roman" w:hint="eastAsia"/>
+          <w:color w:val="000000"/>
+          <w:kern w:val="0"/>
+          <w:szCs w:val="21"/>
+        </w:rPr>
+        <w:t>模拟通信系统</w:t>
+      </w:r>
+    </w:p>
+    <w:p>
+      <w:pPr>
+        <w:autoSpaceDE w:val="0"/>
+        <w:autoSpaceDN w:val="0"/>
+        <w:adjustRightInd w:val="0"/>
+        <w:jc w:val="left"/>
+        <w:rPr>
+          <w:rFonts w:ascii="Times New Roman" w:hAnsi="Times New Roman" w:cs="Times New Roman"/>
+          <w:color w:val="000000"/>
+          <w:kern w:val="0"/>
+          <w:szCs w:val="21"/>
+        </w:rPr>
+      </w:pPr>
+      <w:r>
+        <w:rPr>
+          <w:rFonts w:ascii="Times New Roman" w:hAnsi="Times New Roman" w:cs="Times New Roman"/>
+          <w:color w:val="000000"/>
+          <w:kern w:val="0"/>
+          <w:szCs w:val="21"/>
+        </w:rPr>
+        <w:object w:dxaOrig="5805" w:dyaOrig="1770">
+          <v:shapetype id="_x0000_t75" coordsize="21600,21600" o:spt="75" o:preferrelative="t" path="m@4@5l@4@11@9@11@9@5xe" filled="f" stroked="f">
+            <v:stroke joinstyle="miter"/>
+            <v:formulas>
+              <v:f eqn="if lineDrawn pixelLineWidth 0"/>
+              <v:f eqn="sum @0 1 0"/>
+              <v:f eqn="sum 0 0 @1"/>
+              <v:f eqn="prod @2 1 2"/>
+              <v:f eqn="prod @3 21600 pixelWidth"/>
+              <v:f eqn="prod @3 21600 pixelHeight"/>
+              <v:f eqn="sum @0 0 1"/>
+              <v:f eqn="prod @6 1 2"/>
+              <v:f eqn="prod @7 21600 pixelWidth"/>
+              <v:f eqn="sum @8 21600 0"/>
+              <v:f eqn="prod @7 21600 pixelHeight"/>
+              <v:f eqn="sum @10 21600 0"/>
+            </v:formulas>
+            <v:path o:extrusionok="f" gradientshapeok="t" o:connecttype="rect"/>
+            <o:lock v:ext="edit" aspectratio="t"/>
+          </v:shapetype>
+          <v:shape id="_x0000_i1025" type="#_x0000_t75" style="width:208.9pt;height:63.7pt" o:ole="">
+            <v:imagedata r:id="rId12" o:title=""/>
+          </v:shape>
+          <o:OLEObject Type="Embed" ProgID="PBrush" ShapeID="_x0000_i1025" DrawAspect="Content" ObjectID="_1614021216" r:id="rId13"/>
+        </w:object>
+      </w:r>
+    </w:p>
+    <w:p>
+      <w:pPr>
+        <w:autoSpaceDE w:val="0"/>
+        <w:autoSpaceDN w:val="0"/>
+        <w:adjustRightInd w:val="0"/>
+        <w:jc w:val="left"/>
+        <w:rPr>
+          <w:rFonts w:ascii="Times New Roman" w:hAnsi="Times New Roman" w:cs="Times New Roman"/>
+          <w:color w:val="000000"/>
+          <w:kern w:val="0"/>
+          <w:szCs w:val="21"/>
+        </w:rPr>
+      </w:pPr>
+      <w:r>
+        <w:rPr>
+          <w:rFonts w:ascii="Times New Roman" w:hAnsi="Times New Roman" w:cs="Times New Roman" w:hint="eastAsia"/>
+          <w:color w:val="000000"/>
+          <w:kern w:val="0"/>
+          <w:szCs w:val="21"/>
+        </w:rPr>
+        <w:t>调制方式有调幅、调频等。调幅：用模拟基带信号</w:t>
+      </w:r>
+      <w:r>
+        <w:rPr>
+          <w:rFonts w:ascii="Times New Roman" w:hAnsi="Times New Roman" w:cs="Times New Roman"/>
+          <w:color w:val="000000"/>
+          <w:kern w:val="0"/>
+          <w:szCs w:val="21"/>
+        </w:rPr>
+        <w:t>m(t)</w:t>
+      </w:r>
+      <w:r>
+        <w:rPr>
+          <w:rFonts w:ascii="Times New Roman" w:hAnsi="Times New Roman" w:cs="Times New Roman" w:hint="eastAsia"/>
+          <w:color w:val="000000"/>
+          <w:kern w:val="0"/>
+          <w:szCs w:val="21"/>
+        </w:rPr>
+        <w:t>来控制</w:t>
+      </w:r>
+      <w:r>
+        <w:rPr>
+          <w:rFonts w:ascii="Times New Roman" w:hAnsi="Times New Roman" w:cs="Times New Roman" w:hint="eastAsia"/>
+          <w:color w:val="FF0000"/>
+          <w:kern w:val="0"/>
+          <w:szCs w:val="21"/>
+        </w:rPr>
+        <w:t>正弦载波</w:t>
+      </w:r>
+      <w:r>
+        <w:rPr>
+          <w:rFonts w:ascii="Times New Roman" w:hAnsi="Times New Roman" w:cs="Times New Roman" w:hint="eastAsia"/>
+          <w:color w:val="000000"/>
+          <w:kern w:val="0"/>
+          <w:szCs w:val="21"/>
+        </w:rPr>
+        <w:t>的幅度，如</w:t>
+      </w:r>
+    </w:p>
+    <w:p>
+      <w:pPr>
+        <w:autoSpaceDE w:val="0"/>
+        <w:autoSpaceDN w:val="0"/>
+        <w:adjustRightInd w:val="0"/>
+        <w:jc w:val="left"/>
+        <w:rPr>
+          <w:rFonts w:ascii="Times New Roman" w:hAnsi="Times New Roman" w:cs="Times New Roman"/>
+          <w:color w:val="000000"/>
+          <w:kern w:val="0"/>
+          <w:szCs w:val="21"/>
+        </w:rPr>
+      </w:pPr>
+      <w:r>
+        <w:rPr>
+          <w:rFonts w:ascii="Times New Roman" w:hAnsi="Times New Roman" w:cs="Times New Roman"/>
+          <w:color w:val="000000"/>
+          <w:kern w:val="0"/>
+          <w:szCs w:val="21"/>
+        </w:rPr>
+        <w:object w:dxaOrig="12675" w:dyaOrig="1215">
+          <v:shape id="_x0000_i1026" type="#_x0000_t75" style="width:271.35pt;height:26.2pt" o:ole="">
+            <v:imagedata r:id="rId14" o:title=""/>
+          </v:shape>
+          <o:OLEObject Type="Embed" ProgID="Unknown" ShapeID="_x0000_i1026" DrawAspect="Content" ObjectID="_1614021217" r:id="rId15"/>
+        </w:object>
+      </w:r>
+    </w:p>
+    <w:p>
+      <w:pPr>
+        <w:autoSpaceDE w:val="0"/>
+        <w:autoSpaceDN w:val="0"/>
+        <w:adjustRightInd w:val="0"/>
+        <w:jc w:val="left"/>
+        <w:rPr>
+          <w:rFonts w:ascii="Times New Roman" w:hAnsi="Times New Roman" w:cs="Times New Roman"/>
+          <w:color w:val="000000"/>
+          <w:kern w:val="0"/>
+          <w:szCs w:val="21"/>
+        </w:rPr>
+      </w:pPr>
+      <w:r>
+        <w:rPr>
+          <w:rFonts w:ascii="Times New Roman" w:hAnsi="Times New Roman" w:cs="Times New Roman" w:hint="eastAsia"/>
+          <w:color w:val="000000"/>
+          <w:kern w:val="0"/>
+          <w:szCs w:val="21"/>
+        </w:rPr>
+        <w:t>对应的频域变化：</w:t>
+      </w:r>
+    </w:p>
+    <w:p>
+      <w:pPr>
+        <w:autoSpaceDE w:val="0"/>
+        <w:autoSpaceDN w:val="0"/>
+        <w:adjustRightInd w:val="0"/>
+        <w:spacing w:afterLines="50" w:after="156"/>
+        <w:jc w:val="left"/>
+        <w:rPr>
+          <w:rFonts w:ascii="Times New Roman" w:hAnsi="Times New Roman" w:cs="Times New Roman"/>
+          <w:color w:val="000000"/>
+          <w:kern w:val="0"/>
+          <w:szCs w:val="21"/>
+        </w:rPr>
+      </w:pPr>
+      <w:r>
+        <w:rPr>
+          <w:rFonts w:ascii="Times New Roman" w:hAnsi="Times New Roman" w:cs="Times New Roman"/>
+          <w:color w:val="000000"/>
+          <w:kern w:val="0"/>
+          <w:szCs w:val="21"/>
+        </w:rPr>
+        <w:object w:dxaOrig="7410" w:dyaOrig="5610">
+          <v:shape id="_x0000_i1027" type="#_x0000_t75" style="width:168.55pt;height:127.35pt" o:ole="">
+            <v:imagedata r:id="rId16" o:title=""/>
+          </v:shape>
+          <o:OLEObject Type="Embed" ProgID="PBrush" ShapeID="_x0000_i1027" DrawAspect="Content" ObjectID="_1614021218" r:id="rId17"/>
+        </w:object>
+      </w:r>
+    </w:p>
+    <w:p>
+      <w:pPr>
+        <w:pStyle w:val="a9"/>
+        <w:numPr>
+          <w:ilvl w:val="0"/>
+          <w:numId w:val="9"/>
+        </w:numPr>
+        <w:autoSpaceDE w:val="0"/>
+        <w:autoSpaceDN w:val="0"/>
+        <w:adjustRightInd w:val="0"/>
+        <w:spacing w:beforeLines="100" w:before="312"/>
+        <w:ind w:firstLineChars="0"/>
+        <w:jc w:val="left"/>
+        <w:rPr>
+          <w:rFonts w:ascii="Times New Roman" w:hAnsi="Times New Roman" w:cs="Times New Roman"/>
+          <w:color w:val="000000"/>
+          <w:kern w:val="0"/>
+          <w:szCs w:val="21"/>
+        </w:rPr>
+      </w:pPr>
+      <w:r>
+        <w:rPr>
+          <w:rFonts w:ascii="Times New Roman" w:hAnsi="Times New Roman" w:cs="Times New Roman" w:hint="eastAsia"/>
+          <w:color w:val="000000"/>
+          <w:kern w:val="0"/>
+          <w:szCs w:val="21"/>
+        </w:rPr>
+        <w:t>数字通信系统</w:t>
+      </w:r>
+    </w:p>
+    <w:p>
+      <w:pPr>
+        <w:autoSpaceDE w:val="0"/>
+        <w:autoSpaceDN w:val="0"/>
+        <w:adjustRightInd w:val="0"/>
+        <w:jc w:val="left"/>
+        <w:rPr>
+          <w:rFonts w:ascii="Times New Roman" w:hAnsi="Times New Roman" w:cs="Times New Roman"/>
+          <w:color w:val="000000"/>
+          <w:kern w:val="0"/>
+          <w:szCs w:val="21"/>
+        </w:rPr>
+      </w:pPr>
+      <w:r>
+        <w:rPr>
+          <w:rFonts w:ascii="Times New Roman" w:hAnsi="Times New Roman" w:cs="Times New Roman"/>
+          <w:color w:val="000000"/>
+          <w:kern w:val="0"/>
+          <w:szCs w:val="21"/>
+        </w:rPr>
+        <w:object w:dxaOrig="6840" w:dyaOrig="2130">
+          <v:shape id="_x0000_i1028" type="#_x0000_t75" style="width:241.4pt;height:74.9pt" o:ole="">
+            <v:imagedata r:id="rId18" o:title=""/>
+          </v:shape>
+          <o:OLEObject Type="Embed" ProgID="PBrush" ShapeID="_x0000_i1028" DrawAspect="Content" ObjectID="_1614021219" r:id="rId19"/>
+        </w:object>
+      </w:r>
+    </w:p>
+    <w:p>
+      <w:pPr>
+        <w:autoSpaceDE w:val="0"/>
+        <w:autoSpaceDN w:val="0"/>
+        <w:adjustRightInd w:val="0"/>
+        <w:jc w:val="left"/>
+        <w:rPr>
+          <w:rFonts w:ascii="Times New Roman" w:hAnsi="Times New Roman" w:cs="Times New Roman"/>
+          <w:color w:val="000000"/>
+          <w:kern w:val="0"/>
+          <w:szCs w:val="21"/>
+        </w:rPr>
+      </w:pPr>
+      <w:r>
+        <w:rPr>
+          <w:rFonts w:ascii="Times New Roman" w:hAnsi="Times New Roman" w:cs="Times New Roman" w:hint="eastAsia"/>
+          <w:color w:val="000000"/>
+          <w:kern w:val="0"/>
+          <w:szCs w:val="21"/>
+        </w:rPr>
+        <w:t>基带调制，如</w:t>
+      </w:r>
+      <w:r>
+        <w:rPr>
+          <w:rFonts w:ascii="Times New Roman" w:hAnsi="Times New Roman" w:cs="Times New Roman" w:hint="eastAsia"/>
+          <w:color w:val="000000"/>
+          <w:kern w:val="0"/>
+          <w:szCs w:val="21"/>
+        </w:rPr>
+        <w:t>数字脉冲幅度调制</w:t>
+      </w:r>
+      <w:r>
+        <w:rPr>
+          <w:rFonts w:ascii="Times New Roman" w:hAnsi="Times New Roman" w:cs="Times New Roman"/>
+          <w:color w:val="000000"/>
+          <w:kern w:val="0"/>
+          <w:szCs w:val="21"/>
+        </w:rPr>
+        <w:t>(PAM)</w:t>
+      </w:r>
+      <w:r>
+        <w:rPr>
+          <w:rFonts w:ascii="Times New Roman" w:hAnsi="Times New Roman" w:cs="Times New Roman" w:hint="eastAsia"/>
+          <w:color w:val="000000"/>
+          <w:kern w:val="0"/>
+          <w:szCs w:val="21"/>
+        </w:rPr>
+        <w:t>：</w:t>
+      </w:r>
+      <w:r>
+        <w:rPr>
+          <w:rFonts w:ascii="Times New Roman" w:hAnsi="Times New Roman" w:cs="Times New Roman" w:hint="eastAsia"/>
+          <w:color w:val="000000"/>
+          <w:kern w:val="0"/>
+          <w:szCs w:val="21"/>
+        </w:rPr>
+        <w:t>用数字序列控制幅度</w:t>
+      </w:r>
+    </w:p>
+    <w:p>
+      <w:pPr>
+        <w:autoSpaceDE w:val="0"/>
+        <w:autoSpaceDN w:val="0"/>
+        <w:adjustRightInd w:val="0"/>
+        <w:jc w:val="left"/>
+        <w:rPr>
+          <w:rFonts w:ascii="Times New Roman" w:hAnsi="Times New Roman" w:cs="Times New Roman"/>
+          <w:color w:val="000000"/>
+          <w:kern w:val="0"/>
+          <w:szCs w:val="21"/>
+        </w:rPr>
+      </w:pPr>
+      <w:r>
+        <w:rPr>
+          <w:rFonts w:ascii="Times New Roman" w:hAnsi="Times New Roman" w:cs="Times New Roman"/>
+          <w:color w:val="000000"/>
+          <w:kern w:val="0"/>
+          <w:szCs w:val="21"/>
+        </w:rPr>
+        <w:object w:dxaOrig="9135" w:dyaOrig="1725">
+          <v:shape id="_x0000_i1029" type="#_x0000_t75" style="width:454.05pt;height:85.75pt" o:ole="">
+            <v:imagedata r:id="rId20" o:title=""/>
+          </v:shape>
+          <o:OLEObject Type="Embed" ProgID="PBrush" ShapeID="_x0000_i1029" DrawAspect="Content" ObjectID="_1614021220" r:id="rId21"/>
+        </w:object>
+      </w:r>
+    </w:p>
+    <w:p>
+      <w:pPr>
+        <w:autoSpaceDE w:val="0"/>
+        <w:autoSpaceDN w:val="0"/>
+        <w:adjustRightInd w:val="0"/>
+        <w:jc w:val="left"/>
+        <w:rPr>
+          <w:rFonts w:ascii="Times New Roman" w:hAnsi="Times New Roman" w:cs="Times New Roman"/>
+          <w:color w:val="000000"/>
+          <w:kern w:val="0"/>
+          <w:szCs w:val="21"/>
+        </w:rPr>
+      </w:pPr>
+      <w:r>
+        <w:rPr>
+          <w:rFonts w:ascii="Times New Roman" w:hAnsi="Times New Roman" w:cs="Times New Roman" w:hint="eastAsia"/>
+          <w:color w:val="000000"/>
+          <w:kern w:val="0"/>
+          <w:szCs w:val="21"/>
+        </w:rPr>
+        <w:lastRenderedPageBreak/>
+        <w:t>调制后时域信号为</w:t>
+      </w:r>
+      <w:r>
+        <w:rPr>
+          <w:rFonts w:ascii="Times New Roman" w:hAnsi="Times New Roman" w:cs="Times New Roman" w:hint="eastAsia"/>
+          <w:color w:val="000000"/>
+          <w:kern w:val="0"/>
+          <w:szCs w:val="21"/>
+        </w:rPr>
+        <w:t>s</w:t>
+      </w:r>
+      <w:r>
+        <w:rPr>
+          <w:rFonts w:ascii="Times New Roman" w:hAnsi="Times New Roman" w:cs="Times New Roman"/>
+          <w:color w:val="000000"/>
+          <w:kern w:val="0"/>
+          <w:szCs w:val="21"/>
+        </w:rPr>
+        <w:t>(</w:t>
+      </w:r>
+      <w:r>
+        <w:rPr>
+          <w:rFonts w:ascii="Times New Roman" w:hAnsi="Times New Roman" w:cs="Times New Roman" w:hint="eastAsia"/>
+          <w:color w:val="000000"/>
+          <w:kern w:val="0"/>
+          <w:szCs w:val="21"/>
+        </w:rPr>
+        <w:t>t)</w:t>
+      </w:r>
+      <w:r>
+        <w:rPr>
+          <w:rFonts w:ascii="Times New Roman" w:hAnsi="Times New Roman" w:cs="Times New Roman" w:hint="eastAsia"/>
+          <w:color w:val="000000"/>
+          <w:kern w:val="0"/>
+          <w:szCs w:val="21"/>
+        </w:rPr>
+        <w:t>，如</w:t>
+      </w:r>
+    </w:p>
+    <w:p>
+      <w:pPr>
+        <w:autoSpaceDE w:val="0"/>
+        <w:autoSpaceDN w:val="0"/>
+        <w:adjustRightInd w:val="0"/>
+        <w:jc w:val="left"/>
+        <w:rPr>
+          <w:rFonts w:ascii="Times New Roman" w:hAnsi="Times New Roman" w:cs="Times New Roman"/>
+          <w:color w:val="000000"/>
+          <w:kern w:val="0"/>
+          <w:szCs w:val="21"/>
+        </w:rPr>
+      </w:pPr>
+      <w:r>
+        <w:rPr>
+          <w:noProof/>
+        </w:rPr>
+        <w:drawing>
+          <wp:inline distT="0" distB="0" distL="0" distR="0" wp14:anchorId="3496A2E7" wp14:editId="11F44985">
+            <wp:extent cx="4144945" cy="544941"/>
+            <wp:effectExtent l="0" t="0" r="8255" b="7620"/>
+            <wp:docPr id="6" name="图片 6"/>
+            <wp:cNvGraphicFramePr>
+              <a:graphicFrameLocks xmlns:a="http://schemas.openxmlformats.org/drawingml/2006/main" noChangeAspect="1"/>
+            </wp:cNvGraphicFramePr>
+            <a:graphic xmlns:a="http://schemas.openxmlformats.org/drawingml/2006/main">
+              <a:graphicData uri="http://schemas.openxmlformats.org/drawingml/2006/picture">
+                <pic:pic xmlns:pic="http://schemas.openxmlformats.org/drawingml/2006/picture">
+                  <pic:nvPicPr>
+                    <pic:cNvPr id="1" name=""/>
+                    <pic:cNvPicPr/>
+                  </pic:nvPicPr>
+                  <pic:blipFill>
+                    <a:blip r:embed="rId22"/>
+                    <a:stretch>
+                      <a:fillRect/>
+                    </a:stretch>
+                  </pic:blipFill>
+                  <pic:spPr>
+                    <a:xfrm>
+                      <a:off x="0" y="0"/>
+                      <a:ext cx="4200368" cy="552227"/>
+                    </a:xfrm>
+                    <a:prstGeom prst="rect">
+                      <a:avLst/>
+                    </a:prstGeom>
+                  </pic:spPr>
+                </pic:pic>
+              </a:graphicData>
+            </a:graphic>
+          </wp:inline>
+        </w:drawing>
+      </w:r>
+    </w:p>
+    <w:p>
+      <w:pPr>
+        <w:autoSpaceDE w:val="0"/>
+        <w:autoSpaceDN w:val="0"/>
+        <w:adjustRightInd w:val="0"/>
+        <w:jc w:val="left"/>
+        <w:rPr>
+          <w:rFonts w:ascii="Times New Roman" w:hAnsi="Times New Roman" w:cs="Times New Roman"/>
+          <w:color w:val="000000"/>
+          <w:kern w:val="0"/>
+          <w:szCs w:val="21"/>
+        </w:rPr>
+      </w:pPr>
+      <w:r>
+        <w:rPr>
+          <w:rFonts w:ascii="Times New Roman" w:hAnsi="Times New Roman" w:cs="Times New Roman" w:hint="eastAsia"/>
+          <w:color w:val="000000"/>
+          <w:kern w:val="0"/>
+          <w:szCs w:val="21"/>
+        </w:rPr>
+        <w:t>带通调制，如</w:t>
+      </w:r>
+      <w:r>
+        <w:rPr>
+          <w:rFonts w:ascii="Times New Roman" w:hAnsi="Times New Roman" w:cs="Times New Roman" w:hint="eastAsia"/>
+          <w:color w:val="000000"/>
+          <w:kern w:val="0"/>
+          <w:szCs w:val="21"/>
+        </w:rPr>
+        <w:t>Q</w:t>
+      </w:r>
+      <w:r>
+        <w:rPr>
+          <w:rFonts w:ascii="Times New Roman" w:hAnsi="Times New Roman" w:cs="Times New Roman"/>
+          <w:color w:val="000000"/>
+          <w:kern w:val="0"/>
+          <w:szCs w:val="21"/>
+        </w:rPr>
+        <w:t>AM</w:t>
+      </w:r>
+    </w:p>
+    <w:p>
+      <w:pPr>
+        <w:autoSpaceDE w:val="0"/>
+        <w:autoSpaceDN w:val="0"/>
+        <w:adjustRightInd w:val="0"/>
+        <w:jc w:val="left"/>
+        <w:rPr>
+          <w:rFonts w:ascii="Times New Roman" w:hAnsi="Times New Roman" w:cs="Times New Roman"/>
+          <w:color w:val="000000"/>
+          <w:kern w:val="0"/>
+          <w:szCs w:val="21"/>
+        </w:rPr>
+      </w:pPr>
+      <w:r>
+        <w:rPr>
+          <w:noProof/>
+        </w:rPr>
+        <w:drawing>
+          <wp:inline distT="0" distB="0" distL="0" distR="0" wp14:anchorId="63B51F5F" wp14:editId="36817839">
+            <wp:extent cx="3014385" cy="2220686"/>
+            <wp:effectExtent l="0" t="0" r="0" b="8255"/>
+            <wp:docPr id="17" name="图片 17"/>
+            <wp:cNvGraphicFramePr>
+              <a:graphicFrameLocks xmlns:a="http://schemas.openxmlformats.org/drawingml/2006/main" noChangeAspect="1"/>
+            </wp:cNvGraphicFramePr>
+            <a:graphic xmlns:a="http://schemas.openxmlformats.org/drawingml/2006/main">
+              <a:graphicData uri="http://schemas.openxmlformats.org/drawingml/2006/picture">
+                <pic:pic xmlns:pic="http://schemas.openxmlformats.org/drawingml/2006/picture">
+                  <pic:nvPicPr>
+                    <pic:cNvPr id="1" name=""/>
+                    <pic:cNvPicPr/>
+                  </pic:nvPicPr>
+                  <pic:blipFill>
+                    <a:blip r:embed="rId23"/>
+                    <a:stretch>
+                      <a:fillRect/>
+                    </a:stretch>
+                  </pic:blipFill>
+                  <pic:spPr>
+                    <a:xfrm>
+                      <a:off x="0" y="0"/>
+                      <a:ext cx="3023466" cy="2227376"/>
+                    </a:xfrm>
+                    <a:prstGeom prst="rect">
+                      <a:avLst/>
+                    </a:prstGeom>
+                  </pic:spPr>
+                </pic:pic>
+              </a:graphicData>
+            </a:graphic>
+          </wp:inline>
+        </w:drawing>
+      </w:r>
+    </w:p>
+    <w:p>
+      <w:pPr>
+        <w:autoSpaceDE w:val="0"/>
+        <w:autoSpaceDN w:val="0"/>
+        <w:adjustRightInd w:val="0"/>
+        <w:jc w:val="left"/>
+        <w:rPr>
+          <w:rFonts w:ascii="Times New Roman" w:hAnsi="Times New Roman" w:cs="Times New Roman"/>
+          <w:color w:val="000000"/>
+          <w:kern w:val="0"/>
+          <w:szCs w:val="21"/>
+        </w:rPr>
+      </w:pPr>
+    </w:p>
+    <w:p>
+      <w:pPr>
+        <w:autoSpaceDE w:val="0"/>
+        <w:autoSpaceDN w:val="0"/>
+        <w:adjustRightInd w:val="0"/>
+        <w:jc w:val="left"/>
+        <w:rPr>
+          <w:rFonts w:ascii="Times New Roman" w:hAnsi="Times New Roman" w:cs="Times New Roman"/>
+          <w:color w:val="000000"/>
+          <w:kern w:val="0"/>
+          <w:szCs w:val="21"/>
+        </w:rPr>
+      </w:pPr>
+      <w:r>
+        <w:rPr>
+          <w:rFonts w:ascii="Times New Roman" w:hAnsi="Times New Roman" w:cs="Times New Roman" w:hint="eastAsia"/>
+          <w:color w:val="000000"/>
+          <w:kern w:val="0"/>
+          <w:szCs w:val="21"/>
+        </w:rPr>
+        <w:t>模拟电视，一个频道</w:t>
+      </w:r>
+      <w:r>
+        <w:rPr>
+          <w:rFonts w:ascii="Times New Roman" w:hAnsi="Times New Roman" w:cs="Times New Roman" w:hint="eastAsia"/>
+          <w:color w:val="000000"/>
+          <w:kern w:val="0"/>
+          <w:szCs w:val="21"/>
+        </w:rPr>
+        <w:t>8</w:t>
+      </w:r>
+      <w:r>
+        <w:rPr>
+          <w:rFonts w:ascii="Times New Roman" w:hAnsi="Times New Roman" w:cs="Times New Roman"/>
+          <w:color w:val="000000"/>
+          <w:kern w:val="0"/>
+          <w:szCs w:val="21"/>
+        </w:rPr>
+        <w:t>M</w:t>
+      </w:r>
+      <w:r>
+        <w:rPr>
+          <w:rFonts w:ascii="Times New Roman" w:hAnsi="Times New Roman" w:cs="Times New Roman" w:hint="eastAsia"/>
+          <w:color w:val="000000"/>
+          <w:kern w:val="0"/>
+          <w:szCs w:val="21"/>
+        </w:rPr>
+        <w:t>，只能传送哪个一套普通模拟电视节目</w:t>
+      </w:r>
+    </w:p>
+    <w:p>
+      <w:pPr>
+        <w:autoSpaceDE w:val="0"/>
+        <w:autoSpaceDN w:val="0"/>
+        <w:adjustRightInd w:val="0"/>
+        <w:jc w:val="left"/>
+        <w:rPr>
+          <w:rFonts w:ascii="Times New Roman" w:hAnsi="Times New Roman" w:cs="Times New Roman"/>
+          <w:color w:val="000000"/>
+          <w:kern w:val="0"/>
+          <w:szCs w:val="21"/>
+        </w:rPr>
+      </w:pPr>
+      <w:r>
+        <w:rPr>
+          <w:rFonts w:ascii="Times New Roman" w:hAnsi="Times New Roman" w:cs="Times New Roman" w:hint="eastAsia"/>
+          <w:color w:val="000000"/>
+          <w:kern w:val="0"/>
+          <w:szCs w:val="21"/>
+        </w:rPr>
+        <w:t>数字电视，一个频道能传送多套数字电视节目</w:t>
+      </w:r>
+    </w:p>
+    <w:p>
+      <w:pPr>
+        <w:pStyle w:val="a3"/>
+        <w:shd w:val="clear" w:color="auto" w:fill="FFFFFF"/>
+        <w:spacing w:beforeLines="100" w:before="312" w:beforeAutospacing="0" w:afterLines="50" w:after="156" w:afterAutospacing="0"/>
+        <w:outlineLvl w:val="0"/>
+        <w:rPr>
+          <w:rFonts w:ascii="Times New Roman" w:eastAsiaTheme="minorEastAsia" w:hAnsi="Times New Roman" w:cs="Times New Roman"/>
+          <w:b/>
+          <w:bCs/>
+        </w:rPr>
+      </w:pPr>
+      <w:r>
+        <w:rPr>
+          <w:rFonts w:ascii="Times New Roman" w:eastAsiaTheme="minorEastAsia" w:hAnsi="Times New Roman" w:cs="Times New Roman" w:hint="eastAsia"/>
+          <w:b/>
+          <w:bCs/>
+        </w:rPr>
+        <w:t>D</w:t>
+      </w:r>
+      <w:r>
+        <w:rPr>
+          <w:rFonts w:ascii="Times New Roman" w:eastAsiaTheme="minorEastAsia" w:hAnsi="Times New Roman" w:cs="Times New Roman"/>
+          <w:b/>
+          <w:bCs/>
+        </w:rPr>
+        <w:t>TFT</w:t>
+      </w:r>
+      <w:r>
+        <w:rPr>
+          <w:rFonts w:ascii="Times New Roman" w:eastAsiaTheme="minorEastAsia" w:hAnsi="Times New Roman" w:cs="Times New Roman" w:hint="eastAsia"/>
+          <w:b/>
+          <w:bCs/>
+        </w:rPr>
+        <w:t>与傅立叶变换</w:t>
+      </w:r>
+    </w:p>
+    <w:p>
+      <w:pPr>
+        <w:autoSpaceDE w:val="0"/>
+        <w:autoSpaceDN w:val="0"/>
+        <w:adjustRightInd w:val="0"/>
+        <w:jc w:val="left"/>
+        <w:rPr>
+          <w:rFonts w:ascii="Times New Roman" w:hAnsi="Times New Roman" w:cs="Times New Roman"/>
+          <w:color w:val="000000"/>
+          <w:kern w:val="0"/>
+          <w:szCs w:val="21"/>
+        </w:rPr>
+      </w:pPr>
+      <w:r>
+        <w:rPr>
+          <w:rFonts w:ascii="Times New Roman" w:hAnsi="Times New Roman" w:cs="Times New Roman" w:hint="eastAsia"/>
+          <w:color w:val="000000"/>
+          <w:kern w:val="0"/>
+          <w:szCs w:val="21"/>
+        </w:rPr>
+        <w:t>傅里叶变换</w:t>
+      </w:r>
+      <w:r>
+        <w:rPr>
+          <w:rFonts w:ascii="Times New Roman" w:hAnsi="Times New Roman" w:cs="Times New Roman" w:hint="eastAsia"/>
+          <w:color w:val="000000"/>
+          <w:kern w:val="0"/>
+          <w:szCs w:val="21"/>
+        </w:rPr>
+        <w:t>F</w:t>
+      </w:r>
+      <w:r>
+        <w:rPr>
+          <w:rFonts w:ascii="Times New Roman" w:hAnsi="Times New Roman" w:cs="Times New Roman"/>
+          <w:color w:val="000000"/>
+          <w:kern w:val="0"/>
+          <w:szCs w:val="21"/>
+        </w:rPr>
+        <w:t>T</w:t>
+      </w:r>
+      <w:r>
+        <w:rPr>
+          <w:rFonts w:ascii="Times New Roman" w:hAnsi="Times New Roman" w:cs="Times New Roman" w:hint="eastAsia"/>
+          <w:color w:val="000000"/>
+          <w:kern w:val="0"/>
+          <w:szCs w:val="21"/>
+        </w:rPr>
+        <w:t>：</w:t>
+      </w:r>
+    </w:p>
+    <w:p>
+      <w:pPr>
+        <w:autoSpaceDE w:val="0"/>
+        <w:autoSpaceDN w:val="0"/>
+        <w:adjustRightInd w:val="0"/>
+        <w:jc w:val="left"/>
+        <w:rPr>
+          <w:rFonts w:ascii="Times New Roman" w:hAnsi="Times New Roman" w:cs="Times New Roman"/>
+          <w:color w:val="000000"/>
+          <w:kern w:val="0"/>
+          <w:szCs w:val="21"/>
+        </w:rPr>
+      </w:pPr>
+      <w:r>
+        <w:rPr>
+          <w:noProof/>
+        </w:rPr>
+        <w:drawing>
+          <wp:inline distT="0" distB="0" distL="0" distR="0" wp14:anchorId="1FEDEE16" wp14:editId="05D3917F">
+            <wp:extent cx="4260501" cy="465752"/>
+            <wp:effectExtent l="0" t="0" r="6985" b="0"/>
+            <wp:docPr id="12" name="图片 12"/>
+            <wp:cNvGraphicFramePr>
+              <a:graphicFrameLocks xmlns:a="http://schemas.openxmlformats.org/drawingml/2006/main" noChangeAspect="1"/>
+            </wp:cNvGraphicFramePr>
+            <a:graphic xmlns:a="http://schemas.openxmlformats.org/drawingml/2006/main">
+              <a:graphicData uri="http://schemas.openxmlformats.org/drawingml/2006/picture">
+                <pic:pic xmlns:pic="http://schemas.openxmlformats.org/drawingml/2006/picture">
+                  <pic:nvPicPr>
+                    <pic:cNvPr id="1" name=""/>
+                    <pic:cNvPicPr/>
+                  </pic:nvPicPr>
+                  <pic:blipFill>
+                    <a:blip r:embed="rId24"/>
+                    <a:stretch>
+                      <a:fillRect/>
+                    </a:stretch>
+                  </pic:blipFill>
+                  <pic:spPr>
+                    <a:xfrm>
+                      <a:off x="0" y="0"/>
+                      <a:ext cx="4341774" cy="474637"/>
+                    </a:xfrm>
+                    <a:prstGeom prst="rect">
+                      <a:avLst/>
+                    </a:prstGeom>
+                  </pic:spPr>
+                </pic:pic>
+              </a:graphicData>
+            </a:graphic>
+          </wp:inline>
+        </w:drawing>
+      </w:r>
+    </w:p>
+    <w:p>
+      <w:pPr>
+        <w:autoSpaceDE w:val="0"/>
+        <w:autoSpaceDN w:val="0"/>
+        <w:adjustRightInd w:val="0"/>
+        <w:jc w:val="left"/>
+        <w:rPr>
+          <w:rFonts w:ascii="Times New Roman" w:hAnsi="Times New Roman" w:cs="Times New Roman"/>
+          <w:color w:val="000000"/>
+          <w:kern w:val="0"/>
+          <w:szCs w:val="21"/>
+        </w:rPr>
+      </w:pPr>
+      <w:r>
+        <w:rPr>
+          <w:rFonts w:ascii="Times New Roman" w:hAnsi="Times New Roman" w:cs="Times New Roman" w:hint="eastAsia"/>
+          <w:color w:val="000000"/>
+          <w:kern w:val="0"/>
+          <w:szCs w:val="21"/>
+        </w:rPr>
+        <w:t>离散时间傅里叶变换</w:t>
+      </w:r>
+      <w:r>
+        <w:rPr>
+          <w:rFonts w:ascii="Times New Roman" w:hAnsi="Times New Roman" w:cs="Times New Roman" w:hint="eastAsia"/>
+          <w:color w:val="000000"/>
+          <w:kern w:val="0"/>
+          <w:szCs w:val="21"/>
+        </w:rPr>
+        <w:t>D</w:t>
+      </w:r>
+      <w:r>
+        <w:rPr>
+          <w:rFonts w:ascii="Times New Roman" w:hAnsi="Times New Roman" w:cs="Times New Roman"/>
+          <w:color w:val="000000"/>
+          <w:kern w:val="0"/>
+          <w:szCs w:val="21"/>
+        </w:rPr>
+        <w:t>TFT</w:t>
+      </w:r>
+      <w:r>
+        <w:rPr>
+          <w:rFonts w:ascii="Times New Roman" w:hAnsi="Times New Roman" w:cs="Times New Roman" w:hint="eastAsia"/>
+          <w:color w:val="000000"/>
+          <w:kern w:val="0"/>
+          <w:szCs w:val="21"/>
+        </w:rPr>
+        <w:t>：</w:t>
+      </w:r>
+    </w:p>
+    <w:p>
+      <w:pPr>
+        <w:autoSpaceDE w:val="0"/>
+        <w:autoSpaceDN w:val="0"/>
+        <w:adjustRightInd w:val="0"/>
+        <w:jc w:val="left"/>
+        <w:rPr>
+          <w:rFonts w:ascii="Times New Roman" w:hAnsi="Times New Roman" w:cs="Times New Roman"/>
+          <w:color w:val="000000"/>
+          <w:kern w:val="0"/>
+          <w:szCs w:val="21"/>
+        </w:rPr>
+      </w:pPr>
+      <w:r>
+        <w:rPr>
+          <w:noProof/>
+        </w:rPr>
+        <w:drawing>
+          <wp:inline distT="0" distB="0" distL="0" distR="0" wp14:anchorId="20815DE6" wp14:editId="1DFC1334">
+            <wp:extent cx="4260215" cy="485724"/>
+            <wp:effectExtent l="0" t="0" r="0" b="0"/>
+            <wp:docPr id="18" name="图片 18"/>
+            <wp:cNvGraphicFramePr>
+              <a:graphicFrameLocks xmlns:a="http://schemas.openxmlformats.org/drawingml/2006/main" noChangeAspect="1"/>
+            </wp:cNvGraphicFramePr>
+            <a:graphic xmlns:a="http://schemas.openxmlformats.org/drawingml/2006/main">
+              <a:graphicData uri="http://schemas.openxmlformats.org/drawingml/2006/picture">
+                <pic:pic xmlns:pic="http://schemas.openxmlformats.org/drawingml/2006/picture">
+                  <pic:nvPicPr>
+                    <pic:cNvPr id="1" name=""/>
+                    <pic:cNvPicPr/>
+                  </pic:nvPicPr>
+                  <pic:blipFill>
+                    <a:blip r:embed="rId25"/>
+                    <a:stretch>
+                      <a:fillRect/>
+                    </a:stretch>
+                  </pic:blipFill>
+                  <pic:spPr>
+                    <a:xfrm>
+                      <a:off x="0" y="0"/>
+                      <a:ext cx="4343700" cy="495242"/>
+                    </a:xfrm>
+                    <a:prstGeom prst="rect">
+                      <a:avLst/>
+                    </a:prstGeom>
+                  </pic:spPr>
+                </pic:pic>
+              </a:graphicData>
+            </a:graphic>
+          </wp:inline>
+        </w:drawing>
+      </w:r>
+    </w:p>
+    <w:p>
+      <w:pPr>
+        <w:autoSpaceDE w:val="0"/>
+        <w:autoSpaceDN w:val="0"/>
+        <w:adjustRightInd w:val="0"/>
+        <w:jc w:val="left"/>
+        <w:rPr>
+          <w:rFonts w:ascii="Times New Roman" w:hAnsi="Times New Roman" w:cs="Times New Roman"/>
+          <w:color w:val="000000"/>
+          <w:kern w:val="0"/>
+          <w:szCs w:val="21"/>
+        </w:rPr>
+      </w:pPr>
+      <w:r>
+        <w:rPr>
+          <w:rFonts w:ascii="Times New Roman" w:hAnsi="Times New Roman" w:cs="Times New Roman" w:hint="eastAsia"/>
+          <w:color w:val="000000"/>
+          <w:kern w:val="0"/>
+          <w:szCs w:val="21"/>
+        </w:rPr>
+        <w:t>对下图黑色实线（各矩形）所示函数</w:t>
+      </w:r>
+      <w:r>
+        <w:rPr>
+          <w:rFonts w:ascii="Times New Roman" w:hAnsi="Times New Roman" w:cs="Times New Roman" w:hint="eastAsia"/>
+          <w:color w:val="000000"/>
+          <w:kern w:val="0"/>
+          <w:szCs w:val="21"/>
+        </w:rPr>
+        <w:t>f</w:t>
+      </w:r>
+      <w:r>
+        <w:rPr>
+          <w:rFonts w:ascii="Times New Roman" w:hAnsi="Times New Roman" w:cs="Times New Roman"/>
+          <w:color w:val="000000"/>
+          <w:kern w:val="0"/>
+          <w:szCs w:val="21"/>
+        </w:rPr>
+        <w:t>(</w:t>
+      </w:r>
+      <w:r>
+        <w:rPr>
+          <w:rFonts w:ascii="Times New Roman" w:hAnsi="Times New Roman" w:cs="Times New Roman" w:hint="eastAsia"/>
+          <w:color w:val="000000"/>
+          <w:kern w:val="0"/>
+          <w:szCs w:val="21"/>
+        </w:rPr>
+        <w:t>t</w:t>
+      </w:r>
+      <w:r>
+        <w:rPr>
+          <w:rFonts w:ascii="Times New Roman" w:hAnsi="Times New Roman" w:cs="Times New Roman"/>
+          <w:color w:val="000000"/>
+          <w:kern w:val="0"/>
+          <w:szCs w:val="21"/>
+        </w:rPr>
+        <w:t>)</w:t>
+      </w:r>
+      <w:r>
+        <w:rPr>
+          <w:rFonts w:ascii="Times New Roman" w:hAnsi="Times New Roman" w:cs="Times New Roman" w:hint="eastAsia"/>
+          <w:color w:val="000000"/>
+          <w:kern w:val="0"/>
+          <w:szCs w:val="21"/>
+        </w:rPr>
+        <w:t>，可求傅立叶变换</w:t>
+      </w:r>
+      <w:r>
+        <w:rPr>
+          <w:rFonts w:ascii="Times New Roman" w:hAnsi="Times New Roman" w:cs="Times New Roman" w:hint="eastAsia"/>
+          <w:color w:val="000000"/>
+          <w:kern w:val="0"/>
+          <w:szCs w:val="21"/>
+        </w:rPr>
+        <w:t>F</w:t>
+      </w:r>
+      <w:r>
+        <w:rPr>
+          <w:rFonts w:ascii="Times New Roman" w:hAnsi="Times New Roman" w:cs="Times New Roman"/>
+          <w:color w:val="000000"/>
+          <w:kern w:val="0"/>
+          <w:szCs w:val="21"/>
+        </w:rPr>
+        <w:t>(</w:t>
+      </w:r>
+      <w:r>
+        <w:rPr>
+          <w:rFonts w:ascii="Times New Roman" w:hAnsi="Times New Roman" w:cs="Times New Roman" w:hint="eastAsia"/>
+          <w:color w:val="000000"/>
+          <w:kern w:val="0"/>
+          <w:szCs w:val="21"/>
+        </w:rPr>
+        <w:t>Ω</w:t>
+      </w:r>
+      <w:r>
+        <w:rPr>
+          <w:rFonts w:ascii="Times New Roman" w:hAnsi="Times New Roman" w:cs="Times New Roman"/>
+          <w:color w:val="000000"/>
+          <w:kern w:val="0"/>
+          <w:szCs w:val="21"/>
+        </w:rPr>
+        <w:t>)</w:t>
+      </w:r>
+    </w:p>
+    <w:p>
+      <w:pPr>
+        <w:autoSpaceDE w:val="0"/>
+        <w:autoSpaceDN w:val="0"/>
+        <w:adjustRightInd w:val="0"/>
+        <w:jc w:val="left"/>
+        <w:rPr>
+          <w:rFonts w:ascii="Times New Roman" w:hAnsi="Times New Roman" w:cs="Times New Roman"/>
+          <w:color w:val="000000"/>
+          <w:kern w:val="0"/>
+          <w:szCs w:val="21"/>
+        </w:rPr>
+      </w:pPr>
+      <w:r>
+        <w:rPr>
+          <w:rFonts w:ascii="Times New Roman" w:hAnsi="Times New Roman" w:cs="Times New Roman" w:hint="eastAsia"/>
+          <w:noProof/>
+          <w:color w:val="000000"/>
+          <w:kern w:val="0"/>
+          <w:szCs w:val="21"/>
+        </w:rPr>
+        <w:drawing>
+          <wp:inline distT="0" distB="0" distL="0" distR="0" wp14:anchorId="6A7972C7" wp14:editId="503521AC">
+            <wp:extent cx="2728128" cy="1036884"/>
+            <wp:effectExtent l="0" t="0" r="0" b="0"/>
+            <wp:docPr id="24" name="图片 24"/>
+            <wp:cNvGraphicFramePr>
+              <a:graphicFrameLocks xmlns:a="http://schemas.openxmlformats.org/drawingml/2006/main" noChangeAspect="1"/>
+            </wp:cNvGraphicFramePr>
+            <a:graphic xmlns:a="http://schemas.openxmlformats.org/drawingml/2006/main">
+              <a:graphicData uri="http://schemas.openxmlformats.org/drawingml/2006/picture">
+                <pic:pic xmlns:pic="http://schemas.openxmlformats.org/drawingml/2006/picture">
+                  <pic:nvPicPr>
+                    <pic:cNvPr id="0" name="Picture 16"/>
+                    <pic:cNvPicPr>
+                      <a:picLocks noChangeAspect="1" noChangeArrowheads="1"/>
+                    </pic:cNvPicPr>
+                  </pic:nvPicPr>
+                  <pic:blipFill>
+                    <a:blip r:embed="rId26">
+                      <a:extLst>
+                        <a:ext uri="{28A0092B-C50C-407E-A947-70E740481C1C}">
+                          <a14:useLocalDpi xmlns:a14="http://schemas.microsoft.com/office/drawing/2010/main" val="0"/>
+                        </a:ext>
+                      </a:extLst>
+                    </a:blip>
+                    <a:srcRect/>
+                    <a:stretch>
+                      <a:fillRect/>
+                    </a:stretch>
+                  </pic:blipFill>
+                  <pic:spPr bwMode="auto">
+                    <a:xfrm>
+                      <a:off x="0" y="0"/>
+                      <a:ext cx="2752334" cy="1046084"/>
+                    </a:xfrm>
+                    <a:prstGeom prst="rect">
+                      <a:avLst/>
+                    </a:prstGeom>
+                    <a:noFill/>
+                    <a:ln>
+                      <a:noFill/>
+                    </a:ln>
+                  </pic:spPr>
+                </pic:pic>
+              </a:graphicData>
+            </a:graphic>
+          </wp:inline>
+        </w:drawing>
+      </w:r>
+    </w:p>
+    <w:p>
+      <w:pPr>
+        <w:autoSpaceDE w:val="0"/>
+        <w:autoSpaceDN w:val="0"/>
+        <w:adjustRightInd w:val="0"/>
+        <w:jc w:val="left"/>
+        <w:rPr>
+          <w:rFonts w:ascii="Times New Roman" w:hAnsi="Times New Roman" w:cs="Times New Roman"/>
+          <w:color w:val="000000"/>
+          <w:kern w:val="0"/>
+          <w:szCs w:val="21"/>
+        </w:rPr>
+      </w:pPr>
+      <w:r>
+        <w:rPr>
+          <w:rFonts w:ascii="Times New Roman" w:hAnsi="Times New Roman" w:cs="Times New Roman" w:hint="eastAsia"/>
+          <w:color w:val="000000"/>
+          <w:kern w:val="0"/>
+          <w:szCs w:val="21"/>
+        </w:rPr>
+        <w:t>以各黑色矩形高度为值的离散序列</w:t>
+      </w:r>
+      <w:r>
+        <w:rPr>
+          <w:rFonts w:ascii="Times New Roman" w:hAnsi="Times New Roman" w:cs="Times New Roman" w:hint="eastAsia"/>
+          <w:color w:val="000000"/>
+          <w:kern w:val="0"/>
+          <w:szCs w:val="21"/>
+        </w:rPr>
+        <w:t>x</w:t>
+      </w:r>
+      <w:r>
+        <w:rPr>
+          <w:rFonts w:ascii="Times New Roman" w:hAnsi="Times New Roman" w:cs="Times New Roman"/>
+          <w:color w:val="000000"/>
+          <w:kern w:val="0"/>
+          <w:szCs w:val="21"/>
+        </w:rPr>
+        <w:t>(</w:t>
+      </w:r>
+      <w:r>
+        <w:rPr>
+          <w:rFonts w:ascii="Times New Roman" w:hAnsi="Times New Roman" w:cs="Times New Roman" w:hint="eastAsia"/>
+          <w:color w:val="000000"/>
+          <w:kern w:val="0"/>
+          <w:szCs w:val="21"/>
+        </w:rPr>
+        <w:t>n</w:t>
+      </w:r>
+      <w:r>
+        <w:rPr>
+          <w:rFonts w:ascii="Times New Roman" w:hAnsi="Times New Roman" w:cs="Times New Roman"/>
+          <w:color w:val="000000"/>
+          <w:kern w:val="0"/>
+          <w:szCs w:val="21"/>
+        </w:rPr>
+        <w:t>)</w:t>
+      </w:r>
+      <w:r>
+        <w:rPr>
+          <w:rFonts w:ascii="Times New Roman" w:hAnsi="Times New Roman" w:cs="Times New Roman" w:hint="eastAsia"/>
+          <w:color w:val="000000"/>
+          <w:kern w:val="0"/>
+          <w:szCs w:val="21"/>
+        </w:rPr>
+        <w:t>，可求</w:t>
+      </w:r>
+      <w:r>
+        <w:rPr>
+          <w:rFonts w:ascii="Times New Roman" w:hAnsi="Times New Roman" w:cs="Times New Roman" w:hint="eastAsia"/>
+          <w:color w:val="000000"/>
+          <w:kern w:val="0"/>
+          <w:szCs w:val="21"/>
+        </w:rPr>
+        <w:t>D</w:t>
+      </w:r>
+      <w:r>
+        <w:rPr>
+          <w:rFonts w:ascii="Times New Roman" w:hAnsi="Times New Roman" w:cs="Times New Roman"/>
+          <w:color w:val="000000"/>
+          <w:kern w:val="0"/>
+          <w:szCs w:val="21"/>
+        </w:rPr>
+        <w:t>TFT</w:t>
+      </w:r>
+      <w:r>
+        <w:rPr>
+          <w:rFonts w:ascii="Times New Roman" w:hAnsi="Times New Roman" w:cs="Times New Roman" w:hint="eastAsia"/>
+          <w:color w:val="000000"/>
+          <w:kern w:val="0"/>
+          <w:szCs w:val="21"/>
+        </w:rPr>
+        <w:t>变换</w:t>
+      </w:r>
+      <w:r>
+        <w:rPr>
+          <w:rFonts w:ascii="Times New Roman" w:hAnsi="Times New Roman" w:cs="Times New Roman"/>
+          <w:color w:val="000000"/>
+          <w:kern w:val="0"/>
+          <w:szCs w:val="21"/>
+        </w:rPr>
+        <w:t>X(</w:t>
+      </w:r>
+      <w:r>
+        <w:rPr>
+          <w:rFonts w:ascii="Times New Roman" w:hAnsi="Times New Roman" w:cs="Times New Roman" w:hint="eastAsia"/>
+          <w:color w:val="000000"/>
+          <w:kern w:val="0"/>
+          <w:szCs w:val="21"/>
+        </w:rPr>
+        <w:t>w</w:t>
+      </w:r>
+      <w:r>
+        <w:rPr>
+          <w:rFonts w:ascii="Times New Roman" w:hAnsi="Times New Roman" w:cs="Times New Roman"/>
+          <w:color w:val="000000"/>
+          <w:kern w:val="0"/>
+          <w:szCs w:val="21"/>
+        </w:rPr>
+        <w:t>)</w:t>
+      </w:r>
+    </w:p>
+    <w:p>
+      <w:pPr>
+        <w:autoSpaceDE w:val="0"/>
+        <w:autoSpaceDN w:val="0"/>
+        <w:adjustRightInd w:val="0"/>
+        <w:jc w:val="left"/>
+        <w:rPr>
+          <w:rFonts w:ascii="Times New Roman" w:hAnsi="Times New Roman" w:cs="Times New Roman"/>
+          <w:color w:val="000000"/>
+          <w:kern w:val="0"/>
+          <w:szCs w:val="21"/>
+        </w:rPr>
+      </w:pPr>
+      <w:r>
+        <w:rPr>
+          <w:rFonts w:ascii="Times New Roman" w:hAnsi="Times New Roman" w:cs="Times New Roman" w:hint="eastAsia"/>
+          <w:color w:val="000000"/>
+          <w:kern w:val="0"/>
+          <w:szCs w:val="21"/>
+        </w:rPr>
+        <w:t>离散序列的</w:t>
+      </w:r>
+      <w:r>
+        <w:rPr>
+          <w:rFonts w:ascii="Times New Roman" w:hAnsi="Times New Roman" w:cs="Times New Roman" w:hint="eastAsia"/>
+          <w:color w:val="000000"/>
+          <w:kern w:val="0"/>
+          <w:szCs w:val="21"/>
+        </w:rPr>
+        <w:t>D</w:t>
+      </w:r>
+      <w:r>
+        <w:rPr>
+          <w:rFonts w:ascii="Times New Roman" w:hAnsi="Times New Roman" w:cs="Times New Roman"/>
+          <w:color w:val="000000"/>
+          <w:kern w:val="0"/>
+          <w:szCs w:val="21"/>
+        </w:rPr>
+        <w:t>TFT</w:t>
+      </w:r>
+      <w:r>
+        <w:rPr>
+          <w:rFonts w:ascii="Times New Roman" w:hAnsi="Times New Roman" w:cs="Times New Roman" w:hint="eastAsia"/>
+          <w:color w:val="000000"/>
+          <w:kern w:val="0"/>
+          <w:szCs w:val="21"/>
+        </w:rPr>
+        <w:t>与傅立叶变化的关系为：</w:t>
+      </w:r>
+    </w:p>
+    <w:p>
+      <w:pPr>
+        <w:autoSpaceDE w:val="0"/>
+        <w:autoSpaceDN w:val="0"/>
+        <w:adjustRightInd w:val="0"/>
+        <w:jc w:val="left"/>
+        <w:rPr>
+          <w:rFonts w:ascii="Times New Roman" w:hAnsi="Times New Roman" w:cs="Times New Roman"/>
+          <w:color w:val="000000"/>
+          <w:kern w:val="0"/>
+          <w:szCs w:val="21"/>
+        </w:rPr>
+      </w:pPr>
+      <w:r>
+        <w:rPr>
+          <w:noProof/>
+        </w:rPr>
+        <w:lastRenderedPageBreak/>
+        <w:drawing>
+          <wp:inline distT="0" distB="0" distL="0" distR="0" wp14:anchorId="2159941C" wp14:editId="0493BABC">
+            <wp:extent cx="2306097" cy="1821548"/>
+            <wp:effectExtent l="0" t="0" r="0" b="7620"/>
+            <wp:docPr id="25" name="图片 25"/>
+            <wp:cNvGraphicFramePr>
+              <a:graphicFrameLocks xmlns:a="http://schemas.openxmlformats.org/drawingml/2006/main" noChangeAspect="1"/>
+            </wp:cNvGraphicFramePr>
+            <a:graphic xmlns:a="http://schemas.openxmlformats.org/drawingml/2006/main">
+              <a:graphicData uri="http://schemas.openxmlformats.org/drawingml/2006/picture">
+                <pic:pic xmlns:pic="http://schemas.openxmlformats.org/drawingml/2006/picture">
+                  <pic:nvPicPr>
+                    <pic:cNvPr id="1" name=""/>
+                    <pic:cNvPicPr/>
+                  </pic:nvPicPr>
+                  <pic:blipFill>
+                    <a:blip r:embed="rId27"/>
+                    <a:stretch>
+                      <a:fillRect/>
+                    </a:stretch>
+                  </pic:blipFill>
+                  <pic:spPr>
+                    <a:xfrm>
+                      <a:off x="0" y="0"/>
+                      <a:ext cx="2327322" cy="1838313"/>
+                    </a:xfrm>
+                    <a:prstGeom prst="rect">
+                      <a:avLst/>
+                    </a:prstGeom>
+                  </pic:spPr>
+                </pic:pic>
+              </a:graphicData>
+            </a:graphic>
+          </wp:inline>
+        </w:drawing>
+      </w:r>
+    </w:p>
+    <w:p>
+      <w:pPr>
+        <w:pStyle w:val="a3"/>
+        <w:shd w:val="clear" w:color="auto" w:fill="FFFFFF"/>
+        <w:spacing w:beforeLines="100" w:before="312" w:beforeAutospacing="0" w:afterLines="50" w:after="156" w:afterAutospacing="0"/>
+        <w:outlineLvl w:val="0"/>
         <w:rPr>
           <w:rFonts w:ascii="Times New Roman" w:eastAsiaTheme="minorEastAsia" w:hAnsi="Times New Roman" w:cs="Times New Roman"/>
           <w:b/>
           <w:color w:val="555555"/>
         </w:rPr>
-        <w:t>YUV420P</w:t>
+      </w:pPr>
+      <w:r>
+        <w:rPr>
+          <w:rFonts w:ascii="Times New Roman" w:eastAsiaTheme="minorEastAsia" w:hAnsi="Times New Roman" w:cs="Times New Roman"/>
+          <w:b/>
+          <w:color w:val="555555"/>
+        </w:rPr>
+        <w:t>YUV420</w:t>
       </w:r>
     </w:p>
     <w:p>
@@ -1424,7 +2748,23 @@
           <w:b/>
           <w:color w:val="555555"/>
         </w:rPr>
-        <w:t>H.264</w:t>
+        <w:t>YUV</w:t>
+      </w:r>
+      <w:r>
+        <w:rPr>
+          <w:rFonts w:ascii="Times New Roman" w:eastAsiaTheme="minorEastAsia" w:hAnsi="Times New Roman" w:cs="Times New Roman" w:hint="eastAsia"/>
+          <w:b/>
+          <w:color w:val="555555"/>
+        </w:rPr>
+        <w:t>与</w:t>
+      </w:r>
+      <w:r>
+        <w:rPr>
+          <w:rFonts w:ascii="Times New Roman" w:eastAsiaTheme="minorEastAsia" w:hAnsi="Times New Roman" w:cs="Times New Roman" w:hint="eastAsia"/>
+          <w:b/>
+          <w:color w:val="555555"/>
+        </w:rPr>
+        <w:t>R</w:t>
       </w:r>
       <w:r>
         <w:rPr>
@@ -1432,6 +2772,2134 @@
           <w:b/>
           <w:color w:val="555555"/>
         </w:rPr>
+        <w:t>GB</w:t>
+      </w:r>
+      <w:r>
+        <w:rPr>
+          <w:rFonts w:ascii="Times New Roman" w:eastAsiaTheme="minorEastAsia" w:hAnsi="Times New Roman" w:cs="Times New Roman" w:hint="eastAsia"/>
+          <w:b/>
+          <w:color w:val="555555"/>
+        </w:rPr>
+        <w:t>之间的转换</w:t>
+      </w:r>
+    </w:p>
+    <w:p>
+      <w:pPr>
+        <w:rPr>
+          <w:rFonts w:ascii="Times New Roman" w:hAnsi="Times New Roman" w:cs="Times New Roman"/>
+          <w:szCs w:val="21"/>
+        </w:rPr>
+      </w:pPr>
+      <w:r>
+        <w:rPr>
+          <w:rFonts w:ascii="Times New Roman" w:hAnsi="Times New Roman" w:cs="Times New Roman" w:hint="eastAsia"/>
+          <w:szCs w:val="21"/>
+        </w:rPr>
+        <w:t>如果将</w:t>
+      </w:r>
+      <w:r>
+        <w:rPr>
+          <w:rFonts w:ascii="Times New Roman" w:hAnsi="Times New Roman" w:cs="Times New Roman" w:hint="eastAsia"/>
+          <w:szCs w:val="21"/>
+        </w:rPr>
+        <w:t>Y</w:t>
+      </w:r>
+      <w:r>
+        <w:rPr>
+          <w:rFonts w:ascii="Times New Roman" w:hAnsi="Times New Roman" w:cs="Times New Roman"/>
+          <w:szCs w:val="21"/>
+        </w:rPr>
+        <w:t>UV</w:t>
+      </w:r>
+      <w:r>
+        <w:rPr>
+          <w:rFonts w:ascii="Times New Roman" w:hAnsi="Times New Roman" w:cs="Times New Roman" w:hint="eastAsia"/>
+          <w:szCs w:val="21"/>
+        </w:rPr>
+        <w:t>和</w:t>
+      </w:r>
+      <w:r>
+        <w:rPr>
+          <w:rFonts w:ascii="Times New Roman" w:hAnsi="Times New Roman" w:cs="Times New Roman" w:hint="eastAsia"/>
+          <w:szCs w:val="21"/>
+        </w:rPr>
+        <w:t>R</w:t>
+      </w:r>
+      <w:r>
+        <w:rPr>
+          <w:rFonts w:ascii="Times New Roman" w:hAnsi="Times New Roman" w:cs="Times New Roman"/>
+          <w:szCs w:val="21"/>
+        </w:rPr>
+        <w:t>GB</w:t>
+      </w:r>
+      <w:r>
+        <w:rPr>
+          <w:rFonts w:ascii="Times New Roman" w:hAnsi="Times New Roman" w:cs="Times New Roman" w:hint="eastAsia"/>
+          <w:szCs w:val="21"/>
+        </w:rPr>
+        <w:t>各分量的取值范围都缩放到</w:t>
+      </w:r>
+      <w:r>
+        <w:rPr>
+          <w:rFonts w:ascii="Times New Roman" w:hAnsi="Times New Roman" w:cs="Times New Roman" w:hint="eastAsia"/>
+          <w:szCs w:val="21"/>
+        </w:rPr>
+        <w:t>[0</w:t>
+      </w:r>
+      <w:r>
+        <w:rPr>
+          <w:rFonts w:ascii="Times New Roman" w:hAnsi="Times New Roman" w:cs="Times New Roman"/>
+          <w:szCs w:val="21"/>
+        </w:rPr>
+        <w:t xml:space="preserve">, </w:t>
+      </w:r>
+      <w:r>
+        <w:rPr>
+          <w:rFonts w:ascii="Times New Roman" w:hAnsi="Times New Roman" w:cs="Times New Roman" w:hint="eastAsia"/>
+          <w:szCs w:val="21"/>
+        </w:rPr>
+        <w:t>255</w:t>
+      </w:r>
+      <w:r>
+        <w:rPr>
+          <w:rFonts w:ascii="Times New Roman" w:hAnsi="Times New Roman" w:cs="Times New Roman"/>
+          <w:szCs w:val="21"/>
+        </w:rPr>
+        <w:t>]</w:t>
+      </w:r>
+      <w:r>
+        <w:rPr>
+          <w:rFonts w:ascii="Times New Roman" w:hAnsi="Times New Roman" w:cs="Times New Roman" w:hint="eastAsia"/>
+          <w:szCs w:val="21"/>
+        </w:rPr>
+        <w:t>，则</w:t>
+      </w:r>
+      <w:r>
+        <w:rPr>
+          <w:rFonts w:ascii="Times New Roman" w:hAnsi="Times New Roman" w:cs="Times New Roman" w:hint="eastAsia"/>
+          <w:szCs w:val="21"/>
+        </w:rPr>
+        <w:t>R</w:t>
+      </w:r>
+      <w:r>
+        <w:rPr>
+          <w:rFonts w:ascii="Times New Roman" w:hAnsi="Times New Roman" w:cs="Times New Roman"/>
+          <w:szCs w:val="21"/>
+        </w:rPr>
+        <w:t>GB</w:t>
+      </w:r>
+      <w:r>
+        <w:rPr>
+          <w:rFonts w:ascii="Times New Roman" w:hAnsi="Times New Roman" w:cs="Times New Roman" w:hint="eastAsia"/>
+          <w:szCs w:val="21"/>
+        </w:rPr>
+        <w:t>到</w:t>
+      </w:r>
+      <w:r>
+        <w:rPr>
+          <w:rFonts w:ascii="Times New Roman" w:hAnsi="Times New Roman" w:cs="Times New Roman" w:hint="eastAsia"/>
+          <w:szCs w:val="21"/>
+        </w:rPr>
+        <w:t>Y</w:t>
+      </w:r>
+      <w:r>
+        <w:rPr>
+          <w:rFonts w:ascii="Times New Roman" w:hAnsi="Times New Roman" w:cs="Times New Roman"/>
+          <w:szCs w:val="21"/>
+        </w:rPr>
+        <w:t>UV</w:t>
+      </w:r>
+      <w:r>
+        <w:rPr>
+          <w:rFonts w:ascii="Times New Roman" w:hAnsi="Times New Roman" w:cs="Times New Roman" w:hint="eastAsia"/>
+          <w:szCs w:val="21"/>
+        </w:rPr>
+        <w:t>的转换公式为：</w:t>
+      </w:r>
+      <w:r>
+        <w:rPr>
+          <w:rFonts w:ascii="Times New Roman" w:hAnsi="Times New Roman" w:cs="Times New Roman"/>
+          <w:szCs w:val="21"/>
+        </w:rPr>
+        <w:t xml:space="preserve"> </w:t>
+      </w:r>
+    </w:p>
+    <w:p>
+      <w:pPr>
+        <w:jc w:val="center"/>
+        <w:rPr>
+          <w:rFonts w:ascii="Times New Roman" w:hAnsi="Times New Roman" w:cs="Times New Roman"/>
+          <w:szCs w:val="21"/>
+        </w:rPr>
+      </w:pPr>
+      <w:r>
+        <w:rPr>
+          <w:rFonts w:ascii="Times New Roman" w:hAnsi="Times New Roman" w:cs="Times New Roman"/>
+          <w:szCs w:val="21"/>
+        </w:rPr>
+        <w:object w:dxaOrig="4720" w:dyaOrig="1280">
+          <v:shape id="_x0000_i1030" type="#_x0000_t75" style="width:196.85pt;height:53.7pt" o:ole="">
+            <v:imagedata r:id="rId28" o:title=""/>
+          </v:shape>
+          <o:OLEObject Type="Embed" ProgID="Equation.DSMT4" ShapeID="_x0000_i1030" DrawAspect="Content" ObjectID="_1614021221" r:id="rId29"/>
+        </w:object>
+      </w:r>
+    </w:p>
+    <w:p>
+      <w:pPr>
+        <w:jc w:val="center"/>
+        <w:rPr>
+          <w:rFonts w:ascii="Times New Roman" w:hAnsi="Times New Roman" w:cs="Times New Roman"/>
+          <w:szCs w:val="21"/>
+        </w:rPr>
+      </w:pPr>
+      <w:r>
+        <w:rPr>
+          <w:noProof/>
+        </w:rPr>
+        <w:drawing>
+          <wp:inline distT="0" distB="0" distL="0" distR="0" wp14:anchorId="5CCB5251" wp14:editId="4FD0688C">
+            <wp:extent cx="2497015" cy="519239"/>
+            <wp:effectExtent l="0" t="0" r="0" b="0"/>
+            <wp:docPr id="7" name="图片 7"/>
+            <wp:cNvGraphicFramePr>
+              <a:graphicFrameLocks xmlns:a="http://schemas.openxmlformats.org/drawingml/2006/main" noChangeAspect="1"/>
+            </wp:cNvGraphicFramePr>
+            <a:graphic xmlns:a="http://schemas.openxmlformats.org/drawingml/2006/main">
+              <a:graphicData uri="http://schemas.openxmlformats.org/drawingml/2006/picture">
+                <pic:pic xmlns:pic="http://schemas.openxmlformats.org/drawingml/2006/picture">
+                  <pic:nvPicPr>
+                    <pic:cNvPr id="1" name=""/>
+                    <pic:cNvPicPr/>
+                  </pic:nvPicPr>
+                  <pic:blipFill>
+                    <a:blip r:embed="rId30"/>
+                    <a:stretch>
+                      <a:fillRect/>
+                    </a:stretch>
+                  </pic:blipFill>
+                  <pic:spPr>
+                    <a:xfrm>
+                      <a:off x="0" y="0"/>
+                      <a:ext cx="2535780" cy="527300"/>
+                    </a:xfrm>
+                    <a:prstGeom prst="rect">
+                      <a:avLst/>
+                    </a:prstGeom>
+                  </pic:spPr>
+                </pic:pic>
+              </a:graphicData>
+            </a:graphic>
+          </wp:inline>
+        </w:drawing>
+      </w:r>
+    </w:p>
+    <w:p>
+      <w:pPr>
+        <w:autoSpaceDE w:val="0"/>
+        <w:autoSpaceDN w:val="0"/>
+        <w:adjustRightInd w:val="0"/>
+        <w:ind w:left="420" w:firstLine="420"/>
+        <w:jc w:val="left"/>
+        <w:rPr>
+          <w:rFonts w:ascii="Times New Roman" w:hAnsi="Times New Roman" w:cs="Times New Roman"/>
+          <w:color w:val="000000"/>
+          <w:kern w:val="0"/>
+          <w:szCs w:val="21"/>
+        </w:rPr>
+      </w:pPr>
+      <w:r>
+        <w:rPr>
+          <w:rFonts w:ascii="Times New Roman" w:hAnsi="Times New Roman" w:cs="Times New Roman"/>
+          <w:color w:val="0000FF"/>
+          <w:kern w:val="0"/>
+          <w:szCs w:val="21"/>
+        </w:rPr>
+        <w:t>unsigned</w:t>
+      </w:r>
+      <w:r>
+        <w:rPr>
+          <w:rFonts w:ascii="Times New Roman" w:hAnsi="Times New Roman" w:cs="Times New Roman"/>
+          <w:color w:val="000000"/>
+          <w:kern w:val="0"/>
+          <w:szCs w:val="21"/>
+        </w:rPr>
+        <w:t xml:space="preserve"> </w:t>
+      </w:r>
+      <w:r>
+        <w:rPr>
+          <w:rFonts w:ascii="Times New Roman" w:hAnsi="Times New Roman" w:cs="Times New Roman"/>
+          <w:color w:val="0000FF"/>
+          <w:kern w:val="0"/>
+          <w:szCs w:val="21"/>
+        </w:rPr>
+        <w:t>char</w:t>
+      </w:r>
+      <w:r>
+        <w:rPr>
+          <w:rFonts w:ascii="Times New Roman" w:hAnsi="Times New Roman" w:cs="Times New Roman"/>
+          <w:color w:val="000000"/>
+          <w:kern w:val="0"/>
+          <w:szCs w:val="21"/>
+        </w:rPr>
+        <w:t xml:space="preserve"> r</w:t>
+      </w:r>
+      <w:r>
+        <w:rPr>
+          <w:rFonts w:ascii="Times New Roman" w:hAnsi="Times New Roman" w:cs="Times New Roman"/>
+          <w:color w:val="000000"/>
+          <w:kern w:val="0"/>
+          <w:szCs w:val="21"/>
+        </w:rPr>
+        <w:t>、</w:t>
+      </w:r>
+      <w:r>
+        <w:rPr>
+          <w:rFonts w:ascii="Times New Roman" w:hAnsi="Times New Roman" w:cs="Times New Roman"/>
+          <w:color w:val="000000"/>
+          <w:kern w:val="0"/>
+          <w:szCs w:val="21"/>
+        </w:rPr>
+        <w:t>g</w:t>
+      </w:r>
+      <w:r>
+        <w:rPr>
+          <w:rFonts w:ascii="Times New Roman" w:hAnsi="Times New Roman" w:cs="Times New Roman"/>
+          <w:color w:val="000000"/>
+          <w:kern w:val="0"/>
+          <w:szCs w:val="21"/>
+        </w:rPr>
+        <w:t>、</w:t>
+      </w:r>
+      <w:r>
+        <w:rPr>
+          <w:rFonts w:ascii="Times New Roman" w:hAnsi="Times New Roman" w:cs="Times New Roman"/>
+          <w:color w:val="000000"/>
+          <w:kern w:val="0"/>
+          <w:szCs w:val="21"/>
+        </w:rPr>
+        <w:t>b</w:t>
+      </w:r>
+      <w:r>
+        <w:rPr>
+          <w:rFonts w:ascii="Times New Roman" w:hAnsi="Times New Roman" w:cs="Times New Roman"/>
+          <w:color w:val="000000"/>
+          <w:kern w:val="0"/>
+          <w:szCs w:val="21"/>
+        </w:rPr>
+        <w:tab/>
+      </w:r>
+      <w:r>
+        <w:rPr>
+          <w:rFonts w:ascii="Times New Roman" w:hAnsi="Times New Roman" w:cs="Times New Roman"/>
+          <w:color w:val="000000"/>
+          <w:kern w:val="0"/>
+          <w:szCs w:val="21"/>
+        </w:rPr>
+        <w:tab/>
+      </w:r>
+    </w:p>
+    <w:p>
+      <w:pPr>
+        <w:autoSpaceDE w:val="0"/>
+        <w:autoSpaceDN w:val="0"/>
+        <w:adjustRightInd w:val="0"/>
+        <w:ind w:left="420" w:firstLine="420"/>
+        <w:jc w:val="left"/>
+        <w:rPr>
+          <w:rFonts w:ascii="Times New Roman" w:hAnsi="Times New Roman" w:cs="Times New Roman"/>
+          <w:color w:val="000000"/>
+          <w:kern w:val="0"/>
+          <w:szCs w:val="21"/>
+        </w:rPr>
+      </w:pPr>
+      <w:r>
+        <w:rPr>
+          <w:rFonts w:ascii="Times New Roman" w:hAnsi="Times New Roman" w:cs="Times New Roman"/>
+          <w:color w:val="0000FF"/>
+          <w:kern w:val="0"/>
+          <w:szCs w:val="21"/>
+        </w:rPr>
+        <w:lastRenderedPageBreak/>
+        <w:t>unsigned</w:t>
+      </w:r>
+      <w:r>
+        <w:rPr>
+          <w:rFonts w:ascii="Times New Roman" w:hAnsi="Times New Roman" w:cs="Times New Roman"/>
+          <w:color w:val="000000"/>
+          <w:kern w:val="0"/>
+          <w:szCs w:val="21"/>
+        </w:rPr>
+        <w:t xml:space="preserve"> </w:t>
+      </w:r>
+      <w:r>
+        <w:rPr>
+          <w:rFonts w:ascii="Times New Roman" w:hAnsi="Times New Roman" w:cs="Times New Roman"/>
+          <w:color w:val="0000FF"/>
+          <w:kern w:val="0"/>
+          <w:szCs w:val="21"/>
+        </w:rPr>
+        <w:t>char</w:t>
+      </w:r>
+      <w:r>
+        <w:rPr>
+          <w:rFonts w:ascii="Times New Roman" w:hAnsi="Times New Roman" w:cs="Times New Roman"/>
+          <w:color w:val="000000"/>
+          <w:kern w:val="0"/>
+          <w:szCs w:val="21"/>
+        </w:rPr>
+        <w:t xml:space="preserve"> y = (</w:t>
+      </w:r>
+      <w:r>
+        <w:rPr>
+          <w:rFonts w:ascii="Times New Roman" w:hAnsi="Times New Roman" w:cs="Times New Roman"/>
+          <w:color w:val="0000FF"/>
+          <w:kern w:val="0"/>
+          <w:szCs w:val="21"/>
+        </w:rPr>
+        <w:t>unsigned</w:t>
+      </w:r>
+      <w:r>
+        <w:rPr>
+          <w:rFonts w:ascii="Times New Roman" w:hAnsi="Times New Roman" w:cs="Times New Roman"/>
+          <w:color w:val="000000"/>
+          <w:kern w:val="0"/>
+          <w:szCs w:val="21"/>
+        </w:rPr>
+        <w:t xml:space="preserve"> </w:t>
+      </w:r>
+      <w:r>
+        <w:rPr>
+          <w:rFonts w:ascii="Times New Roman" w:hAnsi="Times New Roman" w:cs="Times New Roman"/>
+          <w:color w:val="0000FF"/>
+          <w:kern w:val="0"/>
+          <w:szCs w:val="21"/>
+        </w:rPr>
+        <w:t>char</w:t>
+      </w:r>
+      <w:r>
+        <w:rPr>
+          <w:rFonts w:ascii="Times New Roman" w:hAnsi="Times New Roman" w:cs="Times New Roman"/>
+          <w:color w:val="000000"/>
+          <w:kern w:val="0"/>
+          <w:szCs w:val="21"/>
+        </w:rPr>
+        <w:t>)((66 * r + 129 * g + 25 * b + 128) &gt;&gt; 8) + 16;</w:t>
+      </w:r>
+    </w:p>
+    <w:p>
+      <w:pPr>
+        <w:autoSpaceDE w:val="0"/>
+        <w:autoSpaceDN w:val="0"/>
+        <w:adjustRightInd w:val="0"/>
+        <w:jc w:val="left"/>
+        <w:rPr>
+          <w:rFonts w:ascii="Times New Roman" w:hAnsi="Times New Roman" w:cs="Times New Roman"/>
+          <w:color w:val="000000"/>
+          <w:kern w:val="0"/>
+          <w:szCs w:val="21"/>
+        </w:rPr>
+      </w:pPr>
+      <w:r>
+        <w:rPr>
+          <w:rFonts w:ascii="Times New Roman" w:hAnsi="Times New Roman" w:cs="Times New Roman"/>
+          <w:color w:val="000000"/>
+          <w:kern w:val="0"/>
+          <w:szCs w:val="21"/>
+        </w:rPr>
+        <w:tab/>
+      </w:r>
+      <w:r>
+        <w:rPr>
+          <w:rFonts w:ascii="Times New Roman" w:hAnsi="Times New Roman" w:cs="Times New Roman"/>
+          <w:color w:val="000000"/>
+          <w:kern w:val="0"/>
+          <w:szCs w:val="21"/>
+        </w:rPr>
+        <w:tab/>
+      </w:r>
+      <w:r>
+        <w:rPr>
+          <w:rFonts w:ascii="Times New Roman" w:hAnsi="Times New Roman" w:cs="Times New Roman"/>
+          <w:color w:val="0000FF"/>
+          <w:kern w:val="0"/>
+          <w:szCs w:val="21"/>
+        </w:rPr>
+        <w:t>unsigned</w:t>
+      </w:r>
+      <w:r>
+        <w:rPr>
+          <w:rFonts w:ascii="Times New Roman" w:hAnsi="Times New Roman" w:cs="Times New Roman"/>
+          <w:color w:val="000000"/>
+          <w:kern w:val="0"/>
+          <w:szCs w:val="21"/>
+        </w:rPr>
+        <w:t xml:space="preserve"> </w:t>
+      </w:r>
+      <w:r>
+        <w:rPr>
+          <w:rFonts w:ascii="Times New Roman" w:hAnsi="Times New Roman" w:cs="Times New Roman"/>
+          <w:color w:val="0000FF"/>
+          <w:kern w:val="0"/>
+          <w:szCs w:val="21"/>
+        </w:rPr>
+        <w:t>char</w:t>
+      </w:r>
+      <w:r>
+        <w:rPr>
+          <w:rFonts w:ascii="Times New Roman" w:hAnsi="Times New Roman" w:cs="Times New Roman"/>
+          <w:color w:val="000000"/>
+          <w:kern w:val="0"/>
+          <w:szCs w:val="21"/>
+        </w:rPr>
+        <w:t xml:space="preserve"> u = (</w:t>
+      </w:r>
+      <w:r>
+        <w:rPr>
+          <w:rFonts w:ascii="Times New Roman" w:hAnsi="Times New Roman" w:cs="Times New Roman"/>
+          <w:color w:val="0000FF"/>
+          <w:kern w:val="0"/>
+          <w:szCs w:val="21"/>
+        </w:rPr>
+        <w:t>unsigned</w:t>
+      </w:r>
+      <w:r>
+        <w:rPr>
+          <w:rFonts w:ascii="Times New Roman" w:hAnsi="Times New Roman" w:cs="Times New Roman"/>
+          <w:color w:val="000000"/>
+          <w:kern w:val="0"/>
+          <w:szCs w:val="21"/>
+        </w:rPr>
+        <w:t xml:space="preserve"> </w:t>
+      </w:r>
+      <w:r>
+        <w:rPr>
+          <w:rFonts w:ascii="Times New Roman" w:hAnsi="Times New Roman" w:cs="Times New Roman"/>
+          <w:color w:val="0000FF"/>
+          <w:kern w:val="0"/>
+          <w:szCs w:val="21"/>
+        </w:rPr>
+        <w:t>char</w:t>
+      </w:r>
+      <w:r>
+        <w:rPr>
+          <w:rFonts w:ascii="Times New Roman" w:hAnsi="Times New Roman" w:cs="Times New Roman"/>
+          <w:color w:val="000000"/>
+          <w:kern w:val="0"/>
+          <w:szCs w:val="21"/>
+        </w:rPr>
+        <w:t>)((-38 * r - 74 * g + 112 * b + 128) &gt;&gt; 8) + 128;</w:t>
+      </w:r>
+    </w:p>
+    <w:p>
+      <w:pPr>
+        <w:rPr>
+          <w:rFonts w:ascii="Times New Roman" w:hAnsi="Times New Roman" w:cs="Times New Roman"/>
+          <w:szCs w:val="21"/>
+        </w:rPr>
+      </w:pPr>
+      <w:r>
+        <w:rPr>
+          <w:rFonts w:ascii="Times New Roman" w:hAnsi="Times New Roman" w:cs="Times New Roman"/>
+          <w:color w:val="000000"/>
+          <w:kern w:val="0"/>
+          <w:szCs w:val="21"/>
+        </w:rPr>
+        <w:tab/>
+      </w:r>
+      <w:r>
+        <w:rPr>
+          <w:rFonts w:ascii="Times New Roman" w:hAnsi="Times New Roman" w:cs="Times New Roman"/>
+          <w:color w:val="000000"/>
+          <w:kern w:val="0"/>
+          <w:szCs w:val="21"/>
+        </w:rPr>
+        <w:tab/>
+      </w:r>
+      <w:r>
+        <w:rPr>
+          <w:rFonts w:ascii="Times New Roman" w:hAnsi="Times New Roman" w:cs="Times New Roman"/>
+          <w:color w:val="0000FF"/>
+          <w:kern w:val="0"/>
+          <w:szCs w:val="21"/>
+        </w:rPr>
+        <w:t>unsigned</w:t>
+      </w:r>
+      <w:r>
+        <w:rPr>
+          <w:rFonts w:ascii="Times New Roman" w:hAnsi="Times New Roman" w:cs="Times New Roman"/>
+          <w:color w:val="000000"/>
+          <w:kern w:val="0"/>
+          <w:szCs w:val="21"/>
+        </w:rPr>
+        <w:t xml:space="preserve"> </w:t>
+      </w:r>
+      <w:r>
+        <w:rPr>
+          <w:rFonts w:ascii="Times New Roman" w:hAnsi="Times New Roman" w:cs="Times New Roman"/>
+          <w:color w:val="0000FF"/>
+          <w:kern w:val="0"/>
+          <w:szCs w:val="21"/>
+        </w:rPr>
+        <w:t>char</w:t>
+      </w:r>
+      <w:r>
+        <w:rPr>
+          <w:rFonts w:ascii="Times New Roman" w:hAnsi="Times New Roman" w:cs="Times New Roman"/>
+          <w:color w:val="000000"/>
+          <w:kern w:val="0"/>
+          <w:szCs w:val="21"/>
+        </w:rPr>
+        <w:t xml:space="preserve"> v = (</w:t>
+      </w:r>
+      <w:r>
+        <w:rPr>
+          <w:rFonts w:ascii="Times New Roman" w:hAnsi="Times New Roman" w:cs="Times New Roman"/>
+          <w:color w:val="0000FF"/>
+          <w:kern w:val="0"/>
+          <w:szCs w:val="21"/>
+        </w:rPr>
+        <w:t>unsigned</w:t>
+      </w:r>
+      <w:r>
+        <w:rPr>
+          <w:rFonts w:ascii="Times New Roman" w:hAnsi="Times New Roman" w:cs="Times New Roman"/>
+          <w:color w:val="000000"/>
+          <w:kern w:val="0"/>
+          <w:szCs w:val="21"/>
+        </w:rPr>
+        <w:t xml:space="preserve"> </w:t>
+      </w:r>
+      <w:r>
+        <w:rPr>
+          <w:rFonts w:ascii="Times New Roman" w:hAnsi="Times New Roman" w:cs="Times New Roman"/>
+          <w:color w:val="0000FF"/>
+          <w:kern w:val="0"/>
+          <w:szCs w:val="21"/>
+        </w:rPr>
+        <w:t>char</w:t>
+      </w:r>
+      <w:r>
+        <w:rPr>
+          <w:rFonts w:ascii="Times New Roman" w:hAnsi="Times New Roman" w:cs="Times New Roman"/>
+          <w:color w:val="000000"/>
+          <w:kern w:val="0"/>
+          <w:szCs w:val="21"/>
+        </w:rPr>
+        <w:t>)((112 * r - 94 * g - 18 * b + 128) &gt;&gt; 8) + 128;</w:t>
+      </w:r>
+      <w:r>
+        <w:rPr>
+          <w:rFonts w:ascii="Times New Roman" w:hAnsi="Times New Roman" w:cs="Times New Roman"/>
+          <w:szCs w:val="21"/>
+        </w:rPr>
+        <w:t xml:space="preserve">   </w:t>
+      </w:r>
+      <w:r>
+        <w:rPr>
+          <w:rFonts w:ascii="Times New Roman" w:hAnsi="Times New Roman" w:cs="Times New Roman"/>
+          <w:szCs w:val="21"/>
+        </w:rPr>
+        <w:t xml:space="preserve">    </w:t>
+      </w:r>
+    </w:p>
+    <w:p>
+      <w:pPr>
+        <w:rPr>
+          <w:rFonts w:ascii="Times New Roman" w:hAnsi="Times New Roman" w:cs="Times New Roman"/>
+          <w:szCs w:val="21"/>
+        </w:rPr>
+      </w:pPr>
+      <w:r>
+        <w:rPr>
+          <w:rFonts w:ascii="Times New Roman" w:hAnsi="Times New Roman" w:cs="Times New Roman" w:hint="eastAsia"/>
+          <w:szCs w:val="21"/>
+        </w:rPr>
+        <w:t>Y</w:t>
+      </w:r>
+      <w:r>
+        <w:rPr>
+          <w:rFonts w:ascii="Times New Roman" w:hAnsi="Times New Roman" w:cs="Times New Roman"/>
+          <w:szCs w:val="21"/>
+        </w:rPr>
+        <w:t>UV</w:t>
+      </w:r>
+      <w:r>
+        <w:rPr>
+          <w:rFonts w:ascii="Times New Roman" w:hAnsi="Times New Roman" w:cs="Times New Roman" w:hint="eastAsia"/>
+          <w:szCs w:val="21"/>
+        </w:rPr>
+        <w:t>到</w:t>
+      </w:r>
+      <w:r>
+        <w:rPr>
+          <w:rFonts w:ascii="Times New Roman" w:hAnsi="Times New Roman" w:cs="Times New Roman" w:hint="eastAsia"/>
+          <w:szCs w:val="21"/>
+        </w:rPr>
+        <w:t>R</w:t>
+      </w:r>
+      <w:r>
+        <w:rPr>
+          <w:rFonts w:ascii="Times New Roman" w:hAnsi="Times New Roman" w:cs="Times New Roman"/>
+          <w:szCs w:val="21"/>
+        </w:rPr>
+        <w:t>GB</w:t>
+      </w:r>
+      <w:r>
+        <w:rPr>
+          <w:rFonts w:ascii="Times New Roman" w:hAnsi="Times New Roman" w:cs="Times New Roman" w:hint="eastAsia"/>
+          <w:szCs w:val="21"/>
+        </w:rPr>
+        <w:t>的转换公式为：</w:t>
+      </w:r>
+    </w:p>
+    <w:p>
+      <w:pPr>
+        <w:rPr>
+          <w:rFonts w:ascii="Times New Roman" w:hAnsi="Times New Roman" w:cs="Times New Roman"/>
+          <w:szCs w:val="21"/>
+        </w:rPr>
+      </w:pPr>
+      <w:r>
+        <w:rPr>
+          <w:rFonts w:ascii="Times New Roman" w:hAnsi="Times New Roman" w:cs="Times New Roman"/>
+          <w:szCs w:val="21"/>
+        </w:rPr>
+        <w:t xml:space="preserve">                </w:t>
+      </w:r>
+      <w:r>
+        <w:rPr>
+          <w:rFonts w:ascii="Times New Roman" w:hAnsi="Times New Roman" w:cs="Times New Roman"/>
+          <w:szCs w:val="21"/>
+        </w:rPr>
+        <w:object w:dxaOrig="4700" w:dyaOrig="2360">
+          <v:shape id="_x0000_i1031" type="#_x0000_t75" style="width:191.85pt;height:96.55pt" o:ole="">
+            <v:imagedata r:id="rId31" o:title=""/>
+          </v:shape>
+          <o:OLEObject Type="Embed" ProgID="Equation.DSMT4" ShapeID="_x0000_i1031" DrawAspect="Content" ObjectID="_1614021222" r:id="rId32"/>
+        </w:object>
+      </w:r>
+    </w:p>
+    <w:p>
+      <w:pPr>
+        <w:rPr>
+          <w:rFonts w:ascii="Times New Roman" w:hAnsi="Times New Roman" w:cs="Times New Roman"/>
+          <w:szCs w:val="21"/>
+        </w:rPr>
+      </w:pPr>
+      <w:r>
+        <w:rPr>
+          <w:rFonts w:ascii="Times New Roman" w:hAnsi="Times New Roman" w:cs="Times New Roman" w:hint="eastAsia"/>
+          <w:szCs w:val="21"/>
+        </w:rPr>
+        <w:t>其中，</w:t>
+      </w:r>
+      <w:r>
+        <w:rPr>
+          <w:rFonts w:ascii="Times New Roman" w:hAnsi="Times New Roman" w:cs="Times New Roman" w:hint="eastAsia"/>
+          <w:szCs w:val="21"/>
+        </w:rPr>
+        <w:t>clip(</w:t>
+      </w:r>
+      <w:r>
+        <w:rPr>
+          <w:rFonts w:ascii="Times New Roman" w:hAnsi="Times New Roman" w:cs="Times New Roman"/>
+          <w:szCs w:val="21"/>
+        </w:rPr>
+        <w:t xml:space="preserve"> </w:t>
+      </w:r>
+      <w:r>
+        <w:rPr>
+          <w:rFonts w:ascii="Times New Roman" w:hAnsi="Times New Roman" w:cs="Times New Roman" w:hint="eastAsia"/>
+          <w:szCs w:val="21"/>
+        </w:rPr>
+        <w:t>)</w:t>
+      </w:r>
+      <w:r>
+        <w:rPr>
+          <w:rFonts w:ascii="Times New Roman" w:hAnsi="Times New Roman" w:cs="Times New Roman" w:hint="eastAsia"/>
+          <w:szCs w:val="21"/>
+        </w:rPr>
+        <w:t>为限制函数，将取值限制在</w:t>
+      </w:r>
+      <w:r>
+        <w:rPr>
+          <w:rFonts w:ascii="Times New Roman" w:hAnsi="Times New Roman" w:cs="Times New Roman" w:hint="eastAsia"/>
+          <w:szCs w:val="21"/>
+        </w:rPr>
+        <w:t>0~255</w:t>
+      </w:r>
+      <w:r>
+        <w:rPr>
+          <w:rFonts w:ascii="Times New Roman" w:hAnsi="Times New Roman" w:cs="Times New Roman" w:hint="eastAsia"/>
+          <w:szCs w:val="21"/>
+        </w:rPr>
+        <w:t>之间。计算机中，将浮点运算转为整数运算有利于加速，因此公式采用整数近似浮点运算，其中“</w:t>
+      </w:r>
+      <w:r>
+        <w:rPr>
+          <w:rFonts w:ascii="Times New Roman" w:hAnsi="Times New Roman" w:cs="Times New Roman" w:hint="eastAsia"/>
+          <w:szCs w:val="21"/>
+        </w:rPr>
+        <w:t>&gt;</w:t>
+      </w:r>
+      <w:r>
+        <w:rPr>
+          <w:rFonts w:ascii="Times New Roman" w:hAnsi="Times New Roman" w:cs="Times New Roman"/>
+          <w:szCs w:val="21"/>
+        </w:rPr>
+        <w:t>&gt;</w:t>
+      </w:r>
+      <w:r>
+        <w:rPr>
+          <w:rFonts w:ascii="Times New Roman" w:hAnsi="Times New Roman" w:cs="Times New Roman" w:hint="eastAsia"/>
+          <w:szCs w:val="21"/>
+        </w:rPr>
+        <w:t>”含义同</w:t>
+      </w:r>
+      <w:r>
+        <w:rPr>
+          <w:rFonts w:ascii="Times New Roman" w:hAnsi="Times New Roman" w:cs="Times New Roman" w:hint="eastAsia"/>
+          <w:szCs w:val="21"/>
+        </w:rPr>
+        <w:t>C</w:t>
+      </w:r>
+      <w:r>
+        <w:rPr>
+          <w:rFonts w:ascii="Times New Roman" w:hAnsi="Times New Roman" w:cs="Times New Roman" w:hint="eastAsia"/>
+          <w:szCs w:val="21"/>
+        </w:rPr>
+        <w:t>语言中右移位符号。</w:t>
+      </w:r>
+    </w:p>
+    <w:p>
+      <w:pPr>
+        <w:autoSpaceDE w:val="0"/>
+        <w:autoSpaceDN w:val="0"/>
+        <w:adjustRightInd w:val="0"/>
+        <w:jc w:val="left"/>
+        <w:rPr>
+          <w:rFonts w:ascii="Times New Roman" w:hAnsi="Times New Roman" w:cs="Times New Roman"/>
+          <w:color w:val="000000"/>
+          <w:kern w:val="0"/>
+          <w:sz w:val="19"/>
+          <w:szCs w:val="19"/>
+        </w:rPr>
+      </w:pPr>
+      <w:r>
+        <w:rPr>
+          <w:rFonts w:ascii="Times New Roman" w:hAnsi="Times New Roman" w:cs="Times New Roman"/>
+          <w:color w:val="0000FF"/>
+          <w:kern w:val="0"/>
+          <w:sz w:val="19"/>
+          <w:szCs w:val="19"/>
+        </w:rPr>
+        <w:t>struct</w:t>
+      </w:r>
+      <w:r>
+        <w:rPr>
+          <w:rFonts w:ascii="Times New Roman" w:hAnsi="Times New Roman" w:cs="Times New Roman"/>
+          <w:color w:val="000000"/>
+          <w:kern w:val="0"/>
+          <w:sz w:val="19"/>
+          <w:szCs w:val="19"/>
+        </w:rPr>
+        <w:t xml:space="preserve"> </w:t>
+      </w:r>
+      <w:r>
+        <w:rPr>
+          <w:rFonts w:ascii="Times New Roman" w:hAnsi="Times New Roman" w:cs="Times New Roman"/>
+          <w:color w:val="2B91AF"/>
+          <w:kern w:val="0"/>
+          <w:sz w:val="19"/>
+          <w:szCs w:val="19"/>
+        </w:rPr>
+        <w:t>rgb_struct</w:t>
+      </w:r>
+    </w:p>
+    <w:p>
+      <w:pPr>
+        <w:autoSpaceDE w:val="0"/>
+        <w:autoSpaceDN w:val="0"/>
+        <w:adjustRightInd w:val="0"/>
+        <w:jc w:val="left"/>
+        <w:rPr>
+          <w:rFonts w:ascii="Times New Roman" w:hAnsi="Times New Roman" w:cs="Times New Roman"/>
+          <w:color w:val="000000"/>
+          <w:kern w:val="0"/>
+          <w:sz w:val="19"/>
+          <w:szCs w:val="19"/>
+        </w:rPr>
+      </w:pPr>
+      <w:r>
+        <w:rPr>
+          <w:rFonts w:ascii="Times New Roman" w:hAnsi="Times New Roman" w:cs="Times New Roman"/>
+          <w:color w:val="000000"/>
+          <w:kern w:val="0"/>
+          <w:sz w:val="19"/>
+          <w:szCs w:val="19"/>
+        </w:rPr>
+        <w:t>{</w:t>
+      </w:r>
+    </w:p>
+    <w:p>
+      <w:pPr>
+        <w:autoSpaceDE w:val="0"/>
+        <w:autoSpaceDN w:val="0"/>
+        <w:adjustRightInd w:val="0"/>
+        <w:jc w:val="left"/>
+        <w:rPr>
+          <w:rFonts w:ascii="Times New Roman" w:hAnsi="Times New Roman" w:cs="Times New Roman"/>
+          <w:color w:val="000000"/>
+          <w:kern w:val="0"/>
+          <w:sz w:val="19"/>
+          <w:szCs w:val="19"/>
+        </w:rPr>
+      </w:pPr>
+      <w:r>
+        <w:rPr>
+          <w:rFonts w:ascii="Times New Roman" w:hAnsi="Times New Roman" w:cs="Times New Roman"/>
+          <w:color w:val="000000"/>
+          <w:kern w:val="0"/>
+          <w:sz w:val="19"/>
+          <w:szCs w:val="19"/>
+        </w:rPr>
+        <w:tab/>
+        <w:t>byte r;</w:t>
+      </w:r>
+    </w:p>
+    <w:p>
+      <w:pPr>
+        <w:autoSpaceDE w:val="0"/>
+        <w:autoSpaceDN w:val="0"/>
+        <w:adjustRightInd w:val="0"/>
+        <w:jc w:val="left"/>
+        <w:rPr>
+          <w:rFonts w:ascii="Times New Roman" w:hAnsi="Times New Roman" w:cs="Times New Roman"/>
+          <w:color w:val="000000"/>
+          <w:kern w:val="0"/>
+          <w:sz w:val="19"/>
+          <w:szCs w:val="19"/>
+        </w:rPr>
+      </w:pPr>
+      <w:r>
+        <w:rPr>
+          <w:rFonts w:ascii="Times New Roman" w:hAnsi="Times New Roman" w:cs="Times New Roman"/>
+          <w:color w:val="000000"/>
+          <w:kern w:val="0"/>
+          <w:sz w:val="19"/>
+          <w:szCs w:val="19"/>
+        </w:rPr>
+        <w:tab/>
+        <w:t>byte g;</w:t>
+      </w:r>
+    </w:p>
+    <w:p>
+      <w:pPr>
+        <w:autoSpaceDE w:val="0"/>
+        <w:autoSpaceDN w:val="0"/>
+        <w:adjustRightInd w:val="0"/>
+        <w:jc w:val="left"/>
+        <w:rPr>
+          <w:rFonts w:ascii="Times New Roman" w:hAnsi="Times New Roman" w:cs="Times New Roman"/>
+          <w:color w:val="000000"/>
+          <w:kern w:val="0"/>
+          <w:sz w:val="19"/>
+          <w:szCs w:val="19"/>
+        </w:rPr>
+      </w:pPr>
+      <w:r>
+        <w:rPr>
+          <w:rFonts w:ascii="Times New Roman" w:hAnsi="Times New Roman" w:cs="Times New Roman"/>
+          <w:color w:val="000000"/>
+          <w:kern w:val="0"/>
+          <w:sz w:val="19"/>
+          <w:szCs w:val="19"/>
+        </w:rPr>
+        <w:tab/>
+        <w:t>byte b;</w:t>
+      </w:r>
+    </w:p>
+    <w:p>
+      <w:pPr>
+        <w:autoSpaceDE w:val="0"/>
+        <w:autoSpaceDN w:val="0"/>
+        <w:adjustRightInd w:val="0"/>
+        <w:jc w:val="left"/>
+        <w:rPr>
+          <w:rFonts w:ascii="Times New Roman" w:hAnsi="Times New Roman" w:cs="Times New Roman"/>
+          <w:color w:val="000000"/>
+          <w:kern w:val="0"/>
+          <w:sz w:val="19"/>
+          <w:szCs w:val="19"/>
+        </w:rPr>
+      </w:pPr>
+      <w:r>
+        <w:rPr>
+          <w:rFonts w:ascii="Times New Roman" w:hAnsi="Times New Roman" w:cs="Times New Roman"/>
+          <w:color w:val="000000"/>
+          <w:kern w:val="0"/>
+          <w:sz w:val="19"/>
+          <w:szCs w:val="19"/>
+        </w:rPr>
+        <w:t>};</w:t>
+      </w:r>
+    </w:p>
+    <w:p>
+      <w:pPr>
+        <w:autoSpaceDE w:val="0"/>
+        <w:autoSpaceDN w:val="0"/>
+        <w:adjustRightInd w:val="0"/>
+        <w:jc w:val="left"/>
+        <w:rPr>
+          <w:rFonts w:ascii="Times New Roman" w:hAnsi="Times New Roman" w:cs="Times New Roman"/>
+          <w:color w:val="000000"/>
+          <w:kern w:val="0"/>
+          <w:sz w:val="19"/>
+          <w:szCs w:val="19"/>
+        </w:rPr>
+      </w:pPr>
+      <w:r>
+        <w:rPr>
+          <w:rFonts w:ascii="Times New Roman" w:hAnsi="Times New Roman" w:cs="Times New Roman"/>
+          <w:color w:val="0000FF"/>
+          <w:kern w:val="0"/>
+          <w:sz w:val="19"/>
+          <w:szCs w:val="19"/>
+        </w:rPr>
+        <w:t>auto</w:t>
+      </w:r>
+      <w:r>
+        <w:rPr>
+          <w:rFonts w:ascii="Times New Roman" w:hAnsi="Times New Roman" w:cs="Times New Roman"/>
+          <w:color w:val="000000"/>
+          <w:kern w:val="0"/>
+          <w:sz w:val="19"/>
+          <w:szCs w:val="19"/>
+        </w:rPr>
+        <w:t xml:space="preserve"> yuv2rgb = [](byte </w:t>
+      </w:r>
+      <w:r>
+        <w:rPr>
+          <w:rFonts w:ascii="Times New Roman" w:hAnsi="Times New Roman" w:cs="Times New Roman"/>
+          <w:color w:val="808080"/>
+          <w:kern w:val="0"/>
+          <w:sz w:val="19"/>
+          <w:szCs w:val="19"/>
+        </w:rPr>
+        <w:t>y</w:t>
+      </w:r>
+      <w:r>
+        <w:rPr>
+          <w:rFonts w:ascii="Times New Roman" w:hAnsi="Times New Roman" w:cs="Times New Roman"/>
+          <w:color w:val="000000"/>
+          <w:kern w:val="0"/>
+          <w:sz w:val="19"/>
+          <w:szCs w:val="19"/>
+        </w:rPr>
+        <w:t xml:space="preserve">, byte </w:t>
+      </w:r>
+      <w:r>
+        <w:rPr>
+          <w:rFonts w:ascii="Times New Roman" w:hAnsi="Times New Roman" w:cs="Times New Roman"/>
+          <w:color w:val="808080"/>
+          <w:kern w:val="0"/>
+          <w:sz w:val="19"/>
+          <w:szCs w:val="19"/>
+        </w:rPr>
+        <w:t>u</w:t>
+      </w:r>
+      <w:r>
+        <w:rPr>
+          <w:rFonts w:ascii="Times New Roman" w:hAnsi="Times New Roman" w:cs="Times New Roman"/>
+          <w:color w:val="000000"/>
+          <w:kern w:val="0"/>
+          <w:sz w:val="19"/>
+          <w:szCs w:val="19"/>
+        </w:rPr>
+        <w:t xml:space="preserve">, byte </w:t>
+      </w:r>
+      <w:r>
+        <w:rPr>
+          <w:rFonts w:ascii="Times New Roman" w:hAnsi="Times New Roman" w:cs="Times New Roman"/>
+          <w:color w:val="808080"/>
+          <w:kern w:val="0"/>
+          <w:sz w:val="19"/>
+          <w:szCs w:val="19"/>
+        </w:rPr>
+        <w:t>v</w:t>
+      </w:r>
+      <w:r>
+        <w:rPr>
+          <w:rFonts w:ascii="Times New Roman" w:hAnsi="Times New Roman" w:cs="Times New Roman"/>
+          <w:color w:val="000000"/>
+          <w:kern w:val="0"/>
+          <w:sz w:val="19"/>
+          <w:szCs w:val="19"/>
+        </w:rPr>
+        <w:t>)-&gt;</w:t>
+      </w:r>
+      <w:r>
+        <w:rPr>
+          <w:rFonts w:ascii="Times New Roman" w:hAnsi="Times New Roman" w:cs="Times New Roman"/>
+          <w:color w:val="2B91AF"/>
+          <w:kern w:val="0"/>
+          <w:sz w:val="19"/>
+          <w:szCs w:val="19"/>
+        </w:rPr>
+        <w:t>rgb_struct</w:t>
+      </w:r>
+    </w:p>
+    <w:p>
+      <w:pPr>
+        <w:autoSpaceDE w:val="0"/>
+        <w:autoSpaceDN w:val="0"/>
+        <w:adjustRightInd w:val="0"/>
+        <w:jc w:val="left"/>
+        <w:rPr>
+          <w:rFonts w:ascii="Times New Roman" w:hAnsi="Times New Roman" w:cs="Times New Roman"/>
+          <w:color w:val="000000"/>
+          <w:kern w:val="0"/>
+          <w:sz w:val="19"/>
+          <w:szCs w:val="19"/>
+        </w:rPr>
+      </w:pPr>
+      <w:r>
+        <w:rPr>
+          <w:rFonts w:ascii="Times New Roman" w:hAnsi="Times New Roman" w:cs="Times New Roman"/>
+          <w:color w:val="000000"/>
+          <w:kern w:val="0"/>
+          <w:sz w:val="19"/>
+          <w:szCs w:val="19"/>
+        </w:rPr>
+        <w:t>{</w:t>
+      </w:r>
+    </w:p>
+    <w:p>
+      <w:pPr>
+        <w:autoSpaceDE w:val="0"/>
+        <w:autoSpaceDN w:val="0"/>
+        <w:adjustRightInd w:val="0"/>
+        <w:ind w:firstLine="420"/>
+        <w:jc w:val="left"/>
+        <w:rPr>
+          <w:rFonts w:ascii="Times New Roman" w:hAnsi="Times New Roman" w:cs="Times New Roman"/>
+          <w:color w:val="000000"/>
+          <w:kern w:val="0"/>
+          <w:sz w:val="19"/>
+          <w:szCs w:val="19"/>
+        </w:rPr>
+      </w:pPr>
+      <w:r>
+        <w:rPr>
+          <w:rFonts w:ascii="Times New Roman" w:hAnsi="Times New Roman" w:cs="Times New Roman"/>
+          <w:color w:val="008000"/>
+          <w:kern w:val="0"/>
+          <w:sz w:val="19"/>
+          <w:szCs w:val="19"/>
+        </w:rPr>
+        <w:t>//double R = 1.164*(y - 16) + 1.596*(v - 128);</w:t>
+      </w:r>
+    </w:p>
+    <w:p>
+      <w:pPr>
+        <w:autoSpaceDE w:val="0"/>
+        <w:autoSpaceDN w:val="0"/>
+        <w:adjustRightInd w:val="0"/>
+        <w:ind w:firstLine="420"/>
+        <w:jc w:val="left"/>
+        <w:rPr>
+          <w:rFonts w:ascii="Times New Roman" w:hAnsi="Times New Roman" w:cs="Times New Roman"/>
+          <w:color w:val="000000"/>
+          <w:kern w:val="0"/>
+          <w:sz w:val="19"/>
+          <w:szCs w:val="19"/>
+        </w:rPr>
+      </w:pPr>
+      <w:r>
+        <w:rPr>
+          <w:rFonts w:ascii="Times New Roman" w:hAnsi="Times New Roman" w:cs="Times New Roman"/>
+          <w:color w:val="008000"/>
+          <w:kern w:val="0"/>
+          <w:sz w:val="19"/>
+          <w:szCs w:val="19"/>
+        </w:rPr>
+        <w:t>//double G = 1.164*(y - 16) - 0.813*(v - 128) - 0.391*(u - 128);</w:t>
+      </w:r>
+    </w:p>
+    <w:p>
+      <w:pPr>
+        <w:autoSpaceDE w:val="0"/>
+        <w:autoSpaceDN w:val="0"/>
+        <w:adjustRightInd w:val="0"/>
+        <w:ind w:firstLine="420"/>
+        <w:jc w:val="left"/>
+        <w:rPr>
+          <w:rFonts w:ascii="Times New Roman" w:hAnsi="Times New Roman" w:cs="Times New Roman"/>
+          <w:color w:val="000000"/>
+          <w:kern w:val="0"/>
+          <w:sz w:val="19"/>
+          <w:szCs w:val="19"/>
+        </w:rPr>
+      </w:pPr>
+      <w:r>
+        <w:rPr>
+          <w:rFonts w:ascii="Times New Roman" w:hAnsi="Times New Roman" w:cs="Times New Roman"/>
+          <w:color w:val="008000"/>
+          <w:kern w:val="0"/>
+          <w:sz w:val="19"/>
+          <w:szCs w:val="19"/>
+        </w:rPr>
+        <w:t>//double B = 1.164*(y - 16) + 2.018*(u - 128);</w:t>
+      </w:r>
+    </w:p>
+    <w:p>
+      <w:pPr>
+        <w:autoSpaceDE w:val="0"/>
+        <w:autoSpaceDN w:val="0"/>
+        <w:adjustRightInd w:val="0"/>
+        <w:jc w:val="left"/>
+        <w:rPr>
+          <w:rFonts w:ascii="Times New Roman" w:hAnsi="Times New Roman" w:cs="Times New Roman"/>
+          <w:color w:val="000000"/>
+          <w:kern w:val="0"/>
+          <w:sz w:val="19"/>
+          <w:szCs w:val="19"/>
+        </w:rPr>
+      </w:pPr>
+      <w:r>
+        <w:rPr>
+          <w:rFonts w:ascii="Times New Roman" w:hAnsi="Times New Roman" w:cs="Times New Roman"/>
+          <w:color w:val="000000"/>
+          <w:kern w:val="0"/>
+          <w:sz w:val="19"/>
+          <w:szCs w:val="19"/>
+        </w:rPr>
+        <w:tab/>
+      </w:r>
+      <w:r>
+        <w:rPr>
+          <w:rFonts w:ascii="Times New Roman" w:hAnsi="Times New Roman" w:cs="Times New Roman"/>
+          <w:color w:val="0000FF"/>
+          <w:kern w:val="0"/>
+          <w:sz w:val="19"/>
+          <w:szCs w:val="19"/>
+        </w:rPr>
+        <w:t>int</w:t>
+      </w:r>
+      <w:r>
+        <w:rPr>
+          <w:rFonts w:ascii="Times New Roman" w:hAnsi="Times New Roman" w:cs="Times New Roman"/>
+          <w:color w:val="000000"/>
+          <w:kern w:val="0"/>
+          <w:sz w:val="19"/>
+          <w:szCs w:val="19"/>
+        </w:rPr>
+        <w:t xml:space="preserve"> C = </w:t>
+      </w:r>
+      <w:r>
+        <w:rPr>
+          <w:rFonts w:ascii="Times New Roman" w:hAnsi="Times New Roman" w:cs="Times New Roman"/>
+          <w:color w:val="808080"/>
+          <w:kern w:val="0"/>
+          <w:sz w:val="19"/>
+          <w:szCs w:val="19"/>
+        </w:rPr>
+        <w:t>y</w:t>
+      </w:r>
+      <w:r>
+        <w:rPr>
+          <w:rFonts w:ascii="Times New Roman" w:hAnsi="Times New Roman" w:cs="Times New Roman"/>
+          <w:color w:val="000000"/>
+          <w:kern w:val="0"/>
+          <w:sz w:val="19"/>
+          <w:szCs w:val="19"/>
+        </w:rPr>
+        <w:t xml:space="preserve"> - 16;</w:t>
+      </w:r>
+    </w:p>
+    <w:p>
+      <w:pPr>
+        <w:autoSpaceDE w:val="0"/>
+        <w:autoSpaceDN w:val="0"/>
+        <w:adjustRightInd w:val="0"/>
+        <w:jc w:val="left"/>
+        <w:rPr>
+          <w:rFonts w:ascii="Times New Roman" w:hAnsi="Times New Roman" w:cs="Times New Roman"/>
+          <w:color w:val="000000"/>
+          <w:kern w:val="0"/>
+          <w:sz w:val="19"/>
+          <w:szCs w:val="19"/>
+        </w:rPr>
+      </w:pPr>
+      <w:r>
+        <w:rPr>
+          <w:rFonts w:ascii="Times New Roman" w:hAnsi="Times New Roman" w:cs="Times New Roman"/>
+          <w:color w:val="000000"/>
+          <w:kern w:val="0"/>
+          <w:sz w:val="19"/>
+          <w:szCs w:val="19"/>
+        </w:rPr>
+        <w:tab/>
+      </w:r>
+      <w:r>
+        <w:rPr>
+          <w:rFonts w:ascii="Times New Roman" w:hAnsi="Times New Roman" w:cs="Times New Roman"/>
+          <w:color w:val="0000FF"/>
+          <w:kern w:val="0"/>
+          <w:sz w:val="19"/>
+          <w:szCs w:val="19"/>
+        </w:rPr>
+        <w:t>int</w:t>
+      </w:r>
+      <w:r>
+        <w:rPr>
+          <w:rFonts w:ascii="Times New Roman" w:hAnsi="Times New Roman" w:cs="Times New Roman"/>
+          <w:color w:val="000000"/>
+          <w:kern w:val="0"/>
+          <w:sz w:val="19"/>
+          <w:szCs w:val="19"/>
+        </w:rPr>
+        <w:t xml:space="preserve"> D = </w:t>
+      </w:r>
+      <w:r>
+        <w:rPr>
+          <w:rFonts w:ascii="Times New Roman" w:hAnsi="Times New Roman" w:cs="Times New Roman"/>
+          <w:color w:val="808080"/>
+          <w:kern w:val="0"/>
+          <w:sz w:val="19"/>
+          <w:szCs w:val="19"/>
+        </w:rPr>
+        <w:t>u</w:t>
+      </w:r>
+      <w:r>
+        <w:rPr>
+          <w:rFonts w:ascii="Times New Roman" w:hAnsi="Times New Roman" w:cs="Times New Roman"/>
+          <w:color w:val="000000"/>
+          <w:kern w:val="0"/>
+          <w:sz w:val="19"/>
+          <w:szCs w:val="19"/>
+        </w:rPr>
+        <w:t xml:space="preserve"> - 128;</w:t>
+      </w:r>
+    </w:p>
+    <w:p>
+      <w:pPr>
+        <w:autoSpaceDE w:val="0"/>
+        <w:autoSpaceDN w:val="0"/>
+        <w:adjustRightInd w:val="0"/>
+        <w:jc w:val="left"/>
+        <w:rPr>
+          <w:rFonts w:ascii="Times New Roman" w:hAnsi="Times New Roman" w:cs="Times New Roman"/>
+          <w:color w:val="000000"/>
+          <w:kern w:val="0"/>
+          <w:sz w:val="19"/>
+          <w:szCs w:val="19"/>
+        </w:rPr>
+      </w:pPr>
+      <w:r>
+        <w:rPr>
+          <w:rFonts w:ascii="Times New Roman" w:hAnsi="Times New Roman" w:cs="Times New Roman"/>
+          <w:color w:val="000000"/>
+          <w:kern w:val="0"/>
+          <w:sz w:val="19"/>
+          <w:szCs w:val="19"/>
+        </w:rPr>
+        <w:tab/>
+      </w:r>
+      <w:r>
+        <w:rPr>
+          <w:rFonts w:ascii="Times New Roman" w:hAnsi="Times New Roman" w:cs="Times New Roman"/>
+          <w:color w:val="0000FF"/>
+          <w:kern w:val="0"/>
+          <w:sz w:val="19"/>
+          <w:szCs w:val="19"/>
+        </w:rPr>
+        <w:t>int</w:t>
+      </w:r>
+      <w:r>
+        <w:rPr>
+          <w:rFonts w:ascii="Times New Roman" w:hAnsi="Times New Roman" w:cs="Times New Roman"/>
+          <w:color w:val="000000"/>
+          <w:kern w:val="0"/>
+          <w:sz w:val="19"/>
+          <w:szCs w:val="19"/>
+        </w:rPr>
+        <w:t xml:space="preserve"> E = </w:t>
+      </w:r>
+      <w:r>
+        <w:rPr>
+          <w:rFonts w:ascii="Times New Roman" w:hAnsi="Times New Roman" w:cs="Times New Roman"/>
+          <w:color w:val="808080"/>
+          <w:kern w:val="0"/>
+          <w:sz w:val="19"/>
+          <w:szCs w:val="19"/>
+        </w:rPr>
+        <w:t>v</w:t>
+      </w:r>
+      <w:r>
+        <w:rPr>
+          <w:rFonts w:ascii="Times New Roman" w:hAnsi="Times New Roman" w:cs="Times New Roman"/>
+          <w:color w:val="000000"/>
+          <w:kern w:val="0"/>
+          <w:sz w:val="19"/>
+          <w:szCs w:val="19"/>
+        </w:rPr>
+        <w:t xml:space="preserve"> - 128;</w:t>
+      </w:r>
+    </w:p>
+    <w:p>
+      <w:pPr>
+        <w:autoSpaceDE w:val="0"/>
+        <w:autoSpaceDN w:val="0"/>
+        <w:adjustRightInd w:val="0"/>
+        <w:jc w:val="left"/>
+        <w:rPr>
+          <w:rFonts w:ascii="Times New Roman" w:hAnsi="Times New Roman" w:cs="Times New Roman"/>
+          <w:color w:val="000000"/>
+          <w:kern w:val="0"/>
+          <w:sz w:val="19"/>
+          <w:szCs w:val="19"/>
+        </w:rPr>
+      </w:pPr>
+      <w:r>
+        <w:rPr>
+          <w:rFonts w:ascii="Times New Roman" w:hAnsi="Times New Roman" w:cs="Times New Roman"/>
+          <w:color w:val="000000"/>
+          <w:kern w:val="0"/>
+          <w:sz w:val="19"/>
+          <w:szCs w:val="19"/>
+        </w:rPr>
+        <w:tab/>
+      </w:r>
+      <w:r>
+        <w:rPr>
+          <w:rFonts w:ascii="Times New Roman" w:hAnsi="Times New Roman" w:cs="Times New Roman"/>
+          <w:color w:val="0000FF"/>
+          <w:kern w:val="0"/>
+          <w:sz w:val="19"/>
+          <w:szCs w:val="19"/>
+        </w:rPr>
+        <w:t>int</w:t>
+      </w:r>
+      <w:r>
+        <w:rPr>
+          <w:rFonts w:ascii="Times New Roman" w:hAnsi="Times New Roman" w:cs="Times New Roman"/>
+          <w:color w:val="000000"/>
+          <w:kern w:val="0"/>
+          <w:sz w:val="19"/>
+          <w:szCs w:val="19"/>
+        </w:rPr>
+        <w:t xml:space="preserve"> R = (298 * C + 409 * E + 128) &gt;&gt; 8;</w:t>
+      </w:r>
+    </w:p>
+    <w:p>
+      <w:pPr>
+        <w:autoSpaceDE w:val="0"/>
+        <w:autoSpaceDN w:val="0"/>
+        <w:adjustRightInd w:val="0"/>
+        <w:jc w:val="left"/>
+        <w:rPr>
+          <w:rFonts w:ascii="Times New Roman" w:hAnsi="Times New Roman" w:cs="Times New Roman"/>
+          <w:color w:val="000000"/>
+          <w:kern w:val="0"/>
+          <w:sz w:val="19"/>
+          <w:szCs w:val="19"/>
+        </w:rPr>
+      </w:pPr>
+      <w:r>
+        <w:rPr>
+          <w:rFonts w:ascii="Times New Roman" w:hAnsi="Times New Roman" w:cs="Times New Roman"/>
+          <w:color w:val="000000"/>
+          <w:kern w:val="0"/>
+          <w:sz w:val="19"/>
+          <w:szCs w:val="19"/>
+        </w:rPr>
+        <w:tab/>
+      </w:r>
+      <w:r>
+        <w:rPr>
+          <w:rFonts w:ascii="Times New Roman" w:hAnsi="Times New Roman" w:cs="Times New Roman"/>
+          <w:color w:val="0000FF"/>
+          <w:kern w:val="0"/>
+          <w:sz w:val="19"/>
+          <w:szCs w:val="19"/>
+        </w:rPr>
+        <w:t>int</w:t>
+      </w:r>
+      <w:r>
+        <w:rPr>
+          <w:rFonts w:ascii="Times New Roman" w:hAnsi="Times New Roman" w:cs="Times New Roman"/>
+          <w:color w:val="000000"/>
+          <w:kern w:val="0"/>
+          <w:sz w:val="19"/>
+          <w:szCs w:val="19"/>
+        </w:rPr>
+        <w:t xml:space="preserve"> G = (298 * C - 100 * D - 208 * E + 128) &gt;&gt; 8;</w:t>
+      </w:r>
+    </w:p>
+    <w:p>
+      <w:pPr>
+        <w:autoSpaceDE w:val="0"/>
+        <w:autoSpaceDN w:val="0"/>
+        <w:adjustRightInd w:val="0"/>
+        <w:jc w:val="left"/>
+        <w:rPr>
+          <w:rFonts w:ascii="Times New Roman" w:hAnsi="Times New Roman" w:cs="Times New Roman"/>
+          <w:color w:val="000000"/>
+          <w:kern w:val="0"/>
+          <w:sz w:val="19"/>
+          <w:szCs w:val="19"/>
+        </w:rPr>
+      </w:pPr>
+      <w:r>
+        <w:rPr>
+          <w:rFonts w:ascii="Times New Roman" w:hAnsi="Times New Roman" w:cs="Times New Roman"/>
+          <w:color w:val="000000"/>
+          <w:kern w:val="0"/>
+          <w:sz w:val="19"/>
+          <w:szCs w:val="19"/>
+        </w:rPr>
+        <w:tab/>
+      </w:r>
+      <w:r>
+        <w:rPr>
+          <w:rFonts w:ascii="Times New Roman" w:hAnsi="Times New Roman" w:cs="Times New Roman"/>
+          <w:color w:val="0000FF"/>
+          <w:kern w:val="0"/>
+          <w:sz w:val="19"/>
+          <w:szCs w:val="19"/>
+        </w:rPr>
+        <w:t>int</w:t>
+      </w:r>
+      <w:r>
+        <w:rPr>
+          <w:rFonts w:ascii="Times New Roman" w:hAnsi="Times New Roman" w:cs="Times New Roman"/>
+          <w:color w:val="000000"/>
+          <w:kern w:val="0"/>
+          <w:sz w:val="19"/>
+          <w:szCs w:val="19"/>
+        </w:rPr>
+        <w:t xml:space="preserve"> B = </w:t>
+      </w:r>
+      <w:r>
+        <w:rPr>
+          <w:rFonts w:ascii="Times New Roman" w:hAnsi="Times New Roman" w:cs="Times New Roman"/>
+          <w:color w:val="000000"/>
+          <w:kern w:val="0"/>
+          <w:sz w:val="19"/>
+          <w:szCs w:val="19"/>
+        </w:rPr>
+        <w:t>(298 * C + 516 * D + 128) &gt;&gt; 8;</w:t>
+      </w:r>
+    </w:p>
+    <w:p>
+      <w:pPr>
+        <w:autoSpaceDE w:val="0"/>
+        <w:autoSpaceDN w:val="0"/>
+        <w:adjustRightInd w:val="0"/>
+        <w:jc w:val="left"/>
+        <w:rPr>
+          <w:rFonts w:ascii="Times New Roman" w:hAnsi="Times New Roman" w:cs="Times New Roman"/>
+          <w:color w:val="000000"/>
+          <w:kern w:val="0"/>
+          <w:sz w:val="19"/>
+          <w:szCs w:val="19"/>
+        </w:rPr>
+      </w:pPr>
+      <w:r>
+        <w:rPr>
+          <w:rFonts w:ascii="Times New Roman" w:hAnsi="Times New Roman" w:cs="Times New Roman"/>
+          <w:color w:val="000000"/>
+          <w:kern w:val="0"/>
+          <w:sz w:val="19"/>
+          <w:szCs w:val="19"/>
+        </w:rPr>
+        <w:tab/>
+        <w:t>byte r, g, b;</w:t>
+      </w:r>
+    </w:p>
+    <w:p>
+      <w:pPr>
+        <w:autoSpaceDE w:val="0"/>
+        <w:autoSpaceDN w:val="0"/>
+        <w:adjustRightInd w:val="0"/>
+        <w:jc w:val="left"/>
+        <w:rPr>
+          <w:rFonts w:ascii="Times New Roman" w:hAnsi="Times New Roman" w:cs="Times New Roman"/>
+          <w:color w:val="000000"/>
+          <w:kern w:val="0"/>
+          <w:sz w:val="19"/>
+          <w:szCs w:val="19"/>
+        </w:rPr>
+      </w:pPr>
+      <w:r>
+        <w:rPr>
+          <w:rFonts w:ascii="Times New Roman" w:hAnsi="Times New Roman" w:cs="Times New Roman"/>
+          <w:color w:val="000000"/>
+          <w:kern w:val="0"/>
+          <w:sz w:val="19"/>
+          <w:szCs w:val="19"/>
+        </w:rPr>
+        <w:tab/>
+      </w:r>
+      <w:r>
+        <w:rPr>
+          <w:rFonts w:ascii="Times New Roman" w:hAnsi="Times New Roman" w:cs="Times New Roman"/>
+          <w:color w:val="0000FF"/>
+          <w:kern w:val="0"/>
+          <w:sz w:val="19"/>
+          <w:szCs w:val="19"/>
+        </w:rPr>
+        <w:t>if</w:t>
+      </w:r>
+      <w:r>
+        <w:rPr>
+          <w:rFonts w:ascii="Times New Roman" w:hAnsi="Times New Roman" w:cs="Times New Roman"/>
+          <w:color w:val="000000"/>
+          <w:kern w:val="0"/>
+          <w:sz w:val="19"/>
+          <w:szCs w:val="19"/>
+        </w:rPr>
+        <w:t xml:space="preserve"> (R &gt;= 0 &amp;&amp; R &lt;= 255) r = (byte)R;</w:t>
+      </w:r>
+    </w:p>
+    <w:p>
+      <w:pPr>
+        <w:autoSpaceDE w:val="0"/>
+        <w:autoSpaceDN w:val="0"/>
+        <w:adjustRightInd w:val="0"/>
+        <w:jc w:val="left"/>
+        <w:rPr>
+          <w:rFonts w:ascii="Times New Roman" w:hAnsi="Times New Roman" w:cs="Times New Roman"/>
+          <w:color w:val="000000"/>
+          <w:kern w:val="0"/>
+          <w:sz w:val="19"/>
+          <w:szCs w:val="19"/>
+        </w:rPr>
+      </w:pPr>
+      <w:r>
+        <w:rPr>
+          <w:rFonts w:ascii="Times New Roman" w:hAnsi="Times New Roman" w:cs="Times New Roman"/>
+          <w:color w:val="000000"/>
+          <w:kern w:val="0"/>
+          <w:sz w:val="19"/>
+          <w:szCs w:val="19"/>
+        </w:rPr>
+        <w:tab/>
+      </w:r>
+      <w:r>
+        <w:rPr>
+          <w:rFonts w:ascii="Times New Roman" w:hAnsi="Times New Roman" w:cs="Times New Roman"/>
+          <w:color w:val="0000FF"/>
+          <w:kern w:val="0"/>
+          <w:sz w:val="19"/>
+          <w:szCs w:val="19"/>
+        </w:rPr>
+        <w:t>else</w:t>
+      </w:r>
+      <w:r>
+        <w:rPr>
+          <w:rFonts w:ascii="Times New Roman" w:hAnsi="Times New Roman" w:cs="Times New Roman"/>
+          <w:color w:val="000000"/>
+          <w:kern w:val="0"/>
+          <w:sz w:val="19"/>
+          <w:szCs w:val="19"/>
+        </w:rPr>
+        <w:t xml:space="preserve"> </w:t>
+      </w:r>
+      <w:r>
+        <w:rPr>
+          <w:rFonts w:ascii="Times New Roman" w:hAnsi="Times New Roman" w:cs="Times New Roman"/>
+          <w:color w:val="0000FF"/>
+          <w:kern w:val="0"/>
+          <w:sz w:val="19"/>
+          <w:szCs w:val="19"/>
+        </w:rPr>
+        <w:t>if</w:t>
+      </w:r>
+      <w:r>
+        <w:rPr>
+          <w:rFonts w:ascii="Times New Roman" w:hAnsi="Times New Roman" w:cs="Times New Roman"/>
+          <w:color w:val="000000"/>
+          <w:kern w:val="0"/>
+          <w:sz w:val="19"/>
+          <w:szCs w:val="19"/>
+        </w:rPr>
+        <w:t xml:space="preserve"> (R &lt; 0) r = 0;</w:t>
+      </w:r>
+    </w:p>
+    <w:p>
+      <w:pPr>
+        <w:autoSpaceDE w:val="0"/>
+        <w:autoSpaceDN w:val="0"/>
+        <w:adjustRightInd w:val="0"/>
+        <w:jc w:val="left"/>
+        <w:rPr>
+          <w:rFonts w:ascii="Times New Roman" w:hAnsi="Times New Roman" w:cs="Times New Roman"/>
+          <w:color w:val="000000"/>
+          <w:kern w:val="0"/>
+          <w:sz w:val="19"/>
+          <w:szCs w:val="19"/>
+        </w:rPr>
+      </w:pPr>
+      <w:r>
+        <w:rPr>
+          <w:rFonts w:ascii="Times New Roman" w:hAnsi="Times New Roman" w:cs="Times New Roman"/>
+          <w:color w:val="000000"/>
+          <w:kern w:val="0"/>
+          <w:sz w:val="19"/>
+          <w:szCs w:val="19"/>
+        </w:rPr>
+        <w:tab/>
+      </w:r>
+      <w:r>
+        <w:rPr>
+          <w:rFonts w:ascii="Times New Roman" w:hAnsi="Times New Roman" w:cs="Times New Roman"/>
+          <w:color w:val="0000FF"/>
+          <w:kern w:val="0"/>
+          <w:sz w:val="19"/>
+          <w:szCs w:val="19"/>
+        </w:rPr>
+        <w:t>else</w:t>
+      </w:r>
+      <w:r>
+        <w:rPr>
+          <w:rFonts w:ascii="Times New Roman" w:hAnsi="Times New Roman" w:cs="Times New Roman"/>
+          <w:color w:val="000000"/>
+          <w:kern w:val="0"/>
+          <w:sz w:val="19"/>
+          <w:szCs w:val="19"/>
+        </w:rPr>
+        <w:t xml:space="preserve"> r = 255;</w:t>
+      </w:r>
+    </w:p>
+    <w:p>
+      <w:pPr>
+        <w:autoSpaceDE w:val="0"/>
+        <w:autoSpaceDN w:val="0"/>
+        <w:adjustRightInd w:val="0"/>
+        <w:jc w:val="left"/>
+        <w:rPr>
+          <w:rFonts w:ascii="Times New Roman" w:hAnsi="Times New Roman" w:cs="Times New Roman"/>
+          <w:color w:val="000000"/>
+          <w:kern w:val="0"/>
+          <w:sz w:val="19"/>
+          <w:szCs w:val="19"/>
+        </w:rPr>
+      </w:pPr>
+      <w:r>
+        <w:rPr>
+          <w:rFonts w:ascii="Times New Roman" w:hAnsi="Times New Roman" w:cs="Times New Roman"/>
+          <w:color w:val="000000"/>
+          <w:kern w:val="0"/>
+          <w:sz w:val="19"/>
+          <w:szCs w:val="19"/>
+        </w:rPr>
+        <w:tab/>
+      </w:r>
+      <w:r>
+        <w:rPr>
+          <w:rFonts w:ascii="Times New Roman" w:hAnsi="Times New Roman" w:cs="Times New Roman"/>
+          <w:color w:val="0000FF"/>
+          <w:kern w:val="0"/>
+          <w:sz w:val="19"/>
+          <w:szCs w:val="19"/>
+        </w:rPr>
+        <w:t>if</w:t>
+      </w:r>
+      <w:r>
+        <w:rPr>
+          <w:rFonts w:ascii="Times New Roman" w:hAnsi="Times New Roman" w:cs="Times New Roman"/>
+          <w:color w:val="000000"/>
+          <w:kern w:val="0"/>
+          <w:sz w:val="19"/>
+          <w:szCs w:val="19"/>
+        </w:rPr>
+        <w:t xml:space="preserve"> (G &gt;= 0 &amp;&amp; G &lt;= 255) g = (byte)G;</w:t>
+      </w:r>
+    </w:p>
+    <w:p>
+      <w:pPr>
+        <w:autoSpaceDE w:val="0"/>
+        <w:autoSpaceDN w:val="0"/>
+        <w:adjustRightInd w:val="0"/>
+        <w:jc w:val="left"/>
+        <w:rPr>
+          <w:rFonts w:ascii="Times New Roman" w:hAnsi="Times New Roman" w:cs="Times New Roman"/>
+          <w:color w:val="000000"/>
+          <w:kern w:val="0"/>
+          <w:sz w:val="19"/>
+          <w:szCs w:val="19"/>
+        </w:rPr>
+      </w:pPr>
+      <w:r>
+        <w:rPr>
+          <w:rFonts w:ascii="Times New Roman" w:hAnsi="Times New Roman" w:cs="Times New Roman"/>
+          <w:color w:val="000000"/>
+          <w:kern w:val="0"/>
+          <w:sz w:val="19"/>
+          <w:szCs w:val="19"/>
+        </w:rPr>
+        <w:tab/>
+      </w:r>
+      <w:r>
+        <w:rPr>
+          <w:rFonts w:ascii="Times New Roman" w:hAnsi="Times New Roman" w:cs="Times New Roman"/>
+          <w:color w:val="0000FF"/>
+          <w:kern w:val="0"/>
+          <w:sz w:val="19"/>
+          <w:szCs w:val="19"/>
+        </w:rPr>
+        <w:t>else</w:t>
+      </w:r>
+      <w:r>
+        <w:rPr>
+          <w:rFonts w:ascii="Times New Roman" w:hAnsi="Times New Roman" w:cs="Times New Roman"/>
+          <w:color w:val="000000"/>
+          <w:kern w:val="0"/>
+          <w:sz w:val="19"/>
+          <w:szCs w:val="19"/>
+        </w:rPr>
+        <w:t xml:space="preserve"> </w:t>
+      </w:r>
+      <w:r>
+        <w:rPr>
+          <w:rFonts w:ascii="Times New Roman" w:hAnsi="Times New Roman" w:cs="Times New Roman"/>
+          <w:color w:val="0000FF"/>
+          <w:kern w:val="0"/>
+          <w:sz w:val="19"/>
+          <w:szCs w:val="19"/>
+        </w:rPr>
+        <w:t>if</w:t>
+      </w:r>
+      <w:r>
+        <w:rPr>
+          <w:rFonts w:ascii="Times New Roman" w:hAnsi="Times New Roman" w:cs="Times New Roman"/>
+          <w:color w:val="000000"/>
+          <w:kern w:val="0"/>
+          <w:sz w:val="19"/>
+          <w:szCs w:val="19"/>
+        </w:rPr>
+        <w:t xml:space="preserve"> (G &lt; 0) g = 0;</w:t>
+      </w:r>
+    </w:p>
+    <w:p>
+      <w:pPr>
+        <w:autoSpaceDE w:val="0"/>
+        <w:autoSpaceDN w:val="0"/>
+        <w:adjustRightInd w:val="0"/>
+        <w:jc w:val="left"/>
+        <w:rPr>
+          <w:rFonts w:ascii="Times New Roman" w:hAnsi="Times New Roman" w:cs="Times New Roman"/>
+          <w:color w:val="000000"/>
+          <w:kern w:val="0"/>
+          <w:sz w:val="19"/>
+          <w:szCs w:val="19"/>
+        </w:rPr>
+      </w:pPr>
+      <w:r>
+        <w:rPr>
+          <w:rFonts w:ascii="Times New Roman" w:hAnsi="Times New Roman" w:cs="Times New Roman"/>
+          <w:color w:val="000000"/>
+          <w:kern w:val="0"/>
+          <w:sz w:val="19"/>
+          <w:szCs w:val="19"/>
+        </w:rPr>
+        <w:tab/>
+      </w:r>
+      <w:r>
+        <w:rPr>
+          <w:rFonts w:ascii="Times New Roman" w:hAnsi="Times New Roman" w:cs="Times New Roman"/>
+          <w:color w:val="0000FF"/>
+          <w:kern w:val="0"/>
+          <w:sz w:val="19"/>
+          <w:szCs w:val="19"/>
+        </w:rPr>
+        <w:t>else</w:t>
+      </w:r>
+      <w:r>
+        <w:rPr>
+          <w:rFonts w:ascii="Times New Roman" w:hAnsi="Times New Roman" w:cs="Times New Roman"/>
+          <w:color w:val="000000"/>
+          <w:kern w:val="0"/>
+          <w:sz w:val="19"/>
+          <w:szCs w:val="19"/>
+        </w:rPr>
+        <w:t xml:space="preserve"> g = 255;</w:t>
+      </w:r>
+    </w:p>
+    <w:p>
+      <w:pPr>
+        <w:autoSpaceDE w:val="0"/>
+        <w:autoSpaceDN w:val="0"/>
+        <w:adjustRightInd w:val="0"/>
+        <w:jc w:val="left"/>
+        <w:rPr>
+          <w:rFonts w:ascii="Times New Roman" w:hAnsi="Times New Roman" w:cs="Times New Roman"/>
+          <w:color w:val="000000"/>
+          <w:kern w:val="0"/>
+          <w:sz w:val="19"/>
+          <w:szCs w:val="19"/>
+        </w:rPr>
+      </w:pPr>
+      <w:r>
+        <w:rPr>
+          <w:rFonts w:ascii="Times New Roman" w:hAnsi="Times New Roman" w:cs="Times New Roman"/>
+          <w:color w:val="000000"/>
+          <w:kern w:val="0"/>
+          <w:sz w:val="19"/>
+          <w:szCs w:val="19"/>
+        </w:rPr>
+        <w:tab/>
+      </w:r>
+      <w:r>
+        <w:rPr>
+          <w:rFonts w:ascii="Times New Roman" w:hAnsi="Times New Roman" w:cs="Times New Roman"/>
+          <w:color w:val="0000FF"/>
+          <w:kern w:val="0"/>
+          <w:sz w:val="19"/>
+          <w:szCs w:val="19"/>
+        </w:rPr>
+        <w:t>if</w:t>
+      </w:r>
+      <w:r>
+        <w:rPr>
+          <w:rFonts w:ascii="Times New Roman" w:hAnsi="Times New Roman" w:cs="Times New Roman"/>
+          <w:color w:val="000000"/>
+          <w:kern w:val="0"/>
+          <w:sz w:val="19"/>
+          <w:szCs w:val="19"/>
+        </w:rPr>
+        <w:t xml:space="preserve"> (B &gt;= 0 &amp;&amp; B &lt;= 255) b = (byte)B;</w:t>
+      </w:r>
+    </w:p>
+    <w:p>
+      <w:pPr>
+        <w:autoSpaceDE w:val="0"/>
+        <w:autoSpaceDN w:val="0"/>
+        <w:adjustRightInd w:val="0"/>
+        <w:jc w:val="left"/>
+        <w:rPr>
+          <w:rFonts w:ascii="Times New Roman" w:hAnsi="Times New Roman" w:cs="Times New Roman"/>
+          <w:color w:val="000000"/>
+          <w:kern w:val="0"/>
+          <w:sz w:val="19"/>
+          <w:szCs w:val="19"/>
+        </w:rPr>
+      </w:pPr>
+      <w:r>
+        <w:rPr>
+          <w:rFonts w:ascii="Times New Roman" w:hAnsi="Times New Roman" w:cs="Times New Roman"/>
+          <w:color w:val="000000"/>
+          <w:kern w:val="0"/>
+          <w:sz w:val="19"/>
+          <w:szCs w:val="19"/>
+        </w:rPr>
+        <w:tab/>
+      </w:r>
+      <w:r>
+        <w:rPr>
+          <w:rFonts w:ascii="Times New Roman" w:hAnsi="Times New Roman" w:cs="Times New Roman"/>
+          <w:color w:val="0000FF"/>
+          <w:kern w:val="0"/>
+          <w:sz w:val="19"/>
+          <w:szCs w:val="19"/>
+        </w:rPr>
+        <w:t>else</w:t>
+      </w:r>
+      <w:r>
+        <w:rPr>
+          <w:rFonts w:ascii="Times New Roman" w:hAnsi="Times New Roman" w:cs="Times New Roman"/>
+          <w:color w:val="000000"/>
+          <w:kern w:val="0"/>
+          <w:sz w:val="19"/>
+          <w:szCs w:val="19"/>
+        </w:rPr>
+        <w:t xml:space="preserve"> </w:t>
+      </w:r>
+      <w:r>
+        <w:rPr>
+          <w:rFonts w:ascii="Times New Roman" w:hAnsi="Times New Roman" w:cs="Times New Roman"/>
+          <w:color w:val="0000FF"/>
+          <w:kern w:val="0"/>
+          <w:sz w:val="19"/>
+          <w:szCs w:val="19"/>
+        </w:rPr>
+        <w:t>if</w:t>
+      </w:r>
+      <w:r>
+        <w:rPr>
+          <w:rFonts w:ascii="Times New Roman" w:hAnsi="Times New Roman" w:cs="Times New Roman"/>
+          <w:color w:val="000000"/>
+          <w:kern w:val="0"/>
+          <w:sz w:val="19"/>
+          <w:szCs w:val="19"/>
+        </w:rPr>
+        <w:t xml:space="preserve"> (B &lt;= 0) b = 0;</w:t>
+      </w:r>
+    </w:p>
+    <w:p>
+      <w:pPr>
+        <w:autoSpaceDE w:val="0"/>
+        <w:autoSpaceDN w:val="0"/>
+        <w:adjustRightInd w:val="0"/>
+        <w:jc w:val="left"/>
+        <w:rPr>
+          <w:rFonts w:ascii="Times New Roman" w:hAnsi="Times New Roman" w:cs="Times New Roman"/>
+          <w:color w:val="000000"/>
+          <w:kern w:val="0"/>
+          <w:sz w:val="19"/>
+          <w:szCs w:val="19"/>
+        </w:rPr>
+      </w:pPr>
+      <w:r>
+        <w:rPr>
+          <w:rFonts w:ascii="Times New Roman" w:hAnsi="Times New Roman" w:cs="Times New Roman"/>
+          <w:color w:val="000000"/>
+          <w:kern w:val="0"/>
+          <w:sz w:val="19"/>
+          <w:szCs w:val="19"/>
+        </w:rPr>
+        <w:tab/>
+      </w:r>
+      <w:r>
+        <w:rPr>
+          <w:rFonts w:ascii="Times New Roman" w:hAnsi="Times New Roman" w:cs="Times New Roman"/>
+          <w:color w:val="0000FF"/>
+          <w:kern w:val="0"/>
+          <w:sz w:val="19"/>
+          <w:szCs w:val="19"/>
+        </w:rPr>
+        <w:t>else</w:t>
+      </w:r>
+      <w:r>
+        <w:rPr>
+          <w:rFonts w:ascii="Times New Roman" w:hAnsi="Times New Roman" w:cs="Times New Roman"/>
+          <w:color w:val="000000"/>
+          <w:kern w:val="0"/>
+          <w:sz w:val="19"/>
+          <w:szCs w:val="19"/>
+        </w:rPr>
+        <w:t xml:space="preserve"> b = 255;</w:t>
+      </w:r>
+    </w:p>
+    <w:p>
+      <w:pPr>
+        <w:autoSpaceDE w:val="0"/>
+        <w:autoSpaceDN w:val="0"/>
+        <w:adjustRightInd w:val="0"/>
+        <w:jc w:val="left"/>
+        <w:rPr>
+          <w:rFonts w:ascii="Times New Roman" w:hAnsi="Times New Roman" w:cs="Times New Roman"/>
+          <w:color w:val="000000"/>
+          <w:kern w:val="0"/>
+          <w:sz w:val="19"/>
+          <w:szCs w:val="19"/>
+        </w:rPr>
+      </w:pPr>
+      <w:r>
+        <w:rPr>
+          <w:rFonts w:ascii="Times New Roman" w:hAnsi="Times New Roman" w:cs="Times New Roman"/>
+          <w:color w:val="000000"/>
+          <w:kern w:val="0"/>
+          <w:sz w:val="19"/>
+          <w:szCs w:val="19"/>
+        </w:rPr>
+        <w:tab/>
+      </w:r>
+      <w:r>
+        <w:rPr>
+          <w:rFonts w:ascii="Times New Roman" w:hAnsi="Times New Roman" w:cs="Times New Roman"/>
+          <w:color w:val="0000FF"/>
+          <w:kern w:val="0"/>
+          <w:sz w:val="19"/>
+          <w:szCs w:val="19"/>
+        </w:rPr>
+        <w:t>return</w:t>
+      </w:r>
+      <w:r>
+        <w:rPr>
+          <w:rFonts w:ascii="Times New Roman" w:hAnsi="Times New Roman" w:cs="Times New Roman"/>
+          <w:color w:val="000000"/>
+          <w:kern w:val="0"/>
+          <w:sz w:val="19"/>
+          <w:szCs w:val="19"/>
+        </w:rPr>
+        <w:t xml:space="preserve"> </w:t>
+      </w:r>
+      <w:r>
+        <w:rPr>
+          <w:rFonts w:ascii="Times New Roman" w:hAnsi="Times New Roman" w:cs="Times New Roman"/>
+          <w:color w:val="2B91AF"/>
+          <w:kern w:val="0"/>
+          <w:sz w:val="19"/>
+          <w:szCs w:val="19"/>
+        </w:rPr>
+        <w:t>rgb_struct</w:t>
+      </w:r>
+      <w:r>
+        <w:rPr>
+          <w:rFonts w:ascii="Times New Roman" w:hAnsi="Times New Roman" w:cs="Times New Roman"/>
+          <w:color w:val="000000"/>
+          <w:kern w:val="0"/>
+          <w:sz w:val="19"/>
+          <w:szCs w:val="19"/>
+        </w:rPr>
+        <w:t>{ r,g,b };</w:t>
+      </w:r>
+    </w:p>
+    <w:p>
+      <w:pPr>
+        <w:autoSpaceDE w:val="0"/>
+        <w:autoSpaceDN w:val="0"/>
+        <w:adjustRightInd w:val="0"/>
+        <w:jc w:val="left"/>
+        <w:rPr>
+          <w:rFonts w:ascii="Times New Roman" w:hAnsi="Times New Roman" w:cs="Times New Roman"/>
+          <w:color w:val="000000"/>
+          <w:kern w:val="0"/>
+          <w:sz w:val="19"/>
+          <w:szCs w:val="19"/>
+        </w:rPr>
+      </w:pPr>
+      <w:r>
+        <w:rPr>
+          <w:rFonts w:ascii="Times New Roman" w:hAnsi="Times New Roman" w:cs="Times New Roman"/>
+          <w:color w:val="000000"/>
+          <w:kern w:val="0"/>
+          <w:sz w:val="19"/>
+          <w:szCs w:val="19"/>
+        </w:rPr>
+        <w:t>};</w:t>
+      </w:r>
+    </w:p>
+    <w:p>
+      <w:pPr>
+        <w:pStyle w:val="a3"/>
+        <w:shd w:val="clear" w:color="auto" w:fill="FFFFFF"/>
+        <w:spacing w:beforeLines="100" w:before="312" w:beforeAutospacing="0" w:afterLines="50" w:after="156" w:afterAutospacing="0"/>
+        <w:outlineLvl w:val="0"/>
+        <w:rPr>
+          <w:rFonts w:ascii="Times New Roman" w:eastAsiaTheme="minorEastAsia" w:hAnsi="Times New Roman" w:cs="Times New Roman"/>
+          <w:b/>
+          <w:color w:val="555555"/>
+        </w:rPr>
+      </w:pPr>
+      <w:r>
+        <w:rPr>
+          <w:rFonts w:ascii="Times New Roman" w:eastAsiaTheme="minorEastAsia" w:hAnsi="Times New Roman" w:cs="Times New Roman"/>
+          <w:b/>
+          <w:color w:val="555555"/>
+        </w:rPr>
+        <w:t>H.264</w:t>
+      </w:r>
+      <w:r>
+        <w:rPr>
+          <w:rFonts w:ascii="Times New Roman" w:eastAsiaTheme="minorEastAsia" w:hAnsi="Times New Roman" w:cs="Times New Roman"/>
+          <w:b/>
+          <w:color w:val="555555"/>
+        </w:rPr>
         <w:t>码流</w:t>
       </w:r>
     </w:p>
@@ -1447,6 +4915,7 @@
           <w:rFonts w:ascii="Times New Roman" w:hAnsi="Times New Roman" w:cs="Times New Roman" w:hint="eastAsia"/>
           <w:szCs w:val="21"/>
         </w:rPr>
+        <w:lastRenderedPageBreak/>
         <w:t>结构：由一个接一个的</w:t>
       </w:r>
       <w:r>
@@ -1540,7 +5009,7 @@
                     <pic:cNvPicPr/>
                   </pic:nvPicPr>
                   <pic:blipFill>
-                    <a:blip r:embed="rId12"/>
+                    <a:blip r:embed="rId33"/>
                     <a:stretch>
                       <a:fillRect/>
                     </a:stretch>
@@ -1922,7 +5391,6 @@
           <w:rFonts w:ascii="Times New Roman" w:hAnsi="Times New Roman" w:cs="Times New Roman" w:hint="eastAsia"/>
           <w:szCs w:val="21"/>
         </w:rPr>
-        <w:lastRenderedPageBreak/>
         <w:t>N</w:t>
       </w:r>
       <w:r>
@@ -2671,11 +6139,27 @@
       </w:r>
       <w:r>
         <w:rPr>
+          <w:rFonts w:ascii="Arial" w:hAnsi="Arial" w:cs="Arial" w:hint="eastAsia"/>
+          <w:color w:val="2F2F2F"/>
+          <w:shd w:val="clear" w:color="auto" w:fill="FFFFFF"/>
+        </w:rPr>
+        <w:t>（</w:t>
+      </w:r>
+      <w:r>
+        <w:rPr>
           <w:rFonts w:ascii="Arial" w:hAnsi="Arial" w:cs="Arial"/>
           <w:color w:val="2F2F2F"/>
           <w:shd w:val="clear" w:color="auto" w:fill="FFFFFF"/>
         </w:rPr>
-        <w:t>的控制按钮，</w:t>
+        <w:t xml:space="preserve"> Fast forward</w:t>
+      </w:r>
+      <w:r>
+        <w:rPr>
+          <w:rFonts w:ascii="Arial" w:hAnsi="Arial" w:cs="Arial" w:hint="eastAsia"/>
+          <w:color w:val="2F2F2F"/>
+          <w:shd w:val="clear" w:color="auto" w:fill="FFFFFF"/>
+        </w:rPr>
+        <w:t>）</w:t>
       </w:r>
       <w:r>
         <w:rPr>
@@ -2683,7 +6167,7 @@
           <w:color w:val="2F2F2F"/>
           <w:shd w:val="clear" w:color="auto" w:fill="FFFFFF"/>
         </w:rPr>
-        <w:t>“mpeg”</w:t>
+        <w:t>的控制按钮，</w:t>
       </w:r>
       <w:r>
         <w:rPr>
@@ -2691,7 +6175,7 @@
           <w:color w:val="2F2F2F"/>
           <w:shd w:val="clear" w:color="auto" w:fill="FFFFFF"/>
         </w:rPr>
-        <w:t>是</w:t>
+        <w:t>“mpeg”</w:t>
       </w:r>
       <w:r>
         <w:rPr>
@@ -2699,7 +6183,23 @@
           <w:color w:val="2F2F2F"/>
           <w:shd w:val="clear" w:color="auto" w:fill="FFFFFF"/>
         </w:rPr>
+        <w:t>是</w:t>
+      </w:r>
+      <w:r>
+        <w:rPr>
+          <w:rFonts w:ascii="Arial" w:hAnsi="Arial" w:cs="Arial"/>
+          <w:color w:val="2F2F2F"/>
+          <w:shd w:val="clear" w:color="auto" w:fill="FFFFFF"/>
+        </w:rPr>
         <w:t>Moving Pictures Experts Group</w:t>
+      </w:r>
+      <w:r>
+        <w:rPr>
+          <w:rFonts w:ascii="Arial" w:hAnsi="Arial" w:cs="Arial" w:hint="eastAsia"/>
+          <w:color w:val="2F2F2F"/>
+          <w:shd w:val="clear" w:color="auto" w:fill="FFFFFF"/>
+        </w:rPr>
+        <w:t>（运动图像专家组）</w:t>
       </w:r>
       <w:r>
         <w:rPr>
@@ -3587,6 +7087,7 @@
           <w:szCs w:val="21"/>
           <w:bdr w:val="none" w:sz="0" w:space="0" w:color="auto" w:frame="1"/>
         </w:rPr>
+        <w:lastRenderedPageBreak/>
         <w:t xml:space="preserve">* </w:t>
       </w:r>
       <w:r>
@@ -3941,7 +7442,6 @@
           <w:rFonts w:ascii="Times New Roman" w:hAnsi="Times New Roman" w:cs="Times New Roman" w:hint="eastAsia"/>
           <w:szCs w:val="21"/>
         </w:rPr>
-        <w:lastRenderedPageBreak/>
         <w:t>将</w:t>
       </w:r>
       <w:r>
@@ -4175,7 +7675,7 @@
                     <pic:cNvPicPr/>
                   </pic:nvPicPr>
                   <pic:blipFill>
-                    <a:blip r:embed="rId13"/>
+                    <a:blip r:embed="rId34"/>
                     <a:stretch>
                       <a:fillRect/>
                     </a:stretch>
@@ -4493,6 +7993,7 @@
           <w:sz w:val="24"/>
           <w:szCs w:val="24"/>
         </w:rPr>
+        <w:lastRenderedPageBreak/>
         <w:t>ffmpeg -i Titanic.ts -ss 00:00:20 -t 00:00:10 -vcodec copy Titanic_10s_h264.ts</w:t>
       </w:r>
     </w:p>
@@ -4966,15 +8467,7 @@
           <w:rFonts w:ascii="Times New Roman" w:hAnsi="Times New Roman" w:cs="Times New Roman"/>
           <w:szCs w:val="21"/>
         </w:rPr>
-        <w:t>系统中最常见的一种音频。该格式的实质就</w:t>
-      </w:r>
-      <w:r>
-        <w:rPr>
-          <w:rFonts w:ascii="Times New Roman" w:hAnsi="Times New Roman" w:cs="Times New Roman"/>
-          <w:szCs w:val="21"/>
-        </w:rPr>
-        <w:lastRenderedPageBreak/>
-        <w:t>是在</w:t>
+        <w:t>系统中最常见的一种音频。该格式的实质就是在</w:t>
       </w:r>
       <w:r>
         <w:rPr>
@@ -5046,7 +8539,7 @@
                     <pic:cNvPicPr/>
                   </pic:nvPicPr>
                   <pic:blipFill>
-                    <a:blip r:embed="rId14"/>
+                    <a:blip r:embed="rId35"/>
                     <a:stretch>
                       <a:fillRect/>
                     </a:stretch>
@@ -5113,7 +8606,7 @@
                     <pic:cNvPicPr/>
                   </pic:nvPicPr>
                   <pic:blipFill>
-                    <a:blip r:embed="rId15"/>
+                    <a:blip r:embed="rId36"/>
                     <a:stretch>
                       <a:fillRect/>
                     </a:stretch>
@@ -6248,6 +9741,7 @@
           <w:kern w:val="0"/>
           <w:szCs w:val="21"/>
         </w:rPr>
+        <w:lastRenderedPageBreak/>
         <w:t>SDL</w:t>
       </w:r>
       <w:r>
@@ -6798,7 +10292,6 @@
         <w:rPr>
           <w:noProof/>
         </w:rPr>
-        <w:lastRenderedPageBreak/>
         <w:drawing>
           <wp:inline distT="0" distB="0" distL="0" distR="0" wp14:anchorId="25F8C5B4" wp14:editId="2CBC1C17">
             <wp:extent cx="4347775" cy="3847880"/>
@@ -6815,7 +10308,7 @@
                     <pic:cNvPicPr/>
                   </pic:nvPicPr>
                   <pic:blipFill>
-                    <a:blip r:embed="rId16"/>
+                    <a:blip r:embed="rId37"/>
                     <a:stretch>
                       <a:fillRect/>
                     </a:stretch>
@@ -7579,6 +11072,7 @@
           <w:color w:val="438086"/>
           <w:szCs w:val="21"/>
         </w:rPr>
+        <w:lastRenderedPageBreak/>
         <w:t>▫</w:t>
       </w:r>
       <w:r>
@@ -7950,7 +11444,6 @@
           <w:color w:val="438086"/>
           <w:szCs w:val="21"/>
         </w:rPr>
-        <w:lastRenderedPageBreak/>
         <w:t>▫</w:t>
       </w:r>
       <w:r>
@@ -9562,6 +13055,7 @@
           <w:szCs w:val="18"/>
           <w:bdr w:val="none" w:sz="0" w:space="0" w:color="auto" w:frame="1"/>
         </w:rPr>
+        <w:lastRenderedPageBreak/>
         <w:t>    {  </w:t>
       </w:r>
     </w:p>
@@ -9941,7 +13435,6 @@
           <w:rFonts w:ascii="Times New Roman" w:hAnsi="Times New Roman" w:cs="Times New Roman" w:hint="eastAsia"/>
           <w:szCs w:val="21"/>
         </w:rPr>
-        <w:lastRenderedPageBreak/>
         <w:t>并非所有</w:t>
       </w:r>
       <w:r>
@@ -11562,6 +15055,7 @@
           <w:sz w:val="19"/>
           <w:szCs w:val="19"/>
         </w:rPr>
+        <w:lastRenderedPageBreak/>
         <w:t>获取</w:t>
       </w:r>
       <w:r>
@@ -11964,7 +15458,6 @@
           <w:sz w:val="19"/>
           <w:szCs w:val="19"/>
         </w:rPr>
-        <w:lastRenderedPageBreak/>
         <w:tab/>
       </w:r>
       <w:r>
@@ -12563,7 +16056,7 @@
                     <pic:cNvPicPr/>
                   </pic:nvPicPr>
                   <pic:blipFill>
-                    <a:blip r:embed="rId17"/>
+                    <a:blip r:embed="rId38"/>
                     <a:stretch>
                       <a:fillRect/>
                     </a:stretch>
@@ -12721,6 +16214,7 @@
           <w:color w:val="438086"/>
           <w:szCs w:val="21"/>
         </w:rPr>
+        <w:lastRenderedPageBreak/>
         <w:t>▫</w:t>
       </w:r>
       <w:r>
@@ -12909,7 +16403,6 @@
         <w:rPr>
           <w:noProof/>
         </w:rPr>
-        <w:lastRenderedPageBreak/>
         <w:drawing>
           <wp:inline distT="0" distB="0" distL="0" distR="0" wp14:anchorId="374CEE6D" wp14:editId="129F32B3">
             <wp:extent cx="4413433" cy="2507463"/>
@@ -12926,7 +16419,7 @@
                     <pic:cNvPicPr/>
                   </pic:nvPicPr>
                   <pic:blipFill>
-                    <a:blip r:embed="rId18"/>
+                    <a:blip r:embed="rId39"/>
                     <a:stretch>
                       <a:fillRect/>
                     </a:stretch>
@@ -14131,6 +17624,7 @@
           <w:sz w:val="19"/>
           <w:szCs w:val="19"/>
         </w:rPr>
+        <w:lastRenderedPageBreak/>
         <w:t>enum</w:t>
       </w:r>
       <w:r>
@@ -14347,7 +17841,6 @@
           <w:sz w:val="19"/>
           <w:szCs w:val="19"/>
         </w:rPr>
-        <w:lastRenderedPageBreak/>
         <w:t>enum</w:t>
       </w:r>
       <w:r>
@@ -15950,7 +19443,7 @@
                     <pic:cNvPicPr/>
                   </pic:nvPicPr>
                   <pic:blipFill>
-                    <a:blip r:embed="rId19"/>
+                    <a:blip r:embed="rId40"/>
                     <a:stretch>
                       <a:fillRect/>
                     </a:stretch>
@@ -15983,6 +19476,7 @@
           <w:rFonts w:ascii="Times New Roman" w:hAnsi="Times New Roman" w:cs="Times New Roman"/>
           <w:szCs w:val="21"/>
         </w:rPr>
+        <w:lastRenderedPageBreak/>
         <w:t>SDL</w:t>
       </w:r>
       <w:r>
@@ -16182,7 +19676,6 @@
         <w:rPr>
           <w:noProof/>
         </w:rPr>
-        <w:lastRenderedPageBreak/>
         <w:drawing>
           <wp:inline distT="0" distB="0" distL="0" distR="0" wp14:anchorId="788D4F4B" wp14:editId="7B8BE59B">
             <wp:extent cx="2080669" cy="1739735"/>
@@ -16199,7 +19692,7 @@
                     <pic:cNvPicPr/>
                   </pic:nvPicPr>
                   <pic:blipFill>
-                    <a:blip r:embed="rId20"/>
+                    <a:blip r:embed="rId41"/>
                     <a:stretch>
                       <a:fillRect/>
                     </a:stretch>
@@ -16853,7 +20346,7 @@
                     <pic:cNvPicPr/>
                   </pic:nvPicPr>
                   <pic:blipFill>
-                    <a:blip r:embed="rId21"/>
+                    <a:blip r:embed="rId42"/>
                     <a:stretch>
                       <a:fillRect/>
                     </a:stretch>
@@ -16976,7 +20469,7 @@
                     <pic:cNvPicPr/>
                   </pic:nvPicPr>
                   <pic:blipFill>
-                    <a:blip r:embed="rId22"/>
+                    <a:blip r:embed="rId43"/>
                     <a:stretch>
                       <a:fillRect/>
                     </a:stretch>
@@ -17074,7 +20567,7 @@
                     <pic:cNvPicPr/>
                   </pic:nvPicPr>
                   <pic:blipFill>
-                    <a:blip r:embed="rId23"/>
+                    <a:blip r:embed="rId44"/>
                     <a:stretch>
                       <a:fillRect/>
                     </a:stretch>
@@ -23898,7 +27391,7 @@
                     <pic:cNvPicPr/>
                   </pic:nvPicPr>
                   <pic:blipFill>
-                    <a:blip r:embed="rId24"/>
+                    <a:blip r:embed="rId45"/>
                     <a:stretch>
                       <a:fillRect/>
                     </a:stretch>
@@ -27658,7 +31151,7 @@
         <w:adjustRightInd w:val="0"/>
         <w:jc w:val="left"/>
         <w:rPr>
-          <w:rFonts w:ascii="Times New Roman" w:hAnsi="Times New Roman" w:cs="Times New Roman" w:hint="eastAsia"/>
+          <w:rFonts w:ascii="Times New Roman" w:hAnsi="Times New Roman" w:cs="Times New Roman"/>
           <w:color w:val="000000"/>
           <w:kern w:val="0"/>
           <w:szCs w:val="21"/>
@@ -27689,19 +31182,3046 @@
           <w:kern w:val="0"/>
           <w:szCs w:val="21"/>
         </w:rPr>
-        <w:t>（无限循环</w:t>
+        <w:t>（无限循环）</w:t>
+      </w:r>
+    </w:p>
+    <w:p>
+      <w:pPr>
+        <w:autoSpaceDE w:val="0"/>
+        <w:autoSpaceDN w:val="0"/>
+        <w:adjustRightInd w:val="0"/>
+        <w:jc w:val="left"/>
+        <w:rPr>
+          <w:rFonts w:ascii="Times New Roman" w:hAnsi="Times New Roman" w:cs="Times New Roman"/>
+          <w:color w:val="000000"/>
+          <w:kern w:val="0"/>
+          <w:szCs w:val="21"/>
+        </w:rPr>
+      </w:pPr>
+    </w:p>
+    <w:p>
+      <w:pPr>
+        <w:autoSpaceDE w:val="0"/>
+        <w:autoSpaceDN w:val="0"/>
+        <w:adjustRightInd w:val="0"/>
+        <w:jc w:val="left"/>
+        <w:rPr>
+          <w:rFonts w:ascii="Times New Roman" w:hAnsi="Times New Roman" w:cs="Times New Roman"/>
+          <w:color w:val="000000"/>
+          <w:kern w:val="0"/>
+          <w:szCs w:val="21"/>
+        </w:rPr>
+      </w:pPr>
+      <w:r>
+        <w:rPr>
+          <w:rFonts w:ascii="Times New Roman" w:hAnsi="Times New Roman" w:cs="Times New Roman"/>
+          <w:color w:val="000000"/>
+          <w:kern w:val="0"/>
+          <w:szCs w:val="21"/>
+        </w:rPr>
+        <w:t>x264</w:t>
+      </w:r>
+      <w:r>
+        <w:rPr>
+          <w:rFonts w:ascii="Times New Roman" w:hAnsi="Times New Roman" w:cs="Times New Roman"/>
+          <w:color w:val="000000"/>
+          <w:kern w:val="0"/>
+          <w:szCs w:val="21"/>
+        </w:rPr>
+        <w:t>、</w:t>
+      </w:r>
+      <w:r>
+        <w:rPr>
+          <w:rFonts w:ascii="Times New Roman" w:hAnsi="Times New Roman" w:cs="Times New Roman"/>
+          <w:color w:val="000000"/>
+          <w:kern w:val="0"/>
+          <w:szCs w:val="21"/>
+        </w:rPr>
+        <w:t>x265</w:t>
+      </w:r>
+      <w:r>
+        <w:rPr>
+          <w:rFonts w:ascii="Times New Roman" w:hAnsi="Times New Roman" w:cs="Times New Roman"/>
+          <w:color w:val="000000"/>
+          <w:kern w:val="0"/>
+          <w:szCs w:val="21"/>
+        </w:rPr>
+        <w:t>，它们与</w:t>
+      </w:r>
+      <w:r>
+        <w:rPr>
+          <w:rFonts w:ascii="Times New Roman" w:hAnsi="Times New Roman" w:cs="Times New Roman"/>
+          <w:color w:val="000000"/>
+          <w:kern w:val="0"/>
+          <w:szCs w:val="21"/>
+        </w:rPr>
+        <w:t>H.264</w:t>
+      </w:r>
+      <w:r>
+        <w:rPr>
+          <w:rFonts w:ascii="Times New Roman" w:hAnsi="Times New Roman" w:cs="Times New Roman"/>
+          <w:color w:val="000000"/>
+          <w:kern w:val="0"/>
+          <w:szCs w:val="21"/>
+        </w:rPr>
+        <w:t>、</w:t>
+      </w:r>
+      <w:r>
+        <w:rPr>
+          <w:rFonts w:ascii="Times New Roman" w:hAnsi="Times New Roman" w:cs="Times New Roman"/>
+          <w:color w:val="000000"/>
+          <w:kern w:val="0"/>
+          <w:szCs w:val="21"/>
+        </w:rPr>
+        <w:t>H.265</w:t>
+      </w:r>
+      <w:r>
+        <w:rPr>
+          <w:rFonts w:ascii="Times New Roman" w:hAnsi="Times New Roman" w:cs="Times New Roman"/>
+          <w:color w:val="000000"/>
+          <w:kern w:val="0"/>
+          <w:szCs w:val="21"/>
+        </w:rPr>
+        <w:t>同属各自的编码标准，不过前者是开源的编码器，后者则是商用闭源</w:t>
+      </w:r>
+    </w:p>
+    <w:p>
+      <w:pPr>
+        <w:autoSpaceDE w:val="0"/>
+        <w:autoSpaceDN w:val="0"/>
+        <w:adjustRightInd w:val="0"/>
+        <w:jc w:val="left"/>
+        <w:rPr>
+          <w:rFonts w:ascii="Times New Roman" w:hAnsi="Times New Roman" w:cs="Times New Roman"/>
+          <w:color w:val="000000"/>
+          <w:kern w:val="0"/>
+          <w:szCs w:val="21"/>
+        </w:rPr>
+      </w:pPr>
+    </w:p>
+    <w:p>
+      <w:pPr>
+        <w:pStyle w:val="a3"/>
+        <w:shd w:val="clear" w:color="auto" w:fill="FFFFFF"/>
+        <w:spacing w:beforeLines="100" w:before="312" w:beforeAutospacing="0" w:afterLines="50" w:after="156" w:afterAutospacing="0"/>
+        <w:outlineLvl w:val="0"/>
+        <w:rPr>
+          <w:rFonts w:ascii="Times New Roman" w:eastAsiaTheme="minorEastAsia" w:hAnsi="Times New Roman" w:cs="Times New Roman"/>
+          <w:b/>
+          <w:bCs/>
+        </w:rPr>
+      </w:pPr>
+      <w:r>
+        <w:rPr>
+          <w:rFonts w:ascii="Times New Roman" w:eastAsiaTheme="minorEastAsia" w:hAnsi="Times New Roman" w:cs="Times New Roman"/>
+          <w:b/>
+          <w:bCs/>
+        </w:rPr>
+        <w:t>JPEG</w:t>
+      </w:r>
+      <w:r>
+        <w:rPr>
+          <w:rFonts w:ascii="Times New Roman" w:eastAsiaTheme="minorEastAsia" w:hAnsi="Times New Roman" w:cs="Times New Roman" w:hint="eastAsia"/>
+          <w:b/>
+          <w:bCs/>
+        </w:rPr>
+        <w:t>编码：</w:t>
+      </w:r>
+    </w:p>
+    <w:p>
+      <w:pPr>
+        <w:autoSpaceDE w:val="0"/>
+        <w:autoSpaceDN w:val="0"/>
+        <w:adjustRightInd w:val="0"/>
+        <w:jc w:val="left"/>
+        <w:rPr>
+          <w:rFonts w:ascii="Times New Roman" w:hAnsi="Times New Roman" w:cs="Times New Roman"/>
+          <w:color w:val="000000"/>
+          <w:kern w:val="0"/>
+          <w:szCs w:val="21"/>
+        </w:rPr>
+      </w:pPr>
+      <w:r>
+        <w:rPr>
+          <w:rFonts w:ascii="Times New Roman" w:hAnsi="Times New Roman" w:cs="Times New Roman" w:hint="eastAsia"/>
+          <w:color w:val="000000"/>
+          <w:kern w:val="0"/>
+          <w:szCs w:val="21"/>
+        </w:rPr>
+        <w:t>前缀编码，即任一符号的编码不会是其它符号编码的前缀，即在二叉树中，所有符号都是叶节点。</w:t>
+      </w:r>
+    </w:p>
+    <w:p>
+      <w:pPr>
+        <w:autoSpaceDE w:val="0"/>
+        <w:autoSpaceDN w:val="0"/>
+        <w:adjustRightInd w:val="0"/>
+        <w:jc w:val="left"/>
+        <w:rPr>
+          <w:rFonts w:ascii="Times New Roman" w:hAnsi="Times New Roman" w:cs="Times New Roman"/>
+          <w:color w:val="000000"/>
+          <w:kern w:val="0"/>
+          <w:szCs w:val="21"/>
+        </w:rPr>
+      </w:pPr>
+      <w:r>
+        <w:rPr>
+          <w:rFonts w:ascii="Times New Roman" w:hAnsi="Times New Roman" w:cs="Times New Roman" w:hint="eastAsia"/>
+          <w:color w:val="000000"/>
+          <w:kern w:val="0"/>
+          <w:szCs w:val="21"/>
+        </w:rPr>
+        <w:t>对</w:t>
+      </w:r>
+      <w:r>
+        <w:rPr>
+          <w:rFonts w:ascii="Times New Roman" w:hAnsi="Times New Roman" w:cs="Times New Roman"/>
+          <w:color w:val="000000"/>
+          <w:kern w:val="0"/>
+          <w:szCs w:val="21"/>
+        </w:rPr>
+        <w:t>c</w:t>
+      </w:r>
+      <w:r>
+        <w:rPr>
+          <w:rFonts w:ascii="Times New Roman" w:hAnsi="Times New Roman" w:cs="Times New Roman"/>
+          <w:color w:val="000000"/>
+          <w:kern w:val="0"/>
+          <w:szCs w:val="21"/>
+        </w:rPr>
+        <w:t>har1</w:t>
+      </w:r>
+      <w:r>
+        <w:rPr>
+          <w:rFonts w:ascii="Times New Roman" w:hAnsi="Times New Roman" w:cs="Times New Roman" w:hint="eastAsia"/>
+          <w:color w:val="000000"/>
+          <w:kern w:val="0"/>
+          <w:szCs w:val="21"/>
+        </w:rPr>
+        <w:t>、</w:t>
+      </w:r>
+      <w:r>
+        <w:rPr>
+          <w:rFonts w:ascii="Times New Roman" w:hAnsi="Times New Roman" w:cs="Times New Roman"/>
+          <w:color w:val="000000"/>
+          <w:kern w:val="0"/>
+          <w:szCs w:val="21"/>
+        </w:rPr>
+        <w:t>char2</w:t>
+      </w:r>
+      <w:r>
+        <w:rPr>
+          <w:rFonts w:ascii="Times New Roman" w:hAnsi="Times New Roman" w:cs="Times New Roman" w:hint="eastAsia"/>
+          <w:color w:val="000000"/>
+          <w:kern w:val="0"/>
+          <w:szCs w:val="21"/>
+        </w:rPr>
+        <w:t>、</w:t>
+      </w:r>
+      <w:r>
+        <w:rPr>
+          <w:rFonts w:ascii="Times New Roman" w:hAnsi="Times New Roman" w:cs="Times New Roman"/>
+          <w:color w:val="000000"/>
+          <w:kern w:val="0"/>
+          <w:szCs w:val="21"/>
+        </w:rPr>
+        <w:t>char3</w:t>
+      </w:r>
+      <w:r>
+        <w:rPr>
+          <w:rFonts w:ascii="Times New Roman" w:hAnsi="Times New Roman" w:cs="Times New Roman" w:hint="eastAsia"/>
+          <w:color w:val="000000"/>
+          <w:kern w:val="0"/>
+          <w:szCs w:val="21"/>
+        </w:rPr>
+        <w:t>、</w:t>
+      </w:r>
+      <w:r>
+        <w:rPr>
+          <w:rFonts w:ascii="Times New Roman" w:hAnsi="Times New Roman" w:cs="Times New Roman"/>
+          <w:color w:val="000000"/>
+          <w:kern w:val="0"/>
+          <w:szCs w:val="21"/>
+        </w:rPr>
+        <w:t>char4</w:t>
+      </w:r>
+      <w:r>
+        <w:rPr>
+          <w:rFonts w:ascii="Times New Roman" w:hAnsi="Times New Roman" w:cs="Times New Roman" w:hint="eastAsia"/>
+          <w:color w:val="000000"/>
+          <w:kern w:val="0"/>
+          <w:szCs w:val="21"/>
+        </w:rPr>
+        <w:t>、</w:t>
+      </w:r>
+      <w:r>
+        <w:rPr>
+          <w:rFonts w:ascii="Times New Roman" w:hAnsi="Times New Roman" w:cs="Times New Roman"/>
+          <w:color w:val="000000"/>
+          <w:kern w:val="0"/>
+          <w:szCs w:val="21"/>
+        </w:rPr>
+        <w:t>char5</w:t>
+      </w:r>
+      <w:r>
+        <w:rPr>
+          <w:rFonts w:ascii="Times New Roman" w:hAnsi="Times New Roman" w:cs="Times New Roman" w:hint="eastAsia"/>
+          <w:color w:val="000000"/>
+          <w:kern w:val="0"/>
+          <w:szCs w:val="21"/>
+        </w:rPr>
+        <w:t>、</w:t>
+      </w:r>
+      <w:r>
+        <w:rPr>
+          <w:rFonts w:ascii="Times New Roman" w:hAnsi="Times New Roman" w:cs="Times New Roman"/>
+          <w:color w:val="000000"/>
+          <w:kern w:val="0"/>
+          <w:szCs w:val="21"/>
+        </w:rPr>
+        <w:t>char6</w:t>
+      </w:r>
+      <w:r>
+        <w:rPr>
+          <w:rFonts w:ascii="Times New Roman" w:hAnsi="Times New Roman" w:cs="Times New Roman" w:hint="eastAsia"/>
+          <w:color w:val="000000"/>
+          <w:kern w:val="0"/>
+          <w:szCs w:val="21"/>
+        </w:rPr>
+        <w:t>、</w:t>
+      </w:r>
+      <w:r>
+        <w:rPr>
+          <w:rFonts w:ascii="Times New Roman" w:hAnsi="Times New Roman" w:cs="Times New Roman"/>
+          <w:color w:val="000000"/>
+          <w:kern w:val="0"/>
+          <w:szCs w:val="21"/>
+        </w:rPr>
+        <w:t>char7</w:t>
+      </w:r>
+      <w:r>
+        <w:rPr>
+          <w:rFonts w:ascii="Times New Roman" w:hAnsi="Times New Roman" w:cs="Times New Roman" w:hint="eastAsia"/>
+          <w:color w:val="000000"/>
+          <w:kern w:val="0"/>
+          <w:szCs w:val="21"/>
+        </w:rPr>
+        <w:t>、</w:t>
+      </w:r>
+      <w:r>
+        <w:rPr>
+          <w:rFonts w:ascii="Times New Roman" w:hAnsi="Times New Roman" w:cs="Times New Roman"/>
+          <w:color w:val="000000"/>
+          <w:kern w:val="0"/>
+          <w:szCs w:val="21"/>
+        </w:rPr>
+        <w:t>char8</w:t>
+      </w:r>
+      <w:r>
+        <w:rPr>
+          <w:rFonts w:ascii="Times New Roman" w:hAnsi="Times New Roman" w:cs="Times New Roman" w:hint="eastAsia"/>
+          <w:color w:val="000000"/>
+          <w:kern w:val="0"/>
+          <w:szCs w:val="21"/>
+        </w:rPr>
+        <w:t>、</w:t>
+      </w:r>
+      <w:r>
+        <w:rPr>
+          <w:rFonts w:ascii="Times New Roman" w:hAnsi="Times New Roman" w:cs="Times New Roman"/>
+          <w:color w:val="000000"/>
+          <w:kern w:val="0"/>
+          <w:szCs w:val="21"/>
+        </w:rPr>
+        <w:t>char9</w:t>
+      </w:r>
+      <w:r>
+        <w:rPr>
+          <w:rFonts w:ascii="Times New Roman" w:hAnsi="Times New Roman" w:cs="Times New Roman" w:hint="eastAsia"/>
+          <w:color w:val="000000"/>
+          <w:kern w:val="0"/>
+          <w:szCs w:val="21"/>
+        </w:rPr>
+        <w:t>共</w:t>
+      </w:r>
+      <w:r>
+        <w:rPr>
+          <w:rFonts w:ascii="Times New Roman" w:hAnsi="Times New Roman" w:cs="Times New Roman" w:hint="eastAsia"/>
+          <w:color w:val="000000"/>
+          <w:kern w:val="0"/>
+          <w:szCs w:val="21"/>
+        </w:rPr>
+        <w:t>9</w:t>
+      </w:r>
+      <w:r>
+        <w:rPr>
+          <w:rFonts w:ascii="Times New Roman" w:hAnsi="Times New Roman" w:cs="Times New Roman" w:hint="eastAsia"/>
+          <w:color w:val="000000"/>
+          <w:kern w:val="0"/>
+          <w:szCs w:val="21"/>
+        </w:rPr>
+        <w:t>个</w:t>
+      </w:r>
+      <w:r>
+        <w:rPr>
+          <w:rFonts w:ascii="Times New Roman" w:hAnsi="Times New Roman" w:cs="Times New Roman" w:hint="eastAsia"/>
+          <w:color w:val="000000"/>
+          <w:kern w:val="0"/>
+          <w:szCs w:val="21"/>
+        </w:rPr>
+        <w:t>字符编码，要求：</w:t>
+      </w:r>
+      <w:r>
+        <w:rPr>
+          <w:rFonts w:ascii="Times New Roman" w:hAnsi="Times New Roman" w:cs="Times New Roman" w:hint="eastAsia"/>
+          <w:color w:val="000000"/>
+          <w:kern w:val="0"/>
+          <w:szCs w:val="21"/>
+        </w:rPr>
+        <w:t>(</w:t>
+      </w:r>
+      <w:r>
+        <w:rPr>
+          <w:rFonts w:ascii="Times New Roman" w:hAnsi="Times New Roman" w:cs="Times New Roman"/>
+          <w:color w:val="000000"/>
+          <w:kern w:val="0"/>
+          <w:szCs w:val="21"/>
+        </w:rPr>
+        <w:t>1)</w:t>
+      </w:r>
+      <w:r>
+        <w:rPr>
+          <w:rFonts w:ascii="Times New Roman" w:hAnsi="Times New Roman" w:cs="Times New Roman" w:hint="eastAsia"/>
+          <w:color w:val="000000"/>
+          <w:kern w:val="0"/>
+          <w:szCs w:val="21"/>
+        </w:rPr>
+        <w:t>编码长度分别为</w:t>
+      </w:r>
+      <w:r>
+        <w:rPr>
+          <w:rFonts w:ascii="Times New Roman" w:hAnsi="Times New Roman" w:cs="Times New Roman"/>
+          <w:color w:val="000000"/>
+          <w:kern w:val="0"/>
+          <w:szCs w:val="21"/>
+        </w:rPr>
+        <w:t>5</w:t>
+      </w:r>
+      <w:r>
+        <w:rPr>
+          <w:rFonts w:ascii="Times New Roman" w:hAnsi="Times New Roman" w:cs="Times New Roman" w:hint="eastAsia"/>
+          <w:color w:val="000000"/>
+          <w:kern w:val="0"/>
+          <w:szCs w:val="21"/>
+        </w:rPr>
+        <w:t>、</w:t>
+      </w:r>
+      <w:r>
+        <w:rPr>
+          <w:rFonts w:ascii="Times New Roman" w:hAnsi="Times New Roman" w:cs="Times New Roman"/>
+          <w:color w:val="000000"/>
+          <w:kern w:val="0"/>
+          <w:szCs w:val="21"/>
+        </w:rPr>
+        <w:t>5</w:t>
+      </w:r>
+      <w:r>
+        <w:rPr>
+          <w:rFonts w:ascii="Times New Roman" w:hAnsi="Times New Roman" w:cs="Times New Roman" w:hint="eastAsia"/>
+          <w:color w:val="000000"/>
+          <w:kern w:val="0"/>
+          <w:szCs w:val="21"/>
+        </w:rPr>
+        <w:t>、</w:t>
+      </w:r>
+      <w:r>
+        <w:rPr>
+          <w:rFonts w:ascii="Times New Roman" w:hAnsi="Times New Roman" w:cs="Times New Roman"/>
+          <w:color w:val="000000"/>
+          <w:kern w:val="0"/>
+          <w:szCs w:val="21"/>
+        </w:rPr>
+        <w:t>4</w:t>
+      </w:r>
+      <w:r>
+        <w:rPr>
+          <w:rFonts w:ascii="Times New Roman" w:hAnsi="Times New Roman" w:cs="Times New Roman" w:hint="eastAsia"/>
+          <w:color w:val="000000"/>
+          <w:kern w:val="0"/>
+          <w:szCs w:val="21"/>
+        </w:rPr>
+        <w:t>、</w:t>
+      </w:r>
+      <w:r>
+        <w:rPr>
+          <w:rFonts w:ascii="Times New Roman" w:hAnsi="Times New Roman" w:cs="Times New Roman"/>
+          <w:color w:val="000000"/>
+          <w:kern w:val="0"/>
+          <w:szCs w:val="21"/>
+        </w:rPr>
+        <w:t>4</w:t>
+      </w:r>
+      <w:r>
+        <w:rPr>
+          <w:rFonts w:ascii="Times New Roman" w:hAnsi="Times New Roman" w:cs="Times New Roman" w:hint="eastAsia"/>
+          <w:color w:val="000000"/>
+          <w:kern w:val="0"/>
+          <w:szCs w:val="21"/>
+        </w:rPr>
+        <w:t>、</w:t>
+      </w:r>
+      <w:r>
+        <w:rPr>
+          <w:rFonts w:ascii="Times New Roman" w:hAnsi="Times New Roman" w:cs="Times New Roman"/>
+          <w:color w:val="000000"/>
+          <w:kern w:val="0"/>
+          <w:szCs w:val="21"/>
+        </w:rPr>
+        <w:t>4</w:t>
+      </w:r>
+      <w:r>
+        <w:rPr>
+          <w:rFonts w:ascii="Times New Roman" w:hAnsi="Times New Roman" w:cs="Times New Roman" w:hint="eastAsia"/>
+          <w:color w:val="000000"/>
+          <w:kern w:val="0"/>
+          <w:szCs w:val="21"/>
+        </w:rPr>
+        <w:t>、</w:t>
+      </w:r>
+      <w:r>
+        <w:rPr>
+          <w:rFonts w:ascii="Times New Roman" w:hAnsi="Times New Roman" w:cs="Times New Roman"/>
+          <w:color w:val="000000"/>
+          <w:kern w:val="0"/>
+          <w:szCs w:val="21"/>
+        </w:rPr>
+        <w:t>3</w:t>
+      </w:r>
+      <w:r>
+        <w:rPr>
+          <w:rFonts w:ascii="Times New Roman" w:hAnsi="Times New Roman" w:cs="Times New Roman" w:hint="eastAsia"/>
+          <w:color w:val="000000"/>
+          <w:kern w:val="0"/>
+          <w:szCs w:val="21"/>
+        </w:rPr>
+        <w:t>、</w:t>
+      </w:r>
+      <w:r>
+        <w:rPr>
+          <w:rFonts w:ascii="Times New Roman" w:hAnsi="Times New Roman" w:cs="Times New Roman"/>
+          <w:color w:val="000000"/>
+          <w:kern w:val="0"/>
+          <w:szCs w:val="21"/>
+        </w:rPr>
+        <w:t>3</w:t>
+      </w:r>
+      <w:r>
+        <w:rPr>
+          <w:rFonts w:ascii="Times New Roman" w:hAnsi="Times New Roman" w:cs="Times New Roman" w:hint="eastAsia"/>
+          <w:color w:val="000000"/>
+          <w:kern w:val="0"/>
+          <w:szCs w:val="21"/>
+        </w:rPr>
+        <w:t>、</w:t>
+      </w:r>
+      <w:r>
+        <w:rPr>
+          <w:rFonts w:ascii="Times New Roman" w:hAnsi="Times New Roman" w:cs="Times New Roman"/>
+          <w:color w:val="000000"/>
+          <w:kern w:val="0"/>
+          <w:szCs w:val="21"/>
+        </w:rPr>
+        <w:t>2</w:t>
+      </w:r>
+      <w:r>
+        <w:rPr>
+          <w:rFonts w:ascii="Times New Roman" w:hAnsi="Times New Roman" w:cs="Times New Roman" w:hint="eastAsia"/>
+          <w:color w:val="000000"/>
+          <w:kern w:val="0"/>
+          <w:szCs w:val="21"/>
+        </w:rPr>
+        <w:t>、</w:t>
+      </w:r>
+      <w:r>
+        <w:rPr>
+          <w:rFonts w:ascii="Times New Roman" w:hAnsi="Times New Roman" w:cs="Times New Roman"/>
+          <w:color w:val="000000"/>
+          <w:kern w:val="0"/>
+          <w:szCs w:val="21"/>
+        </w:rPr>
+        <w:t>2</w:t>
+      </w:r>
+      <w:r>
+        <w:rPr>
+          <w:rFonts w:ascii="Times New Roman" w:hAnsi="Times New Roman" w:cs="Times New Roman" w:hint="eastAsia"/>
+          <w:color w:val="000000"/>
+          <w:kern w:val="0"/>
+          <w:szCs w:val="21"/>
+        </w:rPr>
+        <w:t>；</w:t>
+      </w:r>
+      <w:r>
+        <w:rPr>
+          <w:rFonts w:ascii="Times New Roman" w:hAnsi="Times New Roman" w:cs="Times New Roman" w:hint="eastAsia"/>
+          <w:color w:val="000000"/>
+          <w:kern w:val="0"/>
+          <w:szCs w:val="21"/>
+        </w:rPr>
+        <w:t>(</w:t>
+      </w:r>
+      <w:r>
+        <w:rPr>
+          <w:rFonts w:ascii="Times New Roman" w:hAnsi="Times New Roman" w:cs="Times New Roman"/>
+          <w:color w:val="000000"/>
+          <w:kern w:val="0"/>
+          <w:szCs w:val="21"/>
+        </w:rPr>
+        <w:t>2)</w:t>
+      </w:r>
+      <w:r>
+        <w:rPr>
+          <w:rFonts w:ascii="Times New Roman" w:hAnsi="Times New Roman" w:cs="Times New Roman" w:hint="eastAsia"/>
+          <w:color w:val="000000"/>
+          <w:kern w:val="0"/>
+          <w:szCs w:val="21"/>
+        </w:rPr>
+        <w:t>且为前缀编码。求一种符合要求的编码方案。</w:t>
+      </w:r>
+    </w:p>
+    <w:p>
+      <w:pPr>
+        <w:autoSpaceDE w:val="0"/>
+        <w:autoSpaceDN w:val="0"/>
+        <w:adjustRightInd w:val="0"/>
+        <w:jc w:val="left"/>
+        <w:rPr>
+          <w:rFonts w:ascii="Times New Roman" w:hAnsi="Times New Roman" w:cs="Times New Roman"/>
+          <w:color w:val="000000"/>
+          <w:kern w:val="0"/>
+          <w:szCs w:val="21"/>
+        </w:rPr>
+      </w:pPr>
+      <w:r>
+        <w:rPr>
+          <w:rFonts w:ascii="Times New Roman" w:hAnsi="Times New Roman" w:cs="Times New Roman"/>
+          <w:color w:val="000000"/>
+          <w:kern w:val="0"/>
+          <w:szCs w:val="21"/>
+        </w:rPr>
+        <w:t xml:space="preserve">char1 </w:t>
+      </w:r>
+      <w:r>
+        <w:rPr>
+          <w:rFonts w:ascii="Times New Roman" w:hAnsi="Times New Roman" w:cs="Times New Roman"/>
+          <w:color w:val="000000"/>
+          <w:kern w:val="0"/>
+          <w:szCs w:val="21"/>
+        </w:rPr>
+        <w:t>的编码为</w:t>
+      </w:r>
+      <w:r>
+        <w:rPr>
+          <w:rFonts w:ascii="Times New Roman" w:hAnsi="Times New Roman" w:cs="Times New Roman"/>
+          <w:color w:val="000000"/>
+          <w:kern w:val="0"/>
+          <w:szCs w:val="21"/>
+        </w:rPr>
+        <w:t>00000,</w:t>
+      </w:r>
+      <w:r>
+        <w:rPr>
+          <w:rFonts w:ascii="Times New Roman" w:hAnsi="Times New Roman" w:cs="Times New Roman"/>
+          <w:color w:val="000000"/>
+          <w:kern w:val="0"/>
+          <w:szCs w:val="21"/>
+        </w:rPr>
+        <w:t>长度为</w:t>
+      </w:r>
+      <w:r>
+        <w:rPr>
+          <w:rFonts w:ascii="Times New Roman" w:hAnsi="Times New Roman" w:cs="Times New Roman"/>
+          <w:color w:val="000000"/>
+          <w:kern w:val="0"/>
+          <w:szCs w:val="21"/>
+        </w:rPr>
+        <w:t>5</w:t>
+      </w:r>
+      <w:r>
+        <w:rPr>
+          <w:rFonts w:ascii="Times New Roman" w:hAnsi="Times New Roman" w:cs="Times New Roman"/>
+          <w:color w:val="000000"/>
+          <w:kern w:val="0"/>
+          <w:szCs w:val="21"/>
+        </w:rPr>
+        <w:t>；</w:t>
+      </w:r>
+      <w:r>
+        <w:rPr>
+          <w:rFonts w:ascii="Times New Roman" w:hAnsi="Times New Roman" w:cs="Times New Roman"/>
+          <w:color w:val="000000"/>
+          <w:kern w:val="0"/>
+          <w:szCs w:val="21"/>
+        </w:rPr>
+        <w:t>char2</w:t>
+      </w:r>
+      <w:r>
+        <w:rPr>
+          <w:rFonts w:ascii="Times New Roman" w:hAnsi="Times New Roman" w:cs="Times New Roman"/>
+          <w:color w:val="000000"/>
+          <w:kern w:val="0"/>
+          <w:szCs w:val="21"/>
+        </w:rPr>
+        <w:t>的编码为</w:t>
+      </w:r>
+      <w:r>
+        <w:rPr>
+          <w:rFonts w:ascii="Times New Roman" w:hAnsi="Times New Roman" w:cs="Times New Roman"/>
+          <w:color w:val="000000"/>
+          <w:kern w:val="0"/>
+          <w:szCs w:val="21"/>
+        </w:rPr>
+        <w:t xml:space="preserve"> char1</w:t>
+      </w:r>
+      <w:r>
+        <w:rPr>
+          <w:rFonts w:ascii="Times New Roman" w:hAnsi="Times New Roman" w:cs="Times New Roman"/>
+          <w:color w:val="000000"/>
+          <w:kern w:val="0"/>
+          <w:szCs w:val="21"/>
+        </w:rPr>
+        <w:t>的编码加</w:t>
+      </w:r>
+      <w:r>
+        <w:rPr>
+          <w:rFonts w:ascii="Times New Roman" w:hAnsi="Times New Roman" w:cs="Times New Roman"/>
+          <w:color w:val="000000"/>
+          <w:kern w:val="0"/>
+          <w:szCs w:val="21"/>
+        </w:rPr>
+        <w:t>1,</w:t>
+      </w:r>
+      <w:r>
+        <w:rPr>
+          <w:rFonts w:ascii="Times New Roman" w:hAnsi="Times New Roman" w:cs="Times New Roman"/>
+          <w:color w:val="000000"/>
+          <w:kern w:val="0"/>
+          <w:szCs w:val="21"/>
+        </w:rPr>
+        <w:t>再右移</w:t>
+      </w:r>
+      <w:r>
+        <w:rPr>
+          <w:rFonts w:ascii="Times New Roman" w:hAnsi="Times New Roman" w:cs="Times New Roman"/>
+          <w:color w:val="000000"/>
+          <w:kern w:val="0"/>
+          <w:szCs w:val="21"/>
+        </w:rPr>
+        <w:t>(char1</w:t>
+      </w:r>
+      <w:r>
+        <w:rPr>
+          <w:rFonts w:ascii="Times New Roman" w:hAnsi="Times New Roman" w:cs="Times New Roman"/>
+          <w:color w:val="000000"/>
+          <w:kern w:val="0"/>
+          <w:szCs w:val="21"/>
+        </w:rPr>
+        <w:t>长度减</w:t>
+      </w:r>
+      <w:r>
+        <w:rPr>
+          <w:rFonts w:ascii="Times New Roman" w:hAnsi="Times New Roman" w:cs="Times New Roman"/>
+          <w:color w:val="000000"/>
+          <w:kern w:val="0"/>
+          <w:szCs w:val="21"/>
+        </w:rPr>
+        <w:t>char2</w:t>
+      </w:r>
+      <w:r>
+        <w:rPr>
+          <w:rFonts w:ascii="Times New Roman" w:hAnsi="Times New Roman" w:cs="Times New Roman"/>
+          <w:color w:val="000000"/>
+          <w:kern w:val="0"/>
+          <w:szCs w:val="21"/>
+        </w:rPr>
+        <w:t>长度</w:t>
+      </w:r>
+      <w:r>
+        <w:rPr>
+          <w:rFonts w:ascii="Times New Roman" w:hAnsi="Times New Roman" w:cs="Times New Roman"/>
+          <w:color w:val="000000"/>
+          <w:kern w:val="0"/>
+          <w:szCs w:val="21"/>
+        </w:rPr>
+        <w:t>)</w:t>
+      </w:r>
+      <w:r>
+        <w:rPr>
+          <w:rFonts w:ascii="Times New Roman" w:hAnsi="Times New Roman" w:cs="Times New Roman"/>
+          <w:color w:val="000000"/>
+          <w:kern w:val="0"/>
+          <w:szCs w:val="21"/>
+        </w:rPr>
+        <w:t>位</w:t>
+      </w:r>
+      <w:r>
+        <w:rPr>
+          <w:rFonts w:ascii="Times New Roman" w:hAnsi="Times New Roman" w:cs="Times New Roman"/>
+          <w:color w:val="000000"/>
+          <w:kern w:val="0"/>
+          <w:szCs w:val="21"/>
+        </w:rPr>
+        <w:t>,</w:t>
+      </w:r>
+      <w:r>
+        <w:rPr>
+          <w:rFonts w:ascii="Times New Roman" w:hAnsi="Times New Roman" w:cs="Times New Roman"/>
+          <w:color w:val="000000"/>
+          <w:kern w:val="0"/>
+          <w:szCs w:val="21"/>
+        </w:rPr>
+        <w:t>即</w:t>
+      </w:r>
+      <w:r>
+        <w:rPr>
+          <w:rFonts w:ascii="Times New Roman" w:hAnsi="Times New Roman" w:cs="Times New Roman"/>
+          <w:color w:val="000000"/>
+          <w:kern w:val="0"/>
+          <w:szCs w:val="21"/>
+        </w:rPr>
+        <w:t>00001</w:t>
+      </w:r>
+      <w:r>
+        <w:rPr>
+          <w:rFonts w:ascii="Times New Roman" w:hAnsi="Times New Roman" w:cs="Times New Roman"/>
+          <w:color w:val="000000"/>
+          <w:kern w:val="0"/>
+          <w:szCs w:val="21"/>
+        </w:rPr>
+        <w:t>；同理</w:t>
+      </w:r>
+      <w:r>
+        <w:rPr>
+          <w:rFonts w:ascii="Times New Roman" w:hAnsi="Times New Roman" w:cs="Times New Roman"/>
+          <w:color w:val="000000"/>
+          <w:kern w:val="0"/>
+          <w:szCs w:val="21"/>
+        </w:rPr>
+        <w:t>char3,char4,char5</w:t>
+      </w:r>
+      <w:r>
+        <w:rPr>
+          <w:rFonts w:ascii="Times New Roman" w:hAnsi="Times New Roman" w:cs="Times New Roman"/>
+          <w:color w:val="000000"/>
+          <w:kern w:val="0"/>
+          <w:szCs w:val="21"/>
+        </w:rPr>
+        <w:t>的编码为</w:t>
+      </w:r>
+      <w:r>
+        <w:rPr>
+          <w:rFonts w:ascii="Times New Roman" w:hAnsi="Times New Roman" w:cs="Times New Roman"/>
+          <w:color w:val="000000"/>
+          <w:kern w:val="0"/>
+          <w:szCs w:val="21"/>
+        </w:rPr>
+        <w:t>0001,0010,0011</w:t>
+      </w:r>
+      <w:r>
+        <w:rPr>
+          <w:rFonts w:ascii="Times New Roman" w:hAnsi="Times New Roman" w:cs="Times New Roman"/>
+          <w:color w:val="000000"/>
+          <w:kern w:val="0"/>
+          <w:szCs w:val="21"/>
+        </w:rPr>
+        <w:t>；到</w:t>
+      </w:r>
+      <w:r>
+        <w:rPr>
+          <w:rFonts w:ascii="Times New Roman" w:hAnsi="Times New Roman" w:cs="Times New Roman"/>
+          <w:color w:val="000000"/>
+          <w:kern w:val="0"/>
+          <w:szCs w:val="21"/>
+        </w:rPr>
+        <w:t>char6</w:t>
+      </w:r>
+      <w:r>
+        <w:rPr>
+          <w:rFonts w:ascii="Times New Roman" w:hAnsi="Times New Roman" w:cs="Times New Roman"/>
+          <w:color w:val="000000"/>
+          <w:kern w:val="0"/>
+          <w:szCs w:val="21"/>
+        </w:rPr>
+        <w:t>时为</w:t>
+      </w:r>
+      <w:r>
+        <w:rPr>
+          <w:rFonts w:ascii="Times New Roman" w:hAnsi="Times New Roman" w:cs="Times New Roman"/>
+          <w:color w:val="000000"/>
+          <w:kern w:val="0"/>
+          <w:szCs w:val="21"/>
+        </w:rPr>
+        <w:t>0100</w:t>
+      </w:r>
+      <w:r>
+        <w:rPr>
+          <w:rFonts w:ascii="Times New Roman" w:hAnsi="Times New Roman" w:cs="Times New Roman"/>
+          <w:color w:val="000000"/>
+          <w:kern w:val="0"/>
+          <w:szCs w:val="21"/>
+        </w:rPr>
+        <w:t>右移</w:t>
+      </w:r>
+      <w:r>
+        <w:rPr>
+          <w:rFonts w:ascii="Times New Roman" w:hAnsi="Times New Roman" w:cs="Times New Roman"/>
+          <w:color w:val="000000"/>
+          <w:kern w:val="0"/>
+          <w:szCs w:val="21"/>
+        </w:rPr>
+        <w:t>4(char5</w:t>
+      </w:r>
+      <w:r>
+        <w:rPr>
+          <w:rFonts w:ascii="Times New Roman" w:hAnsi="Times New Roman" w:cs="Times New Roman"/>
+          <w:color w:val="000000"/>
+          <w:kern w:val="0"/>
+          <w:szCs w:val="21"/>
+        </w:rPr>
+        <w:t>的长度</w:t>
+      </w:r>
+      <w:r>
+        <w:rPr>
+          <w:rFonts w:ascii="Times New Roman" w:hAnsi="Times New Roman" w:cs="Times New Roman"/>
+          <w:color w:val="000000"/>
+          <w:kern w:val="0"/>
+          <w:szCs w:val="21"/>
+        </w:rPr>
+        <w:t>)</w:t>
+      </w:r>
+      <w:r>
+        <w:rPr>
+          <w:rFonts w:ascii="Times New Roman" w:hAnsi="Times New Roman" w:cs="Times New Roman"/>
+          <w:color w:val="000000"/>
+          <w:kern w:val="0"/>
+          <w:szCs w:val="21"/>
+        </w:rPr>
+        <w:t>减去</w:t>
+      </w:r>
+      <w:r>
+        <w:rPr>
+          <w:rFonts w:ascii="Times New Roman" w:hAnsi="Times New Roman" w:cs="Times New Roman"/>
+          <w:color w:val="000000"/>
+          <w:kern w:val="0"/>
+          <w:szCs w:val="21"/>
+        </w:rPr>
+        <w:t>3(char6</w:t>
+      </w:r>
+      <w:r>
+        <w:rPr>
+          <w:rFonts w:ascii="Times New Roman" w:hAnsi="Times New Roman" w:cs="Times New Roman"/>
+          <w:color w:val="000000"/>
+          <w:kern w:val="0"/>
+          <w:szCs w:val="21"/>
+        </w:rPr>
+        <w:t>的长度</w:t>
+      </w:r>
+      <w:r>
+        <w:rPr>
+          <w:rFonts w:ascii="Times New Roman" w:hAnsi="Times New Roman" w:cs="Times New Roman"/>
+          <w:color w:val="000000"/>
+          <w:kern w:val="0"/>
+          <w:szCs w:val="21"/>
+        </w:rPr>
+        <w:t>),</w:t>
+      </w:r>
+      <w:r>
+        <w:rPr>
+          <w:rFonts w:ascii="Times New Roman" w:hAnsi="Times New Roman" w:cs="Times New Roman"/>
+          <w:color w:val="000000"/>
+          <w:kern w:val="0"/>
+          <w:szCs w:val="21"/>
+        </w:rPr>
+        <w:t>即</w:t>
+      </w:r>
+      <w:r>
+        <w:rPr>
+          <w:rFonts w:ascii="Times New Roman" w:hAnsi="Times New Roman" w:cs="Times New Roman"/>
+          <w:color w:val="000000"/>
+          <w:kern w:val="0"/>
+          <w:szCs w:val="21"/>
+        </w:rPr>
+        <w:t>010</w:t>
+      </w:r>
+      <w:r>
+        <w:rPr>
+          <w:rFonts w:ascii="Times New Roman" w:hAnsi="Times New Roman" w:cs="Times New Roman"/>
+          <w:color w:val="000000"/>
+          <w:kern w:val="0"/>
+          <w:szCs w:val="21"/>
+        </w:rPr>
+        <w:t>；</w:t>
+      </w:r>
+      <w:r>
+        <w:rPr>
+          <w:rFonts w:ascii="Times New Roman" w:hAnsi="Times New Roman" w:cs="Times New Roman"/>
+          <w:color w:val="000000"/>
+          <w:kern w:val="0"/>
+          <w:szCs w:val="21"/>
+        </w:rPr>
+        <w:t>char7</w:t>
+      </w:r>
+      <w:r>
+        <w:rPr>
+          <w:rFonts w:ascii="Times New Roman" w:hAnsi="Times New Roman" w:cs="Times New Roman"/>
+          <w:color w:val="000000"/>
+          <w:kern w:val="0"/>
+          <w:szCs w:val="21"/>
+        </w:rPr>
+        <w:t>则为</w:t>
+      </w:r>
+      <w:r>
+        <w:rPr>
+          <w:rFonts w:ascii="Times New Roman" w:hAnsi="Times New Roman" w:cs="Times New Roman"/>
+          <w:color w:val="000000"/>
+          <w:kern w:val="0"/>
+          <w:szCs w:val="21"/>
+        </w:rPr>
+        <w:t>011;char8,char9</w:t>
+      </w:r>
+      <w:r>
+        <w:rPr>
+          <w:rFonts w:ascii="Times New Roman" w:hAnsi="Times New Roman" w:cs="Times New Roman"/>
+          <w:color w:val="000000"/>
+          <w:kern w:val="0"/>
+          <w:szCs w:val="21"/>
+        </w:rPr>
+        <w:t>的编码为</w:t>
+      </w:r>
+      <w:r>
+        <w:rPr>
+          <w:rFonts w:ascii="Times New Roman" w:hAnsi="Times New Roman" w:cs="Times New Roman"/>
+          <w:color w:val="000000"/>
+          <w:kern w:val="0"/>
+          <w:szCs w:val="21"/>
+        </w:rPr>
+        <w:t>10</w:t>
+      </w:r>
+      <w:r>
+        <w:rPr>
+          <w:rFonts w:ascii="Times New Roman" w:hAnsi="Times New Roman" w:cs="Times New Roman"/>
+          <w:color w:val="000000"/>
+          <w:kern w:val="0"/>
+          <w:szCs w:val="21"/>
+        </w:rPr>
+        <w:t>，</w:t>
+      </w:r>
+      <w:r>
+        <w:rPr>
+          <w:rFonts w:ascii="Times New Roman" w:hAnsi="Times New Roman" w:cs="Times New Roman"/>
+          <w:color w:val="000000"/>
+          <w:kern w:val="0"/>
+          <w:szCs w:val="21"/>
+        </w:rPr>
+        <w:t>11</w:t>
+      </w:r>
+      <w:r>
+        <w:rPr>
+          <w:rFonts w:ascii="Times New Roman" w:hAnsi="Times New Roman" w:cs="Times New Roman" w:hint="eastAsia"/>
+          <w:color w:val="000000"/>
+          <w:kern w:val="0"/>
+          <w:szCs w:val="21"/>
+        </w:rPr>
+        <w:t>。</w:t>
+      </w:r>
+    </w:p>
+    <w:p>
+      <w:pPr>
+        <w:autoSpaceDE w:val="0"/>
+        <w:autoSpaceDN w:val="0"/>
+        <w:adjustRightInd w:val="0"/>
+        <w:jc w:val="left"/>
+        <w:rPr>
+          <w:rFonts w:ascii="Times New Roman" w:hAnsi="Times New Roman" w:cs="Times New Roman"/>
+          <w:color w:val="000000"/>
+          <w:kern w:val="0"/>
+          <w:szCs w:val="21"/>
+        </w:rPr>
+      </w:pPr>
+      <w:r>
+        <w:rPr>
+          <w:rFonts w:ascii="Times New Roman" w:hAnsi="Times New Roman" w:cs="Times New Roman" w:hint="eastAsia"/>
+          <w:color w:val="000000"/>
+          <w:kern w:val="0"/>
+          <w:szCs w:val="21"/>
+        </w:rPr>
+        <w:t>因为最大编码长度为</w:t>
+      </w:r>
+      <w:r>
+        <w:rPr>
+          <w:rFonts w:ascii="Times New Roman" w:hAnsi="Times New Roman" w:cs="Times New Roman" w:hint="eastAsia"/>
+          <w:color w:val="000000"/>
+          <w:kern w:val="0"/>
+          <w:szCs w:val="21"/>
+        </w:rPr>
+        <w:t>5</w:t>
+      </w:r>
+      <w:r>
+        <w:rPr>
+          <w:rFonts w:ascii="Times New Roman" w:hAnsi="Times New Roman" w:cs="Times New Roman" w:hint="eastAsia"/>
+          <w:color w:val="000000"/>
+          <w:kern w:val="0"/>
+          <w:szCs w:val="21"/>
+        </w:rPr>
+        <w:t>，因此先画深度为</w:t>
+      </w:r>
+      <w:r>
+        <w:rPr>
+          <w:rFonts w:ascii="Times New Roman" w:hAnsi="Times New Roman" w:cs="Times New Roman" w:hint="eastAsia"/>
+          <w:color w:val="000000"/>
+          <w:kern w:val="0"/>
+          <w:szCs w:val="21"/>
+        </w:rPr>
+        <w:t>5</w:t>
+      </w:r>
+      <w:r>
+        <w:rPr>
+          <w:rFonts w:ascii="Times New Roman" w:hAnsi="Times New Roman" w:cs="Times New Roman" w:hint="eastAsia"/>
+          <w:color w:val="000000"/>
+          <w:kern w:val="0"/>
+          <w:szCs w:val="21"/>
+        </w:rPr>
+        <w:t>的一颗满二叉树</w:t>
+      </w:r>
+      <w:r>
+        <w:rPr>
+          <w:rFonts w:ascii="Times New Roman" w:hAnsi="Times New Roman" w:cs="Times New Roman" w:hint="eastAsia"/>
+          <w:color w:val="000000"/>
+          <w:kern w:val="0"/>
+          <w:szCs w:val="21"/>
+        </w:rPr>
+        <w:t>(</w:t>
+      </w:r>
+      <w:r>
+        <w:rPr>
+          <w:rFonts w:ascii="Times New Roman" w:hAnsi="Times New Roman" w:cs="Times New Roman" w:hint="eastAsia"/>
+          <w:color w:val="000000"/>
+          <w:kern w:val="0"/>
+          <w:szCs w:val="21"/>
+        </w:rPr>
+        <w:t>即第</w:t>
+      </w:r>
+      <w:r>
+        <w:rPr>
+          <w:rFonts w:ascii="Times New Roman" w:hAnsi="Times New Roman" w:cs="Times New Roman"/>
+          <w:color w:val="000000"/>
+          <w:kern w:val="0"/>
+          <w:szCs w:val="21"/>
+        </w:rPr>
+        <w:t>6</w:t>
+      </w:r>
+      <w:r>
+        <w:rPr>
+          <w:rFonts w:ascii="Times New Roman" w:hAnsi="Times New Roman" w:cs="Times New Roman" w:hint="eastAsia"/>
+          <w:color w:val="000000"/>
+          <w:kern w:val="0"/>
+          <w:szCs w:val="21"/>
+        </w:rPr>
+        <w:t>层有</w:t>
+      </w:r>
+      <w:r>
+        <w:rPr>
+          <w:rFonts w:ascii="Times New Roman" w:hAnsi="Times New Roman" w:cs="Times New Roman" w:hint="eastAsia"/>
+          <w:color w:val="000000"/>
+          <w:kern w:val="0"/>
+          <w:szCs w:val="21"/>
+        </w:rPr>
+        <w:t>2</w:t>
+      </w:r>
+      <w:r>
+        <w:rPr>
+          <w:rFonts w:ascii="Times New Roman" w:hAnsi="Times New Roman" w:cs="Times New Roman"/>
+          <w:color w:val="000000"/>
+          <w:kern w:val="0"/>
+          <w:szCs w:val="21"/>
+        </w:rPr>
+        <w:t>^5</w:t>
+      </w:r>
+      <w:r>
+        <w:rPr>
+          <w:rFonts w:ascii="Times New Roman" w:hAnsi="Times New Roman" w:cs="Times New Roman" w:hint="eastAsia"/>
+          <w:color w:val="000000"/>
+          <w:kern w:val="0"/>
+          <w:szCs w:val="21"/>
+        </w:rPr>
+        <w:t>个节点</w:t>
+      </w:r>
+      <w:r>
+        <w:rPr>
+          <w:rFonts w:ascii="Times New Roman" w:hAnsi="Times New Roman" w:cs="Times New Roman"/>
+          <w:color w:val="000000"/>
+          <w:kern w:val="0"/>
+          <w:szCs w:val="21"/>
+        </w:rPr>
+        <w:t>)</w:t>
+      </w:r>
+      <w:r>
+        <w:rPr>
+          <w:rFonts w:ascii="Times New Roman" w:hAnsi="Times New Roman" w:cs="Times New Roman" w:hint="eastAsia"/>
+          <w:color w:val="000000"/>
+          <w:kern w:val="0"/>
+          <w:szCs w:val="21"/>
+        </w:rPr>
+        <w:t>。然后在深度为</w:t>
+      </w:r>
+      <w:r>
+        <w:rPr>
+          <w:rFonts w:ascii="Times New Roman" w:hAnsi="Times New Roman" w:cs="Times New Roman" w:hint="eastAsia"/>
+          <w:color w:val="000000"/>
+          <w:kern w:val="0"/>
+          <w:szCs w:val="21"/>
+        </w:rPr>
+        <w:t>5</w:t>
+      </w:r>
+      <w:r>
+        <w:rPr>
+          <w:rFonts w:ascii="Times New Roman" w:hAnsi="Times New Roman" w:cs="Times New Roman" w:hint="eastAsia"/>
+          <w:color w:val="000000"/>
+          <w:kern w:val="0"/>
+          <w:szCs w:val="21"/>
+        </w:rPr>
+        <w:t>的层从左到右找</w:t>
+      </w:r>
+      <w:r>
+        <w:rPr>
+          <w:rFonts w:ascii="Times New Roman" w:hAnsi="Times New Roman" w:cs="Times New Roman" w:hint="eastAsia"/>
+          <w:color w:val="000000"/>
+          <w:kern w:val="0"/>
+          <w:szCs w:val="21"/>
+        </w:rPr>
+        <w:t>2</w:t>
+      </w:r>
+      <w:r>
+        <w:rPr>
+          <w:rFonts w:ascii="Times New Roman" w:hAnsi="Times New Roman" w:cs="Times New Roman" w:hint="eastAsia"/>
+          <w:color w:val="000000"/>
+          <w:kern w:val="0"/>
+          <w:szCs w:val="21"/>
+        </w:rPr>
+        <w:t>个，接下来需要在深度为</w:t>
+      </w:r>
+      <w:r>
+        <w:rPr>
+          <w:rFonts w:ascii="Times New Roman" w:hAnsi="Times New Roman" w:cs="Times New Roman"/>
+          <w:color w:val="000000"/>
+          <w:kern w:val="0"/>
+          <w:szCs w:val="21"/>
+        </w:rPr>
+        <w:t>4</w:t>
+      </w:r>
+      <w:r>
+        <w:rPr>
+          <w:rFonts w:ascii="Times New Roman" w:hAnsi="Times New Roman" w:cs="Times New Roman" w:hint="eastAsia"/>
+          <w:color w:val="000000"/>
+          <w:kern w:val="0"/>
+          <w:szCs w:val="21"/>
+        </w:rPr>
+        <w:t>的层找</w:t>
+      </w:r>
+      <w:r>
+        <w:rPr>
+          <w:rFonts w:ascii="Times New Roman" w:hAnsi="Times New Roman" w:cs="Times New Roman"/>
+          <w:color w:val="000000"/>
+          <w:kern w:val="0"/>
+          <w:szCs w:val="21"/>
+        </w:rPr>
+        <w:t>3</w:t>
+      </w:r>
+      <w:r>
+        <w:rPr>
+          <w:rFonts w:ascii="Times New Roman" w:hAnsi="Times New Roman" w:cs="Times New Roman" w:hint="eastAsia"/>
+          <w:color w:val="000000"/>
+          <w:kern w:val="0"/>
+          <w:szCs w:val="21"/>
+        </w:rPr>
+        <w:t>个，因为不能是前缀，所以可以是第二个红框内的节点，即前一个编码加</w:t>
+      </w:r>
+      <w:r>
+        <w:rPr>
+          <w:rFonts w:ascii="Times New Roman" w:hAnsi="Times New Roman" w:cs="Times New Roman" w:hint="eastAsia"/>
+          <w:color w:val="000000"/>
+          <w:kern w:val="0"/>
+          <w:szCs w:val="21"/>
+        </w:rPr>
+        <w:t>1</w:t>
+      </w:r>
+      <w:r>
+        <w:rPr>
+          <w:rFonts w:ascii="Times New Roman" w:hAnsi="Times New Roman" w:cs="Times New Roman" w:hint="eastAsia"/>
+          <w:color w:val="000000"/>
+          <w:kern w:val="0"/>
+          <w:szCs w:val="21"/>
+        </w:rPr>
+        <w:t>再右移（</w:t>
+      </w:r>
+      <w:r>
+        <w:rPr>
+          <w:rFonts w:ascii="Times New Roman" w:hAnsi="Times New Roman" w:cs="Times New Roman"/>
+          <w:color w:val="000000"/>
+          <w:kern w:val="0"/>
+          <w:szCs w:val="21"/>
+        </w:rPr>
+        <w:t>char2</w:t>
+      </w:r>
+      <w:r>
+        <w:rPr>
+          <w:rFonts w:ascii="Times New Roman" w:hAnsi="Times New Roman" w:cs="Times New Roman"/>
+          <w:color w:val="000000"/>
+          <w:kern w:val="0"/>
+          <w:szCs w:val="21"/>
+        </w:rPr>
+        <w:t>长度减</w:t>
+      </w:r>
+      <w:r>
+        <w:rPr>
+          <w:rFonts w:ascii="Times New Roman" w:hAnsi="Times New Roman" w:cs="Times New Roman"/>
+          <w:color w:val="000000"/>
+          <w:kern w:val="0"/>
+          <w:szCs w:val="21"/>
+        </w:rPr>
+        <w:t>char3</w:t>
+      </w:r>
+      <w:r>
+        <w:rPr>
+          <w:rFonts w:ascii="Times New Roman" w:hAnsi="Times New Roman" w:cs="Times New Roman"/>
+          <w:color w:val="000000"/>
+          <w:kern w:val="0"/>
+          <w:szCs w:val="21"/>
+        </w:rPr>
+        <w:t>长度</w:t>
+      </w:r>
+      <w:r>
+        <w:rPr>
+          <w:rFonts w:ascii="Times New Roman" w:hAnsi="Times New Roman" w:cs="Times New Roman" w:hint="eastAsia"/>
+          <w:color w:val="000000"/>
+          <w:kern w:val="0"/>
+          <w:szCs w:val="21"/>
+        </w:rPr>
+        <w:t>），也就是</w:t>
+      </w:r>
+    </w:p>
+    <w:p>
+      <w:pPr>
+        <w:autoSpaceDE w:val="0"/>
+        <w:autoSpaceDN w:val="0"/>
+        <w:adjustRightInd w:val="0"/>
+        <w:jc w:val="left"/>
+        <w:rPr>
+          <w:rFonts w:ascii="Times New Roman" w:hAnsi="Times New Roman" w:cs="Times New Roman"/>
+          <w:color w:val="000000"/>
+          <w:kern w:val="0"/>
+          <w:szCs w:val="21"/>
+        </w:rPr>
+      </w:pPr>
+      <w:r>
+        <w:rPr>
+          <w:noProof/>
+        </w:rPr>
+        <w:drawing>
+          <wp:inline distT="0" distB="0" distL="0" distR="0" wp14:anchorId="20144D68" wp14:editId="7BC76FFE">
+            <wp:extent cx="5274310" cy="2304415"/>
+            <wp:effectExtent l="0" t="0" r="2540" b="635"/>
+            <wp:docPr id="26" name="图片 26"/>
+            <wp:cNvGraphicFramePr>
+              <a:graphicFrameLocks xmlns:a="http://schemas.openxmlformats.org/drawingml/2006/main" noChangeAspect="1"/>
+            </wp:cNvGraphicFramePr>
+            <a:graphic xmlns:a="http://schemas.openxmlformats.org/drawingml/2006/main">
+              <a:graphicData uri="http://schemas.openxmlformats.org/drawingml/2006/picture">
+                <pic:pic xmlns:pic="http://schemas.openxmlformats.org/drawingml/2006/picture">
+                  <pic:nvPicPr>
+                    <pic:cNvPr id="1" name=""/>
+                    <pic:cNvPicPr/>
+                  </pic:nvPicPr>
+                  <pic:blipFill>
+                    <a:blip r:embed="rId46"/>
+                    <a:stretch>
+                      <a:fillRect/>
+                    </a:stretch>
+                  </pic:blipFill>
+                  <pic:spPr>
+                    <a:xfrm>
+                      <a:off x="0" y="0"/>
+                      <a:ext cx="5274310" cy="2304415"/>
+                    </a:xfrm>
+                    <a:prstGeom prst="rect">
+                      <a:avLst/>
+                    </a:prstGeom>
+                  </pic:spPr>
+                </pic:pic>
+              </a:graphicData>
+            </a:graphic>
+          </wp:inline>
+        </w:drawing>
+      </w:r>
+    </w:p>
+    <w:p>
+      <w:pPr>
+        <w:autoSpaceDE w:val="0"/>
+        <w:autoSpaceDN w:val="0"/>
+        <w:adjustRightInd w:val="0"/>
+        <w:jc w:val="left"/>
+        <w:rPr>
+          <w:rFonts w:ascii="Times New Roman" w:hAnsi="Times New Roman" w:cs="Times New Roman"/>
+          <w:color w:val="000000"/>
+          <w:kern w:val="0"/>
+          <w:szCs w:val="21"/>
+        </w:rPr>
+      </w:pPr>
+      <w:r>
+        <w:rPr>
+          <w:rFonts w:ascii="Times New Roman" w:hAnsi="Times New Roman" w:cs="Times New Roman" w:hint="eastAsia"/>
+          <w:color w:val="000000"/>
+          <w:kern w:val="0"/>
+          <w:szCs w:val="21"/>
+        </w:rPr>
+        <w:t>量化表：</w:t>
+      </w:r>
+    </w:p>
+    <w:p>
+      <w:pPr>
+        <w:autoSpaceDE w:val="0"/>
+        <w:autoSpaceDN w:val="0"/>
+        <w:adjustRightInd w:val="0"/>
+        <w:jc w:val="left"/>
+        <w:rPr>
+          <w:rFonts w:ascii="Times New Roman" w:hAnsi="Times New Roman" w:cs="Times New Roman"/>
+          <w:color w:val="000000"/>
+          <w:kern w:val="0"/>
+          <w:szCs w:val="21"/>
+        </w:rPr>
+      </w:pPr>
+      <w:r>
+        <w:rPr>
+          <w:noProof/>
+        </w:rPr>
+        <w:lastRenderedPageBreak/>
+        <w:drawing>
+          <wp:inline distT="0" distB="0" distL="0" distR="0" wp14:anchorId="60250F41" wp14:editId="2CE5A9C9">
+            <wp:extent cx="3873640" cy="2619581"/>
+            <wp:effectExtent l="0" t="0" r="0" b="9525"/>
+            <wp:docPr id="27" name="图片 27"/>
+            <wp:cNvGraphicFramePr>
+              <a:graphicFrameLocks xmlns:a="http://schemas.openxmlformats.org/drawingml/2006/main" noChangeAspect="1"/>
+            </wp:cNvGraphicFramePr>
+            <a:graphic xmlns:a="http://schemas.openxmlformats.org/drawingml/2006/main">
+              <a:graphicData uri="http://schemas.openxmlformats.org/drawingml/2006/picture">
+                <pic:pic xmlns:pic="http://schemas.openxmlformats.org/drawingml/2006/picture">
+                  <pic:nvPicPr>
+                    <pic:cNvPr id="1" name=""/>
+                    <pic:cNvPicPr/>
+                  </pic:nvPicPr>
+                  <pic:blipFill>
+                    <a:blip r:embed="rId47"/>
+                    <a:stretch>
+                      <a:fillRect/>
+                    </a:stretch>
+                  </pic:blipFill>
+                  <pic:spPr>
+                    <a:xfrm>
+                      <a:off x="0" y="0"/>
+                      <a:ext cx="3899648" cy="2637169"/>
+                    </a:xfrm>
+                    <a:prstGeom prst="rect">
+                      <a:avLst/>
+                    </a:prstGeom>
+                  </pic:spPr>
+                </pic:pic>
+              </a:graphicData>
+            </a:graphic>
+          </wp:inline>
+        </w:drawing>
+      </w:r>
+      <w:r>
+        <w:rPr>
+          <w:noProof/>
+        </w:rPr>
+        <w:drawing>
+          <wp:inline distT="0" distB="0" distL="0" distR="0" wp14:anchorId="46EFA6DA" wp14:editId="5C6146B8">
+            <wp:extent cx="3853543" cy="1446123"/>
+            <wp:effectExtent l="0" t="0" r="0" b="1905"/>
+            <wp:docPr id="23" name="图片 23"/>
+            <wp:cNvGraphicFramePr>
+              <a:graphicFrameLocks xmlns:a="http://schemas.openxmlformats.org/drawingml/2006/main" noChangeAspect="1"/>
+            </wp:cNvGraphicFramePr>
+            <a:graphic xmlns:a="http://schemas.openxmlformats.org/drawingml/2006/main">
+              <a:graphicData uri="http://schemas.openxmlformats.org/drawingml/2006/picture">
+                <pic:pic xmlns:pic="http://schemas.openxmlformats.org/drawingml/2006/picture">
+                  <pic:nvPicPr>
+                    <pic:cNvPr id="1" name=""/>
+                    <pic:cNvPicPr/>
+                  </pic:nvPicPr>
+                  <pic:blipFill>
+                    <a:blip r:embed="rId48"/>
+                    <a:stretch>
+                      <a:fillRect/>
+                    </a:stretch>
+                  </pic:blipFill>
+                  <pic:spPr>
+                    <a:xfrm>
+                      <a:off x="0" y="0"/>
+                      <a:ext cx="3910308" cy="1467425"/>
+                    </a:xfrm>
+                    <a:prstGeom prst="rect">
+                      <a:avLst/>
+                    </a:prstGeom>
+                  </pic:spPr>
+                </pic:pic>
+              </a:graphicData>
+            </a:graphic>
+          </wp:inline>
+        </w:drawing>
+      </w:r>
+    </w:p>
+    <w:p>
+      <w:pPr>
+        <w:autoSpaceDE w:val="0"/>
+        <w:autoSpaceDN w:val="0"/>
+        <w:adjustRightInd w:val="0"/>
+        <w:jc w:val="left"/>
+        <w:rPr>
+          <w:rFonts w:ascii="Times New Roman" w:hAnsi="Times New Roman" w:cs="Times New Roman"/>
+          <w:color w:val="000000"/>
+          <w:kern w:val="0"/>
+          <w:szCs w:val="21"/>
+        </w:rPr>
+      </w:pPr>
+      <w:r>
+        <w:rPr>
+          <w:rFonts w:ascii="Times New Roman" w:hAnsi="Times New Roman" w:cs="Times New Roman"/>
+          <w:color w:val="000000"/>
+          <w:kern w:val="0"/>
+          <w:szCs w:val="21"/>
+        </w:rPr>
+        <w:t>SOF0</w:t>
+      </w:r>
+      <w:r>
+        <w:rPr>
+          <w:rFonts w:ascii="Times New Roman" w:hAnsi="Times New Roman" w:cs="Times New Roman"/>
+          <w:color w:val="000000"/>
+          <w:kern w:val="0"/>
+          <w:szCs w:val="21"/>
+        </w:rPr>
+        <w:t>：</w:t>
+      </w:r>
+      <w:r>
+        <w:rPr>
+          <w:rFonts w:ascii="Times New Roman" w:hAnsi="Times New Roman" w:cs="Times New Roman"/>
+          <w:color w:val="000000"/>
+          <w:kern w:val="0"/>
+          <w:szCs w:val="21"/>
+        </w:rPr>
+        <w:t>0xFFC0  //Start of Frame</w:t>
+      </w:r>
+      <w:r>
+        <w:rPr>
+          <w:rFonts w:ascii="Times New Roman" w:hAnsi="Times New Roman" w:cs="Times New Roman"/>
+          <w:color w:val="000000"/>
+          <w:kern w:val="0"/>
+          <w:szCs w:val="21"/>
+        </w:rPr>
+        <w:t>，帧图像开始</w:t>
+      </w:r>
+    </w:p>
+    <w:p>
+      <w:pPr>
+        <w:autoSpaceDE w:val="0"/>
+        <w:autoSpaceDN w:val="0"/>
+        <w:adjustRightInd w:val="0"/>
+        <w:jc w:val="left"/>
+        <w:rPr>
+          <w:rFonts w:ascii="Times New Roman" w:hAnsi="Times New Roman" w:cs="Times New Roman"/>
+          <w:color w:val="000000"/>
+          <w:kern w:val="0"/>
+          <w:szCs w:val="21"/>
+        </w:rPr>
+      </w:pPr>
+      <w:r>
+        <w:rPr>
+          <w:noProof/>
+        </w:rPr>
+        <w:drawing>
+          <wp:inline distT="0" distB="0" distL="0" distR="0" wp14:anchorId="7813C05C" wp14:editId="792FE467">
+            <wp:extent cx="3602659" cy="3376246"/>
+            <wp:effectExtent l="0" t="0" r="0" b="0"/>
+            <wp:docPr id="28" name="图片 28"/>
+            <wp:cNvGraphicFramePr>
+              <a:graphicFrameLocks xmlns:a="http://schemas.openxmlformats.org/drawingml/2006/main" noChangeAspect="1"/>
+            </wp:cNvGraphicFramePr>
+            <a:graphic xmlns:a="http://schemas.openxmlformats.org/drawingml/2006/main">
+              <a:graphicData uri="http://schemas.openxmlformats.org/drawingml/2006/picture">
+                <pic:pic xmlns:pic="http://schemas.openxmlformats.org/drawingml/2006/picture">
+                  <pic:nvPicPr>
+                    <pic:cNvPr id="1" name=""/>
+                    <pic:cNvPicPr/>
+                  </pic:nvPicPr>
+                  <pic:blipFill>
+                    <a:blip r:embed="rId49"/>
+                    <a:stretch>
+                      <a:fillRect/>
+                    </a:stretch>
+                  </pic:blipFill>
+                  <pic:spPr>
+                    <a:xfrm>
+                      <a:off x="0" y="0"/>
+                      <a:ext cx="3609499" cy="3382656"/>
+                    </a:xfrm>
+                    <a:prstGeom prst="rect">
+                      <a:avLst/>
+                    </a:prstGeom>
+                  </pic:spPr>
+                </pic:pic>
+              </a:graphicData>
+            </a:graphic>
+          </wp:inline>
+        </w:drawing>
+      </w:r>
+    </w:p>
+    <w:p>
+      <w:pPr>
+        <w:autoSpaceDE w:val="0"/>
+        <w:autoSpaceDN w:val="0"/>
+        <w:adjustRightInd w:val="0"/>
+        <w:jc w:val="left"/>
+        <w:rPr>
+          <w:rFonts w:ascii="Times New Roman" w:hAnsi="Times New Roman" w:cs="Times New Roman"/>
+          <w:color w:val="000000"/>
+          <w:kern w:val="0"/>
+          <w:szCs w:val="21"/>
+        </w:rPr>
+      </w:pPr>
+      <w:r>
+        <w:rPr>
+          <w:rFonts w:ascii="Times New Roman" w:hAnsi="Times New Roman" w:cs="Times New Roman" w:hint="eastAsia"/>
+          <w:color w:val="000000"/>
+          <w:kern w:val="0"/>
+          <w:szCs w:val="21"/>
+        </w:rPr>
+        <w:t>字段⑥中包含这些字段：</w:t>
+      </w:r>
+    </w:p>
+    <w:p>
+      <w:pPr>
+        <w:autoSpaceDE w:val="0"/>
+        <w:autoSpaceDN w:val="0"/>
+        <w:adjustRightInd w:val="0"/>
+        <w:jc w:val="left"/>
+        <w:rPr>
+          <w:rFonts w:ascii="Times New Roman" w:hAnsi="Times New Roman" w:cs="Times New Roman"/>
+          <w:color w:val="000000"/>
+          <w:kern w:val="0"/>
+          <w:szCs w:val="21"/>
+        </w:rPr>
+      </w:pPr>
+      <w:r>
+        <w:rPr>
+          <w:noProof/>
+        </w:rPr>
+        <w:lastRenderedPageBreak/>
+        <w:drawing>
+          <wp:inline distT="0" distB="0" distL="0" distR="0" wp14:anchorId="5B21C17F" wp14:editId="39F492CD">
+            <wp:extent cx="3677697" cy="899278"/>
+            <wp:effectExtent l="0" t="0" r="0" b="0"/>
+            <wp:docPr id="29" name="图片 29"/>
+            <wp:cNvGraphicFramePr>
+              <a:graphicFrameLocks xmlns:a="http://schemas.openxmlformats.org/drawingml/2006/main" noChangeAspect="1"/>
+            </wp:cNvGraphicFramePr>
+            <a:graphic xmlns:a="http://schemas.openxmlformats.org/drawingml/2006/main">
+              <a:graphicData uri="http://schemas.openxmlformats.org/drawingml/2006/picture">
+                <pic:pic xmlns:pic="http://schemas.openxmlformats.org/drawingml/2006/picture">
+                  <pic:nvPicPr>
+                    <pic:cNvPr id="1" name=""/>
+                    <pic:cNvPicPr/>
+                  </pic:nvPicPr>
+                  <pic:blipFill>
+                    <a:blip r:embed="rId50"/>
+                    <a:stretch>
+                      <a:fillRect/>
+                    </a:stretch>
+                  </pic:blipFill>
+                  <pic:spPr>
+                    <a:xfrm>
+                      <a:off x="0" y="0"/>
+                      <a:ext cx="3710520" cy="907304"/>
+                    </a:xfrm>
+                    <a:prstGeom prst="rect">
+                      <a:avLst/>
+                    </a:prstGeom>
+                  </pic:spPr>
+                </pic:pic>
+              </a:graphicData>
+            </a:graphic>
+          </wp:inline>
+        </w:drawing>
+      </w:r>
+    </w:p>
+    <w:p>
+      <w:pPr>
+        <w:autoSpaceDE w:val="0"/>
+        <w:autoSpaceDN w:val="0"/>
+        <w:adjustRightInd w:val="0"/>
+        <w:jc w:val="left"/>
+        <w:rPr>
+          <w:rFonts w:ascii="Times New Roman" w:hAnsi="Times New Roman" w:cs="Times New Roman"/>
+          <w:color w:val="000000"/>
+          <w:kern w:val="0"/>
+          <w:szCs w:val="21"/>
+        </w:rPr>
+      </w:pPr>
+      <w:r>
+        <w:rPr>
+          <w:rFonts w:ascii="Times New Roman" w:hAnsi="Times New Roman" w:cs="Times New Roman" w:hint="eastAsia"/>
+          <w:color w:val="000000"/>
+          <w:kern w:val="0"/>
+          <w:szCs w:val="21"/>
+        </w:rPr>
+        <w:t>字段⑥中的内容会重复出现，有多少个颜色分量（字段⑤</w:t>
+      </w:r>
+      <w:r>
+        <w:rPr>
+          <w:rFonts w:ascii="Times New Roman" w:hAnsi="Times New Roman" w:cs="Times New Roman" w:hint="eastAsia"/>
+          <w:color w:val="000000"/>
+          <w:kern w:val="0"/>
+          <w:szCs w:val="21"/>
+        </w:rPr>
+        <w:t>的值</w:t>
+      </w:r>
+      <w:r>
+        <w:rPr>
+          <w:rFonts w:ascii="Times New Roman" w:hAnsi="Times New Roman" w:cs="Times New Roman" w:hint="eastAsia"/>
+          <w:color w:val="000000"/>
+          <w:kern w:val="0"/>
+          <w:szCs w:val="21"/>
+        </w:rPr>
+        <w:t>）</w:t>
+      </w:r>
+      <w:r>
+        <w:rPr>
+          <w:rFonts w:ascii="Times New Roman" w:hAnsi="Times New Roman" w:cs="Times New Roman" w:hint="eastAsia"/>
+          <w:color w:val="000000"/>
+          <w:kern w:val="0"/>
+          <w:szCs w:val="21"/>
+        </w:rPr>
+        <w:t>就出现多少次</w:t>
+      </w:r>
+    </w:p>
+    <w:p>
+      <w:pPr>
+        <w:autoSpaceDE w:val="0"/>
+        <w:autoSpaceDN w:val="0"/>
+        <w:adjustRightInd w:val="0"/>
+        <w:jc w:val="left"/>
+        <w:rPr>
+          <w:rFonts w:ascii="Times New Roman" w:hAnsi="Times New Roman" w:cs="Times New Roman"/>
+          <w:color w:val="000000"/>
+          <w:kern w:val="0"/>
+          <w:szCs w:val="21"/>
+        </w:rPr>
+      </w:pPr>
+      <w:r>
+        <w:rPr>
+          <w:rFonts w:ascii="Times New Roman" w:hAnsi="Times New Roman" w:cs="Times New Roman" w:hint="eastAsia"/>
+          <w:color w:val="000000"/>
+          <w:kern w:val="0"/>
+          <w:szCs w:val="21"/>
+        </w:rPr>
+        <w:t>水平采样因子和垂直采样因子的设置：</w:t>
+      </w:r>
+    </w:p>
+    <w:p>
+      <w:pPr>
+        <w:autoSpaceDE w:val="0"/>
+        <w:autoSpaceDN w:val="0"/>
+        <w:adjustRightInd w:val="0"/>
+        <w:jc w:val="left"/>
+        <w:rPr>
+          <w:rFonts w:ascii="Times New Roman" w:hAnsi="Times New Roman" w:cs="Times New Roman"/>
+          <w:color w:val="000000"/>
+          <w:kern w:val="0"/>
+          <w:szCs w:val="21"/>
+        </w:rPr>
+      </w:pPr>
+      <w:r>
+        <w:rPr>
+          <w:rFonts w:ascii="Times New Roman" w:hAnsi="Times New Roman" w:cs="Times New Roman" w:hint="eastAsia"/>
+          <w:color w:val="000000"/>
+          <w:kern w:val="0"/>
+          <w:szCs w:val="21"/>
+        </w:rPr>
+        <w:t>例</w:t>
+      </w:r>
+      <w:r>
+        <w:rPr>
+          <w:rFonts w:ascii="Times New Roman" w:hAnsi="Times New Roman" w:cs="Times New Roman" w:hint="eastAsia"/>
+          <w:color w:val="000000"/>
+          <w:kern w:val="0"/>
+          <w:szCs w:val="21"/>
+        </w:rPr>
+        <w:t>1</w:t>
+      </w:r>
+      <w:r>
+        <w:rPr>
+          <w:rFonts w:ascii="Times New Roman" w:hAnsi="Times New Roman" w:cs="Times New Roman" w:hint="eastAsia"/>
+          <w:color w:val="000000"/>
+          <w:kern w:val="0"/>
+          <w:szCs w:val="21"/>
+        </w:rPr>
+        <w:t>：</w:t>
+      </w:r>
+    </w:p>
+    <w:p>
+      <w:pPr>
+        <w:autoSpaceDE w:val="0"/>
+        <w:autoSpaceDN w:val="0"/>
+        <w:adjustRightInd w:val="0"/>
+        <w:jc w:val="left"/>
+        <w:rPr>
+          <w:rFonts w:ascii="Times New Roman" w:hAnsi="Times New Roman" w:cs="Times New Roman"/>
+          <w:color w:val="000000"/>
+          <w:kern w:val="0"/>
+          <w:szCs w:val="21"/>
+        </w:rPr>
+      </w:pPr>
+      <w:r>
+        <w:rPr>
+          <w:noProof/>
+        </w:rPr>
+        <w:drawing>
+          <wp:inline distT="0" distB="0" distL="0" distR="0" wp14:anchorId="6A12516D" wp14:editId="7F50E0F4">
+            <wp:extent cx="3702818" cy="302698"/>
+            <wp:effectExtent l="0" t="0" r="0" b="2540"/>
+            <wp:docPr id="31" name="图片 31"/>
+            <wp:cNvGraphicFramePr>
+              <a:graphicFrameLocks xmlns:a="http://schemas.openxmlformats.org/drawingml/2006/main" noChangeAspect="1"/>
+            </wp:cNvGraphicFramePr>
+            <a:graphic xmlns:a="http://schemas.openxmlformats.org/drawingml/2006/main">
+              <a:graphicData uri="http://schemas.openxmlformats.org/drawingml/2006/picture">
+                <pic:pic xmlns:pic="http://schemas.openxmlformats.org/drawingml/2006/picture">
+                  <pic:nvPicPr>
+                    <pic:cNvPr id="1" name=""/>
+                    <pic:cNvPicPr/>
+                  </pic:nvPicPr>
+                  <pic:blipFill>
+                    <a:blip r:embed="rId51"/>
+                    <a:stretch>
+                      <a:fillRect/>
+                    </a:stretch>
+                  </pic:blipFill>
+                  <pic:spPr>
+                    <a:xfrm>
+                      <a:off x="0" y="0"/>
+                      <a:ext cx="3820447" cy="312314"/>
+                    </a:xfrm>
+                    <a:prstGeom prst="rect">
+                      <a:avLst/>
+                    </a:prstGeom>
+                  </pic:spPr>
+                </pic:pic>
+              </a:graphicData>
+            </a:graphic>
+          </wp:inline>
+        </w:drawing>
+      </w:r>
+    </w:p>
+    <w:p>
+      <w:pPr>
+        <w:autoSpaceDE w:val="0"/>
+        <w:autoSpaceDN w:val="0"/>
+        <w:adjustRightInd w:val="0"/>
+        <w:jc w:val="left"/>
+        <w:rPr>
+          <w:rFonts w:ascii="Times New Roman" w:hAnsi="Times New Roman" w:cs="Times New Roman"/>
+          <w:color w:val="000000"/>
+          <w:kern w:val="0"/>
+          <w:szCs w:val="21"/>
+        </w:rPr>
+      </w:pPr>
+      <w:r>
+        <w:rPr>
+          <w:rFonts w:ascii="Times New Roman" w:hAnsi="Times New Roman" w:cs="Times New Roman"/>
+          <w:color w:val="000000"/>
+          <w:kern w:val="0"/>
+          <w:szCs w:val="21"/>
+        </w:rPr>
+        <w:t>01 22</w:t>
+      </w:r>
+      <w:r>
+        <w:rPr>
+          <w:rFonts w:ascii="Times New Roman" w:hAnsi="Times New Roman" w:cs="Times New Roman"/>
+          <w:color w:val="000000"/>
+          <w:kern w:val="0"/>
+          <w:szCs w:val="21"/>
+        </w:rPr>
+        <w:t xml:space="preserve"> 00</w:t>
+      </w:r>
+      <w:r>
+        <w:rPr>
+          <w:rFonts w:ascii="Times New Roman" w:hAnsi="Times New Roman" w:cs="Times New Roman"/>
+          <w:color w:val="000000"/>
+          <w:kern w:val="0"/>
+          <w:szCs w:val="21"/>
+        </w:rPr>
+        <w:t xml:space="preserve">   01</w:t>
+      </w:r>
+      <w:r>
+        <w:rPr>
+          <w:rFonts w:ascii="Times New Roman" w:hAnsi="Times New Roman" w:cs="Times New Roman"/>
+          <w:color w:val="000000"/>
+          <w:kern w:val="0"/>
+          <w:szCs w:val="21"/>
+        </w:rPr>
+        <w:t>表示</w:t>
+      </w:r>
+      <w:r>
+        <w:rPr>
+          <w:rFonts w:ascii="Times New Roman" w:hAnsi="Times New Roman" w:cs="Times New Roman"/>
+          <w:color w:val="000000"/>
+          <w:kern w:val="0"/>
+          <w:szCs w:val="21"/>
+        </w:rPr>
+        <w:t xml:space="preserve"> Y </w:t>
+      </w:r>
+      <w:r>
+        <w:rPr>
+          <w:rFonts w:ascii="Times New Roman" w:hAnsi="Times New Roman" w:cs="Times New Roman"/>
+          <w:color w:val="000000"/>
+          <w:kern w:val="0"/>
+          <w:szCs w:val="21"/>
+        </w:rPr>
+        <w:t>分量，</w:t>
+      </w:r>
+      <w:r>
+        <w:rPr>
+          <w:rFonts w:ascii="Times New Roman" w:hAnsi="Times New Roman" w:cs="Times New Roman"/>
+          <w:color w:val="000000"/>
+          <w:kern w:val="0"/>
+          <w:szCs w:val="21"/>
+        </w:rPr>
+        <w:t>22</w:t>
+      </w:r>
+      <w:r>
+        <w:rPr>
+          <w:rFonts w:ascii="Times New Roman" w:hAnsi="Times New Roman" w:cs="Times New Roman"/>
+          <w:color w:val="000000"/>
+          <w:kern w:val="0"/>
+          <w:szCs w:val="21"/>
+        </w:rPr>
+        <w:t>表示</w:t>
+      </w:r>
+      <w:r>
+        <w:rPr>
+          <w:rFonts w:ascii="Times New Roman" w:hAnsi="Times New Roman" w:cs="Times New Roman"/>
+          <w:color w:val="000000"/>
+          <w:kern w:val="0"/>
+          <w:szCs w:val="21"/>
+        </w:rPr>
+        <w:t xml:space="preserve"> </w:t>
+      </w:r>
+      <w:r>
+        <w:rPr>
+          <w:rFonts w:ascii="Times New Roman" w:hAnsi="Times New Roman" w:cs="Times New Roman"/>
+          <w:color w:val="000000"/>
+          <w:kern w:val="0"/>
+          <w:szCs w:val="21"/>
+        </w:rPr>
+        <w:t>水平和垂直的采样因子都是</w:t>
+      </w:r>
+      <w:r>
+        <w:rPr>
+          <w:rFonts w:ascii="Times New Roman" w:hAnsi="Times New Roman" w:cs="Times New Roman"/>
+          <w:color w:val="000000"/>
+          <w:kern w:val="0"/>
+          <w:szCs w:val="21"/>
+        </w:rPr>
+        <w:t>2</w:t>
+      </w:r>
+      <w:r>
+        <w:rPr>
+          <w:rFonts w:ascii="Times New Roman" w:hAnsi="Times New Roman" w:cs="Times New Roman"/>
+          <w:color w:val="000000"/>
+          <w:kern w:val="0"/>
+          <w:szCs w:val="21"/>
+        </w:rPr>
+        <w:t>，</w:t>
+      </w:r>
+      <w:r>
+        <w:rPr>
+          <w:rFonts w:ascii="Times New Roman" w:hAnsi="Times New Roman" w:cs="Times New Roman"/>
+          <w:color w:val="000000"/>
+          <w:kern w:val="0"/>
+          <w:szCs w:val="21"/>
+        </w:rPr>
+        <w:t xml:space="preserve"> 2*2=4</w:t>
+      </w:r>
+    </w:p>
+    <w:p>
+      <w:pPr>
+        <w:autoSpaceDE w:val="0"/>
+        <w:autoSpaceDN w:val="0"/>
+        <w:adjustRightInd w:val="0"/>
+        <w:jc w:val="left"/>
+        <w:rPr>
+          <w:rFonts w:ascii="Times New Roman" w:hAnsi="Times New Roman" w:cs="Times New Roman"/>
+          <w:color w:val="000000"/>
+          <w:kern w:val="0"/>
+          <w:szCs w:val="21"/>
+        </w:rPr>
+      </w:pPr>
+      <w:r>
+        <w:rPr>
+          <w:rFonts w:ascii="Times New Roman" w:hAnsi="Times New Roman" w:cs="Times New Roman"/>
+          <w:color w:val="000000"/>
+          <w:kern w:val="0"/>
+          <w:szCs w:val="21"/>
+        </w:rPr>
+        <w:t>02 11</w:t>
+      </w:r>
+      <w:r>
+        <w:rPr>
+          <w:rFonts w:ascii="Times New Roman" w:hAnsi="Times New Roman" w:cs="Times New Roman"/>
+          <w:color w:val="000000"/>
+          <w:kern w:val="0"/>
+          <w:szCs w:val="21"/>
+        </w:rPr>
+        <w:t xml:space="preserve"> 01</w:t>
+      </w:r>
+      <w:r>
+        <w:rPr>
+          <w:rFonts w:ascii="Times New Roman" w:hAnsi="Times New Roman" w:cs="Times New Roman"/>
+          <w:color w:val="000000"/>
+          <w:kern w:val="0"/>
+          <w:szCs w:val="21"/>
+        </w:rPr>
+        <w:t xml:space="preserve">   02</w:t>
+      </w:r>
+      <w:r>
+        <w:rPr>
+          <w:rFonts w:ascii="Times New Roman" w:hAnsi="Times New Roman" w:cs="Times New Roman"/>
+          <w:color w:val="000000"/>
+          <w:kern w:val="0"/>
+          <w:szCs w:val="21"/>
+        </w:rPr>
+        <w:t>表示</w:t>
+      </w:r>
+      <w:r>
+        <w:rPr>
+          <w:rFonts w:ascii="Times New Roman" w:hAnsi="Times New Roman" w:cs="Times New Roman"/>
+          <w:color w:val="000000"/>
+          <w:kern w:val="0"/>
+          <w:szCs w:val="21"/>
+        </w:rPr>
+        <w:t xml:space="preserve"> Cb</w:t>
+      </w:r>
+      <w:r>
+        <w:rPr>
+          <w:rFonts w:ascii="Times New Roman" w:hAnsi="Times New Roman" w:cs="Times New Roman"/>
+          <w:color w:val="000000"/>
+          <w:kern w:val="0"/>
+          <w:szCs w:val="21"/>
+        </w:rPr>
+        <w:t>分量，</w:t>
+      </w:r>
+      <w:r>
+        <w:rPr>
+          <w:rFonts w:ascii="Times New Roman" w:hAnsi="Times New Roman" w:cs="Times New Roman"/>
+          <w:color w:val="000000"/>
+          <w:kern w:val="0"/>
+          <w:szCs w:val="21"/>
+        </w:rPr>
+        <w:t>11</w:t>
+      </w:r>
+      <w:r>
+        <w:rPr>
+          <w:rFonts w:ascii="Times New Roman" w:hAnsi="Times New Roman" w:cs="Times New Roman"/>
+          <w:color w:val="000000"/>
+          <w:kern w:val="0"/>
+          <w:szCs w:val="21"/>
+        </w:rPr>
+        <w:t>表示</w:t>
+      </w:r>
+      <w:r>
+        <w:rPr>
+          <w:rFonts w:ascii="Times New Roman" w:hAnsi="Times New Roman" w:cs="Times New Roman"/>
+          <w:color w:val="000000"/>
+          <w:kern w:val="0"/>
+          <w:szCs w:val="21"/>
+        </w:rPr>
+        <w:t xml:space="preserve"> </w:t>
+      </w:r>
+      <w:r>
+        <w:rPr>
+          <w:rFonts w:ascii="Times New Roman" w:hAnsi="Times New Roman" w:cs="Times New Roman"/>
+          <w:color w:val="000000"/>
+          <w:kern w:val="0"/>
+          <w:szCs w:val="21"/>
+        </w:rPr>
+        <w:t>水平和垂直的采样因子都是</w:t>
+      </w:r>
+      <w:r>
+        <w:rPr>
+          <w:rFonts w:ascii="Times New Roman" w:hAnsi="Times New Roman" w:cs="Times New Roman"/>
+          <w:color w:val="000000"/>
+          <w:kern w:val="0"/>
+          <w:szCs w:val="21"/>
+        </w:rPr>
+        <w:t>1     1*1=1</w:t>
+      </w:r>
+    </w:p>
+    <w:p>
+      <w:pPr>
+        <w:autoSpaceDE w:val="0"/>
+        <w:autoSpaceDN w:val="0"/>
+        <w:adjustRightInd w:val="0"/>
+        <w:jc w:val="left"/>
+        <w:rPr>
+          <w:rFonts w:ascii="Times New Roman" w:hAnsi="Times New Roman" w:cs="Times New Roman"/>
+          <w:color w:val="000000"/>
+          <w:kern w:val="0"/>
+          <w:szCs w:val="21"/>
+        </w:rPr>
+      </w:pPr>
+      <w:r>
+        <w:rPr>
+          <w:rFonts w:ascii="Times New Roman" w:hAnsi="Times New Roman" w:cs="Times New Roman"/>
+          <w:color w:val="000000"/>
+          <w:kern w:val="0"/>
+          <w:szCs w:val="21"/>
+        </w:rPr>
+        <w:t xml:space="preserve">03 11 </w:t>
+      </w:r>
+      <w:r>
+        <w:rPr>
+          <w:rFonts w:ascii="Times New Roman" w:hAnsi="Times New Roman" w:cs="Times New Roman"/>
+          <w:color w:val="000000"/>
+          <w:kern w:val="0"/>
+          <w:szCs w:val="21"/>
+        </w:rPr>
+        <w:t>01</w:t>
+      </w:r>
+      <w:r>
+        <w:rPr>
+          <w:rFonts w:ascii="Times New Roman" w:hAnsi="Times New Roman" w:cs="Times New Roman"/>
+          <w:color w:val="000000"/>
+          <w:kern w:val="0"/>
+          <w:szCs w:val="21"/>
+        </w:rPr>
+        <w:t xml:space="preserve">  03 </w:t>
+      </w:r>
+      <w:r>
+        <w:rPr>
+          <w:rFonts w:ascii="Times New Roman" w:hAnsi="Times New Roman" w:cs="Times New Roman"/>
+          <w:color w:val="000000"/>
+          <w:kern w:val="0"/>
+          <w:szCs w:val="21"/>
+        </w:rPr>
+        <w:t>表示</w:t>
+      </w:r>
+      <w:r>
+        <w:rPr>
+          <w:rFonts w:ascii="Times New Roman" w:hAnsi="Times New Roman" w:cs="Times New Roman"/>
+          <w:color w:val="000000"/>
+          <w:kern w:val="0"/>
+          <w:szCs w:val="21"/>
+        </w:rPr>
+        <w:t xml:space="preserve"> Cr</w:t>
+      </w:r>
+      <w:r>
+        <w:rPr>
+          <w:rFonts w:ascii="Times New Roman" w:hAnsi="Times New Roman" w:cs="Times New Roman"/>
+          <w:color w:val="000000"/>
+          <w:kern w:val="0"/>
+          <w:szCs w:val="21"/>
+        </w:rPr>
+        <w:t>分量，</w:t>
+      </w:r>
+      <w:r>
+        <w:rPr>
+          <w:rFonts w:ascii="Times New Roman" w:hAnsi="Times New Roman" w:cs="Times New Roman"/>
+          <w:color w:val="000000"/>
+          <w:kern w:val="0"/>
+          <w:szCs w:val="21"/>
+        </w:rPr>
+        <w:t>11</w:t>
+      </w:r>
+      <w:r>
+        <w:rPr>
+          <w:rFonts w:ascii="Times New Roman" w:hAnsi="Times New Roman" w:cs="Times New Roman"/>
+          <w:color w:val="000000"/>
+          <w:kern w:val="0"/>
+          <w:szCs w:val="21"/>
+        </w:rPr>
+        <w:t>表示</w:t>
+      </w:r>
+      <w:r>
+        <w:rPr>
+          <w:rFonts w:ascii="Times New Roman" w:hAnsi="Times New Roman" w:cs="Times New Roman"/>
+          <w:color w:val="000000"/>
+          <w:kern w:val="0"/>
+          <w:szCs w:val="21"/>
+        </w:rPr>
+        <w:t xml:space="preserve"> </w:t>
+      </w:r>
+      <w:r>
+        <w:rPr>
+          <w:rFonts w:ascii="Times New Roman" w:hAnsi="Times New Roman" w:cs="Times New Roman"/>
+          <w:color w:val="000000"/>
+          <w:kern w:val="0"/>
+          <w:szCs w:val="21"/>
+        </w:rPr>
+        <w:t>水平和垂直的采样因子都是</w:t>
+      </w:r>
+      <w:r>
+        <w:rPr>
+          <w:rFonts w:ascii="Times New Roman" w:hAnsi="Times New Roman" w:cs="Times New Roman"/>
+          <w:color w:val="000000"/>
+          <w:kern w:val="0"/>
+          <w:szCs w:val="21"/>
+        </w:rPr>
+        <w:t>1     1*1=1</w:t>
+      </w:r>
+    </w:p>
+    <w:p>
+      <w:pPr>
+        <w:autoSpaceDE w:val="0"/>
+        <w:autoSpaceDN w:val="0"/>
+        <w:adjustRightInd w:val="0"/>
+        <w:jc w:val="left"/>
+        <w:rPr>
+          <w:rFonts w:ascii="Times New Roman" w:hAnsi="Times New Roman" w:cs="Times New Roman"/>
+          <w:color w:val="000000"/>
+          <w:kern w:val="0"/>
+          <w:szCs w:val="21"/>
+        </w:rPr>
+      </w:pPr>
+      <w:r>
+        <w:rPr>
+          <w:rFonts w:ascii="Times New Roman" w:hAnsi="Times New Roman" w:cs="Times New Roman" w:hint="eastAsia"/>
+          <w:color w:val="000000"/>
+          <w:kern w:val="0"/>
+          <w:szCs w:val="21"/>
+        </w:rPr>
+        <w:t>表示这个</w:t>
+      </w:r>
+      <w:r>
+        <w:rPr>
+          <w:rFonts w:ascii="Times New Roman" w:hAnsi="Times New Roman" w:cs="Times New Roman"/>
+          <w:color w:val="000000"/>
+          <w:kern w:val="0"/>
+          <w:szCs w:val="21"/>
+        </w:rPr>
+        <w:t xml:space="preserve">JPEG </w:t>
+      </w:r>
+      <w:r>
+        <w:rPr>
+          <w:rFonts w:ascii="Times New Roman" w:hAnsi="Times New Roman" w:cs="Times New Roman"/>
+          <w:color w:val="000000"/>
+          <w:kern w:val="0"/>
+          <w:szCs w:val="21"/>
+        </w:rPr>
+        <w:t>的</w:t>
+      </w:r>
+      <w:r>
+        <w:rPr>
+          <w:rFonts w:ascii="Times New Roman" w:hAnsi="Times New Roman" w:cs="Times New Roman"/>
+          <w:color w:val="000000"/>
+          <w:kern w:val="0"/>
+          <w:szCs w:val="21"/>
+        </w:rPr>
+        <w:t>YUV</w:t>
+      </w:r>
+      <w:r>
+        <w:rPr>
+          <w:rFonts w:ascii="Times New Roman" w:hAnsi="Times New Roman" w:cs="Times New Roman"/>
+          <w:color w:val="000000"/>
+          <w:kern w:val="0"/>
+          <w:szCs w:val="21"/>
+        </w:rPr>
+        <w:t>格式是</w:t>
+      </w:r>
+      <w:r>
+        <w:rPr>
+          <w:rFonts w:ascii="Times New Roman" w:hAnsi="Times New Roman" w:cs="Times New Roman"/>
+          <w:color w:val="000000"/>
+          <w:kern w:val="0"/>
+          <w:szCs w:val="21"/>
+        </w:rPr>
+        <w:t xml:space="preserve"> 4</w:t>
+      </w:r>
+      <w:r>
+        <w:rPr>
+          <w:rFonts w:ascii="Times New Roman" w:hAnsi="Times New Roman" w:cs="Times New Roman"/>
+          <w:color w:val="000000"/>
+          <w:kern w:val="0"/>
+          <w:szCs w:val="21"/>
+        </w:rPr>
+        <w:t>：</w:t>
+      </w:r>
+      <w:r>
+        <w:rPr>
+          <w:rFonts w:ascii="Times New Roman" w:hAnsi="Times New Roman" w:cs="Times New Roman"/>
+          <w:color w:val="000000"/>
+          <w:kern w:val="0"/>
+          <w:szCs w:val="21"/>
+        </w:rPr>
+        <w:t>1</w:t>
+      </w:r>
+      <w:r>
+        <w:rPr>
+          <w:rFonts w:ascii="Times New Roman" w:hAnsi="Times New Roman" w:cs="Times New Roman"/>
+          <w:color w:val="000000"/>
+          <w:kern w:val="0"/>
+          <w:szCs w:val="21"/>
+        </w:rPr>
+        <w:t>：</w:t>
+      </w:r>
+      <w:r>
+        <w:rPr>
+          <w:rFonts w:ascii="Times New Roman" w:hAnsi="Times New Roman" w:cs="Times New Roman"/>
+          <w:color w:val="000000"/>
+          <w:kern w:val="0"/>
+          <w:szCs w:val="21"/>
+        </w:rPr>
+        <w:t>1</w:t>
+      </w:r>
+      <w:r>
+        <w:rPr>
+          <w:rFonts w:ascii="Times New Roman" w:hAnsi="Times New Roman" w:cs="Times New Roman"/>
+          <w:color w:val="000000"/>
+          <w:kern w:val="0"/>
+          <w:szCs w:val="21"/>
+        </w:rPr>
+        <w:t>的。</w:t>
+      </w:r>
+    </w:p>
+    <w:p>
+      <w:pPr>
+        <w:autoSpaceDE w:val="0"/>
+        <w:autoSpaceDN w:val="0"/>
+        <w:adjustRightInd w:val="0"/>
+        <w:jc w:val="left"/>
+        <w:rPr>
+          <w:rFonts w:ascii="Times New Roman" w:hAnsi="Times New Roman" w:cs="Times New Roman"/>
+          <w:color w:val="000000"/>
+          <w:kern w:val="0"/>
+          <w:szCs w:val="21"/>
+        </w:rPr>
+      </w:pPr>
+      <w:r>
+        <w:rPr>
+          <w:rFonts w:ascii="Times New Roman" w:hAnsi="Times New Roman" w:cs="Times New Roman" w:hint="eastAsia"/>
+          <w:color w:val="000000"/>
+          <w:kern w:val="0"/>
+          <w:szCs w:val="21"/>
+        </w:rPr>
+        <w:t>例</w:t>
+      </w:r>
+      <w:r>
+        <w:rPr>
+          <w:rFonts w:ascii="Times New Roman" w:hAnsi="Times New Roman" w:cs="Times New Roman" w:hint="eastAsia"/>
+          <w:color w:val="000000"/>
+          <w:kern w:val="0"/>
+          <w:szCs w:val="21"/>
+        </w:rPr>
+        <w:t>2</w:t>
+      </w:r>
+      <w:r>
+        <w:rPr>
+          <w:rFonts w:ascii="Times New Roman" w:hAnsi="Times New Roman" w:cs="Times New Roman" w:hint="eastAsia"/>
+          <w:color w:val="000000"/>
+          <w:kern w:val="0"/>
+          <w:szCs w:val="21"/>
+        </w:rPr>
+        <w:t>：</w:t>
+      </w:r>
+      <w:r>
+        <w:rPr>
+          <w:rFonts w:ascii="Times New Roman" w:hAnsi="Times New Roman" w:cs="Times New Roman" w:hint="eastAsia"/>
+          <w:color w:val="000000"/>
+          <w:kern w:val="0"/>
+          <w:szCs w:val="21"/>
+        </w:rPr>
+        <w:t>如果不采样，即保存每个像素点的</w:t>
+      </w:r>
+      <w:r>
+        <w:rPr>
+          <w:rFonts w:ascii="Times New Roman" w:hAnsi="Times New Roman" w:cs="Times New Roman" w:hint="eastAsia"/>
+          <w:color w:val="000000"/>
+          <w:kern w:val="0"/>
+          <w:szCs w:val="21"/>
+        </w:rPr>
+        <w:t>Y</w:t>
+      </w:r>
+      <w:r>
+        <w:rPr>
+          <w:rFonts w:ascii="Times New Roman" w:hAnsi="Times New Roman" w:cs="Times New Roman" w:hint="eastAsia"/>
+          <w:color w:val="000000"/>
+          <w:kern w:val="0"/>
+          <w:szCs w:val="21"/>
+        </w:rPr>
+        <w:t>、</w:t>
+      </w:r>
+      <w:r>
+        <w:rPr>
+          <w:rFonts w:ascii="Times New Roman" w:hAnsi="Times New Roman" w:cs="Times New Roman" w:hint="eastAsia"/>
+          <w:color w:val="000000"/>
+          <w:kern w:val="0"/>
+          <w:szCs w:val="21"/>
+        </w:rPr>
+        <w:t>Cb</w:t>
+      </w:r>
+      <w:r>
+        <w:rPr>
+          <w:rFonts w:ascii="Times New Roman" w:hAnsi="Times New Roman" w:cs="Times New Roman" w:hint="eastAsia"/>
+          <w:color w:val="000000"/>
+          <w:kern w:val="0"/>
+          <w:szCs w:val="21"/>
+        </w:rPr>
+        <w:t>、</w:t>
+      </w:r>
+      <w:r>
+        <w:rPr>
+          <w:rFonts w:ascii="Times New Roman" w:hAnsi="Times New Roman" w:cs="Times New Roman" w:hint="eastAsia"/>
+          <w:color w:val="000000"/>
+          <w:kern w:val="0"/>
+          <w:szCs w:val="21"/>
+        </w:rPr>
+        <w:t>Cr</w:t>
+      </w:r>
+      <w:r>
+        <w:rPr>
+          <w:rFonts w:ascii="Times New Roman" w:hAnsi="Times New Roman" w:cs="Times New Roman" w:hint="eastAsia"/>
+          <w:color w:val="000000"/>
+          <w:kern w:val="0"/>
+          <w:szCs w:val="21"/>
+        </w:rPr>
+        <w:t>分量，则</w:t>
+      </w:r>
+      <w:r>
+        <w:rPr>
+          <w:rFonts w:ascii="Times New Roman" w:hAnsi="Times New Roman" w:cs="Times New Roman"/>
+          <w:color w:val="000000"/>
+          <w:kern w:val="0"/>
+          <w:szCs w:val="21"/>
+        </w:rPr>
+        <w:t>01 11 00 02 11 01 03 11 01</w:t>
+      </w:r>
+    </w:p>
+    <w:p>
+      <w:pPr>
+        <w:autoSpaceDE w:val="0"/>
+        <w:autoSpaceDN w:val="0"/>
+        <w:adjustRightInd w:val="0"/>
+        <w:jc w:val="left"/>
+        <w:rPr>
+          <w:rFonts w:ascii="Times New Roman" w:hAnsi="Times New Roman" w:cs="Times New Roman"/>
+          <w:color w:val="000000"/>
+          <w:kern w:val="0"/>
+          <w:szCs w:val="21"/>
+        </w:rPr>
+      </w:pPr>
+    </w:p>
+    <w:p>
+      <w:pPr>
+        <w:autoSpaceDE w:val="0"/>
+        <w:autoSpaceDN w:val="0"/>
+        <w:adjustRightInd w:val="0"/>
+        <w:jc w:val="left"/>
+        <w:rPr>
+          <w:rFonts w:ascii="Times New Roman" w:hAnsi="Times New Roman" w:cs="Times New Roman"/>
+          <w:color w:val="000000"/>
+          <w:kern w:val="0"/>
+          <w:szCs w:val="21"/>
+        </w:rPr>
+      </w:pPr>
+      <w:r>
+        <w:rPr>
+          <w:rFonts w:ascii="Times New Roman" w:hAnsi="Times New Roman" w:cs="Times New Roman"/>
+          <w:color w:val="000000"/>
+          <w:kern w:val="0"/>
+          <w:szCs w:val="21"/>
+        </w:rPr>
+        <w:t>DHT</w:t>
+      </w:r>
+      <w:r>
+        <w:rPr>
+          <w:rFonts w:ascii="Times New Roman" w:hAnsi="Times New Roman" w:cs="Times New Roman" w:hint="eastAsia"/>
+          <w:color w:val="000000"/>
+          <w:kern w:val="0"/>
+          <w:szCs w:val="21"/>
+        </w:rPr>
+        <w:t>，</w:t>
+      </w:r>
+      <w:r>
+        <w:rPr>
+          <w:rFonts w:ascii="Times New Roman" w:hAnsi="Times New Roman" w:cs="Times New Roman"/>
+          <w:color w:val="000000"/>
+          <w:kern w:val="0"/>
+          <w:szCs w:val="21"/>
+        </w:rPr>
+        <w:t>Define Huffman Table</w:t>
+      </w:r>
+      <w:r>
+        <w:rPr>
+          <w:rFonts w:ascii="Times New Roman" w:hAnsi="Times New Roman" w:cs="Times New Roman" w:hint="eastAsia"/>
+          <w:color w:val="000000"/>
+          <w:kern w:val="0"/>
+          <w:szCs w:val="21"/>
+        </w:rPr>
+        <w:t>：</w:t>
+      </w:r>
+      <w:r>
+        <w:rPr>
+          <w:rFonts w:ascii="Times New Roman" w:hAnsi="Times New Roman" w:cs="Times New Roman" w:hint="eastAsia"/>
+          <w:color w:val="000000"/>
+          <w:kern w:val="0"/>
+          <w:szCs w:val="21"/>
+        </w:rPr>
+        <w:t>0x</w:t>
+      </w:r>
+      <w:r>
+        <w:rPr>
+          <w:rFonts w:ascii="Times New Roman" w:hAnsi="Times New Roman" w:cs="Times New Roman"/>
+          <w:color w:val="000000"/>
+          <w:kern w:val="0"/>
+          <w:szCs w:val="21"/>
+        </w:rPr>
+        <w:t>FFC4</w:t>
+      </w:r>
+    </w:p>
+    <w:p>
+      <w:pPr>
+        <w:autoSpaceDE w:val="0"/>
+        <w:autoSpaceDN w:val="0"/>
+        <w:adjustRightInd w:val="0"/>
+        <w:jc w:val="left"/>
+        <w:rPr>
+          <w:rFonts w:ascii="Times New Roman" w:hAnsi="Times New Roman" w:cs="Times New Roman"/>
+          <w:color w:val="000000"/>
+          <w:kern w:val="0"/>
+          <w:szCs w:val="21"/>
+        </w:rPr>
+      </w:pPr>
+      <w:r>
+        <w:rPr>
+          <w:noProof/>
+        </w:rPr>
+        <w:drawing>
+          <wp:inline distT="0" distB="0" distL="0" distR="0" wp14:anchorId="7F6DB347" wp14:editId="6D62F6B6">
+            <wp:extent cx="4104340" cy="4109776"/>
+            <wp:effectExtent l="0" t="0" r="0" b="5080"/>
+            <wp:docPr id="32" name="图片 32"/>
+            <wp:cNvGraphicFramePr>
+              <a:graphicFrameLocks xmlns:a="http://schemas.openxmlformats.org/drawingml/2006/main" noChangeAspect="1"/>
+            </wp:cNvGraphicFramePr>
+            <a:graphic xmlns:a="http://schemas.openxmlformats.org/drawingml/2006/main">
+              <a:graphicData uri="http://schemas.openxmlformats.org/drawingml/2006/picture">
+                <pic:pic xmlns:pic="http://schemas.openxmlformats.org/drawingml/2006/picture">
+                  <pic:nvPicPr>
+                    <pic:cNvPr id="1" name=""/>
+                    <pic:cNvPicPr/>
+                  </pic:nvPicPr>
+                  <pic:blipFill>
+                    <a:blip r:embed="rId52"/>
+                    <a:stretch>
+                      <a:fillRect/>
+                    </a:stretch>
+                  </pic:blipFill>
+                  <pic:spPr>
+                    <a:xfrm>
+                      <a:off x="0" y="0"/>
+                      <a:ext cx="4110389" cy="4115834"/>
+                    </a:xfrm>
+                    <a:prstGeom prst="rect">
+                      <a:avLst/>
+                    </a:prstGeom>
+                  </pic:spPr>
+                </pic:pic>
+              </a:graphicData>
+            </a:graphic>
+          </wp:inline>
+        </w:drawing>
+      </w:r>
+    </w:p>
+    <w:p>
+      <w:pPr>
+        <w:autoSpaceDE w:val="0"/>
+        <w:autoSpaceDN w:val="0"/>
+        <w:adjustRightInd w:val="0"/>
+        <w:jc w:val="left"/>
+        <w:rPr>
+          <w:rFonts w:ascii="Times New Roman" w:hAnsi="Times New Roman" w:cs="Times New Roman"/>
+          <w:color w:val="000000"/>
+          <w:kern w:val="0"/>
+          <w:szCs w:val="21"/>
+        </w:rPr>
+      </w:pPr>
+    </w:p>
+    <w:p>
+      <w:pPr>
+        <w:autoSpaceDE w:val="0"/>
+        <w:autoSpaceDN w:val="0"/>
+        <w:adjustRightInd w:val="0"/>
+        <w:jc w:val="left"/>
+        <w:rPr>
+          <w:rFonts w:ascii="Times New Roman" w:hAnsi="Times New Roman" w:cs="Times New Roman"/>
+          <w:color w:val="000000"/>
+          <w:kern w:val="0"/>
+          <w:szCs w:val="21"/>
+        </w:rPr>
+      </w:pPr>
+      <w:r>
+        <w:rPr>
+          <w:noProof/>
+        </w:rPr>
+        <w:lastRenderedPageBreak/>
+        <w:drawing>
+          <wp:inline distT="0" distB="0" distL="0" distR="0" wp14:anchorId="29E473DC" wp14:editId="40E6C9A8">
+            <wp:extent cx="5274310" cy="4180840"/>
+            <wp:effectExtent l="0" t="0" r="2540" b="0"/>
+            <wp:docPr id="30" name="图片 30"/>
+            <wp:cNvGraphicFramePr>
+              <a:graphicFrameLocks xmlns:a="http://schemas.openxmlformats.org/drawingml/2006/main" noChangeAspect="1"/>
+            </wp:cNvGraphicFramePr>
+            <a:graphic xmlns:a="http://schemas.openxmlformats.org/drawingml/2006/main">
+              <a:graphicData uri="http://schemas.openxmlformats.org/drawingml/2006/picture">
+                <pic:pic xmlns:pic="http://schemas.openxmlformats.org/drawingml/2006/picture">
+                  <pic:nvPicPr>
+                    <pic:cNvPr id="1" name=""/>
+                    <pic:cNvPicPr/>
+                  </pic:nvPicPr>
+                  <pic:blipFill>
+                    <a:blip r:embed="rId53"/>
+                    <a:stretch>
+                      <a:fillRect/>
+                    </a:stretch>
+                  </pic:blipFill>
+                  <pic:spPr>
+                    <a:xfrm>
+                      <a:off x="0" y="0"/>
+                      <a:ext cx="5274310" cy="4180840"/>
+                    </a:xfrm>
+                    <a:prstGeom prst="rect">
+                      <a:avLst/>
+                    </a:prstGeom>
+                  </pic:spPr>
+                </pic:pic>
+              </a:graphicData>
+            </a:graphic>
+          </wp:inline>
+        </w:drawing>
+      </w:r>
+    </w:p>
+    <w:p>
+      <w:pPr>
+        <w:autoSpaceDE w:val="0"/>
+        <w:autoSpaceDN w:val="0"/>
+        <w:adjustRightInd w:val="0"/>
+        <w:jc w:val="left"/>
+        <w:rPr>
+          <w:rFonts w:ascii="Times New Roman" w:hAnsi="Times New Roman" w:cs="Times New Roman"/>
+          <w:color w:val="000000"/>
+          <w:kern w:val="0"/>
+          <w:szCs w:val="21"/>
+        </w:rPr>
+      </w:pPr>
+    </w:p>
+    <w:p>
+      <w:pPr>
+        <w:autoSpaceDE w:val="0"/>
+        <w:autoSpaceDN w:val="0"/>
+        <w:adjustRightInd w:val="0"/>
+        <w:jc w:val="left"/>
+        <w:rPr>
+          <w:rFonts w:ascii="Times New Roman" w:hAnsi="Times New Roman" w:cs="Times New Roman"/>
+          <w:color w:val="000000"/>
+          <w:kern w:val="0"/>
+          <w:szCs w:val="21"/>
+        </w:rPr>
+      </w:pPr>
+      <w:r>
+        <w:rPr>
+          <w:noProof/>
+        </w:rPr>
+        <w:drawing>
+          <wp:inline distT="0" distB="0" distL="0" distR="0" wp14:anchorId="55BBE7EF" wp14:editId="35A40B86">
+            <wp:extent cx="1420595" cy="2674487"/>
+            <wp:effectExtent l="0" t="0" r="8255" b="0"/>
+            <wp:docPr id="33" name="图片 33"/>
+            <wp:cNvGraphicFramePr>
+              <a:graphicFrameLocks xmlns:a="http://schemas.openxmlformats.org/drawingml/2006/main" noChangeAspect="1"/>
+            </wp:cNvGraphicFramePr>
+            <a:graphic xmlns:a="http://schemas.openxmlformats.org/drawingml/2006/main">
+              <a:graphicData uri="http://schemas.openxmlformats.org/drawingml/2006/picture">
+                <pic:pic xmlns:pic="http://schemas.openxmlformats.org/drawingml/2006/picture">
+                  <pic:nvPicPr>
+                    <pic:cNvPr id="1" name=""/>
+                    <pic:cNvPicPr/>
+                  </pic:nvPicPr>
+                  <pic:blipFill>
+                    <a:blip r:embed="rId54"/>
+                    <a:stretch>
+                      <a:fillRect/>
+                    </a:stretch>
+                  </pic:blipFill>
+                  <pic:spPr>
+                    <a:xfrm>
+                      <a:off x="0" y="0"/>
+                      <a:ext cx="1423941" cy="2680787"/>
+                    </a:xfrm>
+                    <a:prstGeom prst="rect">
+                      <a:avLst/>
+                    </a:prstGeom>
+                  </pic:spPr>
+                </pic:pic>
+              </a:graphicData>
+            </a:graphic>
+          </wp:inline>
+        </w:drawing>
+      </w:r>
+    </w:p>
+    <w:p>
+      <w:pPr>
+        <w:autoSpaceDE w:val="0"/>
+        <w:autoSpaceDN w:val="0"/>
+        <w:adjustRightInd w:val="0"/>
+        <w:jc w:val="left"/>
+        <w:rPr>
+          <w:rFonts w:ascii="Times New Roman" w:hAnsi="Times New Roman" w:cs="Times New Roman"/>
+          <w:color w:val="000000"/>
+          <w:kern w:val="0"/>
+          <w:szCs w:val="21"/>
+        </w:rPr>
+      </w:pPr>
+    </w:p>
+    <w:p>
+      <w:pPr>
+        <w:autoSpaceDE w:val="0"/>
+        <w:autoSpaceDN w:val="0"/>
+        <w:adjustRightInd w:val="0"/>
+        <w:jc w:val="left"/>
+        <w:rPr>
+          <w:rFonts w:ascii="Times New Roman" w:hAnsi="Times New Roman" w:cs="Times New Roman"/>
+          <w:color w:val="000000"/>
+          <w:kern w:val="0"/>
+          <w:szCs w:val="21"/>
+        </w:rPr>
+      </w:pPr>
+      <w:r>
+        <w:rPr>
+          <w:rFonts w:ascii="Times New Roman" w:hAnsi="Times New Roman" w:cs="Times New Roman" w:hint="eastAsia"/>
+          <w:color w:val="000000"/>
+          <w:kern w:val="0"/>
+          <w:szCs w:val="21"/>
+        </w:rPr>
+        <w:t>错误输出：</w:t>
+      </w:r>
+    </w:p>
+    <w:p>
+      <w:pPr>
+        <w:autoSpaceDE w:val="0"/>
+        <w:autoSpaceDN w:val="0"/>
+        <w:adjustRightInd w:val="0"/>
+        <w:jc w:val="left"/>
+        <w:rPr>
+          <w:rFonts w:ascii="Times New Roman" w:hAnsi="Times New Roman" w:cs="Times New Roman"/>
+          <w:color w:val="000000"/>
+          <w:kern w:val="0"/>
+          <w:szCs w:val="21"/>
+        </w:rPr>
+      </w:pPr>
+    </w:p>
+    <w:p>
+      <w:pPr>
+        <w:autoSpaceDE w:val="0"/>
+        <w:autoSpaceDN w:val="0"/>
+        <w:adjustRightInd w:val="0"/>
+        <w:jc w:val="left"/>
+        <w:rPr>
+          <w:rFonts w:ascii="Times New Roman" w:hAnsi="Times New Roman" w:cs="Times New Roman"/>
+          <w:color w:val="000000"/>
+          <w:kern w:val="0"/>
+          <w:szCs w:val="21"/>
+        </w:rPr>
+      </w:pPr>
+    </w:p>
+    <w:p>
+      <w:pPr>
+        <w:autoSpaceDE w:val="0"/>
+        <w:autoSpaceDN w:val="0"/>
+        <w:adjustRightInd w:val="0"/>
+        <w:jc w:val="left"/>
+        <w:rPr>
+          <w:rFonts w:ascii="Times New Roman" w:hAnsi="Times New Roman" w:cs="Times New Roman"/>
+          <w:color w:val="000000"/>
+          <w:kern w:val="0"/>
+          <w:szCs w:val="21"/>
+        </w:rPr>
+      </w:pPr>
+    </w:p>
+    <w:p>
+      <w:pPr>
+        <w:autoSpaceDE w:val="0"/>
+        <w:autoSpaceDN w:val="0"/>
+        <w:adjustRightInd w:val="0"/>
+        <w:jc w:val="left"/>
+        <w:rPr>
+          <w:rFonts w:ascii="Times New Roman" w:hAnsi="Times New Roman" w:cs="Times New Roman"/>
+          <w:color w:val="000000"/>
+          <w:kern w:val="0"/>
+          <w:szCs w:val="21"/>
+        </w:rPr>
+      </w:pPr>
+    </w:p>
+    <w:p>
+      <w:pPr>
+        <w:autoSpaceDE w:val="0"/>
+        <w:autoSpaceDN w:val="0"/>
+        <w:adjustRightInd w:val="0"/>
+        <w:jc w:val="left"/>
+        <w:rPr>
+          <w:rFonts w:ascii="Times New Roman" w:hAnsi="Times New Roman" w:cs="Times New Roman"/>
+          <w:color w:val="000000"/>
+          <w:kern w:val="0"/>
+          <w:szCs w:val="21"/>
+        </w:rPr>
+      </w:pPr>
+    </w:p>
+    <w:p>
+      <w:pPr>
+        <w:autoSpaceDE w:val="0"/>
+        <w:autoSpaceDN w:val="0"/>
+        <w:adjustRightInd w:val="0"/>
+        <w:jc w:val="left"/>
+        <w:rPr>
+          <w:rFonts w:ascii="Times New Roman" w:hAnsi="Times New Roman" w:cs="Times New Roman"/>
+          <w:color w:val="000000"/>
+          <w:kern w:val="0"/>
+          <w:szCs w:val="21"/>
+        </w:rPr>
+      </w:pPr>
+      <w:r>
+        <w:rPr>
+          <w:rFonts w:ascii="Times New Roman" w:hAnsi="Times New Roman" w:cs="Times New Roman" w:hint="eastAsia"/>
+          <w:color w:val="000000"/>
+          <w:kern w:val="0"/>
+          <w:szCs w:val="21"/>
+        </w:rPr>
+        <w:lastRenderedPageBreak/>
+        <w:t>1</w:t>
+      </w:r>
+      <w:r>
+        <w:rPr>
+          <w:rFonts w:ascii="Times New Roman" w:hAnsi="Times New Roman" w:cs="Times New Roman"/>
+          <w:color w:val="000000"/>
+          <w:kern w:val="0"/>
+          <w:szCs w:val="21"/>
+        </w:rPr>
+        <w:t>28</w:t>
+      </w:r>
+      <w:r>
+        <w:rPr>
+          <w:rFonts w:ascii="Times New Roman" w:hAnsi="Times New Roman" w:cs="Times New Roman" w:hint="eastAsia"/>
+          <w:color w:val="000000"/>
+          <w:kern w:val="0"/>
+          <w:szCs w:val="21"/>
+        </w:rPr>
+        <w:t>*</w:t>
+      </w:r>
+      <w:r>
+        <w:rPr>
+          <w:rFonts w:ascii="Times New Roman" w:hAnsi="Times New Roman" w:cs="Times New Roman"/>
+          <w:color w:val="000000"/>
+          <w:kern w:val="0"/>
+          <w:szCs w:val="21"/>
+        </w:rPr>
+        <w:t>128</w:t>
+      </w:r>
+      <w:r>
+        <w:rPr>
+          <w:rFonts w:ascii="Times New Roman" w:hAnsi="Times New Roman" w:cs="Times New Roman" w:hint="eastAsia"/>
+          <w:color w:val="000000"/>
+          <w:kern w:val="0"/>
+          <w:szCs w:val="21"/>
+        </w:rPr>
+        <w:t>：</w:t>
+      </w:r>
+    </w:p>
+    <w:p>
+      <w:pPr>
+        <w:autoSpaceDE w:val="0"/>
+        <w:autoSpaceDN w:val="0"/>
+        <w:adjustRightInd w:val="0"/>
+        <w:jc w:val="left"/>
+        <w:rPr>
+          <w:rFonts w:ascii="Times New Roman" w:hAnsi="Times New Roman" w:cs="Times New Roman" w:hint="eastAsia"/>
+          <w:color w:val="000000"/>
+          <w:kern w:val="0"/>
+          <w:szCs w:val="21"/>
+        </w:rPr>
+      </w:pPr>
+      <w:r>
+        <w:rPr>
+          <w:noProof/>
+        </w:rPr>
+        <w:drawing>
+          <wp:inline distT="0" distB="0" distL="0" distR="0" wp14:anchorId="3046D134" wp14:editId="618CCC6C">
+            <wp:extent cx="3724275" cy="2495550"/>
+            <wp:effectExtent l="0" t="0" r="9525" b="0"/>
+            <wp:docPr id="35" name="图片 35"/>
+            <wp:cNvGraphicFramePr>
+              <a:graphicFrameLocks xmlns:a="http://schemas.openxmlformats.org/drawingml/2006/main" noChangeAspect="1"/>
+            </wp:cNvGraphicFramePr>
+            <a:graphic xmlns:a="http://schemas.openxmlformats.org/drawingml/2006/main">
+              <a:graphicData uri="http://schemas.openxmlformats.org/drawingml/2006/picture">
+                <pic:pic xmlns:pic="http://schemas.openxmlformats.org/drawingml/2006/picture">
+                  <pic:nvPicPr>
+                    <pic:cNvPr id="1" name=""/>
+                    <pic:cNvPicPr/>
+                  </pic:nvPicPr>
+                  <pic:blipFill>
+                    <a:blip r:embed="rId55"/>
+                    <a:stretch>
+                      <a:fillRect/>
+                    </a:stretch>
+                  </pic:blipFill>
+                  <pic:spPr>
+                    <a:xfrm>
+                      <a:off x="0" y="0"/>
+                      <a:ext cx="3724275" cy="2495550"/>
+                    </a:xfrm>
+                    <a:prstGeom prst="rect">
+                      <a:avLst/>
+                    </a:prstGeom>
+                  </pic:spPr>
+                </pic:pic>
+              </a:graphicData>
+            </a:graphic>
+          </wp:inline>
+        </w:drawing>
+      </w:r>
+    </w:p>
+    <w:p>
+      <w:pPr>
+        <w:autoSpaceDE w:val="0"/>
+        <w:autoSpaceDN w:val="0"/>
+        <w:adjustRightInd w:val="0"/>
+        <w:jc w:val="left"/>
+        <w:rPr>
+          <w:rFonts w:ascii="Times New Roman" w:hAnsi="Times New Roman" w:cs="Times New Roman" w:hint="eastAsia"/>
+          <w:color w:val="000000"/>
+          <w:kern w:val="0"/>
+          <w:szCs w:val="21"/>
+        </w:rPr>
+      </w:pPr>
+      <w:r>
+        <w:rPr>
+          <w:rFonts w:ascii="Times New Roman" w:hAnsi="Times New Roman" w:cs="Times New Roman" w:hint="eastAsia"/>
+          <w:color w:val="000000"/>
+          <w:kern w:val="0"/>
+          <w:szCs w:val="21"/>
+        </w:rPr>
+        <w:t>2</w:t>
+      </w:r>
+      <w:r>
+        <w:rPr>
+          <w:rFonts w:ascii="Times New Roman" w:hAnsi="Times New Roman" w:cs="Times New Roman"/>
+          <w:color w:val="000000"/>
+          <w:kern w:val="0"/>
+          <w:szCs w:val="21"/>
+        </w:rPr>
+        <w:t>56</w:t>
+      </w:r>
+      <w:r>
+        <w:rPr>
+          <w:rFonts w:ascii="Times New Roman" w:hAnsi="Times New Roman" w:cs="Times New Roman" w:hint="eastAsia"/>
+          <w:color w:val="000000"/>
+          <w:kern w:val="0"/>
+          <w:szCs w:val="21"/>
+        </w:rPr>
+        <w:t>*</w:t>
+      </w:r>
+      <w:r>
+        <w:rPr>
+          <w:rFonts w:ascii="Times New Roman" w:hAnsi="Times New Roman" w:cs="Times New Roman"/>
+          <w:color w:val="000000"/>
+          <w:kern w:val="0"/>
+          <w:szCs w:val="21"/>
+        </w:rPr>
+        <w:t>256</w:t>
+      </w:r>
+      <w:r>
+        <w:rPr>
+          <w:rFonts w:ascii="Times New Roman" w:hAnsi="Times New Roman" w:cs="Times New Roman" w:hint="eastAsia"/>
+          <w:color w:val="000000"/>
+          <w:kern w:val="0"/>
+          <w:szCs w:val="21"/>
+        </w:rPr>
+        <w:t>：</w:t>
+      </w:r>
+    </w:p>
+    <w:p>
+      <w:pPr>
+        <w:autoSpaceDE w:val="0"/>
+        <w:autoSpaceDN w:val="0"/>
+        <w:adjustRightInd w:val="0"/>
+        <w:jc w:val="left"/>
+        <w:rPr>
+          <w:rFonts w:ascii="Times New Roman" w:hAnsi="Times New Roman" w:cs="Times New Roman" w:hint="eastAsia"/>
+          <w:color w:val="000000"/>
+          <w:kern w:val="0"/>
+          <w:szCs w:val="21"/>
+        </w:rPr>
+      </w:pPr>
+      <w:r>
+        <w:rPr>
+          <w:noProof/>
+        </w:rPr>
+        <w:drawing>
+          <wp:inline distT="0" distB="0" distL="0" distR="0" wp14:anchorId="268C611C" wp14:editId="7DDE3B88">
+            <wp:extent cx="3895449" cy="2374038"/>
+            <wp:effectExtent l="0" t="0" r="0" b="7620"/>
+            <wp:docPr id="34" name="图片 34"/>
+            <wp:cNvGraphicFramePr>
+              <a:graphicFrameLocks xmlns:a="http://schemas.openxmlformats.org/drawingml/2006/main" noChangeAspect="1"/>
+            </wp:cNvGraphicFramePr>
+            <a:graphic xmlns:a="http://schemas.openxmlformats.org/drawingml/2006/main">
+              <a:graphicData uri="http://schemas.openxmlformats.org/drawingml/2006/picture">
+                <pic:pic xmlns:pic="http://schemas.openxmlformats.org/drawingml/2006/picture">
+                  <pic:nvPicPr>
+                    <pic:cNvPr id="1" name=""/>
+                    <pic:cNvPicPr/>
+                  </pic:nvPicPr>
+                  <pic:blipFill>
+                    <a:blip r:embed="rId56"/>
+                    <a:stretch>
+                      <a:fillRect/>
+                    </a:stretch>
+                  </pic:blipFill>
+                  <pic:spPr>
+                    <a:xfrm>
+                      <a:off x="0" y="0"/>
+                      <a:ext cx="3903223" cy="2378776"/>
+                    </a:xfrm>
+                    <a:prstGeom prst="rect">
+                      <a:avLst/>
+                    </a:prstGeom>
+                  </pic:spPr>
+                </pic:pic>
+              </a:graphicData>
+            </a:graphic>
+          </wp:inline>
+        </w:drawing>
       </w:r>
       <w:bookmarkStart w:id="0" w:name="_GoBack"/>
       <w:bookmarkEnd w:id="0"/>
-      <w:r>
-        <w:rPr>
-          <w:rFonts w:ascii="Times New Roman" w:hAnsi="Times New Roman" w:cs="Times New Roman" w:hint="eastAsia"/>
-          <w:color w:val="000000"/>
-          <w:kern w:val="0"/>
-          <w:szCs w:val="21"/>
-        </w:rPr>
-        <w:t>）</w:t>
-      </w:r>
     </w:p>
     <w:sectPr>
       <w:pgSz w:w="11906" w:h="16838"/>
@@ -27867,6 +34387,286 @@
     </w:lvl>
   </w:abstractNum>
   <w:abstractNum w:abstractNumId="1" w15:restartNumberingAfterBreak="0">
+    <w:nsid w:val="24767982"/>
+    <w:multiLevelType w:val="hybridMultilevel"/>
+    <w:tmpl w:val="9AC87B8A"/>
+    <w:lvl w:ilvl="0" w:tplc="DE0404A0">
+      <w:start w:val="1"/>
+      <w:numFmt w:val="bullet"/>
+      <w:lvlText w:val=""/>
+      <w:lvlJc w:val="left"/>
+      <w:pPr>
+        <w:tabs>
+          <w:tab w:val="num" w:pos="720"/>
+        </w:tabs>
+        <w:ind w:left="720" w:hanging="360"/>
+      </w:pPr>
+      <w:rPr>
+        <w:rFonts w:ascii="Wingdings" w:hAnsi="Wingdings" w:hint="default"/>
+      </w:rPr>
+    </w:lvl>
+    <w:lvl w:ilvl="1" w:tplc="E0FE33D4" w:tentative="1">
+      <w:start w:val="1"/>
+      <w:numFmt w:val="bullet"/>
+      <w:lvlText w:val=""/>
+      <w:lvlJc w:val="left"/>
+      <w:pPr>
+        <w:tabs>
+          <w:tab w:val="num" w:pos="1440"/>
+        </w:tabs>
+        <w:ind w:left="1440" w:hanging="360"/>
+      </w:pPr>
+      <w:rPr>
+        <w:rFonts w:ascii="Wingdings" w:hAnsi="Wingdings" w:hint="default"/>
+      </w:rPr>
+    </w:lvl>
+    <w:lvl w:ilvl="2" w:tplc="C654148E">
+      <w:start w:val="1"/>
+      <w:numFmt w:val="bullet"/>
+      <w:lvlText w:val=""/>
+      <w:lvlJc w:val="left"/>
+      <w:pPr>
+        <w:tabs>
+          <w:tab w:val="num" w:pos="2160"/>
+        </w:tabs>
+        <w:ind w:left="2160" w:hanging="360"/>
+      </w:pPr>
+      <w:rPr>
+        <w:rFonts w:ascii="Wingdings" w:hAnsi="Wingdings" w:hint="default"/>
+      </w:rPr>
+    </w:lvl>
+    <w:lvl w:ilvl="3" w:tplc="E2404EB4" w:tentative="1">
+      <w:start w:val="1"/>
+      <w:numFmt w:val="bullet"/>
+      <w:lvlText w:val=""/>
+      <w:lvlJc w:val="left"/>
+      <w:pPr>
+        <w:tabs>
+          <w:tab w:val="num" w:pos="2880"/>
+        </w:tabs>
+        <w:ind w:left="2880" w:hanging="360"/>
+      </w:pPr>
+      <w:rPr>
+        <w:rFonts w:ascii="Wingdings" w:hAnsi="Wingdings" w:hint="default"/>
+      </w:rPr>
+    </w:lvl>
+    <w:lvl w:ilvl="4" w:tplc="B2B43B96" w:tentative="1">
+      <w:start w:val="1"/>
+      <w:numFmt w:val="bullet"/>
+      <w:lvlText w:val=""/>
+      <w:lvlJc w:val="left"/>
+      <w:pPr>
+        <w:tabs>
+          <w:tab w:val="num" w:pos="3600"/>
+        </w:tabs>
+        <w:ind w:left="3600" w:hanging="360"/>
+      </w:pPr>
+      <w:rPr>
+        <w:rFonts w:ascii="Wingdings" w:hAnsi="Wingdings" w:hint="default"/>
+      </w:rPr>
+    </w:lvl>
+    <w:lvl w:ilvl="5" w:tplc="71C62BCA" w:tentative="1">
+      <w:start w:val="1"/>
+      <w:numFmt w:val="bullet"/>
+      <w:lvlText w:val=""/>
+      <w:lvlJc w:val="left"/>
+      <w:pPr>
+        <w:tabs>
+          <w:tab w:val="num" w:pos="4320"/>
+        </w:tabs>
+        <w:ind w:left="4320" w:hanging="360"/>
+      </w:pPr>
+      <w:rPr>
+        <w:rFonts w:ascii="Wingdings" w:hAnsi="Wingdings" w:hint="default"/>
+      </w:rPr>
+    </w:lvl>
+    <w:lvl w:ilvl="6" w:tplc="2DC413C8" w:tentative="1">
+      <w:start w:val="1"/>
+      <w:numFmt w:val="bullet"/>
+      <w:lvlText w:val=""/>
+      <w:lvlJc w:val="left"/>
+      <w:pPr>
+        <w:tabs>
+          <w:tab w:val="num" w:pos="5040"/>
+        </w:tabs>
+        <w:ind w:left="5040" w:hanging="360"/>
+      </w:pPr>
+      <w:rPr>
+        <w:rFonts w:ascii="Wingdings" w:hAnsi="Wingdings" w:hint="default"/>
+      </w:rPr>
+    </w:lvl>
+    <w:lvl w:ilvl="7" w:tplc="3D24D788" w:tentative="1">
+      <w:start w:val="1"/>
+      <w:numFmt w:val="bullet"/>
+      <w:lvlText w:val=""/>
+      <w:lvlJc w:val="left"/>
+      <w:pPr>
+        <w:tabs>
+          <w:tab w:val="num" w:pos="5760"/>
+        </w:tabs>
+        <w:ind w:left="5760" w:hanging="360"/>
+      </w:pPr>
+      <w:rPr>
+        <w:rFonts w:ascii="Wingdings" w:hAnsi="Wingdings" w:hint="default"/>
+      </w:rPr>
+    </w:lvl>
+    <w:lvl w:ilvl="8" w:tplc="33C8CBF4" w:tentative="1">
+      <w:start w:val="1"/>
+      <w:numFmt w:val="bullet"/>
+      <w:lvlText w:val=""/>
+      <w:lvlJc w:val="left"/>
+      <w:pPr>
+        <w:tabs>
+          <w:tab w:val="num" w:pos="6480"/>
+        </w:tabs>
+        <w:ind w:left="6480" w:hanging="360"/>
+      </w:pPr>
+      <w:rPr>
+        <w:rFonts w:ascii="Wingdings" w:hAnsi="Wingdings" w:hint="default"/>
+      </w:rPr>
+    </w:lvl>
+  </w:abstractNum>
+  <w:abstractNum w:abstractNumId="2" w15:restartNumberingAfterBreak="0">
+    <w:nsid w:val="2F870B7C"/>
+    <w:multiLevelType w:val="hybridMultilevel"/>
+    <w:tmpl w:val="7CDEDDD2"/>
+    <w:lvl w:ilvl="0" w:tplc="62861394">
+      <w:start w:val="1"/>
+      <w:numFmt w:val="bullet"/>
+      <w:lvlText w:val=""/>
+      <w:lvlJc w:val="left"/>
+      <w:pPr>
+        <w:tabs>
+          <w:tab w:val="num" w:pos="720"/>
+        </w:tabs>
+        <w:ind w:left="720" w:hanging="360"/>
+      </w:pPr>
+      <w:rPr>
+        <w:rFonts w:ascii="Wingdings" w:hAnsi="Wingdings" w:hint="default"/>
+      </w:rPr>
+    </w:lvl>
+    <w:lvl w:ilvl="1" w:tplc="83607376" w:tentative="1">
+      <w:start w:val="1"/>
+      <w:numFmt w:val="bullet"/>
+      <w:lvlText w:val=""/>
+      <w:lvlJc w:val="left"/>
+      <w:pPr>
+        <w:tabs>
+          <w:tab w:val="num" w:pos="1440"/>
+        </w:tabs>
+        <w:ind w:left="1440" w:hanging="360"/>
+      </w:pPr>
+      <w:rPr>
+        <w:rFonts w:ascii="Wingdings" w:hAnsi="Wingdings" w:hint="default"/>
+      </w:rPr>
+    </w:lvl>
+    <w:lvl w:ilvl="2" w:tplc="ECD65106" w:tentative="1">
+      <w:start w:val="1"/>
+      <w:numFmt w:val="bullet"/>
+      <w:lvlText w:val=""/>
+      <w:lvlJc w:val="left"/>
+      <w:pPr>
+        <w:tabs>
+          <w:tab w:val="num" w:pos="2160"/>
+        </w:tabs>
+        <w:ind w:left="2160" w:hanging="360"/>
+      </w:pPr>
+      <w:rPr>
+        <w:rFonts w:ascii="Wingdings" w:hAnsi="Wingdings" w:hint="default"/>
+      </w:rPr>
+    </w:lvl>
+    <w:lvl w:ilvl="3" w:tplc="B46E789E" w:tentative="1">
+      <w:start w:val="1"/>
+      <w:numFmt w:val="bullet"/>
+      <w:lvlText w:val=""/>
+      <w:lvlJc w:val="left"/>
+      <w:pPr>
+        <w:tabs>
+          <w:tab w:val="num" w:pos="2880"/>
+        </w:tabs>
+        <w:ind w:left="2880" w:hanging="360"/>
+      </w:pPr>
+      <w:rPr>
+        <w:rFonts w:ascii="Wingdings" w:hAnsi="Wingdings" w:hint="default"/>
+      </w:rPr>
+    </w:lvl>
+    <w:lvl w:ilvl="4" w:tplc="C630BF26" w:tentative="1">
+      <w:start w:val="1"/>
+      <w:numFmt w:val="bullet"/>
+      <w:lvlText w:val=""/>
+      <w:lvlJc w:val="left"/>
+      <w:pPr>
+        <w:tabs>
+          <w:tab w:val="num" w:pos="3600"/>
+        </w:tabs>
+        <w:ind w:left="3600" w:hanging="360"/>
+      </w:pPr>
+      <w:rPr>
+        <w:rFonts w:ascii="Wingdings" w:hAnsi="Wingdings" w:hint="default"/>
+      </w:rPr>
+    </w:lvl>
+    <w:lvl w:ilvl="5" w:tplc="CEFE7D2C" w:tentative="1">
+      <w:start w:val="1"/>
+      <w:numFmt w:val="bullet"/>
+      <w:lvlText w:val=""/>
+      <w:lvlJc w:val="left"/>
+      <w:pPr>
+        <w:tabs>
+          <w:tab w:val="num" w:pos="4320"/>
+        </w:tabs>
+        <w:ind w:left="4320" w:hanging="360"/>
+      </w:pPr>
+      <w:rPr>
+        <w:rFonts w:ascii="Wingdings" w:hAnsi="Wingdings" w:hint="default"/>
+      </w:rPr>
+    </w:lvl>
+    <w:lvl w:ilvl="6" w:tplc="731EA69A" w:tentative="1">
+      <w:start w:val="1"/>
+      <w:numFmt w:val="bullet"/>
+      <w:lvlText w:val=""/>
+      <w:lvlJc w:val="left"/>
+      <w:pPr>
+        <w:tabs>
+          <w:tab w:val="num" w:pos="5040"/>
+        </w:tabs>
+        <w:ind w:left="5040" w:hanging="360"/>
+      </w:pPr>
+      <w:rPr>
+        <w:rFonts w:ascii="Wingdings" w:hAnsi="Wingdings" w:hint="default"/>
+      </w:rPr>
+    </w:lvl>
+    <w:lvl w:ilvl="7" w:tplc="134A3CA6" w:tentative="1">
+      <w:start w:val="1"/>
+      <w:numFmt w:val="bullet"/>
+      <w:lvlText w:val=""/>
+      <w:lvlJc w:val="left"/>
+      <w:pPr>
+        <w:tabs>
+          <w:tab w:val="num" w:pos="5760"/>
+        </w:tabs>
+        <w:ind w:left="5760" w:hanging="360"/>
+      </w:pPr>
+      <w:rPr>
+        <w:rFonts w:ascii="Wingdings" w:hAnsi="Wingdings" w:hint="default"/>
+      </w:rPr>
+    </w:lvl>
+    <w:lvl w:ilvl="8" w:tplc="362A43CA" w:tentative="1">
+      <w:start w:val="1"/>
+      <w:numFmt w:val="bullet"/>
+      <w:lvlText w:val=""/>
+      <w:lvlJc w:val="left"/>
+      <w:pPr>
+        <w:tabs>
+          <w:tab w:val="num" w:pos="6480"/>
+        </w:tabs>
+        <w:ind w:left="6480" w:hanging="360"/>
+      </w:pPr>
+      <w:rPr>
+        <w:rFonts w:ascii="Wingdings" w:hAnsi="Wingdings" w:hint="default"/>
+      </w:rPr>
+    </w:lvl>
+  </w:abstractNum>
+  <w:abstractNum w:abstractNumId="3" w15:restartNumberingAfterBreak="0">
     <w:nsid w:val="454A7359"/>
     <w:multiLevelType w:val="multilevel"/>
     <w:tmpl w:val="02921BB4"/>
@@ -28015,240 +34815,14 @@
       </w:rPr>
     </w:lvl>
   </w:abstractNum>
-  <w:abstractNum w:abstractNumId="2" w15:restartNumberingAfterBreak="0">
-    <w:nsid w:val="4AF13798"/>
-    <w:multiLevelType w:val="multilevel"/>
-    <w:tmpl w:val="FFF053CE"/>
-    <w:lvl w:ilvl="0">
-      <w:start w:val="1"/>
-      <w:numFmt w:val="decimal"/>
-      <w:lvlText w:val="%1."/>
-      <w:lvlJc w:val="left"/>
-      <w:pPr>
-        <w:tabs>
-          <w:tab w:val="num" w:pos="720"/>
-        </w:tabs>
-        <w:ind w:left="720" w:hanging="360"/>
-      </w:pPr>
-    </w:lvl>
-    <w:lvl w:ilvl="1" w:tentative="1">
-      <w:start w:val="1"/>
-      <w:numFmt w:val="decimal"/>
-      <w:lvlText w:val="%2."/>
-      <w:lvlJc w:val="left"/>
-      <w:pPr>
-        <w:tabs>
-          <w:tab w:val="num" w:pos="1440"/>
-        </w:tabs>
-        <w:ind w:left="1440" w:hanging="360"/>
-      </w:pPr>
-    </w:lvl>
-    <w:lvl w:ilvl="2" w:tentative="1">
-      <w:start w:val="1"/>
-      <w:numFmt w:val="decimal"/>
-      <w:lvlText w:val="%3."/>
-      <w:lvlJc w:val="left"/>
-      <w:pPr>
-        <w:tabs>
-          <w:tab w:val="num" w:pos="2160"/>
-        </w:tabs>
-        <w:ind w:left="2160" w:hanging="360"/>
-      </w:pPr>
-    </w:lvl>
-    <w:lvl w:ilvl="3" w:tentative="1">
-      <w:start w:val="1"/>
-      <w:numFmt w:val="decimal"/>
-      <w:lvlText w:val="%4."/>
-      <w:lvlJc w:val="left"/>
-      <w:pPr>
-        <w:tabs>
-          <w:tab w:val="num" w:pos="2880"/>
-        </w:tabs>
-        <w:ind w:left="2880" w:hanging="360"/>
-      </w:pPr>
-    </w:lvl>
-    <w:lvl w:ilvl="4" w:tentative="1">
-      <w:start w:val="1"/>
-      <w:numFmt w:val="decimal"/>
-      <w:lvlText w:val="%5."/>
-      <w:lvlJc w:val="left"/>
-      <w:pPr>
-        <w:tabs>
-          <w:tab w:val="num" w:pos="3600"/>
-        </w:tabs>
-        <w:ind w:left="3600" w:hanging="360"/>
-      </w:pPr>
-    </w:lvl>
-    <w:lvl w:ilvl="5" w:tentative="1">
-      <w:start w:val="1"/>
-      <w:numFmt w:val="decimal"/>
-      <w:lvlText w:val="%6."/>
-      <w:lvlJc w:val="left"/>
-      <w:pPr>
-        <w:tabs>
-          <w:tab w:val="num" w:pos="4320"/>
-        </w:tabs>
-        <w:ind w:left="4320" w:hanging="360"/>
-      </w:pPr>
-    </w:lvl>
-    <w:lvl w:ilvl="6" w:tentative="1">
-      <w:start w:val="1"/>
-      <w:numFmt w:val="decimal"/>
-      <w:lvlText w:val="%7."/>
-      <w:lvlJc w:val="left"/>
-      <w:pPr>
-        <w:tabs>
-          <w:tab w:val="num" w:pos="5040"/>
-        </w:tabs>
-        <w:ind w:left="5040" w:hanging="360"/>
-      </w:pPr>
-    </w:lvl>
-    <w:lvl w:ilvl="7" w:tentative="1">
-      <w:start w:val="1"/>
-      <w:numFmt w:val="decimal"/>
-      <w:lvlText w:val="%8."/>
-      <w:lvlJc w:val="left"/>
-      <w:pPr>
-        <w:tabs>
-          <w:tab w:val="num" w:pos="5760"/>
-        </w:tabs>
-        <w:ind w:left="5760" w:hanging="360"/>
-      </w:pPr>
-    </w:lvl>
-    <w:lvl w:ilvl="8" w:tentative="1">
-      <w:start w:val="1"/>
-      <w:numFmt w:val="decimal"/>
-      <w:lvlText w:val="%9."/>
-      <w:lvlJc w:val="left"/>
-      <w:pPr>
-        <w:tabs>
-          <w:tab w:val="num" w:pos="6480"/>
-        </w:tabs>
-        <w:ind w:left="6480" w:hanging="360"/>
-      </w:pPr>
-    </w:lvl>
-  </w:abstractNum>
-  <w:abstractNum w:abstractNumId="3" w15:restartNumberingAfterBreak="0">
-    <w:nsid w:val="62135124"/>
-    <w:multiLevelType w:val="multilevel"/>
-    <w:tmpl w:val="3E3A8984"/>
-    <w:lvl w:ilvl="0">
-      <w:start w:val="1"/>
-      <w:numFmt w:val="decimal"/>
-      <w:lvlText w:val="%1."/>
-      <w:lvlJc w:val="left"/>
-      <w:pPr>
-        <w:tabs>
-          <w:tab w:val="num" w:pos="720"/>
-        </w:tabs>
-        <w:ind w:left="720" w:hanging="360"/>
-      </w:pPr>
-    </w:lvl>
-    <w:lvl w:ilvl="1" w:tentative="1">
-      <w:start w:val="1"/>
-      <w:numFmt w:val="decimal"/>
-      <w:lvlText w:val="%2."/>
-      <w:lvlJc w:val="left"/>
-      <w:pPr>
-        <w:tabs>
-          <w:tab w:val="num" w:pos="1440"/>
-        </w:tabs>
-        <w:ind w:left="1440" w:hanging="360"/>
-      </w:pPr>
-    </w:lvl>
-    <w:lvl w:ilvl="2" w:tentative="1">
-      <w:start w:val="1"/>
-      <w:numFmt w:val="decimal"/>
-      <w:lvlText w:val="%3."/>
-      <w:lvlJc w:val="left"/>
-      <w:pPr>
-        <w:tabs>
-          <w:tab w:val="num" w:pos="2160"/>
-        </w:tabs>
-        <w:ind w:left="2160" w:hanging="360"/>
-      </w:pPr>
-    </w:lvl>
-    <w:lvl w:ilvl="3" w:tentative="1">
-      <w:start w:val="1"/>
-      <w:numFmt w:val="decimal"/>
-      <w:lvlText w:val="%4."/>
-      <w:lvlJc w:val="left"/>
-      <w:pPr>
-        <w:tabs>
-          <w:tab w:val="num" w:pos="2880"/>
-        </w:tabs>
-        <w:ind w:left="2880" w:hanging="360"/>
-      </w:pPr>
-    </w:lvl>
-    <w:lvl w:ilvl="4" w:tentative="1">
-      <w:start w:val="1"/>
-      <w:numFmt w:val="decimal"/>
-      <w:lvlText w:val="%5."/>
-      <w:lvlJc w:val="left"/>
-      <w:pPr>
-        <w:tabs>
-          <w:tab w:val="num" w:pos="3600"/>
-        </w:tabs>
-        <w:ind w:left="3600" w:hanging="360"/>
-      </w:pPr>
-    </w:lvl>
-    <w:lvl w:ilvl="5" w:tentative="1">
-      <w:start w:val="1"/>
-      <w:numFmt w:val="decimal"/>
-      <w:lvlText w:val="%6."/>
-      <w:lvlJc w:val="left"/>
-      <w:pPr>
-        <w:tabs>
-          <w:tab w:val="num" w:pos="4320"/>
-        </w:tabs>
-        <w:ind w:left="4320" w:hanging="360"/>
-      </w:pPr>
-    </w:lvl>
-    <w:lvl w:ilvl="6" w:tentative="1">
-      <w:start w:val="1"/>
-      <w:numFmt w:val="decimal"/>
-      <w:lvlText w:val="%7."/>
-      <w:lvlJc w:val="left"/>
-      <w:pPr>
-        <w:tabs>
-          <w:tab w:val="num" w:pos="5040"/>
-        </w:tabs>
-        <w:ind w:left="5040" w:hanging="360"/>
-      </w:pPr>
-    </w:lvl>
-    <w:lvl w:ilvl="7" w:tentative="1">
-      <w:start w:val="1"/>
-      <w:numFmt w:val="decimal"/>
-      <w:lvlText w:val="%8."/>
-      <w:lvlJc w:val="left"/>
-      <w:pPr>
-        <w:tabs>
-          <w:tab w:val="num" w:pos="5760"/>
-        </w:tabs>
-        <w:ind w:left="5760" w:hanging="360"/>
-      </w:pPr>
-    </w:lvl>
-    <w:lvl w:ilvl="8" w:tentative="1">
-      <w:start w:val="1"/>
-      <w:numFmt w:val="decimal"/>
-      <w:lvlText w:val="%9."/>
-      <w:lvlJc w:val="left"/>
-      <w:pPr>
-        <w:tabs>
-          <w:tab w:val="num" w:pos="6480"/>
-        </w:tabs>
-        <w:ind w:left="6480" w:hanging="360"/>
-      </w:pPr>
-    </w:lvl>
-  </w:abstractNum>
   <w:abstractNum w:abstractNumId="4" w15:restartNumberingAfterBreak="0">
-    <w:nsid w:val="66C60E43"/>
+    <w:nsid w:val="480D65CB"/>
     <w:multiLevelType w:val="hybridMultilevel"/>
-    <w:tmpl w:val="42F2AE30"/>
-    <w:lvl w:ilvl="0" w:tplc="04090001">
+    <w:tmpl w:val="B5806D1A"/>
+    <w:lvl w:ilvl="0" w:tplc="04090003">
       <w:start w:val="1"/>
       <w:numFmt w:val="bullet"/>
-      <w:lvlText w:val=""/>
+      <w:lvlText w:val=""/>
       <w:lvlJc w:val="left"/>
       <w:pPr>
         <w:ind w:left="420" w:hanging="420"/>
@@ -28355,6 +34929,625 @@
     </w:lvl>
   </w:abstractNum>
   <w:abstractNum w:abstractNumId="5" w15:restartNumberingAfterBreak="0">
+    <w:nsid w:val="4AF13798"/>
+    <w:multiLevelType w:val="multilevel"/>
+    <w:tmpl w:val="FFF053CE"/>
+    <w:lvl w:ilvl="0">
+      <w:start w:val="1"/>
+      <w:numFmt w:val="decimal"/>
+      <w:lvlText w:val="%1."/>
+      <w:lvlJc w:val="left"/>
+      <w:pPr>
+        <w:tabs>
+          <w:tab w:val="num" w:pos="720"/>
+        </w:tabs>
+        <w:ind w:left="720" w:hanging="360"/>
+      </w:pPr>
+    </w:lvl>
+    <w:lvl w:ilvl="1" w:tentative="1">
+      <w:start w:val="1"/>
+      <w:numFmt w:val="decimal"/>
+      <w:lvlText w:val="%2."/>
+      <w:lvlJc w:val="left"/>
+      <w:pPr>
+        <w:tabs>
+          <w:tab w:val="num" w:pos="1440"/>
+        </w:tabs>
+        <w:ind w:left="1440" w:hanging="360"/>
+      </w:pPr>
+    </w:lvl>
+    <w:lvl w:ilvl="2" w:tentative="1">
+      <w:start w:val="1"/>
+      <w:numFmt w:val="decimal"/>
+      <w:lvlText w:val="%3."/>
+      <w:lvlJc w:val="left"/>
+      <w:pPr>
+        <w:tabs>
+          <w:tab w:val="num" w:pos="2160"/>
+        </w:tabs>
+        <w:ind w:left="2160" w:hanging="360"/>
+      </w:pPr>
+    </w:lvl>
+    <w:lvl w:ilvl="3" w:tentative="1">
+      <w:start w:val="1"/>
+      <w:numFmt w:val="decimal"/>
+      <w:lvlText w:val="%4."/>
+      <w:lvlJc w:val="left"/>
+      <w:pPr>
+        <w:tabs>
+          <w:tab w:val="num" w:pos="2880"/>
+        </w:tabs>
+        <w:ind w:left="2880" w:hanging="360"/>
+      </w:pPr>
+    </w:lvl>
+    <w:lvl w:ilvl="4" w:tentative="1">
+      <w:start w:val="1"/>
+      <w:numFmt w:val="decimal"/>
+      <w:lvlText w:val="%5."/>
+      <w:lvlJc w:val="left"/>
+      <w:pPr>
+        <w:tabs>
+          <w:tab w:val="num" w:pos="3600"/>
+        </w:tabs>
+        <w:ind w:left="3600" w:hanging="360"/>
+      </w:pPr>
+    </w:lvl>
+    <w:lvl w:ilvl="5" w:tentative="1">
+      <w:start w:val="1"/>
+      <w:numFmt w:val="decimal"/>
+      <w:lvlText w:val="%6."/>
+      <w:lvlJc w:val="left"/>
+      <w:pPr>
+        <w:tabs>
+          <w:tab w:val="num" w:pos="4320"/>
+        </w:tabs>
+        <w:ind w:left="4320" w:hanging="360"/>
+      </w:pPr>
+    </w:lvl>
+    <w:lvl w:ilvl="6" w:tentative="1">
+      <w:start w:val="1"/>
+      <w:numFmt w:val="decimal"/>
+      <w:lvlText w:val="%7."/>
+      <w:lvlJc w:val="left"/>
+      <w:pPr>
+        <w:tabs>
+          <w:tab w:val="num" w:pos="5040"/>
+        </w:tabs>
+        <w:ind w:left="5040" w:hanging="360"/>
+      </w:pPr>
+    </w:lvl>
+    <w:lvl w:ilvl="7" w:tentative="1">
+      <w:start w:val="1"/>
+      <w:numFmt w:val="decimal"/>
+      <w:lvlText w:val="%8."/>
+      <w:lvlJc w:val="left"/>
+      <w:pPr>
+        <w:tabs>
+          <w:tab w:val="num" w:pos="5760"/>
+        </w:tabs>
+        <w:ind w:left="5760" w:hanging="360"/>
+      </w:pPr>
+    </w:lvl>
+    <w:lvl w:ilvl="8" w:tentative="1">
+      <w:start w:val="1"/>
+      <w:numFmt w:val="decimal"/>
+      <w:lvlText w:val="%9."/>
+      <w:lvlJc w:val="left"/>
+      <w:pPr>
+        <w:tabs>
+          <w:tab w:val="num" w:pos="6480"/>
+        </w:tabs>
+        <w:ind w:left="6480" w:hanging="360"/>
+      </w:pPr>
+    </w:lvl>
+  </w:abstractNum>
+  <w:abstractNum w:abstractNumId="6" w15:restartNumberingAfterBreak="0">
+    <w:nsid w:val="5A6C291F"/>
+    <w:multiLevelType w:val="hybridMultilevel"/>
+    <w:tmpl w:val="A192C882"/>
+    <w:lvl w:ilvl="0" w:tplc="C92AF974">
+      <w:start w:val="1"/>
+      <w:numFmt w:val="bullet"/>
+      <w:lvlText w:val=""/>
+      <w:lvlJc w:val="left"/>
+      <w:pPr>
+        <w:tabs>
+          <w:tab w:val="num" w:pos="720"/>
+        </w:tabs>
+        <w:ind w:left="720" w:hanging="360"/>
+      </w:pPr>
+      <w:rPr>
+        <w:rFonts w:ascii="Wingdings" w:hAnsi="Wingdings" w:hint="default"/>
+      </w:rPr>
+    </w:lvl>
+    <w:lvl w:ilvl="1" w:tplc="95788744" w:tentative="1">
+      <w:start w:val="1"/>
+      <w:numFmt w:val="bullet"/>
+      <w:lvlText w:val=""/>
+      <w:lvlJc w:val="left"/>
+      <w:pPr>
+        <w:tabs>
+          <w:tab w:val="num" w:pos="1440"/>
+        </w:tabs>
+        <w:ind w:left="1440" w:hanging="360"/>
+      </w:pPr>
+      <w:rPr>
+        <w:rFonts w:ascii="Wingdings" w:hAnsi="Wingdings" w:hint="default"/>
+      </w:rPr>
+    </w:lvl>
+    <w:lvl w:ilvl="2" w:tplc="DB525CE2" w:tentative="1">
+      <w:start w:val="1"/>
+      <w:numFmt w:val="bullet"/>
+      <w:lvlText w:val=""/>
+      <w:lvlJc w:val="left"/>
+      <w:pPr>
+        <w:tabs>
+          <w:tab w:val="num" w:pos="2160"/>
+        </w:tabs>
+        <w:ind w:left="2160" w:hanging="360"/>
+      </w:pPr>
+      <w:rPr>
+        <w:rFonts w:ascii="Wingdings" w:hAnsi="Wingdings" w:hint="default"/>
+      </w:rPr>
+    </w:lvl>
+    <w:lvl w:ilvl="3" w:tplc="DB88A8B8" w:tentative="1">
+      <w:start w:val="1"/>
+      <w:numFmt w:val="bullet"/>
+      <w:lvlText w:val=""/>
+      <w:lvlJc w:val="left"/>
+      <w:pPr>
+        <w:tabs>
+          <w:tab w:val="num" w:pos="2880"/>
+        </w:tabs>
+        <w:ind w:left="2880" w:hanging="360"/>
+      </w:pPr>
+      <w:rPr>
+        <w:rFonts w:ascii="Wingdings" w:hAnsi="Wingdings" w:hint="default"/>
+      </w:rPr>
+    </w:lvl>
+    <w:lvl w:ilvl="4" w:tplc="2160BD72" w:tentative="1">
+      <w:start w:val="1"/>
+      <w:numFmt w:val="bullet"/>
+      <w:lvlText w:val=""/>
+      <w:lvlJc w:val="left"/>
+      <w:pPr>
+        <w:tabs>
+          <w:tab w:val="num" w:pos="3600"/>
+        </w:tabs>
+        <w:ind w:left="3600" w:hanging="360"/>
+      </w:pPr>
+      <w:rPr>
+        <w:rFonts w:ascii="Wingdings" w:hAnsi="Wingdings" w:hint="default"/>
+      </w:rPr>
+    </w:lvl>
+    <w:lvl w:ilvl="5" w:tplc="6F80F096" w:tentative="1">
+      <w:start w:val="1"/>
+      <w:numFmt w:val="bullet"/>
+      <w:lvlText w:val=""/>
+      <w:lvlJc w:val="left"/>
+      <w:pPr>
+        <w:tabs>
+          <w:tab w:val="num" w:pos="4320"/>
+        </w:tabs>
+        <w:ind w:left="4320" w:hanging="360"/>
+      </w:pPr>
+      <w:rPr>
+        <w:rFonts w:ascii="Wingdings" w:hAnsi="Wingdings" w:hint="default"/>
+      </w:rPr>
+    </w:lvl>
+    <w:lvl w:ilvl="6" w:tplc="50CC2910" w:tentative="1">
+      <w:start w:val="1"/>
+      <w:numFmt w:val="bullet"/>
+      <w:lvlText w:val=""/>
+      <w:lvlJc w:val="left"/>
+      <w:pPr>
+        <w:tabs>
+          <w:tab w:val="num" w:pos="5040"/>
+        </w:tabs>
+        <w:ind w:left="5040" w:hanging="360"/>
+      </w:pPr>
+      <w:rPr>
+        <w:rFonts w:ascii="Wingdings" w:hAnsi="Wingdings" w:hint="default"/>
+      </w:rPr>
+    </w:lvl>
+    <w:lvl w:ilvl="7" w:tplc="AB126E5C" w:tentative="1">
+      <w:start w:val="1"/>
+      <w:numFmt w:val="bullet"/>
+      <w:lvlText w:val=""/>
+      <w:lvlJc w:val="left"/>
+      <w:pPr>
+        <w:tabs>
+          <w:tab w:val="num" w:pos="5760"/>
+        </w:tabs>
+        <w:ind w:left="5760" w:hanging="360"/>
+      </w:pPr>
+      <w:rPr>
+        <w:rFonts w:ascii="Wingdings" w:hAnsi="Wingdings" w:hint="default"/>
+      </w:rPr>
+    </w:lvl>
+    <w:lvl w:ilvl="8" w:tplc="188AAAB6" w:tentative="1">
+      <w:start w:val="1"/>
+      <w:numFmt w:val="bullet"/>
+      <w:lvlText w:val=""/>
+      <w:lvlJc w:val="left"/>
+      <w:pPr>
+        <w:tabs>
+          <w:tab w:val="num" w:pos="6480"/>
+        </w:tabs>
+        <w:ind w:left="6480" w:hanging="360"/>
+      </w:pPr>
+      <w:rPr>
+        <w:rFonts w:ascii="Wingdings" w:hAnsi="Wingdings" w:hint="default"/>
+      </w:rPr>
+    </w:lvl>
+  </w:abstractNum>
+  <w:abstractNum w:abstractNumId="7" w15:restartNumberingAfterBreak="0">
+    <w:nsid w:val="62135124"/>
+    <w:multiLevelType w:val="multilevel"/>
+    <w:tmpl w:val="3E3A8984"/>
+    <w:lvl w:ilvl="0">
+      <w:start w:val="1"/>
+      <w:numFmt w:val="decimal"/>
+      <w:lvlText w:val="%1."/>
+      <w:lvlJc w:val="left"/>
+      <w:pPr>
+        <w:tabs>
+          <w:tab w:val="num" w:pos="720"/>
+        </w:tabs>
+        <w:ind w:left="720" w:hanging="360"/>
+      </w:pPr>
+    </w:lvl>
+    <w:lvl w:ilvl="1" w:tentative="1">
+      <w:start w:val="1"/>
+      <w:numFmt w:val="decimal"/>
+      <w:lvlText w:val="%2."/>
+      <w:lvlJc w:val="left"/>
+      <w:pPr>
+        <w:tabs>
+          <w:tab w:val="num" w:pos="1440"/>
+        </w:tabs>
+        <w:ind w:left="1440" w:hanging="360"/>
+      </w:pPr>
+    </w:lvl>
+    <w:lvl w:ilvl="2" w:tentative="1">
+      <w:start w:val="1"/>
+      <w:numFmt w:val="decimal"/>
+      <w:lvlText w:val="%3."/>
+      <w:lvlJc w:val="left"/>
+      <w:pPr>
+        <w:tabs>
+          <w:tab w:val="num" w:pos="2160"/>
+        </w:tabs>
+        <w:ind w:left="2160" w:hanging="360"/>
+      </w:pPr>
+    </w:lvl>
+    <w:lvl w:ilvl="3" w:tentative="1">
+      <w:start w:val="1"/>
+      <w:numFmt w:val="decimal"/>
+      <w:lvlText w:val="%4."/>
+      <w:lvlJc w:val="left"/>
+      <w:pPr>
+        <w:tabs>
+          <w:tab w:val="num" w:pos="2880"/>
+        </w:tabs>
+        <w:ind w:left="2880" w:hanging="360"/>
+      </w:pPr>
+    </w:lvl>
+    <w:lvl w:ilvl="4" w:tentative="1">
+      <w:start w:val="1"/>
+      <w:numFmt w:val="decimal"/>
+      <w:lvlText w:val="%5."/>
+      <w:lvlJc w:val="left"/>
+      <w:pPr>
+        <w:tabs>
+          <w:tab w:val="num" w:pos="3600"/>
+        </w:tabs>
+        <w:ind w:left="3600" w:hanging="360"/>
+      </w:pPr>
+    </w:lvl>
+    <w:lvl w:ilvl="5" w:tentative="1">
+      <w:start w:val="1"/>
+      <w:numFmt w:val="decimal"/>
+      <w:lvlText w:val="%6."/>
+      <w:lvlJc w:val="left"/>
+      <w:pPr>
+        <w:tabs>
+          <w:tab w:val="num" w:pos="4320"/>
+        </w:tabs>
+        <w:ind w:left="4320" w:hanging="360"/>
+      </w:pPr>
+    </w:lvl>
+    <w:lvl w:ilvl="6" w:tentative="1">
+      <w:start w:val="1"/>
+      <w:numFmt w:val="decimal"/>
+      <w:lvlText w:val="%7."/>
+      <w:lvlJc w:val="left"/>
+      <w:pPr>
+        <w:tabs>
+          <w:tab w:val="num" w:pos="5040"/>
+        </w:tabs>
+        <w:ind w:left="5040" w:hanging="360"/>
+      </w:pPr>
+    </w:lvl>
+    <w:lvl w:ilvl="7" w:tentative="1">
+      <w:start w:val="1"/>
+      <w:numFmt w:val="decimal"/>
+      <w:lvlText w:val="%8."/>
+      <w:lvlJc w:val="left"/>
+      <w:pPr>
+        <w:tabs>
+          <w:tab w:val="num" w:pos="5760"/>
+        </w:tabs>
+        <w:ind w:left="5760" w:hanging="360"/>
+      </w:pPr>
+    </w:lvl>
+    <w:lvl w:ilvl="8" w:tentative="1">
+      <w:start w:val="1"/>
+      <w:numFmt w:val="decimal"/>
+      <w:lvlText w:val="%9."/>
+      <w:lvlJc w:val="left"/>
+      <w:pPr>
+        <w:tabs>
+          <w:tab w:val="num" w:pos="6480"/>
+        </w:tabs>
+        <w:ind w:left="6480" w:hanging="360"/>
+      </w:pPr>
+    </w:lvl>
+  </w:abstractNum>
+  <w:abstractNum w:abstractNumId="8" w15:restartNumberingAfterBreak="0">
+    <w:nsid w:val="62551CCE"/>
+    <w:multiLevelType w:val="hybridMultilevel"/>
+    <w:tmpl w:val="94C82824"/>
+    <w:lvl w:ilvl="0" w:tplc="65361D84">
+      <w:start w:val="1"/>
+      <w:numFmt w:val="bullet"/>
+      <w:lvlText w:val=""/>
+      <w:lvlJc w:val="left"/>
+      <w:pPr>
+        <w:tabs>
+          <w:tab w:val="num" w:pos="720"/>
+        </w:tabs>
+        <w:ind w:left="720" w:hanging="360"/>
+      </w:pPr>
+      <w:rPr>
+        <w:rFonts w:ascii="Wingdings" w:hAnsi="Wingdings" w:hint="default"/>
+      </w:rPr>
+    </w:lvl>
+    <w:lvl w:ilvl="1" w:tplc="A83EC198" w:tentative="1">
+      <w:start w:val="1"/>
+      <w:numFmt w:val="bullet"/>
+      <w:lvlText w:val=""/>
+      <w:lvlJc w:val="left"/>
+      <w:pPr>
+        <w:tabs>
+          <w:tab w:val="num" w:pos="1440"/>
+        </w:tabs>
+        <w:ind w:left="1440" w:hanging="360"/>
+      </w:pPr>
+      <w:rPr>
+        <w:rFonts w:ascii="Wingdings" w:hAnsi="Wingdings" w:hint="default"/>
+      </w:rPr>
+    </w:lvl>
+    <w:lvl w:ilvl="2" w:tplc="9B0EFEC4" w:tentative="1">
+      <w:start w:val="1"/>
+      <w:numFmt w:val="bullet"/>
+      <w:lvlText w:val=""/>
+      <w:lvlJc w:val="left"/>
+      <w:pPr>
+        <w:tabs>
+          <w:tab w:val="num" w:pos="2160"/>
+        </w:tabs>
+        <w:ind w:left="2160" w:hanging="360"/>
+      </w:pPr>
+      <w:rPr>
+        <w:rFonts w:ascii="Wingdings" w:hAnsi="Wingdings" w:hint="default"/>
+      </w:rPr>
+    </w:lvl>
+    <w:lvl w:ilvl="3" w:tplc="5726E860" w:tentative="1">
+      <w:start w:val="1"/>
+      <w:numFmt w:val="bullet"/>
+      <w:lvlText w:val=""/>
+      <w:lvlJc w:val="left"/>
+      <w:pPr>
+        <w:tabs>
+          <w:tab w:val="num" w:pos="2880"/>
+        </w:tabs>
+        <w:ind w:left="2880" w:hanging="360"/>
+      </w:pPr>
+      <w:rPr>
+        <w:rFonts w:ascii="Wingdings" w:hAnsi="Wingdings" w:hint="default"/>
+      </w:rPr>
+    </w:lvl>
+    <w:lvl w:ilvl="4" w:tplc="658034A2" w:tentative="1">
+      <w:start w:val="1"/>
+      <w:numFmt w:val="bullet"/>
+      <w:lvlText w:val=""/>
+      <w:lvlJc w:val="left"/>
+      <w:pPr>
+        <w:tabs>
+          <w:tab w:val="num" w:pos="3600"/>
+        </w:tabs>
+        <w:ind w:left="3600" w:hanging="360"/>
+      </w:pPr>
+      <w:rPr>
+        <w:rFonts w:ascii="Wingdings" w:hAnsi="Wingdings" w:hint="default"/>
+      </w:rPr>
+    </w:lvl>
+    <w:lvl w:ilvl="5" w:tplc="85EAC848" w:tentative="1">
+      <w:start w:val="1"/>
+      <w:numFmt w:val="bullet"/>
+      <w:lvlText w:val=""/>
+      <w:lvlJc w:val="left"/>
+      <w:pPr>
+        <w:tabs>
+          <w:tab w:val="num" w:pos="4320"/>
+        </w:tabs>
+        <w:ind w:left="4320" w:hanging="360"/>
+      </w:pPr>
+      <w:rPr>
+        <w:rFonts w:ascii="Wingdings" w:hAnsi="Wingdings" w:hint="default"/>
+      </w:rPr>
+    </w:lvl>
+    <w:lvl w:ilvl="6" w:tplc="F2B0028E" w:tentative="1">
+      <w:start w:val="1"/>
+      <w:numFmt w:val="bullet"/>
+      <w:lvlText w:val=""/>
+      <w:lvlJc w:val="left"/>
+      <w:pPr>
+        <w:tabs>
+          <w:tab w:val="num" w:pos="5040"/>
+        </w:tabs>
+        <w:ind w:left="5040" w:hanging="360"/>
+      </w:pPr>
+      <w:rPr>
+        <w:rFonts w:ascii="Wingdings" w:hAnsi="Wingdings" w:hint="default"/>
+      </w:rPr>
+    </w:lvl>
+    <w:lvl w:ilvl="7" w:tplc="83F86414" w:tentative="1">
+      <w:start w:val="1"/>
+      <w:numFmt w:val="bullet"/>
+      <w:lvlText w:val=""/>
+      <w:lvlJc w:val="left"/>
+      <w:pPr>
+        <w:tabs>
+          <w:tab w:val="num" w:pos="5760"/>
+        </w:tabs>
+        <w:ind w:left="5760" w:hanging="360"/>
+      </w:pPr>
+      <w:rPr>
+        <w:rFonts w:ascii="Wingdings" w:hAnsi="Wingdings" w:hint="default"/>
+      </w:rPr>
+    </w:lvl>
+    <w:lvl w:ilvl="8" w:tplc="D98A41F8" w:tentative="1">
+      <w:start w:val="1"/>
+      <w:numFmt w:val="bullet"/>
+      <w:lvlText w:val=""/>
+      <w:lvlJc w:val="left"/>
+      <w:pPr>
+        <w:tabs>
+          <w:tab w:val="num" w:pos="6480"/>
+        </w:tabs>
+        <w:ind w:left="6480" w:hanging="360"/>
+      </w:pPr>
+      <w:rPr>
+        <w:rFonts w:ascii="Wingdings" w:hAnsi="Wingdings" w:hint="default"/>
+      </w:rPr>
+    </w:lvl>
+  </w:abstractNum>
+  <w:abstractNum w:abstractNumId="9" w15:restartNumberingAfterBreak="0">
+    <w:nsid w:val="66C60E43"/>
+    <w:multiLevelType w:val="hybridMultilevel"/>
+    <w:tmpl w:val="42F2AE30"/>
+    <w:lvl w:ilvl="0" w:tplc="04090001">
+      <w:start w:val="1"/>
+      <w:numFmt w:val="bullet"/>
+      <w:lvlText w:val=""/>
+      <w:lvlJc w:val="left"/>
+      <w:pPr>
+        <w:ind w:left="420" w:hanging="420"/>
+      </w:pPr>
+      <w:rPr>
+        <w:rFonts w:ascii="Wingdings" w:hAnsi="Wingdings" w:hint="default"/>
+      </w:rPr>
+    </w:lvl>
+    <w:lvl w:ilvl="1" w:tplc="04090003" w:tentative="1">
+      <w:start w:val="1"/>
+      <w:numFmt w:val="bullet"/>
+      <w:lvlText w:val=""/>
+      <w:lvlJc w:val="left"/>
+      <w:pPr>
+        <w:ind w:left="840" w:hanging="420"/>
+      </w:pPr>
+      <w:rPr>
+        <w:rFonts w:ascii="Wingdings" w:hAnsi="Wingdings" w:hint="default"/>
+      </w:rPr>
+    </w:lvl>
+    <w:lvl w:ilvl="2" w:tplc="04090005" w:tentative="1">
+      <w:start w:val="1"/>
+      <w:numFmt w:val="bullet"/>
+      <w:lvlText w:val=""/>
+      <w:lvlJc w:val="left"/>
+      <w:pPr>
+        <w:ind w:left="1260" w:hanging="420"/>
+      </w:pPr>
+      <w:rPr>
+        <w:rFonts w:ascii="Wingdings" w:hAnsi="Wingdings" w:hint="default"/>
+      </w:rPr>
+    </w:lvl>
+    <w:lvl w:ilvl="3" w:tplc="04090001" w:tentative="1">
+      <w:start w:val="1"/>
+      <w:numFmt w:val="bullet"/>
+      <w:lvlText w:val=""/>
+      <w:lvlJc w:val="left"/>
+      <w:pPr>
+        <w:ind w:left="1680" w:hanging="420"/>
+      </w:pPr>
+      <w:rPr>
+        <w:rFonts w:ascii="Wingdings" w:hAnsi="Wingdings" w:hint="default"/>
+      </w:rPr>
+    </w:lvl>
+    <w:lvl w:ilvl="4" w:tplc="04090003" w:tentative="1">
+      <w:start w:val="1"/>
+      <w:numFmt w:val="bullet"/>
+      <w:lvlText w:val=""/>
+      <w:lvlJc w:val="left"/>
+      <w:pPr>
+        <w:ind w:left="2100" w:hanging="420"/>
+      </w:pPr>
+      <w:rPr>
+        <w:rFonts w:ascii="Wingdings" w:hAnsi="Wingdings" w:hint="default"/>
+      </w:rPr>
+    </w:lvl>
+    <w:lvl w:ilvl="5" w:tplc="04090005" w:tentative="1">
+      <w:start w:val="1"/>
+      <w:numFmt w:val="bullet"/>
+      <w:lvlText w:val=""/>
+      <w:lvlJc w:val="left"/>
+      <w:pPr>
+        <w:ind w:left="2520" w:hanging="420"/>
+      </w:pPr>
+      <w:rPr>
+        <w:rFonts w:ascii="Wingdings" w:hAnsi="Wingdings" w:hint="default"/>
+      </w:rPr>
+    </w:lvl>
+    <w:lvl w:ilvl="6" w:tplc="04090001" w:tentative="1">
+      <w:start w:val="1"/>
+      <w:numFmt w:val="bullet"/>
+      <w:lvlText w:val=""/>
+      <w:lvlJc w:val="left"/>
+      <w:pPr>
+        <w:ind w:left="2940" w:hanging="420"/>
+      </w:pPr>
+      <w:rPr>
+        <w:rFonts w:ascii="Wingdings" w:hAnsi="Wingdings" w:hint="default"/>
+      </w:rPr>
+    </w:lvl>
+    <w:lvl w:ilvl="7" w:tplc="04090003" w:tentative="1">
+      <w:start w:val="1"/>
+      <w:numFmt w:val="bullet"/>
+      <w:lvlText w:val=""/>
+      <w:lvlJc w:val="left"/>
+      <w:pPr>
+        <w:ind w:left="3360" w:hanging="420"/>
+      </w:pPr>
+      <w:rPr>
+        <w:rFonts w:ascii="Wingdings" w:hAnsi="Wingdings" w:hint="default"/>
+      </w:rPr>
+    </w:lvl>
+    <w:lvl w:ilvl="8" w:tplc="04090005" w:tentative="1">
+      <w:start w:val="1"/>
+      <w:numFmt w:val="bullet"/>
+      <w:lvlText w:val=""/>
+      <w:lvlJc w:val="left"/>
+      <w:pPr>
+        <w:ind w:left="3780" w:hanging="420"/>
+      </w:pPr>
+      <w:rPr>
+        <w:rFonts w:ascii="Wingdings" w:hAnsi="Wingdings" w:hint="default"/>
+      </w:rPr>
+    </w:lvl>
+  </w:abstractNum>
+  <w:abstractNum w:abstractNumId="10" w15:restartNumberingAfterBreak="0">
     <w:nsid w:val="6EEE715C"/>
     <w:multiLevelType w:val="multilevel"/>
     <w:tmpl w:val="38A20BCA"/>
@@ -28467,7 +35660,7 @@
       </w:pPr>
     </w:lvl>
   </w:abstractNum>
-  <w:abstractNum w:abstractNumId="6" w15:restartNumberingAfterBreak="0">
+  <w:abstractNum w:abstractNumId="11" w15:restartNumberingAfterBreak="0">
     <w:nsid w:val="799347AF"/>
     <w:multiLevelType w:val="multilevel"/>
     <w:tmpl w:val="921CDC84"/>
@@ -28581,25 +35774,40 @@
     </w:lvl>
   </w:abstractNum>
   <w:num w:numId="1">
+    <w:abstractNumId w:val="10"/>
+  </w:num>
+  <w:num w:numId="2">
+    <w:abstractNumId w:val="9"/>
+  </w:num>
+  <w:num w:numId="3">
+    <w:abstractNumId w:val="3"/>
+  </w:num>
+  <w:num w:numId="4">
+    <w:abstractNumId w:val="11"/>
+  </w:num>
+  <w:num w:numId="5">
     <w:abstractNumId w:val="5"/>
   </w:num>
-  <w:num w:numId="2">
-    <w:abstractNumId w:val="4"/>
-  </w:num>
-  <w:num w:numId="3">
-    <w:abstractNumId w:val="1"/>
-  </w:num>
-  <w:num w:numId="4">
-    <w:abstractNumId w:val="6"/>
-  </w:num>
-  <w:num w:numId="5">
-    <w:abstractNumId w:val="2"/>
-  </w:num>
   <w:num w:numId="6">
-    <w:abstractNumId w:val="3"/>
+    <w:abstractNumId w:val="7"/>
   </w:num>
   <w:num w:numId="7">
     <w:abstractNumId w:val="0"/>
+  </w:num>
+  <w:num w:numId="8">
+    <w:abstractNumId w:val="6"/>
+  </w:num>
+  <w:num w:numId="9">
+    <w:abstractNumId w:val="4"/>
+  </w:num>
+  <w:num w:numId="10">
+    <w:abstractNumId w:val="8"/>
+  </w:num>
+  <w:num w:numId="11">
+    <w:abstractNumId w:val="2"/>
+  </w:num>
+  <w:num w:numId="12">
+    <w:abstractNumId w:val="1"/>
   </w:num>
 </w:numbering>
 </file>
@@ -29539,7 +36747,7 @@
 </file>
 
 <file path=customXml/itemProps1.xml><?xml version="1.0" encoding="utf-8"?>
-<ds:datastoreItem xmlns:ds="http://schemas.openxmlformats.org/officeDocument/2006/customXml" ds:itemID="{F22FCB2C-F058-4CE8-8314-0B19D45D8908}">
+<ds:datastoreItem xmlns:ds="http://schemas.openxmlformats.org/officeDocument/2006/customXml" ds:itemID="{B3560582-CC1B-409F-AA75-A6ACF605357E}">
   <ds:schemaRefs>
     <ds:schemaRef ds:uri="http://schemas.openxmlformats.org/officeDocument/2006/bibliography"/>
   </ds:schemaRefs>
